--- a/BGIL_DBT/validation/DM-H/DM-H2_MAXIMUS.docx
+++ b/BGIL_DBT/validation/DM-H/DM-H2_MAXIMUS.docx
@@ -34,7 +34,7 @@
         <w:t xml:space="preserve">• Scratch schema: </w:t>
       </w:r>
       <w:r>
-        <w:t xml:space="preserve">Part (b) writes snapshots to BAGIC_PREPROD_CURATED_DB.BGIL_VALIDATION (tables DM_H_CDC_SNAPSHOT and DM_H_RELOAD_SNAPSHOT). The running role needs CREATE SCHEMA / CREATE TABLE / INSERT on it. The name is a placeholder: change VALIDATION_SCHEMA in validation/tools/gen_dm_h.py and regenerate to use another schema.</w:t>
+        <w:t xml:space="preserve">Part (b) writes snapshots to BAGIC_PREPROD_CURATED_DB.UTILS (tables DM_H_CDC_SNAPSHOT and DM_H_RELOAD_SNAPSHOT). The running role needs CREATE SCHEMA / CREATE TABLE / INSERT on it. The name is a placeholder: change VALIDATION_SCHEMA in validation/tools/gen_dm_h.py and regenerate to use another schema.</w:t>
       </w:r>
     </w:p>
     <w:p>
@@ -384,7 +384,7 @@
           </w:tcPr>
           <w:p>
             <w:r>
-              <w:t xml:space="preserve">BAGIC_PREPROD_CURATED_DB.BGIL_VALIDATION -- tables DM_H_CDC_SNAPSHOT / DM_H_RELOAD_SNAPSHOT (transient).</w:t>
+              <w:t xml:space="preserve">BAGIC_PREPROD_CURATED_DB.UTILS -- tables DM_H_CDC_SNAPSHOT / DM_H_RELOAD_SNAPSHOT (transient).</w:t>
             </w:r>
           </w:p>
         </w:tc>
@@ -10622,9 +10622,9 @@
                 <w:rFonts w:ascii="Consolas" w:hAnsi="Consolas"/>
                 <w:sz w:val="17"/>
               </w:rPr>
-              <w:t xml:space="preserve">with b as (select * from BAGIC_PREPROD_CURATED_DB.BGIL_VALIDATION.DM_H_CDC_SNAPSHOT where run_id = $DM_H_RUN and phase = 'BEFORE' and project = 'MAXIMUS'),</w:t>
-              <w:br/>
-              <w:t xml:space="preserve">     a as (select * from BAGIC_PREPROD_CURATED_DB.BGIL_VALIDATION.DM_H_CDC_SNAPSHOT where run_id = $DM_H_RUN and phase = 'AFTER'  and project = 'MAXIMUS'),</w:t>
+              <w:t xml:space="preserve">with b as (select * from BAGIC_PREPROD_CURATED_DB.UTILS.DM_H_CDC_SNAPSHOT where run_id = $DM_H_RUN and phase = 'BEFORE' and project = 'MAXIMUS'),</w:t>
+              <w:br/>
+              <w:t xml:space="preserve">     a as (select * from BAGIC_PREPROD_CURATED_DB.UTILS.DM_H_CDC_SNAPSHOT where run_id = $DM_H_RUN and phase = 'AFTER'  and project = 'MAXIMUS'),</w:t>
               <w:br/>
               <w:t xml:space="preserve">     k as (</w:t>
               <w:br/>
@@ -10713,7 +10713,7 @@
     </w:tbl>
     <w:p/>
     <w:sectPr>
-      <w:pgSz w:w="12240" w:h="15840"/>
+      <w:pgSz w:w="12240" w:h="15840" w:orient="portrait"/>
       <w:pgMar w:top="1440" w:right="1800" w:bottom="1440" w:left="1800" w:header="720" w:footer="720" w:gutter="0"/>
       <w:cols w:space="720"/>
       <w:docGrid w:linePitch="360"/>
@@ -10810,7 +10810,7 @@
         <w:ind w:left="1440" w:hanging="360"/>
       </w:pPr>
       <w:rPr>
-        <w:rFonts w:ascii="Symbol" w:hAnsi="Symbol" w:hint="default"/>
+        <w:rFonts w:hint="default" w:ascii="Symbol" w:hAnsi="Symbol"/>
       </w:rPr>
     </w:lvl>
   </w:abstractNum>
@@ -10831,7 +10831,7 @@
         <w:ind w:left="1080" w:hanging="360"/>
       </w:pPr>
       <w:rPr>
-        <w:rFonts w:ascii="Symbol" w:hAnsi="Symbol" w:hint="default"/>
+        <w:rFonts w:hint="default" w:ascii="Symbol" w:hAnsi="Symbol"/>
       </w:rPr>
     </w:lvl>
   </w:abstractNum>
@@ -10852,7 +10852,7 @@
         <w:ind w:left="720" w:hanging="360"/>
       </w:pPr>
       <w:rPr>
-        <w:rFonts w:ascii="Symbol" w:hAnsi="Symbol" w:hint="default"/>
+        <w:rFonts w:hint="default" w:ascii="Symbol" w:hAnsi="Symbol"/>
       </w:rPr>
     </w:lvl>
   </w:abstractNum>
@@ -10891,7 +10891,7 @@
         <w:ind w:left="360" w:hanging="360"/>
       </w:pPr>
       <w:rPr>
-        <w:rFonts w:ascii="Symbol" w:hAnsi="Symbol" w:hint="default"/>
+        <w:rFonts w:hint="default" w:ascii="Symbol" w:hAnsi="Symbol"/>
       </w:rPr>
     </w:lvl>
   </w:abstractNum>
@@ -10926,11 +10926,11 @@
 </file>
 
 <file path=word/styles.xml><?xml version="1.0" encoding="utf-8"?>
-<w:styles xmlns:mc="http://schemas.openxmlformats.org/markup-compatibility/2006" xmlns:r="http://schemas.openxmlformats.org/officeDocument/2006/relationships" xmlns:w="http://schemas.openxmlformats.org/wordprocessingml/2006/main" xmlns:w14="http://schemas.microsoft.com/office/word/2010/wordml" mc:Ignorable="w14">
+<w:styles xmlns:wp14="http://schemas.microsoft.com/office/word/2010/wordprocessingDrawing" xmlns:mc="http://schemas.openxmlformats.org/markup-compatibility/2006" xmlns:r="http://schemas.openxmlformats.org/officeDocument/2006/relationships" xmlns:w="http://schemas.openxmlformats.org/wordprocessingml/2006/main" xmlns:w14="http://schemas.microsoft.com/office/word/2010/wordml" mc:Ignorable="w14 wp14">
   <w:docDefaults>
     <w:rPrDefault>
       <w:rPr>
-        <w:rFonts w:asciiTheme="minorHAnsi" w:eastAsiaTheme="minorEastAsia" w:hAnsiTheme="minorHAnsi" w:cstheme="minorBidi"/>
+        <w:rFonts w:asciiTheme="minorHAnsi" w:hAnsiTheme="minorHAnsi" w:eastAsiaTheme="minorEastAsia" w:cstheme="minorBidi"/>
         <w:sz w:val="22"/>
         <w:szCs w:val="22"/>
         <w:lang w:val="en-US" w:eastAsia="en-US" w:bidi="ar-SA"/>
@@ -10943,8 +10943,8 @@
     </w:pPrDefault>
   </w:docDefaults>
   <w:latentStyles w:defLockedState="0" w:defUIPriority="99" w:defSemiHidden="1" w:defUnhideWhenUsed="1" w:defQFormat="0" w:count="276">
-    <w:lsdException w:name="Normal" w:semiHidden="0" w:uiPriority="0" w:unhideWhenUsed="0" w:qFormat="1"/>
-    <w:lsdException w:name="heading 1" w:semiHidden="0" w:uiPriority="9" w:unhideWhenUsed="0" w:qFormat="1"/>
+    <w:lsdException w:name="Normal" w:uiPriority="0" w:semiHidden="0" w:unhideWhenUsed="0" w:qFormat="1"/>
+    <w:lsdException w:name="heading 1" w:uiPriority="9" w:semiHidden="0" w:unhideWhenUsed="0" w:qFormat="1"/>
     <w:lsdException w:name="heading 2" w:uiPriority="9" w:qFormat="1"/>
     <w:lsdException w:name="heading 3" w:uiPriority="9" w:qFormat="1"/>
     <w:lsdException w:name="heading 4" w:uiPriority="9" w:qFormat="1"/>
@@ -10963,125 +10963,125 @@
     <w:lsdException w:name="toc 8" w:uiPriority="39"/>
     <w:lsdException w:name="toc 9" w:uiPriority="39"/>
     <w:lsdException w:name="caption" w:uiPriority="35" w:qFormat="1"/>
-    <w:lsdException w:name="Title" w:semiHidden="0" w:uiPriority="10" w:unhideWhenUsed="0" w:qFormat="1"/>
+    <w:lsdException w:name="Title" w:uiPriority="10" w:semiHidden="0" w:unhideWhenUsed="0" w:qFormat="1"/>
     <w:lsdException w:name="Default Paragraph Font" w:uiPriority="1"/>
-    <w:lsdException w:name="Subtitle" w:semiHidden="0" w:uiPriority="11" w:unhideWhenUsed="0" w:qFormat="1"/>
-    <w:lsdException w:name="Strong" w:semiHidden="0" w:uiPriority="22" w:unhideWhenUsed="0" w:qFormat="1"/>
-    <w:lsdException w:name="Emphasis" w:semiHidden="0" w:uiPriority="20" w:unhideWhenUsed="0" w:qFormat="1"/>
-    <w:lsdException w:name="Table Grid" w:semiHidden="0" w:uiPriority="59" w:unhideWhenUsed="0"/>
+    <w:lsdException w:name="Subtitle" w:uiPriority="11" w:semiHidden="0" w:unhideWhenUsed="0" w:qFormat="1"/>
+    <w:lsdException w:name="Strong" w:uiPriority="22" w:semiHidden="0" w:unhideWhenUsed="0" w:qFormat="1"/>
+    <w:lsdException w:name="Emphasis" w:uiPriority="20" w:semiHidden="0" w:unhideWhenUsed="0" w:qFormat="1"/>
+    <w:lsdException w:name="Table Grid" w:uiPriority="59" w:semiHidden="0" w:unhideWhenUsed="0"/>
     <w:lsdException w:name="Placeholder Text" w:unhideWhenUsed="0"/>
-    <w:lsdException w:name="No Spacing" w:semiHidden="0" w:uiPriority="1" w:unhideWhenUsed="0" w:qFormat="1"/>
-    <w:lsdException w:name="Light Shading" w:semiHidden="0" w:uiPriority="60" w:unhideWhenUsed="0"/>
-    <w:lsdException w:name="Light List" w:semiHidden="0" w:uiPriority="61" w:unhideWhenUsed="0"/>
-    <w:lsdException w:name="Light Grid" w:semiHidden="0" w:uiPriority="62" w:unhideWhenUsed="0"/>
-    <w:lsdException w:name="Medium Shading 1" w:semiHidden="0" w:uiPriority="63" w:unhideWhenUsed="0"/>
-    <w:lsdException w:name="Medium Shading 2" w:semiHidden="0" w:uiPriority="64" w:unhideWhenUsed="0"/>
-    <w:lsdException w:name="Medium List 1" w:semiHidden="0" w:uiPriority="65" w:unhideWhenUsed="0"/>
-    <w:lsdException w:name="Medium List 2" w:semiHidden="0" w:uiPriority="66" w:unhideWhenUsed="0"/>
-    <w:lsdException w:name="Medium Grid 1" w:semiHidden="0" w:uiPriority="67" w:unhideWhenUsed="0"/>
-    <w:lsdException w:name="Medium Grid 2" w:semiHidden="0" w:uiPriority="68" w:unhideWhenUsed="0"/>
-    <w:lsdException w:name="Medium Grid 3" w:semiHidden="0" w:uiPriority="69" w:unhideWhenUsed="0"/>
-    <w:lsdException w:name="Dark List" w:semiHidden="0" w:uiPriority="70" w:unhideWhenUsed="0"/>
-    <w:lsdException w:name="Colorful Shading" w:semiHidden="0" w:uiPriority="71" w:unhideWhenUsed="0"/>
-    <w:lsdException w:name="Colorful List" w:semiHidden="0" w:uiPriority="72" w:unhideWhenUsed="0"/>
-    <w:lsdException w:name="Colorful Grid" w:semiHidden="0" w:uiPriority="73" w:unhideWhenUsed="0"/>
-    <w:lsdException w:name="Light Shading Accent 1" w:semiHidden="0" w:uiPriority="60" w:unhideWhenUsed="0"/>
-    <w:lsdException w:name="Light List Accent 1" w:semiHidden="0" w:uiPriority="61" w:unhideWhenUsed="0"/>
-    <w:lsdException w:name="Light Grid Accent 1" w:semiHidden="0" w:uiPriority="62" w:unhideWhenUsed="0"/>
-    <w:lsdException w:name="Medium Shading 1 Accent 1" w:semiHidden="0" w:uiPriority="63" w:unhideWhenUsed="0"/>
-    <w:lsdException w:name="Medium Shading 2 Accent 1" w:semiHidden="0" w:uiPriority="64" w:unhideWhenUsed="0"/>
-    <w:lsdException w:name="Medium List 1 Accent 1" w:semiHidden="0" w:uiPriority="65" w:unhideWhenUsed="0"/>
+    <w:lsdException w:name="No Spacing" w:uiPriority="1" w:semiHidden="0" w:unhideWhenUsed="0" w:qFormat="1"/>
+    <w:lsdException w:name="Light Shading" w:uiPriority="60" w:semiHidden="0" w:unhideWhenUsed="0"/>
+    <w:lsdException w:name="Light List" w:uiPriority="61" w:semiHidden="0" w:unhideWhenUsed="0"/>
+    <w:lsdException w:name="Light Grid" w:uiPriority="62" w:semiHidden="0" w:unhideWhenUsed="0"/>
+    <w:lsdException w:name="Medium Shading 1" w:uiPriority="63" w:semiHidden="0" w:unhideWhenUsed="0"/>
+    <w:lsdException w:name="Medium Shading 2" w:uiPriority="64" w:semiHidden="0" w:unhideWhenUsed="0"/>
+    <w:lsdException w:name="Medium List 1" w:uiPriority="65" w:semiHidden="0" w:unhideWhenUsed="0"/>
+    <w:lsdException w:name="Medium List 2" w:uiPriority="66" w:semiHidden="0" w:unhideWhenUsed="0"/>
+    <w:lsdException w:name="Medium Grid 1" w:uiPriority="67" w:semiHidden="0" w:unhideWhenUsed="0"/>
+    <w:lsdException w:name="Medium Grid 2" w:uiPriority="68" w:semiHidden="0" w:unhideWhenUsed="0"/>
+    <w:lsdException w:name="Medium Grid 3" w:uiPriority="69" w:semiHidden="0" w:unhideWhenUsed="0"/>
+    <w:lsdException w:name="Dark List" w:uiPriority="70" w:semiHidden="0" w:unhideWhenUsed="0"/>
+    <w:lsdException w:name="Colorful Shading" w:uiPriority="71" w:semiHidden="0" w:unhideWhenUsed="0"/>
+    <w:lsdException w:name="Colorful List" w:uiPriority="72" w:semiHidden="0" w:unhideWhenUsed="0"/>
+    <w:lsdException w:name="Colorful Grid" w:uiPriority="73" w:semiHidden="0" w:unhideWhenUsed="0"/>
+    <w:lsdException w:name="Light Shading Accent 1" w:uiPriority="60" w:semiHidden="0" w:unhideWhenUsed="0"/>
+    <w:lsdException w:name="Light List Accent 1" w:uiPriority="61" w:semiHidden="0" w:unhideWhenUsed="0"/>
+    <w:lsdException w:name="Light Grid Accent 1" w:uiPriority="62" w:semiHidden="0" w:unhideWhenUsed="0"/>
+    <w:lsdException w:name="Medium Shading 1 Accent 1" w:uiPriority="63" w:semiHidden="0" w:unhideWhenUsed="0"/>
+    <w:lsdException w:name="Medium Shading 2 Accent 1" w:uiPriority="64" w:semiHidden="0" w:unhideWhenUsed="0"/>
+    <w:lsdException w:name="Medium List 1 Accent 1" w:uiPriority="65" w:semiHidden="0" w:unhideWhenUsed="0"/>
     <w:lsdException w:name="Revision" w:unhideWhenUsed="0"/>
-    <w:lsdException w:name="List Paragraph" w:semiHidden="0" w:uiPriority="34" w:unhideWhenUsed="0" w:qFormat="1"/>
-    <w:lsdException w:name="Quote" w:semiHidden="0" w:uiPriority="29" w:unhideWhenUsed="0" w:qFormat="1"/>
-    <w:lsdException w:name="Intense Quote" w:semiHidden="0" w:uiPriority="30" w:unhideWhenUsed="0" w:qFormat="1"/>
-    <w:lsdException w:name="Medium List 2 Accent 1" w:semiHidden="0" w:uiPriority="66" w:unhideWhenUsed="0"/>
-    <w:lsdException w:name="Medium Grid 1 Accent 1" w:semiHidden="0" w:uiPriority="67" w:unhideWhenUsed="0"/>
-    <w:lsdException w:name="Medium Grid 2 Accent 1" w:semiHidden="0" w:uiPriority="68" w:unhideWhenUsed="0"/>
-    <w:lsdException w:name="Medium Grid 3 Accent 1" w:semiHidden="0" w:uiPriority="69" w:unhideWhenUsed="0"/>
-    <w:lsdException w:name="Dark List Accent 1" w:semiHidden="0" w:uiPriority="70" w:unhideWhenUsed="0"/>
-    <w:lsdException w:name="Colorful Shading Accent 1" w:semiHidden="0" w:uiPriority="71" w:unhideWhenUsed="0"/>
-    <w:lsdException w:name="Colorful List Accent 1" w:semiHidden="0" w:uiPriority="72" w:unhideWhenUsed="0"/>
-    <w:lsdException w:name="Colorful Grid Accent 1" w:semiHidden="0" w:uiPriority="73" w:unhideWhenUsed="0"/>
-    <w:lsdException w:name="Light Shading Accent 2" w:semiHidden="0" w:uiPriority="60" w:unhideWhenUsed="0"/>
-    <w:lsdException w:name="Light List Accent 2" w:semiHidden="0" w:uiPriority="61" w:unhideWhenUsed="0"/>
-    <w:lsdException w:name="Light Grid Accent 2" w:semiHidden="0" w:uiPriority="62" w:unhideWhenUsed="0"/>
-    <w:lsdException w:name="Medium Shading 1 Accent 2" w:semiHidden="0" w:uiPriority="63" w:unhideWhenUsed="0"/>
-    <w:lsdException w:name="Medium Shading 2 Accent 2" w:semiHidden="0" w:uiPriority="64" w:unhideWhenUsed="0"/>
-    <w:lsdException w:name="Medium List 1 Accent 2" w:semiHidden="0" w:uiPriority="65" w:unhideWhenUsed="0"/>
-    <w:lsdException w:name="Medium List 2 Accent 2" w:semiHidden="0" w:uiPriority="66" w:unhideWhenUsed="0"/>
-    <w:lsdException w:name="Medium Grid 1 Accent 2" w:semiHidden="0" w:uiPriority="67" w:unhideWhenUsed="0"/>
-    <w:lsdException w:name="Medium Grid 2 Accent 2" w:semiHidden="0" w:uiPriority="68" w:unhideWhenUsed="0"/>
-    <w:lsdException w:name="Medium Grid 3 Accent 2" w:semiHidden="0" w:uiPriority="69" w:unhideWhenUsed="0"/>
-    <w:lsdException w:name="Dark List Accent 2" w:semiHidden="0" w:uiPriority="70" w:unhideWhenUsed="0"/>
-    <w:lsdException w:name="Colorful Shading Accent 2" w:semiHidden="0" w:uiPriority="71" w:unhideWhenUsed="0"/>
-    <w:lsdException w:name="Colorful List Accent 2" w:semiHidden="0" w:uiPriority="72" w:unhideWhenUsed="0"/>
-    <w:lsdException w:name="Colorful Grid Accent 2" w:semiHidden="0" w:uiPriority="73" w:unhideWhenUsed="0"/>
-    <w:lsdException w:name="Light Shading Accent 3" w:semiHidden="0" w:uiPriority="60" w:unhideWhenUsed="0"/>
-    <w:lsdException w:name="Light List Accent 3" w:semiHidden="0" w:uiPriority="61" w:unhideWhenUsed="0"/>
-    <w:lsdException w:name="Light Grid Accent 3" w:semiHidden="0" w:uiPriority="62" w:unhideWhenUsed="0"/>
-    <w:lsdException w:name="Medium Shading 1 Accent 3" w:semiHidden="0" w:uiPriority="63" w:unhideWhenUsed="0"/>
-    <w:lsdException w:name="Medium Shading 2 Accent 3" w:semiHidden="0" w:uiPriority="64" w:unhideWhenUsed="0"/>
-    <w:lsdException w:name="Medium List 1 Accent 3" w:semiHidden="0" w:uiPriority="65" w:unhideWhenUsed="0"/>
-    <w:lsdException w:name="Medium List 2 Accent 3" w:semiHidden="0" w:uiPriority="66" w:unhideWhenUsed="0"/>
-    <w:lsdException w:name="Medium Grid 1 Accent 3" w:semiHidden="0" w:uiPriority="67" w:unhideWhenUsed="0"/>
-    <w:lsdException w:name="Medium Grid 2 Accent 3" w:semiHidden="0" w:uiPriority="68" w:unhideWhenUsed="0"/>
-    <w:lsdException w:name="Medium Grid 3 Accent 3" w:semiHidden="0" w:uiPriority="69" w:unhideWhenUsed="0"/>
-    <w:lsdException w:name="Dark List Accent 3" w:semiHidden="0" w:uiPriority="70" w:unhideWhenUsed="0"/>
-    <w:lsdException w:name="Colorful Shading Accent 3" w:semiHidden="0" w:uiPriority="71" w:unhideWhenUsed="0"/>
-    <w:lsdException w:name="Colorful List Accent 3" w:semiHidden="0" w:uiPriority="72" w:unhideWhenUsed="0"/>
-    <w:lsdException w:name="Colorful Grid Accent 3" w:semiHidden="0" w:uiPriority="73" w:unhideWhenUsed="0"/>
-    <w:lsdException w:name="Light Shading Accent 4" w:semiHidden="0" w:uiPriority="60" w:unhideWhenUsed="0"/>
-    <w:lsdException w:name="Light List Accent 4" w:semiHidden="0" w:uiPriority="61" w:unhideWhenUsed="0"/>
-    <w:lsdException w:name="Light Grid Accent 4" w:semiHidden="0" w:uiPriority="62" w:unhideWhenUsed="0"/>
-    <w:lsdException w:name="Medium Shading 1 Accent 4" w:semiHidden="0" w:uiPriority="63" w:unhideWhenUsed="0"/>
-    <w:lsdException w:name="Medium Shading 2 Accent 4" w:semiHidden="0" w:uiPriority="64" w:unhideWhenUsed="0"/>
-    <w:lsdException w:name="Medium List 1 Accent 4" w:semiHidden="0" w:uiPriority="65" w:unhideWhenUsed="0"/>
-    <w:lsdException w:name="Medium List 2 Accent 4" w:semiHidden="0" w:uiPriority="66" w:unhideWhenUsed="0"/>
-    <w:lsdException w:name="Medium Grid 1 Accent 4" w:semiHidden="0" w:uiPriority="67" w:unhideWhenUsed="0"/>
-    <w:lsdException w:name="Medium Grid 2 Accent 4" w:semiHidden="0" w:uiPriority="68" w:unhideWhenUsed="0"/>
-    <w:lsdException w:name="Medium Grid 3 Accent 4" w:semiHidden="0" w:uiPriority="69" w:unhideWhenUsed="0"/>
-    <w:lsdException w:name="Dark List Accent 4" w:semiHidden="0" w:uiPriority="70" w:unhideWhenUsed="0"/>
-    <w:lsdException w:name="Colorful Shading Accent 4" w:semiHidden="0" w:uiPriority="71" w:unhideWhenUsed="0"/>
-    <w:lsdException w:name="Colorful List Accent 4" w:semiHidden="0" w:uiPriority="72" w:unhideWhenUsed="0"/>
-    <w:lsdException w:name="Colorful Grid Accent 4" w:semiHidden="0" w:uiPriority="73" w:unhideWhenUsed="0"/>
-    <w:lsdException w:name="Light Shading Accent 5" w:semiHidden="0" w:uiPriority="60" w:unhideWhenUsed="0"/>
-    <w:lsdException w:name="Light List Accent 5" w:semiHidden="0" w:uiPriority="61" w:unhideWhenUsed="0"/>
-    <w:lsdException w:name="Light Grid Accent 5" w:semiHidden="0" w:uiPriority="62" w:unhideWhenUsed="0"/>
-    <w:lsdException w:name="Medium Shading 1 Accent 5" w:semiHidden="0" w:uiPriority="63" w:unhideWhenUsed="0"/>
-    <w:lsdException w:name="Medium Shading 2 Accent 5" w:semiHidden="0" w:uiPriority="64" w:unhideWhenUsed="0"/>
-    <w:lsdException w:name="Medium List 1 Accent 5" w:semiHidden="0" w:uiPriority="65" w:unhideWhenUsed="0"/>
-    <w:lsdException w:name="Medium List 2 Accent 5" w:semiHidden="0" w:uiPriority="66" w:unhideWhenUsed="0"/>
-    <w:lsdException w:name="Medium Grid 1 Accent 5" w:semiHidden="0" w:uiPriority="67" w:unhideWhenUsed="0"/>
-    <w:lsdException w:name="Medium Grid 2 Accent 5" w:semiHidden="0" w:uiPriority="68" w:unhideWhenUsed="0"/>
-    <w:lsdException w:name="Medium Grid 3 Accent 5" w:semiHidden="0" w:uiPriority="69" w:unhideWhenUsed="0"/>
-    <w:lsdException w:name="Dark List Accent 5" w:semiHidden="0" w:uiPriority="70" w:unhideWhenUsed="0"/>
-    <w:lsdException w:name="Colorful Shading Accent 5" w:semiHidden="0" w:uiPriority="71" w:unhideWhenUsed="0"/>
-    <w:lsdException w:name="Colorful List Accent 5" w:semiHidden="0" w:uiPriority="72" w:unhideWhenUsed="0"/>
-    <w:lsdException w:name="Colorful Grid Accent 5" w:semiHidden="0" w:uiPriority="73" w:unhideWhenUsed="0"/>
-    <w:lsdException w:name="Light Shading Accent 6" w:semiHidden="0" w:uiPriority="60" w:unhideWhenUsed="0"/>
-    <w:lsdException w:name="Light List Accent 6" w:semiHidden="0" w:uiPriority="61" w:unhideWhenUsed="0"/>
-    <w:lsdException w:name="Light Grid Accent 6" w:semiHidden="0" w:uiPriority="62" w:unhideWhenUsed="0"/>
-    <w:lsdException w:name="Medium Shading 1 Accent 6" w:semiHidden="0" w:uiPriority="63" w:unhideWhenUsed="0"/>
-    <w:lsdException w:name="Medium Shading 2 Accent 6" w:semiHidden="0" w:uiPriority="64" w:unhideWhenUsed="0"/>
-    <w:lsdException w:name="Medium List 1 Accent 6" w:semiHidden="0" w:uiPriority="65" w:unhideWhenUsed="0"/>
-    <w:lsdException w:name="Medium List 2 Accent 6" w:semiHidden="0" w:uiPriority="66" w:unhideWhenUsed="0"/>
-    <w:lsdException w:name="Medium Grid 1 Accent 6" w:semiHidden="0" w:uiPriority="67" w:unhideWhenUsed="0"/>
-    <w:lsdException w:name="Medium Grid 2 Accent 6" w:semiHidden="0" w:uiPriority="68" w:unhideWhenUsed="0"/>
-    <w:lsdException w:name="Medium Grid 3 Accent 6" w:semiHidden="0" w:uiPriority="69" w:unhideWhenUsed="0"/>
-    <w:lsdException w:name="Dark List Accent 6" w:semiHidden="0" w:uiPriority="70" w:unhideWhenUsed="0"/>
-    <w:lsdException w:name="Colorful Shading Accent 6" w:semiHidden="0" w:uiPriority="71" w:unhideWhenUsed="0"/>
-    <w:lsdException w:name="Colorful List Accent 6" w:semiHidden="0" w:uiPriority="72" w:unhideWhenUsed="0"/>
-    <w:lsdException w:name="Colorful Grid Accent 6" w:semiHidden="0" w:uiPriority="73" w:unhideWhenUsed="0"/>
-    <w:lsdException w:name="Subtle Emphasis" w:semiHidden="0" w:uiPriority="19" w:unhideWhenUsed="0" w:qFormat="1"/>
-    <w:lsdException w:name="Intense Emphasis" w:semiHidden="0" w:uiPriority="21" w:unhideWhenUsed="0" w:qFormat="1"/>
-    <w:lsdException w:name="Subtle Reference" w:semiHidden="0" w:uiPriority="31" w:unhideWhenUsed="0" w:qFormat="1"/>
-    <w:lsdException w:name="Intense Reference" w:semiHidden="0" w:uiPriority="32" w:unhideWhenUsed="0" w:qFormat="1"/>
-    <w:lsdException w:name="Book Title" w:semiHidden="0" w:uiPriority="33" w:unhideWhenUsed="0" w:qFormat="1"/>
+    <w:lsdException w:name="List Paragraph" w:uiPriority="34" w:semiHidden="0" w:unhideWhenUsed="0" w:qFormat="1"/>
+    <w:lsdException w:name="Quote" w:uiPriority="29" w:semiHidden="0" w:unhideWhenUsed="0" w:qFormat="1"/>
+    <w:lsdException w:name="Intense Quote" w:uiPriority="30" w:semiHidden="0" w:unhideWhenUsed="0" w:qFormat="1"/>
+    <w:lsdException w:name="Medium List 2 Accent 1" w:uiPriority="66" w:semiHidden="0" w:unhideWhenUsed="0"/>
+    <w:lsdException w:name="Medium Grid 1 Accent 1" w:uiPriority="67" w:semiHidden="0" w:unhideWhenUsed="0"/>
+    <w:lsdException w:name="Medium Grid 2 Accent 1" w:uiPriority="68" w:semiHidden="0" w:unhideWhenUsed="0"/>
+    <w:lsdException w:name="Medium Grid 3 Accent 1" w:uiPriority="69" w:semiHidden="0" w:unhideWhenUsed="0"/>
+    <w:lsdException w:name="Dark List Accent 1" w:uiPriority="70" w:semiHidden="0" w:unhideWhenUsed="0"/>
+    <w:lsdException w:name="Colorful Shading Accent 1" w:uiPriority="71" w:semiHidden="0" w:unhideWhenUsed="0"/>
+    <w:lsdException w:name="Colorful List Accent 1" w:uiPriority="72" w:semiHidden="0" w:unhideWhenUsed="0"/>
+    <w:lsdException w:name="Colorful Grid Accent 1" w:uiPriority="73" w:semiHidden="0" w:unhideWhenUsed="0"/>
+    <w:lsdException w:name="Light Shading Accent 2" w:uiPriority="60" w:semiHidden="0" w:unhideWhenUsed="0"/>
+    <w:lsdException w:name="Light List Accent 2" w:uiPriority="61" w:semiHidden="0" w:unhideWhenUsed="0"/>
+    <w:lsdException w:name="Light Grid Accent 2" w:uiPriority="62" w:semiHidden="0" w:unhideWhenUsed="0"/>
+    <w:lsdException w:name="Medium Shading 1 Accent 2" w:uiPriority="63" w:semiHidden="0" w:unhideWhenUsed="0"/>
+    <w:lsdException w:name="Medium Shading 2 Accent 2" w:uiPriority="64" w:semiHidden="0" w:unhideWhenUsed="0"/>
+    <w:lsdException w:name="Medium List 1 Accent 2" w:uiPriority="65" w:semiHidden="0" w:unhideWhenUsed="0"/>
+    <w:lsdException w:name="Medium List 2 Accent 2" w:uiPriority="66" w:semiHidden="0" w:unhideWhenUsed="0"/>
+    <w:lsdException w:name="Medium Grid 1 Accent 2" w:uiPriority="67" w:semiHidden="0" w:unhideWhenUsed="0"/>
+    <w:lsdException w:name="Medium Grid 2 Accent 2" w:uiPriority="68" w:semiHidden="0" w:unhideWhenUsed="0"/>
+    <w:lsdException w:name="Medium Grid 3 Accent 2" w:uiPriority="69" w:semiHidden="0" w:unhideWhenUsed="0"/>
+    <w:lsdException w:name="Dark List Accent 2" w:uiPriority="70" w:semiHidden="0" w:unhideWhenUsed="0"/>
+    <w:lsdException w:name="Colorful Shading Accent 2" w:uiPriority="71" w:semiHidden="0" w:unhideWhenUsed="0"/>
+    <w:lsdException w:name="Colorful List Accent 2" w:uiPriority="72" w:semiHidden="0" w:unhideWhenUsed="0"/>
+    <w:lsdException w:name="Colorful Grid Accent 2" w:uiPriority="73" w:semiHidden="0" w:unhideWhenUsed="0"/>
+    <w:lsdException w:name="Light Shading Accent 3" w:uiPriority="60" w:semiHidden="0" w:unhideWhenUsed="0"/>
+    <w:lsdException w:name="Light List Accent 3" w:uiPriority="61" w:semiHidden="0" w:unhideWhenUsed="0"/>
+    <w:lsdException w:name="Light Grid Accent 3" w:uiPriority="62" w:semiHidden="0" w:unhideWhenUsed="0"/>
+    <w:lsdException w:name="Medium Shading 1 Accent 3" w:uiPriority="63" w:semiHidden="0" w:unhideWhenUsed="0"/>
+    <w:lsdException w:name="Medium Shading 2 Accent 3" w:uiPriority="64" w:semiHidden="0" w:unhideWhenUsed="0"/>
+    <w:lsdException w:name="Medium List 1 Accent 3" w:uiPriority="65" w:semiHidden="0" w:unhideWhenUsed="0"/>
+    <w:lsdException w:name="Medium List 2 Accent 3" w:uiPriority="66" w:semiHidden="0" w:unhideWhenUsed="0"/>
+    <w:lsdException w:name="Medium Grid 1 Accent 3" w:uiPriority="67" w:semiHidden="0" w:unhideWhenUsed="0"/>
+    <w:lsdException w:name="Medium Grid 2 Accent 3" w:uiPriority="68" w:semiHidden="0" w:unhideWhenUsed="0"/>
+    <w:lsdException w:name="Medium Grid 3 Accent 3" w:uiPriority="69" w:semiHidden="0" w:unhideWhenUsed="0"/>
+    <w:lsdException w:name="Dark List Accent 3" w:uiPriority="70" w:semiHidden="0" w:unhideWhenUsed="0"/>
+    <w:lsdException w:name="Colorful Shading Accent 3" w:uiPriority="71" w:semiHidden="0" w:unhideWhenUsed="0"/>
+    <w:lsdException w:name="Colorful List Accent 3" w:uiPriority="72" w:semiHidden="0" w:unhideWhenUsed="0"/>
+    <w:lsdException w:name="Colorful Grid Accent 3" w:uiPriority="73" w:semiHidden="0" w:unhideWhenUsed="0"/>
+    <w:lsdException w:name="Light Shading Accent 4" w:uiPriority="60" w:semiHidden="0" w:unhideWhenUsed="0"/>
+    <w:lsdException w:name="Light List Accent 4" w:uiPriority="61" w:semiHidden="0" w:unhideWhenUsed="0"/>
+    <w:lsdException w:name="Light Grid Accent 4" w:uiPriority="62" w:semiHidden="0" w:unhideWhenUsed="0"/>
+    <w:lsdException w:name="Medium Shading 1 Accent 4" w:uiPriority="63" w:semiHidden="0" w:unhideWhenUsed="0"/>
+    <w:lsdException w:name="Medium Shading 2 Accent 4" w:uiPriority="64" w:semiHidden="0" w:unhideWhenUsed="0"/>
+    <w:lsdException w:name="Medium List 1 Accent 4" w:uiPriority="65" w:semiHidden="0" w:unhideWhenUsed="0"/>
+    <w:lsdException w:name="Medium List 2 Accent 4" w:uiPriority="66" w:semiHidden="0" w:unhideWhenUsed="0"/>
+    <w:lsdException w:name="Medium Grid 1 Accent 4" w:uiPriority="67" w:semiHidden="0" w:unhideWhenUsed="0"/>
+    <w:lsdException w:name="Medium Grid 2 Accent 4" w:uiPriority="68" w:semiHidden="0" w:unhideWhenUsed="0"/>
+    <w:lsdException w:name="Medium Grid 3 Accent 4" w:uiPriority="69" w:semiHidden="0" w:unhideWhenUsed="0"/>
+    <w:lsdException w:name="Dark List Accent 4" w:uiPriority="70" w:semiHidden="0" w:unhideWhenUsed="0"/>
+    <w:lsdException w:name="Colorful Shading Accent 4" w:uiPriority="71" w:semiHidden="0" w:unhideWhenUsed="0"/>
+    <w:lsdException w:name="Colorful List Accent 4" w:uiPriority="72" w:semiHidden="0" w:unhideWhenUsed="0"/>
+    <w:lsdException w:name="Colorful Grid Accent 4" w:uiPriority="73" w:semiHidden="0" w:unhideWhenUsed="0"/>
+    <w:lsdException w:name="Light Shading Accent 5" w:uiPriority="60" w:semiHidden="0" w:unhideWhenUsed="0"/>
+    <w:lsdException w:name="Light List Accent 5" w:uiPriority="61" w:semiHidden="0" w:unhideWhenUsed="0"/>
+    <w:lsdException w:name="Light Grid Accent 5" w:uiPriority="62" w:semiHidden="0" w:unhideWhenUsed="0"/>
+    <w:lsdException w:name="Medium Shading 1 Accent 5" w:uiPriority="63" w:semiHidden="0" w:unhideWhenUsed="0"/>
+    <w:lsdException w:name="Medium Shading 2 Accent 5" w:uiPriority="64" w:semiHidden="0" w:unhideWhenUsed="0"/>
+    <w:lsdException w:name="Medium List 1 Accent 5" w:uiPriority="65" w:semiHidden="0" w:unhideWhenUsed="0"/>
+    <w:lsdException w:name="Medium List 2 Accent 5" w:uiPriority="66" w:semiHidden="0" w:unhideWhenUsed="0"/>
+    <w:lsdException w:name="Medium Grid 1 Accent 5" w:uiPriority="67" w:semiHidden="0" w:unhideWhenUsed="0"/>
+    <w:lsdException w:name="Medium Grid 2 Accent 5" w:uiPriority="68" w:semiHidden="0" w:unhideWhenUsed="0"/>
+    <w:lsdException w:name="Medium Grid 3 Accent 5" w:uiPriority="69" w:semiHidden="0" w:unhideWhenUsed="0"/>
+    <w:lsdException w:name="Dark List Accent 5" w:uiPriority="70" w:semiHidden="0" w:unhideWhenUsed="0"/>
+    <w:lsdException w:name="Colorful Shading Accent 5" w:uiPriority="71" w:semiHidden="0" w:unhideWhenUsed="0"/>
+    <w:lsdException w:name="Colorful List Accent 5" w:uiPriority="72" w:semiHidden="0" w:unhideWhenUsed="0"/>
+    <w:lsdException w:name="Colorful Grid Accent 5" w:uiPriority="73" w:semiHidden="0" w:unhideWhenUsed="0"/>
+    <w:lsdException w:name="Light Shading Accent 6" w:uiPriority="60" w:semiHidden="0" w:unhideWhenUsed="0"/>
+    <w:lsdException w:name="Light List Accent 6" w:uiPriority="61" w:semiHidden="0" w:unhideWhenUsed="0"/>
+    <w:lsdException w:name="Light Grid Accent 6" w:uiPriority="62" w:semiHidden="0" w:unhideWhenUsed="0"/>
+    <w:lsdException w:name="Medium Shading 1 Accent 6" w:uiPriority="63" w:semiHidden="0" w:unhideWhenUsed="0"/>
+    <w:lsdException w:name="Medium Shading 2 Accent 6" w:uiPriority="64" w:semiHidden="0" w:unhideWhenUsed="0"/>
+    <w:lsdException w:name="Medium List 1 Accent 6" w:uiPriority="65" w:semiHidden="0" w:unhideWhenUsed="0"/>
+    <w:lsdException w:name="Medium List 2 Accent 6" w:uiPriority="66" w:semiHidden="0" w:unhideWhenUsed="0"/>
+    <w:lsdException w:name="Medium Grid 1 Accent 6" w:uiPriority="67" w:semiHidden="0" w:unhideWhenUsed="0"/>
+    <w:lsdException w:name="Medium Grid 2 Accent 6" w:uiPriority="68" w:semiHidden="0" w:unhideWhenUsed="0"/>
+    <w:lsdException w:name="Medium Grid 3 Accent 6" w:uiPriority="69" w:semiHidden="0" w:unhideWhenUsed="0"/>
+    <w:lsdException w:name="Dark List Accent 6" w:uiPriority="70" w:semiHidden="0" w:unhideWhenUsed="0"/>
+    <w:lsdException w:name="Colorful Shading Accent 6" w:uiPriority="71" w:semiHidden="0" w:unhideWhenUsed="0"/>
+    <w:lsdException w:name="Colorful List Accent 6" w:uiPriority="72" w:semiHidden="0" w:unhideWhenUsed="0"/>
+    <w:lsdException w:name="Colorful Grid Accent 6" w:uiPriority="73" w:semiHidden="0" w:unhideWhenUsed="0"/>
+    <w:lsdException w:name="Subtle Emphasis" w:uiPriority="19" w:semiHidden="0" w:unhideWhenUsed="0" w:qFormat="1"/>
+    <w:lsdException w:name="Intense Emphasis" w:uiPriority="21" w:semiHidden="0" w:unhideWhenUsed="0" w:qFormat="1"/>
+    <w:lsdException w:name="Subtle Reference" w:uiPriority="31" w:semiHidden="0" w:unhideWhenUsed="0" w:qFormat="1"/>
+    <w:lsdException w:name="Intense Reference" w:uiPriority="32" w:semiHidden="0" w:unhideWhenUsed="0" w:qFormat="1"/>
+    <w:lsdException w:name="Book Title" w:uiPriority="33" w:semiHidden="0" w:unhideWhenUsed="0" w:qFormat="1"/>
     <w:lsdException w:name="Bibliography" w:uiPriority="37"/>
     <w:lsdException w:name="TOC Heading" w:uiPriority="39" w:qFormat="1"/>
   </w:latentStyles>
-  <w:style w:type="paragraph" w:default="1" w:styleId="Normal">
+  <w:style w:type="paragraph" w:styleId="Normal" w:default="1">
     <w:name w:val="Normal"/>
     <w:qFormat/>
     <w:rsid w:val="00FC693F"/>
@@ -11101,7 +11101,7 @@
       <w:spacing w:after="0" w:line="240" w:lineRule="auto"/>
     </w:pPr>
   </w:style>
-  <w:style w:type="character" w:customStyle="1" w:styleId="HeaderChar">
+  <w:style w:type="character" w:styleId="HeaderChar" w:customStyle="1">
     <w:name w:val="Header Char"/>
     <w:basedOn w:val="DefaultParagraphFont"/>
     <w:link w:val="Header"/>
@@ -11123,7 +11123,7 @@
       <w:spacing w:after="0" w:line="240" w:lineRule="auto"/>
     </w:pPr>
   </w:style>
-  <w:style w:type="character" w:customStyle="1" w:styleId="FooterChar">
+  <w:style w:type="character" w:styleId="FooterChar" w:customStyle="1">
     <w:name w:val="Footer Char"/>
     <w:basedOn w:val="DefaultParagraphFont"/>
     <w:link w:val="Footer"/>
@@ -11145,7 +11145,7 @@
       <w:outlineLvl w:val="0"/>
     </w:pPr>
     <w:rPr>
-      <w:rFonts w:asciiTheme="majorHAnsi" w:eastAsiaTheme="majorEastAsia" w:hAnsiTheme="majorHAnsi" w:cstheme="majorBidi"/>
+      <w:rFonts w:asciiTheme="majorHAnsi" w:hAnsiTheme="majorHAnsi" w:eastAsiaTheme="majorEastAsia" w:cstheme="majorBidi"/>
       <w:b/>
       <w:bCs/>
       <w:color w:val="365F91" w:themeColor="accent1" w:themeShade="BF"/>
@@ -11169,7 +11169,7 @@
       <w:outlineLvl w:val="1"/>
     </w:pPr>
     <w:rPr>
-      <w:rFonts w:asciiTheme="majorHAnsi" w:eastAsiaTheme="majorEastAsia" w:hAnsiTheme="majorHAnsi" w:cstheme="majorBidi"/>
+      <w:rFonts w:asciiTheme="majorHAnsi" w:hAnsiTheme="majorHAnsi" w:eastAsiaTheme="majorEastAsia" w:cstheme="majorBidi"/>
       <w:b/>
       <w:bCs/>
       <w:color w:val="4F81BD" w:themeColor="accent1"/>
@@ -11193,7 +11193,7 @@
       <w:outlineLvl w:val="2"/>
     </w:pPr>
     <w:rPr>
-      <w:rFonts w:asciiTheme="majorHAnsi" w:eastAsiaTheme="majorEastAsia" w:hAnsiTheme="majorHAnsi" w:cstheme="majorBidi"/>
+      <w:rFonts w:asciiTheme="majorHAnsi" w:hAnsiTheme="majorHAnsi" w:eastAsiaTheme="majorEastAsia" w:cstheme="majorBidi"/>
       <w:b/>
       <w:bCs/>
       <w:color w:val="4F81BD" w:themeColor="accent1"/>
@@ -11216,7 +11216,7 @@
       <w:outlineLvl w:val="3"/>
     </w:pPr>
     <w:rPr>
-      <w:rFonts w:asciiTheme="majorHAnsi" w:eastAsiaTheme="majorEastAsia" w:hAnsiTheme="majorHAnsi" w:cstheme="majorBidi"/>
+      <w:rFonts w:asciiTheme="majorHAnsi" w:hAnsiTheme="majorHAnsi" w:eastAsiaTheme="majorEastAsia" w:cstheme="majorBidi"/>
       <w:b/>
       <w:bCs/>
       <w:i/>
@@ -11241,7 +11241,7 @@
       <w:outlineLvl w:val="4"/>
     </w:pPr>
     <w:rPr>
-      <w:rFonts w:asciiTheme="majorHAnsi" w:eastAsiaTheme="majorEastAsia" w:hAnsiTheme="majorHAnsi" w:cstheme="majorBidi"/>
+      <w:rFonts w:asciiTheme="majorHAnsi" w:hAnsiTheme="majorHAnsi" w:eastAsiaTheme="majorEastAsia" w:cstheme="majorBidi"/>
       <w:color w:val="243F60" w:themeColor="accent1" w:themeShade="7F"/>
     </w:rPr>
   </w:style>
@@ -11262,7 +11262,7 @@
       <w:outlineLvl w:val="5"/>
     </w:pPr>
     <w:rPr>
-      <w:rFonts w:asciiTheme="majorHAnsi" w:eastAsiaTheme="majorEastAsia" w:hAnsiTheme="majorHAnsi" w:cstheme="majorBidi"/>
+      <w:rFonts w:asciiTheme="majorHAnsi" w:hAnsiTheme="majorHAnsi" w:eastAsiaTheme="majorEastAsia" w:cstheme="majorBidi"/>
       <w:i/>
       <w:iCs/>
       <w:color w:val="243F60" w:themeColor="accent1" w:themeShade="7F"/>
@@ -11285,7 +11285,7 @@
       <w:outlineLvl w:val="6"/>
     </w:pPr>
     <w:rPr>
-      <w:rFonts w:asciiTheme="majorHAnsi" w:eastAsiaTheme="majorEastAsia" w:hAnsiTheme="majorHAnsi" w:cstheme="majorBidi"/>
+      <w:rFonts w:asciiTheme="majorHAnsi" w:hAnsiTheme="majorHAnsi" w:eastAsiaTheme="majorEastAsia" w:cstheme="majorBidi"/>
       <w:i/>
       <w:iCs/>
       <w:color w:val="404040" w:themeColor="text1" w:themeTint="BF"/>
@@ -11308,7 +11308,7 @@
       <w:outlineLvl w:val="7"/>
     </w:pPr>
     <w:rPr>
-      <w:rFonts w:asciiTheme="majorHAnsi" w:eastAsiaTheme="majorEastAsia" w:hAnsiTheme="majorHAnsi" w:cstheme="majorBidi"/>
+      <w:rFonts w:asciiTheme="majorHAnsi" w:hAnsiTheme="majorHAnsi" w:eastAsiaTheme="majorEastAsia" w:cstheme="majorBidi"/>
       <w:color w:val="4F81BD" w:themeColor="accent1"/>
       <w:sz w:val="20"/>
       <w:szCs w:val="20"/>
@@ -11331,7 +11331,7 @@
       <w:outlineLvl w:val="8"/>
     </w:pPr>
     <w:rPr>
-      <w:rFonts w:asciiTheme="majorHAnsi" w:eastAsiaTheme="majorEastAsia" w:hAnsiTheme="majorHAnsi" w:cstheme="majorBidi"/>
+      <w:rFonts w:asciiTheme="majorHAnsi" w:hAnsiTheme="majorHAnsi" w:eastAsiaTheme="majorEastAsia" w:cstheme="majorBidi"/>
       <w:i/>
       <w:iCs/>
       <w:color w:val="404040" w:themeColor="text1" w:themeTint="BF"/>
@@ -11339,13 +11339,13 @@
       <w:szCs w:val="20"/>
     </w:rPr>
   </w:style>
-  <w:style w:type="character" w:default="1" w:styleId="DefaultParagraphFont">
+  <w:style w:type="character" w:styleId="DefaultParagraphFont" w:default="1">
     <w:name w:val="Default Paragraph Font"/>
     <w:uiPriority w:val="1"/>
     <w:semiHidden/>
     <w:unhideWhenUsed/>
   </w:style>
-  <w:style w:type="table" w:default="1" w:styleId="TableNormal">
+  <w:style w:type="table" w:styleId="TableNormal" w:default="1">
     <w:name w:val="Normal Table"/>
     <w:uiPriority w:val="99"/>
     <w:semiHidden/>
@@ -11360,7 +11360,7 @@
       </w:tblCellMar>
     </w:tblPr>
   </w:style>
-  <w:style w:type="numbering" w:default="1" w:styleId="NoList">
+  <w:style w:type="numbering" w:styleId="NoList" w:default="1">
     <w:name w:val="No List"/>
     <w:uiPriority w:val="99"/>
     <w:semiHidden/>
@@ -11375,14 +11375,14 @@
       <w:spacing w:after="0" w:line="240" w:lineRule="auto"/>
     </w:pPr>
   </w:style>
-  <w:style w:type="character" w:customStyle="1" w:styleId="Heading1Char">
+  <w:style w:type="character" w:styleId="Heading1Char" w:customStyle="1">
     <w:name w:val="Heading 1 Char"/>
     <w:basedOn w:val="DefaultParagraphFont"/>
     <w:link w:val="Heading1"/>
     <w:uiPriority w:val="9"/>
     <w:rsid w:val="00FC693F"/>
     <w:rPr>
-      <w:rFonts w:asciiTheme="majorHAnsi" w:eastAsiaTheme="majorEastAsia" w:hAnsiTheme="majorHAnsi" w:cstheme="majorBidi"/>
+      <w:rFonts w:asciiTheme="majorHAnsi" w:hAnsiTheme="majorHAnsi" w:eastAsiaTheme="majorEastAsia" w:cstheme="majorBidi"/>
       <w:b/>
       <w:bCs/>
       <w:color w:val="365F91" w:themeColor="accent1" w:themeShade="BF"/>
@@ -11390,14 +11390,14 @@
       <w:szCs w:val="28"/>
     </w:rPr>
   </w:style>
-  <w:style w:type="character" w:customStyle="1" w:styleId="Heading2Char">
+  <w:style w:type="character" w:styleId="Heading2Char" w:customStyle="1">
     <w:name w:val="Heading 2 Char"/>
     <w:basedOn w:val="DefaultParagraphFont"/>
     <w:link w:val="Heading2"/>
     <w:uiPriority w:val="9"/>
     <w:rsid w:val="00FC693F"/>
     <w:rPr>
-      <w:rFonts w:asciiTheme="majorHAnsi" w:eastAsiaTheme="majorEastAsia" w:hAnsiTheme="majorHAnsi" w:cstheme="majorBidi"/>
+      <w:rFonts w:asciiTheme="majorHAnsi" w:hAnsiTheme="majorHAnsi" w:eastAsiaTheme="majorEastAsia" w:cstheme="majorBidi"/>
       <w:b/>
       <w:bCs/>
       <w:color w:val="4F81BD" w:themeColor="accent1"/>
@@ -11405,14 +11405,14 @@
       <w:szCs w:val="26"/>
     </w:rPr>
   </w:style>
-  <w:style w:type="character" w:customStyle="1" w:styleId="Heading3Char">
+  <w:style w:type="character" w:styleId="Heading3Char" w:customStyle="1">
     <w:name w:val="Heading 3 Char"/>
     <w:basedOn w:val="DefaultParagraphFont"/>
     <w:link w:val="Heading3"/>
     <w:uiPriority w:val="9"/>
     <w:rsid w:val="00FC693F"/>
     <w:rPr>
-      <w:rFonts w:asciiTheme="majorHAnsi" w:eastAsiaTheme="majorEastAsia" w:hAnsiTheme="majorHAnsi" w:cstheme="majorBidi"/>
+      <w:rFonts w:asciiTheme="majorHAnsi" w:hAnsiTheme="majorHAnsi" w:eastAsiaTheme="majorEastAsia" w:cstheme="majorBidi"/>
       <w:b/>
       <w:bCs/>
       <w:color w:val="4F81BD" w:themeColor="accent1"/>
@@ -11428,13 +11428,13 @@
     <w:rsid w:val="00FC693F"/>
     <w:pPr>
       <w:pBdr>
-        <w:bottom w:val="single" w:sz="8" w:space="4" w:color="4F81BD" w:themeColor="accent1"/>
+        <w:bottom w:val="single" w:color="4F81BD" w:themeColor="accent1" w:sz="8" w:space="4"/>
       </w:pBdr>
       <w:spacing w:after="300" w:line="240" w:lineRule="auto"/>
       <w:contextualSpacing/>
     </w:pPr>
     <w:rPr>
-      <w:rFonts w:asciiTheme="majorHAnsi" w:eastAsiaTheme="majorEastAsia" w:hAnsiTheme="majorHAnsi" w:cstheme="majorBidi"/>
+      <w:rFonts w:asciiTheme="majorHAnsi" w:hAnsiTheme="majorHAnsi" w:eastAsiaTheme="majorEastAsia" w:cstheme="majorBidi"/>
       <w:color w:val="17365D" w:themeColor="text2" w:themeShade="BF"/>
       <w:spacing w:val="5"/>
       <w:kern w:val="28"/>
@@ -11442,14 +11442,14 @@
       <w:szCs w:val="52"/>
     </w:rPr>
   </w:style>
-  <w:style w:type="character" w:customStyle="1" w:styleId="TitleChar">
+  <w:style w:type="character" w:styleId="TitleChar" w:customStyle="1">
     <w:name w:val="Title Char"/>
     <w:basedOn w:val="DefaultParagraphFont"/>
     <w:link w:val="Title"/>
     <w:uiPriority w:val="10"/>
     <w:rsid w:val="00FC693F"/>
     <w:rPr>
-      <w:rFonts w:asciiTheme="majorHAnsi" w:eastAsiaTheme="majorEastAsia" w:hAnsiTheme="majorHAnsi" w:cstheme="majorBidi"/>
+      <w:rFonts w:asciiTheme="majorHAnsi" w:hAnsiTheme="majorHAnsi" w:eastAsiaTheme="majorEastAsia" w:cstheme="majorBidi"/>
       <w:color w:val="17365D" w:themeColor="text2" w:themeShade="BF"/>
       <w:spacing w:val="5"/>
       <w:kern w:val="28"/>
@@ -11471,7 +11471,7 @@
       </w:numPr>
     </w:pPr>
     <w:rPr>
-      <w:rFonts w:asciiTheme="majorHAnsi" w:eastAsiaTheme="majorEastAsia" w:hAnsiTheme="majorHAnsi" w:cstheme="majorBidi"/>
+      <w:rFonts w:asciiTheme="majorHAnsi" w:hAnsiTheme="majorHAnsi" w:eastAsiaTheme="majorEastAsia" w:cstheme="majorBidi"/>
       <w:i/>
       <w:iCs/>
       <w:color w:val="4F81BD" w:themeColor="accent1"/>
@@ -11480,14 +11480,14 @@
       <w:szCs w:val="24"/>
     </w:rPr>
   </w:style>
-  <w:style w:type="character" w:customStyle="1" w:styleId="SubtitleChar">
+  <w:style w:type="character" w:styleId="SubtitleChar" w:customStyle="1">
     <w:name w:val="Subtitle Char"/>
     <w:basedOn w:val="DefaultParagraphFont"/>
     <w:link w:val="Subtitle"/>
     <w:uiPriority w:val="11"/>
     <w:rsid w:val="00FC693F"/>
     <w:rPr>
-      <w:rFonts w:asciiTheme="majorHAnsi" w:eastAsiaTheme="majorEastAsia" w:hAnsiTheme="majorHAnsi" w:cstheme="majorBidi"/>
+      <w:rFonts w:asciiTheme="majorHAnsi" w:hAnsiTheme="majorHAnsi" w:eastAsiaTheme="majorEastAsia" w:cstheme="majorBidi"/>
       <w:i/>
       <w:iCs/>
       <w:color w:val="4F81BD" w:themeColor="accent1"/>
@@ -11518,7 +11518,7 @@
       <w:spacing w:after="120"/>
     </w:pPr>
   </w:style>
-  <w:style w:type="character" w:customStyle="1" w:styleId="BodyTextChar">
+  <w:style w:type="character" w:styleId="BodyTextChar" w:customStyle="1">
     <w:name w:val="Body Text Char"/>
     <w:basedOn w:val="DefaultParagraphFont"/>
     <w:link w:val="BodyText"/>
@@ -11536,7 +11536,7 @@
       <w:spacing w:after="120" w:line="480" w:lineRule="auto"/>
     </w:pPr>
   </w:style>
-  <w:style w:type="character" w:customStyle="1" w:styleId="BodyText2Char">
+  <w:style w:type="character" w:styleId="BodyText2Char" w:customStyle="1">
     <w:name w:val="Body Text 2 Char"/>
     <w:basedOn w:val="DefaultParagraphFont"/>
     <w:link w:val="BodyText2"/>
@@ -11558,7 +11558,7 @@
       <w:szCs w:val="16"/>
     </w:rPr>
   </w:style>
-  <w:style w:type="character" w:customStyle="1" w:styleId="BodyText3Char">
+  <w:style w:type="character" w:styleId="BodyText3Char" w:customStyle="1">
     <w:name w:val="Body Text 3 Char"/>
     <w:basedOn w:val="DefaultParagraphFont"/>
     <w:link w:val="BodyText3"/>
@@ -11739,7 +11739,7 @@
       <w:szCs w:val="20"/>
     </w:rPr>
   </w:style>
-  <w:style w:type="character" w:customStyle="1" w:styleId="MacroTextChar">
+  <w:style w:type="character" w:styleId="MacroTextChar" w:customStyle="1">
     <w:name w:val="Macro Text Char"/>
     <w:basedOn w:val="DefaultParagraphFont"/>
     <w:link w:val="MacroText"/>
@@ -11765,7 +11765,7 @@
       <w:color w:val="000000" w:themeColor="text1"/>
     </w:rPr>
   </w:style>
-  <w:style w:type="character" w:customStyle="1" w:styleId="QuoteChar">
+  <w:style w:type="character" w:styleId="QuoteChar" w:customStyle="1">
     <w:name w:val="Quote Char"/>
     <w:basedOn w:val="DefaultParagraphFont"/>
     <w:link w:val="Quote"/>
@@ -11777,7 +11777,7 @@
       <w:color w:val="000000" w:themeColor="text1"/>
     </w:rPr>
   </w:style>
-  <w:style w:type="character" w:customStyle="1" w:styleId="Heading4Char">
+  <w:style w:type="character" w:styleId="Heading4Char" w:customStyle="1">
     <w:name w:val="Heading 4 Char"/>
     <w:basedOn w:val="DefaultParagraphFont"/>
     <w:link w:val="Heading4"/>
@@ -11785,7 +11785,7 @@
     <w:semiHidden/>
     <w:rsid w:val="00FC693F"/>
     <w:rPr>
-      <w:rFonts w:asciiTheme="majorHAnsi" w:eastAsiaTheme="majorEastAsia" w:hAnsiTheme="majorHAnsi" w:cstheme="majorBidi"/>
+      <w:rFonts w:asciiTheme="majorHAnsi" w:hAnsiTheme="majorHAnsi" w:eastAsiaTheme="majorEastAsia" w:cstheme="majorBidi"/>
       <w:b/>
       <w:bCs/>
       <w:i/>
@@ -11793,7 +11793,7 @@
       <w:color w:val="4F81BD" w:themeColor="accent1"/>
     </w:rPr>
   </w:style>
-  <w:style w:type="character" w:customStyle="1" w:styleId="Heading5Char">
+  <w:style w:type="character" w:styleId="Heading5Char" w:customStyle="1">
     <w:name w:val="Heading 5 Char"/>
     <w:basedOn w:val="DefaultParagraphFont"/>
     <w:link w:val="Heading5"/>
@@ -11801,11 +11801,11 @@
     <w:semiHidden/>
     <w:rsid w:val="00FC693F"/>
     <w:rPr>
-      <w:rFonts w:asciiTheme="majorHAnsi" w:eastAsiaTheme="majorEastAsia" w:hAnsiTheme="majorHAnsi" w:cstheme="majorBidi"/>
+      <w:rFonts w:asciiTheme="majorHAnsi" w:hAnsiTheme="majorHAnsi" w:eastAsiaTheme="majorEastAsia" w:cstheme="majorBidi"/>
       <w:color w:val="243F60" w:themeColor="accent1" w:themeShade="7F"/>
     </w:rPr>
   </w:style>
-  <w:style w:type="character" w:customStyle="1" w:styleId="Heading6Char">
+  <w:style w:type="character" w:styleId="Heading6Char" w:customStyle="1">
     <w:name w:val="Heading 6 Char"/>
     <w:basedOn w:val="DefaultParagraphFont"/>
     <w:link w:val="Heading6"/>
@@ -11813,13 +11813,13 @@
     <w:semiHidden/>
     <w:rsid w:val="00FC693F"/>
     <w:rPr>
-      <w:rFonts w:asciiTheme="majorHAnsi" w:eastAsiaTheme="majorEastAsia" w:hAnsiTheme="majorHAnsi" w:cstheme="majorBidi"/>
+      <w:rFonts w:asciiTheme="majorHAnsi" w:hAnsiTheme="majorHAnsi" w:eastAsiaTheme="majorEastAsia" w:cstheme="majorBidi"/>
       <w:i/>
       <w:iCs/>
       <w:color w:val="243F60" w:themeColor="accent1" w:themeShade="7F"/>
     </w:rPr>
   </w:style>
-  <w:style w:type="character" w:customStyle="1" w:styleId="Heading7Char">
+  <w:style w:type="character" w:styleId="Heading7Char" w:customStyle="1">
     <w:name w:val="Heading 7 Char"/>
     <w:basedOn w:val="DefaultParagraphFont"/>
     <w:link w:val="Heading7"/>
@@ -11827,13 +11827,13 @@
     <w:semiHidden/>
     <w:rsid w:val="00FC693F"/>
     <w:rPr>
-      <w:rFonts w:asciiTheme="majorHAnsi" w:eastAsiaTheme="majorEastAsia" w:hAnsiTheme="majorHAnsi" w:cstheme="majorBidi"/>
+      <w:rFonts w:asciiTheme="majorHAnsi" w:hAnsiTheme="majorHAnsi" w:eastAsiaTheme="majorEastAsia" w:cstheme="majorBidi"/>
       <w:i/>
       <w:iCs/>
       <w:color w:val="404040" w:themeColor="text1" w:themeTint="BF"/>
     </w:rPr>
   </w:style>
-  <w:style w:type="character" w:customStyle="1" w:styleId="Heading8Char">
+  <w:style w:type="character" w:styleId="Heading8Char" w:customStyle="1">
     <w:name w:val="Heading 8 Char"/>
     <w:basedOn w:val="DefaultParagraphFont"/>
     <w:link w:val="Heading8"/>
@@ -11841,13 +11841,13 @@
     <w:semiHidden/>
     <w:rsid w:val="00FC693F"/>
     <w:rPr>
-      <w:rFonts w:asciiTheme="majorHAnsi" w:eastAsiaTheme="majorEastAsia" w:hAnsiTheme="majorHAnsi" w:cstheme="majorBidi"/>
+      <w:rFonts w:asciiTheme="majorHAnsi" w:hAnsiTheme="majorHAnsi" w:eastAsiaTheme="majorEastAsia" w:cstheme="majorBidi"/>
       <w:color w:val="4F81BD" w:themeColor="accent1"/>
       <w:sz w:val="20"/>
       <w:szCs w:val="20"/>
     </w:rPr>
   </w:style>
-  <w:style w:type="character" w:customStyle="1" w:styleId="Heading9Char">
+  <w:style w:type="character" w:styleId="Heading9Char" w:customStyle="1">
     <w:name w:val="Heading 9 Char"/>
     <w:basedOn w:val="DefaultParagraphFont"/>
     <w:link w:val="Heading9"/>
@@ -11855,7 +11855,7 @@
     <w:semiHidden/>
     <w:rsid w:val="00FC693F"/>
     <w:rPr>
-      <w:rFonts w:asciiTheme="majorHAnsi" w:eastAsiaTheme="majorEastAsia" w:hAnsiTheme="majorHAnsi" w:cstheme="majorBidi"/>
+      <w:rFonts w:asciiTheme="majorHAnsi" w:hAnsiTheme="majorHAnsi" w:eastAsiaTheme="majorEastAsia" w:cstheme="majorBidi"/>
       <w:i/>
       <w:iCs/>
       <w:color w:val="404040" w:themeColor="text1" w:themeTint="BF"/>
@@ -11915,7 +11915,7 @@
     <w:rsid w:val="00FC693F"/>
     <w:pPr>
       <w:pBdr>
-        <w:bottom w:val="single" w:sz="4" w:space="4" w:color="4F81BD" w:themeColor="accent1"/>
+        <w:bottom w:val="single" w:color="4F81BD" w:themeColor="accent1" w:sz="4" w:space="4"/>
       </w:pBdr>
       <w:spacing w:before="200" w:after="280"/>
       <w:ind w:left="936" w:right="936"/>
@@ -11928,7 +11928,7 @@
       <w:color w:val="4F81BD" w:themeColor="accent1"/>
     </w:rPr>
   </w:style>
-  <w:style w:type="character" w:customStyle="1" w:styleId="IntenseQuoteChar">
+  <w:style w:type="character" w:styleId="IntenseQuoteChar" w:customStyle="1">
     <w:name w:val="Intense Quote Char"/>
     <w:basedOn w:val="DefaultParagraphFont"/>
     <w:link w:val="IntenseQuote"/>
@@ -12032,12 +12032,12 @@
     <w:tblPr>
       <w:tblInd w:w="0" w:type="dxa"/>
       <w:tblBorders>
-        <w:top w:val="single" w:sz="4" w:space="0" w:color="auto"/>
-        <w:left w:val="single" w:sz="4" w:space="0" w:color="auto"/>
-        <w:bottom w:val="single" w:sz="4" w:space="0" w:color="auto"/>
-        <w:right w:val="single" w:sz="4" w:space="0" w:color="auto"/>
-        <w:insideH w:val="single" w:sz="4" w:space="0" w:color="auto"/>
-        <w:insideV w:val="single" w:sz="4" w:space="0" w:color="auto"/>
+        <w:top w:val="single" w:color="auto" w:sz="4" w:space="0"/>
+        <w:left w:val="single" w:color="auto" w:sz="4" w:space="0"/>
+        <w:bottom w:val="single" w:color="auto" w:sz="4" w:space="0"/>
+        <w:right w:val="single" w:color="auto" w:sz="4" w:space="0"/>
+        <w:insideH w:val="single" w:color="auto" w:sz="4" w:space="0"/>
+        <w:insideV w:val="single" w:color="auto" w:sz="4" w:space="0"/>
       </w:tblBorders>
       <w:tblCellMar>
         <w:top w:w="0" w:type="dxa"/>
@@ -12063,8 +12063,8 @@
       <w:tblStyleColBandSize w:val="1"/>
       <w:tblInd w:w="0" w:type="dxa"/>
       <w:tblBorders>
-        <w:top w:val="single" w:sz="8" w:space="0" w:color="000000" w:themeColor="text1"/>
-        <w:bottom w:val="single" w:sz="8" w:space="0" w:color="000000" w:themeColor="text1"/>
+        <w:top w:val="single" w:color="000000" w:themeColor="text1" w:sz="8" w:space="0"/>
+        <w:bottom w:val="single" w:color="000000" w:themeColor="text1" w:sz="8" w:space="0"/>
       </w:tblBorders>
       <w:tblCellMar>
         <w:top w:w="0" w:type="dxa"/>
@@ -12084,9 +12084,9 @@
       <w:tblPr/>
       <w:tcPr>
         <w:tcBorders>
-          <w:top w:val="single" w:sz="8" w:space="0" w:color="000000" w:themeColor="text1"/>
-          <w:left w:val="nil"/>
-          <w:bottom w:val="single" w:sz="8" w:space="0" w:color="000000" w:themeColor="text1"/>
+          <w:top w:val="single" w:color="000000" w:themeColor="text1" w:sz="8" w:space="0"/>
+          <w:left w:val="nil"/>
+          <w:bottom w:val="single" w:color="000000" w:themeColor="text1" w:sz="8" w:space="0"/>
           <w:right w:val="nil"/>
           <w:insideH w:val="nil"/>
           <w:insideV w:val="nil"/>
@@ -12104,9 +12104,9 @@
       <w:tblPr/>
       <w:tcPr>
         <w:tcBorders>
-          <w:top w:val="single" w:sz="8" w:space="0" w:color="000000" w:themeColor="text1"/>
-          <w:left w:val="nil"/>
-          <w:bottom w:val="single" w:sz="8" w:space="0" w:color="000000" w:themeColor="text1"/>
+          <w:top w:val="single" w:color="000000" w:themeColor="text1" w:sz="8" w:space="0"/>
+          <w:left w:val="nil"/>
+          <w:bottom w:val="single" w:color="000000" w:themeColor="text1" w:sz="8" w:space="0"/>
           <w:right w:val="nil"/>
           <w:insideH w:val="nil"/>
           <w:insideV w:val="nil"/>
@@ -12166,8 +12166,8 @@
       <w:tblStyleColBandSize w:val="1"/>
       <w:tblInd w:w="0" w:type="dxa"/>
       <w:tblBorders>
-        <w:top w:val="single" w:sz="8" w:space="0" w:color="4F81BD" w:themeColor="accent1"/>
-        <w:bottom w:val="single" w:sz="8" w:space="0" w:color="4F81BD" w:themeColor="accent1"/>
+        <w:top w:val="single" w:color="4F81BD" w:themeColor="accent1" w:sz="8" w:space="0"/>
+        <w:bottom w:val="single" w:color="4F81BD" w:themeColor="accent1" w:sz="8" w:space="0"/>
       </w:tblBorders>
       <w:tblCellMar>
         <w:top w:w="0" w:type="dxa"/>
@@ -12187,9 +12187,9 @@
       <w:tblPr/>
       <w:tcPr>
         <w:tcBorders>
-          <w:top w:val="single" w:sz="8" w:space="0" w:color="4F81BD" w:themeColor="accent1"/>
-          <w:left w:val="nil"/>
-          <w:bottom w:val="single" w:sz="8" w:space="0" w:color="4F81BD" w:themeColor="accent1"/>
+          <w:top w:val="single" w:color="4F81BD" w:themeColor="accent1" w:sz="8" w:space="0"/>
+          <w:left w:val="nil"/>
+          <w:bottom w:val="single" w:color="4F81BD" w:themeColor="accent1" w:sz="8" w:space="0"/>
           <w:right w:val="nil"/>
           <w:insideH w:val="nil"/>
           <w:insideV w:val="nil"/>
@@ -12207,9 +12207,9 @@
       <w:tblPr/>
       <w:tcPr>
         <w:tcBorders>
-          <w:top w:val="single" w:sz="8" w:space="0" w:color="4F81BD" w:themeColor="accent1"/>
-          <w:left w:val="nil"/>
-          <w:bottom w:val="single" w:sz="8" w:space="0" w:color="4F81BD" w:themeColor="accent1"/>
+          <w:top w:val="single" w:color="4F81BD" w:themeColor="accent1" w:sz="8" w:space="0"/>
+          <w:left w:val="nil"/>
+          <w:bottom w:val="single" w:color="4F81BD" w:themeColor="accent1" w:sz="8" w:space="0"/>
           <w:right w:val="nil"/>
           <w:insideH w:val="nil"/>
           <w:insideV w:val="nil"/>
@@ -12269,8 +12269,8 @@
       <w:tblStyleColBandSize w:val="1"/>
       <w:tblInd w:w="0" w:type="dxa"/>
       <w:tblBorders>
-        <w:top w:val="single" w:sz="8" w:space="0" w:color="C0504D" w:themeColor="accent2"/>
-        <w:bottom w:val="single" w:sz="8" w:space="0" w:color="C0504D" w:themeColor="accent2"/>
+        <w:top w:val="single" w:color="C0504D" w:themeColor="accent2" w:sz="8" w:space="0"/>
+        <w:bottom w:val="single" w:color="C0504D" w:themeColor="accent2" w:sz="8" w:space="0"/>
       </w:tblBorders>
       <w:tblCellMar>
         <w:top w:w="0" w:type="dxa"/>
@@ -12290,9 +12290,9 @@
       <w:tblPr/>
       <w:tcPr>
         <w:tcBorders>
-          <w:top w:val="single" w:sz="8" w:space="0" w:color="C0504D" w:themeColor="accent2"/>
-          <w:left w:val="nil"/>
-          <w:bottom w:val="single" w:sz="8" w:space="0" w:color="C0504D" w:themeColor="accent2"/>
+          <w:top w:val="single" w:color="C0504D" w:themeColor="accent2" w:sz="8" w:space="0"/>
+          <w:left w:val="nil"/>
+          <w:bottom w:val="single" w:color="C0504D" w:themeColor="accent2" w:sz="8" w:space="0"/>
           <w:right w:val="nil"/>
           <w:insideH w:val="nil"/>
           <w:insideV w:val="nil"/>
@@ -12310,9 +12310,9 @@
       <w:tblPr/>
       <w:tcPr>
         <w:tcBorders>
-          <w:top w:val="single" w:sz="8" w:space="0" w:color="C0504D" w:themeColor="accent2"/>
-          <w:left w:val="nil"/>
-          <w:bottom w:val="single" w:sz="8" w:space="0" w:color="C0504D" w:themeColor="accent2"/>
+          <w:top w:val="single" w:color="C0504D" w:themeColor="accent2" w:sz="8" w:space="0"/>
+          <w:left w:val="nil"/>
+          <w:bottom w:val="single" w:color="C0504D" w:themeColor="accent2" w:sz="8" w:space="0"/>
           <w:right w:val="nil"/>
           <w:insideH w:val="nil"/>
           <w:insideV w:val="nil"/>
@@ -12372,8 +12372,8 @@
       <w:tblStyleColBandSize w:val="1"/>
       <w:tblInd w:w="0" w:type="dxa"/>
       <w:tblBorders>
-        <w:top w:val="single" w:sz="8" w:space="0" w:color="9BBB59" w:themeColor="accent3"/>
-        <w:bottom w:val="single" w:sz="8" w:space="0" w:color="9BBB59" w:themeColor="accent3"/>
+        <w:top w:val="single" w:color="9BBB59" w:themeColor="accent3" w:sz="8" w:space="0"/>
+        <w:bottom w:val="single" w:color="9BBB59" w:themeColor="accent3" w:sz="8" w:space="0"/>
       </w:tblBorders>
       <w:tblCellMar>
         <w:top w:w="0" w:type="dxa"/>
@@ -12393,9 +12393,9 @@
       <w:tblPr/>
       <w:tcPr>
         <w:tcBorders>
-          <w:top w:val="single" w:sz="8" w:space="0" w:color="9BBB59" w:themeColor="accent3"/>
-          <w:left w:val="nil"/>
-          <w:bottom w:val="single" w:sz="8" w:space="0" w:color="9BBB59" w:themeColor="accent3"/>
+          <w:top w:val="single" w:color="9BBB59" w:themeColor="accent3" w:sz="8" w:space="0"/>
+          <w:left w:val="nil"/>
+          <w:bottom w:val="single" w:color="9BBB59" w:themeColor="accent3" w:sz="8" w:space="0"/>
           <w:right w:val="nil"/>
           <w:insideH w:val="nil"/>
           <w:insideV w:val="nil"/>
@@ -12413,9 +12413,9 @@
       <w:tblPr/>
       <w:tcPr>
         <w:tcBorders>
-          <w:top w:val="single" w:sz="8" w:space="0" w:color="9BBB59" w:themeColor="accent3"/>
-          <w:left w:val="nil"/>
-          <w:bottom w:val="single" w:sz="8" w:space="0" w:color="9BBB59" w:themeColor="accent3"/>
+          <w:top w:val="single" w:color="9BBB59" w:themeColor="accent3" w:sz="8" w:space="0"/>
+          <w:left w:val="nil"/>
+          <w:bottom w:val="single" w:color="9BBB59" w:themeColor="accent3" w:sz="8" w:space="0"/>
           <w:right w:val="nil"/>
           <w:insideH w:val="nil"/>
           <w:insideV w:val="nil"/>
@@ -12475,8 +12475,8 @@
       <w:tblStyleColBandSize w:val="1"/>
       <w:tblInd w:w="0" w:type="dxa"/>
       <w:tblBorders>
-        <w:top w:val="single" w:sz="8" w:space="0" w:color="8064A2" w:themeColor="accent4"/>
-        <w:bottom w:val="single" w:sz="8" w:space="0" w:color="8064A2" w:themeColor="accent4"/>
+        <w:top w:val="single" w:color="8064A2" w:themeColor="accent4" w:sz="8" w:space="0"/>
+        <w:bottom w:val="single" w:color="8064A2" w:themeColor="accent4" w:sz="8" w:space="0"/>
       </w:tblBorders>
       <w:tblCellMar>
         <w:top w:w="0" w:type="dxa"/>
@@ -12496,9 +12496,9 @@
       <w:tblPr/>
       <w:tcPr>
         <w:tcBorders>
-          <w:top w:val="single" w:sz="8" w:space="0" w:color="8064A2" w:themeColor="accent4"/>
-          <w:left w:val="nil"/>
-          <w:bottom w:val="single" w:sz="8" w:space="0" w:color="8064A2" w:themeColor="accent4"/>
+          <w:top w:val="single" w:color="8064A2" w:themeColor="accent4" w:sz="8" w:space="0"/>
+          <w:left w:val="nil"/>
+          <w:bottom w:val="single" w:color="8064A2" w:themeColor="accent4" w:sz="8" w:space="0"/>
           <w:right w:val="nil"/>
           <w:insideH w:val="nil"/>
           <w:insideV w:val="nil"/>
@@ -12516,9 +12516,9 @@
       <w:tblPr/>
       <w:tcPr>
         <w:tcBorders>
-          <w:top w:val="single" w:sz="8" w:space="0" w:color="8064A2" w:themeColor="accent4"/>
-          <w:left w:val="nil"/>
-          <w:bottom w:val="single" w:sz="8" w:space="0" w:color="8064A2" w:themeColor="accent4"/>
+          <w:top w:val="single" w:color="8064A2" w:themeColor="accent4" w:sz="8" w:space="0"/>
+          <w:left w:val="nil"/>
+          <w:bottom w:val="single" w:color="8064A2" w:themeColor="accent4" w:sz="8" w:space="0"/>
           <w:right w:val="nil"/>
           <w:insideH w:val="nil"/>
           <w:insideV w:val="nil"/>
@@ -12578,8 +12578,8 @@
       <w:tblStyleColBandSize w:val="1"/>
       <w:tblInd w:w="0" w:type="dxa"/>
       <w:tblBorders>
-        <w:top w:val="single" w:sz="8" w:space="0" w:color="4BACC6" w:themeColor="accent5"/>
-        <w:bottom w:val="single" w:sz="8" w:space="0" w:color="4BACC6" w:themeColor="accent5"/>
+        <w:top w:val="single" w:color="4BACC6" w:themeColor="accent5" w:sz="8" w:space="0"/>
+        <w:bottom w:val="single" w:color="4BACC6" w:themeColor="accent5" w:sz="8" w:space="0"/>
       </w:tblBorders>
       <w:tblCellMar>
         <w:top w:w="0" w:type="dxa"/>
@@ -12599,9 +12599,9 @@
       <w:tblPr/>
       <w:tcPr>
         <w:tcBorders>
-          <w:top w:val="single" w:sz="8" w:space="0" w:color="4BACC6" w:themeColor="accent5"/>
-          <w:left w:val="nil"/>
-          <w:bottom w:val="single" w:sz="8" w:space="0" w:color="4BACC6" w:themeColor="accent5"/>
+          <w:top w:val="single" w:color="4BACC6" w:themeColor="accent5" w:sz="8" w:space="0"/>
+          <w:left w:val="nil"/>
+          <w:bottom w:val="single" w:color="4BACC6" w:themeColor="accent5" w:sz="8" w:space="0"/>
           <w:right w:val="nil"/>
           <w:insideH w:val="nil"/>
           <w:insideV w:val="nil"/>
@@ -12619,9 +12619,9 @@
       <w:tblPr/>
       <w:tcPr>
         <w:tcBorders>
-          <w:top w:val="single" w:sz="8" w:space="0" w:color="4BACC6" w:themeColor="accent5"/>
-          <w:left w:val="nil"/>
-          <w:bottom w:val="single" w:sz="8" w:space="0" w:color="4BACC6" w:themeColor="accent5"/>
+          <w:top w:val="single" w:color="4BACC6" w:themeColor="accent5" w:sz="8" w:space="0"/>
+          <w:left w:val="nil"/>
+          <w:bottom w:val="single" w:color="4BACC6" w:themeColor="accent5" w:sz="8" w:space="0"/>
           <w:right w:val="nil"/>
           <w:insideH w:val="nil"/>
           <w:insideV w:val="nil"/>
@@ -12681,8 +12681,8 @@
       <w:tblStyleColBandSize w:val="1"/>
       <w:tblInd w:w="0" w:type="dxa"/>
       <w:tblBorders>
-        <w:top w:val="single" w:sz="8" w:space="0" w:color="F79646" w:themeColor="accent6"/>
-        <w:bottom w:val="single" w:sz="8" w:space="0" w:color="F79646" w:themeColor="accent6"/>
+        <w:top w:val="single" w:color="F79646" w:themeColor="accent6" w:sz="8" w:space="0"/>
+        <w:bottom w:val="single" w:color="F79646" w:themeColor="accent6" w:sz="8" w:space="0"/>
       </w:tblBorders>
       <w:tblCellMar>
         <w:top w:w="0" w:type="dxa"/>
@@ -12702,9 +12702,9 @@
       <w:tblPr/>
       <w:tcPr>
         <w:tcBorders>
-          <w:top w:val="single" w:sz="8" w:space="0" w:color="F79646" w:themeColor="accent6"/>
-          <w:left w:val="nil"/>
-          <w:bottom w:val="single" w:sz="8" w:space="0" w:color="F79646" w:themeColor="accent6"/>
+          <w:top w:val="single" w:color="F79646" w:themeColor="accent6" w:sz="8" w:space="0"/>
+          <w:left w:val="nil"/>
+          <w:bottom w:val="single" w:color="F79646" w:themeColor="accent6" w:sz="8" w:space="0"/>
           <w:right w:val="nil"/>
           <w:insideH w:val="nil"/>
           <w:insideV w:val="nil"/>
@@ -12722,9 +12722,9 @@
       <w:tblPr/>
       <w:tcPr>
         <w:tcBorders>
-          <w:top w:val="single" w:sz="8" w:space="0" w:color="F79646" w:themeColor="accent6"/>
-          <w:left w:val="nil"/>
-          <w:bottom w:val="single" w:sz="8" w:space="0" w:color="F79646" w:themeColor="accent6"/>
+          <w:top w:val="single" w:color="F79646" w:themeColor="accent6" w:sz="8" w:space="0"/>
+          <w:left w:val="nil"/>
+          <w:bottom w:val="single" w:color="F79646" w:themeColor="accent6" w:sz="8" w:space="0"/>
           <w:right w:val="nil"/>
           <w:insideH w:val="nil"/>
           <w:insideV w:val="nil"/>
@@ -12781,10 +12781,10 @@
       <w:tblStyleColBandSize w:val="1"/>
       <w:tblInd w:w="0" w:type="dxa"/>
       <w:tblBorders>
-        <w:top w:val="single" w:sz="8" w:space="0" w:color="000000" w:themeColor="text1"/>
-        <w:left w:val="single" w:sz="8" w:space="0" w:color="000000" w:themeColor="text1"/>
-        <w:bottom w:val="single" w:sz="8" w:space="0" w:color="000000" w:themeColor="text1"/>
-        <w:right w:val="single" w:sz="8" w:space="0" w:color="000000" w:themeColor="text1"/>
+        <w:top w:val="single" w:color="000000" w:themeColor="text1" w:sz="8" w:space="0"/>
+        <w:left w:val="single" w:color="000000" w:themeColor="text1" w:sz="8" w:space="0"/>
+        <w:bottom w:val="single" w:color="000000" w:themeColor="text1" w:sz="8" w:space="0"/>
+        <w:right w:val="single" w:color="000000" w:themeColor="text1" w:sz="8" w:space="0"/>
       </w:tblBorders>
       <w:tblCellMar>
         <w:top w:w="0" w:type="dxa"/>
@@ -12818,10 +12818,10 @@
       <w:tblPr/>
       <w:tcPr>
         <w:tcBorders>
-          <w:top w:val="double" w:sz="6" w:space="0" w:color="000000" w:themeColor="text1"/>
-          <w:left w:val="single" w:sz="8" w:space="0" w:color="000000" w:themeColor="text1"/>
-          <w:bottom w:val="single" w:sz="8" w:space="0" w:color="000000" w:themeColor="text1"/>
-          <w:right w:val="single" w:sz="8" w:space="0" w:color="000000" w:themeColor="text1"/>
+          <w:top w:val="double" w:color="000000" w:themeColor="text1" w:sz="6" w:space="0"/>
+          <w:left w:val="single" w:color="000000" w:themeColor="text1" w:sz="8" w:space="0"/>
+          <w:bottom w:val="single" w:color="000000" w:themeColor="text1" w:sz="8" w:space="0"/>
+          <w:right w:val="single" w:color="000000" w:themeColor="text1" w:sz="8" w:space="0"/>
         </w:tcBorders>
       </w:tcPr>
     </w:tblStylePr>
@@ -12841,10 +12841,10 @@
       <w:tblPr/>
       <w:tcPr>
         <w:tcBorders>
-          <w:top w:val="single" w:sz="8" w:space="0" w:color="000000" w:themeColor="text1"/>
-          <w:left w:val="single" w:sz="8" w:space="0" w:color="000000" w:themeColor="text1"/>
-          <w:bottom w:val="single" w:sz="8" w:space="0" w:color="000000" w:themeColor="text1"/>
-          <w:right w:val="single" w:sz="8" w:space="0" w:color="000000" w:themeColor="text1"/>
+          <w:top w:val="single" w:color="000000" w:themeColor="text1" w:sz="8" w:space="0"/>
+          <w:left w:val="single" w:color="000000" w:themeColor="text1" w:sz="8" w:space="0"/>
+          <w:bottom w:val="single" w:color="000000" w:themeColor="text1" w:sz="8" w:space="0"/>
+          <w:right w:val="single" w:color="000000" w:themeColor="text1" w:sz="8" w:space="0"/>
         </w:tcBorders>
       </w:tcPr>
     </w:tblStylePr>
@@ -12852,10 +12852,10 @@
       <w:tblPr/>
       <w:tcPr>
         <w:tcBorders>
-          <w:top w:val="single" w:sz="8" w:space="0" w:color="000000" w:themeColor="text1"/>
-          <w:left w:val="single" w:sz="8" w:space="0" w:color="000000" w:themeColor="text1"/>
-          <w:bottom w:val="single" w:sz="8" w:space="0" w:color="000000" w:themeColor="text1"/>
-          <w:right w:val="single" w:sz="8" w:space="0" w:color="000000" w:themeColor="text1"/>
+          <w:top w:val="single" w:color="000000" w:themeColor="text1" w:sz="8" w:space="0"/>
+          <w:left w:val="single" w:color="000000" w:themeColor="text1" w:sz="8" w:space="0"/>
+          <w:bottom w:val="single" w:color="000000" w:themeColor="text1" w:sz="8" w:space="0"/>
+          <w:right w:val="single" w:color="000000" w:themeColor="text1" w:sz="8" w:space="0"/>
         </w:tcBorders>
       </w:tcPr>
     </w:tblStylePr>
@@ -12873,10 +12873,10 @@
       <w:tblStyleColBandSize w:val="1"/>
       <w:tblInd w:w="0" w:type="dxa"/>
       <w:tblBorders>
-        <w:top w:val="single" w:sz="8" w:space="0" w:color="4F81BD" w:themeColor="accent1"/>
-        <w:left w:val="single" w:sz="8" w:space="0" w:color="4F81BD" w:themeColor="accent1"/>
-        <w:bottom w:val="single" w:sz="8" w:space="0" w:color="4F81BD" w:themeColor="accent1"/>
-        <w:right w:val="single" w:sz="8" w:space="0" w:color="4F81BD" w:themeColor="accent1"/>
+        <w:top w:val="single" w:color="4F81BD" w:themeColor="accent1" w:sz="8" w:space="0"/>
+        <w:left w:val="single" w:color="4F81BD" w:themeColor="accent1" w:sz="8" w:space="0"/>
+        <w:bottom w:val="single" w:color="4F81BD" w:themeColor="accent1" w:sz="8" w:space="0"/>
+        <w:right w:val="single" w:color="4F81BD" w:themeColor="accent1" w:sz="8" w:space="0"/>
       </w:tblBorders>
       <w:tblCellMar>
         <w:top w:w="0" w:type="dxa"/>
@@ -12910,10 +12910,10 @@
       <w:tblPr/>
       <w:tcPr>
         <w:tcBorders>
-          <w:top w:val="double" w:sz="6" w:space="0" w:color="4F81BD" w:themeColor="accent1"/>
-          <w:left w:val="single" w:sz="8" w:space="0" w:color="4F81BD" w:themeColor="accent1"/>
-          <w:bottom w:val="single" w:sz="8" w:space="0" w:color="4F81BD" w:themeColor="accent1"/>
-          <w:right w:val="single" w:sz="8" w:space="0" w:color="4F81BD" w:themeColor="accent1"/>
+          <w:top w:val="double" w:color="4F81BD" w:themeColor="accent1" w:sz="6" w:space="0"/>
+          <w:left w:val="single" w:color="4F81BD" w:themeColor="accent1" w:sz="8" w:space="0"/>
+          <w:bottom w:val="single" w:color="4F81BD" w:themeColor="accent1" w:sz="8" w:space="0"/>
+          <w:right w:val="single" w:color="4F81BD" w:themeColor="accent1" w:sz="8" w:space="0"/>
         </w:tcBorders>
       </w:tcPr>
     </w:tblStylePr>
@@ -12933,10 +12933,10 @@
       <w:tblPr/>
       <w:tcPr>
         <w:tcBorders>
-          <w:top w:val="single" w:sz="8" w:space="0" w:color="4F81BD" w:themeColor="accent1"/>
-          <w:left w:val="single" w:sz="8" w:space="0" w:color="4F81BD" w:themeColor="accent1"/>
-          <w:bottom w:val="single" w:sz="8" w:space="0" w:color="4F81BD" w:themeColor="accent1"/>
-          <w:right w:val="single" w:sz="8" w:space="0" w:color="4F81BD" w:themeColor="accent1"/>
+          <w:top w:val="single" w:color="4F81BD" w:themeColor="accent1" w:sz="8" w:space="0"/>
+          <w:left w:val="single" w:color="4F81BD" w:themeColor="accent1" w:sz="8" w:space="0"/>
+          <w:bottom w:val="single" w:color="4F81BD" w:themeColor="accent1" w:sz="8" w:space="0"/>
+          <w:right w:val="single" w:color="4F81BD" w:themeColor="accent1" w:sz="8" w:space="0"/>
         </w:tcBorders>
       </w:tcPr>
     </w:tblStylePr>
@@ -12944,10 +12944,10 @@
       <w:tblPr/>
       <w:tcPr>
         <w:tcBorders>
-          <w:top w:val="single" w:sz="8" w:space="0" w:color="4F81BD" w:themeColor="accent1"/>
-          <w:left w:val="single" w:sz="8" w:space="0" w:color="4F81BD" w:themeColor="accent1"/>
-          <w:bottom w:val="single" w:sz="8" w:space="0" w:color="4F81BD" w:themeColor="accent1"/>
-          <w:right w:val="single" w:sz="8" w:space="0" w:color="4F81BD" w:themeColor="accent1"/>
+          <w:top w:val="single" w:color="4F81BD" w:themeColor="accent1" w:sz="8" w:space="0"/>
+          <w:left w:val="single" w:color="4F81BD" w:themeColor="accent1" w:sz="8" w:space="0"/>
+          <w:bottom w:val="single" w:color="4F81BD" w:themeColor="accent1" w:sz="8" w:space="0"/>
+          <w:right w:val="single" w:color="4F81BD" w:themeColor="accent1" w:sz="8" w:space="0"/>
         </w:tcBorders>
       </w:tcPr>
     </w:tblStylePr>
@@ -12965,10 +12965,10 @@
       <w:tblStyleColBandSize w:val="1"/>
       <w:tblInd w:w="0" w:type="dxa"/>
       <w:tblBorders>
-        <w:top w:val="single" w:sz="8" w:space="0" w:color="C0504D" w:themeColor="accent2"/>
-        <w:left w:val="single" w:sz="8" w:space="0" w:color="C0504D" w:themeColor="accent2"/>
-        <w:bottom w:val="single" w:sz="8" w:space="0" w:color="C0504D" w:themeColor="accent2"/>
-        <w:right w:val="single" w:sz="8" w:space="0" w:color="C0504D" w:themeColor="accent2"/>
+        <w:top w:val="single" w:color="C0504D" w:themeColor="accent2" w:sz="8" w:space="0"/>
+        <w:left w:val="single" w:color="C0504D" w:themeColor="accent2" w:sz="8" w:space="0"/>
+        <w:bottom w:val="single" w:color="C0504D" w:themeColor="accent2" w:sz="8" w:space="0"/>
+        <w:right w:val="single" w:color="C0504D" w:themeColor="accent2" w:sz="8" w:space="0"/>
       </w:tblBorders>
       <w:tblCellMar>
         <w:top w:w="0" w:type="dxa"/>
@@ -13002,10 +13002,10 @@
       <w:tblPr/>
       <w:tcPr>
         <w:tcBorders>
-          <w:top w:val="double" w:sz="6" w:space="0" w:color="C0504D" w:themeColor="accent2"/>
-          <w:left w:val="single" w:sz="8" w:space="0" w:color="C0504D" w:themeColor="accent2"/>
-          <w:bottom w:val="single" w:sz="8" w:space="0" w:color="C0504D" w:themeColor="accent2"/>
-          <w:right w:val="single" w:sz="8" w:space="0" w:color="C0504D" w:themeColor="accent2"/>
+          <w:top w:val="double" w:color="C0504D" w:themeColor="accent2" w:sz="6" w:space="0"/>
+          <w:left w:val="single" w:color="C0504D" w:themeColor="accent2" w:sz="8" w:space="0"/>
+          <w:bottom w:val="single" w:color="C0504D" w:themeColor="accent2" w:sz="8" w:space="0"/>
+          <w:right w:val="single" w:color="C0504D" w:themeColor="accent2" w:sz="8" w:space="0"/>
         </w:tcBorders>
       </w:tcPr>
     </w:tblStylePr>
@@ -13025,10 +13025,10 @@
       <w:tblPr/>
       <w:tcPr>
         <w:tcBorders>
-          <w:top w:val="single" w:sz="8" w:space="0" w:color="C0504D" w:themeColor="accent2"/>
-          <w:left w:val="single" w:sz="8" w:space="0" w:color="C0504D" w:themeColor="accent2"/>
-          <w:bottom w:val="single" w:sz="8" w:space="0" w:color="C0504D" w:themeColor="accent2"/>
-          <w:right w:val="single" w:sz="8" w:space="0" w:color="C0504D" w:themeColor="accent2"/>
+          <w:top w:val="single" w:color="C0504D" w:themeColor="accent2" w:sz="8" w:space="0"/>
+          <w:left w:val="single" w:color="C0504D" w:themeColor="accent2" w:sz="8" w:space="0"/>
+          <w:bottom w:val="single" w:color="C0504D" w:themeColor="accent2" w:sz="8" w:space="0"/>
+          <w:right w:val="single" w:color="C0504D" w:themeColor="accent2" w:sz="8" w:space="0"/>
         </w:tcBorders>
       </w:tcPr>
     </w:tblStylePr>
@@ -13036,10 +13036,10 @@
       <w:tblPr/>
       <w:tcPr>
         <w:tcBorders>
-          <w:top w:val="single" w:sz="8" w:space="0" w:color="C0504D" w:themeColor="accent2"/>
-          <w:left w:val="single" w:sz="8" w:space="0" w:color="C0504D" w:themeColor="accent2"/>
-          <w:bottom w:val="single" w:sz="8" w:space="0" w:color="C0504D" w:themeColor="accent2"/>
-          <w:right w:val="single" w:sz="8" w:space="0" w:color="C0504D" w:themeColor="accent2"/>
+          <w:top w:val="single" w:color="C0504D" w:themeColor="accent2" w:sz="8" w:space="0"/>
+          <w:left w:val="single" w:color="C0504D" w:themeColor="accent2" w:sz="8" w:space="0"/>
+          <w:bottom w:val="single" w:color="C0504D" w:themeColor="accent2" w:sz="8" w:space="0"/>
+          <w:right w:val="single" w:color="C0504D" w:themeColor="accent2" w:sz="8" w:space="0"/>
         </w:tcBorders>
       </w:tcPr>
     </w:tblStylePr>
@@ -13057,10 +13057,10 @@
       <w:tblStyleColBandSize w:val="1"/>
       <w:tblInd w:w="0" w:type="dxa"/>
       <w:tblBorders>
-        <w:top w:val="single" w:sz="8" w:space="0" w:color="9BBB59" w:themeColor="accent3"/>
-        <w:left w:val="single" w:sz="8" w:space="0" w:color="9BBB59" w:themeColor="accent3"/>
-        <w:bottom w:val="single" w:sz="8" w:space="0" w:color="9BBB59" w:themeColor="accent3"/>
-        <w:right w:val="single" w:sz="8" w:space="0" w:color="9BBB59" w:themeColor="accent3"/>
+        <w:top w:val="single" w:color="9BBB59" w:themeColor="accent3" w:sz="8" w:space="0"/>
+        <w:left w:val="single" w:color="9BBB59" w:themeColor="accent3" w:sz="8" w:space="0"/>
+        <w:bottom w:val="single" w:color="9BBB59" w:themeColor="accent3" w:sz="8" w:space="0"/>
+        <w:right w:val="single" w:color="9BBB59" w:themeColor="accent3" w:sz="8" w:space="0"/>
       </w:tblBorders>
       <w:tblCellMar>
         <w:top w:w="0" w:type="dxa"/>
@@ -13094,10 +13094,10 @@
       <w:tblPr/>
       <w:tcPr>
         <w:tcBorders>
-          <w:top w:val="double" w:sz="6" w:space="0" w:color="9BBB59" w:themeColor="accent3"/>
-          <w:left w:val="single" w:sz="8" w:space="0" w:color="9BBB59" w:themeColor="accent3"/>
-          <w:bottom w:val="single" w:sz="8" w:space="0" w:color="9BBB59" w:themeColor="accent3"/>
-          <w:right w:val="single" w:sz="8" w:space="0" w:color="9BBB59" w:themeColor="accent3"/>
+          <w:top w:val="double" w:color="9BBB59" w:themeColor="accent3" w:sz="6" w:space="0"/>
+          <w:left w:val="single" w:color="9BBB59" w:themeColor="accent3" w:sz="8" w:space="0"/>
+          <w:bottom w:val="single" w:color="9BBB59" w:themeColor="accent3" w:sz="8" w:space="0"/>
+          <w:right w:val="single" w:color="9BBB59" w:themeColor="accent3" w:sz="8" w:space="0"/>
         </w:tcBorders>
       </w:tcPr>
     </w:tblStylePr>
@@ -13117,10 +13117,10 @@
       <w:tblPr/>
       <w:tcPr>
         <w:tcBorders>
-          <w:top w:val="single" w:sz="8" w:space="0" w:color="9BBB59" w:themeColor="accent3"/>
-          <w:left w:val="single" w:sz="8" w:space="0" w:color="9BBB59" w:themeColor="accent3"/>
-          <w:bottom w:val="single" w:sz="8" w:space="0" w:color="9BBB59" w:themeColor="accent3"/>
-          <w:right w:val="single" w:sz="8" w:space="0" w:color="9BBB59" w:themeColor="accent3"/>
+          <w:top w:val="single" w:color="9BBB59" w:themeColor="accent3" w:sz="8" w:space="0"/>
+          <w:left w:val="single" w:color="9BBB59" w:themeColor="accent3" w:sz="8" w:space="0"/>
+          <w:bottom w:val="single" w:color="9BBB59" w:themeColor="accent3" w:sz="8" w:space="0"/>
+          <w:right w:val="single" w:color="9BBB59" w:themeColor="accent3" w:sz="8" w:space="0"/>
         </w:tcBorders>
       </w:tcPr>
     </w:tblStylePr>
@@ -13128,10 +13128,10 @@
       <w:tblPr/>
       <w:tcPr>
         <w:tcBorders>
-          <w:top w:val="single" w:sz="8" w:space="0" w:color="9BBB59" w:themeColor="accent3"/>
-          <w:left w:val="single" w:sz="8" w:space="0" w:color="9BBB59" w:themeColor="accent3"/>
-          <w:bottom w:val="single" w:sz="8" w:space="0" w:color="9BBB59" w:themeColor="accent3"/>
-          <w:right w:val="single" w:sz="8" w:space="0" w:color="9BBB59" w:themeColor="accent3"/>
+          <w:top w:val="single" w:color="9BBB59" w:themeColor="accent3" w:sz="8" w:space="0"/>
+          <w:left w:val="single" w:color="9BBB59" w:themeColor="accent3" w:sz="8" w:space="0"/>
+          <w:bottom w:val="single" w:color="9BBB59" w:themeColor="accent3" w:sz="8" w:space="0"/>
+          <w:right w:val="single" w:color="9BBB59" w:themeColor="accent3" w:sz="8" w:space="0"/>
         </w:tcBorders>
       </w:tcPr>
     </w:tblStylePr>
@@ -13149,10 +13149,10 @@
       <w:tblStyleColBandSize w:val="1"/>
       <w:tblInd w:w="0" w:type="dxa"/>
       <w:tblBorders>
-        <w:top w:val="single" w:sz="8" w:space="0" w:color="8064A2" w:themeColor="accent4"/>
-        <w:left w:val="single" w:sz="8" w:space="0" w:color="8064A2" w:themeColor="accent4"/>
-        <w:bottom w:val="single" w:sz="8" w:space="0" w:color="8064A2" w:themeColor="accent4"/>
-        <w:right w:val="single" w:sz="8" w:space="0" w:color="8064A2" w:themeColor="accent4"/>
+        <w:top w:val="single" w:color="8064A2" w:themeColor="accent4" w:sz="8" w:space="0"/>
+        <w:left w:val="single" w:color="8064A2" w:themeColor="accent4" w:sz="8" w:space="0"/>
+        <w:bottom w:val="single" w:color="8064A2" w:themeColor="accent4" w:sz="8" w:space="0"/>
+        <w:right w:val="single" w:color="8064A2" w:themeColor="accent4" w:sz="8" w:space="0"/>
       </w:tblBorders>
       <w:tblCellMar>
         <w:top w:w="0" w:type="dxa"/>
@@ -13186,10 +13186,10 @@
       <w:tblPr/>
       <w:tcPr>
         <w:tcBorders>
-          <w:top w:val="double" w:sz="6" w:space="0" w:color="8064A2" w:themeColor="accent4"/>
-          <w:left w:val="single" w:sz="8" w:space="0" w:color="8064A2" w:themeColor="accent4"/>
-          <w:bottom w:val="single" w:sz="8" w:space="0" w:color="8064A2" w:themeColor="accent4"/>
-          <w:right w:val="single" w:sz="8" w:space="0" w:color="8064A2" w:themeColor="accent4"/>
+          <w:top w:val="double" w:color="8064A2" w:themeColor="accent4" w:sz="6" w:space="0"/>
+          <w:left w:val="single" w:color="8064A2" w:themeColor="accent4" w:sz="8" w:space="0"/>
+          <w:bottom w:val="single" w:color="8064A2" w:themeColor="accent4" w:sz="8" w:space="0"/>
+          <w:right w:val="single" w:color="8064A2" w:themeColor="accent4" w:sz="8" w:space="0"/>
         </w:tcBorders>
       </w:tcPr>
     </w:tblStylePr>
@@ -13209,10 +13209,10 @@
       <w:tblPr/>
       <w:tcPr>
         <w:tcBorders>
-          <w:top w:val="single" w:sz="8" w:space="0" w:color="8064A2" w:themeColor="accent4"/>
-          <w:left w:val="single" w:sz="8" w:space="0" w:color="8064A2" w:themeColor="accent4"/>
-          <w:bottom w:val="single" w:sz="8" w:space="0" w:color="8064A2" w:themeColor="accent4"/>
-          <w:right w:val="single" w:sz="8" w:space="0" w:color="8064A2" w:themeColor="accent4"/>
+          <w:top w:val="single" w:color="8064A2" w:themeColor="accent4" w:sz="8" w:space="0"/>
+          <w:left w:val="single" w:color="8064A2" w:themeColor="accent4" w:sz="8" w:space="0"/>
+          <w:bottom w:val="single" w:color="8064A2" w:themeColor="accent4" w:sz="8" w:space="0"/>
+          <w:right w:val="single" w:color="8064A2" w:themeColor="accent4" w:sz="8" w:space="0"/>
         </w:tcBorders>
       </w:tcPr>
     </w:tblStylePr>
@@ -13220,10 +13220,10 @@
       <w:tblPr/>
       <w:tcPr>
         <w:tcBorders>
-          <w:top w:val="single" w:sz="8" w:space="0" w:color="8064A2" w:themeColor="accent4"/>
-          <w:left w:val="single" w:sz="8" w:space="0" w:color="8064A2" w:themeColor="accent4"/>
-          <w:bottom w:val="single" w:sz="8" w:space="0" w:color="8064A2" w:themeColor="accent4"/>
-          <w:right w:val="single" w:sz="8" w:space="0" w:color="8064A2" w:themeColor="accent4"/>
+          <w:top w:val="single" w:color="8064A2" w:themeColor="accent4" w:sz="8" w:space="0"/>
+          <w:left w:val="single" w:color="8064A2" w:themeColor="accent4" w:sz="8" w:space="0"/>
+          <w:bottom w:val="single" w:color="8064A2" w:themeColor="accent4" w:sz="8" w:space="0"/>
+          <w:right w:val="single" w:color="8064A2" w:themeColor="accent4" w:sz="8" w:space="0"/>
         </w:tcBorders>
       </w:tcPr>
     </w:tblStylePr>
@@ -13241,10 +13241,10 @@
       <w:tblStyleColBandSize w:val="1"/>
       <w:tblInd w:w="0" w:type="dxa"/>
       <w:tblBorders>
-        <w:top w:val="single" w:sz="8" w:space="0" w:color="4BACC6" w:themeColor="accent5"/>
-        <w:left w:val="single" w:sz="8" w:space="0" w:color="4BACC6" w:themeColor="accent5"/>
-        <w:bottom w:val="single" w:sz="8" w:space="0" w:color="4BACC6" w:themeColor="accent5"/>
-        <w:right w:val="single" w:sz="8" w:space="0" w:color="4BACC6" w:themeColor="accent5"/>
+        <w:top w:val="single" w:color="4BACC6" w:themeColor="accent5" w:sz="8" w:space="0"/>
+        <w:left w:val="single" w:color="4BACC6" w:themeColor="accent5" w:sz="8" w:space="0"/>
+        <w:bottom w:val="single" w:color="4BACC6" w:themeColor="accent5" w:sz="8" w:space="0"/>
+        <w:right w:val="single" w:color="4BACC6" w:themeColor="accent5" w:sz="8" w:space="0"/>
       </w:tblBorders>
       <w:tblCellMar>
         <w:top w:w="0" w:type="dxa"/>
@@ -13278,10 +13278,10 @@
       <w:tblPr/>
       <w:tcPr>
         <w:tcBorders>
-          <w:top w:val="double" w:sz="6" w:space="0" w:color="4BACC6" w:themeColor="accent5"/>
-          <w:left w:val="single" w:sz="8" w:space="0" w:color="4BACC6" w:themeColor="accent5"/>
-          <w:bottom w:val="single" w:sz="8" w:space="0" w:color="4BACC6" w:themeColor="accent5"/>
-          <w:right w:val="single" w:sz="8" w:space="0" w:color="4BACC6" w:themeColor="accent5"/>
+          <w:top w:val="double" w:color="4BACC6" w:themeColor="accent5" w:sz="6" w:space="0"/>
+          <w:left w:val="single" w:color="4BACC6" w:themeColor="accent5" w:sz="8" w:space="0"/>
+          <w:bottom w:val="single" w:color="4BACC6" w:themeColor="accent5" w:sz="8" w:space="0"/>
+          <w:right w:val="single" w:color="4BACC6" w:themeColor="accent5" w:sz="8" w:space="0"/>
         </w:tcBorders>
       </w:tcPr>
     </w:tblStylePr>
@@ -13301,10 +13301,10 @@
       <w:tblPr/>
       <w:tcPr>
         <w:tcBorders>
-          <w:top w:val="single" w:sz="8" w:space="0" w:color="4BACC6" w:themeColor="accent5"/>
-          <w:left w:val="single" w:sz="8" w:space="0" w:color="4BACC6" w:themeColor="accent5"/>
-          <w:bottom w:val="single" w:sz="8" w:space="0" w:color="4BACC6" w:themeColor="accent5"/>
-          <w:right w:val="single" w:sz="8" w:space="0" w:color="4BACC6" w:themeColor="accent5"/>
+          <w:top w:val="single" w:color="4BACC6" w:themeColor="accent5" w:sz="8" w:space="0"/>
+          <w:left w:val="single" w:color="4BACC6" w:themeColor="accent5" w:sz="8" w:space="0"/>
+          <w:bottom w:val="single" w:color="4BACC6" w:themeColor="accent5" w:sz="8" w:space="0"/>
+          <w:right w:val="single" w:color="4BACC6" w:themeColor="accent5" w:sz="8" w:space="0"/>
         </w:tcBorders>
       </w:tcPr>
     </w:tblStylePr>
@@ -13312,10 +13312,10 @@
       <w:tblPr/>
       <w:tcPr>
         <w:tcBorders>
-          <w:top w:val="single" w:sz="8" w:space="0" w:color="4BACC6" w:themeColor="accent5"/>
-          <w:left w:val="single" w:sz="8" w:space="0" w:color="4BACC6" w:themeColor="accent5"/>
-          <w:bottom w:val="single" w:sz="8" w:space="0" w:color="4BACC6" w:themeColor="accent5"/>
-          <w:right w:val="single" w:sz="8" w:space="0" w:color="4BACC6" w:themeColor="accent5"/>
+          <w:top w:val="single" w:color="4BACC6" w:themeColor="accent5" w:sz="8" w:space="0"/>
+          <w:left w:val="single" w:color="4BACC6" w:themeColor="accent5" w:sz="8" w:space="0"/>
+          <w:bottom w:val="single" w:color="4BACC6" w:themeColor="accent5" w:sz="8" w:space="0"/>
+          <w:right w:val="single" w:color="4BACC6" w:themeColor="accent5" w:sz="8" w:space="0"/>
         </w:tcBorders>
       </w:tcPr>
     </w:tblStylePr>
@@ -13333,10 +13333,10 @@
       <w:tblStyleColBandSize w:val="1"/>
       <w:tblInd w:w="0" w:type="dxa"/>
       <w:tblBorders>
-        <w:top w:val="single" w:sz="8" w:space="0" w:color="F79646" w:themeColor="accent6"/>
-        <w:left w:val="single" w:sz="8" w:space="0" w:color="F79646" w:themeColor="accent6"/>
-        <w:bottom w:val="single" w:sz="8" w:space="0" w:color="F79646" w:themeColor="accent6"/>
-        <w:right w:val="single" w:sz="8" w:space="0" w:color="F79646" w:themeColor="accent6"/>
+        <w:top w:val="single" w:color="F79646" w:themeColor="accent6" w:sz="8" w:space="0"/>
+        <w:left w:val="single" w:color="F79646" w:themeColor="accent6" w:sz="8" w:space="0"/>
+        <w:bottom w:val="single" w:color="F79646" w:themeColor="accent6" w:sz="8" w:space="0"/>
+        <w:right w:val="single" w:color="F79646" w:themeColor="accent6" w:sz="8" w:space="0"/>
       </w:tblBorders>
       <w:tblCellMar>
         <w:top w:w="0" w:type="dxa"/>
@@ -13370,10 +13370,10 @@
       <w:tblPr/>
       <w:tcPr>
         <w:tcBorders>
-          <w:top w:val="double" w:sz="6" w:space="0" w:color="F79646" w:themeColor="accent6"/>
-          <w:left w:val="single" w:sz="8" w:space="0" w:color="F79646" w:themeColor="accent6"/>
-          <w:bottom w:val="single" w:sz="8" w:space="0" w:color="F79646" w:themeColor="accent6"/>
-          <w:right w:val="single" w:sz="8" w:space="0" w:color="F79646" w:themeColor="accent6"/>
+          <w:top w:val="double" w:color="F79646" w:themeColor="accent6" w:sz="6" w:space="0"/>
+          <w:left w:val="single" w:color="F79646" w:themeColor="accent6" w:sz="8" w:space="0"/>
+          <w:bottom w:val="single" w:color="F79646" w:themeColor="accent6" w:sz="8" w:space="0"/>
+          <w:right w:val="single" w:color="F79646" w:themeColor="accent6" w:sz="8" w:space="0"/>
         </w:tcBorders>
       </w:tcPr>
     </w:tblStylePr>
@@ -13393,10 +13393,10 @@
       <w:tblPr/>
       <w:tcPr>
         <w:tcBorders>
-          <w:top w:val="single" w:sz="8" w:space="0" w:color="F79646" w:themeColor="accent6"/>
-          <w:left w:val="single" w:sz="8" w:space="0" w:color="F79646" w:themeColor="accent6"/>
-          <w:bottom w:val="single" w:sz="8" w:space="0" w:color="F79646" w:themeColor="accent6"/>
-          <w:right w:val="single" w:sz="8" w:space="0" w:color="F79646" w:themeColor="accent6"/>
+          <w:top w:val="single" w:color="F79646" w:themeColor="accent6" w:sz="8" w:space="0"/>
+          <w:left w:val="single" w:color="F79646" w:themeColor="accent6" w:sz="8" w:space="0"/>
+          <w:bottom w:val="single" w:color="F79646" w:themeColor="accent6" w:sz="8" w:space="0"/>
+          <w:right w:val="single" w:color="F79646" w:themeColor="accent6" w:sz="8" w:space="0"/>
         </w:tcBorders>
       </w:tcPr>
     </w:tblStylePr>
@@ -13404,10 +13404,10 @@
       <w:tblPr/>
       <w:tcPr>
         <w:tcBorders>
-          <w:top w:val="single" w:sz="8" w:space="0" w:color="F79646" w:themeColor="accent6"/>
-          <w:left w:val="single" w:sz="8" w:space="0" w:color="F79646" w:themeColor="accent6"/>
-          <w:bottom w:val="single" w:sz="8" w:space="0" w:color="F79646" w:themeColor="accent6"/>
-          <w:right w:val="single" w:sz="8" w:space="0" w:color="F79646" w:themeColor="accent6"/>
+          <w:top w:val="single" w:color="F79646" w:themeColor="accent6" w:sz="8" w:space="0"/>
+          <w:left w:val="single" w:color="F79646" w:themeColor="accent6" w:sz="8" w:space="0"/>
+          <w:bottom w:val="single" w:color="F79646" w:themeColor="accent6" w:sz="8" w:space="0"/>
+          <w:right w:val="single" w:color="F79646" w:themeColor="accent6" w:sz="8" w:space="0"/>
         </w:tcBorders>
       </w:tcPr>
     </w:tblStylePr>
@@ -13425,12 +13425,12 @@
       <w:tblStyleColBandSize w:val="1"/>
       <w:tblInd w:w="0" w:type="dxa"/>
       <w:tblBorders>
-        <w:top w:val="single" w:sz="8" w:space="0" w:color="000000" w:themeColor="text1"/>
-        <w:left w:val="single" w:sz="8" w:space="0" w:color="000000" w:themeColor="text1"/>
-        <w:bottom w:val="single" w:sz="8" w:space="0" w:color="000000" w:themeColor="text1"/>
-        <w:right w:val="single" w:sz="8" w:space="0" w:color="000000" w:themeColor="text1"/>
-        <w:insideH w:val="single" w:sz="8" w:space="0" w:color="000000" w:themeColor="text1"/>
-        <w:insideV w:val="single" w:sz="8" w:space="0" w:color="000000" w:themeColor="text1"/>
+        <w:top w:val="single" w:color="000000" w:themeColor="text1" w:sz="8" w:space="0"/>
+        <w:left w:val="single" w:color="000000" w:themeColor="text1" w:sz="8" w:space="0"/>
+        <w:bottom w:val="single" w:color="000000" w:themeColor="text1" w:sz="8" w:space="0"/>
+        <w:right w:val="single" w:color="000000" w:themeColor="text1" w:sz="8" w:space="0"/>
+        <w:insideH w:val="single" w:color="000000" w:themeColor="text1" w:sz="8" w:space="0"/>
+        <w:insideV w:val="single" w:color="000000" w:themeColor="text1" w:sz="8" w:space="0"/>
       </w:tblBorders>
       <w:tblCellMar>
         <w:top w:w="0" w:type="dxa"/>
@@ -13444,19 +13444,19 @@
         <w:spacing w:before="0" w:after="0" w:line="240" w:lineRule="auto"/>
       </w:pPr>
       <w:rPr>
-        <w:rFonts w:asciiTheme="majorHAnsi" w:eastAsiaTheme="majorEastAsia" w:hAnsiTheme="majorHAnsi" w:cstheme="majorBidi"/>
-        <w:b/>
-        <w:bCs/>
-      </w:rPr>
-      <w:tblPr/>
-      <w:tcPr>
-        <w:tcBorders>
-          <w:top w:val="single" w:sz="8" w:space="0" w:color="000000" w:themeColor="text1"/>
-          <w:left w:val="single" w:sz="8" w:space="0" w:color="000000" w:themeColor="text1"/>
-          <w:bottom w:val="single" w:sz="18" w:space="0" w:color="000000" w:themeColor="text1"/>
-          <w:right w:val="single" w:sz="8" w:space="0" w:color="000000" w:themeColor="text1"/>
-          <w:insideH w:val="nil"/>
-          <w:insideV w:val="single" w:sz="8" w:space="0" w:color="000000" w:themeColor="text1"/>
+        <w:rFonts w:asciiTheme="majorHAnsi" w:hAnsiTheme="majorHAnsi" w:eastAsiaTheme="majorEastAsia" w:cstheme="majorBidi"/>
+        <w:b/>
+        <w:bCs/>
+      </w:rPr>
+      <w:tblPr/>
+      <w:tcPr>
+        <w:tcBorders>
+          <w:top w:val="single" w:color="000000" w:themeColor="text1" w:sz="8" w:space="0"/>
+          <w:left w:val="single" w:color="000000" w:themeColor="text1" w:sz="8" w:space="0"/>
+          <w:bottom w:val="single" w:color="000000" w:themeColor="text1" w:sz="18" w:space="0"/>
+          <w:right w:val="single" w:color="000000" w:themeColor="text1" w:sz="8" w:space="0"/>
+          <w:insideH w:val="nil"/>
+          <w:insideV w:val="single" w:color="000000" w:themeColor="text1" w:sz="8" w:space="0"/>
         </w:tcBorders>
       </w:tcPr>
     </w:tblStylePr>
@@ -13465,42 +13465,42 @@
         <w:spacing w:before="0" w:after="0" w:line="240" w:lineRule="auto"/>
       </w:pPr>
       <w:rPr>
-        <w:rFonts w:asciiTheme="majorHAnsi" w:eastAsiaTheme="majorEastAsia" w:hAnsiTheme="majorHAnsi" w:cstheme="majorBidi"/>
-        <w:b/>
-        <w:bCs/>
-      </w:rPr>
-      <w:tblPr/>
-      <w:tcPr>
-        <w:tcBorders>
-          <w:top w:val="double" w:sz="6" w:space="0" w:color="000000" w:themeColor="text1"/>
-          <w:left w:val="single" w:sz="8" w:space="0" w:color="000000" w:themeColor="text1"/>
-          <w:bottom w:val="single" w:sz="8" w:space="0" w:color="000000" w:themeColor="text1"/>
-          <w:right w:val="single" w:sz="8" w:space="0" w:color="000000" w:themeColor="text1"/>
-          <w:insideH w:val="nil"/>
-          <w:insideV w:val="single" w:sz="8" w:space="0" w:color="000000" w:themeColor="text1"/>
+        <w:rFonts w:asciiTheme="majorHAnsi" w:hAnsiTheme="majorHAnsi" w:eastAsiaTheme="majorEastAsia" w:cstheme="majorBidi"/>
+        <w:b/>
+        <w:bCs/>
+      </w:rPr>
+      <w:tblPr/>
+      <w:tcPr>
+        <w:tcBorders>
+          <w:top w:val="double" w:color="000000" w:themeColor="text1" w:sz="6" w:space="0"/>
+          <w:left w:val="single" w:color="000000" w:themeColor="text1" w:sz="8" w:space="0"/>
+          <w:bottom w:val="single" w:color="000000" w:themeColor="text1" w:sz="8" w:space="0"/>
+          <w:right w:val="single" w:color="000000" w:themeColor="text1" w:sz="8" w:space="0"/>
+          <w:insideH w:val="nil"/>
+          <w:insideV w:val="single" w:color="000000" w:themeColor="text1" w:sz="8" w:space="0"/>
         </w:tcBorders>
       </w:tcPr>
     </w:tblStylePr>
     <w:tblStylePr w:type="firstCol">
       <w:rPr>
-        <w:rFonts w:asciiTheme="majorHAnsi" w:eastAsiaTheme="majorEastAsia" w:hAnsiTheme="majorHAnsi" w:cstheme="majorBidi"/>
+        <w:rFonts w:asciiTheme="majorHAnsi" w:hAnsiTheme="majorHAnsi" w:eastAsiaTheme="majorEastAsia" w:cstheme="majorBidi"/>
         <w:b/>
         <w:bCs/>
       </w:rPr>
     </w:tblStylePr>
     <w:tblStylePr w:type="lastCol">
       <w:rPr>
-        <w:rFonts w:asciiTheme="majorHAnsi" w:eastAsiaTheme="majorEastAsia" w:hAnsiTheme="majorHAnsi" w:cstheme="majorBidi"/>
-        <w:b/>
-        <w:bCs/>
-      </w:rPr>
-      <w:tblPr/>
-      <w:tcPr>
-        <w:tcBorders>
-          <w:top w:val="single" w:sz="8" w:space="0" w:color="000000" w:themeColor="text1"/>
-          <w:left w:val="single" w:sz="8" w:space="0" w:color="000000" w:themeColor="text1"/>
-          <w:bottom w:val="single" w:sz="8" w:space="0" w:color="000000" w:themeColor="text1"/>
-          <w:right w:val="single" w:sz="8" w:space="0" w:color="000000" w:themeColor="text1"/>
+        <w:rFonts w:asciiTheme="majorHAnsi" w:hAnsiTheme="majorHAnsi" w:eastAsiaTheme="majorEastAsia" w:cstheme="majorBidi"/>
+        <w:b/>
+        <w:bCs/>
+      </w:rPr>
+      <w:tblPr/>
+      <w:tcPr>
+        <w:tcBorders>
+          <w:top w:val="single" w:color="000000" w:themeColor="text1" w:sz="8" w:space="0"/>
+          <w:left w:val="single" w:color="000000" w:themeColor="text1" w:sz="8" w:space="0"/>
+          <w:bottom w:val="single" w:color="000000" w:themeColor="text1" w:sz="8" w:space="0"/>
+          <w:right w:val="single" w:color="000000" w:themeColor="text1" w:sz="8" w:space="0"/>
         </w:tcBorders>
       </w:tcPr>
     </w:tblStylePr>
@@ -13508,10 +13508,10 @@
       <w:tblPr/>
       <w:tcPr>
         <w:tcBorders>
-          <w:top w:val="single" w:sz="8" w:space="0" w:color="000000" w:themeColor="text1"/>
-          <w:left w:val="single" w:sz="8" w:space="0" w:color="000000" w:themeColor="text1"/>
-          <w:bottom w:val="single" w:sz="8" w:space="0" w:color="000000" w:themeColor="text1"/>
-          <w:right w:val="single" w:sz="8" w:space="0" w:color="000000" w:themeColor="text1"/>
+          <w:top w:val="single" w:color="000000" w:themeColor="text1" w:sz="8" w:space="0"/>
+          <w:left w:val="single" w:color="000000" w:themeColor="text1" w:sz="8" w:space="0"/>
+          <w:bottom w:val="single" w:color="000000" w:themeColor="text1" w:sz="8" w:space="0"/>
+          <w:right w:val="single" w:color="000000" w:themeColor="text1" w:sz="8" w:space="0"/>
         </w:tcBorders>
         <w:shd w:val="clear" w:color="auto" w:fill="C0C0C0" w:themeFill="text1" w:themeFillTint="3F"/>
       </w:tcPr>
@@ -13520,11 +13520,11 @@
       <w:tblPr/>
       <w:tcPr>
         <w:tcBorders>
-          <w:top w:val="single" w:sz="8" w:space="0" w:color="000000" w:themeColor="text1"/>
-          <w:left w:val="single" w:sz="8" w:space="0" w:color="000000" w:themeColor="text1"/>
-          <w:bottom w:val="single" w:sz="8" w:space="0" w:color="000000" w:themeColor="text1"/>
-          <w:right w:val="single" w:sz="8" w:space="0" w:color="000000" w:themeColor="text1"/>
-          <w:insideV w:val="single" w:sz="8" w:space="0" w:color="000000" w:themeColor="text1"/>
+          <w:top w:val="single" w:color="000000" w:themeColor="text1" w:sz="8" w:space="0"/>
+          <w:left w:val="single" w:color="000000" w:themeColor="text1" w:sz="8" w:space="0"/>
+          <w:bottom w:val="single" w:color="000000" w:themeColor="text1" w:sz="8" w:space="0"/>
+          <w:right w:val="single" w:color="000000" w:themeColor="text1" w:sz="8" w:space="0"/>
+          <w:insideV w:val="single" w:color="000000" w:themeColor="text1" w:sz="8" w:space="0"/>
         </w:tcBorders>
         <w:shd w:val="clear" w:color="auto" w:fill="C0C0C0" w:themeFill="text1" w:themeFillTint="3F"/>
       </w:tcPr>
@@ -13533,11 +13533,11 @@
       <w:tblPr/>
       <w:tcPr>
         <w:tcBorders>
-          <w:top w:val="single" w:sz="8" w:space="0" w:color="000000" w:themeColor="text1"/>
-          <w:left w:val="single" w:sz="8" w:space="0" w:color="000000" w:themeColor="text1"/>
-          <w:bottom w:val="single" w:sz="8" w:space="0" w:color="000000" w:themeColor="text1"/>
-          <w:right w:val="single" w:sz="8" w:space="0" w:color="000000" w:themeColor="text1"/>
-          <w:insideV w:val="single" w:sz="8" w:space="0" w:color="000000" w:themeColor="text1"/>
+          <w:top w:val="single" w:color="000000" w:themeColor="text1" w:sz="8" w:space="0"/>
+          <w:left w:val="single" w:color="000000" w:themeColor="text1" w:sz="8" w:space="0"/>
+          <w:bottom w:val="single" w:color="000000" w:themeColor="text1" w:sz="8" w:space="0"/>
+          <w:right w:val="single" w:color="000000" w:themeColor="text1" w:sz="8" w:space="0"/>
+          <w:insideV w:val="single" w:color="000000" w:themeColor="text1" w:sz="8" w:space="0"/>
         </w:tcBorders>
       </w:tcPr>
     </w:tblStylePr>
@@ -13555,12 +13555,12 @@
       <w:tblStyleColBandSize w:val="1"/>
       <w:tblInd w:w="0" w:type="dxa"/>
       <w:tblBorders>
-        <w:top w:val="single" w:sz="8" w:space="0" w:color="4F81BD" w:themeColor="accent1"/>
-        <w:left w:val="single" w:sz="8" w:space="0" w:color="4F81BD" w:themeColor="accent1"/>
-        <w:bottom w:val="single" w:sz="8" w:space="0" w:color="4F81BD" w:themeColor="accent1"/>
-        <w:right w:val="single" w:sz="8" w:space="0" w:color="4F81BD" w:themeColor="accent1"/>
-        <w:insideH w:val="single" w:sz="8" w:space="0" w:color="4F81BD" w:themeColor="accent1"/>
-        <w:insideV w:val="single" w:sz="8" w:space="0" w:color="4F81BD" w:themeColor="accent1"/>
+        <w:top w:val="single" w:color="4F81BD" w:themeColor="accent1" w:sz="8" w:space="0"/>
+        <w:left w:val="single" w:color="4F81BD" w:themeColor="accent1" w:sz="8" w:space="0"/>
+        <w:bottom w:val="single" w:color="4F81BD" w:themeColor="accent1" w:sz="8" w:space="0"/>
+        <w:right w:val="single" w:color="4F81BD" w:themeColor="accent1" w:sz="8" w:space="0"/>
+        <w:insideH w:val="single" w:color="4F81BD" w:themeColor="accent1" w:sz="8" w:space="0"/>
+        <w:insideV w:val="single" w:color="4F81BD" w:themeColor="accent1" w:sz="8" w:space="0"/>
       </w:tblBorders>
       <w:tblCellMar>
         <w:top w:w="0" w:type="dxa"/>
@@ -13574,19 +13574,19 @@
         <w:spacing w:before="0" w:after="0" w:line="240" w:lineRule="auto"/>
       </w:pPr>
       <w:rPr>
-        <w:rFonts w:asciiTheme="majorHAnsi" w:eastAsiaTheme="majorEastAsia" w:hAnsiTheme="majorHAnsi" w:cstheme="majorBidi"/>
-        <w:b/>
-        <w:bCs/>
-      </w:rPr>
-      <w:tblPr/>
-      <w:tcPr>
-        <w:tcBorders>
-          <w:top w:val="single" w:sz="8" w:space="0" w:color="4F81BD" w:themeColor="accent1"/>
-          <w:left w:val="single" w:sz="8" w:space="0" w:color="4F81BD" w:themeColor="accent1"/>
-          <w:bottom w:val="single" w:sz="18" w:space="0" w:color="4F81BD" w:themeColor="accent1"/>
-          <w:right w:val="single" w:sz="8" w:space="0" w:color="4F81BD" w:themeColor="accent1"/>
-          <w:insideH w:val="nil"/>
-          <w:insideV w:val="single" w:sz="8" w:space="0" w:color="4F81BD" w:themeColor="accent1"/>
+        <w:rFonts w:asciiTheme="majorHAnsi" w:hAnsiTheme="majorHAnsi" w:eastAsiaTheme="majorEastAsia" w:cstheme="majorBidi"/>
+        <w:b/>
+        <w:bCs/>
+      </w:rPr>
+      <w:tblPr/>
+      <w:tcPr>
+        <w:tcBorders>
+          <w:top w:val="single" w:color="4F81BD" w:themeColor="accent1" w:sz="8" w:space="0"/>
+          <w:left w:val="single" w:color="4F81BD" w:themeColor="accent1" w:sz="8" w:space="0"/>
+          <w:bottom w:val="single" w:color="4F81BD" w:themeColor="accent1" w:sz="18" w:space="0"/>
+          <w:right w:val="single" w:color="4F81BD" w:themeColor="accent1" w:sz="8" w:space="0"/>
+          <w:insideH w:val="nil"/>
+          <w:insideV w:val="single" w:color="4F81BD" w:themeColor="accent1" w:sz="8" w:space="0"/>
         </w:tcBorders>
       </w:tcPr>
     </w:tblStylePr>
@@ -13595,42 +13595,42 @@
         <w:spacing w:before="0" w:after="0" w:line="240" w:lineRule="auto"/>
       </w:pPr>
       <w:rPr>
-        <w:rFonts w:asciiTheme="majorHAnsi" w:eastAsiaTheme="majorEastAsia" w:hAnsiTheme="majorHAnsi" w:cstheme="majorBidi"/>
-        <w:b/>
-        <w:bCs/>
-      </w:rPr>
-      <w:tblPr/>
-      <w:tcPr>
-        <w:tcBorders>
-          <w:top w:val="double" w:sz="6" w:space="0" w:color="4F81BD" w:themeColor="accent1"/>
-          <w:left w:val="single" w:sz="8" w:space="0" w:color="4F81BD" w:themeColor="accent1"/>
-          <w:bottom w:val="single" w:sz="8" w:space="0" w:color="4F81BD" w:themeColor="accent1"/>
-          <w:right w:val="single" w:sz="8" w:space="0" w:color="4F81BD" w:themeColor="accent1"/>
-          <w:insideH w:val="nil"/>
-          <w:insideV w:val="single" w:sz="8" w:space="0" w:color="4F81BD" w:themeColor="accent1"/>
+        <w:rFonts w:asciiTheme="majorHAnsi" w:hAnsiTheme="majorHAnsi" w:eastAsiaTheme="majorEastAsia" w:cstheme="majorBidi"/>
+        <w:b/>
+        <w:bCs/>
+      </w:rPr>
+      <w:tblPr/>
+      <w:tcPr>
+        <w:tcBorders>
+          <w:top w:val="double" w:color="4F81BD" w:themeColor="accent1" w:sz="6" w:space="0"/>
+          <w:left w:val="single" w:color="4F81BD" w:themeColor="accent1" w:sz="8" w:space="0"/>
+          <w:bottom w:val="single" w:color="4F81BD" w:themeColor="accent1" w:sz="8" w:space="0"/>
+          <w:right w:val="single" w:color="4F81BD" w:themeColor="accent1" w:sz="8" w:space="0"/>
+          <w:insideH w:val="nil"/>
+          <w:insideV w:val="single" w:color="4F81BD" w:themeColor="accent1" w:sz="8" w:space="0"/>
         </w:tcBorders>
       </w:tcPr>
     </w:tblStylePr>
     <w:tblStylePr w:type="firstCol">
       <w:rPr>
-        <w:rFonts w:asciiTheme="majorHAnsi" w:eastAsiaTheme="majorEastAsia" w:hAnsiTheme="majorHAnsi" w:cstheme="majorBidi"/>
+        <w:rFonts w:asciiTheme="majorHAnsi" w:hAnsiTheme="majorHAnsi" w:eastAsiaTheme="majorEastAsia" w:cstheme="majorBidi"/>
         <w:b/>
         <w:bCs/>
       </w:rPr>
     </w:tblStylePr>
     <w:tblStylePr w:type="lastCol">
       <w:rPr>
-        <w:rFonts w:asciiTheme="majorHAnsi" w:eastAsiaTheme="majorEastAsia" w:hAnsiTheme="majorHAnsi" w:cstheme="majorBidi"/>
-        <w:b/>
-        <w:bCs/>
-      </w:rPr>
-      <w:tblPr/>
-      <w:tcPr>
-        <w:tcBorders>
-          <w:top w:val="single" w:sz="8" w:space="0" w:color="4F81BD" w:themeColor="accent1"/>
-          <w:left w:val="single" w:sz="8" w:space="0" w:color="4F81BD" w:themeColor="accent1"/>
-          <w:bottom w:val="single" w:sz="8" w:space="0" w:color="4F81BD" w:themeColor="accent1"/>
-          <w:right w:val="single" w:sz="8" w:space="0" w:color="4F81BD" w:themeColor="accent1"/>
+        <w:rFonts w:asciiTheme="majorHAnsi" w:hAnsiTheme="majorHAnsi" w:eastAsiaTheme="majorEastAsia" w:cstheme="majorBidi"/>
+        <w:b/>
+        <w:bCs/>
+      </w:rPr>
+      <w:tblPr/>
+      <w:tcPr>
+        <w:tcBorders>
+          <w:top w:val="single" w:color="4F81BD" w:themeColor="accent1" w:sz="8" w:space="0"/>
+          <w:left w:val="single" w:color="4F81BD" w:themeColor="accent1" w:sz="8" w:space="0"/>
+          <w:bottom w:val="single" w:color="4F81BD" w:themeColor="accent1" w:sz="8" w:space="0"/>
+          <w:right w:val="single" w:color="4F81BD" w:themeColor="accent1" w:sz="8" w:space="0"/>
         </w:tcBorders>
       </w:tcPr>
     </w:tblStylePr>
@@ -13638,10 +13638,10 @@
       <w:tblPr/>
       <w:tcPr>
         <w:tcBorders>
-          <w:top w:val="single" w:sz="8" w:space="0" w:color="4F81BD" w:themeColor="accent1"/>
-          <w:left w:val="single" w:sz="8" w:space="0" w:color="4F81BD" w:themeColor="accent1"/>
-          <w:bottom w:val="single" w:sz="8" w:space="0" w:color="4F81BD" w:themeColor="accent1"/>
-          <w:right w:val="single" w:sz="8" w:space="0" w:color="4F81BD" w:themeColor="accent1"/>
+          <w:top w:val="single" w:color="4F81BD" w:themeColor="accent1" w:sz="8" w:space="0"/>
+          <w:left w:val="single" w:color="4F81BD" w:themeColor="accent1" w:sz="8" w:space="0"/>
+          <w:bottom w:val="single" w:color="4F81BD" w:themeColor="accent1" w:sz="8" w:space="0"/>
+          <w:right w:val="single" w:color="4F81BD" w:themeColor="accent1" w:sz="8" w:space="0"/>
         </w:tcBorders>
         <w:shd w:val="clear" w:color="auto" w:fill="D3DFEE" w:themeFill="accent1" w:themeFillTint="3F"/>
       </w:tcPr>
@@ -13650,11 +13650,11 @@
       <w:tblPr/>
       <w:tcPr>
         <w:tcBorders>
-          <w:top w:val="single" w:sz="8" w:space="0" w:color="4F81BD" w:themeColor="accent1"/>
-          <w:left w:val="single" w:sz="8" w:space="0" w:color="4F81BD" w:themeColor="accent1"/>
-          <w:bottom w:val="single" w:sz="8" w:space="0" w:color="4F81BD" w:themeColor="accent1"/>
-          <w:right w:val="single" w:sz="8" w:space="0" w:color="4F81BD" w:themeColor="accent1"/>
-          <w:insideV w:val="single" w:sz="8" w:space="0" w:color="4F81BD" w:themeColor="accent1"/>
+          <w:top w:val="single" w:color="4F81BD" w:themeColor="accent1" w:sz="8" w:space="0"/>
+          <w:left w:val="single" w:color="4F81BD" w:themeColor="accent1" w:sz="8" w:space="0"/>
+          <w:bottom w:val="single" w:color="4F81BD" w:themeColor="accent1" w:sz="8" w:space="0"/>
+          <w:right w:val="single" w:color="4F81BD" w:themeColor="accent1" w:sz="8" w:space="0"/>
+          <w:insideV w:val="single" w:color="4F81BD" w:themeColor="accent1" w:sz="8" w:space="0"/>
         </w:tcBorders>
         <w:shd w:val="clear" w:color="auto" w:fill="D3DFEE" w:themeFill="accent1" w:themeFillTint="3F"/>
       </w:tcPr>
@@ -13663,11 +13663,11 @@
       <w:tblPr/>
       <w:tcPr>
         <w:tcBorders>
-          <w:top w:val="single" w:sz="8" w:space="0" w:color="4F81BD" w:themeColor="accent1"/>
-          <w:left w:val="single" w:sz="8" w:space="0" w:color="4F81BD" w:themeColor="accent1"/>
-          <w:bottom w:val="single" w:sz="8" w:space="0" w:color="4F81BD" w:themeColor="accent1"/>
-          <w:right w:val="single" w:sz="8" w:space="0" w:color="4F81BD" w:themeColor="accent1"/>
-          <w:insideV w:val="single" w:sz="8" w:space="0" w:color="4F81BD" w:themeColor="accent1"/>
+          <w:top w:val="single" w:color="4F81BD" w:themeColor="accent1" w:sz="8" w:space="0"/>
+          <w:left w:val="single" w:color="4F81BD" w:themeColor="accent1" w:sz="8" w:space="0"/>
+          <w:bottom w:val="single" w:color="4F81BD" w:themeColor="accent1" w:sz="8" w:space="0"/>
+          <w:right w:val="single" w:color="4F81BD" w:themeColor="accent1" w:sz="8" w:space="0"/>
+          <w:insideV w:val="single" w:color="4F81BD" w:themeColor="accent1" w:sz="8" w:space="0"/>
         </w:tcBorders>
       </w:tcPr>
     </w:tblStylePr>
@@ -13685,12 +13685,12 @@
       <w:tblStyleColBandSize w:val="1"/>
       <w:tblInd w:w="0" w:type="dxa"/>
       <w:tblBorders>
-        <w:top w:val="single" w:sz="8" w:space="0" w:color="C0504D" w:themeColor="accent2"/>
-        <w:left w:val="single" w:sz="8" w:space="0" w:color="C0504D" w:themeColor="accent2"/>
-        <w:bottom w:val="single" w:sz="8" w:space="0" w:color="C0504D" w:themeColor="accent2"/>
-        <w:right w:val="single" w:sz="8" w:space="0" w:color="C0504D" w:themeColor="accent2"/>
-        <w:insideH w:val="single" w:sz="8" w:space="0" w:color="C0504D" w:themeColor="accent2"/>
-        <w:insideV w:val="single" w:sz="8" w:space="0" w:color="C0504D" w:themeColor="accent2"/>
+        <w:top w:val="single" w:color="C0504D" w:themeColor="accent2" w:sz="8" w:space="0"/>
+        <w:left w:val="single" w:color="C0504D" w:themeColor="accent2" w:sz="8" w:space="0"/>
+        <w:bottom w:val="single" w:color="C0504D" w:themeColor="accent2" w:sz="8" w:space="0"/>
+        <w:right w:val="single" w:color="C0504D" w:themeColor="accent2" w:sz="8" w:space="0"/>
+        <w:insideH w:val="single" w:color="C0504D" w:themeColor="accent2" w:sz="8" w:space="0"/>
+        <w:insideV w:val="single" w:color="C0504D" w:themeColor="accent2" w:sz="8" w:space="0"/>
       </w:tblBorders>
       <w:tblCellMar>
         <w:top w:w="0" w:type="dxa"/>
@@ -13704,19 +13704,19 @@
         <w:spacing w:before="0" w:after="0" w:line="240" w:lineRule="auto"/>
       </w:pPr>
       <w:rPr>
-        <w:rFonts w:asciiTheme="majorHAnsi" w:eastAsiaTheme="majorEastAsia" w:hAnsiTheme="majorHAnsi" w:cstheme="majorBidi"/>
-        <w:b/>
-        <w:bCs/>
-      </w:rPr>
-      <w:tblPr/>
-      <w:tcPr>
-        <w:tcBorders>
-          <w:top w:val="single" w:sz="8" w:space="0" w:color="C0504D" w:themeColor="accent2"/>
-          <w:left w:val="single" w:sz="8" w:space="0" w:color="C0504D" w:themeColor="accent2"/>
-          <w:bottom w:val="single" w:sz="18" w:space="0" w:color="C0504D" w:themeColor="accent2"/>
-          <w:right w:val="single" w:sz="8" w:space="0" w:color="C0504D" w:themeColor="accent2"/>
-          <w:insideH w:val="nil"/>
-          <w:insideV w:val="single" w:sz="8" w:space="0" w:color="C0504D" w:themeColor="accent2"/>
+        <w:rFonts w:asciiTheme="majorHAnsi" w:hAnsiTheme="majorHAnsi" w:eastAsiaTheme="majorEastAsia" w:cstheme="majorBidi"/>
+        <w:b/>
+        <w:bCs/>
+      </w:rPr>
+      <w:tblPr/>
+      <w:tcPr>
+        <w:tcBorders>
+          <w:top w:val="single" w:color="C0504D" w:themeColor="accent2" w:sz="8" w:space="0"/>
+          <w:left w:val="single" w:color="C0504D" w:themeColor="accent2" w:sz="8" w:space="0"/>
+          <w:bottom w:val="single" w:color="C0504D" w:themeColor="accent2" w:sz="18" w:space="0"/>
+          <w:right w:val="single" w:color="C0504D" w:themeColor="accent2" w:sz="8" w:space="0"/>
+          <w:insideH w:val="nil"/>
+          <w:insideV w:val="single" w:color="C0504D" w:themeColor="accent2" w:sz="8" w:space="0"/>
         </w:tcBorders>
       </w:tcPr>
     </w:tblStylePr>
@@ -13725,42 +13725,42 @@
         <w:spacing w:before="0" w:after="0" w:line="240" w:lineRule="auto"/>
       </w:pPr>
       <w:rPr>
-        <w:rFonts w:asciiTheme="majorHAnsi" w:eastAsiaTheme="majorEastAsia" w:hAnsiTheme="majorHAnsi" w:cstheme="majorBidi"/>
-        <w:b/>
-        <w:bCs/>
-      </w:rPr>
-      <w:tblPr/>
-      <w:tcPr>
-        <w:tcBorders>
-          <w:top w:val="double" w:sz="6" w:space="0" w:color="C0504D" w:themeColor="accent2"/>
-          <w:left w:val="single" w:sz="8" w:space="0" w:color="C0504D" w:themeColor="accent2"/>
-          <w:bottom w:val="single" w:sz="8" w:space="0" w:color="C0504D" w:themeColor="accent2"/>
-          <w:right w:val="single" w:sz="8" w:space="0" w:color="C0504D" w:themeColor="accent2"/>
-          <w:insideH w:val="nil"/>
-          <w:insideV w:val="single" w:sz="8" w:space="0" w:color="C0504D" w:themeColor="accent2"/>
+        <w:rFonts w:asciiTheme="majorHAnsi" w:hAnsiTheme="majorHAnsi" w:eastAsiaTheme="majorEastAsia" w:cstheme="majorBidi"/>
+        <w:b/>
+        <w:bCs/>
+      </w:rPr>
+      <w:tblPr/>
+      <w:tcPr>
+        <w:tcBorders>
+          <w:top w:val="double" w:color="C0504D" w:themeColor="accent2" w:sz="6" w:space="0"/>
+          <w:left w:val="single" w:color="C0504D" w:themeColor="accent2" w:sz="8" w:space="0"/>
+          <w:bottom w:val="single" w:color="C0504D" w:themeColor="accent2" w:sz="8" w:space="0"/>
+          <w:right w:val="single" w:color="C0504D" w:themeColor="accent2" w:sz="8" w:space="0"/>
+          <w:insideH w:val="nil"/>
+          <w:insideV w:val="single" w:color="C0504D" w:themeColor="accent2" w:sz="8" w:space="0"/>
         </w:tcBorders>
       </w:tcPr>
     </w:tblStylePr>
     <w:tblStylePr w:type="firstCol">
       <w:rPr>
-        <w:rFonts w:asciiTheme="majorHAnsi" w:eastAsiaTheme="majorEastAsia" w:hAnsiTheme="majorHAnsi" w:cstheme="majorBidi"/>
+        <w:rFonts w:asciiTheme="majorHAnsi" w:hAnsiTheme="majorHAnsi" w:eastAsiaTheme="majorEastAsia" w:cstheme="majorBidi"/>
         <w:b/>
         <w:bCs/>
       </w:rPr>
     </w:tblStylePr>
     <w:tblStylePr w:type="lastCol">
       <w:rPr>
-        <w:rFonts w:asciiTheme="majorHAnsi" w:eastAsiaTheme="majorEastAsia" w:hAnsiTheme="majorHAnsi" w:cstheme="majorBidi"/>
-        <w:b/>
-        <w:bCs/>
-      </w:rPr>
-      <w:tblPr/>
-      <w:tcPr>
-        <w:tcBorders>
-          <w:top w:val="single" w:sz="8" w:space="0" w:color="C0504D" w:themeColor="accent2"/>
-          <w:left w:val="single" w:sz="8" w:space="0" w:color="C0504D" w:themeColor="accent2"/>
-          <w:bottom w:val="single" w:sz="8" w:space="0" w:color="C0504D" w:themeColor="accent2"/>
-          <w:right w:val="single" w:sz="8" w:space="0" w:color="C0504D" w:themeColor="accent2"/>
+        <w:rFonts w:asciiTheme="majorHAnsi" w:hAnsiTheme="majorHAnsi" w:eastAsiaTheme="majorEastAsia" w:cstheme="majorBidi"/>
+        <w:b/>
+        <w:bCs/>
+      </w:rPr>
+      <w:tblPr/>
+      <w:tcPr>
+        <w:tcBorders>
+          <w:top w:val="single" w:color="C0504D" w:themeColor="accent2" w:sz="8" w:space="0"/>
+          <w:left w:val="single" w:color="C0504D" w:themeColor="accent2" w:sz="8" w:space="0"/>
+          <w:bottom w:val="single" w:color="C0504D" w:themeColor="accent2" w:sz="8" w:space="0"/>
+          <w:right w:val="single" w:color="C0504D" w:themeColor="accent2" w:sz="8" w:space="0"/>
         </w:tcBorders>
       </w:tcPr>
     </w:tblStylePr>
@@ -13768,10 +13768,10 @@
       <w:tblPr/>
       <w:tcPr>
         <w:tcBorders>
-          <w:top w:val="single" w:sz="8" w:space="0" w:color="C0504D" w:themeColor="accent2"/>
-          <w:left w:val="single" w:sz="8" w:space="0" w:color="C0504D" w:themeColor="accent2"/>
-          <w:bottom w:val="single" w:sz="8" w:space="0" w:color="C0504D" w:themeColor="accent2"/>
-          <w:right w:val="single" w:sz="8" w:space="0" w:color="C0504D" w:themeColor="accent2"/>
+          <w:top w:val="single" w:color="C0504D" w:themeColor="accent2" w:sz="8" w:space="0"/>
+          <w:left w:val="single" w:color="C0504D" w:themeColor="accent2" w:sz="8" w:space="0"/>
+          <w:bottom w:val="single" w:color="C0504D" w:themeColor="accent2" w:sz="8" w:space="0"/>
+          <w:right w:val="single" w:color="C0504D" w:themeColor="accent2" w:sz="8" w:space="0"/>
         </w:tcBorders>
         <w:shd w:val="clear" w:color="auto" w:fill="EFD3D2" w:themeFill="accent2" w:themeFillTint="3F"/>
       </w:tcPr>
@@ -13780,11 +13780,11 @@
       <w:tblPr/>
       <w:tcPr>
         <w:tcBorders>
-          <w:top w:val="single" w:sz="8" w:space="0" w:color="C0504D" w:themeColor="accent2"/>
-          <w:left w:val="single" w:sz="8" w:space="0" w:color="C0504D" w:themeColor="accent2"/>
-          <w:bottom w:val="single" w:sz="8" w:space="0" w:color="C0504D" w:themeColor="accent2"/>
-          <w:right w:val="single" w:sz="8" w:space="0" w:color="C0504D" w:themeColor="accent2"/>
-          <w:insideV w:val="single" w:sz="8" w:space="0" w:color="C0504D" w:themeColor="accent2"/>
+          <w:top w:val="single" w:color="C0504D" w:themeColor="accent2" w:sz="8" w:space="0"/>
+          <w:left w:val="single" w:color="C0504D" w:themeColor="accent2" w:sz="8" w:space="0"/>
+          <w:bottom w:val="single" w:color="C0504D" w:themeColor="accent2" w:sz="8" w:space="0"/>
+          <w:right w:val="single" w:color="C0504D" w:themeColor="accent2" w:sz="8" w:space="0"/>
+          <w:insideV w:val="single" w:color="C0504D" w:themeColor="accent2" w:sz="8" w:space="0"/>
         </w:tcBorders>
         <w:shd w:val="clear" w:color="auto" w:fill="EFD3D2" w:themeFill="accent2" w:themeFillTint="3F"/>
       </w:tcPr>
@@ -13793,11 +13793,11 @@
       <w:tblPr/>
       <w:tcPr>
         <w:tcBorders>
-          <w:top w:val="single" w:sz="8" w:space="0" w:color="C0504D" w:themeColor="accent2"/>
-          <w:left w:val="single" w:sz="8" w:space="0" w:color="C0504D" w:themeColor="accent2"/>
-          <w:bottom w:val="single" w:sz="8" w:space="0" w:color="C0504D" w:themeColor="accent2"/>
-          <w:right w:val="single" w:sz="8" w:space="0" w:color="C0504D" w:themeColor="accent2"/>
-          <w:insideV w:val="single" w:sz="8" w:space="0" w:color="C0504D" w:themeColor="accent2"/>
+          <w:top w:val="single" w:color="C0504D" w:themeColor="accent2" w:sz="8" w:space="0"/>
+          <w:left w:val="single" w:color="C0504D" w:themeColor="accent2" w:sz="8" w:space="0"/>
+          <w:bottom w:val="single" w:color="C0504D" w:themeColor="accent2" w:sz="8" w:space="0"/>
+          <w:right w:val="single" w:color="C0504D" w:themeColor="accent2" w:sz="8" w:space="0"/>
+          <w:insideV w:val="single" w:color="C0504D" w:themeColor="accent2" w:sz="8" w:space="0"/>
         </w:tcBorders>
       </w:tcPr>
     </w:tblStylePr>
@@ -13815,12 +13815,12 @@
       <w:tblStyleColBandSize w:val="1"/>
       <w:tblInd w:w="0" w:type="dxa"/>
       <w:tblBorders>
-        <w:top w:val="single" w:sz="8" w:space="0" w:color="9BBB59" w:themeColor="accent3"/>
-        <w:left w:val="single" w:sz="8" w:space="0" w:color="9BBB59" w:themeColor="accent3"/>
-        <w:bottom w:val="single" w:sz="8" w:space="0" w:color="9BBB59" w:themeColor="accent3"/>
-        <w:right w:val="single" w:sz="8" w:space="0" w:color="9BBB59" w:themeColor="accent3"/>
-        <w:insideH w:val="single" w:sz="8" w:space="0" w:color="9BBB59" w:themeColor="accent3"/>
-        <w:insideV w:val="single" w:sz="8" w:space="0" w:color="9BBB59" w:themeColor="accent3"/>
+        <w:top w:val="single" w:color="9BBB59" w:themeColor="accent3" w:sz="8" w:space="0"/>
+        <w:left w:val="single" w:color="9BBB59" w:themeColor="accent3" w:sz="8" w:space="0"/>
+        <w:bottom w:val="single" w:color="9BBB59" w:themeColor="accent3" w:sz="8" w:space="0"/>
+        <w:right w:val="single" w:color="9BBB59" w:themeColor="accent3" w:sz="8" w:space="0"/>
+        <w:insideH w:val="single" w:color="9BBB59" w:themeColor="accent3" w:sz="8" w:space="0"/>
+        <w:insideV w:val="single" w:color="9BBB59" w:themeColor="accent3" w:sz="8" w:space="0"/>
       </w:tblBorders>
       <w:tblCellMar>
         <w:top w:w="0" w:type="dxa"/>
@@ -13834,19 +13834,19 @@
         <w:spacing w:before="0" w:after="0" w:line="240" w:lineRule="auto"/>
       </w:pPr>
       <w:rPr>
-        <w:rFonts w:asciiTheme="majorHAnsi" w:eastAsiaTheme="majorEastAsia" w:hAnsiTheme="majorHAnsi" w:cstheme="majorBidi"/>
-        <w:b/>
-        <w:bCs/>
-      </w:rPr>
-      <w:tblPr/>
-      <w:tcPr>
-        <w:tcBorders>
-          <w:top w:val="single" w:sz="8" w:space="0" w:color="9BBB59" w:themeColor="accent3"/>
-          <w:left w:val="single" w:sz="8" w:space="0" w:color="9BBB59" w:themeColor="accent3"/>
-          <w:bottom w:val="single" w:sz="18" w:space="0" w:color="9BBB59" w:themeColor="accent3"/>
-          <w:right w:val="single" w:sz="8" w:space="0" w:color="9BBB59" w:themeColor="accent3"/>
-          <w:insideH w:val="nil"/>
-          <w:insideV w:val="single" w:sz="8" w:space="0" w:color="9BBB59" w:themeColor="accent3"/>
+        <w:rFonts w:asciiTheme="majorHAnsi" w:hAnsiTheme="majorHAnsi" w:eastAsiaTheme="majorEastAsia" w:cstheme="majorBidi"/>
+        <w:b/>
+        <w:bCs/>
+      </w:rPr>
+      <w:tblPr/>
+      <w:tcPr>
+        <w:tcBorders>
+          <w:top w:val="single" w:color="9BBB59" w:themeColor="accent3" w:sz="8" w:space="0"/>
+          <w:left w:val="single" w:color="9BBB59" w:themeColor="accent3" w:sz="8" w:space="0"/>
+          <w:bottom w:val="single" w:color="9BBB59" w:themeColor="accent3" w:sz="18" w:space="0"/>
+          <w:right w:val="single" w:color="9BBB59" w:themeColor="accent3" w:sz="8" w:space="0"/>
+          <w:insideH w:val="nil"/>
+          <w:insideV w:val="single" w:color="9BBB59" w:themeColor="accent3" w:sz="8" w:space="0"/>
         </w:tcBorders>
       </w:tcPr>
     </w:tblStylePr>
@@ -13855,42 +13855,42 @@
         <w:spacing w:before="0" w:after="0" w:line="240" w:lineRule="auto"/>
       </w:pPr>
       <w:rPr>
-        <w:rFonts w:asciiTheme="majorHAnsi" w:eastAsiaTheme="majorEastAsia" w:hAnsiTheme="majorHAnsi" w:cstheme="majorBidi"/>
-        <w:b/>
-        <w:bCs/>
-      </w:rPr>
-      <w:tblPr/>
-      <w:tcPr>
-        <w:tcBorders>
-          <w:top w:val="double" w:sz="6" w:space="0" w:color="9BBB59" w:themeColor="accent3"/>
-          <w:left w:val="single" w:sz="8" w:space="0" w:color="9BBB59" w:themeColor="accent3"/>
-          <w:bottom w:val="single" w:sz="8" w:space="0" w:color="9BBB59" w:themeColor="accent3"/>
-          <w:right w:val="single" w:sz="8" w:space="0" w:color="9BBB59" w:themeColor="accent3"/>
-          <w:insideH w:val="nil"/>
-          <w:insideV w:val="single" w:sz="8" w:space="0" w:color="9BBB59" w:themeColor="accent3"/>
+        <w:rFonts w:asciiTheme="majorHAnsi" w:hAnsiTheme="majorHAnsi" w:eastAsiaTheme="majorEastAsia" w:cstheme="majorBidi"/>
+        <w:b/>
+        <w:bCs/>
+      </w:rPr>
+      <w:tblPr/>
+      <w:tcPr>
+        <w:tcBorders>
+          <w:top w:val="double" w:color="9BBB59" w:themeColor="accent3" w:sz="6" w:space="0"/>
+          <w:left w:val="single" w:color="9BBB59" w:themeColor="accent3" w:sz="8" w:space="0"/>
+          <w:bottom w:val="single" w:color="9BBB59" w:themeColor="accent3" w:sz="8" w:space="0"/>
+          <w:right w:val="single" w:color="9BBB59" w:themeColor="accent3" w:sz="8" w:space="0"/>
+          <w:insideH w:val="nil"/>
+          <w:insideV w:val="single" w:color="9BBB59" w:themeColor="accent3" w:sz="8" w:space="0"/>
         </w:tcBorders>
       </w:tcPr>
     </w:tblStylePr>
     <w:tblStylePr w:type="firstCol">
       <w:rPr>
-        <w:rFonts w:asciiTheme="majorHAnsi" w:eastAsiaTheme="majorEastAsia" w:hAnsiTheme="majorHAnsi" w:cstheme="majorBidi"/>
+        <w:rFonts w:asciiTheme="majorHAnsi" w:hAnsiTheme="majorHAnsi" w:eastAsiaTheme="majorEastAsia" w:cstheme="majorBidi"/>
         <w:b/>
         <w:bCs/>
       </w:rPr>
     </w:tblStylePr>
     <w:tblStylePr w:type="lastCol">
       <w:rPr>
-        <w:rFonts w:asciiTheme="majorHAnsi" w:eastAsiaTheme="majorEastAsia" w:hAnsiTheme="majorHAnsi" w:cstheme="majorBidi"/>
-        <w:b/>
-        <w:bCs/>
-      </w:rPr>
-      <w:tblPr/>
-      <w:tcPr>
-        <w:tcBorders>
-          <w:top w:val="single" w:sz="8" w:space="0" w:color="9BBB59" w:themeColor="accent3"/>
-          <w:left w:val="single" w:sz="8" w:space="0" w:color="9BBB59" w:themeColor="accent3"/>
-          <w:bottom w:val="single" w:sz="8" w:space="0" w:color="9BBB59" w:themeColor="accent3"/>
-          <w:right w:val="single" w:sz="8" w:space="0" w:color="9BBB59" w:themeColor="accent3"/>
+        <w:rFonts w:asciiTheme="majorHAnsi" w:hAnsiTheme="majorHAnsi" w:eastAsiaTheme="majorEastAsia" w:cstheme="majorBidi"/>
+        <w:b/>
+        <w:bCs/>
+      </w:rPr>
+      <w:tblPr/>
+      <w:tcPr>
+        <w:tcBorders>
+          <w:top w:val="single" w:color="9BBB59" w:themeColor="accent3" w:sz="8" w:space="0"/>
+          <w:left w:val="single" w:color="9BBB59" w:themeColor="accent3" w:sz="8" w:space="0"/>
+          <w:bottom w:val="single" w:color="9BBB59" w:themeColor="accent3" w:sz="8" w:space="0"/>
+          <w:right w:val="single" w:color="9BBB59" w:themeColor="accent3" w:sz="8" w:space="0"/>
         </w:tcBorders>
       </w:tcPr>
     </w:tblStylePr>
@@ -13898,10 +13898,10 @@
       <w:tblPr/>
       <w:tcPr>
         <w:tcBorders>
-          <w:top w:val="single" w:sz="8" w:space="0" w:color="9BBB59" w:themeColor="accent3"/>
-          <w:left w:val="single" w:sz="8" w:space="0" w:color="9BBB59" w:themeColor="accent3"/>
-          <w:bottom w:val="single" w:sz="8" w:space="0" w:color="9BBB59" w:themeColor="accent3"/>
-          <w:right w:val="single" w:sz="8" w:space="0" w:color="9BBB59" w:themeColor="accent3"/>
+          <w:top w:val="single" w:color="9BBB59" w:themeColor="accent3" w:sz="8" w:space="0"/>
+          <w:left w:val="single" w:color="9BBB59" w:themeColor="accent3" w:sz="8" w:space="0"/>
+          <w:bottom w:val="single" w:color="9BBB59" w:themeColor="accent3" w:sz="8" w:space="0"/>
+          <w:right w:val="single" w:color="9BBB59" w:themeColor="accent3" w:sz="8" w:space="0"/>
         </w:tcBorders>
         <w:shd w:val="clear" w:color="auto" w:fill="E6EED5" w:themeFill="accent3" w:themeFillTint="3F"/>
       </w:tcPr>
@@ -13910,11 +13910,11 @@
       <w:tblPr/>
       <w:tcPr>
         <w:tcBorders>
-          <w:top w:val="single" w:sz="8" w:space="0" w:color="9BBB59" w:themeColor="accent3"/>
-          <w:left w:val="single" w:sz="8" w:space="0" w:color="9BBB59" w:themeColor="accent3"/>
-          <w:bottom w:val="single" w:sz="8" w:space="0" w:color="9BBB59" w:themeColor="accent3"/>
-          <w:right w:val="single" w:sz="8" w:space="0" w:color="9BBB59" w:themeColor="accent3"/>
-          <w:insideV w:val="single" w:sz="8" w:space="0" w:color="9BBB59" w:themeColor="accent3"/>
+          <w:top w:val="single" w:color="9BBB59" w:themeColor="accent3" w:sz="8" w:space="0"/>
+          <w:left w:val="single" w:color="9BBB59" w:themeColor="accent3" w:sz="8" w:space="0"/>
+          <w:bottom w:val="single" w:color="9BBB59" w:themeColor="accent3" w:sz="8" w:space="0"/>
+          <w:right w:val="single" w:color="9BBB59" w:themeColor="accent3" w:sz="8" w:space="0"/>
+          <w:insideV w:val="single" w:color="9BBB59" w:themeColor="accent3" w:sz="8" w:space="0"/>
         </w:tcBorders>
         <w:shd w:val="clear" w:color="auto" w:fill="E6EED5" w:themeFill="accent3" w:themeFillTint="3F"/>
       </w:tcPr>
@@ -13923,11 +13923,11 @@
       <w:tblPr/>
       <w:tcPr>
         <w:tcBorders>
-          <w:top w:val="single" w:sz="8" w:space="0" w:color="9BBB59" w:themeColor="accent3"/>
-          <w:left w:val="single" w:sz="8" w:space="0" w:color="9BBB59" w:themeColor="accent3"/>
-          <w:bottom w:val="single" w:sz="8" w:space="0" w:color="9BBB59" w:themeColor="accent3"/>
-          <w:right w:val="single" w:sz="8" w:space="0" w:color="9BBB59" w:themeColor="accent3"/>
-          <w:insideV w:val="single" w:sz="8" w:space="0" w:color="9BBB59" w:themeColor="accent3"/>
+          <w:top w:val="single" w:color="9BBB59" w:themeColor="accent3" w:sz="8" w:space="0"/>
+          <w:left w:val="single" w:color="9BBB59" w:themeColor="accent3" w:sz="8" w:space="0"/>
+          <w:bottom w:val="single" w:color="9BBB59" w:themeColor="accent3" w:sz="8" w:space="0"/>
+          <w:right w:val="single" w:color="9BBB59" w:themeColor="accent3" w:sz="8" w:space="0"/>
+          <w:insideV w:val="single" w:color="9BBB59" w:themeColor="accent3" w:sz="8" w:space="0"/>
         </w:tcBorders>
       </w:tcPr>
     </w:tblStylePr>
@@ -13945,12 +13945,12 @@
       <w:tblStyleColBandSize w:val="1"/>
       <w:tblInd w:w="0" w:type="dxa"/>
       <w:tblBorders>
-        <w:top w:val="single" w:sz="8" w:space="0" w:color="8064A2" w:themeColor="accent4"/>
-        <w:left w:val="single" w:sz="8" w:space="0" w:color="8064A2" w:themeColor="accent4"/>
-        <w:bottom w:val="single" w:sz="8" w:space="0" w:color="8064A2" w:themeColor="accent4"/>
-        <w:right w:val="single" w:sz="8" w:space="0" w:color="8064A2" w:themeColor="accent4"/>
-        <w:insideH w:val="single" w:sz="8" w:space="0" w:color="8064A2" w:themeColor="accent4"/>
-        <w:insideV w:val="single" w:sz="8" w:space="0" w:color="8064A2" w:themeColor="accent4"/>
+        <w:top w:val="single" w:color="8064A2" w:themeColor="accent4" w:sz="8" w:space="0"/>
+        <w:left w:val="single" w:color="8064A2" w:themeColor="accent4" w:sz="8" w:space="0"/>
+        <w:bottom w:val="single" w:color="8064A2" w:themeColor="accent4" w:sz="8" w:space="0"/>
+        <w:right w:val="single" w:color="8064A2" w:themeColor="accent4" w:sz="8" w:space="0"/>
+        <w:insideH w:val="single" w:color="8064A2" w:themeColor="accent4" w:sz="8" w:space="0"/>
+        <w:insideV w:val="single" w:color="8064A2" w:themeColor="accent4" w:sz="8" w:space="0"/>
       </w:tblBorders>
       <w:tblCellMar>
         <w:top w:w="0" w:type="dxa"/>
@@ -13964,19 +13964,19 @@
         <w:spacing w:before="0" w:after="0" w:line="240" w:lineRule="auto"/>
       </w:pPr>
       <w:rPr>
-        <w:rFonts w:asciiTheme="majorHAnsi" w:eastAsiaTheme="majorEastAsia" w:hAnsiTheme="majorHAnsi" w:cstheme="majorBidi"/>
-        <w:b/>
-        <w:bCs/>
-      </w:rPr>
-      <w:tblPr/>
-      <w:tcPr>
-        <w:tcBorders>
-          <w:top w:val="single" w:sz="8" w:space="0" w:color="8064A2" w:themeColor="accent4"/>
-          <w:left w:val="single" w:sz="8" w:space="0" w:color="8064A2" w:themeColor="accent4"/>
-          <w:bottom w:val="single" w:sz="18" w:space="0" w:color="8064A2" w:themeColor="accent4"/>
-          <w:right w:val="single" w:sz="8" w:space="0" w:color="8064A2" w:themeColor="accent4"/>
-          <w:insideH w:val="nil"/>
-          <w:insideV w:val="single" w:sz="8" w:space="0" w:color="8064A2" w:themeColor="accent4"/>
+        <w:rFonts w:asciiTheme="majorHAnsi" w:hAnsiTheme="majorHAnsi" w:eastAsiaTheme="majorEastAsia" w:cstheme="majorBidi"/>
+        <w:b/>
+        <w:bCs/>
+      </w:rPr>
+      <w:tblPr/>
+      <w:tcPr>
+        <w:tcBorders>
+          <w:top w:val="single" w:color="8064A2" w:themeColor="accent4" w:sz="8" w:space="0"/>
+          <w:left w:val="single" w:color="8064A2" w:themeColor="accent4" w:sz="8" w:space="0"/>
+          <w:bottom w:val="single" w:color="8064A2" w:themeColor="accent4" w:sz="18" w:space="0"/>
+          <w:right w:val="single" w:color="8064A2" w:themeColor="accent4" w:sz="8" w:space="0"/>
+          <w:insideH w:val="nil"/>
+          <w:insideV w:val="single" w:color="8064A2" w:themeColor="accent4" w:sz="8" w:space="0"/>
         </w:tcBorders>
       </w:tcPr>
     </w:tblStylePr>
@@ -13985,42 +13985,42 @@
         <w:spacing w:before="0" w:after="0" w:line="240" w:lineRule="auto"/>
       </w:pPr>
       <w:rPr>
-        <w:rFonts w:asciiTheme="majorHAnsi" w:eastAsiaTheme="majorEastAsia" w:hAnsiTheme="majorHAnsi" w:cstheme="majorBidi"/>
-        <w:b/>
-        <w:bCs/>
-      </w:rPr>
-      <w:tblPr/>
-      <w:tcPr>
-        <w:tcBorders>
-          <w:top w:val="double" w:sz="6" w:space="0" w:color="8064A2" w:themeColor="accent4"/>
-          <w:left w:val="single" w:sz="8" w:space="0" w:color="8064A2" w:themeColor="accent4"/>
-          <w:bottom w:val="single" w:sz="8" w:space="0" w:color="8064A2" w:themeColor="accent4"/>
-          <w:right w:val="single" w:sz="8" w:space="0" w:color="8064A2" w:themeColor="accent4"/>
-          <w:insideH w:val="nil"/>
-          <w:insideV w:val="single" w:sz="8" w:space="0" w:color="8064A2" w:themeColor="accent4"/>
+        <w:rFonts w:asciiTheme="majorHAnsi" w:hAnsiTheme="majorHAnsi" w:eastAsiaTheme="majorEastAsia" w:cstheme="majorBidi"/>
+        <w:b/>
+        <w:bCs/>
+      </w:rPr>
+      <w:tblPr/>
+      <w:tcPr>
+        <w:tcBorders>
+          <w:top w:val="double" w:color="8064A2" w:themeColor="accent4" w:sz="6" w:space="0"/>
+          <w:left w:val="single" w:color="8064A2" w:themeColor="accent4" w:sz="8" w:space="0"/>
+          <w:bottom w:val="single" w:color="8064A2" w:themeColor="accent4" w:sz="8" w:space="0"/>
+          <w:right w:val="single" w:color="8064A2" w:themeColor="accent4" w:sz="8" w:space="0"/>
+          <w:insideH w:val="nil"/>
+          <w:insideV w:val="single" w:color="8064A2" w:themeColor="accent4" w:sz="8" w:space="0"/>
         </w:tcBorders>
       </w:tcPr>
     </w:tblStylePr>
     <w:tblStylePr w:type="firstCol">
       <w:rPr>
-        <w:rFonts w:asciiTheme="majorHAnsi" w:eastAsiaTheme="majorEastAsia" w:hAnsiTheme="majorHAnsi" w:cstheme="majorBidi"/>
+        <w:rFonts w:asciiTheme="majorHAnsi" w:hAnsiTheme="majorHAnsi" w:eastAsiaTheme="majorEastAsia" w:cstheme="majorBidi"/>
         <w:b/>
         <w:bCs/>
       </w:rPr>
     </w:tblStylePr>
     <w:tblStylePr w:type="lastCol">
       <w:rPr>
-        <w:rFonts w:asciiTheme="majorHAnsi" w:eastAsiaTheme="majorEastAsia" w:hAnsiTheme="majorHAnsi" w:cstheme="majorBidi"/>
-        <w:b/>
-        <w:bCs/>
-      </w:rPr>
-      <w:tblPr/>
-      <w:tcPr>
-        <w:tcBorders>
-          <w:top w:val="single" w:sz="8" w:space="0" w:color="8064A2" w:themeColor="accent4"/>
-          <w:left w:val="single" w:sz="8" w:space="0" w:color="8064A2" w:themeColor="accent4"/>
-          <w:bottom w:val="single" w:sz="8" w:space="0" w:color="8064A2" w:themeColor="accent4"/>
-          <w:right w:val="single" w:sz="8" w:space="0" w:color="8064A2" w:themeColor="accent4"/>
+        <w:rFonts w:asciiTheme="majorHAnsi" w:hAnsiTheme="majorHAnsi" w:eastAsiaTheme="majorEastAsia" w:cstheme="majorBidi"/>
+        <w:b/>
+        <w:bCs/>
+      </w:rPr>
+      <w:tblPr/>
+      <w:tcPr>
+        <w:tcBorders>
+          <w:top w:val="single" w:color="8064A2" w:themeColor="accent4" w:sz="8" w:space="0"/>
+          <w:left w:val="single" w:color="8064A2" w:themeColor="accent4" w:sz="8" w:space="0"/>
+          <w:bottom w:val="single" w:color="8064A2" w:themeColor="accent4" w:sz="8" w:space="0"/>
+          <w:right w:val="single" w:color="8064A2" w:themeColor="accent4" w:sz="8" w:space="0"/>
         </w:tcBorders>
       </w:tcPr>
     </w:tblStylePr>
@@ -14028,10 +14028,10 @@
       <w:tblPr/>
       <w:tcPr>
         <w:tcBorders>
-          <w:top w:val="single" w:sz="8" w:space="0" w:color="8064A2" w:themeColor="accent4"/>
-          <w:left w:val="single" w:sz="8" w:space="0" w:color="8064A2" w:themeColor="accent4"/>
-          <w:bottom w:val="single" w:sz="8" w:space="0" w:color="8064A2" w:themeColor="accent4"/>
-          <w:right w:val="single" w:sz="8" w:space="0" w:color="8064A2" w:themeColor="accent4"/>
+          <w:top w:val="single" w:color="8064A2" w:themeColor="accent4" w:sz="8" w:space="0"/>
+          <w:left w:val="single" w:color="8064A2" w:themeColor="accent4" w:sz="8" w:space="0"/>
+          <w:bottom w:val="single" w:color="8064A2" w:themeColor="accent4" w:sz="8" w:space="0"/>
+          <w:right w:val="single" w:color="8064A2" w:themeColor="accent4" w:sz="8" w:space="0"/>
         </w:tcBorders>
         <w:shd w:val="clear" w:color="auto" w:fill="DFD8E8" w:themeFill="accent4" w:themeFillTint="3F"/>
       </w:tcPr>
@@ -14040,11 +14040,11 @@
       <w:tblPr/>
       <w:tcPr>
         <w:tcBorders>
-          <w:top w:val="single" w:sz="8" w:space="0" w:color="8064A2" w:themeColor="accent4"/>
-          <w:left w:val="single" w:sz="8" w:space="0" w:color="8064A2" w:themeColor="accent4"/>
-          <w:bottom w:val="single" w:sz="8" w:space="0" w:color="8064A2" w:themeColor="accent4"/>
-          <w:right w:val="single" w:sz="8" w:space="0" w:color="8064A2" w:themeColor="accent4"/>
-          <w:insideV w:val="single" w:sz="8" w:space="0" w:color="8064A2" w:themeColor="accent4"/>
+          <w:top w:val="single" w:color="8064A2" w:themeColor="accent4" w:sz="8" w:space="0"/>
+          <w:left w:val="single" w:color="8064A2" w:themeColor="accent4" w:sz="8" w:space="0"/>
+          <w:bottom w:val="single" w:color="8064A2" w:themeColor="accent4" w:sz="8" w:space="0"/>
+          <w:right w:val="single" w:color="8064A2" w:themeColor="accent4" w:sz="8" w:space="0"/>
+          <w:insideV w:val="single" w:color="8064A2" w:themeColor="accent4" w:sz="8" w:space="0"/>
         </w:tcBorders>
         <w:shd w:val="clear" w:color="auto" w:fill="DFD8E8" w:themeFill="accent4" w:themeFillTint="3F"/>
       </w:tcPr>
@@ -14053,11 +14053,11 @@
       <w:tblPr/>
       <w:tcPr>
         <w:tcBorders>
-          <w:top w:val="single" w:sz="8" w:space="0" w:color="8064A2" w:themeColor="accent4"/>
-          <w:left w:val="single" w:sz="8" w:space="0" w:color="8064A2" w:themeColor="accent4"/>
-          <w:bottom w:val="single" w:sz="8" w:space="0" w:color="8064A2" w:themeColor="accent4"/>
-          <w:right w:val="single" w:sz="8" w:space="0" w:color="8064A2" w:themeColor="accent4"/>
-          <w:insideV w:val="single" w:sz="8" w:space="0" w:color="8064A2" w:themeColor="accent4"/>
+          <w:top w:val="single" w:color="8064A2" w:themeColor="accent4" w:sz="8" w:space="0"/>
+          <w:left w:val="single" w:color="8064A2" w:themeColor="accent4" w:sz="8" w:space="0"/>
+          <w:bottom w:val="single" w:color="8064A2" w:themeColor="accent4" w:sz="8" w:space="0"/>
+          <w:right w:val="single" w:color="8064A2" w:themeColor="accent4" w:sz="8" w:space="0"/>
+          <w:insideV w:val="single" w:color="8064A2" w:themeColor="accent4" w:sz="8" w:space="0"/>
         </w:tcBorders>
       </w:tcPr>
     </w:tblStylePr>
@@ -14075,12 +14075,12 @@
       <w:tblStyleColBandSize w:val="1"/>
       <w:tblInd w:w="0" w:type="dxa"/>
       <w:tblBorders>
-        <w:top w:val="single" w:sz="8" w:space="0" w:color="4BACC6" w:themeColor="accent5"/>
-        <w:left w:val="single" w:sz="8" w:space="0" w:color="4BACC6" w:themeColor="accent5"/>
-        <w:bottom w:val="single" w:sz="8" w:space="0" w:color="4BACC6" w:themeColor="accent5"/>
-        <w:right w:val="single" w:sz="8" w:space="0" w:color="4BACC6" w:themeColor="accent5"/>
-        <w:insideH w:val="single" w:sz="8" w:space="0" w:color="4BACC6" w:themeColor="accent5"/>
-        <w:insideV w:val="single" w:sz="8" w:space="0" w:color="4BACC6" w:themeColor="accent5"/>
+        <w:top w:val="single" w:color="4BACC6" w:themeColor="accent5" w:sz="8" w:space="0"/>
+        <w:left w:val="single" w:color="4BACC6" w:themeColor="accent5" w:sz="8" w:space="0"/>
+        <w:bottom w:val="single" w:color="4BACC6" w:themeColor="accent5" w:sz="8" w:space="0"/>
+        <w:right w:val="single" w:color="4BACC6" w:themeColor="accent5" w:sz="8" w:space="0"/>
+        <w:insideH w:val="single" w:color="4BACC6" w:themeColor="accent5" w:sz="8" w:space="0"/>
+        <w:insideV w:val="single" w:color="4BACC6" w:themeColor="accent5" w:sz="8" w:space="0"/>
       </w:tblBorders>
       <w:tblCellMar>
         <w:top w:w="0" w:type="dxa"/>
@@ -14094,19 +14094,19 @@
         <w:spacing w:before="0" w:after="0" w:line="240" w:lineRule="auto"/>
       </w:pPr>
       <w:rPr>
-        <w:rFonts w:asciiTheme="majorHAnsi" w:eastAsiaTheme="majorEastAsia" w:hAnsiTheme="majorHAnsi" w:cstheme="majorBidi"/>
-        <w:b/>
-        <w:bCs/>
-      </w:rPr>
-      <w:tblPr/>
-      <w:tcPr>
-        <w:tcBorders>
-          <w:top w:val="single" w:sz="8" w:space="0" w:color="4BACC6" w:themeColor="accent5"/>
-          <w:left w:val="single" w:sz="8" w:space="0" w:color="4BACC6" w:themeColor="accent5"/>
-          <w:bottom w:val="single" w:sz="18" w:space="0" w:color="4BACC6" w:themeColor="accent5"/>
-          <w:right w:val="single" w:sz="8" w:space="0" w:color="4BACC6" w:themeColor="accent5"/>
-          <w:insideH w:val="nil"/>
-          <w:insideV w:val="single" w:sz="8" w:space="0" w:color="4BACC6" w:themeColor="accent5"/>
+        <w:rFonts w:asciiTheme="majorHAnsi" w:hAnsiTheme="majorHAnsi" w:eastAsiaTheme="majorEastAsia" w:cstheme="majorBidi"/>
+        <w:b/>
+        <w:bCs/>
+      </w:rPr>
+      <w:tblPr/>
+      <w:tcPr>
+        <w:tcBorders>
+          <w:top w:val="single" w:color="4BACC6" w:themeColor="accent5" w:sz="8" w:space="0"/>
+          <w:left w:val="single" w:color="4BACC6" w:themeColor="accent5" w:sz="8" w:space="0"/>
+          <w:bottom w:val="single" w:color="4BACC6" w:themeColor="accent5" w:sz="18" w:space="0"/>
+          <w:right w:val="single" w:color="4BACC6" w:themeColor="accent5" w:sz="8" w:space="0"/>
+          <w:insideH w:val="nil"/>
+          <w:insideV w:val="single" w:color="4BACC6" w:themeColor="accent5" w:sz="8" w:space="0"/>
         </w:tcBorders>
       </w:tcPr>
     </w:tblStylePr>
@@ -14115,42 +14115,42 @@
         <w:spacing w:before="0" w:after="0" w:line="240" w:lineRule="auto"/>
       </w:pPr>
       <w:rPr>
-        <w:rFonts w:asciiTheme="majorHAnsi" w:eastAsiaTheme="majorEastAsia" w:hAnsiTheme="majorHAnsi" w:cstheme="majorBidi"/>
-        <w:b/>
-        <w:bCs/>
-      </w:rPr>
-      <w:tblPr/>
-      <w:tcPr>
-        <w:tcBorders>
-          <w:top w:val="double" w:sz="6" w:space="0" w:color="4BACC6" w:themeColor="accent5"/>
-          <w:left w:val="single" w:sz="8" w:space="0" w:color="4BACC6" w:themeColor="accent5"/>
-          <w:bottom w:val="single" w:sz="8" w:space="0" w:color="4BACC6" w:themeColor="accent5"/>
-          <w:right w:val="single" w:sz="8" w:space="0" w:color="4BACC6" w:themeColor="accent5"/>
-          <w:insideH w:val="nil"/>
-          <w:insideV w:val="single" w:sz="8" w:space="0" w:color="4BACC6" w:themeColor="accent5"/>
+        <w:rFonts w:asciiTheme="majorHAnsi" w:hAnsiTheme="majorHAnsi" w:eastAsiaTheme="majorEastAsia" w:cstheme="majorBidi"/>
+        <w:b/>
+        <w:bCs/>
+      </w:rPr>
+      <w:tblPr/>
+      <w:tcPr>
+        <w:tcBorders>
+          <w:top w:val="double" w:color="4BACC6" w:themeColor="accent5" w:sz="6" w:space="0"/>
+          <w:left w:val="single" w:color="4BACC6" w:themeColor="accent5" w:sz="8" w:space="0"/>
+          <w:bottom w:val="single" w:color="4BACC6" w:themeColor="accent5" w:sz="8" w:space="0"/>
+          <w:right w:val="single" w:color="4BACC6" w:themeColor="accent5" w:sz="8" w:space="0"/>
+          <w:insideH w:val="nil"/>
+          <w:insideV w:val="single" w:color="4BACC6" w:themeColor="accent5" w:sz="8" w:space="0"/>
         </w:tcBorders>
       </w:tcPr>
     </w:tblStylePr>
     <w:tblStylePr w:type="firstCol">
       <w:rPr>
-        <w:rFonts w:asciiTheme="majorHAnsi" w:eastAsiaTheme="majorEastAsia" w:hAnsiTheme="majorHAnsi" w:cstheme="majorBidi"/>
+        <w:rFonts w:asciiTheme="majorHAnsi" w:hAnsiTheme="majorHAnsi" w:eastAsiaTheme="majorEastAsia" w:cstheme="majorBidi"/>
         <w:b/>
         <w:bCs/>
       </w:rPr>
     </w:tblStylePr>
     <w:tblStylePr w:type="lastCol">
       <w:rPr>
-        <w:rFonts w:asciiTheme="majorHAnsi" w:eastAsiaTheme="majorEastAsia" w:hAnsiTheme="majorHAnsi" w:cstheme="majorBidi"/>
-        <w:b/>
-        <w:bCs/>
-      </w:rPr>
-      <w:tblPr/>
-      <w:tcPr>
-        <w:tcBorders>
-          <w:top w:val="single" w:sz="8" w:space="0" w:color="4BACC6" w:themeColor="accent5"/>
-          <w:left w:val="single" w:sz="8" w:space="0" w:color="4BACC6" w:themeColor="accent5"/>
-          <w:bottom w:val="single" w:sz="8" w:space="0" w:color="4BACC6" w:themeColor="accent5"/>
-          <w:right w:val="single" w:sz="8" w:space="0" w:color="4BACC6" w:themeColor="accent5"/>
+        <w:rFonts w:asciiTheme="majorHAnsi" w:hAnsiTheme="majorHAnsi" w:eastAsiaTheme="majorEastAsia" w:cstheme="majorBidi"/>
+        <w:b/>
+        <w:bCs/>
+      </w:rPr>
+      <w:tblPr/>
+      <w:tcPr>
+        <w:tcBorders>
+          <w:top w:val="single" w:color="4BACC6" w:themeColor="accent5" w:sz="8" w:space="0"/>
+          <w:left w:val="single" w:color="4BACC6" w:themeColor="accent5" w:sz="8" w:space="0"/>
+          <w:bottom w:val="single" w:color="4BACC6" w:themeColor="accent5" w:sz="8" w:space="0"/>
+          <w:right w:val="single" w:color="4BACC6" w:themeColor="accent5" w:sz="8" w:space="0"/>
         </w:tcBorders>
       </w:tcPr>
     </w:tblStylePr>
@@ -14158,10 +14158,10 @@
       <w:tblPr/>
       <w:tcPr>
         <w:tcBorders>
-          <w:top w:val="single" w:sz="8" w:space="0" w:color="4BACC6" w:themeColor="accent5"/>
-          <w:left w:val="single" w:sz="8" w:space="0" w:color="4BACC6" w:themeColor="accent5"/>
-          <w:bottom w:val="single" w:sz="8" w:space="0" w:color="4BACC6" w:themeColor="accent5"/>
-          <w:right w:val="single" w:sz="8" w:space="0" w:color="4BACC6" w:themeColor="accent5"/>
+          <w:top w:val="single" w:color="4BACC6" w:themeColor="accent5" w:sz="8" w:space="0"/>
+          <w:left w:val="single" w:color="4BACC6" w:themeColor="accent5" w:sz="8" w:space="0"/>
+          <w:bottom w:val="single" w:color="4BACC6" w:themeColor="accent5" w:sz="8" w:space="0"/>
+          <w:right w:val="single" w:color="4BACC6" w:themeColor="accent5" w:sz="8" w:space="0"/>
         </w:tcBorders>
         <w:shd w:val="clear" w:color="auto" w:fill="D2EAF1" w:themeFill="accent5" w:themeFillTint="3F"/>
       </w:tcPr>
@@ -14170,11 +14170,11 @@
       <w:tblPr/>
       <w:tcPr>
         <w:tcBorders>
-          <w:top w:val="single" w:sz="8" w:space="0" w:color="4BACC6" w:themeColor="accent5"/>
-          <w:left w:val="single" w:sz="8" w:space="0" w:color="4BACC6" w:themeColor="accent5"/>
-          <w:bottom w:val="single" w:sz="8" w:space="0" w:color="4BACC6" w:themeColor="accent5"/>
-          <w:right w:val="single" w:sz="8" w:space="0" w:color="4BACC6" w:themeColor="accent5"/>
-          <w:insideV w:val="single" w:sz="8" w:space="0" w:color="4BACC6" w:themeColor="accent5"/>
+          <w:top w:val="single" w:color="4BACC6" w:themeColor="accent5" w:sz="8" w:space="0"/>
+          <w:left w:val="single" w:color="4BACC6" w:themeColor="accent5" w:sz="8" w:space="0"/>
+          <w:bottom w:val="single" w:color="4BACC6" w:themeColor="accent5" w:sz="8" w:space="0"/>
+          <w:right w:val="single" w:color="4BACC6" w:themeColor="accent5" w:sz="8" w:space="0"/>
+          <w:insideV w:val="single" w:color="4BACC6" w:themeColor="accent5" w:sz="8" w:space="0"/>
         </w:tcBorders>
         <w:shd w:val="clear" w:color="auto" w:fill="D2EAF1" w:themeFill="accent5" w:themeFillTint="3F"/>
       </w:tcPr>
@@ -14183,11 +14183,11 @@
       <w:tblPr/>
       <w:tcPr>
         <w:tcBorders>
-          <w:top w:val="single" w:sz="8" w:space="0" w:color="4BACC6" w:themeColor="accent5"/>
-          <w:left w:val="single" w:sz="8" w:space="0" w:color="4BACC6" w:themeColor="accent5"/>
-          <w:bottom w:val="single" w:sz="8" w:space="0" w:color="4BACC6" w:themeColor="accent5"/>
-          <w:right w:val="single" w:sz="8" w:space="0" w:color="4BACC6" w:themeColor="accent5"/>
-          <w:insideV w:val="single" w:sz="8" w:space="0" w:color="4BACC6" w:themeColor="accent5"/>
+          <w:top w:val="single" w:color="4BACC6" w:themeColor="accent5" w:sz="8" w:space="0"/>
+          <w:left w:val="single" w:color="4BACC6" w:themeColor="accent5" w:sz="8" w:space="0"/>
+          <w:bottom w:val="single" w:color="4BACC6" w:themeColor="accent5" w:sz="8" w:space="0"/>
+          <w:right w:val="single" w:color="4BACC6" w:themeColor="accent5" w:sz="8" w:space="0"/>
+          <w:insideV w:val="single" w:color="4BACC6" w:themeColor="accent5" w:sz="8" w:space="0"/>
         </w:tcBorders>
       </w:tcPr>
     </w:tblStylePr>
@@ -14205,12 +14205,12 @@
       <w:tblStyleColBandSize w:val="1"/>
       <w:tblInd w:w="0" w:type="dxa"/>
       <w:tblBorders>
-        <w:top w:val="single" w:sz="8" w:space="0" w:color="F79646" w:themeColor="accent6"/>
-        <w:left w:val="single" w:sz="8" w:space="0" w:color="F79646" w:themeColor="accent6"/>
-        <w:bottom w:val="single" w:sz="8" w:space="0" w:color="F79646" w:themeColor="accent6"/>
-        <w:right w:val="single" w:sz="8" w:space="0" w:color="F79646" w:themeColor="accent6"/>
-        <w:insideH w:val="single" w:sz="8" w:space="0" w:color="F79646" w:themeColor="accent6"/>
-        <w:insideV w:val="single" w:sz="8" w:space="0" w:color="F79646" w:themeColor="accent6"/>
+        <w:top w:val="single" w:color="F79646" w:themeColor="accent6" w:sz="8" w:space="0"/>
+        <w:left w:val="single" w:color="F79646" w:themeColor="accent6" w:sz="8" w:space="0"/>
+        <w:bottom w:val="single" w:color="F79646" w:themeColor="accent6" w:sz="8" w:space="0"/>
+        <w:right w:val="single" w:color="F79646" w:themeColor="accent6" w:sz="8" w:space="0"/>
+        <w:insideH w:val="single" w:color="F79646" w:themeColor="accent6" w:sz="8" w:space="0"/>
+        <w:insideV w:val="single" w:color="F79646" w:themeColor="accent6" w:sz="8" w:space="0"/>
       </w:tblBorders>
       <w:tblCellMar>
         <w:top w:w="0" w:type="dxa"/>
@@ -14224,19 +14224,19 @@
         <w:spacing w:before="0" w:after="0" w:line="240" w:lineRule="auto"/>
       </w:pPr>
       <w:rPr>
-        <w:rFonts w:asciiTheme="majorHAnsi" w:eastAsiaTheme="majorEastAsia" w:hAnsiTheme="majorHAnsi" w:cstheme="majorBidi"/>
-        <w:b/>
-        <w:bCs/>
-      </w:rPr>
-      <w:tblPr/>
-      <w:tcPr>
-        <w:tcBorders>
-          <w:top w:val="single" w:sz="8" w:space="0" w:color="F79646" w:themeColor="accent6"/>
-          <w:left w:val="single" w:sz="8" w:space="0" w:color="F79646" w:themeColor="accent6"/>
-          <w:bottom w:val="single" w:sz="18" w:space="0" w:color="F79646" w:themeColor="accent6"/>
-          <w:right w:val="single" w:sz="8" w:space="0" w:color="F79646" w:themeColor="accent6"/>
-          <w:insideH w:val="nil"/>
-          <w:insideV w:val="single" w:sz="8" w:space="0" w:color="F79646" w:themeColor="accent6"/>
+        <w:rFonts w:asciiTheme="majorHAnsi" w:hAnsiTheme="majorHAnsi" w:eastAsiaTheme="majorEastAsia" w:cstheme="majorBidi"/>
+        <w:b/>
+        <w:bCs/>
+      </w:rPr>
+      <w:tblPr/>
+      <w:tcPr>
+        <w:tcBorders>
+          <w:top w:val="single" w:color="F79646" w:themeColor="accent6" w:sz="8" w:space="0"/>
+          <w:left w:val="single" w:color="F79646" w:themeColor="accent6" w:sz="8" w:space="0"/>
+          <w:bottom w:val="single" w:color="F79646" w:themeColor="accent6" w:sz="18" w:space="0"/>
+          <w:right w:val="single" w:color="F79646" w:themeColor="accent6" w:sz="8" w:space="0"/>
+          <w:insideH w:val="nil"/>
+          <w:insideV w:val="single" w:color="F79646" w:themeColor="accent6" w:sz="8" w:space="0"/>
         </w:tcBorders>
       </w:tcPr>
     </w:tblStylePr>
@@ -14245,42 +14245,42 @@
         <w:spacing w:before="0" w:after="0" w:line="240" w:lineRule="auto"/>
       </w:pPr>
       <w:rPr>
-        <w:rFonts w:asciiTheme="majorHAnsi" w:eastAsiaTheme="majorEastAsia" w:hAnsiTheme="majorHAnsi" w:cstheme="majorBidi"/>
-        <w:b/>
-        <w:bCs/>
-      </w:rPr>
-      <w:tblPr/>
-      <w:tcPr>
-        <w:tcBorders>
-          <w:top w:val="double" w:sz="6" w:space="0" w:color="F79646" w:themeColor="accent6"/>
-          <w:left w:val="single" w:sz="8" w:space="0" w:color="F79646" w:themeColor="accent6"/>
-          <w:bottom w:val="single" w:sz="8" w:space="0" w:color="F79646" w:themeColor="accent6"/>
-          <w:right w:val="single" w:sz="8" w:space="0" w:color="F79646" w:themeColor="accent6"/>
-          <w:insideH w:val="nil"/>
-          <w:insideV w:val="single" w:sz="8" w:space="0" w:color="F79646" w:themeColor="accent6"/>
+        <w:rFonts w:asciiTheme="majorHAnsi" w:hAnsiTheme="majorHAnsi" w:eastAsiaTheme="majorEastAsia" w:cstheme="majorBidi"/>
+        <w:b/>
+        <w:bCs/>
+      </w:rPr>
+      <w:tblPr/>
+      <w:tcPr>
+        <w:tcBorders>
+          <w:top w:val="double" w:color="F79646" w:themeColor="accent6" w:sz="6" w:space="0"/>
+          <w:left w:val="single" w:color="F79646" w:themeColor="accent6" w:sz="8" w:space="0"/>
+          <w:bottom w:val="single" w:color="F79646" w:themeColor="accent6" w:sz="8" w:space="0"/>
+          <w:right w:val="single" w:color="F79646" w:themeColor="accent6" w:sz="8" w:space="0"/>
+          <w:insideH w:val="nil"/>
+          <w:insideV w:val="single" w:color="F79646" w:themeColor="accent6" w:sz="8" w:space="0"/>
         </w:tcBorders>
       </w:tcPr>
     </w:tblStylePr>
     <w:tblStylePr w:type="firstCol">
       <w:rPr>
-        <w:rFonts w:asciiTheme="majorHAnsi" w:eastAsiaTheme="majorEastAsia" w:hAnsiTheme="majorHAnsi" w:cstheme="majorBidi"/>
+        <w:rFonts w:asciiTheme="majorHAnsi" w:hAnsiTheme="majorHAnsi" w:eastAsiaTheme="majorEastAsia" w:cstheme="majorBidi"/>
         <w:b/>
         <w:bCs/>
       </w:rPr>
     </w:tblStylePr>
     <w:tblStylePr w:type="lastCol">
       <w:rPr>
-        <w:rFonts w:asciiTheme="majorHAnsi" w:eastAsiaTheme="majorEastAsia" w:hAnsiTheme="majorHAnsi" w:cstheme="majorBidi"/>
-        <w:b/>
-        <w:bCs/>
-      </w:rPr>
-      <w:tblPr/>
-      <w:tcPr>
-        <w:tcBorders>
-          <w:top w:val="single" w:sz="8" w:space="0" w:color="F79646" w:themeColor="accent6"/>
-          <w:left w:val="single" w:sz="8" w:space="0" w:color="F79646" w:themeColor="accent6"/>
-          <w:bottom w:val="single" w:sz="8" w:space="0" w:color="F79646" w:themeColor="accent6"/>
-          <w:right w:val="single" w:sz="8" w:space="0" w:color="F79646" w:themeColor="accent6"/>
+        <w:rFonts w:asciiTheme="majorHAnsi" w:hAnsiTheme="majorHAnsi" w:eastAsiaTheme="majorEastAsia" w:cstheme="majorBidi"/>
+        <w:b/>
+        <w:bCs/>
+      </w:rPr>
+      <w:tblPr/>
+      <w:tcPr>
+        <w:tcBorders>
+          <w:top w:val="single" w:color="F79646" w:themeColor="accent6" w:sz="8" w:space="0"/>
+          <w:left w:val="single" w:color="F79646" w:themeColor="accent6" w:sz="8" w:space="0"/>
+          <w:bottom w:val="single" w:color="F79646" w:themeColor="accent6" w:sz="8" w:space="0"/>
+          <w:right w:val="single" w:color="F79646" w:themeColor="accent6" w:sz="8" w:space="0"/>
         </w:tcBorders>
       </w:tcPr>
     </w:tblStylePr>
@@ -14288,10 +14288,10 @@
       <w:tblPr/>
       <w:tcPr>
         <w:tcBorders>
-          <w:top w:val="single" w:sz="8" w:space="0" w:color="F79646" w:themeColor="accent6"/>
-          <w:left w:val="single" w:sz="8" w:space="0" w:color="F79646" w:themeColor="accent6"/>
-          <w:bottom w:val="single" w:sz="8" w:space="0" w:color="F79646" w:themeColor="accent6"/>
-          <w:right w:val="single" w:sz="8" w:space="0" w:color="F79646" w:themeColor="accent6"/>
+          <w:top w:val="single" w:color="F79646" w:themeColor="accent6" w:sz="8" w:space="0"/>
+          <w:left w:val="single" w:color="F79646" w:themeColor="accent6" w:sz="8" w:space="0"/>
+          <w:bottom w:val="single" w:color="F79646" w:themeColor="accent6" w:sz="8" w:space="0"/>
+          <w:right w:val="single" w:color="F79646" w:themeColor="accent6" w:sz="8" w:space="0"/>
         </w:tcBorders>
         <w:shd w:val="clear" w:color="auto" w:fill="FDE4D0" w:themeFill="accent6" w:themeFillTint="3F"/>
       </w:tcPr>
@@ -14300,11 +14300,11 @@
       <w:tblPr/>
       <w:tcPr>
         <w:tcBorders>
-          <w:top w:val="single" w:sz="8" w:space="0" w:color="F79646" w:themeColor="accent6"/>
-          <w:left w:val="single" w:sz="8" w:space="0" w:color="F79646" w:themeColor="accent6"/>
-          <w:bottom w:val="single" w:sz="8" w:space="0" w:color="F79646" w:themeColor="accent6"/>
-          <w:right w:val="single" w:sz="8" w:space="0" w:color="F79646" w:themeColor="accent6"/>
-          <w:insideV w:val="single" w:sz="8" w:space="0" w:color="F79646" w:themeColor="accent6"/>
+          <w:top w:val="single" w:color="F79646" w:themeColor="accent6" w:sz="8" w:space="0"/>
+          <w:left w:val="single" w:color="F79646" w:themeColor="accent6" w:sz="8" w:space="0"/>
+          <w:bottom w:val="single" w:color="F79646" w:themeColor="accent6" w:sz="8" w:space="0"/>
+          <w:right w:val="single" w:color="F79646" w:themeColor="accent6" w:sz="8" w:space="0"/>
+          <w:insideV w:val="single" w:color="F79646" w:themeColor="accent6" w:sz="8" w:space="0"/>
         </w:tcBorders>
         <w:shd w:val="clear" w:color="auto" w:fill="FDE4D0" w:themeFill="accent6" w:themeFillTint="3F"/>
       </w:tcPr>
@@ -14313,11 +14313,11 @@
       <w:tblPr/>
       <w:tcPr>
         <w:tcBorders>
-          <w:top w:val="single" w:sz="8" w:space="0" w:color="F79646" w:themeColor="accent6"/>
-          <w:left w:val="single" w:sz="8" w:space="0" w:color="F79646" w:themeColor="accent6"/>
-          <w:bottom w:val="single" w:sz="8" w:space="0" w:color="F79646" w:themeColor="accent6"/>
-          <w:right w:val="single" w:sz="8" w:space="0" w:color="F79646" w:themeColor="accent6"/>
-          <w:insideV w:val="single" w:sz="8" w:space="0" w:color="F79646" w:themeColor="accent6"/>
+          <w:top w:val="single" w:color="F79646" w:themeColor="accent6" w:sz="8" w:space="0"/>
+          <w:left w:val="single" w:color="F79646" w:themeColor="accent6" w:sz="8" w:space="0"/>
+          <w:bottom w:val="single" w:color="F79646" w:themeColor="accent6" w:sz="8" w:space="0"/>
+          <w:right w:val="single" w:color="F79646" w:themeColor="accent6" w:sz="8" w:space="0"/>
+          <w:insideV w:val="single" w:color="F79646" w:themeColor="accent6" w:sz="8" w:space="0"/>
         </w:tcBorders>
       </w:tcPr>
     </w:tblStylePr>
@@ -14335,11 +14335,11 @@
       <w:tblStyleColBandSize w:val="1"/>
       <w:tblInd w:w="0" w:type="dxa"/>
       <w:tblBorders>
-        <w:top w:val="single" w:sz="8" w:space="0" w:color="404040" w:themeColor="text1" w:themeTint="BF"/>
-        <w:left w:val="single" w:sz="8" w:space="0" w:color="404040" w:themeColor="text1" w:themeTint="BF"/>
-        <w:bottom w:val="single" w:sz="8" w:space="0" w:color="404040" w:themeColor="text1" w:themeTint="BF"/>
-        <w:right w:val="single" w:sz="8" w:space="0" w:color="404040" w:themeColor="text1" w:themeTint="BF"/>
-        <w:insideH w:val="single" w:sz="8" w:space="0" w:color="404040" w:themeColor="text1" w:themeTint="BF"/>
+        <w:top w:val="single" w:color="404040" w:themeColor="text1" w:themeTint="BF" w:sz="8" w:space="0"/>
+        <w:left w:val="single" w:color="404040" w:themeColor="text1" w:themeTint="BF" w:sz="8" w:space="0"/>
+        <w:bottom w:val="single" w:color="404040" w:themeColor="text1" w:themeTint="BF" w:sz="8" w:space="0"/>
+        <w:right w:val="single" w:color="404040" w:themeColor="text1" w:themeTint="BF" w:sz="8" w:space="0"/>
+        <w:insideH w:val="single" w:color="404040" w:themeColor="text1" w:themeTint="BF" w:sz="8" w:space="0"/>
       </w:tblBorders>
       <w:tblCellMar>
         <w:top w:w="0" w:type="dxa"/>
@@ -14360,10 +14360,10 @@
       <w:tblPr/>
       <w:tcPr>
         <w:tcBorders>
-          <w:top w:val="single" w:sz="8" w:space="0" w:color="404040" w:themeColor="text1" w:themeTint="BF"/>
-          <w:left w:val="single" w:sz="8" w:space="0" w:color="404040" w:themeColor="text1" w:themeTint="BF"/>
-          <w:bottom w:val="single" w:sz="8" w:space="0" w:color="404040" w:themeColor="text1" w:themeTint="BF"/>
-          <w:right w:val="single" w:sz="8" w:space="0" w:color="404040" w:themeColor="text1" w:themeTint="BF"/>
+          <w:top w:val="single" w:color="404040" w:themeColor="text1" w:themeTint="BF" w:sz="8" w:space="0"/>
+          <w:left w:val="single" w:color="404040" w:themeColor="text1" w:themeTint="BF" w:sz="8" w:space="0"/>
+          <w:bottom w:val="single" w:color="404040" w:themeColor="text1" w:themeTint="BF" w:sz="8" w:space="0"/>
+          <w:right w:val="single" w:color="404040" w:themeColor="text1" w:themeTint="BF" w:sz="8" w:space="0"/>
           <w:insideH w:val="nil"/>
           <w:insideV w:val="nil"/>
         </w:tcBorders>
@@ -14381,10 +14381,10 @@
       <w:tblPr/>
       <w:tcPr>
         <w:tcBorders>
-          <w:top w:val="double" w:sz="6" w:space="0" w:color="404040" w:themeColor="text1" w:themeTint="BF"/>
-          <w:left w:val="single" w:sz="8" w:space="0" w:color="404040" w:themeColor="text1" w:themeTint="BF"/>
-          <w:bottom w:val="single" w:sz="8" w:space="0" w:color="404040" w:themeColor="text1" w:themeTint="BF"/>
-          <w:right w:val="single" w:sz="8" w:space="0" w:color="404040" w:themeColor="text1" w:themeTint="BF"/>
+          <w:top w:val="double" w:color="404040" w:themeColor="text1" w:themeTint="BF" w:sz="6" w:space="0"/>
+          <w:left w:val="single" w:color="404040" w:themeColor="text1" w:themeTint="BF" w:sz="8" w:space="0"/>
+          <w:bottom w:val="single" w:color="404040" w:themeColor="text1" w:themeTint="BF" w:sz="8" w:space="0"/>
+          <w:right w:val="single" w:color="404040" w:themeColor="text1" w:themeTint="BF" w:sz="8" w:space="0"/>
           <w:insideH w:val="nil"/>
           <w:insideV w:val="nil"/>
         </w:tcBorders>
@@ -14441,11 +14441,11 @@
       <w:tblStyleColBandSize w:val="1"/>
       <w:tblInd w:w="0" w:type="dxa"/>
       <w:tblBorders>
-        <w:top w:val="single" w:sz="8" w:space="0" w:color="7BA0CD" w:themeColor="accent1" w:themeTint="BF"/>
-        <w:left w:val="single" w:sz="8" w:space="0" w:color="7BA0CD" w:themeColor="accent1" w:themeTint="BF"/>
-        <w:bottom w:val="single" w:sz="8" w:space="0" w:color="7BA0CD" w:themeColor="accent1" w:themeTint="BF"/>
-        <w:right w:val="single" w:sz="8" w:space="0" w:color="7BA0CD" w:themeColor="accent1" w:themeTint="BF"/>
-        <w:insideH w:val="single" w:sz="8" w:space="0" w:color="7BA0CD" w:themeColor="accent1" w:themeTint="BF"/>
+        <w:top w:val="single" w:color="7BA0CD" w:themeColor="accent1" w:themeTint="BF" w:sz="8" w:space="0"/>
+        <w:left w:val="single" w:color="7BA0CD" w:themeColor="accent1" w:themeTint="BF" w:sz="8" w:space="0"/>
+        <w:bottom w:val="single" w:color="7BA0CD" w:themeColor="accent1" w:themeTint="BF" w:sz="8" w:space="0"/>
+        <w:right w:val="single" w:color="7BA0CD" w:themeColor="accent1" w:themeTint="BF" w:sz="8" w:space="0"/>
+        <w:insideH w:val="single" w:color="7BA0CD" w:themeColor="accent1" w:themeTint="BF" w:sz="8" w:space="0"/>
       </w:tblBorders>
       <w:tblCellMar>
         <w:top w:w="0" w:type="dxa"/>
@@ -14466,10 +14466,10 @@
       <w:tblPr/>
       <w:tcPr>
         <w:tcBorders>
-          <w:top w:val="single" w:sz="8" w:space="0" w:color="7BA0CD" w:themeColor="accent1" w:themeTint="BF"/>
-          <w:left w:val="single" w:sz="8" w:space="0" w:color="7BA0CD" w:themeColor="accent1" w:themeTint="BF"/>
-          <w:bottom w:val="single" w:sz="8" w:space="0" w:color="7BA0CD" w:themeColor="accent1" w:themeTint="BF"/>
-          <w:right w:val="single" w:sz="8" w:space="0" w:color="7BA0CD" w:themeColor="accent1" w:themeTint="BF"/>
+          <w:top w:val="single" w:color="7BA0CD" w:themeColor="accent1" w:themeTint="BF" w:sz="8" w:space="0"/>
+          <w:left w:val="single" w:color="7BA0CD" w:themeColor="accent1" w:themeTint="BF" w:sz="8" w:space="0"/>
+          <w:bottom w:val="single" w:color="7BA0CD" w:themeColor="accent1" w:themeTint="BF" w:sz="8" w:space="0"/>
+          <w:right w:val="single" w:color="7BA0CD" w:themeColor="accent1" w:themeTint="BF" w:sz="8" w:space="0"/>
           <w:insideH w:val="nil"/>
           <w:insideV w:val="nil"/>
         </w:tcBorders>
@@ -14487,10 +14487,10 @@
       <w:tblPr/>
       <w:tcPr>
         <w:tcBorders>
-          <w:top w:val="double" w:sz="6" w:space="0" w:color="7BA0CD" w:themeColor="accent1" w:themeTint="BF"/>
-          <w:left w:val="single" w:sz="8" w:space="0" w:color="7BA0CD" w:themeColor="accent1" w:themeTint="BF"/>
-          <w:bottom w:val="single" w:sz="8" w:space="0" w:color="7BA0CD" w:themeColor="accent1" w:themeTint="BF"/>
-          <w:right w:val="single" w:sz="8" w:space="0" w:color="7BA0CD" w:themeColor="accent1" w:themeTint="BF"/>
+          <w:top w:val="double" w:color="7BA0CD" w:themeColor="accent1" w:themeTint="BF" w:sz="6" w:space="0"/>
+          <w:left w:val="single" w:color="7BA0CD" w:themeColor="accent1" w:themeTint="BF" w:sz="8" w:space="0"/>
+          <w:bottom w:val="single" w:color="7BA0CD" w:themeColor="accent1" w:themeTint="BF" w:sz="8" w:space="0"/>
+          <w:right w:val="single" w:color="7BA0CD" w:themeColor="accent1" w:themeTint="BF" w:sz="8" w:space="0"/>
           <w:insideH w:val="nil"/>
           <w:insideV w:val="nil"/>
         </w:tcBorders>
@@ -14547,11 +14547,11 @@
       <w:tblStyleColBandSize w:val="1"/>
       <w:tblInd w:w="0" w:type="dxa"/>
       <w:tblBorders>
-        <w:top w:val="single" w:sz="8" w:space="0" w:color="CF7B79" w:themeColor="accent2" w:themeTint="BF"/>
-        <w:left w:val="single" w:sz="8" w:space="0" w:color="CF7B79" w:themeColor="accent2" w:themeTint="BF"/>
-        <w:bottom w:val="single" w:sz="8" w:space="0" w:color="CF7B79" w:themeColor="accent2" w:themeTint="BF"/>
-        <w:right w:val="single" w:sz="8" w:space="0" w:color="CF7B79" w:themeColor="accent2" w:themeTint="BF"/>
-        <w:insideH w:val="single" w:sz="8" w:space="0" w:color="CF7B79" w:themeColor="accent2" w:themeTint="BF"/>
+        <w:top w:val="single" w:color="CF7B79" w:themeColor="accent2" w:themeTint="BF" w:sz="8" w:space="0"/>
+        <w:left w:val="single" w:color="CF7B79" w:themeColor="accent2" w:themeTint="BF" w:sz="8" w:space="0"/>
+        <w:bottom w:val="single" w:color="CF7B79" w:themeColor="accent2" w:themeTint="BF" w:sz="8" w:space="0"/>
+        <w:right w:val="single" w:color="CF7B79" w:themeColor="accent2" w:themeTint="BF" w:sz="8" w:space="0"/>
+        <w:insideH w:val="single" w:color="CF7B79" w:themeColor="accent2" w:themeTint="BF" w:sz="8" w:space="0"/>
       </w:tblBorders>
       <w:tblCellMar>
         <w:top w:w="0" w:type="dxa"/>
@@ -14572,10 +14572,10 @@
       <w:tblPr/>
       <w:tcPr>
         <w:tcBorders>
-          <w:top w:val="single" w:sz="8" w:space="0" w:color="CF7B79" w:themeColor="accent2" w:themeTint="BF"/>
-          <w:left w:val="single" w:sz="8" w:space="0" w:color="CF7B79" w:themeColor="accent2" w:themeTint="BF"/>
-          <w:bottom w:val="single" w:sz="8" w:space="0" w:color="CF7B79" w:themeColor="accent2" w:themeTint="BF"/>
-          <w:right w:val="single" w:sz="8" w:space="0" w:color="CF7B79" w:themeColor="accent2" w:themeTint="BF"/>
+          <w:top w:val="single" w:color="CF7B79" w:themeColor="accent2" w:themeTint="BF" w:sz="8" w:space="0"/>
+          <w:left w:val="single" w:color="CF7B79" w:themeColor="accent2" w:themeTint="BF" w:sz="8" w:space="0"/>
+          <w:bottom w:val="single" w:color="CF7B79" w:themeColor="accent2" w:themeTint="BF" w:sz="8" w:space="0"/>
+          <w:right w:val="single" w:color="CF7B79" w:themeColor="accent2" w:themeTint="BF" w:sz="8" w:space="0"/>
           <w:insideH w:val="nil"/>
           <w:insideV w:val="nil"/>
         </w:tcBorders>
@@ -14593,10 +14593,10 @@
       <w:tblPr/>
       <w:tcPr>
         <w:tcBorders>
-          <w:top w:val="double" w:sz="6" w:space="0" w:color="CF7B79" w:themeColor="accent2" w:themeTint="BF"/>
-          <w:left w:val="single" w:sz="8" w:space="0" w:color="CF7B79" w:themeColor="accent2" w:themeTint="BF"/>
-          <w:bottom w:val="single" w:sz="8" w:space="0" w:color="CF7B79" w:themeColor="accent2" w:themeTint="BF"/>
-          <w:right w:val="single" w:sz="8" w:space="0" w:color="CF7B79" w:themeColor="accent2" w:themeTint="BF"/>
+          <w:top w:val="double" w:color="CF7B79" w:themeColor="accent2" w:themeTint="BF" w:sz="6" w:space="0"/>
+          <w:left w:val="single" w:color="CF7B79" w:themeColor="accent2" w:themeTint="BF" w:sz="8" w:space="0"/>
+          <w:bottom w:val="single" w:color="CF7B79" w:themeColor="accent2" w:themeTint="BF" w:sz="8" w:space="0"/>
+          <w:right w:val="single" w:color="CF7B79" w:themeColor="accent2" w:themeTint="BF" w:sz="8" w:space="0"/>
           <w:insideH w:val="nil"/>
           <w:insideV w:val="nil"/>
         </w:tcBorders>
@@ -14653,11 +14653,11 @@
       <w:tblStyleColBandSize w:val="1"/>
       <w:tblInd w:w="0" w:type="dxa"/>
       <w:tblBorders>
-        <w:top w:val="single" w:sz="8" w:space="0" w:color="B3CC82" w:themeColor="accent3" w:themeTint="BF"/>
-        <w:left w:val="single" w:sz="8" w:space="0" w:color="B3CC82" w:themeColor="accent3" w:themeTint="BF"/>
-        <w:bottom w:val="single" w:sz="8" w:space="0" w:color="B3CC82" w:themeColor="accent3" w:themeTint="BF"/>
-        <w:right w:val="single" w:sz="8" w:space="0" w:color="B3CC82" w:themeColor="accent3" w:themeTint="BF"/>
-        <w:insideH w:val="single" w:sz="8" w:space="0" w:color="B3CC82" w:themeColor="accent3" w:themeTint="BF"/>
+        <w:top w:val="single" w:color="B3CC82" w:themeColor="accent3" w:themeTint="BF" w:sz="8" w:space="0"/>
+        <w:left w:val="single" w:color="B3CC82" w:themeColor="accent3" w:themeTint="BF" w:sz="8" w:space="0"/>
+        <w:bottom w:val="single" w:color="B3CC82" w:themeColor="accent3" w:themeTint="BF" w:sz="8" w:space="0"/>
+        <w:right w:val="single" w:color="B3CC82" w:themeColor="accent3" w:themeTint="BF" w:sz="8" w:space="0"/>
+        <w:insideH w:val="single" w:color="B3CC82" w:themeColor="accent3" w:themeTint="BF" w:sz="8" w:space="0"/>
       </w:tblBorders>
       <w:tblCellMar>
         <w:top w:w="0" w:type="dxa"/>
@@ -14678,10 +14678,10 @@
       <w:tblPr/>
       <w:tcPr>
         <w:tcBorders>
-          <w:top w:val="single" w:sz="8" w:space="0" w:color="B3CC82" w:themeColor="accent3" w:themeTint="BF"/>
-          <w:left w:val="single" w:sz="8" w:space="0" w:color="B3CC82" w:themeColor="accent3" w:themeTint="BF"/>
-          <w:bottom w:val="single" w:sz="8" w:space="0" w:color="B3CC82" w:themeColor="accent3" w:themeTint="BF"/>
-          <w:right w:val="single" w:sz="8" w:space="0" w:color="B3CC82" w:themeColor="accent3" w:themeTint="BF"/>
+          <w:top w:val="single" w:color="B3CC82" w:themeColor="accent3" w:themeTint="BF" w:sz="8" w:space="0"/>
+          <w:left w:val="single" w:color="B3CC82" w:themeColor="accent3" w:themeTint="BF" w:sz="8" w:space="0"/>
+          <w:bottom w:val="single" w:color="B3CC82" w:themeColor="accent3" w:themeTint="BF" w:sz="8" w:space="0"/>
+          <w:right w:val="single" w:color="B3CC82" w:themeColor="accent3" w:themeTint="BF" w:sz="8" w:space="0"/>
           <w:insideH w:val="nil"/>
           <w:insideV w:val="nil"/>
         </w:tcBorders>
@@ -14699,10 +14699,10 @@
       <w:tblPr/>
       <w:tcPr>
         <w:tcBorders>
-          <w:top w:val="double" w:sz="6" w:space="0" w:color="B3CC82" w:themeColor="accent3" w:themeTint="BF"/>
-          <w:left w:val="single" w:sz="8" w:space="0" w:color="B3CC82" w:themeColor="accent3" w:themeTint="BF"/>
-          <w:bottom w:val="single" w:sz="8" w:space="0" w:color="B3CC82" w:themeColor="accent3" w:themeTint="BF"/>
-          <w:right w:val="single" w:sz="8" w:space="0" w:color="B3CC82" w:themeColor="accent3" w:themeTint="BF"/>
+          <w:top w:val="double" w:color="B3CC82" w:themeColor="accent3" w:themeTint="BF" w:sz="6" w:space="0"/>
+          <w:left w:val="single" w:color="B3CC82" w:themeColor="accent3" w:themeTint="BF" w:sz="8" w:space="0"/>
+          <w:bottom w:val="single" w:color="B3CC82" w:themeColor="accent3" w:themeTint="BF" w:sz="8" w:space="0"/>
+          <w:right w:val="single" w:color="B3CC82" w:themeColor="accent3" w:themeTint="BF" w:sz="8" w:space="0"/>
           <w:insideH w:val="nil"/>
           <w:insideV w:val="nil"/>
         </w:tcBorders>
@@ -14759,11 +14759,11 @@
       <w:tblStyleColBandSize w:val="1"/>
       <w:tblInd w:w="0" w:type="dxa"/>
       <w:tblBorders>
-        <w:top w:val="single" w:sz="8" w:space="0" w:color="9F8AB9" w:themeColor="accent4" w:themeTint="BF"/>
-        <w:left w:val="single" w:sz="8" w:space="0" w:color="9F8AB9" w:themeColor="accent4" w:themeTint="BF"/>
-        <w:bottom w:val="single" w:sz="8" w:space="0" w:color="9F8AB9" w:themeColor="accent4" w:themeTint="BF"/>
-        <w:right w:val="single" w:sz="8" w:space="0" w:color="9F8AB9" w:themeColor="accent4" w:themeTint="BF"/>
-        <w:insideH w:val="single" w:sz="8" w:space="0" w:color="9F8AB9" w:themeColor="accent4" w:themeTint="BF"/>
+        <w:top w:val="single" w:color="9F8AB9" w:themeColor="accent4" w:themeTint="BF" w:sz="8" w:space="0"/>
+        <w:left w:val="single" w:color="9F8AB9" w:themeColor="accent4" w:themeTint="BF" w:sz="8" w:space="0"/>
+        <w:bottom w:val="single" w:color="9F8AB9" w:themeColor="accent4" w:themeTint="BF" w:sz="8" w:space="0"/>
+        <w:right w:val="single" w:color="9F8AB9" w:themeColor="accent4" w:themeTint="BF" w:sz="8" w:space="0"/>
+        <w:insideH w:val="single" w:color="9F8AB9" w:themeColor="accent4" w:themeTint="BF" w:sz="8" w:space="0"/>
       </w:tblBorders>
       <w:tblCellMar>
         <w:top w:w="0" w:type="dxa"/>
@@ -14784,10 +14784,10 @@
       <w:tblPr/>
       <w:tcPr>
         <w:tcBorders>
-          <w:top w:val="single" w:sz="8" w:space="0" w:color="9F8AB9" w:themeColor="accent4" w:themeTint="BF"/>
-          <w:left w:val="single" w:sz="8" w:space="0" w:color="9F8AB9" w:themeColor="accent4" w:themeTint="BF"/>
-          <w:bottom w:val="single" w:sz="8" w:space="0" w:color="9F8AB9" w:themeColor="accent4" w:themeTint="BF"/>
-          <w:right w:val="single" w:sz="8" w:space="0" w:color="9F8AB9" w:themeColor="accent4" w:themeTint="BF"/>
+          <w:top w:val="single" w:color="9F8AB9" w:themeColor="accent4" w:themeTint="BF" w:sz="8" w:space="0"/>
+          <w:left w:val="single" w:color="9F8AB9" w:themeColor="accent4" w:themeTint="BF" w:sz="8" w:space="0"/>
+          <w:bottom w:val="single" w:color="9F8AB9" w:themeColor="accent4" w:themeTint="BF" w:sz="8" w:space="0"/>
+          <w:right w:val="single" w:color="9F8AB9" w:themeColor="accent4" w:themeTint="BF" w:sz="8" w:space="0"/>
           <w:insideH w:val="nil"/>
           <w:insideV w:val="nil"/>
         </w:tcBorders>
@@ -14805,10 +14805,10 @@
       <w:tblPr/>
       <w:tcPr>
         <w:tcBorders>
-          <w:top w:val="double" w:sz="6" w:space="0" w:color="9F8AB9" w:themeColor="accent4" w:themeTint="BF"/>
-          <w:left w:val="single" w:sz="8" w:space="0" w:color="9F8AB9" w:themeColor="accent4" w:themeTint="BF"/>
-          <w:bottom w:val="single" w:sz="8" w:space="0" w:color="9F8AB9" w:themeColor="accent4" w:themeTint="BF"/>
-          <w:right w:val="single" w:sz="8" w:space="0" w:color="9F8AB9" w:themeColor="accent4" w:themeTint="BF"/>
+          <w:top w:val="double" w:color="9F8AB9" w:themeColor="accent4" w:themeTint="BF" w:sz="6" w:space="0"/>
+          <w:left w:val="single" w:color="9F8AB9" w:themeColor="accent4" w:themeTint="BF" w:sz="8" w:space="0"/>
+          <w:bottom w:val="single" w:color="9F8AB9" w:themeColor="accent4" w:themeTint="BF" w:sz="8" w:space="0"/>
+          <w:right w:val="single" w:color="9F8AB9" w:themeColor="accent4" w:themeTint="BF" w:sz="8" w:space="0"/>
           <w:insideH w:val="nil"/>
           <w:insideV w:val="nil"/>
         </w:tcBorders>
@@ -14865,11 +14865,11 @@
       <w:tblStyleColBandSize w:val="1"/>
       <w:tblInd w:w="0" w:type="dxa"/>
       <w:tblBorders>
-        <w:top w:val="single" w:sz="8" w:space="0" w:color="78C0D4" w:themeColor="accent5" w:themeTint="BF"/>
-        <w:left w:val="single" w:sz="8" w:space="0" w:color="78C0D4" w:themeColor="accent5" w:themeTint="BF"/>
-        <w:bottom w:val="single" w:sz="8" w:space="0" w:color="78C0D4" w:themeColor="accent5" w:themeTint="BF"/>
-        <w:right w:val="single" w:sz="8" w:space="0" w:color="78C0D4" w:themeColor="accent5" w:themeTint="BF"/>
-        <w:insideH w:val="single" w:sz="8" w:space="0" w:color="78C0D4" w:themeColor="accent5" w:themeTint="BF"/>
+        <w:top w:val="single" w:color="78C0D4" w:themeColor="accent5" w:themeTint="BF" w:sz="8" w:space="0"/>
+        <w:left w:val="single" w:color="78C0D4" w:themeColor="accent5" w:themeTint="BF" w:sz="8" w:space="0"/>
+        <w:bottom w:val="single" w:color="78C0D4" w:themeColor="accent5" w:themeTint="BF" w:sz="8" w:space="0"/>
+        <w:right w:val="single" w:color="78C0D4" w:themeColor="accent5" w:themeTint="BF" w:sz="8" w:space="0"/>
+        <w:insideH w:val="single" w:color="78C0D4" w:themeColor="accent5" w:themeTint="BF" w:sz="8" w:space="0"/>
       </w:tblBorders>
       <w:tblCellMar>
         <w:top w:w="0" w:type="dxa"/>
@@ -14890,10 +14890,10 @@
       <w:tblPr/>
       <w:tcPr>
         <w:tcBorders>
-          <w:top w:val="single" w:sz="8" w:space="0" w:color="78C0D4" w:themeColor="accent5" w:themeTint="BF"/>
-          <w:left w:val="single" w:sz="8" w:space="0" w:color="78C0D4" w:themeColor="accent5" w:themeTint="BF"/>
-          <w:bottom w:val="single" w:sz="8" w:space="0" w:color="78C0D4" w:themeColor="accent5" w:themeTint="BF"/>
-          <w:right w:val="single" w:sz="8" w:space="0" w:color="78C0D4" w:themeColor="accent5" w:themeTint="BF"/>
+          <w:top w:val="single" w:color="78C0D4" w:themeColor="accent5" w:themeTint="BF" w:sz="8" w:space="0"/>
+          <w:left w:val="single" w:color="78C0D4" w:themeColor="accent5" w:themeTint="BF" w:sz="8" w:space="0"/>
+          <w:bottom w:val="single" w:color="78C0D4" w:themeColor="accent5" w:themeTint="BF" w:sz="8" w:space="0"/>
+          <w:right w:val="single" w:color="78C0D4" w:themeColor="accent5" w:themeTint="BF" w:sz="8" w:space="0"/>
           <w:insideH w:val="nil"/>
           <w:insideV w:val="nil"/>
         </w:tcBorders>
@@ -14911,10 +14911,10 @@
       <w:tblPr/>
       <w:tcPr>
         <w:tcBorders>
-          <w:top w:val="double" w:sz="6" w:space="0" w:color="78C0D4" w:themeColor="accent5" w:themeTint="BF"/>
-          <w:left w:val="single" w:sz="8" w:space="0" w:color="78C0D4" w:themeColor="accent5" w:themeTint="BF"/>
-          <w:bottom w:val="single" w:sz="8" w:space="0" w:color="78C0D4" w:themeColor="accent5" w:themeTint="BF"/>
-          <w:right w:val="single" w:sz="8" w:space="0" w:color="78C0D4" w:themeColor="accent5" w:themeTint="BF"/>
+          <w:top w:val="double" w:color="78C0D4" w:themeColor="accent5" w:themeTint="BF" w:sz="6" w:space="0"/>
+          <w:left w:val="single" w:color="78C0D4" w:themeColor="accent5" w:themeTint="BF" w:sz="8" w:space="0"/>
+          <w:bottom w:val="single" w:color="78C0D4" w:themeColor="accent5" w:themeTint="BF" w:sz="8" w:space="0"/>
+          <w:right w:val="single" w:color="78C0D4" w:themeColor="accent5" w:themeTint="BF" w:sz="8" w:space="0"/>
           <w:insideH w:val="nil"/>
           <w:insideV w:val="nil"/>
         </w:tcBorders>
@@ -14971,11 +14971,11 @@
       <w:tblStyleColBandSize w:val="1"/>
       <w:tblInd w:w="0" w:type="dxa"/>
       <w:tblBorders>
-        <w:top w:val="single" w:sz="8" w:space="0" w:color="F9B074" w:themeColor="accent6" w:themeTint="BF"/>
-        <w:left w:val="single" w:sz="8" w:space="0" w:color="F9B074" w:themeColor="accent6" w:themeTint="BF"/>
-        <w:bottom w:val="single" w:sz="8" w:space="0" w:color="F9B074" w:themeColor="accent6" w:themeTint="BF"/>
-        <w:right w:val="single" w:sz="8" w:space="0" w:color="F9B074" w:themeColor="accent6" w:themeTint="BF"/>
-        <w:insideH w:val="single" w:sz="8" w:space="0" w:color="F9B074" w:themeColor="accent6" w:themeTint="BF"/>
+        <w:top w:val="single" w:color="F9B074" w:themeColor="accent6" w:themeTint="BF" w:sz="8" w:space="0"/>
+        <w:left w:val="single" w:color="F9B074" w:themeColor="accent6" w:themeTint="BF" w:sz="8" w:space="0"/>
+        <w:bottom w:val="single" w:color="F9B074" w:themeColor="accent6" w:themeTint="BF" w:sz="8" w:space="0"/>
+        <w:right w:val="single" w:color="F9B074" w:themeColor="accent6" w:themeTint="BF" w:sz="8" w:space="0"/>
+        <w:insideH w:val="single" w:color="F9B074" w:themeColor="accent6" w:themeTint="BF" w:sz="8" w:space="0"/>
       </w:tblBorders>
       <w:tblCellMar>
         <w:top w:w="0" w:type="dxa"/>
@@ -14996,10 +14996,10 @@
       <w:tblPr/>
       <w:tcPr>
         <w:tcBorders>
-          <w:top w:val="single" w:sz="8" w:space="0" w:color="F9B074" w:themeColor="accent6" w:themeTint="BF"/>
-          <w:left w:val="single" w:sz="8" w:space="0" w:color="F9B074" w:themeColor="accent6" w:themeTint="BF"/>
-          <w:bottom w:val="single" w:sz="8" w:space="0" w:color="F9B074" w:themeColor="accent6" w:themeTint="BF"/>
-          <w:right w:val="single" w:sz="8" w:space="0" w:color="F9B074" w:themeColor="accent6" w:themeTint="BF"/>
+          <w:top w:val="single" w:color="F9B074" w:themeColor="accent6" w:themeTint="BF" w:sz="8" w:space="0"/>
+          <w:left w:val="single" w:color="F9B074" w:themeColor="accent6" w:themeTint="BF" w:sz="8" w:space="0"/>
+          <w:bottom w:val="single" w:color="F9B074" w:themeColor="accent6" w:themeTint="BF" w:sz="8" w:space="0"/>
+          <w:right w:val="single" w:color="F9B074" w:themeColor="accent6" w:themeTint="BF" w:sz="8" w:space="0"/>
           <w:insideH w:val="nil"/>
           <w:insideV w:val="nil"/>
         </w:tcBorders>
@@ -15017,10 +15017,10 @@
       <w:tblPr/>
       <w:tcPr>
         <w:tcBorders>
-          <w:top w:val="double" w:sz="6" w:space="0" w:color="F9B074" w:themeColor="accent6" w:themeTint="BF"/>
-          <w:left w:val="single" w:sz="8" w:space="0" w:color="F9B074" w:themeColor="accent6" w:themeTint="BF"/>
-          <w:bottom w:val="single" w:sz="8" w:space="0" w:color="F9B074" w:themeColor="accent6" w:themeTint="BF"/>
-          <w:right w:val="single" w:sz="8" w:space="0" w:color="F9B074" w:themeColor="accent6" w:themeTint="BF"/>
+          <w:top w:val="double" w:color="F9B074" w:themeColor="accent6" w:themeTint="BF" w:sz="6" w:space="0"/>
+          <w:left w:val="single" w:color="F9B074" w:themeColor="accent6" w:themeTint="BF" w:sz="8" w:space="0"/>
+          <w:bottom w:val="single" w:color="F9B074" w:themeColor="accent6" w:themeTint="BF" w:sz="8" w:space="0"/>
+          <w:right w:val="single" w:color="F9B074" w:themeColor="accent6" w:themeTint="BF" w:sz="8" w:space="0"/>
           <w:insideH w:val="nil"/>
           <w:insideV w:val="nil"/>
         </w:tcBorders>
@@ -15077,8 +15077,8 @@
       <w:tblStyleColBandSize w:val="1"/>
       <w:tblInd w:w="0" w:type="dxa"/>
       <w:tblBorders>
-        <w:top w:val="single" w:sz="18" w:space="0" w:color="auto"/>
-        <w:bottom w:val="single" w:sz="18" w:space="0" w:color="auto"/>
+        <w:top w:val="single" w:color="auto" w:sz="18" w:space="0"/>
+        <w:bottom w:val="single" w:color="auto" w:sz="18" w:space="0"/>
       </w:tblBorders>
       <w:tblCellMar>
         <w:top w:w="0" w:type="dxa"/>
@@ -15099,9 +15099,9 @@
       <w:tblPr/>
       <w:tcPr>
         <w:tcBorders>
-          <w:top w:val="single" w:sz="18" w:space="0" w:color="auto"/>
-          <w:left w:val="nil"/>
-          <w:bottom w:val="single" w:sz="18" w:space="0" w:color="auto"/>
+          <w:top w:val="single" w:color="auto" w:sz="18" w:space="0"/>
+          <w:left w:val="nil"/>
+          <w:bottom w:val="single" w:color="auto" w:sz="18" w:space="0"/>
           <w:right w:val="nil"/>
           <w:insideH w:val="nil"/>
           <w:insideV w:val="nil"/>
@@ -15119,9 +15119,9 @@
       <w:tblPr/>
       <w:tcPr>
         <w:tcBorders>
-          <w:top w:val="double" w:sz="6" w:space="0" w:color="auto"/>
-          <w:left w:val="nil"/>
-          <w:bottom w:val="single" w:sz="18" w:space="0" w:color="auto"/>
+          <w:top w:val="double" w:color="auto" w:sz="6" w:space="0"/>
+          <w:left w:val="nil"/>
+          <w:bottom w:val="single" w:color="auto" w:sz="18" w:space="0"/>
           <w:right w:val="nil"/>
           <w:insideH w:val="nil"/>
           <w:insideV w:val="nil"/>
@@ -15140,7 +15140,7 @@
         <w:tcBorders>
           <w:top w:val="nil"/>
           <w:left w:val="nil"/>
-          <w:bottom w:val="single" w:sz="18" w:space="0" w:color="auto"/>
+          <w:bottom w:val="single" w:color="auto" w:sz="18" w:space="0"/>
           <w:right w:val="nil"/>
           <w:insideH w:val="nil"/>
           <w:insideV w:val="nil"/>
@@ -15187,9 +15187,9 @@
       <w:tblPr/>
       <w:tcPr>
         <w:tcBorders>
-          <w:top w:val="single" w:sz="18" w:space="0" w:color="auto"/>
-          <w:left w:val="nil"/>
-          <w:bottom w:val="single" w:sz="18" w:space="0" w:color="auto"/>
+          <w:top w:val="single" w:color="auto" w:sz="18" w:space="0"/>
+          <w:left w:val="nil"/>
+          <w:bottom w:val="single" w:color="auto" w:sz="18" w:space="0"/>
           <w:right w:val="nil"/>
           <w:insideH w:val="nil"/>
           <w:insideV w:val="nil"/>
@@ -15203,9 +15203,9 @@
       <w:tblPr/>
       <w:tcPr>
         <w:tcBorders>
-          <w:top w:val="single" w:sz="18" w:space="0" w:color="auto"/>
-          <w:left w:val="nil"/>
-          <w:bottom w:val="single" w:sz="18" w:space="0" w:color="auto"/>
+          <w:top w:val="single" w:color="auto" w:sz="18" w:space="0"/>
+          <w:left w:val="nil"/>
+          <w:bottom w:val="single" w:color="auto" w:sz="18" w:space="0"/>
           <w:right w:val="nil"/>
           <w:insideH w:val="nil"/>
           <w:insideV w:val="nil"/>
@@ -15226,8 +15226,8 @@
       <w:tblStyleColBandSize w:val="1"/>
       <w:tblInd w:w="0" w:type="dxa"/>
       <w:tblBorders>
-        <w:top w:val="single" w:sz="18" w:space="0" w:color="auto"/>
-        <w:bottom w:val="single" w:sz="18" w:space="0" w:color="auto"/>
+        <w:top w:val="single" w:color="auto" w:sz="18" w:space="0"/>
+        <w:bottom w:val="single" w:color="auto" w:sz="18" w:space="0"/>
       </w:tblBorders>
       <w:tblCellMar>
         <w:top w:w="0" w:type="dxa"/>
@@ -15248,9 +15248,9 @@
       <w:tblPr/>
       <w:tcPr>
         <w:tcBorders>
-          <w:top w:val="single" w:sz="18" w:space="0" w:color="auto"/>
-          <w:left w:val="nil"/>
-          <w:bottom w:val="single" w:sz="18" w:space="0" w:color="auto"/>
+          <w:top w:val="single" w:color="auto" w:sz="18" w:space="0"/>
+          <w:left w:val="nil"/>
+          <w:bottom w:val="single" w:color="auto" w:sz="18" w:space="0"/>
           <w:right w:val="nil"/>
           <w:insideH w:val="nil"/>
           <w:insideV w:val="nil"/>
@@ -15268,9 +15268,9 @@
       <w:tblPr/>
       <w:tcPr>
         <w:tcBorders>
-          <w:top w:val="double" w:sz="6" w:space="0" w:color="auto"/>
-          <w:left w:val="nil"/>
-          <w:bottom w:val="single" w:sz="18" w:space="0" w:color="auto"/>
+          <w:top w:val="double" w:color="auto" w:sz="6" w:space="0"/>
+          <w:left w:val="nil"/>
+          <w:bottom w:val="single" w:color="auto" w:sz="18" w:space="0"/>
           <w:right w:val="nil"/>
           <w:insideH w:val="nil"/>
           <w:insideV w:val="nil"/>
@@ -15289,7 +15289,7 @@
         <w:tcBorders>
           <w:top w:val="nil"/>
           <w:left w:val="nil"/>
-          <w:bottom w:val="single" w:sz="18" w:space="0" w:color="auto"/>
+          <w:bottom w:val="single" w:color="auto" w:sz="18" w:space="0"/>
           <w:right w:val="nil"/>
           <w:insideH w:val="nil"/>
           <w:insideV w:val="nil"/>
@@ -15336,9 +15336,9 @@
       <w:tblPr/>
       <w:tcPr>
         <w:tcBorders>
-          <w:top w:val="single" w:sz="18" w:space="0" w:color="auto"/>
-          <w:left w:val="nil"/>
-          <w:bottom w:val="single" w:sz="18" w:space="0" w:color="auto"/>
+          <w:top w:val="single" w:color="auto" w:sz="18" w:space="0"/>
+          <w:left w:val="nil"/>
+          <w:bottom w:val="single" w:color="auto" w:sz="18" w:space="0"/>
           <w:right w:val="nil"/>
           <w:insideH w:val="nil"/>
           <w:insideV w:val="nil"/>
@@ -15352,9 +15352,9 @@
       <w:tblPr/>
       <w:tcPr>
         <w:tcBorders>
-          <w:top w:val="single" w:sz="18" w:space="0" w:color="auto"/>
-          <w:left w:val="nil"/>
-          <w:bottom w:val="single" w:sz="18" w:space="0" w:color="auto"/>
+          <w:top w:val="single" w:color="auto" w:sz="18" w:space="0"/>
+          <w:left w:val="nil"/>
+          <w:bottom w:val="single" w:color="auto" w:sz="18" w:space="0"/>
           <w:right w:val="nil"/>
           <w:insideH w:val="nil"/>
           <w:insideV w:val="nil"/>
@@ -15375,8 +15375,8 @@
       <w:tblStyleColBandSize w:val="1"/>
       <w:tblInd w:w="0" w:type="dxa"/>
       <w:tblBorders>
-        <w:top w:val="single" w:sz="18" w:space="0" w:color="auto"/>
-        <w:bottom w:val="single" w:sz="18" w:space="0" w:color="auto"/>
+        <w:top w:val="single" w:color="auto" w:sz="18" w:space="0"/>
+        <w:bottom w:val="single" w:color="auto" w:sz="18" w:space="0"/>
       </w:tblBorders>
       <w:tblCellMar>
         <w:top w:w="0" w:type="dxa"/>
@@ -15397,9 +15397,9 @@
       <w:tblPr/>
       <w:tcPr>
         <w:tcBorders>
-          <w:top w:val="single" w:sz="18" w:space="0" w:color="auto"/>
-          <w:left w:val="nil"/>
-          <w:bottom w:val="single" w:sz="18" w:space="0" w:color="auto"/>
+          <w:top w:val="single" w:color="auto" w:sz="18" w:space="0"/>
+          <w:left w:val="nil"/>
+          <w:bottom w:val="single" w:color="auto" w:sz="18" w:space="0"/>
           <w:right w:val="nil"/>
           <w:insideH w:val="nil"/>
           <w:insideV w:val="nil"/>
@@ -15417,9 +15417,9 @@
       <w:tblPr/>
       <w:tcPr>
         <w:tcBorders>
-          <w:top w:val="double" w:sz="6" w:space="0" w:color="auto"/>
-          <w:left w:val="nil"/>
-          <w:bottom w:val="single" w:sz="18" w:space="0" w:color="auto"/>
+          <w:top w:val="double" w:color="auto" w:sz="6" w:space="0"/>
+          <w:left w:val="nil"/>
+          <w:bottom w:val="single" w:color="auto" w:sz="18" w:space="0"/>
           <w:right w:val="nil"/>
           <w:insideH w:val="nil"/>
           <w:insideV w:val="nil"/>
@@ -15438,7 +15438,7 @@
         <w:tcBorders>
           <w:top w:val="nil"/>
           <w:left w:val="nil"/>
-          <w:bottom w:val="single" w:sz="18" w:space="0" w:color="auto"/>
+          <w:bottom w:val="single" w:color="auto" w:sz="18" w:space="0"/>
           <w:right w:val="nil"/>
           <w:insideH w:val="nil"/>
           <w:insideV w:val="nil"/>
@@ -15485,9 +15485,9 @@
       <w:tblPr/>
       <w:tcPr>
         <w:tcBorders>
-          <w:top w:val="single" w:sz="18" w:space="0" w:color="auto"/>
-          <w:left w:val="nil"/>
-          <w:bottom w:val="single" w:sz="18" w:space="0" w:color="auto"/>
+          <w:top w:val="single" w:color="auto" w:sz="18" w:space="0"/>
+          <w:left w:val="nil"/>
+          <w:bottom w:val="single" w:color="auto" w:sz="18" w:space="0"/>
           <w:right w:val="nil"/>
           <w:insideH w:val="nil"/>
           <w:insideV w:val="nil"/>
@@ -15501,9 +15501,9 @@
       <w:tblPr/>
       <w:tcPr>
         <w:tcBorders>
-          <w:top w:val="single" w:sz="18" w:space="0" w:color="auto"/>
-          <w:left w:val="nil"/>
-          <w:bottom w:val="single" w:sz="18" w:space="0" w:color="auto"/>
+          <w:top w:val="single" w:color="auto" w:sz="18" w:space="0"/>
+          <w:left w:val="nil"/>
+          <w:bottom w:val="single" w:color="auto" w:sz="18" w:space="0"/>
           <w:right w:val="nil"/>
           <w:insideH w:val="nil"/>
           <w:insideV w:val="nil"/>
@@ -15524,8 +15524,8 @@
       <w:tblStyleColBandSize w:val="1"/>
       <w:tblInd w:w="0" w:type="dxa"/>
       <w:tblBorders>
-        <w:top w:val="single" w:sz="18" w:space="0" w:color="auto"/>
-        <w:bottom w:val="single" w:sz="18" w:space="0" w:color="auto"/>
+        <w:top w:val="single" w:color="auto" w:sz="18" w:space="0"/>
+        <w:bottom w:val="single" w:color="auto" w:sz="18" w:space="0"/>
       </w:tblBorders>
       <w:tblCellMar>
         <w:top w:w="0" w:type="dxa"/>
@@ -15546,9 +15546,9 @@
       <w:tblPr/>
       <w:tcPr>
         <w:tcBorders>
-          <w:top w:val="single" w:sz="18" w:space="0" w:color="auto"/>
-          <w:left w:val="nil"/>
-          <w:bottom w:val="single" w:sz="18" w:space="0" w:color="auto"/>
+          <w:top w:val="single" w:color="auto" w:sz="18" w:space="0"/>
+          <w:left w:val="nil"/>
+          <w:bottom w:val="single" w:color="auto" w:sz="18" w:space="0"/>
           <w:right w:val="nil"/>
           <w:insideH w:val="nil"/>
           <w:insideV w:val="nil"/>
@@ -15566,9 +15566,9 @@
       <w:tblPr/>
       <w:tcPr>
         <w:tcBorders>
-          <w:top w:val="double" w:sz="6" w:space="0" w:color="auto"/>
-          <w:left w:val="nil"/>
-          <w:bottom w:val="single" w:sz="18" w:space="0" w:color="auto"/>
+          <w:top w:val="double" w:color="auto" w:sz="6" w:space="0"/>
+          <w:left w:val="nil"/>
+          <w:bottom w:val="single" w:color="auto" w:sz="18" w:space="0"/>
           <w:right w:val="nil"/>
           <w:insideH w:val="nil"/>
           <w:insideV w:val="nil"/>
@@ -15587,7 +15587,7 @@
         <w:tcBorders>
           <w:top w:val="nil"/>
           <w:left w:val="nil"/>
-          <w:bottom w:val="single" w:sz="18" w:space="0" w:color="auto"/>
+          <w:bottom w:val="single" w:color="auto" w:sz="18" w:space="0"/>
           <w:right w:val="nil"/>
           <w:insideH w:val="nil"/>
           <w:insideV w:val="nil"/>
@@ -15634,9 +15634,9 @@
       <w:tblPr/>
       <w:tcPr>
         <w:tcBorders>
-          <w:top w:val="single" w:sz="18" w:space="0" w:color="auto"/>
-          <w:left w:val="nil"/>
-          <w:bottom w:val="single" w:sz="18" w:space="0" w:color="auto"/>
+          <w:top w:val="single" w:color="auto" w:sz="18" w:space="0"/>
+          <w:left w:val="nil"/>
+          <w:bottom w:val="single" w:color="auto" w:sz="18" w:space="0"/>
           <w:right w:val="nil"/>
           <w:insideH w:val="nil"/>
           <w:insideV w:val="nil"/>
@@ -15650,9 +15650,9 @@
       <w:tblPr/>
       <w:tcPr>
         <w:tcBorders>
-          <w:top w:val="single" w:sz="18" w:space="0" w:color="auto"/>
-          <w:left w:val="nil"/>
-          <w:bottom w:val="single" w:sz="18" w:space="0" w:color="auto"/>
+          <w:top w:val="single" w:color="auto" w:sz="18" w:space="0"/>
+          <w:left w:val="nil"/>
+          <w:bottom w:val="single" w:color="auto" w:sz="18" w:space="0"/>
           <w:right w:val="nil"/>
           <w:insideH w:val="nil"/>
           <w:insideV w:val="nil"/>
@@ -15673,8 +15673,8 @@
       <w:tblStyleColBandSize w:val="1"/>
       <w:tblInd w:w="0" w:type="dxa"/>
       <w:tblBorders>
-        <w:top w:val="single" w:sz="18" w:space="0" w:color="auto"/>
-        <w:bottom w:val="single" w:sz="18" w:space="0" w:color="auto"/>
+        <w:top w:val="single" w:color="auto" w:sz="18" w:space="0"/>
+        <w:bottom w:val="single" w:color="auto" w:sz="18" w:space="0"/>
       </w:tblBorders>
       <w:tblCellMar>
         <w:top w:w="0" w:type="dxa"/>
@@ -15695,9 +15695,9 @@
       <w:tblPr/>
       <w:tcPr>
         <w:tcBorders>
-          <w:top w:val="single" w:sz="18" w:space="0" w:color="auto"/>
-          <w:left w:val="nil"/>
-          <w:bottom w:val="single" w:sz="18" w:space="0" w:color="auto"/>
+          <w:top w:val="single" w:color="auto" w:sz="18" w:space="0"/>
+          <w:left w:val="nil"/>
+          <w:bottom w:val="single" w:color="auto" w:sz="18" w:space="0"/>
           <w:right w:val="nil"/>
           <w:insideH w:val="nil"/>
           <w:insideV w:val="nil"/>
@@ -15715,9 +15715,9 @@
       <w:tblPr/>
       <w:tcPr>
         <w:tcBorders>
-          <w:top w:val="double" w:sz="6" w:space="0" w:color="auto"/>
-          <w:left w:val="nil"/>
-          <w:bottom w:val="single" w:sz="18" w:space="0" w:color="auto"/>
+          <w:top w:val="double" w:color="auto" w:sz="6" w:space="0"/>
+          <w:left w:val="nil"/>
+          <w:bottom w:val="single" w:color="auto" w:sz="18" w:space="0"/>
           <w:right w:val="nil"/>
           <w:insideH w:val="nil"/>
           <w:insideV w:val="nil"/>
@@ -15736,7 +15736,7 @@
         <w:tcBorders>
           <w:top w:val="nil"/>
           <w:left w:val="nil"/>
-          <w:bottom w:val="single" w:sz="18" w:space="0" w:color="auto"/>
+          <w:bottom w:val="single" w:color="auto" w:sz="18" w:space="0"/>
           <w:right w:val="nil"/>
           <w:insideH w:val="nil"/>
           <w:insideV w:val="nil"/>
@@ -15783,9 +15783,9 @@
       <w:tblPr/>
       <w:tcPr>
         <w:tcBorders>
-          <w:top w:val="single" w:sz="18" w:space="0" w:color="auto"/>
-          <w:left w:val="nil"/>
-          <w:bottom w:val="single" w:sz="18" w:space="0" w:color="auto"/>
+          <w:top w:val="single" w:color="auto" w:sz="18" w:space="0"/>
+          <w:left w:val="nil"/>
+          <w:bottom w:val="single" w:color="auto" w:sz="18" w:space="0"/>
           <w:right w:val="nil"/>
           <w:insideH w:val="nil"/>
           <w:insideV w:val="nil"/>
@@ -15799,9 +15799,9 @@
       <w:tblPr/>
       <w:tcPr>
         <w:tcBorders>
-          <w:top w:val="single" w:sz="18" w:space="0" w:color="auto"/>
-          <w:left w:val="nil"/>
-          <w:bottom w:val="single" w:sz="18" w:space="0" w:color="auto"/>
+          <w:top w:val="single" w:color="auto" w:sz="18" w:space="0"/>
+          <w:left w:val="nil"/>
+          <w:bottom w:val="single" w:color="auto" w:sz="18" w:space="0"/>
           <w:right w:val="nil"/>
           <w:insideH w:val="nil"/>
           <w:insideV w:val="nil"/>
@@ -15822,8 +15822,8 @@
       <w:tblStyleColBandSize w:val="1"/>
       <w:tblInd w:w="0" w:type="dxa"/>
       <w:tblBorders>
-        <w:top w:val="single" w:sz="18" w:space="0" w:color="auto"/>
-        <w:bottom w:val="single" w:sz="18" w:space="0" w:color="auto"/>
+        <w:top w:val="single" w:color="auto" w:sz="18" w:space="0"/>
+        <w:bottom w:val="single" w:color="auto" w:sz="18" w:space="0"/>
       </w:tblBorders>
       <w:tblCellMar>
         <w:top w:w="0" w:type="dxa"/>
@@ -15844,9 +15844,9 @@
       <w:tblPr/>
       <w:tcPr>
         <w:tcBorders>
-          <w:top w:val="single" w:sz="18" w:space="0" w:color="auto"/>
-          <w:left w:val="nil"/>
-          <w:bottom w:val="single" w:sz="18" w:space="0" w:color="auto"/>
+          <w:top w:val="single" w:color="auto" w:sz="18" w:space="0"/>
+          <w:left w:val="nil"/>
+          <w:bottom w:val="single" w:color="auto" w:sz="18" w:space="0"/>
           <w:right w:val="nil"/>
           <w:insideH w:val="nil"/>
           <w:insideV w:val="nil"/>
@@ -15864,9 +15864,9 @@
       <w:tblPr/>
       <w:tcPr>
         <w:tcBorders>
-          <w:top w:val="double" w:sz="6" w:space="0" w:color="auto"/>
-          <w:left w:val="nil"/>
-          <w:bottom w:val="single" w:sz="18" w:space="0" w:color="auto"/>
+          <w:top w:val="double" w:color="auto" w:sz="6" w:space="0"/>
+          <w:left w:val="nil"/>
+          <w:bottom w:val="single" w:color="auto" w:sz="18" w:space="0"/>
           <w:right w:val="nil"/>
           <w:insideH w:val="nil"/>
           <w:insideV w:val="nil"/>
@@ -15885,7 +15885,7 @@
         <w:tcBorders>
           <w:top w:val="nil"/>
           <w:left w:val="nil"/>
-          <w:bottom w:val="single" w:sz="18" w:space="0" w:color="auto"/>
+          <w:bottom w:val="single" w:color="auto" w:sz="18" w:space="0"/>
           <w:right w:val="nil"/>
           <w:insideH w:val="nil"/>
           <w:insideV w:val="nil"/>
@@ -15932,9 +15932,9 @@
       <w:tblPr/>
       <w:tcPr>
         <w:tcBorders>
-          <w:top w:val="single" w:sz="18" w:space="0" w:color="auto"/>
-          <w:left w:val="nil"/>
-          <w:bottom w:val="single" w:sz="18" w:space="0" w:color="auto"/>
+          <w:top w:val="single" w:color="auto" w:sz="18" w:space="0"/>
+          <w:left w:val="nil"/>
+          <w:bottom w:val="single" w:color="auto" w:sz="18" w:space="0"/>
           <w:right w:val="nil"/>
           <w:insideH w:val="nil"/>
           <w:insideV w:val="nil"/>
@@ -15948,9 +15948,9 @@
       <w:tblPr/>
       <w:tcPr>
         <w:tcBorders>
-          <w:top w:val="single" w:sz="18" w:space="0" w:color="auto"/>
-          <w:left w:val="nil"/>
-          <w:bottom w:val="single" w:sz="18" w:space="0" w:color="auto"/>
+          <w:top w:val="single" w:color="auto" w:sz="18" w:space="0"/>
+          <w:left w:val="nil"/>
+          <w:bottom w:val="single" w:color="auto" w:sz="18" w:space="0"/>
           <w:right w:val="nil"/>
           <w:insideH w:val="nil"/>
           <w:insideV w:val="nil"/>
@@ -15971,8 +15971,8 @@
       <w:tblStyleColBandSize w:val="1"/>
       <w:tblInd w:w="0" w:type="dxa"/>
       <w:tblBorders>
-        <w:top w:val="single" w:sz="18" w:space="0" w:color="auto"/>
-        <w:bottom w:val="single" w:sz="18" w:space="0" w:color="auto"/>
+        <w:top w:val="single" w:color="auto" w:sz="18" w:space="0"/>
+        <w:bottom w:val="single" w:color="auto" w:sz="18" w:space="0"/>
       </w:tblBorders>
       <w:tblCellMar>
         <w:top w:w="0" w:type="dxa"/>
@@ -15993,9 +15993,9 @@
       <w:tblPr/>
       <w:tcPr>
         <w:tcBorders>
-          <w:top w:val="single" w:sz="18" w:space="0" w:color="auto"/>
-          <w:left w:val="nil"/>
-          <w:bottom w:val="single" w:sz="18" w:space="0" w:color="auto"/>
+          <w:top w:val="single" w:color="auto" w:sz="18" w:space="0"/>
+          <w:left w:val="nil"/>
+          <w:bottom w:val="single" w:color="auto" w:sz="18" w:space="0"/>
           <w:right w:val="nil"/>
           <w:insideH w:val="nil"/>
           <w:insideV w:val="nil"/>
@@ -16013,9 +16013,9 @@
       <w:tblPr/>
       <w:tcPr>
         <w:tcBorders>
-          <w:top w:val="double" w:sz="6" w:space="0" w:color="auto"/>
-          <w:left w:val="nil"/>
-          <w:bottom w:val="single" w:sz="18" w:space="0" w:color="auto"/>
+          <w:top w:val="double" w:color="auto" w:sz="6" w:space="0"/>
+          <w:left w:val="nil"/>
+          <w:bottom w:val="single" w:color="auto" w:sz="18" w:space="0"/>
           <w:right w:val="nil"/>
           <w:insideH w:val="nil"/>
           <w:insideV w:val="nil"/>
@@ -16034,7 +16034,7 @@
         <w:tcBorders>
           <w:top w:val="nil"/>
           <w:left w:val="nil"/>
-          <w:bottom w:val="single" w:sz="18" w:space="0" w:color="auto"/>
+          <w:bottom w:val="single" w:color="auto" w:sz="18" w:space="0"/>
           <w:right w:val="nil"/>
           <w:insideH w:val="nil"/>
           <w:insideV w:val="nil"/>
@@ -16081,9 +16081,9 @@
       <w:tblPr/>
       <w:tcPr>
         <w:tcBorders>
-          <w:top w:val="single" w:sz="18" w:space="0" w:color="auto"/>
-          <w:left w:val="nil"/>
-          <w:bottom w:val="single" w:sz="18" w:space="0" w:color="auto"/>
+          <w:top w:val="single" w:color="auto" w:sz="18" w:space="0"/>
+          <w:left w:val="nil"/>
+          <w:bottom w:val="single" w:color="auto" w:sz="18" w:space="0"/>
           <w:right w:val="nil"/>
           <w:insideH w:val="nil"/>
           <w:insideV w:val="nil"/>
@@ -16097,9 +16097,9 @@
       <w:tblPr/>
       <w:tcPr>
         <w:tcBorders>
-          <w:top w:val="single" w:sz="18" w:space="0" w:color="auto"/>
-          <w:left w:val="nil"/>
-          <w:bottom w:val="single" w:sz="18" w:space="0" w:color="auto"/>
+          <w:top w:val="single" w:color="auto" w:sz="18" w:space="0"/>
+          <w:left w:val="nil"/>
+          <w:bottom w:val="single" w:color="auto" w:sz="18" w:space="0"/>
           <w:right w:val="nil"/>
           <w:insideH w:val="nil"/>
           <w:insideV w:val="nil"/>
@@ -16123,8 +16123,8 @@
       <w:tblStyleColBandSize w:val="1"/>
       <w:tblInd w:w="0" w:type="dxa"/>
       <w:tblBorders>
-        <w:top w:val="single" w:sz="8" w:space="0" w:color="000000" w:themeColor="text1"/>
-        <w:bottom w:val="single" w:sz="8" w:space="0" w:color="000000" w:themeColor="text1"/>
+        <w:top w:val="single" w:color="000000" w:themeColor="text1" w:sz="8" w:space="0"/>
+        <w:bottom w:val="single" w:color="000000" w:themeColor="text1" w:sz="8" w:space="0"/>
       </w:tblBorders>
       <w:tblCellMar>
         <w:top w:w="0" w:type="dxa"/>
@@ -16135,13 +16135,13 @@
     </w:tblPr>
     <w:tblStylePr w:type="firstRow">
       <w:rPr>
-        <w:rFonts w:asciiTheme="majorHAnsi" w:eastAsiaTheme="majorEastAsia" w:hAnsiTheme="majorHAnsi" w:cstheme="majorBidi"/>
+        <w:rFonts w:asciiTheme="majorHAnsi" w:hAnsiTheme="majorHAnsi" w:eastAsiaTheme="majorEastAsia" w:cstheme="majorBidi"/>
       </w:rPr>
       <w:tblPr/>
       <w:tcPr>
         <w:tcBorders>
           <w:top w:val="nil"/>
-          <w:bottom w:val="single" w:sz="8" w:space="0" w:color="000000" w:themeColor="text1"/>
+          <w:bottom w:val="single" w:color="000000" w:themeColor="text1" w:sz="8" w:space="0"/>
         </w:tcBorders>
       </w:tcPr>
     </w:tblStylePr>
@@ -16154,8 +16154,8 @@
       <w:tblPr/>
       <w:tcPr>
         <w:tcBorders>
-          <w:top w:val="single" w:sz="8" w:space="0" w:color="000000" w:themeColor="text1"/>
-          <w:bottom w:val="single" w:sz="8" w:space="0" w:color="000000" w:themeColor="text1"/>
+          <w:top w:val="single" w:color="000000" w:themeColor="text1" w:sz="8" w:space="0"/>
+          <w:bottom w:val="single" w:color="000000" w:themeColor="text1" w:sz="8" w:space="0"/>
         </w:tcBorders>
       </w:tcPr>
     </w:tblStylePr>
@@ -16173,8 +16173,8 @@
       <w:tblPr/>
       <w:tcPr>
         <w:tcBorders>
-          <w:top w:val="single" w:sz="8" w:space="0" w:color="000000" w:themeColor="text1"/>
-          <w:bottom w:val="single" w:sz="8" w:space="0" w:color="000000" w:themeColor="text1"/>
+          <w:top w:val="single" w:color="000000" w:themeColor="text1" w:sz="8" w:space="0"/>
+          <w:bottom w:val="single" w:color="000000" w:themeColor="text1" w:sz="8" w:space="0"/>
         </w:tcBorders>
       </w:tcPr>
     </w:tblStylePr>
@@ -16207,8 +16207,8 @@
       <w:tblStyleColBandSize w:val="1"/>
       <w:tblInd w:w="0" w:type="dxa"/>
       <w:tblBorders>
-        <w:top w:val="single" w:sz="8" w:space="0" w:color="4F81BD" w:themeColor="accent1"/>
-        <w:bottom w:val="single" w:sz="8" w:space="0" w:color="4F81BD" w:themeColor="accent1"/>
+        <w:top w:val="single" w:color="4F81BD" w:themeColor="accent1" w:sz="8" w:space="0"/>
+        <w:bottom w:val="single" w:color="4F81BD" w:themeColor="accent1" w:sz="8" w:space="0"/>
       </w:tblBorders>
       <w:tblCellMar>
         <w:top w:w="0" w:type="dxa"/>
@@ -16219,13 +16219,13 @@
     </w:tblPr>
     <w:tblStylePr w:type="firstRow">
       <w:rPr>
-        <w:rFonts w:asciiTheme="majorHAnsi" w:eastAsiaTheme="majorEastAsia" w:hAnsiTheme="majorHAnsi" w:cstheme="majorBidi"/>
+        <w:rFonts w:asciiTheme="majorHAnsi" w:hAnsiTheme="majorHAnsi" w:eastAsiaTheme="majorEastAsia" w:cstheme="majorBidi"/>
       </w:rPr>
       <w:tblPr/>
       <w:tcPr>
         <w:tcBorders>
           <w:top w:val="nil"/>
-          <w:bottom w:val="single" w:sz="8" w:space="0" w:color="4F81BD" w:themeColor="accent1"/>
+          <w:bottom w:val="single" w:color="4F81BD" w:themeColor="accent1" w:sz="8" w:space="0"/>
         </w:tcBorders>
       </w:tcPr>
     </w:tblStylePr>
@@ -16238,8 +16238,8 @@
       <w:tblPr/>
       <w:tcPr>
         <w:tcBorders>
-          <w:top w:val="single" w:sz="8" w:space="0" w:color="4F81BD" w:themeColor="accent1"/>
-          <w:bottom w:val="single" w:sz="8" w:space="0" w:color="4F81BD" w:themeColor="accent1"/>
+          <w:top w:val="single" w:color="4F81BD" w:themeColor="accent1" w:sz="8" w:space="0"/>
+          <w:bottom w:val="single" w:color="4F81BD" w:themeColor="accent1" w:sz="8" w:space="0"/>
         </w:tcBorders>
       </w:tcPr>
     </w:tblStylePr>
@@ -16257,8 +16257,8 @@
       <w:tblPr/>
       <w:tcPr>
         <w:tcBorders>
-          <w:top w:val="single" w:sz="8" w:space="0" w:color="4F81BD" w:themeColor="accent1"/>
-          <w:bottom w:val="single" w:sz="8" w:space="0" w:color="4F81BD" w:themeColor="accent1"/>
+          <w:top w:val="single" w:color="4F81BD" w:themeColor="accent1" w:sz="8" w:space="0"/>
+          <w:bottom w:val="single" w:color="4F81BD" w:themeColor="accent1" w:sz="8" w:space="0"/>
         </w:tcBorders>
       </w:tcPr>
     </w:tblStylePr>
@@ -16291,8 +16291,8 @@
       <w:tblStyleColBandSize w:val="1"/>
       <w:tblInd w:w="0" w:type="dxa"/>
       <w:tblBorders>
-        <w:top w:val="single" w:sz="8" w:space="0" w:color="C0504D" w:themeColor="accent2"/>
-        <w:bottom w:val="single" w:sz="8" w:space="0" w:color="C0504D" w:themeColor="accent2"/>
+        <w:top w:val="single" w:color="C0504D" w:themeColor="accent2" w:sz="8" w:space="0"/>
+        <w:bottom w:val="single" w:color="C0504D" w:themeColor="accent2" w:sz="8" w:space="0"/>
       </w:tblBorders>
       <w:tblCellMar>
         <w:top w:w="0" w:type="dxa"/>
@@ -16303,13 +16303,13 @@
     </w:tblPr>
     <w:tblStylePr w:type="firstRow">
       <w:rPr>
-        <w:rFonts w:asciiTheme="majorHAnsi" w:eastAsiaTheme="majorEastAsia" w:hAnsiTheme="majorHAnsi" w:cstheme="majorBidi"/>
+        <w:rFonts w:asciiTheme="majorHAnsi" w:hAnsiTheme="majorHAnsi" w:eastAsiaTheme="majorEastAsia" w:cstheme="majorBidi"/>
       </w:rPr>
       <w:tblPr/>
       <w:tcPr>
         <w:tcBorders>
           <w:top w:val="nil"/>
-          <w:bottom w:val="single" w:sz="8" w:space="0" w:color="C0504D" w:themeColor="accent2"/>
+          <w:bottom w:val="single" w:color="C0504D" w:themeColor="accent2" w:sz="8" w:space="0"/>
         </w:tcBorders>
       </w:tcPr>
     </w:tblStylePr>
@@ -16322,8 +16322,8 @@
       <w:tblPr/>
       <w:tcPr>
         <w:tcBorders>
-          <w:top w:val="single" w:sz="8" w:space="0" w:color="C0504D" w:themeColor="accent2"/>
-          <w:bottom w:val="single" w:sz="8" w:space="0" w:color="C0504D" w:themeColor="accent2"/>
+          <w:top w:val="single" w:color="C0504D" w:themeColor="accent2" w:sz="8" w:space="0"/>
+          <w:bottom w:val="single" w:color="C0504D" w:themeColor="accent2" w:sz="8" w:space="0"/>
         </w:tcBorders>
       </w:tcPr>
     </w:tblStylePr>
@@ -16341,8 +16341,8 @@
       <w:tblPr/>
       <w:tcPr>
         <w:tcBorders>
-          <w:top w:val="single" w:sz="8" w:space="0" w:color="C0504D" w:themeColor="accent2"/>
-          <w:bottom w:val="single" w:sz="8" w:space="0" w:color="C0504D" w:themeColor="accent2"/>
+          <w:top w:val="single" w:color="C0504D" w:themeColor="accent2" w:sz="8" w:space="0"/>
+          <w:bottom w:val="single" w:color="C0504D" w:themeColor="accent2" w:sz="8" w:space="0"/>
         </w:tcBorders>
       </w:tcPr>
     </w:tblStylePr>
@@ -16375,8 +16375,8 @@
       <w:tblStyleColBandSize w:val="1"/>
       <w:tblInd w:w="0" w:type="dxa"/>
       <w:tblBorders>
-        <w:top w:val="single" w:sz="8" w:space="0" w:color="9BBB59" w:themeColor="accent3"/>
-        <w:bottom w:val="single" w:sz="8" w:space="0" w:color="9BBB59" w:themeColor="accent3"/>
+        <w:top w:val="single" w:color="9BBB59" w:themeColor="accent3" w:sz="8" w:space="0"/>
+        <w:bottom w:val="single" w:color="9BBB59" w:themeColor="accent3" w:sz="8" w:space="0"/>
       </w:tblBorders>
       <w:tblCellMar>
         <w:top w:w="0" w:type="dxa"/>
@@ -16387,13 +16387,13 @@
     </w:tblPr>
     <w:tblStylePr w:type="firstRow">
       <w:rPr>
-        <w:rFonts w:asciiTheme="majorHAnsi" w:eastAsiaTheme="majorEastAsia" w:hAnsiTheme="majorHAnsi" w:cstheme="majorBidi"/>
+        <w:rFonts w:asciiTheme="majorHAnsi" w:hAnsiTheme="majorHAnsi" w:eastAsiaTheme="majorEastAsia" w:cstheme="majorBidi"/>
       </w:rPr>
       <w:tblPr/>
       <w:tcPr>
         <w:tcBorders>
           <w:top w:val="nil"/>
-          <w:bottom w:val="single" w:sz="8" w:space="0" w:color="9BBB59" w:themeColor="accent3"/>
+          <w:bottom w:val="single" w:color="9BBB59" w:themeColor="accent3" w:sz="8" w:space="0"/>
         </w:tcBorders>
       </w:tcPr>
     </w:tblStylePr>
@@ -16406,8 +16406,8 @@
       <w:tblPr/>
       <w:tcPr>
         <w:tcBorders>
-          <w:top w:val="single" w:sz="8" w:space="0" w:color="9BBB59" w:themeColor="accent3"/>
-          <w:bottom w:val="single" w:sz="8" w:space="0" w:color="9BBB59" w:themeColor="accent3"/>
+          <w:top w:val="single" w:color="9BBB59" w:themeColor="accent3" w:sz="8" w:space="0"/>
+          <w:bottom w:val="single" w:color="9BBB59" w:themeColor="accent3" w:sz="8" w:space="0"/>
         </w:tcBorders>
       </w:tcPr>
     </w:tblStylePr>
@@ -16425,8 +16425,8 @@
       <w:tblPr/>
       <w:tcPr>
         <w:tcBorders>
-          <w:top w:val="single" w:sz="8" w:space="0" w:color="9BBB59" w:themeColor="accent3"/>
-          <w:bottom w:val="single" w:sz="8" w:space="0" w:color="9BBB59" w:themeColor="accent3"/>
+          <w:top w:val="single" w:color="9BBB59" w:themeColor="accent3" w:sz="8" w:space="0"/>
+          <w:bottom w:val="single" w:color="9BBB59" w:themeColor="accent3" w:sz="8" w:space="0"/>
         </w:tcBorders>
       </w:tcPr>
     </w:tblStylePr>
@@ -16459,8 +16459,8 @@
       <w:tblStyleColBandSize w:val="1"/>
       <w:tblInd w:w="0" w:type="dxa"/>
       <w:tblBorders>
-        <w:top w:val="single" w:sz="8" w:space="0" w:color="8064A2" w:themeColor="accent4"/>
-        <w:bottom w:val="single" w:sz="8" w:space="0" w:color="8064A2" w:themeColor="accent4"/>
+        <w:top w:val="single" w:color="8064A2" w:themeColor="accent4" w:sz="8" w:space="0"/>
+        <w:bottom w:val="single" w:color="8064A2" w:themeColor="accent4" w:sz="8" w:space="0"/>
       </w:tblBorders>
       <w:tblCellMar>
         <w:top w:w="0" w:type="dxa"/>
@@ -16471,13 +16471,13 @@
     </w:tblPr>
     <w:tblStylePr w:type="firstRow">
       <w:rPr>
-        <w:rFonts w:asciiTheme="majorHAnsi" w:eastAsiaTheme="majorEastAsia" w:hAnsiTheme="majorHAnsi" w:cstheme="majorBidi"/>
+        <w:rFonts w:asciiTheme="majorHAnsi" w:hAnsiTheme="majorHAnsi" w:eastAsiaTheme="majorEastAsia" w:cstheme="majorBidi"/>
       </w:rPr>
       <w:tblPr/>
       <w:tcPr>
         <w:tcBorders>
           <w:top w:val="nil"/>
-          <w:bottom w:val="single" w:sz="8" w:space="0" w:color="8064A2" w:themeColor="accent4"/>
+          <w:bottom w:val="single" w:color="8064A2" w:themeColor="accent4" w:sz="8" w:space="0"/>
         </w:tcBorders>
       </w:tcPr>
     </w:tblStylePr>
@@ -16490,8 +16490,8 @@
       <w:tblPr/>
       <w:tcPr>
         <w:tcBorders>
-          <w:top w:val="single" w:sz="8" w:space="0" w:color="8064A2" w:themeColor="accent4"/>
-          <w:bottom w:val="single" w:sz="8" w:space="0" w:color="8064A2" w:themeColor="accent4"/>
+          <w:top w:val="single" w:color="8064A2" w:themeColor="accent4" w:sz="8" w:space="0"/>
+          <w:bottom w:val="single" w:color="8064A2" w:themeColor="accent4" w:sz="8" w:space="0"/>
         </w:tcBorders>
       </w:tcPr>
     </w:tblStylePr>
@@ -16509,8 +16509,8 @@
       <w:tblPr/>
       <w:tcPr>
         <w:tcBorders>
-          <w:top w:val="single" w:sz="8" w:space="0" w:color="8064A2" w:themeColor="accent4"/>
-          <w:bottom w:val="single" w:sz="8" w:space="0" w:color="8064A2" w:themeColor="accent4"/>
+          <w:top w:val="single" w:color="8064A2" w:themeColor="accent4" w:sz="8" w:space="0"/>
+          <w:bottom w:val="single" w:color="8064A2" w:themeColor="accent4" w:sz="8" w:space="0"/>
         </w:tcBorders>
       </w:tcPr>
     </w:tblStylePr>
@@ -16543,8 +16543,8 @@
       <w:tblStyleColBandSize w:val="1"/>
       <w:tblInd w:w="0" w:type="dxa"/>
       <w:tblBorders>
-        <w:top w:val="single" w:sz="8" w:space="0" w:color="4BACC6" w:themeColor="accent5"/>
-        <w:bottom w:val="single" w:sz="8" w:space="0" w:color="4BACC6" w:themeColor="accent5"/>
+        <w:top w:val="single" w:color="4BACC6" w:themeColor="accent5" w:sz="8" w:space="0"/>
+        <w:bottom w:val="single" w:color="4BACC6" w:themeColor="accent5" w:sz="8" w:space="0"/>
       </w:tblBorders>
       <w:tblCellMar>
         <w:top w:w="0" w:type="dxa"/>
@@ -16555,13 +16555,13 @@
     </w:tblPr>
     <w:tblStylePr w:type="firstRow">
       <w:rPr>
-        <w:rFonts w:asciiTheme="majorHAnsi" w:eastAsiaTheme="majorEastAsia" w:hAnsiTheme="majorHAnsi" w:cstheme="majorBidi"/>
+        <w:rFonts w:asciiTheme="majorHAnsi" w:hAnsiTheme="majorHAnsi" w:eastAsiaTheme="majorEastAsia" w:cstheme="majorBidi"/>
       </w:rPr>
       <w:tblPr/>
       <w:tcPr>
         <w:tcBorders>
           <w:top w:val="nil"/>
-          <w:bottom w:val="single" w:sz="8" w:space="0" w:color="4BACC6" w:themeColor="accent5"/>
+          <w:bottom w:val="single" w:color="4BACC6" w:themeColor="accent5" w:sz="8" w:space="0"/>
         </w:tcBorders>
       </w:tcPr>
     </w:tblStylePr>
@@ -16574,8 +16574,8 @@
       <w:tblPr/>
       <w:tcPr>
         <w:tcBorders>
-          <w:top w:val="single" w:sz="8" w:space="0" w:color="4BACC6" w:themeColor="accent5"/>
-          <w:bottom w:val="single" w:sz="8" w:space="0" w:color="4BACC6" w:themeColor="accent5"/>
+          <w:top w:val="single" w:color="4BACC6" w:themeColor="accent5" w:sz="8" w:space="0"/>
+          <w:bottom w:val="single" w:color="4BACC6" w:themeColor="accent5" w:sz="8" w:space="0"/>
         </w:tcBorders>
       </w:tcPr>
     </w:tblStylePr>
@@ -16593,8 +16593,8 @@
       <w:tblPr/>
       <w:tcPr>
         <w:tcBorders>
-          <w:top w:val="single" w:sz="8" w:space="0" w:color="4BACC6" w:themeColor="accent5"/>
-          <w:bottom w:val="single" w:sz="8" w:space="0" w:color="4BACC6" w:themeColor="accent5"/>
+          <w:top w:val="single" w:color="4BACC6" w:themeColor="accent5" w:sz="8" w:space="0"/>
+          <w:bottom w:val="single" w:color="4BACC6" w:themeColor="accent5" w:sz="8" w:space="0"/>
         </w:tcBorders>
       </w:tcPr>
     </w:tblStylePr>
@@ -16627,8 +16627,8 @@
       <w:tblStyleColBandSize w:val="1"/>
       <w:tblInd w:w="0" w:type="dxa"/>
       <w:tblBorders>
-        <w:top w:val="single" w:sz="8" w:space="0" w:color="F79646" w:themeColor="accent6"/>
-        <w:bottom w:val="single" w:sz="8" w:space="0" w:color="F79646" w:themeColor="accent6"/>
+        <w:top w:val="single" w:color="F79646" w:themeColor="accent6" w:sz="8" w:space="0"/>
+        <w:bottom w:val="single" w:color="F79646" w:themeColor="accent6" w:sz="8" w:space="0"/>
       </w:tblBorders>
       <w:tblCellMar>
         <w:top w:w="0" w:type="dxa"/>
@@ -16639,13 +16639,13 @@
     </w:tblPr>
     <w:tblStylePr w:type="firstRow">
       <w:rPr>
-        <w:rFonts w:asciiTheme="majorHAnsi" w:eastAsiaTheme="majorEastAsia" w:hAnsiTheme="majorHAnsi" w:cstheme="majorBidi"/>
+        <w:rFonts w:asciiTheme="majorHAnsi" w:hAnsiTheme="majorHAnsi" w:eastAsiaTheme="majorEastAsia" w:cstheme="majorBidi"/>
       </w:rPr>
       <w:tblPr/>
       <w:tcPr>
         <w:tcBorders>
           <w:top w:val="nil"/>
-          <w:bottom w:val="single" w:sz="8" w:space="0" w:color="F79646" w:themeColor="accent6"/>
+          <w:bottom w:val="single" w:color="F79646" w:themeColor="accent6" w:sz="8" w:space="0"/>
         </w:tcBorders>
       </w:tcPr>
     </w:tblStylePr>
@@ -16658,8 +16658,8 @@
       <w:tblPr/>
       <w:tcPr>
         <w:tcBorders>
-          <w:top w:val="single" w:sz="8" w:space="0" w:color="F79646" w:themeColor="accent6"/>
-          <w:bottom w:val="single" w:sz="8" w:space="0" w:color="F79646" w:themeColor="accent6"/>
+          <w:top w:val="single" w:color="F79646" w:themeColor="accent6" w:sz="8" w:space="0"/>
+          <w:bottom w:val="single" w:color="F79646" w:themeColor="accent6" w:sz="8" w:space="0"/>
         </w:tcBorders>
       </w:tcPr>
     </w:tblStylePr>
@@ -16677,8 +16677,8 @@
       <w:tblPr/>
       <w:tcPr>
         <w:tcBorders>
-          <w:top w:val="single" w:sz="8" w:space="0" w:color="F79646" w:themeColor="accent6"/>
-          <w:bottom w:val="single" w:sz="8" w:space="0" w:color="F79646" w:themeColor="accent6"/>
+          <w:top w:val="single" w:color="F79646" w:themeColor="accent6" w:sz="8" w:space="0"/>
+          <w:bottom w:val="single" w:color="F79646" w:themeColor="accent6" w:sz="8" w:space="0"/>
         </w:tcBorders>
       </w:tcPr>
     </w:tblStylePr>
@@ -16704,7 +16704,7 @@
       <w:spacing w:after="0" w:line="240" w:lineRule="auto"/>
     </w:pPr>
     <w:rPr>
-      <w:rFonts w:asciiTheme="majorHAnsi" w:eastAsiaTheme="majorEastAsia" w:hAnsiTheme="majorHAnsi" w:cstheme="majorBidi"/>
+      <w:rFonts w:asciiTheme="majorHAnsi" w:hAnsiTheme="majorHAnsi" w:eastAsiaTheme="majorEastAsia" w:cstheme="majorBidi"/>
       <w:color w:val="000000" w:themeColor="text1"/>
     </w:rPr>
     <w:tblPr>
@@ -16712,10 +16712,10 @@
       <w:tblStyleColBandSize w:val="1"/>
       <w:tblInd w:w="0" w:type="dxa"/>
       <w:tblBorders>
-        <w:top w:val="single" w:sz="8" w:space="0" w:color="000000" w:themeColor="text1"/>
-        <w:left w:val="single" w:sz="8" w:space="0" w:color="000000" w:themeColor="text1"/>
-        <w:bottom w:val="single" w:sz="8" w:space="0" w:color="000000" w:themeColor="text1"/>
-        <w:right w:val="single" w:sz="8" w:space="0" w:color="000000" w:themeColor="text1"/>
+        <w:top w:val="single" w:color="000000" w:themeColor="text1" w:sz="8" w:space="0"/>
+        <w:left w:val="single" w:color="000000" w:themeColor="text1" w:sz="8" w:space="0"/>
+        <w:bottom w:val="single" w:color="000000" w:themeColor="text1" w:sz="8" w:space="0"/>
+        <w:right w:val="single" w:color="000000" w:themeColor="text1" w:sz="8" w:space="0"/>
       </w:tblBorders>
       <w:tblCellMar>
         <w:top w:w="0" w:type="dxa"/>
@@ -16734,7 +16734,7 @@
         <w:tcBorders>
           <w:top w:val="nil"/>
           <w:left w:val="nil"/>
-          <w:bottom w:val="single" w:sz="24" w:space="0" w:color="000000" w:themeColor="text1"/>
+          <w:bottom w:val="single" w:color="000000" w:themeColor="text1" w:sz="24" w:space="0"/>
           <w:right w:val="nil"/>
           <w:insideH w:val="nil"/>
           <w:insideV w:val="nil"/>
@@ -16746,7 +16746,7 @@
       <w:tblPr/>
       <w:tcPr>
         <w:tcBorders>
-          <w:top w:val="single" w:sz="8" w:space="0" w:color="000000" w:themeColor="text1"/>
+          <w:top w:val="single" w:color="000000" w:themeColor="text1" w:sz="8" w:space="0"/>
           <w:left w:val="nil"/>
           <w:bottom w:val="nil"/>
           <w:right w:val="nil"/>
@@ -16763,7 +16763,7 @@
           <w:top w:val="nil"/>
           <w:left w:val="nil"/>
           <w:bottom w:val="nil"/>
-          <w:right w:val="single" w:sz="8" w:space="0" w:color="000000" w:themeColor="text1"/>
+          <w:right w:val="single" w:color="000000" w:themeColor="text1" w:sz="8" w:space="0"/>
           <w:insideH w:val="nil"/>
           <w:insideV w:val="nil"/>
         </w:tcBorders>
@@ -16775,7 +16775,7 @@
       <w:tcPr>
         <w:tcBorders>
           <w:top w:val="nil"/>
-          <w:left w:val="single" w:sz="8" w:space="0" w:color="000000" w:themeColor="text1"/>
+          <w:left w:val="single" w:color="000000" w:themeColor="text1" w:sz="8" w:space="0"/>
           <w:bottom w:val="nil"/>
           <w:right w:val="nil"/>
           <w:insideH w:val="nil"/>
@@ -16832,7 +16832,7 @@
       <w:spacing w:after="0" w:line="240" w:lineRule="auto"/>
     </w:pPr>
     <w:rPr>
-      <w:rFonts w:asciiTheme="majorHAnsi" w:eastAsiaTheme="majorEastAsia" w:hAnsiTheme="majorHAnsi" w:cstheme="majorBidi"/>
+      <w:rFonts w:asciiTheme="majorHAnsi" w:hAnsiTheme="majorHAnsi" w:eastAsiaTheme="majorEastAsia" w:cstheme="majorBidi"/>
       <w:color w:val="000000" w:themeColor="text1"/>
     </w:rPr>
     <w:tblPr>
@@ -16840,10 +16840,10 @@
       <w:tblStyleColBandSize w:val="1"/>
       <w:tblInd w:w="0" w:type="dxa"/>
       <w:tblBorders>
-        <w:top w:val="single" w:sz="8" w:space="0" w:color="4F81BD" w:themeColor="accent1"/>
-        <w:left w:val="single" w:sz="8" w:space="0" w:color="4F81BD" w:themeColor="accent1"/>
-        <w:bottom w:val="single" w:sz="8" w:space="0" w:color="4F81BD" w:themeColor="accent1"/>
-        <w:right w:val="single" w:sz="8" w:space="0" w:color="4F81BD" w:themeColor="accent1"/>
+        <w:top w:val="single" w:color="4F81BD" w:themeColor="accent1" w:sz="8" w:space="0"/>
+        <w:left w:val="single" w:color="4F81BD" w:themeColor="accent1" w:sz="8" w:space="0"/>
+        <w:bottom w:val="single" w:color="4F81BD" w:themeColor="accent1" w:sz="8" w:space="0"/>
+        <w:right w:val="single" w:color="4F81BD" w:themeColor="accent1" w:sz="8" w:space="0"/>
       </w:tblBorders>
       <w:tblCellMar>
         <w:top w:w="0" w:type="dxa"/>
@@ -16862,7 +16862,7 @@
         <w:tcBorders>
           <w:top w:val="nil"/>
           <w:left w:val="nil"/>
-          <w:bottom w:val="single" w:sz="24" w:space="0" w:color="4F81BD" w:themeColor="accent1"/>
+          <w:bottom w:val="single" w:color="4F81BD" w:themeColor="accent1" w:sz="24" w:space="0"/>
           <w:right w:val="nil"/>
           <w:insideH w:val="nil"/>
           <w:insideV w:val="nil"/>
@@ -16874,7 +16874,7 @@
       <w:tblPr/>
       <w:tcPr>
         <w:tcBorders>
-          <w:top w:val="single" w:sz="8" w:space="0" w:color="4F81BD" w:themeColor="accent1"/>
+          <w:top w:val="single" w:color="4F81BD" w:themeColor="accent1" w:sz="8" w:space="0"/>
           <w:left w:val="nil"/>
           <w:bottom w:val="nil"/>
           <w:right w:val="nil"/>
@@ -16891,7 +16891,7 @@
           <w:top w:val="nil"/>
           <w:left w:val="nil"/>
           <w:bottom w:val="nil"/>
-          <w:right w:val="single" w:sz="8" w:space="0" w:color="4F81BD" w:themeColor="accent1"/>
+          <w:right w:val="single" w:color="4F81BD" w:themeColor="accent1" w:sz="8" w:space="0"/>
           <w:insideH w:val="nil"/>
           <w:insideV w:val="nil"/>
         </w:tcBorders>
@@ -16903,7 +16903,7 @@
       <w:tcPr>
         <w:tcBorders>
           <w:top w:val="nil"/>
-          <w:left w:val="single" w:sz="8" w:space="0" w:color="4F81BD" w:themeColor="accent1"/>
+          <w:left w:val="single" w:color="4F81BD" w:themeColor="accent1" w:sz="8" w:space="0"/>
           <w:bottom w:val="nil"/>
           <w:right w:val="nil"/>
           <w:insideH w:val="nil"/>
@@ -16960,7 +16960,7 @@
       <w:spacing w:after="0" w:line="240" w:lineRule="auto"/>
     </w:pPr>
     <w:rPr>
-      <w:rFonts w:asciiTheme="majorHAnsi" w:eastAsiaTheme="majorEastAsia" w:hAnsiTheme="majorHAnsi" w:cstheme="majorBidi"/>
+      <w:rFonts w:asciiTheme="majorHAnsi" w:hAnsiTheme="majorHAnsi" w:eastAsiaTheme="majorEastAsia" w:cstheme="majorBidi"/>
       <w:color w:val="000000" w:themeColor="text1"/>
     </w:rPr>
     <w:tblPr>
@@ -16968,10 +16968,10 @@
       <w:tblStyleColBandSize w:val="1"/>
       <w:tblInd w:w="0" w:type="dxa"/>
       <w:tblBorders>
-        <w:top w:val="single" w:sz="8" w:space="0" w:color="C0504D" w:themeColor="accent2"/>
-        <w:left w:val="single" w:sz="8" w:space="0" w:color="C0504D" w:themeColor="accent2"/>
-        <w:bottom w:val="single" w:sz="8" w:space="0" w:color="C0504D" w:themeColor="accent2"/>
-        <w:right w:val="single" w:sz="8" w:space="0" w:color="C0504D" w:themeColor="accent2"/>
+        <w:top w:val="single" w:color="C0504D" w:themeColor="accent2" w:sz="8" w:space="0"/>
+        <w:left w:val="single" w:color="C0504D" w:themeColor="accent2" w:sz="8" w:space="0"/>
+        <w:bottom w:val="single" w:color="C0504D" w:themeColor="accent2" w:sz="8" w:space="0"/>
+        <w:right w:val="single" w:color="C0504D" w:themeColor="accent2" w:sz="8" w:space="0"/>
       </w:tblBorders>
       <w:tblCellMar>
         <w:top w:w="0" w:type="dxa"/>
@@ -16990,7 +16990,7 @@
         <w:tcBorders>
           <w:top w:val="nil"/>
           <w:left w:val="nil"/>
-          <w:bottom w:val="single" w:sz="24" w:space="0" w:color="C0504D" w:themeColor="accent2"/>
+          <w:bottom w:val="single" w:color="C0504D" w:themeColor="accent2" w:sz="24" w:space="0"/>
           <w:right w:val="nil"/>
           <w:insideH w:val="nil"/>
           <w:insideV w:val="nil"/>
@@ -17002,7 +17002,7 @@
       <w:tblPr/>
       <w:tcPr>
         <w:tcBorders>
-          <w:top w:val="single" w:sz="8" w:space="0" w:color="C0504D" w:themeColor="accent2"/>
+          <w:top w:val="single" w:color="C0504D" w:themeColor="accent2" w:sz="8" w:space="0"/>
           <w:left w:val="nil"/>
           <w:bottom w:val="nil"/>
           <w:right w:val="nil"/>
@@ -17019,7 +17019,7 @@
           <w:top w:val="nil"/>
           <w:left w:val="nil"/>
           <w:bottom w:val="nil"/>
-          <w:right w:val="single" w:sz="8" w:space="0" w:color="C0504D" w:themeColor="accent2"/>
+          <w:right w:val="single" w:color="C0504D" w:themeColor="accent2" w:sz="8" w:space="0"/>
           <w:insideH w:val="nil"/>
           <w:insideV w:val="nil"/>
         </w:tcBorders>
@@ -17031,7 +17031,7 @@
       <w:tcPr>
         <w:tcBorders>
           <w:top w:val="nil"/>
-          <w:left w:val="single" w:sz="8" w:space="0" w:color="C0504D" w:themeColor="accent2"/>
+          <w:left w:val="single" w:color="C0504D" w:themeColor="accent2" w:sz="8" w:space="0"/>
           <w:bottom w:val="nil"/>
           <w:right w:val="nil"/>
           <w:insideH w:val="nil"/>
@@ -17088,7 +17088,7 @@
       <w:spacing w:after="0" w:line="240" w:lineRule="auto"/>
     </w:pPr>
     <w:rPr>
-      <w:rFonts w:asciiTheme="majorHAnsi" w:eastAsiaTheme="majorEastAsia" w:hAnsiTheme="majorHAnsi" w:cstheme="majorBidi"/>
+      <w:rFonts w:asciiTheme="majorHAnsi" w:hAnsiTheme="majorHAnsi" w:eastAsiaTheme="majorEastAsia" w:cstheme="majorBidi"/>
       <w:color w:val="000000" w:themeColor="text1"/>
     </w:rPr>
     <w:tblPr>
@@ -17096,10 +17096,10 @@
       <w:tblStyleColBandSize w:val="1"/>
       <w:tblInd w:w="0" w:type="dxa"/>
       <w:tblBorders>
-        <w:top w:val="single" w:sz="8" w:space="0" w:color="9BBB59" w:themeColor="accent3"/>
-        <w:left w:val="single" w:sz="8" w:space="0" w:color="9BBB59" w:themeColor="accent3"/>
-        <w:bottom w:val="single" w:sz="8" w:space="0" w:color="9BBB59" w:themeColor="accent3"/>
-        <w:right w:val="single" w:sz="8" w:space="0" w:color="9BBB59" w:themeColor="accent3"/>
+        <w:top w:val="single" w:color="9BBB59" w:themeColor="accent3" w:sz="8" w:space="0"/>
+        <w:left w:val="single" w:color="9BBB59" w:themeColor="accent3" w:sz="8" w:space="0"/>
+        <w:bottom w:val="single" w:color="9BBB59" w:themeColor="accent3" w:sz="8" w:space="0"/>
+        <w:right w:val="single" w:color="9BBB59" w:themeColor="accent3" w:sz="8" w:space="0"/>
       </w:tblBorders>
       <w:tblCellMar>
         <w:top w:w="0" w:type="dxa"/>
@@ -17118,7 +17118,7 @@
         <w:tcBorders>
           <w:top w:val="nil"/>
           <w:left w:val="nil"/>
-          <w:bottom w:val="single" w:sz="24" w:space="0" w:color="9BBB59" w:themeColor="accent3"/>
+          <w:bottom w:val="single" w:color="9BBB59" w:themeColor="accent3" w:sz="24" w:space="0"/>
           <w:right w:val="nil"/>
           <w:insideH w:val="nil"/>
           <w:insideV w:val="nil"/>
@@ -17130,7 +17130,7 @@
       <w:tblPr/>
       <w:tcPr>
         <w:tcBorders>
-          <w:top w:val="single" w:sz="8" w:space="0" w:color="9BBB59" w:themeColor="accent3"/>
+          <w:top w:val="single" w:color="9BBB59" w:themeColor="accent3" w:sz="8" w:space="0"/>
           <w:left w:val="nil"/>
           <w:bottom w:val="nil"/>
           <w:right w:val="nil"/>
@@ -17147,7 +17147,7 @@
           <w:top w:val="nil"/>
           <w:left w:val="nil"/>
           <w:bottom w:val="nil"/>
-          <w:right w:val="single" w:sz="8" w:space="0" w:color="9BBB59" w:themeColor="accent3"/>
+          <w:right w:val="single" w:color="9BBB59" w:themeColor="accent3" w:sz="8" w:space="0"/>
           <w:insideH w:val="nil"/>
           <w:insideV w:val="nil"/>
         </w:tcBorders>
@@ -17159,7 +17159,7 @@
       <w:tcPr>
         <w:tcBorders>
           <w:top w:val="nil"/>
-          <w:left w:val="single" w:sz="8" w:space="0" w:color="9BBB59" w:themeColor="accent3"/>
+          <w:left w:val="single" w:color="9BBB59" w:themeColor="accent3" w:sz="8" w:space="0"/>
           <w:bottom w:val="nil"/>
           <w:right w:val="nil"/>
           <w:insideH w:val="nil"/>
@@ -17216,7 +17216,7 @@
       <w:spacing w:after="0" w:line="240" w:lineRule="auto"/>
     </w:pPr>
     <w:rPr>
-      <w:rFonts w:asciiTheme="majorHAnsi" w:eastAsiaTheme="majorEastAsia" w:hAnsiTheme="majorHAnsi" w:cstheme="majorBidi"/>
+      <w:rFonts w:asciiTheme="majorHAnsi" w:hAnsiTheme="majorHAnsi" w:eastAsiaTheme="majorEastAsia" w:cstheme="majorBidi"/>
       <w:color w:val="000000" w:themeColor="text1"/>
     </w:rPr>
     <w:tblPr>
@@ -17224,10 +17224,10 @@
       <w:tblStyleColBandSize w:val="1"/>
       <w:tblInd w:w="0" w:type="dxa"/>
       <w:tblBorders>
-        <w:top w:val="single" w:sz="8" w:space="0" w:color="8064A2" w:themeColor="accent4"/>
-        <w:left w:val="single" w:sz="8" w:space="0" w:color="8064A2" w:themeColor="accent4"/>
-        <w:bottom w:val="single" w:sz="8" w:space="0" w:color="8064A2" w:themeColor="accent4"/>
-        <w:right w:val="single" w:sz="8" w:space="0" w:color="8064A2" w:themeColor="accent4"/>
+        <w:top w:val="single" w:color="8064A2" w:themeColor="accent4" w:sz="8" w:space="0"/>
+        <w:left w:val="single" w:color="8064A2" w:themeColor="accent4" w:sz="8" w:space="0"/>
+        <w:bottom w:val="single" w:color="8064A2" w:themeColor="accent4" w:sz="8" w:space="0"/>
+        <w:right w:val="single" w:color="8064A2" w:themeColor="accent4" w:sz="8" w:space="0"/>
       </w:tblBorders>
       <w:tblCellMar>
         <w:top w:w="0" w:type="dxa"/>
@@ -17246,7 +17246,7 @@
         <w:tcBorders>
           <w:top w:val="nil"/>
           <w:left w:val="nil"/>
-          <w:bottom w:val="single" w:sz="24" w:space="0" w:color="8064A2" w:themeColor="accent4"/>
+          <w:bottom w:val="single" w:color="8064A2" w:themeColor="accent4" w:sz="24" w:space="0"/>
           <w:right w:val="nil"/>
           <w:insideH w:val="nil"/>
           <w:insideV w:val="nil"/>
@@ -17258,7 +17258,7 @@
       <w:tblPr/>
       <w:tcPr>
         <w:tcBorders>
-          <w:top w:val="single" w:sz="8" w:space="0" w:color="8064A2" w:themeColor="accent4"/>
+          <w:top w:val="single" w:color="8064A2" w:themeColor="accent4" w:sz="8" w:space="0"/>
           <w:left w:val="nil"/>
           <w:bottom w:val="nil"/>
           <w:right w:val="nil"/>
@@ -17275,7 +17275,7 @@
           <w:top w:val="nil"/>
           <w:left w:val="nil"/>
           <w:bottom w:val="nil"/>
-          <w:right w:val="single" w:sz="8" w:space="0" w:color="8064A2" w:themeColor="accent4"/>
+          <w:right w:val="single" w:color="8064A2" w:themeColor="accent4" w:sz="8" w:space="0"/>
           <w:insideH w:val="nil"/>
           <w:insideV w:val="nil"/>
         </w:tcBorders>
@@ -17287,7 +17287,7 @@
       <w:tcPr>
         <w:tcBorders>
           <w:top w:val="nil"/>
-          <w:left w:val="single" w:sz="8" w:space="0" w:color="8064A2" w:themeColor="accent4"/>
+          <w:left w:val="single" w:color="8064A2" w:themeColor="accent4" w:sz="8" w:space="0"/>
           <w:bottom w:val="nil"/>
           <w:right w:val="nil"/>
           <w:insideH w:val="nil"/>
@@ -17344,7 +17344,7 @@
       <w:spacing w:after="0" w:line="240" w:lineRule="auto"/>
     </w:pPr>
     <w:rPr>
-      <w:rFonts w:asciiTheme="majorHAnsi" w:eastAsiaTheme="majorEastAsia" w:hAnsiTheme="majorHAnsi" w:cstheme="majorBidi"/>
+      <w:rFonts w:asciiTheme="majorHAnsi" w:hAnsiTheme="majorHAnsi" w:eastAsiaTheme="majorEastAsia" w:cstheme="majorBidi"/>
       <w:color w:val="000000" w:themeColor="text1"/>
     </w:rPr>
     <w:tblPr>
@@ -17352,10 +17352,10 @@
       <w:tblStyleColBandSize w:val="1"/>
       <w:tblInd w:w="0" w:type="dxa"/>
       <w:tblBorders>
-        <w:top w:val="single" w:sz="8" w:space="0" w:color="4BACC6" w:themeColor="accent5"/>
-        <w:left w:val="single" w:sz="8" w:space="0" w:color="4BACC6" w:themeColor="accent5"/>
-        <w:bottom w:val="single" w:sz="8" w:space="0" w:color="4BACC6" w:themeColor="accent5"/>
-        <w:right w:val="single" w:sz="8" w:space="0" w:color="4BACC6" w:themeColor="accent5"/>
+        <w:top w:val="single" w:color="4BACC6" w:themeColor="accent5" w:sz="8" w:space="0"/>
+        <w:left w:val="single" w:color="4BACC6" w:themeColor="accent5" w:sz="8" w:space="0"/>
+        <w:bottom w:val="single" w:color="4BACC6" w:themeColor="accent5" w:sz="8" w:space="0"/>
+        <w:right w:val="single" w:color="4BACC6" w:themeColor="accent5" w:sz="8" w:space="0"/>
       </w:tblBorders>
       <w:tblCellMar>
         <w:top w:w="0" w:type="dxa"/>
@@ -17374,7 +17374,7 @@
         <w:tcBorders>
           <w:top w:val="nil"/>
           <w:left w:val="nil"/>
-          <w:bottom w:val="single" w:sz="24" w:space="0" w:color="4BACC6" w:themeColor="accent5"/>
+          <w:bottom w:val="single" w:color="4BACC6" w:themeColor="accent5" w:sz="24" w:space="0"/>
           <w:right w:val="nil"/>
           <w:insideH w:val="nil"/>
           <w:insideV w:val="nil"/>
@@ -17386,7 +17386,7 @@
       <w:tblPr/>
       <w:tcPr>
         <w:tcBorders>
-          <w:top w:val="single" w:sz="8" w:space="0" w:color="4BACC6" w:themeColor="accent5"/>
+          <w:top w:val="single" w:color="4BACC6" w:themeColor="accent5" w:sz="8" w:space="0"/>
           <w:left w:val="nil"/>
           <w:bottom w:val="nil"/>
           <w:right w:val="nil"/>
@@ -17403,7 +17403,7 @@
           <w:top w:val="nil"/>
           <w:left w:val="nil"/>
           <w:bottom w:val="nil"/>
-          <w:right w:val="single" w:sz="8" w:space="0" w:color="4BACC6" w:themeColor="accent5"/>
+          <w:right w:val="single" w:color="4BACC6" w:themeColor="accent5" w:sz="8" w:space="0"/>
           <w:insideH w:val="nil"/>
           <w:insideV w:val="nil"/>
         </w:tcBorders>
@@ -17415,7 +17415,7 @@
       <w:tcPr>
         <w:tcBorders>
           <w:top w:val="nil"/>
-          <w:left w:val="single" w:sz="8" w:space="0" w:color="4BACC6" w:themeColor="accent5"/>
+          <w:left w:val="single" w:color="4BACC6" w:themeColor="accent5" w:sz="8" w:space="0"/>
           <w:bottom w:val="nil"/>
           <w:right w:val="nil"/>
           <w:insideH w:val="nil"/>
@@ -17472,7 +17472,7 @@
       <w:spacing w:after="0" w:line="240" w:lineRule="auto"/>
     </w:pPr>
     <w:rPr>
-      <w:rFonts w:asciiTheme="majorHAnsi" w:eastAsiaTheme="majorEastAsia" w:hAnsiTheme="majorHAnsi" w:cstheme="majorBidi"/>
+      <w:rFonts w:asciiTheme="majorHAnsi" w:hAnsiTheme="majorHAnsi" w:eastAsiaTheme="majorEastAsia" w:cstheme="majorBidi"/>
       <w:color w:val="000000" w:themeColor="text1"/>
     </w:rPr>
     <w:tblPr>
@@ -17480,10 +17480,10 @@
       <w:tblStyleColBandSize w:val="1"/>
       <w:tblInd w:w="0" w:type="dxa"/>
       <w:tblBorders>
-        <w:top w:val="single" w:sz="8" w:space="0" w:color="F79646" w:themeColor="accent6"/>
-        <w:left w:val="single" w:sz="8" w:space="0" w:color="F79646" w:themeColor="accent6"/>
-        <w:bottom w:val="single" w:sz="8" w:space="0" w:color="F79646" w:themeColor="accent6"/>
-        <w:right w:val="single" w:sz="8" w:space="0" w:color="F79646" w:themeColor="accent6"/>
+        <w:top w:val="single" w:color="F79646" w:themeColor="accent6" w:sz="8" w:space="0"/>
+        <w:left w:val="single" w:color="F79646" w:themeColor="accent6" w:sz="8" w:space="0"/>
+        <w:bottom w:val="single" w:color="F79646" w:themeColor="accent6" w:sz="8" w:space="0"/>
+        <w:right w:val="single" w:color="F79646" w:themeColor="accent6" w:sz="8" w:space="0"/>
       </w:tblBorders>
       <w:tblCellMar>
         <w:top w:w="0" w:type="dxa"/>
@@ -17502,7 +17502,7 @@
         <w:tcBorders>
           <w:top w:val="nil"/>
           <w:left w:val="nil"/>
-          <w:bottom w:val="single" w:sz="24" w:space="0" w:color="F79646" w:themeColor="accent6"/>
+          <w:bottom w:val="single" w:color="F79646" w:themeColor="accent6" w:sz="24" w:space="0"/>
           <w:right w:val="nil"/>
           <w:insideH w:val="nil"/>
           <w:insideV w:val="nil"/>
@@ -17514,7 +17514,7 @@
       <w:tblPr/>
       <w:tcPr>
         <w:tcBorders>
-          <w:top w:val="single" w:sz="8" w:space="0" w:color="F79646" w:themeColor="accent6"/>
+          <w:top w:val="single" w:color="F79646" w:themeColor="accent6" w:sz="8" w:space="0"/>
           <w:left w:val="nil"/>
           <w:bottom w:val="nil"/>
           <w:right w:val="nil"/>
@@ -17531,7 +17531,7 @@
           <w:top w:val="nil"/>
           <w:left w:val="nil"/>
           <w:bottom w:val="nil"/>
-          <w:right w:val="single" w:sz="8" w:space="0" w:color="F79646" w:themeColor="accent6"/>
+          <w:right w:val="single" w:color="F79646" w:themeColor="accent6" w:sz="8" w:space="0"/>
           <w:insideH w:val="nil"/>
           <w:insideV w:val="nil"/>
         </w:tcBorders>
@@ -17543,7 +17543,7 @@
       <w:tcPr>
         <w:tcBorders>
           <w:top w:val="nil"/>
-          <w:left w:val="single" w:sz="8" w:space="0" w:color="F79646" w:themeColor="accent6"/>
+          <w:left w:val="single" w:color="F79646" w:themeColor="accent6" w:sz="8" w:space="0"/>
           <w:bottom w:val="nil"/>
           <w:right w:val="nil"/>
           <w:insideH w:val="nil"/>
@@ -17604,12 +17604,12 @@
       <w:tblStyleColBandSize w:val="1"/>
       <w:tblInd w:w="0" w:type="dxa"/>
       <w:tblBorders>
-        <w:top w:val="single" w:sz="8" w:space="0" w:color="404040" w:themeColor="text1" w:themeTint="BF"/>
-        <w:left w:val="single" w:sz="8" w:space="0" w:color="404040" w:themeColor="text1" w:themeTint="BF"/>
-        <w:bottom w:val="single" w:sz="8" w:space="0" w:color="404040" w:themeColor="text1" w:themeTint="BF"/>
-        <w:right w:val="single" w:sz="8" w:space="0" w:color="404040" w:themeColor="text1" w:themeTint="BF"/>
-        <w:insideH w:val="single" w:sz="8" w:space="0" w:color="404040" w:themeColor="text1" w:themeTint="BF"/>
-        <w:insideV w:val="single" w:sz="8" w:space="0" w:color="404040" w:themeColor="text1" w:themeTint="BF"/>
+        <w:top w:val="single" w:color="404040" w:themeColor="text1" w:themeTint="BF" w:sz="8" w:space="0"/>
+        <w:left w:val="single" w:color="404040" w:themeColor="text1" w:themeTint="BF" w:sz="8" w:space="0"/>
+        <w:bottom w:val="single" w:color="404040" w:themeColor="text1" w:themeTint="BF" w:sz="8" w:space="0"/>
+        <w:right w:val="single" w:color="404040" w:themeColor="text1" w:themeTint="BF" w:sz="8" w:space="0"/>
+        <w:insideH w:val="single" w:color="404040" w:themeColor="text1" w:themeTint="BF" w:sz="8" w:space="0"/>
+        <w:insideV w:val="single" w:color="404040" w:themeColor="text1" w:themeTint="BF" w:sz="8" w:space="0"/>
       </w:tblBorders>
       <w:tblCellMar>
         <w:top w:w="0" w:type="dxa"/>
@@ -17635,7 +17635,7 @@
       <w:tblPr/>
       <w:tcPr>
         <w:tcBorders>
-          <w:top w:val="single" w:sz="18" w:space="0" w:color="404040" w:themeColor="text1" w:themeTint="BF"/>
+          <w:top w:val="single" w:color="404040" w:themeColor="text1" w:themeTint="BF" w:sz="18" w:space="0"/>
         </w:tcBorders>
       </w:tcPr>
     </w:tblStylePr>
@@ -17677,12 +17677,12 @@
       <w:tblStyleColBandSize w:val="1"/>
       <w:tblInd w:w="0" w:type="dxa"/>
       <w:tblBorders>
-        <w:top w:val="single" w:sz="8" w:space="0" w:color="7BA0CD" w:themeColor="accent1" w:themeTint="BF"/>
-        <w:left w:val="single" w:sz="8" w:space="0" w:color="7BA0CD" w:themeColor="accent1" w:themeTint="BF"/>
-        <w:bottom w:val="single" w:sz="8" w:space="0" w:color="7BA0CD" w:themeColor="accent1" w:themeTint="BF"/>
-        <w:right w:val="single" w:sz="8" w:space="0" w:color="7BA0CD" w:themeColor="accent1" w:themeTint="BF"/>
-        <w:insideH w:val="single" w:sz="8" w:space="0" w:color="7BA0CD" w:themeColor="accent1" w:themeTint="BF"/>
-        <w:insideV w:val="single" w:sz="8" w:space="0" w:color="7BA0CD" w:themeColor="accent1" w:themeTint="BF"/>
+        <w:top w:val="single" w:color="7BA0CD" w:themeColor="accent1" w:themeTint="BF" w:sz="8" w:space="0"/>
+        <w:left w:val="single" w:color="7BA0CD" w:themeColor="accent1" w:themeTint="BF" w:sz="8" w:space="0"/>
+        <w:bottom w:val="single" w:color="7BA0CD" w:themeColor="accent1" w:themeTint="BF" w:sz="8" w:space="0"/>
+        <w:right w:val="single" w:color="7BA0CD" w:themeColor="accent1" w:themeTint="BF" w:sz="8" w:space="0"/>
+        <w:insideH w:val="single" w:color="7BA0CD" w:themeColor="accent1" w:themeTint="BF" w:sz="8" w:space="0"/>
+        <w:insideV w:val="single" w:color="7BA0CD" w:themeColor="accent1" w:themeTint="BF" w:sz="8" w:space="0"/>
       </w:tblBorders>
       <w:tblCellMar>
         <w:top w:w="0" w:type="dxa"/>
@@ -17708,7 +17708,7 @@
       <w:tblPr/>
       <w:tcPr>
         <w:tcBorders>
-          <w:top w:val="single" w:sz="18" w:space="0" w:color="7BA0CD" w:themeColor="accent1" w:themeTint="BF"/>
+          <w:top w:val="single" w:color="7BA0CD" w:themeColor="accent1" w:themeTint="BF" w:sz="18" w:space="0"/>
         </w:tcBorders>
       </w:tcPr>
     </w:tblStylePr>
@@ -17750,12 +17750,12 @@
       <w:tblStyleColBandSize w:val="1"/>
       <w:tblInd w:w="0" w:type="dxa"/>
       <w:tblBorders>
-        <w:top w:val="single" w:sz="8" w:space="0" w:color="CF7B79" w:themeColor="accent2" w:themeTint="BF"/>
-        <w:left w:val="single" w:sz="8" w:space="0" w:color="CF7B79" w:themeColor="accent2" w:themeTint="BF"/>
-        <w:bottom w:val="single" w:sz="8" w:space="0" w:color="CF7B79" w:themeColor="accent2" w:themeTint="BF"/>
-        <w:right w:val="single" w:sz="8" w:space="0" w:color="CF7B79" w:themeColor="accent2" w:themeTint="BF"/>
-        <w:insideH w:val="single" w:sz="8" w:space="0" w:color="CF7B79" w:themeColor="accent2" w:themeTint="BF"/>
-        <w:insideV w:val="single" w:sz="8" w:space="0" w:color="CF7B79" w:themeColor="accent2" w:themeTint="BF"/>
+        <w:top w:val="single" w:color="CF7B79" w:themeColor="accent2" w:themeTint="BF" w:sz="8" w:space="0"/>
+        <w:left w:val="single" w:color="CF7B79" w:themeColor="accent2" w:themeTint="BF" w:sz="8" w:space="0"/>
+        <w:bottom w:val="single" w:color="CF7B79" w:themeColor="accent2" w:themeTint="BF" w:sz="8" w:space="0"/>
+        <w:right w:val="single" w:color="CF7B79" w:themeColor="accent2" w:themeTint="BF" w:sz="8" w:space="0"/>
+        <w:insideH w:val="single" w:color="CF7B79" w:themeColor="accent2" w:themeTint="BF" w:sz="8" w:space="0"/>
+        <w:insideV w:val="single" w:color="CF7B79" w:themeColor="accent2" w:themeTint="BF" w:sz="8" w:space="0"/>
       </w:tblBorders>
       <w:tblCellMar>
         <w:top w:w="0" w:type="dxa"/>
@@ -17781,7 +17781,7 @@
       <w:tblPr/>
       <w:tcPr>
         <w:tcBorders>
-          <w:top w:val="single" w:sz="18" w:space="0" w:color="CF7B79" w:themeColor="accent2" w:themeTint="BF"/>
+          <w:top w:val="single" w:color="CF7B79" w:themeColor="accent2" w:themeTint="BF" w:sz="18" w:space="0"/>
         </w:tcBorders>
       </w:tcPr>
     </w:tblStylePr>
@@ -17823,12 +17823,12 @@
       <w:tblStyleColBandSize w:val="1"/>
       <w:tblInd w:w="0" w:type="dxa"/>
       <w:tblBorders>
-        <w:top w:val="single" w:sz="8" w:space="0" w:color="B3CC82" w:themeColor="accent3" w:themeTint="BF"/>
-        <w:left w:val="single" w:sz="8" w:space="0" w:color="B3CC82" w:themeColor="accent3" w:themeTint="BF"/>
-        <w:bottom w:val="single" w:sz="8" w:space="0" w:color="B3CC82" w:themeColor="accent3" w:themeTint="BF"/>
-        <w:right w:val="single" w:sz="8" w:space="0" w:color="B3CC82" w:themeColor="accent3" w:themeTint="BF"/>
-        <w:insideH w:val="single" w:sz="8" w:space="0" w:color="B3CC82" w:themeColor="accent3" w:themeTint="BF"/>
-        <w:insideV w:val="single" w:sz="8" w:space="0" w:color="B3CC82" w:themeColor="accent3" w:themeTint="BF"/>
+        <w:top w:val="single" w:color="B3CC82" w:themeColor="accent3" w:themeTint="BF" w:sz="8" w:space="0"/>
+        <w:left w:val="single" w:color="B3CC82" w:themeColor="accent3" w:themeTint="BF" w:sz="8" w:space="0"/>
+        <w:bottom w:val="single" w:color="B3CC82" w:themeColor="accent3" w:themeTint="BF" w:sz="8" w:space="0"/>
+        <w:right w:val="single" w:color="B3CC82" w:themeColor="accent3" w:themeTint="BF" w:sz="8" w:space="0"/>
+        <w:insideH w:val="single" w:color="B3CC82" w:themeColor="accent3" w:themeTint="BF" w:sz="8" w:space="0"/>
+        <w:insideV w:val="single" w:color="B3CC82" w:themeColor="accent3" w:themeTint="BF" w:sz="8" w:space="0"/>
       </w:tblBorders>
       <w:tblCellMar>
         <w:top w:w="0" w:type="dxa"/>
@@ -17854,7 +17854,7 @@
       <w:tblPr/>
       <w:tcPr>
         <w:tcBorders>
-          <w:top w:val="single" w:sz="18" w:space="0" w:color="B3CC82" w:themeColor="accent3" w:themeTint="BF"/>
+          <w:top w:val="single" w:color="B3CC82" w:themeColor="accent3" w:themeTint="BF" w:sz="18" w:space="0"/>
         </w:tcBorders>
       </w:tcPr>
     </w:tblStylePr>
@@ -17896,12 +17896,12 @@
       <w:tblStyleColBandSize w:val="1"/>
       <w:tblInd w:w="0" w:type="dxa"/>
       <w:tblBorders>
-        <w:top w:val="single" w:sz="8" w:space="0" w:color="9F8AB9" w:themeColor="accent4" w:themeTint="BF"/>
-        <w:left w:val="single" w:sz="8" w:space="0" w:color="9F8AB9" w:themeColor="accent4" w:themeTint="BF"/>
-        <w:bottom w:val="single" w:sz="8" w:space="0" w:color="9F8AB9" w:themeColor="accent4" w:themeTint="BF"/>
-        <w:right w:val="single" w:sz="8" w:space="0" w:color="9F8AB9" w:themeColor="accent4" w:themeTint="BF"/>
-        <w:insideH w:val="single" w:sz="8" w:space="0" w:color="9F8AB9" w:themeColor="accent4" w:themeTint="BF"/>
-        <w:insideV w:val="single" w:sz="8" w:space="0" w:color="9F8AB9" w:themeColor="accent4" w:themeTint="BF"/>
+        <w:top w:val="single" w:color="9F8AB9" w:themeColor="accent4" w:themeTint="BF" w:sz="8" w:space="0"/>
+        <w:left w:val="single" w:color="9F8AB9" w:themeColor="accent4" w:themeTint="BF" w:sz="8" w:space="0"/>
+        <w:bottom w:val="single" w:color="9F8AB9" w:themeColor="accent4" w:themeTint="BF" w:sz="8" w:space="0"/>
+        <w:right w:val="single" w:color="9F8AB9" w:themeColor="accent4" w:themeTint="BF" w:sz="8" w:space="0"/>
+        <w:insideH w:val="single" w:color="9F8AB9" w:themeColor="accent4" w:themeTint="BF" w:sz="8" w:space="0"/>
+        <w:insideV w:val="single" w:color="9F8AB9" w:themeColor="accent4" w:themeTint="BF" w:sz="8" w:space="0"/>
       </w:tblBorders>
       <w:tblCellMar>
         <w:top w:w="0" w:type="dxa"/>
@@ -17927,7 +17927,7 @@
       <w:tblPr/>
       <w:tcPr>
         <w:tcBorders>
-          <w:top w:val="single" w:sz="18" w:space="0" w:color="9F8AB9" w:themeColor="accent4" w:themeTint="BF"/>
+          <w:top w:val="single" w:color="9F8AB9" w:themeColor="accent4" w:themeTint="BF" w:sz="18" w:space="0"/>
         </w:tcBorders>
       </w:tcPr>
     </w:tblStylePr>
@@ -17969,12 +17969,12 @@
       <w:tblStyleColBandSize w:val="1"/>
       <w:tblInd w:w="0" w:type="dxa"/>
       <w:tblBorders>
-        <w:top w:val="single" w:sz="8" w:space="0" w:color="78C0D4" w:themeColor="accent5" w:themeTint="BF"/>
-        <w:left w:val="single" w:sz="8" w:space="0" w:color="78C0D4" w:themeColor="accent5" w:themeTint="BF"/>
-        <w:bottom w:val="single" w:sz="8" w:space="0" w:color="78C0D4" w:themeColor="accent5" w:themeTint="BF"/>
-        <w:right w:val="single" w:sz="8" w:space="0" w:color="78C0D4" w:themeColor="accent5" w:themeTint="BF"/>
-        <w:insideH w:val="single" w:sz="8" w:space="0" w:color="78C0D4" w:themeColor="accent5" w:themeTint="BF"/>
-        <w:insideV w:val="single" w:sz="8" w:space="0" w:color="78C0D4" w:themeColor="accent5" w:themeTint="BF"/>
+        <w:top w:val="single" w:color="78C0D4" w:themeColor="accent5" w:themeTint="BF" w:sz="8" w:space="0"/>
+        <w:left w:val="single" w:color="78C0D4" w:themeColor="accent5" w:themeTint="BF" w:sz="8" w:space="0"/>
+        <w:bottom w:val="single" w:color="78C0D4" w:themeColor="accent5" w:themeTint="BF" w:sz="8" w:space="0"/>
+        <w:right w:val="single" w:color="78C0D4" w:themeColor="accent5" w:themeTint="BF" w:sz="8" w:space="0"/>
+        <w:insideH w:val="single" w:color="78C0D4" w:themeColor="accent5" w:themeTint="BF" w:sz="8" w:space="0"/>
+        <w:insideV w:val="single" w:color="78C0D4" w:themeColor="accent5" w:themeTint="BF" w:sz="8" w:space="0"/>
       </w:tblBorders>
       <w:tblCellMar>
         <w:top w:w="0" w:type="dxa"/>
@@ -18000,7 +18000,7 @@
       <w:tblPr/>
       <w:tcPr>
         <w:tcBorders>
-          <w:top w:val="single" w:sz="18" w:space="0" w:color="78C0D4" w:themeColor="accent5" w:themeTint="BF"/>
+          <w:top w:val="single" w:color="78C0D4" w:themeColor="accent5" w:themeTint="BF" w:sz="18" w:space="0"/>
         </w:tcBorders>
       </w:tcPr>
     </w:tblStylePr>
@@ -18042,12 +18042,12 @@
       <w:tblStyleColBandSize w:val="1"/>
       <w:tblInd w:w="0" w:type="dxa"/>
       <w:tblBorders>
-        <w:top w:val="single" w:sz="8" w:space="0" w:color="F9B074" w:themeColor="accent6" w:themeTint="BF"/>
-        <w:left w:val="single" w:sz="8" w:space="0" w:color="F9B074" w:themeColor="accent6" w:themeTint="BF"/>
-        <w:bottom w:val="single" w:sz="8" w:space="0" w:color="F9B074" w:themeColor="accent6" w:themeTint="BF"/>
-        <w:right w:val="single" w:sz="8" w:space="0" w:color="F9B074" w:themeColor="accent6" w:themeTint="BF"/>
-        <w:insideH w:val="single" w:sz="8" w:space="0" w:color="F9B074" w:themeColor="accent6" w:themeTint="BF"/>
-        <w:insideV w:val="single" w:sz="8" w:space="0" w:color="F9B074" w:themeColor="accent6" w:themeTint="BF"/>
+        <w:top w:val="single" w:color="F9B074" w:themeColor="accent6" w:themeTint="BF" w:sz="8" w:space="0"/>
+        <w:left w:val="single" w:color="F9B074" w:themeColor="accent6" w:themeTint="BF" w:sz="8" w:space="0"/>
+        <w:bottom w:val="single" w:color="F9B074" w:themeColor="accent6" w:themeTint="BF" w:sz="8" w:space="0"/>
+        <w:right w:val="single" w:color="F9B074" w:themeColor="accent6" w:themeTint="BF" w:sz="8" w:space="0"/>
+        <w:insideH w:val="single" w:color="F9B074" w:themeColor="accent6" w:themeTint="BF" w:sz="8" w:space="0"/>
+        <w:insideV w:val="single" w:color="F9B074" w:themeColor="accent6" w:themeTint="BF" w:sz="8" w:space="0"/>
       </w:tblBorders>
       <w:tblCellMar>
         <w:top w:w="0" w:type="dxa"/>
@@ -18073,7 +18073,7 @@
       <w:tblPr/>
       <w:tcPr>
         <w:tcBorders>
-          <w:top w:val="single" w:sz="18" w:space="0" w:color="F9B074" w:themeColor="accent6" w:themeTint="BF"/>
+          <w:top w:val="single" w:color="F9B074" w:themeColor="accent6" w:themeTint="BF" w:sz="18" w:space="0"/>
         </w:tcBorders>
       </w:tcPr>
     </w:tblStylePr>
@@ -18111,7 +18111,7 @@
       <w:spacing w:after="0" w:line="240" w:lineRule="auto"/>
     </w:pPr>
     <w:rPr>
-      <w:rFonts w:asciiTheme="majorHAnsi" w:eastAsiaTheme="majorEastAsia" w:hAnsiTheme="majorHAnsi" w:cstheme="majorBidi"/>
+      <w:rFonts w:asciiTheme="majorHAnsi" w:hAnsiTheme="majorHAnsi" w:eastAsiaTheme="majorEastAsia" w:cstheme="majorBidi"/>
       <w:color w:val="000000" w:themeColor="text1"/>
     </w:rPr>
     <w:tblPr>
@@ -18119,12 +18119,12 @@
       <w:tblStyleColBandSize w:val="1"/>
       <w:tblInd w:w="0" w:type="dxa"/>
       <w:tblBorders>
-        <w:top w:val="single" w:sz="8" w:space="0" w:color="000000" w:themeColor="text1"/>
-        <w:left w:val="single" w:sz="8" w:space="0" w:color="000000" w:themeColor="text1"/>
-        <w:bottom w:val="single" w:sz="8" w:space="0" w:color="000000" w:themeColor="text1"/>
-        <w:right w:val="single" w:sz="8" w:space="0" w:color="000000" w:themeColor="text1"/>
-        <w:insideH w:val="single" w:sz="8" w:space="0" w:color="000000" w:themeColor="text1"/>
-        <w:insideV w:val="single" w:sz="8" w:space="0" w:color="000000" w:themeColor="text1"/>
+        <w:top w:val="single" w:color="000000" w:themeColor="text1" w:sz="8" w:space="0"/>
+        <w:left w:val="single" w:color="000000" w:themeColor="text1" w:sz="8" w:space="0"/>
+        <w:bottom w:val="single" w:color="000000" w:themeColor="text1" w:sz="8" w:space="0"/>
+        <w:right w:val="single" w:color="000000" w:themeColor="text1" w:sz="8" w:space="0"/>
+        <w:insideH w:val="single" w:color="000000" w:themeColor="text1" w:sz="8" w:space="0"/>
+        <w:insideV w:val="single" w:color="000000" w:themeColor="text1" w:sz="8" w:space="0"/>
       </w:tblBorders>
       <w:tblCellMar>
         <w:top w:w="0" w:type="dxa"/>
@@ -18156,7 +18156,7 @@
       <w:tblPr/>
       <w:tcPr>
         <w:tcBorders>
-          <w:top w:val="single" w:sz="12" w:space="0" w:color="000000" w:themeColor="text1"/>
+          <w:top w:val="single" w:color="000000" w:themeColor="text1" w:sz="12" w:space="0"/>
           <w:left w:val="nil"/>
           <w:bottom w:val="nil"/>
           <w:right w:val="nil"/>
@@ -18214,8 +18214,8 @@
       <w:tblPr/>
       <w:tcPr>
         <w:tcBorders>
-          <w:insideH w:val="single" w:sz="6" w:space="0" w:color="000000" w:themeColor="text1"/>
-          <w:insideV w:val="single" w:sz="6" w:space="0" w:color="000000" w:themeColor="text1"/>
+          <w:insideH w:val="single" w:color="000000" w:themeColor="text1" w:sz="6" w:space="0"/>
+          <w:insideV w:val="single" w:color="000000" w:themeColor="text1" w:sz="6" w:space="0"/>
         </w:tcBorders>
         <w:shd w:val="clear" w:color="auto" w:fill="808080" w:themeFill="text1" w:themeFillTint="7F"/>
       </w:tcPr>
@@ -18236,7 +18236,7 @@
       <w:spacing w:after="0" w:line="240" w:lineRule="auto"/>
     </w:pPr>
     <w:rPr>
-      <w:rFonts w:asciiTheme="majorHAnsi" w:eastAsiaTheme="majorEastAsia" w:hAnsiTheme="majorHAnsi" w:cstheme="majorBidi"/>
+      <w:rFonts w:asciiTheme="majorHAnsi" w:hAnsiTheme="majorHAnsi" w:eastAsiaTheme="majorEastAsia" w:cstheme="majorBidi"/>
       <w:color w:val="000000" w:themeColor="text1"/>
     </w:rPr>
     <w:tblPr>
@@ -18244,12 +18244,12 @@
       <w:tblStyleColBandSize w:val="1"/>
       <w:tblInd w:w="0" w:type="dxa"/>
       <w:tblBorders>
-        <w:top w:val="single" w:sz="8" w:space="0" w:color="4F81BD" w:themeColor="accent1"/>
-        <w:left w:val="single" w:sz="8" w:space="0" w:color="4F81BD" w:themeColor="accent1"/>
-        <w:bottom w:val="single" w:sz="8" w:space="0" w:color="4F81BD" w:themeColor="accent1"/>
-        <w:right w:val="single" w:sz="8" w:space="0" w:color="4F81BD" w:themeColor="accent1"/>
-        <w:insideH w:val="single" w:sz="8" w:space="0" w:color="4F81BD" w:themeColor="accent1"/>
-        <w:insideV w:val="single" w:sz="8" w:space="0" w:color="4F81BD" w:themeColor="accent1"/>
+        <w:top w:val="single" w:color="4F81BD" w:themeColor="accent1" w:sz="8" w:space="0"/>
+        <w:left w:val="single" w:color="4F81BD" w:themeColor="accent1" w:sz="8" w:space="0"/>
+        <w:bottom w:val="single" w:color="4F81BD" w:themeColor="accent1" w:sz="8" w:space="0"/>
+        <w:right w:val="single" w:color="4F81BD" w:themeColor="accent1" w:sz="8" w:space="0"/>
+        <w:insideH w:val="single" w:color="4F81BD" w:themeColor="accent1" w:sz="8" w:space="0"/>
+        <w:insideV w:val="single" w:color="4F81BD" w:themeColor="accent1" w:sz="8" w:space="0"/>
       </w:tblBorders>
       <w:tblCellMar>
         <w:top w:w="0" w:type="dxa"/>
@@ -18281,7 +18281,7 @@
       <w:tblPr/>
       <w:tcPr>
         <w:tcBorders>
-          <w:top w:val="single" w:sz="12" w:space="0" w:color="000000" w:themeColor="text1"/>
+          <w:top w:val="single" w:color="000000" w:themeColor="text1" w:sz="12" w:space="0"/>
           <w:left w:val="nil"/>
           <w:bottom w:val="nil"/>
           <w:right w:val="nil"/>
@@ -18339,8 +18339,8 @@
       <w:tblPr/>
       <w:tcPr>
         <w:tcBorders>
-          <w:insideH w:val="single" w:sz="6" w:space="0" w:color="4F81BD" w:themeColor="accent1"/>
-          <w:insideV w:val="single" w:sz="6" w:space="0" w:color="4F81BD" w:themeColor="accent1"/>
+          <w:insideH w:val="single" w:color="4F81BD" w:themeColor="accent1" w:sz="6" w:space="0"/>
+          <w:insideV w:val="single" w:color="4F81BD" w:themeColor="accent1" w:sz="6" w:space="0"/>
         </w:tcBorders>
         <w:shd w:val="clear" w:color="auto" w:fill="A7BFDE" w:themeFill="accent1" w:themeFillTint="7F"/>
       </w:tcPr>
@@ -18361,7 +18361,7 @@
       <w:spacing w:after="0" w:line="240" w:lineRule="auto"/>
     </w:pPr>
     <w:rPr>
-      <w:rFonts w:asciiTheme="majorHAnsi" w:eastAsiaTheme="majorEastAsia" w:hAnsiTheme="majorHAnsi" w:cstheme="majorBidi"/>
+      <w:rFonts w:asciiTheme="majorHAnsi" w:hAnsiTheme="majorHAnsi" w:eastAsiaTheme="majorEastAsia" w:cstheme="majorBidi"/>
       <w:color w:val="000000" w:themeColor="text1"/>
     </w:rPr>
     <w:tblPr>
@@ -18369,12 +18369,12 @@
       <w:tblStyleColBandSize w:val="1"/>
       <w:tblInd w:w="0" w:type="dxa"/>
       <w:tblBorders>
-        <w:top w:val="single" w:sz="8" w:space="0" w:color="C0504D" w:themeColor="accent2"/>
-        <w:left w:val="single" w:sz="8" w:space="0" w:color="C0504D" w:themeColor="accent2"/>
-        <w:bottom w:val="single" w:sz="8" w:space="0" w:color="C0504D" w:themeColor="accent2"/>
-        <w:right w:val="single" w:sz="8" w:space="0" w:color="C0504D" w:themeColor="accent2"/>
-        <w:insideH w:val="single" w:sz="8" w:space="0" w:color="C0504D" w:themeColor="accent2"/>
-        <w:insideV w:val="single" w:sz="8" w:space="0" w:color="C0504D" w:themeColor="accent2"/>
+        <w:top w:val="single" w:color="C0504D" w:themeColor="accent2" w:sz="8" w:space="0"/>
+        <w:left w:val="single" w:color="C0504D" w:themeColor="accent2" w:sz="8" w:space="0"/>
+        <w:bottom w:val="single" w:color="C0504D" w:themeColor="accent2" w:sz="8" w:space="0"/>
+        <w:right w:val="single" w:color="C0504D" w:themeColor="accent2" w:sz="8" w:space="0"/>
+        <w:insideH w:val="single" w:color="C0504D" w:themeColor="accent2" w:sz="8" w:space="0"/>
+        <w:insideV w:val="single" w:color="C0504D" w:themeColor="accent2" w:sz="8" w:space="0"/>
       </w:tblBorders>
       <w:tblCellMar>
         <w:top w:w="0" w:type="dxa"/>
@@ -18406,7 +18406,7 @@
       <w:tblPr/>
       <w:tcPr>
         <w:tcBorders>
-          <w:top w:val="single" w:sz="12" w:space="0" w:color="000000" w:themeColor="text1"/>
+          <w:top w:val="single" w:color="000000" w:themeColor="text1" w:sz="12" w:space="0"/>
           <w:left w:val="nil"/>
           <w:bottom w:val="nil"/>
           <w:right w:val="nil"/>
@@ -18464,8 +18464,8 @@
       <w:tblPr/>
       <w:tcPr>
         <w:tcBorders>
-          <w:insideH w:val="single" w:sz="6" w:space="0" w:color="C0504D" w:themeColor="accent2"/>
-          <w:insideV w:val="single" w:sz="6" w:space="0" w:color="C0504D" w:themeColor="accent2"/>
+          <w:insideH w:val="single" w:color="C0504D" w:themeColor="accent2" w:sz="6" w:space="0"/>
+          <w:insideV w:val="single" w:color="C0504D" w:themeColor="accent2" w:sz="6" w:space="0"/>
         </w:tcBorders>
         <w:shd w:val="clear" w:color="auto" w:fill="DFA7A6" w:themeFill="accent2" w:themeFillTint="7F"/>
       </w:tcPr>
@@ -18486,7 +18486,7 @@
       <w:spacing w:after="0" w:line="240" w:lineRule="auto"/>
     </w:pPr>
     <w:rPr>
-      <w:rFonts w:asciiTheme="majorHAnsi" w:eastAsiaTheme="majorEastAsia" w:hAnsiTheme="majorHAnsi" w:cstheme="majorBidi"/>
+      <w:rFonts w:asciiTheme="majorHAnsi" w:hAnsiTheme="majorHAnsi" w:eastAsiaTheme="majorEastAsia" w:cstheme="majorBidi"/>
       <w:color w:val="000000" w:themeColor="text1"/>
     </w:rPr>
     <w:tblPr>
@@ -18494,12 +18494,12 @@
       <w:tblStyleColBandSize w:val="1"/>
       <w:tblInd w:w="0" w:type="dxa"/>
       <w:tblBorders>
-        <w:top w:val="single" w:sz="8" w:space="0" w:color="9BBB59" w:themeColor="accent3"/>
-        <w:left w:val="single" w:sz="8" w:space="0" w:color="9BBB59" w:themeColor="accent3"/>
-        <w:bottom w:val="single" w:sz="8" w:space="0" w:color="9BBB59" w:themeColor="accent3"/>
-        <w:right w:val="single" w:sz="8" w:space="0" w:color="9BBB59" w:themeColor="accent3"/>
-        <w:insideH w:val="single" w:sz="8" w:space="0" w:color="9BBB59" w:themeColor="accent3"/>
-        <w:insideV w:val="single" w:sz="8" w:space="0" w:color="9BBB59" w:themeColor="accent3"/>
+        <w:top w:val="single" w:color="9BBB59" w:themeColor="accent3" w:sz="8" w:space="0"/>
+        <w:left w:val="single" w:color="9BBB59" w:themeColor="accent3" w:sz="8" w:space="0"/>
+        <w:bottom w:val="single" w:color="9BBB59" w:themeColor="accent3" w:sz="8" w:space="0"/>
+        <w:right w:val="single" w:color="9BBB59" w:themeColor="accent3" w:sz="8" w:space="0"/>
+        <w:insideH w:val="single" w:color="9BBB59" w:themeColor="accent3" w:sz="8" w:space="0"/>
+        <w:insideV w:val="single" w:color="9BBB59" w:themeColor="accent3" w:sz="8" w:space="0"/>
       </w:tblBorders>
       <w:tblCellMar>
         <w:top w:w="0" w:type="dxa"/>
@@ -18531,7 +18531,7 @@
       <w:tblPr/>
       <w:tcPr>
         <w:tcBorders>
-          <w:top w:val="single" w:sz="12" w:space="0" w:color="000000" w:themeColor="text1"/>
+          <w:top w:val="single" w:color="000000" w:themeColor="text1" w:sz="12" w:space="0"/>
           <w:left w:val="nil"/>
           <w:bottom w:val="nil"/>
           <w:right w:val="nil"/>
@@ -18589,8 +18589,8 @@
       <w:tblPr/>
       <w:tcPr>
         <w:tcBorders>
-          <w:insideH w:val="single" w:sz="6" w:space="0" w:color="9BBB59" w:themeColor="accent3"/>
-          <w:insideV w:val="single" w:sz="6" w:space="0" w:color="9BBB59" w:themeColor="accent3"/>
+          <w:insideH w:val="single" w:color="9BBB59" w:themeColor="accent3" w:sz="6" w:space="0"/>
+          <w:insideV w:val="single" w:color="9BBB59" w:themeColor="accent3" w:sz="6" w:space="0"/>
         </w:tcBorders>
         <w:shd w:val="clear" w:color="auto" w:fill="CDDDAC" w:themeFill="accent3" w:themeFillTint="7F"/>
       </w:tcPr>
@@ -18611,7 +18611,7 @@
       <w:spacing w:after="0" w:line="240" w:lineRule="auto"/>
     </w:pPr>
     <w:rPr>
-      <w:rFonts w:asciiTheme="majorHAnsi" w:eastAsiaTheme="majorEastAsia" w:hAnsiTheme="majorHAnsi" w:cstheme="majorBidi"/>
+      <w:rFonts w:asciiTheme="majorHAnsi" w:hAnsiTheme="majorHAnsi" w:eastAsiaTheme="majorEastAsia" w:cstheme="majorBidi"/>
       <w:color w:val="000000" w:themeColor="text1"/>
     </w:rPr>
     <w:tblPr>
@@ -18619,12 +18619,12 @@
       <w:tblStyleColBandSize w:val="1"/>
       <w:tblInd w:w="0" w:type="dxa"/>
       <w:tblBorders>
-        <w:top w:val="single" w:sz="8" w:space="0" w:color="8064A2" w:themeColor="accent4"/>
-        <w:left w:val="single" w:sz="8" w:space="0" w:color="8064A2" w:themeColor="accent4"/>
-        <w:bottom w:val="single" w:sz="8" w:space="0" w:color="8064A2" w:themeColor="accent4"/>
-        <w:right w:val="single" w:sz="8" w:space="0" w:color="8064A2" w:themeColor="accent4"/>
-        <w:insideH w:val="single" w:sz="8" w:space="0" w:color="8064A2" w:themeColor="accent4"/>
-        <w:insideV w:val="single" w:sz="8" w:space="0" w:color="8064A2" w:themeColor="accent4"/>
+        <w:top w:val="single" w:color="8064A2" w:themeColor="accent4" w:sz="8" w:space="0"/>
+        <w:left w:val="single" w:color="8064A2" w:themeColor="accent4" w:sz="8" w:space="0"/>
+        <w:bottom w:val="single" w:color="8064A2" w:themeColor="accent4" w:sz="8" w:space="0"/>
+        <w:right w:val="single" w:color="8064A2" w:themeColor="accent4" w:sz="8" w:space="0"/>
+        <w:insideH w:val="single" w:color="8064A2" w:themeColor="accent4" w:sz="8" w:space="0"/>
+        <w:insideV w:val="single" w:color="8064A2" w:themeColor="accent4" w:sz="8" w:space="0"/>
       </w:tblBorders>
       <w:tblCellMar>
         <w:top w:w="0" w:type="dxa"/>
@@ -18656,7 +18656,7 @@
       <w:tblPr/>
       <w:tcPr>
         <w:tcBorders>
-          <w:top w:val="single" w:sz="12" w:space="0" w:color="000000" w:themeColor="text1"/>
+          <w:top w:val="single" w:color="000000" w:themeColor="text1" w:sz="12" w:space="0"/>
           <w:left w:val="nil"/>
           <w:bottom w:val="nil"/>
           <w:right w:val="nil"/>
@@ -18714,8 +18714,8 @@
       <w:tblPr/>
       <w:tcPr>
         <w:tcBorders>
-          <w:insideH w:val="single" w:sz="6" w:space="0" w:color="8064A2" w:themeColor="accent4"/>
-          <w:insideV w:val="single" w:sz="6" w:space="0" w:color="8064A2" w:themeColor="accent4"/>
+          <w:insideH w:val="single" w:color="8064A2" w:themeColor="accent4" w:sz="6" w:space="0"/>
+          <w:insideV w:val="single" w:color="8064A2" w:themeColor="accent4" w:sz="6" w:space="0"/>
         </w:tcBorders>
         <w:shd w:val="clear" w:color="auto" w:fill="BFB1D0" w:themeFill="accent4" w:themeFillTint="7F"/>
       </w:tcPr>
@@ -18736,7 +18736,7 @@
       <w:spacing w:after="0" w:line="240" w:lineRule="auto"/>
     </w:pPr>
     <w:rPr>
-      <w:rFonts w:asciiTheme="majorHAnsi" w:eastAsiaTheme="majorEastAsia" w:hAnsiTheme="majorHAnsi" w:cstheme="majorBidi"/>
+      <w:rFonts w:asciiTheme="majorHAnsi" w:hAnsiTheme="majorHAnsi" w:eastAsiaTheme="majorEastAsia" w:cstheme="majorBidi"/>
       <w:color w:val="000000" w:themeColor="text1"/>
     </w:rPr>
     <w:tblPr>
@@ -18744,12 +18744,12 @@
       <w:tblStyleColBandSize w:val="1"/>
       <w:tblInd w:w="0" w:type="dxa"/>
       <w:tblBorders>
-        <w:top w:val="single" w:sz="8" w:space="0" w:color="4BACC6" w:themeColor="accent5"/>
-        <w:left w:val="single" w:sz="8" w:space="0" w:color="4BACC6" w:themeColor="accent5"/>
-        <w:bottom w:val="single" w:sz="8" w:space="0" w:color="4BACC6" w:themeColor="accent5"/>
-        <w:right w:val="single" w:sz="8" w:space="0" w:color="4BACC6" w:themeColor="accent5"/>
-        <w:insideH w:val="single" w:sz="8" w:space="0" w:color="4BACC6" w:themeColor="accent5"/>
-        <w:insideV w:val="single" w:sz="8" w:space="0" w:color="4BACC6" w:themeColor="accent5"/>
+        <w:top w:val="single" w:color="4BACC6" w:themeColor="accent5" w:sz="8" w:space="0"/>
+        <w:left w:val="single" w:color="4BACC6" w:themeColor="accent5" w:sz="8" w:space="0"/>
+        <w:bottom w:val="single" w:color="4BACC6" w:themeColor="accent5" w:sz="8" w:space="0"/>
+        <w:right w:val="single" w:color="4BACC6" w:themeColor="accent5" w:sz="8" w:space="0"/>
+        <w:insideH w:val="single" w:color="4BACC6" w:themeColor="accent5" w:sz="8" w:space="0"/>
+        <w:insideV w:val="single" w:color="4BACC6" w:themeColor="accent5" w:sz="8" w:space="0"/>
       </w:tblBorders>
       <w:tblCellMar>
         <w:top w:w="0" w:type="dxa"/>
@@ -18781,7 +18781,7 @@
       <w:tblPr/>
       <w:tcPr>
         <w:tcBorders>
-          <w:top w:val="single" w:sz="12" w:space="0" w:color="000000" w:themeColor="text1"/>
+          <w:top w:val="single" w:color="000000" w:themeColor="text1" w:sz="12" w:space="0"/>
           <w:left w:val="nil"/>
           <w:bottom w:val="nil"/>
           <w:right w:val="nil"/>
@@ -18839,8 +18839,8 @@
       <w:tblPr/>
       <w:tcPr>
         <w:tcBorders>
-          <w:insideH w:val="single" w:sz="6" w:space="0" w:color="4BACC6" w:themeColor="accent5"/>
-          <w:insideV w:val="single" w:sz="6" w:space="0" w:color="4BACC6" w:themeColor="accent5"/>
+          <w:insideH w:val="single" w:color="4BACC6" w:themeColor="accent5" w:sz="6" w:space="0"/>
+          <w:insideV w:val="single" w:color="4BACC6" w:themeColor="accent5" w:sz="6" w:space="0"/>
         </w:tcBorders>
         <w:shd w:val="clear" w:color="auto" w:fill="A5D5E2" w:themeFill="accent5" w:themeFillTint="7F"/>
       </w:tcPr>
@@ -18861,7 +18861,7 @@
       <w:spacing w:after="0" w:line="240" w:lineRule="auto"/>
     </w:pPr>
     <w:rPr>
-      <w:rFonts w:asciiTheme="majorHAnsi" w:eastAsiaTheme="majorEastAsia" w:hAnsiTheme="majorHAnsi" w:cstheme="majorBidi"/>
+      <w:rFonts w:asciiTheme="majorHAnsi" w:hAnsiTheme="majorHAnsi" w:eastAsiaTheme="majorEastAsia" w:cstheme="majorBidi"/>
       <w:color w:val="000000" w:themeColor="text1"/>
     </w:rPr>
     <w:tblPr>
@@ -18869,12 +18869,12 @@
       <w:tblStyleColBandSize w:val="1"/>
       <w:tblInd w:w="0" w:type="dxa"/>
       <w:tblBorders>
-        <w:top w:val="single" w:sz="8" w:space="0" w:color="F79646" w:themeColor="accent6"/>
-        <w:left w:val="single" w:sz="8" w:space="0" w:color="F79646" w:themeColor="accent6"/>
-        <w:bottom w:val="single" w:sz="8" w:space="0" w:color="F79646" w:themeColor="accent6"/>
-        <w:right w:val="single" w:sz="8" w:space="0" w:color="F79646" w:themeColor="accent6"/>
-        <w:insideH w:val="single" w:sz="8" w:space="0" w:color="F79646" w:themeColor="accent6"/>
-        <w:insideV w:val="single" w:sz="8" w:space="0" w:color="F79646" w:themeColor="accent6"/>
+        <w:top w:val="single" w:color="F79646" w:themeColor="accent6" w:sz="8" w:space="0"/>
+        <w:left w:val="single" w:color="F79646" w:themeColor="accent6" w:sz="8" w:space="0"/>
+        <w:bottom w:val="single" w:color="F79646" w:themeColor="accent6" w:sz="8" w:space="0"/>
+        <w:right w:val="single" w:color="F79646" w:themeColor="accent6" w:sz="8" w:space="0"/>
+        <w:insideH w:val="single" w:color="F79646" w:themeColor="accent6" w:sz="8" w:space="0"/>
+        <w:insideV w:val="single" w:color="F79646" w:themeColor="accent6" w:sz="8" w:space="0"/>
       </w:tblBorders>
       <w:tblCellMar>
         <w:top w:w="0" w:type="dxa"/>
@@ -18906,7 +18906,7 @@
       <w:tblPr/>
       <w:tcPr>
         <w:tcBorders>
-          <w:top w:val="single" w:sz="12" w:space="0" w:color="000000" w:themeColor="text1"/>
+          <w:top w:val="single" w:color="000000" w:themeColor="text1" w:sz="12" w:space="0"/>
           <w:left w:val="nil"/>
           <w:bottom w:val="nil"/>
           <w:right w:val="nil"/>
@@ -18964,8 +18964,8 @@
       <w:tblPr/>
       <w:tcPr>
         <w:tcBorders>
-          <w:insideH w:val="single" w:sz="6" w:space="0" w:color="F79646" w:themeColor="accent6"/>
-          <w:insideV w:val="single" w:sz="6" w:space="0" w:color="F79646" w:themeColor="accent6"/>
+          <w:insideH w:val="single" w:color="F79646" w:themeColor="accent6" w:sz="6" w:space="0"/>
+          <w:insideV w:val="single" w:color="F79646" w:themeColor="accent6" w:sz="6" w:space="0"/>
         </w:tcBorders>
         <w:shd w:val="clear" w:color="auto" w:fill="FBCAA2" w:themeFill="accent6" w:themeFillTint="7F"/>
       </w:tcPr>
@@ -18990,12 +18990,12 @@
       <w:tblStyleColBandSize w:val="1"/>
       <w:tblInd w:w="0" w:type="dxa"/>
       <w:tblBorders>
-        <w:top w:val="single" w:sz="8" w:space="0" w:color="FFFFFF" w:themeColor="background1"/>
-        <w:left w:val="single" w:sz="8" w:space="0" w:color="FFFFFF" w:themeColor="background1"/>
-        <w:bottom w:val="single" w:sz="8" w:space="0" w:color="FFFFFF" w:themeColor="background1"/>
-        <w:right w:val="single" w:sz="8" w:space="0" w:color="FFFFFF" w:themeColor="background1"/>
-        <w:insideH w:val="single" w:sz="6" w:space="0" w:color="FFFFFF" w:themeColor="background1"/>
-        <w:insideV w:val="single" w:sz="6" w:space="0" w:color="FFFFFF" w:themeColor="background1"/>
+        <w:top w:val="single" w:color="FFFFFF" w:themeColor="background1" w:sz="8" w:space="0"/>
+        <w:left w:val="single" w:color="FFFFFF" w:themeColor="background1" w:sz="8" w:space="0"/>
+        <w:bottom w:val="single" w:color="FFFFFF" w:themeColor="background1" w:sz="8" w:space="0"/>
+        <w:right w:val="single" w:color="FFFFFF" w:themeColor="background1" w:sz="8" w:space="0"/>
+        <w:insideH w:val="single" w:color="FFFFFF" w:themeColor="background1" w:sz="6" w:space="0"/>
+        <w:insideV w:val="single" w:color="FFFFFF" w:themeColor="background1" w:sz="6" w:space="0"/>
       </w:tblBorders>
       <w:tblCellMar>
         <w:top w:w="0" w:type="dxa"/>
@@ -19018,12 +19018,12 @@
       <w:tblPr/>
       <w:tcPr>
         <w:tcBorders>
-          <w:top w:val="single" w:sz="8" w:space="0" w:color="FFFFFF" w:themeColor="background1"/>
-          <w:left w:val="single" w:sz="8" w:space="0" w:color="FFFFFF" w:themeColor="background1"/>
-          <w:bottom w:val="single" w:sz="24" w:space="0" w:color="FFFFFF" w:themeColor="background1"/>
-          <w:right w:val="single" w:sz="8" w:space="0" w:color="FFFFFF" w:themeColor="background1"/>
-          <w:insideH w:val="nil"/>
-          <w:insideV w:val="single" w:sz="8" w:space="0" w:color="FFFFFF" w:themeColor="background1"/>
+          <w:top w:val="single" w:color="FFFFFF" w:themeColor="background1" w:sz="8" w:space="0"/>
+          <w:left w:val="single" w:color="FFFFFF" w:themeColor="background1" w:sz="8" w:space="0"/>
+          <w:bottom w:val="single" w:color="FFFFFF" w:themeColor="background1" w:sz="24" w:space="0"/>
+          <w:right w:val="single" w:color="FFFFFF" w:themeColor="background1" w:sz="8" w:space="0"/>
+          <w:insideH w:val="nil"/>
+          <w:insideV w:val="single" w:color="FFFFFF" w:themeColor="background1" w:sz="8" w:space="0"/>
         </w:tcBorders>
         <w:shd w:val="clear" w:color="auto" w:fill="000000" w:themeFill="text1"/>
       </w:tcPr>
@@ -19039,12 +19039,12 @@
       <w:tblPr/>
       <w:tcPr>
         <w:tcBorders>
-          <w:top w:val="single" w:sz="24" w:space="0" w:color="FFFFFF" w:themeColor="background1"/>
-          <w:left w:val="single" w:sz="8" w:space="0" w:color="FFFFFF" w:themeColor="background1"/>
-          <w:bottom w:val="single" w:sz="8" w:space="0" w:color="FFFFFF" w:themeColor="background1"/>
-          <w:right w:val="single" w:sz="8" w:space="0" w:color="FFFFFF" w:themeColor="background1"/>
-          <w:insideH w:val="nil"/>
-          <w:insideV w:val="single" w:sz="8" w:space="0" w:color="FFFFFF" w:themeColor="background1"/>
+          <w:top w:val="single" w:color="FFFFFF" w:themeColor="background1" w:sz="24" w:space="0"/>
+          <w:left w:val="single" w:color="FFFFFF" w:themeColor="background1" w:sz="8" w:space="0"/>
+          <w:bottom w:val="single" w:color="FFFFFF" w:themeColor="background1" w:sz="8" w:space="0"/>
+          <w:right w:val="single" w:color="FFFFFF" w:themeColor="background1" w:sz="8" w:space="0"/>
+          <w:insideH w:val="nil"/>
+          <w:insideV w:val="single" w:color="FFFFFF" w:themeColor="background1" w:sz="8" w:space="0"/>
         </w:tcBorders>
         <w:shd w:val="clear" w:color="auto" w:fill="000000" w:themeFill="text1"/>
       </w:tcPr>
@@ -19060,8 +19060,8 @@
       <w:tblPr/>
       <w:tcPr>
         <w:tcBorders>
-          <w:left w:val="single" w:sz="8" w:space="0" w:color="FFFFFF" w:themeColor="background1"/>
-          <w:right w:val="single" w:sz="24" w:space="0" w:color="FFFFFF" w:themeColor="background1"/>
+          <w:left w:val="single" w:color="FFFFFF" w:themeColor="background1" w:sz="8" w:space="0"/>
+          <w:right w:val="single" w:color="FFFFFF" w:themeColor="background1" w:sz="24" w:space="0"/>
           <w:insideH w:val="nil"/>
           <w:insideV w:val="nil"/>
         </w:tcBorders>
@@ -19080,7 +19080,7 @@
       <w:tcPr>
         <w:tcBorders>
           <w:top w:val="nil"/>
-          <w:left w:val="single" w:sz="24" w:space="0" w:color="FFFFFF" w:themeColor="background1"/>
+          <w:left w:val="single" w:color="FFFFFF" w:themeColor="background1" w:sz="24" w:space="0"/>
           <w:bottom w:val="nil"/>
           <w:right w:val="nil"/>
           <w:insideH w:val="nil"/>
@@ -19093,10 +19093,10 @@
       <w:tblPr/>
       <w:tcPr>
         <w:tcBorders>
-          <w:top w:val="single" w:sz="8" w:space="0" w:color="FFFFFF" w:themeColor="background1"/>
-          <w:left w:val="single" w:sz="8" w:space="0" w:color="FFFFFF" w:themeColor="background1"/>
-          <w:bottom w:val="single" w:sz="8" w:space="0" w:color="FFFFFF" w:themeColor="background1"/>
-          <w:right w:val="single" w:sz="8" w:space="0" w:color="FFFFFF" w:themeColor="background1"/>
+          <w:top w:val="single" w:color="FFFFFF" w:themeColor="background1" w:sz="8" w:space="0"/>
+          <w:left w:val="single" w:color="FFFFFF" w:themeColor="background1" w:sz="8" w:space="0"/>
+          <w:bottom w:val="single" w:color="FFFFFF" w:themeColor="background1" w:sz="8" w:space="0"/>
+          <w:right w:val="single" w:color="FFFFFF" w:themeColor="background1" w:sz="8" w:space="0"/>
           <w:insideH w:val="nil"/>
           <w:insideV w:val="nil"/>
         </w:tcBorders>
@@ -19107,12 +19107,12 @@
       <w:tblPr/>
       <w:tcPr>
         <w:tcBorders>
-          <w:top w:val="single" w:sz="8" w:space="0" w:color="FFFFFF" w:themeColor="background1"/>
-          <w:left w:val="single" w:sz="8" w:space="0" w:color="FFFFFF" w:themeColor="background1"/>
-          <w:bottom w:val="single" w:sz="8" w:space="0" w:color="FFFFFF" w:themeColor="background1"/>
-          <w:right w:val="single" w:sz="8" w:space="0" w:color="FFFFFF" w:themeColor="background1"/>
-          <w:insideH w:val="single" w:sz="8" w:space="0" w:color="FFFFFF" w:themeColor="background1"/>
-          <w:insideV w:val="single" w:sz="8" w:space="0" w:color="FFFFFF" w:themeColor="background1"/>
+          <w:top w:val="single" w:color="FFFFFF" w:themeColor="background1" w:sz="8" w:space="0"/>
+          <w:left w:val="single" w:color="FFFFFF" w:themeColor="background1" w:sz="8" w:space="0"/>
+          <w:bottom w:val="single" w:color="FFFFFF" w:themeColor="background1" w:sz="8" w:space="0"/>
+          <w:right w:val="single" w:color="FFFFFF" w:themeColor="background1" w:sz="8" w:space="0"/>
+          <w:insideH w:val="single" w:color="FFFFFF" w:themeColor="background1" w:sz="8" w:space="0"/>
+          <w:insideV w:val="single" w:color="FFFFFF" w:themeColor="background1" w:sz="8" w:space="0"/>
         </w:tcBorders>
         <w:shd w:val="clear" w:color="auto" w:fill="808080" w:themeFill="text1" w:themeFillTint="7F"/>
       </w:tcPr>
@@ -19131,12 +19131,12 @@
       <w:tblStyleColBandSize w:val="1"/>
       <w:tblInd w:w="0" w:type="dxa"/>
       <w:tblBorders>
-        <w:top w:val="single" w:sz="8" w:space="0" w:color="FFFFFF" w:themeColor="background1"/>
-        <w:left w:val="single" w:sz="8" w:space="0" w:color="FFFFFF" w:themeColor="background1"/>
-        <w:bottom w:val="single" w:sz="8" w:space="0" w:color="FFFFFF" w:themeColor="background1"/>
-        <w:right w:val="single" w:sz="8" w:space="0" w:color="FFFFFF" w:themeColor="background1"/>
-        <w:insideH w:val="single" w:sz="6" w:space="0" w:color="FFFFFF" w:themeColor="background1"/>
-        <w:insideV w:val="single" w:sz="6" w:space="0" w:color="FFFFFF" w:themeColor="background1"/>
+        <w:top w:val="single" w:color="FFFFFF" w:themeColor="background1" w:sz="8" w:space="0"/>
+        <w:left w:val="single" w:color="FFFFFF" w:themeColor="background1" w:sz="8" w:space="0"/>
+        <w:bottom w:val="single" w:color="FFFFFF" w:themeColor="background1" w:sz="8" w:space="0"/>
+        <w:right w:val="single" w:color="FFFFFF" w:themeColor="background1" w:sz="8" w:space="0"/>
+        <w:insideH w:val="single" w:color="FFFFFF" w:themeColor="background1" w:sz="6" w:space="0"/>
+        <w:insideV w:val="single" w:color="FFFFFF" w:themeColor="background1" w:sz="6" w:space="0"/>
       </w:tblBorders>
       <w:tblCellMar>
         <w:top w:w="0" w:type="dxa"/>
@@ -19159,12 +19159,12 @@
       <w:tblPr/>
       <w:tcPr>
         <w:tcBorders>
-          <w:top w:val="single" w:sz="8" w:space="0" w:color="FFFFFF" w:themeColor="background1"/>
-          <w:left w:val="single" w:sz="8" w:space="0" w:color="FFFFFF" w:themeColor="background1"/>
-          <w:bottom w:val="single" w:sz="24" w:space="0" w:color="FFFFFF" w:themeColor="background1"/>
-          <w:right w:val="single" w:sz="8" w:space="0" w:color="FFFFFF" w:themeColor="background1"/>
-          <w:insideH w:val="nil"/>
-          <w:insideV w:val="single" w:sz="8" w:space="0" w:color="FFFFFF" w:themeColor="background1"/>
+          <w:top w:val="single" w:color="FFFFFF" w:themeColor="background1" w:sz="8" w:space="0"/>
+          <w:left w:val="single" w:color="FFFFFF" w:themeColor="background1" w:sz="8" w:space="0"/>
+          <w:bottom w:val="single" w:color="FFFFFF" w:themeColor="background1" w:sz="24" w:space="0"/>
+          <w:right w:val="single" w:color="FFFFFF" w:themeColor="background1" w:sz="8" w:space="0"/>
+          <w:insideH w:val="nil"/>
+          <w:insideV w:val="single" w:color="FFFFFF" w:themeColor="background1" w:sz="8" w:space="0"/>
         </w:tcBorders>
         <w:shd w:val="clear" w:color="auto" w:fill="4F81BD" w:themeFill="accent1"/>
       </w:tcPr>
@@ -19180,12 +19180,12 @@
       <w:tblPr/>
       <w:tcPr>
         <w:tcBorders>
-          <w:top w:val="single" w:sz="24" w:space="0" w:color="FFFFFF" w:themeColor="background1"/>
-          <w:left w:val="single" w:sz="8" w:space="0" w:color="FFFFFF" w:themeColor="background1"/>
-          <w:bottom w:val="single" w:sz="8" w:space="0" w:color="FFFFFF" w:themeColor="background1"/>
-          <w:right w:val="single" w:sz="8" w:space="0" w:color="FFFFFF" w:themeColor="background1"/>
-          <w:insideH w:val="nil"/>
-          <w:insideV w:val="single" w:sz="8" w:space="0" w:color="FFFFFF" w:themeColor="background1"/>
+          <w:top w:val="single" w:color="FFFFFF" w:themeColor="background1" w:sz="24" w:space="0"/>
+          <w:left w:val="single" w:color="FFFFFF" w:themeColor="background1" w:sz="8" w:space="0"/>
+          <w:bottom w:val="single" w:color="FFFFFF" w:themeColor="background1" w:sz="8" w:space="0"/>
+          <w:right w:val="single" w:color="FFFFFF" w:themeColor="background1" w:sz="8" w:space="0"/>
+          <w:insideH w:val="nil"/>
+          <w:insideV w:val="single" w:color="FFFFFF" w:themeColor="background1" w:sz="8" w:space="0"/>
         </w:tcBorders>
         <w:shd w:val="clear" w:color="auto" w:fill="4F81BD" w:themeFill="accent1"/>
       </w:tcPr>
@@ -19201,8 +19201,8 @@
       <w:tblPr/>
       <w:tcPr>
         <w:tcBorders>
-          <w:left w:val="single" w:sz="8" w:space="0" w:color="FFFFFF" w:themeColor="background1"/>
-          <w:right w:val="single" w:sz="24" w:space="0" w:color="FFFFFF" w:themeColor="background1"/>
+          <w:left w:val="single" w:color="FFFFFF" w:themeColor="background1" w:sz="8" w:space="0"/>
+          <w:right w:val="single" w:color="FFFFFF" w:themeColor="background1" w:sz="24" w:space="0"/>
           <w:insideH w:val="nil"/>
           <w:insideV w:val="nil"/>
         </w:tcBorders>
@@ -19221,7 +19221,7 @@
       <w:tcPr>
         <w:tcBorders>
           <w:top w:val="nil"/>
-          <w:left w:val="single" w:sz="24" w:space="0" w:color="FFFFFF" w:themeColor="background1"/>
+          <w:left w:val="single" w:color="FFFFFF" w:themeColor="background1" w:sz="24" w:space="0"/>
           <w:bottom w:val="nil"/>
           <w:right w:val="nil"/>
           <w:insideH w:val="nil"/>
@@ -19234,10 +19234,10 @@
       <w:tblPr/>
       <w:tcPr>
         <w:tcBorders>
-          <w:top w:val="single" w:sz="8" w:space="0" w:color="FFFFFF" w:themeColor="background1"/>
-          <w:left w:val="single" w:sz="8" w:space="0" w:color="FFFFFF" w:themeColor="background1"/>
-          <w:bottom w:val="single" w:sz="8" w:space="0" w:color="FFFFFF" w:themeColor="background1"/>
-          <w:right w:val="single" w:sz="8" w:space="0" w:color="FFFFFF" w:themeColor="background1"/>
+          <w:top w:val="single" w:color="FFFFFF" w:themeColor="background1" w:sz="8" w:space="0"/>
+          <w:left w:val="single" w:color="FFFFFF" w:themeColor="background1" w:sz="8" w:space="0"/>
+          <w:bottom w:val="single" w:color="FFFFFF" w:themeColor="background1" w:sz="8" w:space="0"/>
+          <w:right w:val="single" w:color="FFFFFF" w:themeColor="background1" w:sz="8" w:space="0"/>
           <w:insideH w:val="nil"/>
           <w:insideV w:val="nil"/>
         </w:tcBorders>
@@ -19248,12 +19248,12 @@
       <w:tblPr/>
       <w:tcPr>
         <w:tcBorders>
-          <w:top w:val="single" w:sz="8" w:space="0" w:color="FFFFFF" w:themeColor="background1"/>
-          <w:left w:val="single" w:sz="8" w:space="0" w:color="FFFFFF" w:themeColor="background1"/>
-          <w:bottom w:val="single" w:sz="8" w:space="0" w:color="FFFFFF" w:themeColor="background1"/>
-          <w:right w:val="single" w:sz="8" w:space="0" w:color="FFFFFF" w:themeColor="background1"/>
-          <w:insideH w:val="single" w:sz="8" w:space="0" w:color="FFFFFF" w:themeColor="background1"/>
-          <w:insideV w:val="single" w:sz="8" w:space="0" w:color="FFFFFF" w:themeColor="background1"/>
+          <w:top w:val="single" w:color="FFFFFF" w:themeColor="background1" w:sz="8" w:space="0"/>
+          <w:left w:val="single" w:color="FFFFFF" w:themeColor="background1" w:sz="8" w:space="0"/>
+          <w:bottom w:val="single" w:color="FFFFFF" w:themeColor="background1" w:sz="8" w:space="0"/>
+          <w:right w:val="single" w:color="FFFFFF" w:themeColor="background1" w:sz="8" w:space="0"/>
+          <w:insideH w:val="single" w:color="FFFFFF" w:themeColor="background1" w:sz="8" w:space="0"/>
+          <w:insideV w:val="single" w:color="FFFFFF" w:themeColor="background1" w:sz="8" w:space="0"/>
         </w:tcBorders>
         <w:shd w:val="clear" w:color="auto" w:fill="A7BFDE" w:themeFill="accent1" w:themeFillTint="7F"/>
       </w:tcPr>
@@ -19272,12 +19272,12 @@
       <w:tblStyleColBandSize w:val="1"/>
       <w:tblInd w:w="0" w:type="dxa"/>
       <w:tblBorders>
-        <w:top w:val="single" w:sz="8" w:space="0" w:color="FFFFFF" w:themeColor="background1"/>
-        <w:left w:val="single" w:sz="8" w:space="0" w:color="FFFFFF" w:themeColor="background1"/>
-        <w:bottom w:val="single" w:sz="8" w:space="0" w:color="FFFFFF" w:themeColor="background1"/>
-        <w:right w:val="single" w:sz="8" w:space="0" w:color="FFFFFF" w:themeColor="background1"/>
-        <w:insideH w:val="single" w:sz="6" w:space="0" w:color="FFFFFF" w:themeColor="background1"/>
-        <w:insideV w:val="single" w:sz="6" w:space="0" w:color="FFFFFF" w:themeColor="background1"/>
+        <w:top w:val="single" w:color="FFFFFF" w:themeColor="background1" w:sz="8" w:space="0"/>
+        <w:left w:val="single" w:color="FFFFFF" w:themeColor="background1" w:sz="8" w:space="0"/>
+        <w:bottom w:val="single" w:color="FFFFFF" w:themeColor="background1" w:sz="8" w:space="0"/>
+        <w:right w:val="single" w:color="FFFFFF" w:themeColor="background1" w:sz="8" w:space="0"/>
+        <w:insideH w:val="single" w:color="FFFFFF" w:themeColor="background1" w:sz="6" w:space="0"/>
+        <w:insideV w:val="single" w:color="FFFFFF" w:themeColor="background1" w:sz="6" w:space="0"/>
       </w:tblBorders>
       <w:tblCellMar>
         <w:top w:w="0" w:type="dxa"/>
@@ -19300,12 +19300,12 @@
       <w:tblPr/>
       <w:tcPr>
         <w:tcBorders>
-          <w:top w:val="single" w:sz="8" w:space="0" w:color="FFFFFF" w:themeColor="background1"/>
-          <w:left w:val="single" w:sz="8" w:space="0" w:color="FFFFFF" w:themeColor="background1"/>
-          <w:bottom w:val="single" w:sz="24" w:space="0" w:color="FFFFFF" w:themeColor="background1"/>
-          <w:right w:val="single" w:sz="8" w:space="0" w:color="FFFFFF" w:themeColor="background1"/>
-          <w:insideH w:val="nil"/>
-          <w:insideV w:val="single" w:sz="8" w:space="0" w:color="FFFFFF" w:themeColor="background1"/>
+          <w:top w:val="single" w:color="FFFFFF" w:themeColor="background1" w:sz="8" w:space="0"/>
+          <w:left w:val="single" w:color="FFFFFF" w:themeColor="background1" w:sz="8" w:space="0"/>
+          <w:bottom w:val="single" w:color="FFFFFF" w:themeColor="background1" w:sz="24" w:space="0"/>
+          <w:right w:val="single" w:color="FFFFFF" w:themeColor="background1" w:sz="8" w:space="0"/>
+          <w:insideH w:val="nil"/>
+          <w:insideV w:val="single" w:color="FFFFFF" w:themeColor="background1" w:sz="8" w:space="0"/>
         </w:tcBorders>
         <w:shd w:val="clear" w:color="auto" w:fill="C0504D" w:themeFill="accent2"/>
       </w:tcPr>
@@ -19321,12 +19321,12 @@
       <w:tblPr/>
       <w:tcPr>
         <w:tcBorders>
-          <w:top w:val="single" w:sz="24" w:space="0" w:color="FFFFFF" w:themeColor="background1"/>
-          <w:left w:val="single" w:sz="8" w:space="0" w:color="FFFFFF" w:themeColor="background1"/>
-          <w:bottom w:val="single" w:sz="8" w:space="0" w:color="FFFFFF" w:themeColor="background1"/>
-          <w:right w:val="single" w:sz="8" w:space="0" w:color="FFFFFF" w:themeColor="background1"/>
-          <w:insideH w:val="nil"/>
-          <w:insideV w:val="single" w:sz="8" w:space="0" w:color="FFFFFF" w:themeColor="background1"/>
+          <w:top w:val="single" w:color="FFFFFF" w:themeColor="background1" w:sz="24" w:space="0"/>
+          <w:left w:val="single" w:color="FFFFFF" w:themeColor="background1" w:sz="8" w:space="0"/>
+          <w:bottom w:val="single" w:color="FFFFFF" w:themeColor="background1" w:sz="8" w:space="0"/>
+          <w:right w:val="single" w:color="FFFFFF" w:themeColor="background1" w:sz="8" w:space="0"/>
+          <w:insideH w:val="nil"/>
+          <w:insideV w:val="single" w:color="FFFFFF" w:themeColor="background1" w:sz="8" w:space="0"/>
         </w:tcBorders>
         <w:shd w:val="clear" w:color="auto" w:fill="C0504D" w:themeFill="accent2"/>
       </w:tcPr>
@@ -19342,8 +19342,8 @@
       <w:tblPr/>
       <w:tcPr>
         <w:tcBorders>
-          <w:left w:val="single" w:sz="8" w:space="0" w:color="FFFFFF" w:themeColor="background1"/>
-          <w:right w:val="single" w:sz="24" w:space="0" w:color="FFFFFF" w:themeColor="background1"/>
+          <w:left w:val="single" w:color="FFFFFF" w:themeColor="background1" w:sz="8" w:space="0"/>
+          <w:right w:val="single" w:color="FFFFFF" w:themeColor="background1" w:sz="24" w:space="0"/>
           <w:insideH w:val="nil"/>
           <w:insideV w:val="nil"/>
         </w:tcBorders>
@@ -19362,7 +19362,7 @@
       <w:tcPr>
         <w:tcBorders>
           <w:top w:val="nil"/>
-          <w:left w:val="single" w:sz="24" w:space="0" w:color="FFFFFF" w:themeColor="background1"/>
+          <w:left w:val="single" w:color="FFFFFF" w:themeColor="background1" w:sz="24" w:space="0"/>
           <w:bottom w:val="nil"/>
           <w:right w:val="nil"/>
           <w:insideH w:val="nil"/>
@@ -19375,10 +19375,10 @@
       <w:tblPr/>
       <w:tcPr>
         <w:tcBorders>
-          <w:top w:val="single" w:sz="8" w:space="0" w:color="FFFFFF" w:themeColor="background1"/>
-          <w:left w:val="single" w:sz="8" w:space="0" w:color="FFFFFF" w:themeColor="background1"/>
-          <w:bottom w:val="single" w:sz="8" w:space="0" w:color="FFFFFF" w:themeColor="background1"/>
-          <w:right w:val="single" w:sz="8" w:space="0" w:color="FFFFFF" w:themeColor="background1"/>
+          <w:top w:val="single" w:color="FFFFFF" w:themeColor="background1" w:sz="8" w:space="0"/>
+          <w:left w:val="single" w:color="FFFFFF" w:themeColor="background1" w:sz="8" w:space="0"/>
+          <w:bottom w:val="single" w:color="FFFFFF" w:themeColor="background1" w:sz="8" w:space="0"/>
+          <w:right w:val="single" w:color="FFFFFF" w:themeColor="background1" w:sz="8" w:space="0"/>
           <w:insideH w:val="nil"/>
           <w:insideV w:val="nil"/>
         </w:tcBorders>
@@ -19389,12 +19389,12 @@
       <w:tblPr/>
       <w:tcPr>
         <w:tcBorders>
-          <w:top w:val="single" w:sz="8" w:space="0" w:color="FFFFFF" w:themeColor="background1"/>
-          <w:left w:val="single" w:sz="8" w:space="0" w:color="FFFFFF" w:themeColor="background1"/>
-          <w:bottom w:val="single" w:sz="8" w:space="0" w:color="FFFFFF" w:themeColor="background1"/>
-          <w:right w:val="single" w:sz="8" w:space="0" w:color="FFFFFF" w:themeColor="background1"/>
-          <w:insideH w:val="single" w:sz="8" w:space="0" w:color="FFFFFF" w:themeColor="background1"/>
-          <w:insideV w:val="single" w:sz="8" w:space="0" w:color="FFFFFF" w:themeColor="background1"/>
+          <w:top w:val="single" w:color="FFFFFF" w:themeColor="background1" w:sz="8" w:space="0"/>
+          <w:left w:val="single" w:color="FFFFFF" w:themeColor="background1" w:sz="8" w:space="0"/>
+          <w:bottom w:val="single" w:color="FFFFFF" w:themeColor="background1" w:sz="8" w:space="0"/>
+          <w:right w:val="single" w:color="FFFFFF" w:themeColor="background1" w:sz="8" w:space="0"/>
+          <w:insideH w:val="single" w:color="FFFFFF" w:themeColor="background1" w:sz="8" w:space="0"/>
+          <w:insideV w:val="single" w:color="FFFFFF" w:themeColor="background1" w:sz="8" w:space="0"/>
         </w:tcBorders>
         <w:shd w:val="clear" w:color="auto" w:fill="DFA7A6" w:themeFill="accent2" w:themeFillTint="7F"/>
       </w:tcPr>
@@ -19413,12 +19413,12 @@
       <w:tblStyleColBandSize w:val="1"/>
       <w:tblInd w:w="0" w:type="dxa"/>
       <w:tblBorders>
-        <w:top w:val="single" w:sz="8" w:space="0" w:color="FFFFFF" w:themeColor="background1"/>
-        <w:left w:val="single" w:sz="8" w:space="0" w:color="FFFFFF" w:themeColor="background1"/>
-        <w:bottom w:val="single" w:sz="8" w:space="0" w:color="FFFFFF" w:themeColor="background1"/>
-        <w:right w:val="single" w:sz="8" w:space="0" w:color="FFFFFF" w:themeColor="background1"/>
-        <w:insideH w:val="single" w:sz="6" w:space="0" w:color="FFFFFF" w:themeColor="background1"/>
-        <w:insideV w:val="single" w:sz="6" w:space="0" w:color="FFFFFF" w:themeColor="background1"/>
+        <w:top w:val="single" w:color="FFFFFF" w:themeColor="background1" w:sz="8" w:space="0"/>
+        <w:left w:val="single" w:color="FFFFFF" w:themeColor="background1" w:sz="8" w:space="0"/>
+        <w:bottom w:val="single" w:color="FFFFFF" w:themeColor="background1" w:sz="8" w:space="0"/>
+        <w:right w:val="single" w:color="FFFFFF" w:themeColor="background1" w:sz="8" w:space="0"/>
+        <w:insideH w:val="single" w:color="FFFFFF" w:themeColor="background1" w:sz="6" w:space="0"/>
+        <w:insideV w:val="single" w:color="FFFFFF" w:themeColor="background1" w:sz="6" w:space="0"/>
       </w:tblBorders>
       <w:tblCellMar>
         <w:top w:w="0" w:type="dxa"/>
@@ -19441,12 +19441,12 @@
       <w:tblPr/>
       <w:tcPr>
         <w:tcBorders>
-          <w:top w:val="single" w:sz="8" w:space="0" w:color="FFFFFF" w:themeColor="background1"/>
-          <w:left w:val="single" w:sz="8" w:space="0" w:color="FFFFFF" w:themeColor="background1"/>
-          <w:bottom w:val="single" w:sz="24" w:space="0" w:color="FFFFFF" w:themeColor="background1"/>
-          <w:right w:val="single" w:sz="8" w:space="0" w:color="FFFFFF" w:themeColor="background1"/>
-          <w:insideH w:val="nil"/>
-          <w:insideV w:val="single" w:sz="8" w:space="0" w:color="FFFFFF" w:themeColor="background1"/>
+          <w:top w:val="single" w:color="FFFFFF" w:themeColor="background1" w:sz="8" w:space="0"/>
+          <w:left w:val="single" w:color="FFFFFF" w:themeColor="background1" w:sz="8" w:space="0"/>
+          <w:bottom w:val="single" w:color="FFFFFF" w:themeColor="background1" w:sz="24" w:space="0"/>
+          <w:right w:val="single" w:color="FFFFFF" w:themeColor="background1" w:sz="8" w:space="0"/>
+          <w:insideH w:val="nil"/>
+          <w:insideV w:val="single" w:color="FFFFFF" w:themeColor="background1" w:sz="8" w:space="0"/>
         </w:tcBorders>
         <w:shd w:val="clear" w:color="auto" w:fill="9BBB59" w:themeFill="accent3"/>
       </w:tcPr>
@@ -19462,12 +19462,12 @@
       <w:tblPr/>
       <w:tcPr>
         <w:tcBorders>
-          <w:top w:val="single" w:sz="24" w:space="0" w:color="FFFFFF" w:themeColor="background1"/>
-          <w:left w:val="single" w:sz="8" w:space="0" w:color="FFFFFF" w:themeColor="background1"/>
-          <w:bottom w:val="single" w:sz="8" w:space="0" w:color="FFFFFF" w:themeColor="background1"/>
-          <w:right w:val="single" w:sz="8" w:space="0" w:color="FFFFFF" w:themeColor="background1"/>
-          <w:insideH w:val="nil"/>
-          <w:insideV w:val="single" w:sz="8" w:space="0" w:color="FFFFFF" w:themeColor="background1"/>
+          <w:top w:val="single" w:color="FFFFFF" w:themeColor="background1" w:sz="24" w:space="0"/>
+          <w:left w:val="single" w:color="FFFFFF" w:themeColor="background1" w:sz="8" w:space="0"/>
+          <w:bottom w:val="single" w:color="FFFFFF" w:themeColor="background1" w:sz="8" w:space="0"/>
+          <w:right w:val="single" w:color="FFFFFF" w:themeColor="background1" w:sz="8" w:space="0"/>
+          <w:insideH w:val="nil"/>
+          <w:insideV w:val="single" w:color="FFFFFF" w:themeColor="background1" w:sz="8" w:space="0"/>
         </w:tcBorders>
         <w:shd w:val="clear" w:color="auto" w:fill="9BBB59" w:themeFill="accent3"/>
       </w:tcPr>
@@ -19483,8 +19483,8 @@
       <w:tblPr/>
       <w:tcPr>
         <w:tcBorders>
-          <w:left w:val="single" w:sz="8" w:space="0" w:color="FFFFFF" w:themeColor="background1"/>
-          <w:right w:val="single" w:sz="24" w:space="0" w:color="FFFFFF" w:themeColor="background1"/>
+          <w:left w:val="single" w:color="FFFFFF" w:themeColor="background1" w:sz="8" w:space="0"/>
+          <w:right w:val="single" w:color="FFFFFF" w:themeColor="background1" w:sz="24" w:space="0"/>
           <w:insideH w:val="nil"/>
           <w:insideV w:val="nil"/>
         </w:tcBorders>
@@ -19503,7 +19503,7 @@
       <w:tcPr>
         <w:tcBorders>
           <w:top w:val="nil"/>
-          <w:left w:val="single" w:sz="24" w:space="0" w:color="FFFFFF" w:themeColor="background1"/>
+          <w:left w:val="single" w:color="FFFFFF" w:themeColor="background1" w:sz="24" w:space="0"/>
           <w:bottom w:val="nil"/>
           <w:right w:val="nil"/>
           <w:insideH w:val="nil"/>
@@ -19516,10 +19516,10 @@
       <w:tblPr/>
       <w:tcPr>
         <w:tcBorders>
-          <w:top w:val="single" w:sz="8" w:space="0" w:color="FFFFFF" w:themeColor="background1"/>
-          <w:left w:val="single" w:sz="8" w:space="0" w:color="FFFFFF" w:themeColor="background1"/>
-          <w:bottom w:val="single" w:sz="8" w:space="0" w:color="FFFFFF" w:themeColor="background1"/>
-          <w:right w:val="single" w:sz="8" w:space="0" w:color="FFFFFF" w:themeColor="background1"/>
+          <w:top w:val="single" w:color="FFFFFF" w:themeColor="background1" w:sz="8" w:space="0"/>
+          <w:left w:val="single" w:color="FFFFFF" w:themeColor="background1" w:sz="8" w:space="0"/>
+          <w:bottom w:val="single" w:color="FFFFFF" w:themeColor="background1" w:sz="8" w:space="0"/>
+          <w:right w:val="single" w:color="FFFFFF" w:themeColor="background1" w:sz="8" w:space="0"/>
           <w:insideH w:val="nil"/>
           <w:insideV w:val="nil"/>
         </w:tcBorders>
@@ -19530,12 +19530,12 @@
       <w:tblPr/>
       <w:tcPr>
         <w:tcBorders>
-          <w:top w:val="single" w:sz="8" w:space="0" w:color="FFFFFF" w:themeColor="background1"/>
-          <w:left w:val="single" w:sz="8" w:space="0" w:color="FFFFFF" w:themeColor="background1"/>
-          <w:bottom w:val="single" w:sz="8" w:space="0" w:color="FFFFFF" w:themeColor="background1"/>
-          <w:right w:val="single" w:sz="8" w:space="0" w:color="FFFFFF" w:themeColor="background1"/>
-          <w:insideH w:val="single" w:sz="8" w:space="0" w:color="FFFFFF" w:themeColor="background1"/>
-          <w:insideV w:val="single" w:sz="8" w:space="0" w:color="FFFFFF" w:themeColor="background1"/>
+          <w:top w:val="single" w:color="FFFFFF" w:themeColor="background1" w:sz="8" w:space="0"/>
+          <w:left w:val="single" w:color="FFFFFF" w:themeColor="background1" w:sz="8" w:space="0"/>
+          <w:bottom w:val="single" w:color="FFFFFF" w:themeColor="background1" w:sz="8" w:space="0"/>
+          <w:right w:val="single" w:color="FFFFFF" w:themeColor="background1" w:sz="8" w:space="0"/>
+          <w:insideH w:val="single" w:color="FFFFFF" w:themeColor="background1" w:sz="8" w:space="0"/>
+          <w:insideV w:val="single" w:color="FFFFFF" w:themeColor="background1" w:sz="8" w:space="0"/>
         </w:tcBorders>
         <w:shd w:val="clear" w:color="auto" w:fill="CDDDAC" w:themeFill="accent3" w:themeFillTint="7F"/>
       </w:tcPr>
@@ -19554,12 +19554,12 @@
       <w:tblStyleColBandSize w:val="1"/>
       <w:tblInd w:w="0" w:type="dxa"/>
       <w:tblBorders>
-        <w:top w:val="single" w:sz="8" w:space="0" w:color="FFFFFF" w:themeColor="background1"/>
-        <w:left w:val="single" w:sz="8" w:space="0" w:color="FFFFFF" w:themeColor="background1"/>
-        <w:bottom w:val="single" w:sz="8" w:space="0" w:color="FFFFFF" w:themeColor="background1"/>
-        <w:right w:val="single" w:sz="8" w:space="0" w:color="FFFFFF" w:themeColor="background1"/>
-        <w:insideH w:val="single" w:sz="6" w:space="0" w:color="FFFFFF" w:themeColor="background1"/>
-        <w:insideV w:val="single" w:sz="6" w:space="0" w:color="FFFFFF" w:themeColor="background1"/>
+        <w:top w:val="single" w:color="FFFFFF" w:themeColor="background1" w:sz="8" w:space="0"/>
+        <w:left w:val="single" w:color="FFFFFF" w:themeColor="background1" w:sz="8" w:space="0"/>
+        <w:bottom w:val="single" w:color="FFFFFF" w:themeColor="background1" w:sz="8" w:space="0"/>
+        <w:right w:val="single" w:color="FFFFFF" w:themeColor="background1" w:sz="8" w:space="0"/>
+        <w:insideH w:val="single" w:color="FFFFFF" w:themeColor="background1" w:sz="6" w:space="0"/>
+        <w:insideV w:val="single" w:color="FFFFFF" w:themeColor="background1" w:sz="6" w:space="0"/>
       </w:tblBorders>
       <w:tblCellMar>
         <w:top w:w="0" w:type="dxa"/>
@@ -19582,12 +19582,12 @@
       <w:tblPr/>
       <w:tcPr>
         <w:tcBorders>
-          <w:top w:val="single" w:sz="8" w:space="0" w:color="FFFFFF" w:themeColor="background1"/>
-          <w:left w:val="single" w:sz="8" w:space="0" w:color="FFFFFF" w:themeColor="background1"/>
-          <w:bottom w:val="single" w:sz="24" w:space="0" w:color="FFFFFF" w:themeColor="background1"/>
-          <w:right w:val="single" w:sz="8" w:space="0" w:color="FFFFFF" w:themeColor="background1"/>
-          <w:insideH w:val="nil"/>
-          <w:insideV w:val="single" w:sz="8" w:space="0" w:color="FFFFFF" w:themeColor="background1"/>
+          <w:top w:val="single" w:color="FFFFFF" w:themeColor="background1" w:sz="8" w:space="0"/>
+          <w:left w:val="single" w:color="FFFFFF" w:themeColor="background1" w:sz="8" w:space="0"/>
+          <w:bottom w:val="single" w:color="FFFFFF" w:themeColor="background1" w:sz="24" w:space="0"/>
+          <w:right w:val="single" w:color="FFFFFF" w:themeColor="background1" w:sz="8" w:space="0"/>
+          <w:insideH w:val="nil"/>
+          <w:insideV w:val="single" w:color="FFFFFF" w:themeColor="background1" w:sz="8" w:space="0"/>
         </w:tcBorders>
         <w:shd w:val="clear" w:color="auto" w:fill="8064A2" w:themeFill="accent4"/>
       </w:tcPr>
@@ -19603,12 +19603,12 @@
       <w:tblPr/>
       <w:tcPr>
         <w:tcBorders>
-          <w:top w:val="single" w:sz="24" w:space="0" w:color="FFFFFF" w:themeColor="background1"/>
-          <w:left w:val="single" w:sz="8" w:space="0" w:color="FFFFFF" w:themeColor="background1"/>
-          <w:bottom w:val="single" w:sz="8" w:space="0" w:color="FFFFFF" w:themeColor="background1"/>
-          <w:right w:val="single" w:sz="8" w:space="0" w:color="FFFFFF" w:themeColor="background1"/>
-          <w:insideH w:val="nil"/>
-          <w:insideV w:val="single" w:sz="8" w:space="0" w:color="FFFFFF" w:themeColor="background1"/>
+          <w:top w:val="single" w:color="FFFFFF" w:themeColor="background1" w:sz="24" w:space="0"/>
+          <w:left w:val="single" w:color="FFFFFF" w:themeColor="background1" w:sz="8" w:space="0"/>
+          <w:bottom w:val="single" w:color="FFFFFF" w:themeColor="background1" w:sz="8" w:space="0"/>
+          <w:right w:val="single" w:color="FFFFFF" w:themeColor="background1" w:sz="8" w:space="0"/>
+          <w:insideH w:val="nil"/>
+          <w:insideV w:val="single" w:color="FFFFFF" w:themeColor="background1" w:sz="8" w:space="0"/>
         </w:tcBorders>
         <w:shd w:val="clear" w:color="auto" w:fill="8064A2" w:themeFill="accent4"/>
       </w:tcPr>
@@ -19624,8 +19624,8 @@
       <w:tblPr/>
       <w:tcPr>
         <w:tcBorders>
-          <w:left w:val="single" w:sz="8" w:space="0" w:color="FFFFFF" w:themeColor="background1"/>
-          <w:right w:val="single" w:sz="24" w:space="0" w:color="FFFFFF" w:themeColor="background1"/>
+          <w:left w:val="single" w:color="FFFFFF" w:themeColor="background1" w:sz="8" w:space="0"/>
+          <w:right w:val="single" w:color="FFFFFF" w:themeColor="background1" w:sz="24" w:space="0"/>
           <w:insideH w:val="nil"/>
           <w:insideV w:val="nil"/>
         </w:tcBorders>
@@ -19644,7 +19644,7 @@
       <w:tcPr>
         <w:tcBorders>
           <w:top w:val="nil"/>
-          <w:left w:val="single" w:sz="24" w:space="0" w:color="FFFFFF" w:themeColor="background1"/>
+          <w:left w:val="single" w:color="FFFFFF" w:themeColor="background1" w:sz="24" w:space="0"/>
           <w:bottom w:val="nil"/>
           <w:right w:val="nil"/>
           <w:insideH w:val="nil"/>
@@ -19657,10 +19657,10 @@
       <w:tblPr/>
       <w:tcPr>
         <w:tcBorders>
-          <w:top w:val="single" w:sz="8" w:space="0" w:color="FFFFFF" w:themeColor="background1"/>
-          <w:left w:val="single" w:sz="8" w:space="0" w:color="FFFFFF" w:themeColor="background1"/>
-          <w:bottom w:val="single" w:sz="8" w:space="0" w:color="FFFFFF" w:themeColor="background1"/>
-          <w:right w:val="single" w:sz="8" w:space="0" w:color="FFFFFF" w:themeColor="background1"/>
+          <w:top w:val="single" w:color="FFFFFF" w:themeColor="background1" w:sz="8" w:space="0"/>
+          <w:left w:val="single" w:color="FFFFFF" w:themeColor="background1" w:sz="8" w:space="0"/>
+          <w:bottom w:val="single" w:color="FFFFFF" w:themeColor="background1" w:sz="8" w:space="0"/>
+          <w:right w:val="single" w:color="FFFFFF" w:themeColor="background1" w:sz="8" w:space="0"/>
           <w:insideH w:val="nil"/>
           <w:insideV w:val="nil"/>
         </w:tcBorders>
@@ -19671,12 +19671,12 @@
       <w:tblPr/>
       <w:tcPr>
         <w:tcBorders>
-          <w:top w:val="single" w:sz="8" w:space="0" w:color="FFFFFF" w:themeColor="background1"/>
-          <w:left w:val="single" w:sz="8" w:space="0" w:color="FFFFFF" w:themeColor="background1"/>
-          <w:bottom w:val="single" w:sz="8" w:space="0" w:color="FFFFFF" w:themeColor="background1"/>
-          <w:right w:val="single" w:sz="8" w:space="0" w:color="FFFFFF" w:themeColor="background1"/>
-          <w:insideH w:val="single" w:sz="8" w:space="0" w:color="FFFFFF" w:themeColor="background1"/>
-          <w:insideV w:val="single" w:sz="8" w:space="0" w:color="FFFFFF" w:themeColor="background1"/>
+          <w:top w:val="single" w:color="FFFFFF" w:themeColor="background1" w:sz="8" w:space="0"/>
+          <w:left w:val="single" w:color="FFFFFF" w:themeColor="background1" w:sz="8" w:space="0"/>
+          <w:bottom w:val="single" w:color="FFFFFF" w:themeColor="background1" w:sz="8" w:space="0"/>
+          <w:right w:val="single" w:color="FFFFFF" w:themeColor="background1" w:sz="8" w:space="0"/>
+          <w:insideH w:val="single" w:color="FFFFFF" w:themeColor="background1" w:sz="8" w:space="0"/>
+          <w:insideV w:val="single" w:color="FFFFFF" w:themeColor="background1" w:sz="8" w:space="0"/>
         </w:tcBorders>
         <w:shd w:val="clear" w:color="auto" w:fill="BFB1D0" w:themeFill="accent4" w:themeFillTint="7F"/>
       </w:tcPr>
@@ -19695,12 +19695,12 @@
       <w:tblStyleColBandSize w:val="1"/>
       <w:tblInd w:w="0" w:type="dxa"/>
       <w:tblBorders>
-        <w:top w:val="single" w:sz="8" w:space="0" w:color="FFFFFF" w:themeColor="background1"/>
-        <w:left w:val="single" w:sz="8" w:space="0" w:color="FFFFFF" w:themeColor="background1"/>
-        <w:bottom w:val="single" w:sz="8" w:space="0" w:color="FFFFFF" w:themeColor="background1"/>
-        <w:right w:val="single" w:sz="8" w:space="0" w:color="FFFFFF" w:themeColor="background1"/>
-        <w:insideH w:val="single" w:sz="6" w:space="0" w:color="FFFFFF" w:themeColor="background1"/>
-        <w:insideV w:val="single" w:sz="6" w:space="0" w:color="FFFFFF" w:themeColor="background1"/>
+        <w:top w:val="single" w:color="FFFFFF" w:themeColor="background1" w:sz="8" w:space="0"/>
+        <w:left w:val="single" w:color="FFFFFF" w:themeColor="background1" w:sz="8" w:space="0"/>
+        <w:bottom w:val="single" w:color="FFFFFF" w:themeColor="background1" w:sz="8" w:space="0"/>
+        <w:right w:val="single" w:color="FFFFFF" w:themeColor="background1" w:sz="8" w:space="0"/>
+        <w:insideH w:val="single" w:color="FFFFFF" w:themeColor="background1" w:sz="6" w:space="0"/>
+        <w:insideV w:val="single" w:color="FFFFFF" w:themeColor="background1" w:sz="6" w:space="0"/>
       </w:tblBorders>
       <w:tblCellMar>
         <w:top w:w="0" w:type="dxa"/>
@@ -19723,12 +19723,12 @@
       <w:tblPr/>
       <w:tcPr>
         <w:tcBorders>
-          <w:top w:val="single" w:sz="8" w:space="0" w:color="FFFFFF" w:themeColor="background1"/>
-          <w:left w:val="single" w:sz="8" w:space="0" w:color="FFFFFF" w:themeColor="background1"/>
-          <w:bottom w:val="single" w:sz="24" w:space="0" w:color="FFFFFF" w:themeColor="background1"/>
-          <w:right w:val="single" w:sz="8" w:space="0" w:color="FFFFFF" w:themeColor="background1"/>
-          <w:insideH w:val="nil"/>
-          <w:insideV w:val="single" w:sz="8" w:space="0" w:color="FFFFFF" w:themeColor="background1"/>
+          <w:top w:val="single" w:color="FFFFFF" w:themeColor="background1" w:sz="8" w:space="0"/>
+          <w:left w:val="single" w:color="FFFFFF" w:themeColor="background1" w:sz="8" w:space="0"/>
+          <w:bottom w:val="single" w:color="FFFFFF" w:themeColor="background1" w:sz="24" w:space="0"/>
+          <w:right w:val="single" w:color="FFFFFF" w:themeColor="background1" w:sz="8" w:space="0"/>
+          <w:insideH w:val="nil"/>
+          <w:insideV w:val="single" w:color="FFFFFF" w:themeColor="background1" w:sz="8" w:space="0"/>
         </w:tcBorders>
         <w:shd w:val="clear" w:color="auto" w:fill="4BACC6" w:themeFill="accent5"/>
       </w:tcPr>
@@ -19744,12 +19744,12 @@
       <w:tblPr/>
       <w:tcPr>
         <w:tcBorders>
-          <w:top w:val="single" w:sz="24" w:space="0" w:color="FFFFFF" w:themeColor="background1"/>
-          <w:left w:val="single" w:sz="8" w:space="0" w:color="FFFFFF" w:themeColor="background1"/>
-          <w:bottom w:val="single" w:sz="8" w:space="0" w:color="FFFFFF" w:themeColor="background1"/>
-          <w:right w:val="single" w:sz="8" w:space="0" w:color="FFFFFF" w:themeColor="background1"/>
-          <w:insideH w:val="nil"/>
-          <w:insideV w:val="single" w:sz="8" w:space="0" w:color="FFFFFF" w:themeColor="background1"/>
+          <w:top w:val="single" w:color="FFFFFF" w:themeColor="background1" w:sz="24" w:space="0"/>
+          <w:left w:val="single" w:color="FFFFFF" w:themeColor="background1" w:sz="8" w:space="0"/>
+          <w:bottom w:val="single" w:color="FFFFFF" w:themeColor="background1" w:sz="8" w:space="0"/>
+          <w:right w:val="single" w:color="FFFFFF" w:themeColor="background1" w:sz="8" w:space="0"/>
+          <w:insideH w:val="nil"/>
+          <w:insideV w:val="single" w:color="FFFFFF" w:themeColor="background1" w:sz="8" w:space="0"/>
         </w:tcBorders>
         <w:shd w:val="clear" w:color="auto" w:fill="4BACC6" w:themeFill="accent5"/>
       </w:tcPr>
@@ -19765,8 +19765,8 @@
       <w:tblPr/>
       <w:tcPr>
         <w:tcBorders>
-          <w:left w:val="single" w:sz="8" w:space="0" w:color="FFFFFF" w:themeColor="background1"/>
-          <w:right w:val="single" w:sz="24" w:space="0" w:color="FFFFFF" w:themeColor="background1"/>
+          <w:left w:val="single" w:color="FFFFFF" w:themeColor="background1" w:sz="8" w:space="0"/>
+          <w:right w:val="single" w:color="FFFFFF" w:themeColor="background1" w:sz="24" w:space="0"/>
           <w:insideH w:val="nil"/>
           <w:insideV w:val="nil"/>
         </w:tcBorders>
@@ -19785,7 +19785,7 @@
       <w:tcPr>
         <w:tcBorders>
           <w:top w:val="nil"/>
-          <w:left w:val="single" w:sz="24" w:space="0" w:color="FFFFFF" w:themeColor="background1"/>
+          <w:left w:val="single" w:color="FFFFFF" w:themeColor="background1" w:sz="24" w:space="0"/>
           <w:bottom w:val="nil"/>
           <w:right w:val="nil"/>
           <w:insideH w:val="nil"/>
@@ -19798,10 +19798,10 @@
       <w:tblPr/>
       <w:tcPr>
         <w:tcBorders>
-          <w:top w:val="single" w:sz="8" w:space="0" w:color="FFFFFF" w:themeColor="background1"/>
-          <w:left w:val="single" w:sz="8" w:space="0" w:color="FFFFFF" w:themeColor="background1"/>
-          <w:bottom w:val="single" w:sz="8" w:space="0" w:color="FFFFFF" w:themeColor="background1"/>
-          <w:right w:val="single" w:sz="8" w:space="0" w:color="FFFFFF" w:themeColor="background1"/>
+          <w:top w:val="single" w:color="FFFFFF" w:themeColor="background1" w:sz="8" w:space="0"/>
+          <w:left w:val="single" w:color="FFFFFF" w:themeColor="background1" w:sz="8" w:space="0"/>
+          <w:bottom w:val="single" w:color="FFFFFF" w:themeColor="background1" w:sz="8" w:space="0"/>
+          <w:right w:val="single" w:color="FFFFFF" w:themeColor="background1" w:sz="8" w:space="0"/>
           <w:insideH w:val="nil"/>
           <w:insideV w:val="nil"/>
         </w:tcBorders>
@@ -19812,12 +19812,12 @@
       <w:tblPr/>
       <w:tcPr>
         <w:tcBorders>
-          <w:top w:val="single" w:sz="8" w:space="0" w:color="FFFFFF" w:themeColor="background1"/>
-          <w:left w:val="single" w:sz="8" w:space="0" w:color="FFFFFF" w:themeColor="background1"/>
-          <w:bottom w:val="single" w:sz="8" w:space="0" w:color="FFFFFF" w:themeColor="background1"/>
-          <w:right w:val="single" w:sz="8" w:space="0" w:color="FFFFFF" w:themeColor="background1"/>
-          <w:insideH w:val="single" w:sz="8" w:space="0" w:color="FFFFFF" w:themeColor="background1"/>
-          <w:insideV w:val="single" w:sz="8" w:space="0" w:color="FFFFFF" w:themeColor="background1"/>
+          <w:top w:val="single" w:color="FFFFFF" w:themeColor="background1" w:sz="8" w:space="0"/>
+          <w:left w:val="single" w:color="FFFFFF" w:themeColor="background1" w:sz="8" w:space="0"/>
+          <w:bottom w:val="single" w:color="FFFFFF" w:themeColor="background1" w:sz="8" w:space="0"/>
+          <w:right w:val="single" w:color="FFFFFF" w:themeColor="background1" w:sz="8" w:space="0"/>
+          <w:insideH w:val="single" w:color="FFFFFF" w:themeColor="background1" w:sz="8" w:space="0"/>
+          <w:insideV w:val="single" w:color="FFFFFF" w:themeColor="background1" w:sz="8" w:space="0"/>
         </w:tcBorders>
         <w:shd w:val="clear" w:color="auto" w:fill="A5D5E2" w:themeFill="accent5" w:themeFillTint="7F"/>
       </w:tcPr>
@@ -19836,12 +19836,12 @@
       <w:tblStyleColBandSize w:val="1"/>
       <w:tblInd w:w="0" w:type="dxa"/>
       <w:tblBorders>
-        <w:top w:val="single" w:sz="8" w:space="0" w:color="FFFFFF" w:themeColor="background1"/>
-        <w:left w:val="single" w:sz="8" w:space="0" w:color="FFFFFF" w:themeColor="background1"/>
-        <w:bottom w:val="single" w:sz="8" w:space="0" w:color="FFFFFF" w:themeColor="background1"/>
-        <w:right w:val="single" w:sz="8" w:space="0" w:color="FFFFFF" w:themeColor="background1"/>
-        <w:insideH w:val="single" w:sz="6" w:space="0" w:color="FFFFFF" w:themeColor="background1"/>
-        <w:insideV w:val="single" w:sz="6" w:space="0" w:color="FFFFFF" w:themeColor="background1"/>
+        <w:top w:val="single" w:color="FFFFFF" w:themeColor="background1" w:sz="8" w:space="0"/>
+        <w:left w:val="single" w:color="FFFFFF" w:themeColor="background1" w:sz="8" w:space="0"/>
+        <w:bottom w:val="single" w:color="FFFFFF" w:themeColor="background1" w:sz="8" w:space="0"/>
+        <w:right w:val="single" w:color="FFFFFF" w:themeColor="background1" w:sz="8" w:space="0"/>
+        <w:insideH w:val="single" w:color="FFFFFF" w:themeColor="background1" w:sz="6" w:space="0"/>
+        <w:insideV w:val="single" w:color="FFFFFF" w:themeColor="background1" w:sz="6" w:space="0"/>
       </w:tblBorders>
       <w:tblCellMar>
         <w:top w:w="0" w:type="dxa"/>
@@ -19864,12 +19864,12 @@
       <w:tblPr/>
       <w:tcPr>
         <w:tcBorders>
-          <w:top w:val="single" w:sz="8" w:space="0" w:color="FFFFFF" w:themeColor="background1"/>
-          <w:left w:val="single" w:sz="8" w:space="0" w:color="FFFFFF" w:themeColor="background1"/>
-          <w:bottom w:val="single" w:sz="24" w:space="0" w:color="FFFFFF" w:themeColor="background1"/>
-          <w:right w:val="single" w:sz="8" w:space="0" w:color="FFFFFF" w:themeColor="background1"/>
-          <w:insideH w:val="nil"/>
-          <w:insideV w:val="single" w:sz="8" w:space="0" w:color="FFFFFF" w:themeColor="background1"/>
+          <w:top w:val="single" w:color="FFFFFF" w:themeColor="background1" w:sz="8" w:space="0"/>
+          <w:left w:val="single" w:color="FFFFFF" w:themeColor="background1" w:sz="8" w:space="0"/>
+          <w:bottom w:val="single" w:color="FFFFFF" w:themeColor="background1" w:sz="24" w:space="0"/>
+          <w:right w:val="single" w:color="FFFFFF" w:themeColor="background1" w:sz="8" w:space="0"/>
+          <w:insideH w:val="nil"/>
+          <w:insideV w:val="single" w:color="FFFFFF" w:themeColor="background1" w:sz="8" w:space="0"/>
         </w:tcBorders>
         <w:shd w:val="clear" w:color="auto" w:fill="F79646" w:themeFill="accent6"/>
       </w:tcPr>
@@ -19885,12 +19885,12 @@
       <w:tblPr/>
       <w:tcPr>
         <w:tcBorders>
-          <w:top w:val="single" w:sz="24" w:space="0" w:color="FFFFFF" w:themeColor="background1"/>
-          <w:left w:val="single" w:sz="8" w:space="0" w:color="FFFFFF" w:themeColor="background1"/>
-          <w:bottom w:val="single" w:sz="8" w:space="0" w:color="FFFFFF" w:themeColor="background1"/>
-          <w:right w:val="single" w:sz="8" w:space="0" w:color="FFFFFF" w:themeColor="background1"/>
-          <w:insideH w:val="nil"/>
-          <w:insideV w:val="single" w:sz="8" w:space="0" w:color="FFFFFF" w:themeColor="background1"/>
+          <w:top w:val="single" w:color="FFFFFF" w:themeColor="background1" w:sz="24" w:space="0"/>
+          <w:left w:val="single" w:color="FFFFFF" w:themeColor="background1" w:sz="8" w:space="0"/>
+          <w:bottom w:val="single" w:color="FFFFFF" w:themeColor="background1" w:sz="8" w:space="0"/>
+          <w:right w:val="single" w:color="FFFFFF" w:themeColor="background1" w:sz="8" w:space="0"/>
+          <w:insideH w:val="nil"/>
+          <w:insideV w:val="single" w:color="FFFFFF" w:themeColor="background1" w:sz="8" w:space="0"/>
         </w:tcBorders>
         <w:shd w:val="clear" w:color="auto" w:fill="F79646" w:themeFill="accent6"/>
       </w:tcPr>
@@ -19906,8 +19906,8 @@
       <w:tblPr/>
       <w:tcPr>
         <w:tcBorders>
-          <w:left w:val="single" w:sz="8" w:space="0" w:color="FFFFFF" w:themeColor="background1"/>
-          <w:right w:val="single" w:sz="24" w:space="0" w:color="FFFFFF" w:themeColor="background1"/>
+          <w:left w:val="single" w:color="FFFFFF" w:themeColor="background1" w:sz="8" w:space="0"/>
+          <w:right w:val="single" w:color="FFFFFF" w:themeColor="background1" w:sz="24" w:space="0"/>
           <w:insideH w:val="nil"/>
           <w:insideV w:val="nil"/>
         </w:tcBorders>
@@ -19926,7 +19926,7 @@
       <w:tcPr>
         <w:tcBorders>
           <w:top w:val="nil"/>
-          <w:left w:val="single" w:sz="24" w:space="0" w:color="FFFFFF" w:themeColor="background1"/>
+          <w:left w:val="single" w:color="FFFFFF" w:themeColor="background1" w:sz="24" w:space="0"/>
           <w:bottom w:val="nil"/>
           <w:right w:val="nil"/>
           <w:insideH w:val="nil"/>
@@ -19939,10 +19939,10 @@
       <w:tblPr/>
       <w:tcPr>
         <w:tcBorders>
-          <w:top w:val="single" w:sz="8" w:space="0" w:color="FFFFFF" w:themeColor="background1"/>
-          <w:left w:val="single" w:sz="8" w:space="0" w:color="FFFFFF" w:themeColor="background1"/>
-          <w:bottom w:val="single" w:sz="8" w:space="0" w:color="FFFFFF" w:themeColor="background1"/>
-          <w:right w:val="single" w:sz="8" w:space="0" w:color="FFFFFF" w:themeColor="background1"/>
+          <w:top w:val="single" w:color="FFFFFF" w:themeColor="background1" w:sz="8" w:space="0"/>
+          <w:left w:val="single" w:color="FFFFFF" w:themeColor="background1" w:sz="8" w:space="0"/>
+          <w:bottom w:val="single" w:color="FFFFFF" w:themeColor="background1" w:sz="8" w:space="0"/>
+          <w:right w:val="single" w:color="FFFFFF" w:themeColor="background1" w:sz="8" w:space="0"/>
           <w:insideH w:val="nil"/>
           <w:insideV w:val="nil"/>
         </w:tcBorders>
@@ -19953,12 +19953,12 @@
       <w:tblPr/>
       <w:tcPr>
         <w:tcBorders>
-          <w:top w:val="single" w:sz="8" w:space="0" w:color="FFFFFF" w:themeColor="background1"/>
-          <w:left w:val="single" w:sz="8" w:space="0" w:color="FFFFFF" w:themeColor="background1"/>
-          <w:bottom w:val="single" w:sz="8" w:space="0" w:color="FFFFFF" w:themeColor="background1"/>
-          <w:right w:val="single" w:sz="8" w:space="0" w:color="FFFFFF" w:themeColor="background1"/>
-          <w:insideH w:val="single" w:sz="8" w:space="0" w:color="FFFFFF" w:themeColor="background1"/>
-          <w:insideV w:val="single" w:sz="8" w:space="0" w:color="FFFFFF" w:themeColor="background1"/>
+          <w:top w:val="single" w:color="FFFFFF" w:themeColor="background1" w:sz="8" w:space="0"/>
+          <w:left w:val="single" w:color="FFFFFF" w:themeColor="background1" w:sz="8" w:space="0"/>
+          <w:bottom w:val="single" w:color="FFFFFF" w:themeColor="background1" w:sz="8" w:space="0"/>
+          <w:right w:val="single" w:color="FFFFFF" w:themeColor="background1" w:sz="8" w:space="0"/>
+          <w:insideH w:val="single" w:color="FFFFFF" w:themeColor="background1" w:sz="8" w:space="0"/>
+          <w:insideV w:val="single" w:color="FFFFFF" w:themeColor="background1" w:sz="8" w:space="0"/>
         </w:tcBorders>
         <w:shd w:val="clear" w:color="auto" w:fill="FBCAA2" w:themeFill="accent6" w:themeFillTint="7F"/>
       </w:tcPr>
@@ -19999,7 +19999,7 @@
         <w:tcBorders>
           <w:top w:val="nil"/>
           <w:left w:val="nil"/>
-          <w:bottom w:val="single" w:sz="18" w:space="0" w:color="FFFFFF" w:themeColor="background1"/>
+          <w:bottom w:val="single" w:color="FFFFFF" w:themeColor="background1" w:sz="18" w:space="0"/>
           <w:right w:val="nil"/>
           <w:insideH w:val="nil"/>
           <w:insideV w:val="nil"/>
@@ -20011,7 +20011,7 @@
       <w:tblPr/>
       <w:tcPr>
         <w:tcBorders>
-          <w:top w:val="single" w:sz="18" w:space="0" w:color="FFFFFF" w:themeColor="background1"/>
+          <w:top w:val="single" w:color="FFFFFF" w:themeColor="background1" w:sz="18" w:space="0"/>
           <w:left w:val="nil"/>
           <w:bottom w:val="nil"/>
           <w:right w:val="nil"/>
@@ -20028,7 +20028,7 @@
           <w:top w:val="nil"/>
           <w:left w:val="nil"/>
           <w:bottom w:val="nil"/>
-          <w:right w:val="single" w:sz="18" w:space="0" w:color="FFFFFF" w:themeColor="background1"/>
+          <w:right w:val="single" w:color="FFFFFF" w:themeColor="background1" w:sz="18" w:space="0"/>
           <w:insideH w:val="nil"/>
           <w:insideV w:val="nil"/>
         </w:tcBorders>
@@ -20040,7 +20040,7 @@
       <w:tcPr>
         <w:tcBorders>
           <w:top w:val="nil"/>
-          <w:left w:val="single" w:sz="18" w:space="0" w:color="FFFFFF" w:themeColor="background1"/>
+          <w:left w:val="single" w:color="FFFFFF" w:themeColor="background1" w:sz="18" w:space="0"/>
           <w:bottom w:val="nil"/>
           <w:right w:val="nil"/>
           <w:insideH w:val="nil"/>
@@ -20113,7 +20113,7 @@
         <w:tcBorders>
           <w:top w:val="nil"/>
           <w:left w:val="nil"/>
-          <w:bottom w:val="single" w:sz="18" w:space="0" w:color="FFFFFF" w:themeColor="background1"/>
+          <w:bottom w:val="single" w:color="FFFFFF" w:themeColor="background1" w:sz="18" w:space="0"/>
           <w:right w:val="nil"/>
           <w:insideH w:val="nil"/>
           <w:insideV w:val="nil"/>
@@ -20125,7 +20125,7 @@
       <w:tblPr/>
       <w:tcPr>
         <w:tcBorders>
-          <w:top w:val="single" w:sz="18" w:space="0" w:color="FFFFFF" w:themeColor="background1"/>
+          <w:top w:val="single" w:color="FFFFFF" w:themeColor="background1" w:sz="18" w:space="0"/>
           <w:left w:val="nil"/>
           <w:bottom w:val="nil"/>
           <w:right w:val="nil"/>
@@ -20142,7 +20142,7 @@
           <w:top w:val="nil"/>
           <w:left w:val="nil"/>
           <w:bottom w:val="nil"/>
-          <w:right w:val="single" w:sz="18" w:space="0" w:color="FFFFFF" w:themeColor="background1"/>
+          <w:right w:val="single" w:color="FFFFFF" w:themeColor="background1" w:sz="18" w:space="0"/>
           <w:insideH w:val="nil"/>
           <w:insideV w:val="nil"/>
         </w:tcBorders>
@@ -20154,7 +20154,7 @@
       <w:tcPr>
         <w:tcBorders>
           <w:top w:val="nil"/>
-          <w:left w:val="single" w:sz="18" w:space="0" w:color="FFFFFF" w:themeColor="background1"/>
+          <w:left w:val="single" w:color="FFFFFF" w:themeColor="background1" w:sz="18" w:space="0"/>
           <w:bottom w:val="nil"/>
           <w:right w:val="nil"/>
           <w:insideH w:val="nil"/>
@@ -20227,7 +20227,7 @@
         <w:tcBorders>
           <w:top w:val="nil"/>
           <w:left w:val="nil"/>
-          <w:bottom w:val="single" w:sz="18" w:space="0" w:color="FFFFFF" w:themeColor="background1"/>
+          <w:bottom w:val="single" w:color="FFFFFF" w:themeColor="background1" w:sz="18" w:space="0"/>
           <w:right w:val="nil"/>
           <w:insideH w:val="nil"/>
           <w:insideV w:val="nil"/>
@@ -20239,7 +20239,7 @@
       <w:tblPr/>
       <w:tcPr>
         <w:tcBorders>
-          <w:top w:val="single" w:sz="18" w:space="0" w:color="FFFFFF" w:themeColor="background1"/>
+          <w:top w:val="single" w:color="FFFFFF" w:themeColor="background1" w:sz="18" w:space="0"/>
           <w:left w:val="nil"/>
           <w:bottom w:val="nil"/>
           <w:right w:val="nil"/>
@@ -20256,7 +20256,7 @@
           <w:top w:val="nil"/>
           <w:left w:val="nil"/>
           <w:bottom w:val="nil"/>
-          <w:right w:val="single" w:sz="18" w:space="0" w:color="FFFFFF" w:themeColor="background1"/>
+          <w:right w:val="single" w:color="FFFFFF" w:themeColor="background1" w:sz="18" w:space="0"/>
           <w:insideH w:val="nil"/>
           <w:insideV w:val="nil"/>
         </w:tcBorders>
@@ -20268,7 +20268,7 @@
       <w:tcPr>
         <w:tcBorders>
           <w:top w:val="nil"/>
-          <w:left w:val="single" w:sz="18" w:space="0" w:color="FFFFFF" w:themeColor="background1"/>
+          <w:left w:val="single" w:color="FFFFFF" w:themeColor="background1" w:sz="18" w:space="0"/>
           <w:bottom w:val="nil"/>
           <w:right w:val="nil"/>
           <w:insideH w:val="nil"/>
@@ -20341,7 +20341,7 @@
         <w:tcBorders>
           <w:top w:val="nil"/>
           <w:left w:val="nil"/>
-          <w:bottom w:val="single" w:sz="18" w:space="0" w:color="FFFFFF" w:themeColor="background1"/>
+          <w:bottom w:val="single" w:color="FFFFFF" w:themeColor="background1" w:sz="18" w:space="0"/>
           <w:right w:val="nil"/>
           <w:insideH w:val="nil"/>
           <w:insideV w:val="nil"/>
@@ -20353,7 +20353,7 @@
       <w:tblPr/>
       <w:tcPr>
         <w:tcBorders>
-          <w:top w:val="single" w:sz="18" w:space="0" w:color="FFFFFF" w:themeColor="background1"/>
+          <w:top w:val="single" w:color="FFFFFF" w:themeColor="background1" w:sz="18" w:space="0"/>
           <w:left w:val="nil"/>
           <w:bottom w:val="nil"/>
           <w:right w:val="nil"/>
@@ -20370,7 +20370,7 @@
           <w:top w:val="nil"/>
           <w:left w:val="nil"/>
           <w:bottom w:val="nil"/>
-          <w:right w:val="single" w:sz="18" w:space="0" w:color="FFFFFF" w:themeColor="background1"/>
+          <w:right w:val="single" w:color="FFFFFF" w:themeColor="background1" w:sz="18" w:space="0"/>
           <w:insideH w:val="nil"/>
           <w:insideV w:val="nil"/>
         </w:tcBorders>
@@ -20382,7 +20382,7 @@
       <w:tcPr>
         <w:tcBorders>
           <w:top w:val="nil"/>
-          <w:left w:val="single" w:sz="18" w:space="0" w:color="FFFFFF" w:themeColor="background1"/>
+          <w:left w:val="single" w:color="FFFFFF" w:themeColor="background1" w:sz="18" w:space="0"/>
           <w:bottom w:val="nil"/>
           <w:right w:val="nil"/>
           <w:insideH w:val="nil"/>
@@ -20455,7 +20455,7 @@
         <w:tcBorders>
           <w:top w:val="nil"/>
           <w:left w:val="nil"/>
-          <w:bottom w:val="single" w:sz="18" w:space="0" w:color="FFFFFF" w:themeColor="background1"/>
+          <w:bottom w:val="single" w:color="FFFFFF" w:themeColor="background1" w:sz="18" w:space="0"/>
           <w:right w:val="nil"/>
           <w:insideH w:val="nil"/>
           <w:insideV w:val="nil"/>
@@ -20467,7 +20467,7 @@
       <w:tblPr/>
       <w:tcPr>
         <w:tcBorders>
-          <w:top w:val="single" w:sz="18" w:space="0" w:color="FFFFFF" w:themeColor="background1"/>
+          <w:top w:val="single" w:color="FFFFFF" w:themeColor="background1" w:sz="18" w:space="0"/>
           <w:left w:val="nil"/>
           <w:bottom w:val="nil"/>
           <w:right w:val="nil"/>
@@ -20484,7 +20484,7 @@
           <w:top w:val="nil"/>
           <w:left w:val="nil"/>
           <w:bottom w:val="nil"/>
-          <w:right w:val="single" w:sz="18" w:space="0" w:color="FFFFFF" w:themeColor="background1"/>
+          <w:right w:val="single" w:color="FFFFFF" w:themeColor="background1" w:sz="18" w:space="0"/>
           <w:insideH w:val="nil"/>
           <w:insideV w:val="nil"/>
         </w:tcBorders>
@@ -20496,7 +20496,7 @@
       <w:tcPr>
         <w:tcBorders>
           <w:top w:val="nil"/>
-          <w:left w:val="single" w:sz="18" w:space="0" w:color="FFFFFF" w:themeColor="background1"/>
+          <w:left w:val="single" w:color="FFFFFF" w:themeColor="background1" w:sz="18" w:space="0"/>
           <w:bottom w:val="nil"/>
           <w:right w:val="nil"/>
           <w:insideH w:val="nil"/>
@@ -20569,7 +20569,7 @@
         <w:tcBorders>
           <w:top w:val="nil"/>
           <w:left w:val="nil"/>
-          <w:bottom w:val="single" w:sz="18" w:space="0" w:color="FFFFFF" w:themeColor="background1"/>
+          <w:bottom w:val="single" w:color="FFFFFF" w:themeColor="background1" w:sz="18" w:space="0"/>
           <w:right w:val="nil"/>
           <w:insideH w:val="nil"/>
           <w:insideV w:val="nil"/>
@@ -20581,7 +20581,7 @@
       <w:tblPr/>
       <w:tcPr>
         <w:tcBorders>
-          <w:top w:val="single" w:sz="18" w:space="0" w:color="FFFFFF" w:themeColor="background1"/>
+          <w:top w:val="single" w:color="FFFFFF" w:themeColor="background1" w:sz="18" w:space="0"/>
           <w:left w:val="nil"/>
           <w:bottom w:val="nil"/>
           <w:right w:val="nil"/>
@@ -20598,7 +20598,7 @@
           <w:top w:val="nil"/>
           <w:left w:val="nil"/>
           <w:bottom w:val="nil"/>
-          <w:right w:val="single" w:sz="18" w:space="0" w:color="FFFFFF" w:themeColor="background1"/>
+          <w:right w:val="single" w:color="FFFFFF" w:themeColor="background1" w:sz="18" w:space="0"/>
           <w:insideH w:val="nil"/>
           <w:insideV w:val="nil"/>
         </w:tcBorders>
@@ -20610,7 +20610,7 @@
       <w:tcPr>
         <w:tcBorders>
           <w:top w:val="nil"/>
-          <w:left w:val="single" w:sz="18" w:space="0" w:color="FFFFFF" w:themeColor="background1"/>
+          <w:left w:val="single" w:color="FFFFFF" w:themeColor="background1" w:sz="18" w:space="0"/>
           <w:bottom w:val="nil"/>
           <w:right w:val="nil"/>
           <w:insideH w:val="nil"/>
@@ -20683,7 +20683,7 @@
         <w:tcBorders>
           <w:top w:val="nil"/>
           <w:left w:val="nil"/>
-          <w:bottom w:val="single" w:sz="18" w:space="0" w:color="FFFFFF" w:themeColor="background1"/>
+          <w:bottom w:val="single" w:color="FFFFFF" w:themeColor="background1" w:sz="18" w:space="0"/>
           <w:right w:val="nil"/>
           <w:insideH w:val="nil"/>
           <w:insideV w:val="nil"/>
@@ -20695,7 +20695,7 @@
       <w:tblPr/>
       <w:tcPr>
         <w:tcBorders>
-          <w:top w:val="single" w:sz="18" w:space="0" w:color="FFFFFF" w:themeColor="background1"/>
+          <w:top w:val="single" w:color="FFFFFF" w:themeColor="background1" w:sz="18" w:space="0"/>
           <w:left w:val="nil"/>
           <w:bottom w:val="nil"/>
           <w:right w:val="nil"/>
@@ -20712,7 +20712,7 @@
           <w:top w:val="nil"/>
           <w:left w:val="nil"/>
           <w:bottom w:val="nil"/>
-          <w:right w:val="single" w:sz="18" w:space="0" w:color="FFFFFF" w:themeColor="background1"/>
+          <w:right w:val="single" w:color="FFFFFF" w:themeColor="background1" w:sz="18" w:space="0"/>
           <w:insideH w:val="nil"/>
           <w:insideV w:val="nil"/>
         </w:tcBorders>
@@ -20724,7 +20724,7 @@
       <w:tcPr>
         <w:tcBorders>
           <w:top w:val="nil"/>
-          <w:left w:val="single" w:sz="18" w:space="0" w:color="FFFFFF" w:themeColor="background1"/>
+          <w:left w:val="single" w:color="FFFFFF" w:themeColor="background1" w:sz="18" w:space="0"/>
           <w:bottom w:val="nil"/>
           <w:right w:val="nil"/>
           <w:insideH w:val="nil"/>
@@ -20778,12 +20778,12 @@
       <w:tblStyleColBandSize w:val="1"/>
       <w:tblInd w:w="0" w:type="dxa"/>
       <w:tblBorders>
-        <w:top w:val="single" w:sz="24" w:space="0" w:color="C0504D" w:themeColor="accent2"/>
-        <w:left w:val="single" w:sz="4" w:space="0" w:color="000000" w:themeColor="text1"/>
-        <w:bottom w:val="single" w:sz="4" w:space="0" w:color="000000" w:themeColor="text1"/>
-        <w:right w:val="single" w:sz="4" w:space="0" w:color="000000" w:themeColor="text1"/>
-        <w:insideH w:val="single" w:sz="4" w:space="0" w:color="FFFFFF" w:themeColor="background1"/>
-        <w:insideV w:val="single" w:sz="4" w:space="0" w:color="FFFFFF" w:themeColor="background1"/>
+        <w:top w:val="single" w:color="C0504D" w:themeColor="accent2" w:sz="24" w:space="0"/>
+        <w:left w:val="single" w:color="000000" w:themeColor="text1" w:sz="4" w:space="0"/>
+        <w:bottom w:val="single" w:color="000000" w:themeColor="text1" w:sz="4" w:space="0"/>
+        <w:right w:val="single" w:color="000000" w:themeColor="text1" w:sz="4" w:space="0"/>
+        <w:insideH w:val="single" w:color="FFFFFF" w:themeColor="background1" w:sz="4" w:space="0"/>
+        <w:insideV w:val="single" w:color="FFFFFF" w:themeColor="background1" w:sz="4" w:space="0"/>
       </w:tblBorders>
       <w:tblCellMar>
         <w:top w:w="0" w:type="dxa"/>
@@ -20805,7 +20805,7 @@
         <w:tcBorders>
           <w:top w:val="nil"/>
           <w:left w:val="nil"/>
-          <w:bottom w:val="single" w:sz="24" w:space="0" w:color="C0504D" w:themeColor="accent2"/>
+          <w:bottom w:val="single" w:color="C0504D" w:themeColor="accent2" w:sz="24" w:space="0"/>
           <w:right w:val="nil"/>
           <w:insideH w:val="nil"/>
           <w:insideV w:val="nil"/>
@@ -20822,7 +20822,7 @@
       <w:tblPr/>
       <w:tcPr>
         <w:tcBorders>
-          <w:top w:val="single" w:sz="6" w:space="0" w:color="FFFFFF" w:themeColor="background1"/>
+          <w:top w:val="single" w:color="FFFFFF" w:themeColor="background1" w:sz="6" w:space="0"/>
         </w:tcBorders>
         <w:shd w:val="clear" w:color="auto" w:fill="000000" w:themeFill="text1" w:themeFillShade="99"/>
       </w:tcPr>
@@ -20838,7 +20838,7 @@
           <w:left w:val="nil"/>
           <w:bottom w:val="nil"/>
           <w:right w:val="nil"/>
-          <w:insideH w:val="single" w:sz="4" w:space="0" w:color="000000" w:themeColor="text1" w:themeShade="99"/>
+          <w:insideH w:val="single" w:color="000000" w:themeColor="text1" w:themeShade="99" w:sz="4" w:space="0"/>
           <w:insideV w:val="nil"/>
         </w:tcBorders>
         <w:shd w:val="clear" w:color="auto" w:fill="000000" w:themeFill="text1" w:themeFillShade="99"/>
@@ -20900,12 +20900,12 @@
       <w:tblStyleColBandSize w:val="1"/>
       <w:tblInd w:w="0" w:type="dxa"/>
       <w:tblBorders>
-        <w:top w:val="single" w:sz="24" w:space="0" w:color="C0504D" w:themeColor="accent2"/>
-        <w:left w:val="single" w:sz="4" w:space="0" w:color="4F81BD" w:themeColor="accent1"/>
-        <w:bottom w:val="single" w:sz="4" w:space="0" w:color="4F81BD" w:themeColor="accent1"/>
-        <w:right w:val="single" w:sz="4" w:space="0" w:color="4F81BD" w:themeColor="accent1"/>
-        <w:insideH w:val="single" w:sz="4" w:space="0" w:color="FFFFFF" w:themeColor="background1"/>
-        <w:insideV w:val="single" w:sz="4" w:space="0" w:color="FFFFFF" w:themeColor="background1"/>
+        <w:top w:val="single" w:color="C0504D" w:themeColor="accent2" w:sz="24" w:space="0"/>
+        <w:left w:val="single" w:color="4F81BD" w:themeColor="accent1" w:sz="4" w:space="0"/>
+        <w:bottom w:val="single" w:color="4F81BD" w:themeColor="accent1" w:sz="4" w:space="0"/>
+        <w:right w:val="single" w:color="4F81BD" w:themeColor="accent1" w:sz="4" w:space="0"/>
+        <w:insideH w:val="single" w:color="FFFFFF" w:themeColor="background1" w:sz="4" w:space="0"/>
+        <w:insideV w:val="single" w:color="FFFFFF" w:themeColor="background1" w:sz="4" w:space="0"/>
       </w:tblBorders>
       <w:tblCellMar>
         <w:top w:w="0" w:type="dxa"/>
@@ -20927,7 +20927,7 @@
         <w:tcBorders>
           <w:top w:val="nil"/>
           <w:left w:val="nil"/>
-          <w:bottom w:val="single" w:sz="24" w:space="0" w:color="C0504D" w:themeColor="accent2"/>
+          <w:bottom w:val="single" w:color="C0504D" w:themeColor="accent2" w:sz="24" w:space="0"/>
           <w:right w:val="nil"/>
           <w:insideH w:val="nil"/>
           <w:insideV w:val="nil"/>
@@ -20944,7 +20944,7 @@
       <w:tblPr/>
       <w:tcPr>
         <w:tcBorders>
-          <w:top w:val="single" w:sz="6" w:space="0" w:color="FFFFFF" w:themeColor="background1"/>
+          <w:top w:val="single" w:color="FFFFFF" w:themeColor="background1" w:sz="6" w:space="0"/>
         </w:tcBorders>
         <w:shd w:val="clear" w:color="auto" w:fill="2C4C74" w:themeFill="accent1" w:themeFillShade="99"/>
       </w:tcPr>
@@ -20960,7 +20960,7 @@
           <w:left w:val="nil"/>
           <w:bottom w:val="nil"/>
           <w:right w:val="nil"/>
-          <w:insideH w:val="single" w:sz="4" w:space="0" w:color="2C4C74" w:themeColor="accent1" w:themeShade="99"/>
+          <w:insideH w:val="single" w:color="2C4C74" w:themeColor="accent1" w:themeShade="99" w:sz="4" w:space="0"/>
           <w:insideV w:val="nil"/>
         </w:tcBorders>
         <w:shd w:val="clear" w:color="auto" w:fill="2C4C74" w:themeFill="accent1" w:themeFillShade="99"/>
@@ -21022,12 +21022,12 @@
       <w:tblStyleColBandSize w:val="1"/>
       <w:tblInd w:w="0" w:type="dxa"/>
       <w:tblBorders>
-        <w:top w:val="single" w:sz="24" w:space="0" w:color="C0504D" w:themeColor="accent2"/>
-        <w:left w:val="single" w:sz="4" w:space="0" w:color="C0504D" w:themeColor="accent2"/>
-        <w:bottom w:val="single" w:sz="4" w:space="0" w:color="C0504D" w:themeColor="accent2"/>
-        <w:right w:val="single" w:sz="4" w:space="0" w:color="C0504D" w:themeColor="accent2"/>
-        <w:insideH w:val="single" w:sz="4" w:space="0" w:color="FFFFFF" w:themeColor="background1"/>
-        <w:insideV w:val="single" w:sz="4" w:space="0" w:color="FFFFFF" w:themeColor="background1"/>
+        <w:top w:val="single" w:color="C0504D" w:themeColor="accent2" w:sz="24" w:space="0"/>
+        <w:left w:val="single" w:color="C0504D" w:themeColor="accent2" w:sz="4" w:space="0"/>
+        <w:bottom w:val="single" w:color="C0504D" w:themeColor="accent2" w:sz="4" w:space="0"/>
+        <w:right w:val="single" w:color="C0504D" w:themeColor="accent2" w:sz="4" w:space="0"/>
+        <w:insideH w:val="single" w:color="FFFFFF" w:themeColor="background1" w:sz="4" w:space="0"/>
+        <w:insideV w:val="single" w:color="FFFFFF" w:themeColor="background1" w:sz="4" w:space="0"/>
       </w:tblBorders>
       <w:tblCellMar>
         <w:top w:w="0" w:type="dxa"/>
@@ -21049,7 +21049,7 @@
         <w:tcBorders>
           <w:top w:val="nil"/>
           <w:left w:val="nil"/>
-          <w:bottom w:val="single" w:sz="24" w:space="0" w:color="C0504D" w:themeColor="accent2"/>
+          <w:bottom w:val="single" w:color="C0504D" w:themeColor="accent2" w:sz="24" w:space="0"/>
           <w:right w:val="nil"/>
           <w:insideH w:val="nil"/>
           <w:insideV w:val="nil"/>
@@ -21066,7 +21066,7 @@
       <w:tblPr/>
       <w:tcPr>
         <w:tcBorders>
-          <w:top w:val="single" w:sz="6" w:space="0" w:color="FFFFFF" w:themeColor="background1"/>
+          <w:top w:val="single" w:color="FFFFFF" w:themeColor="background1" w:sz="6" w:space="0"/>
         </w:tcBorders>
         <w:shd w:val="clear" w:color="auto" w:fill="772C2A" w:themeFill="accent2" w:themeFillShade="99"/>
       </w:tcPr>
@@ -21082,7 +21082,7 @@
           <w:left w:val="nil"/>
           <w:bottom w:val="nil"/>
           <w:right w:val="nil"/>
-          <w:insideH w:val="single" w:sz="4" w:space="0" w:color="772C2A" w:themeColor="accent2" w:themeShade="99"/>
+          <w:insideH w:val="single" w:color="772C2A" w:themeColor="accent2" w:themeShade="99" w:sz="4" w:space="0"/>
           <w:insideV w:val="nil"/>
         </w:tcBorders>
         <w:shd w:val="clear" w:color="auto" w:fill="772C2A" w:themeFill="accent2" w:themeFillShade="99"/>
@@ -21144,12 +21144,12 @@
       <w:tblStyleColBandSize w:val="1"/>
       <w:tblInd w:w="0" w:type="dxa"/>
       <w:tblBorders>
-        <w:top w:val="single" w:sz="24" w:space="0" w:color="8064A2" w:themeColor="accent4"/>
-        <w:left w:val="single" w:sz="4" w:space="0" w:color="9BBB59" w:themeColor="accent3"/>
-        <w:bottom w:val="single" w:sz="4" w:space="0" w:color="9BBB59" w:themeColor="accent3"/>
-        <w:right w:val="single" w:sz="4" w:space="0" w:color="9BBB59" w:themeColor="accent3"/>
-        <w:insideH w:val="single" w:sz="4" w:space="0" w:color="FFFFFF" w:themeColor="background1"/>
-        <w:insideV w:val="single" w:sz="4" w:space="0" w:color="FFFFFF" w:themeColor="background1"/>
+        <w:top w:val="single" w:color="8064A2" w:themeColor="accent4" w:sz="24" w:space="0"/>
+        <w:left w:val="single" w:color="9BBB59" w:themeColor="accent3" w:sz="4" w:space="0"/>
+        <w:bottom w:val="single" w:color="9BBB59" w:themeColor="accent3" w:sz="4" w:space="0"/>
+        <w:right w:val="single" w:color="9BBB59" w:themeColor="accent3" w:sz="4" w:space="0"/>
+        <w:insideH w:val="single" w:color="FFFFFF" w:themeColor="background1" w:sz="4" w:space="0"/>
+        <w:insideV w:val="single" w:color="FFFFFF" w:themeColor="background1" w:sz="4" w:space="0"/>
       </w:tblBorders>
       <w:tblCellMar>
         <w:top w:w="0" w:type="dxa"/>
@@ -21171,7 +21171,7 @@
         <w:tcBorders>
           <w:top w:val="nil"/>
           <w:left w:val="nil"/>
-          <w:bottom w:val="single" w:sz="24" w:space="0" w:color="8064A2" w:themeColor="accent4"/>
+          <w:bottom w:val="single" w:color="8064A2" w:themeColor="accent4" w:sz="24" w:space="0"/>
           <w:right w:val="nil"/>
           <w:insideH w:val="nil"/>
           <w:insideV w:val="nil"/>
@@ -21188,7 +21188,7 @@
       <w:tblPr/>
       <w:tcPr>
         <w:tcBorders>
-          <w:top w:val="single" w:sz="6" w:space="0" w:color="FFFFFF" w:themeColor="background1"/>
+          <w:top w:val="single" w:color="FFFFFF" w:themeColor="background1" w:sz="6" w:space="0"/>
         </w:tcBorders>
         <w:shd w:val="clear" w:color="auto" w:fill="5E7530" w:themeFill="accent3" w:themeFillShade="99"/>
       </w:tcPr>
@@ -21204,7 +21204,7 @@
           <w:left w:val="nil"/>
           <w:bottom w:val="nil"/>
           <w:right w:val="nil"/>
-          <w:insideH w:val="single" w:sz="4" w:space="0" w:color="5E7530" w:themeColor="accent3" w:themeShade="99"/>
+          <w:insideH w:val="single" w:color="5E7530" w:themeColor="accent3" w:themeShade="99" w:sz="4" w:space="0"/>
           <w:insideV w:val="nil"/>
         </w:tcBorders>
         <w:shd w:val="clear" w:color="auto" w:fill="5E7530" w:themeFill="accent3" w:themeFillShade="99"/>
@@ -21256,12 +21256,12 @@
       <w:tblStyleColBandSize w:val="1"/>
       <w:tblInd w:w="0" w:type="dxa"/>
       <w:tblBorders>
-        <w:top w:val="single" w:sz="24" w:space="0" w:color="9BBB59" w:themeColor="accent3"/>
-        <w:left w:val="single" w:sz="4" w:space="0" w:color="8064A2" w:themeColor="accent4"/>
-        <w:bottom w:val="single" w:sz="4" w:space="0" w:color="8064A2" w:themeColor="accent4"/>
-        <w:right w:val="single" w:sz="4" w:space="0" w:color="8064A2" w:themeColor="accent4"/>
-        <w:insideH w:val="single" w:sz="4" w:space="0" w:color="FFFFFF" w:themeColor="background1"/>
-        <w:insideV w:val="single" w:sz="4" w:space="0" w:color="FFFFFF" w:themeColor="background1"/>
+        <w:top w:val="single" w:color="9BBB59" w:themeColor="accent3" w:sz="24" w:space="0"/>
+        <w:left w:val="single" w:color="8064A2" w:themeColor="accent4" w:sz="4" w:space="0"/>
+        <w:bottom w:val="single" w:color="8064A2" w:themeColor="accent4" w:sz="4" w:space="0"/>
+        <w:right w:val="single" w:color="8064A2" w:themeColor="accent4" w:sz="4" w:space="0"/>
+        <w:insideH w:val="single" w:color="FFFFFF" w:themeColor="background1" w:sz="4" w:space="0"/>
+        <w:insideV w:val="single" w:color="FFFFFF" w:themeColor="background1" w:sz="4" w:space="0"/>
       </w:tblBorders>
       <w:tblCellMar>
         <w:top w:w="0" w:type="dxa"/>
@@ -21283,7 +21283,7 @@
         <w:tcBorders>
           <w:top w:val="nil"/>
           <w:left w:val="nil"/>
-          <w:bottom w:val="single" w:sz="24" w:space="0" w:color="9BBB59" w:themeColor="accent3"/>
+          <w:bottom w:val="single" w:color="9BBB59" w:themeColor="accent3" w:sz="24" w:space="0"/>
           <w:right w:val="nil"/>
           <w:insideH w:val="nil"/>
           <w:insideV w:val="nil"/>
@@ -21300,7 +21300,7 @@
       <w:tblPr/>
       <w:tcPr>
         <w:tcBorders>
-          <w:top w:val="single" w:sz="6" w:space="0" w:color="FFFFFF" w:themeColor="background1"/>
+          <w:top w:val="single" w:color="FFFFFF" w:themeColor="background1" w:sz="6" w:space="0"/>
         </w:tcBorders>
         <w:shd w:val="clear" w:color="auto" w:fill="4C3B62" w:themeFill="accent4" w:themeFillShade="99"/>
       </w:tcPr>
@@ -21316,7 +21316,7 @@
           <w:left w:val="nil"/>
           <w:bottom w:val="nil"/>
           <w:right w:val="nil"/>
-          <w:insideH w:val="single" w:sz="4" w:space="0" w:color="4C3B62" w:themeColor="accent4" w:themeShade="99"/>
+          <w:insideH w:val="single" w:color="4C3B62" w:themeColor="accent4" w:themeShade="99" w:sz="4" w:space="0"/>
           <w:insideV w:val="nil"/>
         </w:tcBorders>
         <w:shd w:val="clear" w:color="auto" w:fill="4C3B62" w:themeFill="accent4" w:themeFillShade="99"/>
@@ -21378,12 +21378,12 @@
       <w:tblStyleColBandSize w:val="1"/>
       <w:tblInd w:w="0" w:type="dxa"/>
       <w:tblBorders>
-        <w:top w:val="single" w:sz="24" w:space="0" w:color="F79646" w:themeColor="accent6"/>
-        <w:left w:val="single" w:sz="4" w:space="0" w:color="4BACC6" w:themeColor="accent5"/>
-        <w:bottom w:val="single" w:sz="4" w:space="0" w:color="4BACC6" w:themeColor="accent5"/>
-        <w:right w:val="single" w:sz="4" w:space="0" w:color="4BACC6" w:themeColor="accent5"/>
-        <w:insideH w:val="single" w:sz="4" w:space="0" w:color="FFFFFF" w:themeColor="background1"/>
-        <w:insideV w:val="single" w:sz="4" w:space="0" w:color="FFFFFF" w:themeColor="background1"/>
+        <w:top w:val="single" w:color="F79646" w:themeColor="accent6" w:sz="24" w:space="0"/>
+        <w:left w:val="single" w:color="4BACC6" w:themeColor="accent5" w:sz="4" w:space="0"/>
+        <w:bottom w:val="single" w:color="4BACC6" w:themeColor="accent5" w:sz="4" w:space="0"/>
+        <w:right w:val="single" w:color="4BACC6" w:themeColor="accent5" w:sz="4" w:space="0"/>
+        <w:insideH w:val="single" w:color="FFFFFF" w:themeColor="background1" w:sz="4" w:space="0"/>
+        <w:insideV w:val="single" w:color="FFFFFF" w:themeColor="background1" w:sz="4" w:space="0"/>
       </w:tblBorders>
       <w:tblCellMar>
         <w:top w:w="0" w:type="dxa"/>
@@ -21405,7 +21405,7 @@
         <w:tcBorders>
           <w:top w:val="nil"/>
           <w:left w:val="nil"/>
-          <w:bottom w:val="single" w:sz="24" w:space="0" w:color="F79646" w:themeColor="accent6"/>
+          <w:bottom w:val="single" w:color="F79646" w:themeColor="accent6" w:sz="24" w:space="0"/>
           <w:right w:val="nil"/>
           <w:insideH w:val="nil"/>
           <w:insideV w:val="nil"/>
@@ -21422,7 +21422,7 @@
       <w:tblPr/>
       <w:tcPr>
         <w:tcBorders>
-          <w:top w:val="single" w:sz="6" w:space="0" w:color="FFFFFF" w:themeColor="background1"/>
+          <w:top w:val="single" w:color="FFFFFF" w:themeColor="background1" w:sz="6" w:space="0"/>
         </w:tcBorders>
         <w:shd w:val="clear" w:color="auto" w:fill="276A7C" w:themeFill="accent5" w:themeFillShade="99"/>
       </w:tcPr>
@@ -21438,7 +21438,7 @@
           <w:left w:val="nil"/>
           <w:bottom w:val="nil"/>
           <w:right w:val="nil"/>
-          <w:insideH w:val="single" w:sz="4" w:space="0" w:color="276A7C" w:themeColor="accent5" w:themeShade="99"/>
+          <w:insideH w:val="single" w:color="276A7C" w:themeColor="accent5" w:themeShade="99" w:sz="4" w:space="0"/>
           <w:insideV w:val="nil"/>
         </w:tcBorders>
         <w:shd w:val="clear" w:color="auto" w:fill="276A7C" w:themeFill="accent5" w:themeFillShade="99"/>
@@ -21500,12 +21500,12 @@
       <w:tblStyleColBandSize w:val="1"/>
       <w:tblInd w:w="0" w:type="dxa"/>
       <w:tblBorders>
-        <w:top w:val="single" w:sz="24" w:space="0" w:color="4BACC6" w:themeColor="accent5"/>
-        <w:left w:val="single" w:sz="4" w:space="0" w:color="F79646" w:themeColor="accent6"/>
-        <w:bottom w:val="single" w:sz="4" w:space="0" w:color="F79646" w:themeColor="accent6"/>
-        <w:right w:val="single" w:sz="4" w:space="0" w:color="F79646" w:themeColor="accent6"/>
-        <w:insideH w:val="single" w:sz="4" w:space="0" w:color="FFFFFF" w:themeColor="background1"/>
-        <w:insideV w:val="single" w:sz="4" w:space="0" w:color="FFFFFF" w:themeColor="background1"/>
+        <w:top w:val="single" w:color="4BACC6" w:themeColor="accent5" w:sz="24" w:space="0"/>
+        <w:left w:val="single" w:color="F79646" w:themeColor="accent6" w:sz="4" w:space="0"/>
+        <w:bottom w:val="single" w:color="F79646" w:themeColor="accent6" w:sz="4" w:space="0"/>
+        <w:right w:val="single" w:color="F79646" w:themeColor="accent6" w:sz="4" w:space="0"/>
+        <w:insideH w:val="single" w:color="FFFFFF" w:themeColor="background1" w:sz="4" w:space="0"/>
+        <w:insideV w:val="single" w:color="FFFFFF" w:themeColor="background1" w:sz="4" w:space="0"/>
       </w:tblBorders>
       <w:tblCellMar>
         <w:top w:w="0" w:type="dxa"/>
@@ -21527,7 +21527,7 @@
         <w:tcBorders>
           <w:top w:val="nil"/>
           <w:left w:val="nil"/>
-          <w:bottom w:val="single" w:sz="24" w:space="0" w:color="4BACC6" w:themeColor="accent5"/>
+          <w:bottom w:val="single" w:color="4BACC6" w:themeColor="accent5" w:sz="24" w:space="0"/>
           <w:right w:val="nil"/>
           <w:insideH w:val="nil"/>
           <w:insideV w:val="nil"/>
@@ -21544,7 +21544,7 @@
       <w:tblPr/>
       <w:tcPr>
         <w:tcBorders>
-          <w:top w:val="single" w:sz="6" w:space="0" w:color="FFFFFF" w:themeColor="background1"/>
+          <w:top w:val="single" w:color="FFFFFF" w:themeColor="background1" w:sz="6" w:space="0"/>
         </w:tcBorders>
         <w:shd w:val="clear" w:color="auto" w:fill="B65608" w:themeFill="accent6" w:themeFillShade="99"/>
       </w:tcPr>
@@ -21560,7 +21560,7 @@
           <w:left w:val="nil"/>
           <w:bottom w:val="nil"/>
           <w:right w:val="nil"/>
-          <w:insideH w:val="single" w:sz="4" w:space="0" w:color="B65608" w:themeColor="accent6" w:themeShade="99"/>
+          <w:insideH w:val="single" w:color="B65608" w:themeColor="accent6" w:themeShade="99" w:sz="4" w:space="0"/>
           <w:insideV w:val="nil"/>
         </w:tcBorders>
         <w:shd w:val="clear" w:color="auto" w:fill="B65608" w:themeFill="accent6" w:themeFillShade="99"/>
@@ -21640,7 +21640,7 @@
       <w:tblPr/>
       <w:tcPr>
         <w:tcBorders>
-          <w:bottom w:val="single" w:sz="12" w:space="0" w:color="FFFFFF" w:themeColor="background1"/>
+          <w:bottom w:val="single" w:color="FFFFFF" w:themeColor="background1" w:sz="12" w:space="0"/>
         </w:tcBorders>
         <w:shd w:val="clear" w:color="auto" w:fill="9E3A38" w:themeFill="accent2" w:themeFillShade="CC"/>
       </w:tcPr>
@@ -21654,7 +21654,7 @@
       <w:tblPr/>
       <w:tcPr>
         <w:tcBorders>
-          <w:top w:val="single" w:sz="12" w:space="0" w:color="000000" w:themeColor="text1"/>
+          <w:top w:val="single" w:color="000000" w:themeColor="text1" w:sz="12" w:space="0"/>
         </w:tcBorders>
         <w:shd w:val="clear" w:color="auto" w:fill="FFFFFF" w:themeFill="background1"/>
       </w:tcPr>
@@ -21726,7 +21726,7 @@
       <w:tblPr/>
       <w:tcPr>
         <w:tcBorders>
-          <w:bottom w:val="single" w:sz="12" w:space="0" w:color="FFFFFF" w:themeColor="background1"/>
+          <w:bottom w:val="single" w:color="FFFFFF" w:themeColor="background1" w:sz="12" w:space="0"/>
         </w:tcBorders>
         <w:shd w:val="clear" w:color="auto" w:fill="9E3A38" w:themeFill="accent2" w:themeFillShade="CC"/>
       </w:tcPr>
@@ -21740,7 +21740,7 @@
       <w:tblPr/>
       <w:tcPr>
         <w:tcBorders>
-          <w:top w:val="single" w:sz="12" w:space="0" w:color="000000" w:themeColor="text1"/>
+          <w:top w:val="single" w:color="000000" w:themeColor="text1" w:sz="12" w:space="0"/>
         </w:tcBorders>
         <w:shd w:val="clear" w:color="auto" w:fill="FFFFFF" w:themeFill="background1"/>
       </w:tcPr>
@@ -21812,7 +21812,7 @@
       <w:tblPr/>
       <w:tcPr>
         <w:tcBorders>
-          <w:bottom w:val="single" w:sz="12" w:space="0" w:color="FFFFFF" w:themeColor="background1"/>
+          <w:bottom w:val="single" w:color="FFFFFF" w:themeColor="background1" w:sz="12" w:space="0"/>
         </w:tcBorders>
         <w:shd w:val="clear" w:color="auto" w:fill="9E3A38" w:themeFill="accent2" w:themeFillShade="CC"/>
       </w:tcPr>
@@ -21826,7 +21826,7 @@
       <w:tblPr/>
       <w:tcPr>
         <w:tcBorders>
-          <w:top w:val="single" w:sz="12" w:space="0" w:color="000000" w:themeColor="text1"/>
+          <w:top w:val="single" w:color="000000" w:themeColor="text1" w:sz="12" w:space="0"/>
         </w:tcBorders>
         <w:shd w:val="clear" w:color="auto" w:fill="FFFFFF" w:themeFill="background1"/>
       </w:tcPr>
@@ -21898,7 +21898,7 @@
       <w:tblPr/>
       <w:tcPr>
         <w:tcBorders>
-          <w:bottom w:val="single" w:sz="12" w:space="0" w:color="FFFFFF" w:themeColor="background1"/>
+          <w:bottom w:val="single" w:color="FFFFFF" w:themeColor="background1" w:sz="12" w:space="0"/>
         </w:tcBorders>
         <w:shd w:val="clear" w:color="auto" w:fill="664E82" w:themeFill="accent4" w:themeFillShade="CC"/>
       </w:tcPr>
@@ -21912,7 +21912,7 @@
       <w:tblPr/>
       <w:tcPr>
         <w:tcBorders>
-          <w:top w:val="single" w:sz="12" w:space="0" w:color="000000" w:themeColor="text1"/>
+          <w:top w:val="single" w:color="000000" w:themeColor="text1" w:sz="12" w:space="0"/>
         </w:tcBorders>
         <w:shd w:val="clear" w:color="auto" w:fill="FFFFFF" w:themeFill="background1"/>
       </w:tcPr>
@@ -21984,7 +21984,7 @@
       <w:tblPr/>
       <w:tcPr>
         <w:tcBorders>
-          <w:bottom w:val="single" w:sz="12" w:space="0" w:color="FFFFFF" w:themeColor="background1"/>
+          <w:bottom w:val="single" w:color="FFFFFF" w:themeColor="background1" w:sz="12" w:space="0"/>
         </w:tcBorders>
         <w:shd w:val="clear" w:color="auto" w:fill="7E9C40" w:themeFill="accent3" w:themeFillShade="CC"/>
       </w:tcPr>
@@ -21998,7 +21998,7 @@
       <w:tblPr/>
       <w:tcPr>
         <w:tcBorders>
-          <w:top w:val="single" w:sz="12" w:space="0" w:color="000000" w:themeColor="text1"/>
+          <w:top w:val="single" w:color="000000" w:themeColor="text1" w:sz="12" w:space="0"/>
         </w:tcBorders>
         <w:shd w:val="clear" w:color="auto" w:fill="FFFFFF" w:themeFill="background1"/>
       </w:tcPr>
@@ -22070,7 +22070,7 @@
       <w:tblPr/>
       <w:tcPr>
         <w:tcBorders>
-          <w:bottom w:val="single" w:sz="12" w:space="0" w:color="FFFFFF" w:themeColor="background1"/>
+          <w:bottom w:val="single" w:color="FFFFFF" w:themeColor="background1" w:sz="12" w:space="0"/>
         </w:tcBorders>
         <w:shd w:val="clear" w:color="auto" w:fill="F2730A" w:themeFill="accent6" w:themeFillShade="CC"/>
       </w:tcPr>
@@ -22084,7 +22084,7 @@
       <w:tblPr/>
       <w:tcPr>
         <w:tcBorders>
-          <w:top w:val="single" w:sz="12" w:space="0" w:color="000000" w:themeColor="text1"/>
+          <w:top w:val="single" w:color="000000" w:themeColor="text1" w:sz="12" w:space="0"/>
         </w:tcBorders>
         <w:shd w:val="clear" w:color="auto" w:fill="FFFFFF" w:themeFill="background1"/>
       </w:tcPr>
@@ -22156,7 +22156,7 @@
       <w:tblPr/>
       <w:tcPr>
         <w:tcBorders>
-          <w:bottom w:val="single" w:sz="12" w:space="0" w:color="FFFFFF" w:themeColor="background1"/>
+          <w:bottom w:val="single" w:color="FFFFFF" w:themeColor="background1" w:sz="12" w:space="0"/>
         </w:tcBorders>
         <w:shd w:val="clear" w:color="auto" w:fill="348DA5" w:themeFill="accent5" w:themeFillShade="CC"/>
       </w:tcPr>
@@ -22170,7 +22170,7 @@
       <w:tblPr/>
       <w:tcPr>
         <w:tcBorders>
-          <w:top w:val="single" w:sz="12" w:space="0" w:color="000000" w:themeColor="text1"/>
+          <w:top w:val="single" w:color="000000" w:themeColor="text1" w:sz="12" w:space="0"/>
         </w:tcBorders>
         <w:shd w:val="clear" w:color="auto" w:fill="FFFFFF" w:themeFill="background1"/>
       </w:tcPr>
@@ -22224,7 +22224,7 @@
       <w:tblStyleColBandSize w:val="1"/>
       <w:tblInd w:w="0" w:type="dxa"/>
       <w:tblBorders>
-        <w:insideH w:val="single" w:sz="4" w:space="0" w:color="FFFFFF" w:themeColor="background1"/>
+        <w:insideH w:val="single" w:color="FFFFFF" w:themeColor="background1" w:sz="4" w:space="0"/>
       </w:tblBorders>
       <w:tblCellMar>
         <w:top w:w="0" w:type="dxa"/>
@@ -22304,7 +22304,7 @@
       <w:tblStyleColBandSize w:val="1"/>
       <w:tblInd w:w="0" w:type="dxa"/>
       <w:tblBorders>
-        <w:insideH w:val="single" w:sz="4" w:space="0" w:color="FFFFFF" w:themeColor="background1"/>
+        <w:insideH w:val="single" w:color="FFFFFF" w:themeColor="background1" w:sz="4" w:space="0"/>
       </w:tblBorders>
       <w:tblCellMar>
         <w:top w:w="0" w:type="dxa"/>
@@ -22384,7 +22384,7 @@
       <w:tblStyleColBandSize w:val="1"/>
       <w:tblInd w:w="0" w:type="dxa"/>
       <w:tblBorders>
-        <w:insideH w:val="single" w:sz="4" w:space="0" w:color="FFFFFF" w:themeColor="background1"/>
+        <w:insideH w:val="single" w:color="FFFFFF" w:themeColor="background1" w:sz="4" w:space="0"/>
       </w:tblBorders>
       <w:tblCellMar>
         <w:top w:w="0" w:type="dxa"/>
@@ -22464,7 +22464,7 @@
       <w:tblStyleColBandSize w:val="1"/>
       <w:tblInd w:w="0" w:type="dxa"/>
       <w:tblBorders>
-        <w:insideH w:val="single" w:sz="4" w:space="0" w:color="FFFFFF" w:themeColor="background1"/>
+        <w:insideH w:val="single" w:color="FFFFFF" w:themeColor="background1" w:sz="4" w:space="0"/>
       </w:tblBorders>
       <w:tblCellMar>
         <w:top w:w="0" w:type="dxa"/>
@@ -22544,7 +22544,7 @@
       <w:tblStyleColBandSize w:val="1"/>
       <w:tblInd w:w="0" w:type="dxa"/>
       <w:tblBorders>
-        <w:insideH w:val="single" w:sz="4" w:space="0" w:color="FFFFFF" w:themeColor="background1"/>
+        <w:insideH w:val="single" w:color="FFFFFF" w:themeColor="background1" w:sz="4" w:space="0"/>
       </w:tblBorders>
       <w:tblCellMar>
         <w:top w:w="0" w:type="dxa"/>
@@ -22624,7 +22624,7 @@
       <w:tblStyleColBandSize w:val="1"/>
       <w:tblInd w:w="0" w:type="dxa"/>
       <w:tblBorders>
-        <w:insideH w:val="single" w:sz="4" w:space="0" w:color="FFFFFF" w:themeColor="background1"/>
+        <w:insideH w:val="single" w:color="FFFFFF" w:themeColor="background1" w:sz="4" w:space="0"/>
       </w:tblBorders>
       <w:tblCellMar>
         <w:top w:w="0" w:type="dxa"/>
@@ -22704,7 +22704,7 @@
       <w:tblStyleColBandSize w:val="1"/>
       <w:tblInd w:w="0" w:type="dxa"/>
       <w:tblBorders>
-        <w:insideH w:val="single" w:sz="4" w:space="0" w:color="FFFFFF" w:themeColor="background1"/>
+        <w:insideH w:val="single" w:color="FFFFFF" w:themeColor="background1" w:sz="4" w:space="0"/>
       </w:tblBorders>
       <w:tblCellMar>
         <w:top w:w="0" w:type="dxa"/>

--- a/BGIL_DBT/validation/DM-H/DM-H2_MAXIMUS.docx
+++ b/BGIL_DBT/validation/DM-H/DM-H2_MAXIMUS.docx
@@ -1,6 +1,6 @@
 
 <file path=word/document.xml><?xml version="1.0" encoding="utf-8"?>
-<w:document xmlns:wpc="http://schemas.microsoft.com/office/word/2010/wordprocessingCanvas" xmlns:mc="http://schemas.openxmlformats.org/markup-compatibility/2006" xmlns:o="urn:schemas-microsoft-com:office:office" xmlns:r="http://schemas.openxmlformats.org/officeDocument/2006/relationships" xmlns:m="http://schemas.openxmlformats.org/officeDocument/2006/math" xmlns:v="urn:schemas-microsoft-com:vml" xmlns:wp14="http://schemas.microsoft.com/office/word/2010/wordprocessingDrawing" xmlns:wp="http://schemas.openxmlformats.org/drawingml/2006/wordprocessingDrawing" xmlns:w10="urn:schemas-microsoft-com:office:word" xmlns:w="http://schemas.openxmlformats.org/wordprocessingml/2006/main" xmlns:w14="http://schemas.microsoft.com/office/word/2010/wordml" xmlns:w15="http://schemas.microsoft.com/office/word/2012/wordml" xmlns:wpg="http://schemas.microsoft.com/office/word/2010/wordprocessingGroup" xmlns:wpi="http://schemas.microsoft.com/office/word/2010/wordprocessingInk" xmlns:wne="http://schemas.microsoft.com/office/word/2006/wordml" xmlns:wps="http://schemas.microsoft.com/office/word/2010/wordprocessingShape">
+<w:document xmlns:wpc="http://schemas.microsoft.com/office/word/2010/wordprocessingCanvas" xmlns:mc="http://schemas.openxmlformats.org/markup-compatibility/2006" xmlns:o="urn:schemas-microsoft-com:office:office" xmlns:r="http://schemas.openxmlformats.org/officeDocument/2006/relationships" xmlns:m="http://schemas.openxmlformats.org/officeDocument/2006/math" xmlns:v="urn:schemas-microsoft-com:vml" xmlns:wp14="http://schemas.microsoft.com/office/word/2010/wordprocessingDrawing" xmlns:wp="http://schemas.openxmlformats.org/drawingml/2006/wordprocessingDrawing" xmlns:w10="urn:schemas-microsoft-com:office:word" xmlns:w="http://schemas.openxmlformats.org/wordprocessingml/2006/main" xmlns:w14="http://schemas.microsoft.com/office/word/2010/wordml" xmlns:w15="http://schemas.microsoft.com/office/word/2012/wordml" xmlns:wpg="http://schemas.microsoft.com/office/word/2010/wordprocessingGroup" xmlns:wpi="http://schemas.microsoft.com/office/word/2010/wordprocessingInk" xmlns:wne="http://schemas.microsoft.com/office/word/2006/wordml" xmlns:wps="http://schemas.microsoft.com/office/word/2010/wordprocessingShape" xmlns:mo="http://schemas.microsoft.com/office/mac/office/2008/main" xmlns:mv="urn:schemas-microsoft-com:mac:vml" xmlns:a="http://schemas.openxmlformats.org/drawingml/2006/main" xmlns:pic="http://schemas.openxmlformats.org/drawingml/2006/picture" xmlns:a14="http://schemas.microsoft.com/office/drawing/2010/main">
   <w:body>
     <w:p>
       <w:pPr>
@@ -466,1542 +466,2016 @@
         <w:gridCol w:w="1000"/>
         <w:gridCol w:w="1100"/>
       </w:tblGrid>
-      <w:tr>
-        <w:tc>
-          <w:tcPr>
+      <w:tr xmlns:wp14="http://schemas.microsoft.com/office/word/2010/wordml" wp14:textId="77777777">
+        <w:tc>
+          <w:tcPr>
+            <w:cnfStyle w:val="001000000000" w:firstRow="0" w:lastRow="0" w:firstColumn="1" w:lastColumn="0" w:oddVBand="0" w:evenVBand="0" w:oddHBand="0" w:evenHBand="0" w:firstRowFirstColumn="0" w:firstRowLastColumn="0" w:lastRowFirstColumn="0" w:lastRowLastColumn="0"/>
             <w:tcW w:w="500" w:type="dxa"/>
-          </w:tcPr>
-          <w:p>
+            <w:tcMar/>
+          </w:tcPr>
+          <w:p wp14:textId="77777777">
             <w:r>
               <w:rPr>
                 <w:b/>
               </w:rPr>
-              <w:t>#</w:t>
-            </w:r>
-          </w:p>
-        </w:tc>
-        <w:tc>
-          <w:tcPr>
+              <w:t xml:space="preserve">#</w:t>
+            </w:r>
+          </w:p>
+        </w:tc>
+        <w:tc>
+          <w:tcPr>
+            <w:cnfStyle w:val="000000000000" w:firstRow="0" w:lastRow="0" w:firstColumn="0" w:lastColumn="0" w:oddVBand="0" w:evenVBand="0" w:oddHBand="0" w:evenHBand="0" w:firstRowFirstColumn="0" w:firstRowLastColumn="0" w:lastRowFirstColumn="0" w:lastRowLastColumn="0"/>
             <w:tcW w:w="1300" w:type="dxa"/>
-          </w:tcPr>
-          <w:p>
+            <w:tcMar/>
+          </w:tcPr>
+          <w:p wp14:textId="77777777">
             <w:r>
               <w:rPr>
                 <w:b/>
               </w:rPr>
-              <w:t>Project</w:t>
-            </w:r>
-          </w:p>
-        </w:tc>
-        <w:tc>
-          <w:tcPr>
+              <w:t xml:space="preserve">Project</w:t>
+            </w:r>
+          </w:p>
+        </w:tc>
+        <w:tc>
+          <w:tcPr>
+            <w:cnfStyle w:val="000000000000" w:firstRow="0" w:lastRow="0" w:firstColumn="0" w:lastColumn="0" w:oddVBand="0" w:evenVBand="0" w:oddHBand="0" w:evenHBand="0" w:firstRowFirstColumn="0" w:firstRowLastColumn="0" w:lastRowFirstColumn="0" w:lastRowLastColumn="0"/>
             <w:tcW w:w="3540" w:type="dxa"/>
-          </w:tcPr>
-          <w:p>
+            <w:tcMar/>
+          </w:tcPr>
+          <w:p wp14:textId="77777777">
             <w:r>
               <w:rPr>
                 <w:b/>
               </w:rPr>
-              <w:t>Satellite</w:t>
-            </w:r>
-          </w:p>
-        </w:tc>
-        <w:tc>
-          <w:tcPr>
+              <w:t xml:space="preserve">Satellite</w:t>
+            </w:r>
+          </w:p>
+        </w:tc>
+        <w:tc>
+          <w:tcPr>
+            <w:cnfStyle w:val="000000000000" w:firstRow="0" w:lastRow="0" w:firstColumn="0" w:lastColumn="0" w:oddVBand="0" w:evenVBand="0" w:oddHBand="0" w:evenHBand="0" w:firstRowFirstColumn="0" w:firstRowLastColumn="0" w:lastRowFirstColumn="0" w:lastRowLastColumn="0"/>
             <w:tcW w:w="1200" w:type="dxa"/>
-          </w:tcPr>
-          <w:p>
+            <w:tcMar/>
+          </w:tcPr>
+          <w:p wp14:textId="77777777">
             <w:r>
               <w:rPr>
                 <w:b/>
               </w:rPr>
-              <w:t>Status</w:t>
-            </w:r>
-          </w:p>
-        </w:tc>
-        <w:tc>
-          <w:tcPr>
+              <w:t xml:space="preserve">Status</w:t>
+            </w:r>
+          </w:p>
+        </w:tc>
+        <w:tc>
+          <w:tcPr>
+            <w:cnfStyle w:val="000000000000" w:firstRow="0" w:lastRow="0" w:firstColumn="0" w:lastColumn="0" w:oddVBand="0" w:evenVBand="0" w:oddHBand="0" w:evenHBand="0" w:firstRowFirstColumn="0" w:firstRowLastColumn="0" w:lastRowFirstColumn="0" w:lastRowLastColumn="0"/>
             <w:tcW w:w="1000" w:type="dxa"/>
-          </w:tcPr>
-          <w:p>
+            <w:tcMar/>
+          </w:tcPr>
+          <w:p wp14:textId="77777777">
             <w:r>
               <w:rPr>
                 <w:b/>
               </w:rPr>
-              <w:t>Result</w:t>
-            </w:r>
-          </w:p>
-        </w:tc>
-        <w:tc>
-          <w:tcPr>
+              <w:t xml:space="preserve">Result</w:t>
+            </w:r>
+          </w:p>
+        </w:tc>
+        <w:tc>
+          <w:tcPr>
+            <w:cnfStyle w:val="000000000000" w:firstRow="0" w:lastRow="0" w:firstColumn="0" w:lastColumn="0" w:oddVBand="0" w:evenVBand="0" w:oddHBand="0" w:evenHBand="0" w:firstRowFirstColumn="0" w:firstRowLastColumn="0" w:lastRowFirstColumn="0" w:lastRowLastColumn="0"/>
             <w:tcW w:w="1100" w:type="dxa"/>
-          </w:tcPr>
-          <w:p>
+            <w:tcMar/>
+          </w:tcPr>
+          <w:p wp14:textId="77777777">
             <w:r>
               <w:rPr>
                 <w:b/>
               </w:rPr>
-              <w:t>Failing rows</w:t>
-            </w:r>
-          </w:p>
-        </w:tc>
-      </w:tr>
-      <w:tr>
-        <w:tc>
-          <w:tcPr>
+              <w:t xml:space="preserve">Failing rows</w:t>
+            </w:r>
+          </w:p>
+        </w:tc>
+      </w:tr>
+      <w:tr xmlns:wp14="http://schemas.microsoft.com/office/word/2010/wordml" wp14:textId="77777777">
+        <w:tc>
+          <w:tcPr>
+            <w:cnfStyle w:val="001000000000" w:firstRow="0" w:lastRow="0" w:firstColumn="1" w:lastColumn="0" w:oddVBand="0" w:evenVBand="0" w:oddHBand="0" w:evenHBand="0" w:firstRowFirstColumn="0" w:firstRowLastColumn="0" w:lastRowFirstColumn="0" w:lastRowLastColumn="0"/>
             <w:tcW w:w="500" w:type="dxa"/>
-          </w:tcPr>
-          <w:p>
-            <w:r>
-              <w:t>1</w:t>
-            </w:r>
-          </w:p>
-        </w:tc>
-        <w:tc>
-          <w:tcPr>
+            <w:tcMar/>
+          </w:tcPr>
+          <w:p wp14:textId="77777777">
+            <w:r>
+              <w:t xml:space="preserve">1</w:t>
+            </w:r>
+          </w:p>
+        </w:tc>
+        <w:tc>
+          <w:tcPr>
+            <w:cnfStyle w:val="000000000000" w:firstRow="0" w:lastRow="0" w:firstColumn="0" w:lastColumn="0" w:oddVBand="0" w:evenVBand="0" w:oddHBand="0" w:evenHBand="0" w:firstRowFirstColumn="0" w:firstRowLastColumn="0" w:lastRowFirstColumn="0" w:lastRowLastColumn="0"/>
             <w:tcW w:w="1300" w:type="dxa"/>
-          </w:tcPr>
-          <w:p>
-            <w:r>
-              <w:t>MAXIMUS</w:t>
-            </w:r>
-          </w:p>
-        </w:tc>
-        <w:tc>
-          <w:tcPr>
+            <w:tcMar/>
+          </w:tcPr>
+          <w:p wp14:textId="77777777">
+            <w:r>
+              <w:t xml:space="preserve">MAXIMUS</w:t>
+            </w:r>
+          </w:p>
+        </w:tc>
+        <w:tc>
+          <w:tcPr>
+            <w:cnfStyle w:val="000000000000" w:firstRow="0" w:lastRow="0" w:firstColumn="0" w:lastColumn="0" w:oddVBand="0" w:evenVBand="0" w:oddHBand="0" w:evenHBand="0" w:firstRowFirstColumn="0" w:firstRowLastColumn="0" w:lastRowFirstColumn="0" w:lastRowLastColumn="0"/>
             <w:tcW w:w="3540" w:type="dxa"/>
-          </w:tcPr>
-          <w:p>
-            <w:r>
-              <w:t>[M1 | automate_dv.ma_sat] SAT_PARTY_CONTACT_ADDRESS_LINK</w:t>
-            </w:r>
-          </w:p>
-        </w:tc>
-        <w:tc>
-          <w:tcPr>
+            <w:tcMar/>
+          </w:tcPr>
+          <w:p wp14:textId="77777777">
+            <w:r>
+              <w:t xml:space="preserve">[M1 | automate_dv.ma_sat] SAT_PARTY_CONTACT_ADDRESS_LINK</w:t>
+            </w:r>
+          </w:p>
+        </w:tc>
+        <w:tc>
+          <w:tcPr>
+            <w:cnfStyle w:val="000000000000" w:firstRow="0" w:lastRow="0" w:firstColumn="0" w:lastColumn="0" w:oddVBand="0" w:evenVBand="0" w:oddHBand="0" w:evenHBand="0" w:firstRowFirstColumn="0" w:firstRowLastColumn="0" w:lastRowFirstColumn="0" w:lastRowLastColumn="0"/>
             <w:tcW w:w="1200" w:type="dxa"/>
-          </w:tcPr>
-          <w:p>
-            <w:r>
-              <w:t>Implemented</w:t>
-            </w:r>
-          </w:p>
-        </w:tc>
-        <w:tc>
-          <w:tcPr>
+            <w:tcMar/>
+          </w:tcPr>
+          <w:p wp14:textId="77777777">
+            <w:r>
+              <w:t xml:space="preserve">Implemented</w:t>
+            </w:r>
+          </w:p>
+        </w:tc>
+        <w:tc>
+          <w:tcPr>
+            <w:cnfStyle w:val="000000000000" w:firstRow="0" w:lastRow="0" w:firstColumn="0" w:lastColumn="0" w:oddVBand="0" w:evenVBand="0" w:oddHBand="0" w:evenHBand="0" w:firstRowFirstColumn="0" w:firstRowLastColumn="0" w:lastRowFirstColumn="0" w:lastRowLastColumn="0"/>
             <w:tcW w:w="1000" w:type="dxa"/>
-          </w:tcPr>
-          <w:p/>
-        </w:tc>
-        <w:tc>
-          <w:tcPr>
+            <w:tcMar/>
+          </w:tcPr>
+          <w:p wp14:textId="3D9E87D6">
+            <w:r>
+              <w:rPr/>
+              <w:t>pass</w:t>
+            </w:r>
+          </w:p>
+        </w:tc>
+        <w:tc>
+          <w:tcPr>
+            <w:cnfStyle w:val="000000000000" w:firstRow="0" w:lastRow="0" w:firstColumn="0" w:lastColumn="0" w:oddVBand="0" w:evenVBand="0" w:oddHBand="0" w:evenHBand="0" w:firstRowFirstColumn="0" w:firstRowLastColumn="0" w:lastRowFirstColumn="0" w:lastRowLastColumn="0"/>
             <w:tcW w:w="1100" w:type="dxa"/>
-          </w:tcPr>
-          <w:p/>
-        </w:tc>
-      </w:tr>
-      <w:tr>
-        <w:tc>
-          <w:tcPr>
+            <w:tcMar/>
+          </w:tcPr>
+          <w:p wp14:textId="77777777">
+            <w:r/>
+          </w:p>
+        </w:tc>
+      </w:tr>
+      <w:tr xmlns:wp14="http://schemas.microsoft.com/office/word/2010/wordml" wp14:textId="77777777">
+        <w:tc>
+          <w:tcPr>
+            <w:cnfStyle w:val="001000000000" w:firstRow="0" w:lastRow="0" w:firstColumn="1" w:lastColumn="0" w:oddVBand="0" w:evenVBand="0" w:oddHBand="0" w:evenHBand="0" w:firstRowFirstColumn="0" w:firstRowLastColumn="0" w:lastRowFirstColumn="0" w:lastRowLastColumn="0"/>
             <w:tcW w:w="500" w:type="dxa"/>
-          </w:tcPr>
-          <w:p>
-            <w:r>
-              <w:t>2</w:t>
-            </w:r>
-          </w:p>
-        </w:tc>
-        <w:tc>
-          <w:tcPr>
+            <w:tcMar/>
+          </w:tcPr>
+          <w:p wp14:textId="77777777">
+            <w:r>
+              <w:t xml:space="preserve">2</w:t>
+            </w:r>
+          </w:p>
+        </w:tc>
+        <w:tc>
+          <w:tcPr>
+            <w:cnfStyle w:val="000000000000" w:firstRow="0" w:lastRow="0" w:firstColumn="0" w:lastColumn="0" w:oddVBand="0" w:evenVBand="0" w:oddHBand="0" w:evenHBand="0" w:firstRowFirstColumn="0" w:firstRowLastColumn="0" w:lastRowFirstColumn="0" w:lastRowLastColumn="0"/>
             <w:tcW w:w="1300" w:type="dxa"/>
-          </w:tcPr>
-          <w:p>
-            <w:r>
-              <w:t>MAXIMUS</w:t>
-            </w:r>
-          </w:p>
-        </w:tc>
-        <w:tc>
-          <w:tcPr>
+            <w:tcMar/>
+          </w:tcPr>
+          <w:p wp14:textId="77777777">
+            <w:r>
+              <w:t xml:space="preserve">MAXIMUS</w:t>
+            </w:r>
+          </w:p>
+        </w:tc>
+        <w:tc>
+          <w:tcPr>
+            <w:cnfStyle w:val="000000000000" w:firstRow="0" w:lastRow="0" w:firstColumn="0" w:lastColumn="0" w:oddVBand="0" w:evenVBand="0" w:oddHBand="0" w:evenHBand="0" w:firstRowFirstColumn="0" w:firstRowLastColumn="0" w:lastRowFirstColumn="0" w:lastRowLastColumn="0"/>
             <w:tcW w:w="3540" w:type="dxa"/>
-          </w:tcPr>
-          <w:p>
-            <w:r>
-              <w:t>[M1 | automate_dv.ma_sat] SAT_PARTY_ORG_DIRECTORS</w:t>
-            </w:r>
-          </w:p>
-        </w:tc>
-        <w:tc>
-          <w:tcPr>
+            <w:tcMar/>
+          </w:tcPr>
+          <w:p wp14:textId="77777777">
+            <w:r>
+              <w:t xml:space="preserve">[M1 | automate_dv.ma_sat] SAT_PARTY_ORG_DIRECTORS</w:t>
+            </w:r>
+          </w:p>
+        </w:tc>
+        <w:tc>
+          <w:tcPr>
+            <w:cnfStyle w:val="000000000000" w:firstRow="0" w:lastRow="0" w:firstColumn="0" w:lastColumn="0" w:oddVBand="0" w:evenVBand="0" w:oddHBand="0" w:evenHBand="0" w:firstRowFirstColumn="0" w:firstRowLastColumn="0" w:lastRowFirstColumn="0" w:lastRowLastColumn="0"/>
             <w:tcW w:w="1200" w:type="dxa"/>
-          </w:tcPr>
-          <w:p>
-            <w:r>
-              <w:t>Implemented</w:t>
-            </w:r>
-          </w:p>
-        </w:tc>
-        <w:tc>
-          <w:tcPr>
+            <w:tcMar/>
+          </w:tcPr>
+          <w:p wp14:textId="77777777">
+            <w:r>
+              <w:t xml:space="preserve">Implemented</w:t>
+            </w:r>
+          </w:p>
+        </w:tc>
+        <w:tc>
+          <w:tcPr>
+            <w:cnfStyle w:val="000000000000" w:firstRow="0" w:lastRow="0" w:firstColumn="0" w:lastColumn="0" w:oddVBand="0" w:evenVBand="0" w:oddHBand="0" w:evenHBand="0" w:firstRowFirstColumn="0" w:firstRowLastColumn="0" w:lastRowFirstColumn="0" w:lastRowLastColumn="0"/>
             <w:tcW w:w="1000" w:type="dxa"/>
-          </w:tcPr>
-          <w:p/>
-        </w:tc>
-        <w:tc>
-          <w:tcPr>
+            <w:tcMar/>
+          </w:tcPr>
+          <w:p wp14:textId="16877A1E">
+            <w:r>
+              <w:rPr/>
+              <w:t>fail</w:t>
+            </w:r>
+          </w:p>
+        </w:tc>
+        <w:tc>
+          <w:tcPr>
+            <w:cnfStyle w:val="000000000000" w:firstRow="0" w:lastRow="0" w:firstColumn="0" w:lastColumn="0" w:oddVBand="0" w:evenVBand="0" w:oddHBand="0" w:evenHBand="0" w:firstRowFirstColumn="0" w:firstRowLastColumn="0" w:lastRowFirstColumn="0" w:lastRowLastColumn="0"/>
             <w:tcW w:w="1100" w:type="dxa"/>
-          </w:tcPr>
-          <w:p/>
-        </w:tc>
-      </w:tr>
-      <w:tr>
-        <w:tc>
-          <w:tcPr>
+            <w:tcMar/>
+          </w:tcPr>
+          <w:p wp14:textId="77777777">
+            <w:r/>
+          </w:p>
+        </w:tc>
+      </w:tr>
+      <w:tr xmlns:wp14="http://schemas.microsoft.com/office/word/2010/wordml" wp14:textId="77777777">
+        <w:tc>
+          <w:tcPr>
+            <w:cnfStyle w:val="001000000000" w:firstRow="0" w:lastRow="0" w:firstColumn="1" w:lastColumn="0" w:oddVBand="0" w:evenVBand="0" w:oddHBand="0" w:evenHBand="0" w:firstRowFirstColumn="0" w:firstRowLastColumn="0" w:lastRowFirstColumn="0" w:lastRowLastColumn="0"/>
             <w:tcW w:w="500" w:type="dxa"/>
-          </w:tcPr>
-          <w:p>
-            <w:r>
-              <w:t>3</w:t>
-            </w:r>
-          </w:p>
-        </w:tc>
-        <w:tc>
-          <w:tcPr>
+            <w:tcMar/>
+          </w:tcPr>
+          <w:p wp14:textId="77777777">
+            <w:r>
+              <w:t xml:space="preserve">3</w:t>
+            </w:r>
+          </w:p>
+        </w:tc>
+        <w:tc>
+          <w:tcPr>
+            <w:cnfStyle w:val="000000000000" w:firstRow="0" w:lastRow="0" w:firstColumn="0" w:lastColumn="0" w:oddVBand="0" w:evenVBand="0" w:oddHBand="0" w:evenHBand="0" w:firstRowFirstColumn="0" w:firstRowLastColumn="0" w:lastRowFirstColumn="0" w:lastRowLastColumn="0"/>
             <w:tcW w:w="1300" w:type="dxa"/>
-          </w:tcPr>
-          <w:p>
-            <w:r>
-              <w:t>MAXIMUS</w:t>
-            </w:r>
-          </w:p>
-        </w:tc>
-        <w:tc>
-          <w:tcPr>
+            <w:tcMar/>
+          </w:tcPr>
+          <w:p wp14:textId="77777777">
+            <w:r>
+              <w:t xml:space="preserve">MAXIMUS</w:t>
+            </w:r>
+          </w:p>
+        </w:tc>
+        <w:tc>
+          <w:tcPr>
+            <w:cnfStyle w:val="000000000000" w:firstRow="0" w:lastRow="0" w:firstColumn="0" w:lastColumn="0" w:oddVBand="0" w:evenVBand="0" w:oddHBand="0" w:evenHBand="0" w:firstRowFirstColumn="0" w:firstRowLastColumn="0" w:lastRowFirstColumn="0" w:lastRowLastColumn="0"/>
             <w:tcW w:w="3540" w:type="dxa"/>
-          </w:tcPr>
-          <w:p>
-            <w:r>
-              <w:t>[M1 | automate_dv.sat] SAT_COMMON_ADMIN_GEOGRAPHY</w:t>
-            </w:r>
-          </w:p>
-        </w:tc>
-        <w:tc>
-          <w:tcPr>
+            <w:tcMar/>
+          </w:tcPr>
+          <w:p wp14:textId="77777777">
+            <w:r>
+              <w:t xml:space="preserve">[M1 | automate_dv.sat] SAT_COMMON_ADMIN_GEOGRAPHY</w:t>
+            </w:r>
+          </w:p>
+        </w:tc>
+        <w:tc>
+          <w:tcPr>
+            <w:cnfStyle w:val="000000000000" w:firstRow="0" w:lastRow="0" w:firstColumn="0" w:lastColumn="0" w:oddVBand="0" w:evenVBand="0" w:oddHBand="0" w:evenHBand="0" w:firstRowFirstColumn="0" w:firstRowLastColumn="0" w:lastRowFirstColumn="0" w:lastRowLastColumn="0"/>
             <w:tcW w:w="1200" w:type="dxa"/>
-          </w:tcPr>
-          <w:p>
-            <w:r>
-              <w:t>Implemented</w:t>
-            </w:r>
-          </w:p>
-        </w:tc>
-        <w:tc>
-          <w:tcPr>
+            <w:tcMar/>
+          </w:tcPr>
+          <w:p wp14:textId="77777777">
+            <w:r>
+              <w:t xml:space="preserve">Implemented</w:t>
+            </w:r>
+          </w:p>
+        </w:tc>
+        <w:tc>
+          <w:tcPr>
+            <w:cnfStyle w:val="000000000000" w:firstRow="0" w:lastRow="0" w:firstColumn="0" w:lastColumn="0" w:oddVBand="0" w:evenVBand="0" w:oddHBand="0" w:evenHBand="0" w:firstRowFirstColumn="0" w:firstRowLastColumn="0" w:lastRowFirstColumn="0" w:lastRowLastColumn="0"/>
             <w:tcW w:w="1000" w:type="dxa"/>
-          </w:tcPr>
-          <w:p/>
-        </w:tc>
-        <w:tc>
-          <w:tcPr>
+            <w:tcMar/>
+          </w:tcPr>
+          <w:p wp14:textId="023DC3AC">
+            <w:r>
+              <w:rPr/>
+              <w:t>fail</w:t>
+            </w:r>
+          </w:p>
+        </w:tc>
+        <w:tc>
+          <w:tcPr>
+            <w:cnfStyle w:val="000000000000" w:firstRow="0" w:lastRow="0" w:firstColumn="0" w:lastColumn="0" w:oddVBand="0" w:evenVBand="0" w:oddHBand="0" w:evenHBand="0" w:firstRowFirstColumn="0" w:firstRowLastColumn="0" w:lastRowFirstColumn="0" w:lastRowLastColumn="0"/>
             <w:tcW w:w="1100" w:type="dxa"/>
-          </w:tcPr>
-          <w:p/>
-        </w:tc>
-      </w:tr>
-      <w:tr>
-        <w:tc>
-          <w:tcPr>
+            <w:tcMar/>
+          </w:tcPr>
+          <w:p wp14:textId="77777777">
+            <w:r/>
+          </w:p>
+        </w:tc>
+      </w:tr>
+      <w:tr xmlns:wp14="http://schemas.microsoft.com/office/word/2010/wordml" wp14:textId="77777777">
+        <w:tc>
+          <w:tcPr>
+            <w:cnfStyle w:val="001000000000" w:firstRow="0" w:lastRow="0" w:firstColumn="1" w:lastColumn="0" w:oddVBand="0" w:evenVBand="0" w:oddHBand="0" w:evenHBand="0" w:firstRowFirstColumn="0" w:firstRowLastColumn="0" w:lastRowFirstColumn="0" w:lastRowLastColumn="0"/>
             <w:tcW w:w="500" w:type="dxa"/>
-          </w:tcPr>
-          <w:p>
-            <w:r>
-              <w:t>4</w:t>
-            </w:r>
-          </w:p>
-        </w:tc>
-        <w:tc>
-          <w:tcPr>
+            <w:tcMar/>
+          </w:tcPr>
+          <w:p wp14:textId="77777777">
+            <w:r>
+              <w:t xml:space="preserve">4</w:t>
+            </w:r>
+          </w:p>
+        </w:tc>
+        <w:tc>
+          <w:tcPr>
+            <w:cnfStyle w:val="000000000000" w:firstRow="0" w:lastRow="0" w:firstColumn="0" w:lastColumn="0" w:oddVBand="0" w:evenVBand="0" w:oddHBand="0" w:evenHBand="0" w:firstRowFirstColumn="0" w:firstRowLastColumn="0" w:lastRowFirstColumn="0" w:lastRowLastColumn="0"/>
             <w:tcW w:w="1300" w:type="dxa"/>
-          </w:tcPr>
-          <w:p>
-            <w:r>
-              <w:t>MAXIMUS</w:t>
-            </w:r>
-          </w:p>
-        </w:tc>
-        <w:tc>
-          <w:tcPr>
+            <w:tcMar/>
+          </w:tcPr>
+          <w:p wp14:textId="77777777">
+            <w:r>
+              <w:t xml:space="preserve">MAXIMUS</w:t>
+            </w:r>
+          </w:p>
+        </w:tc>
+        <w:tc>
+          <w:tcPr>
+            <w:cnfStyle w:val="000000000000" w:firstRow="0" w:lastRow="0" w:firstColumn="0" w:lastColumn="0" w:oddVBand="0" w:evenVBand="0" w:oddHBand="0" w:evenHBand="0" w:firstRowFirstColumn="0" w:firstRowLastColumn="0" w:lastRowFirstColumn="0" w:lastRowLastColumn="0"/>
             <w:tcW w:w="3540" w:type="dxa"/>
-          </w:tcPr>
-          <w:p>
-            <w:r>
-              <w:t>[M1 | automate_dv.sat] SAT_PARTY_FINANCIAL_PROFILE</w:t>
-            </w:r>
-          </w:p>
-        </w:tc>
-        <w:tc>
-          <w:tcPr>
+            <w:tcMar/>
+          </w:tcPr>
+          <w:p wp14:textId="77777777">
+            <w:r>
+              <w:t xml:space="preserve">[M1 | automate_dv.sat] SAT_PARTY_FINANCIAL_PROFILE</w:t>
+            </w:r>
+          </w:p>
+        </w:tc>
+        <w:tc>
+          <w:tcPr>
+            <w:cnfStyle w:val="000000000000" w:firstRow="0" w:lastRow="0" w:firstColumn="0" w:lastColumn="0" w:oddVBand="0" w:evenVBand="0" w:oddHBand="0" w:evenHBand="0" w:firstRowFirstColumn="0" w:firstRowLastColumn="0" w:lastRowFirstColumn="0" w:lastRowLastColumn="0"/>
             <w:tcW w:w="1200" w:type="dxa"/>
-          </w:tcPr>
-          <w:p>
-            <w:r>
-              <w:t>Implemented</w:t>
-            </w:r>
-          </w:p>
-        </w:tc>
-        <w:tc>
-          <w:tcPr>
+            <w:tcMar/>
+          </w:tcPr>
+          <w:p wp14:textId="77777777">
+            <w:r>
+              <w:t xml:space="preserve">Implemented</w:t>
+            </w:r>
+          </w:p>
+        </w:tc>
+        <w:tc>
+          <w:tcPr>
+            <w:cnfStyle w:val="000000000000" w:firstRow="0" w:lastRow="0" w:firstColumn="0" w:lastColumn="0" w:oddVBand="0" w:evenVBand="0" w:oddHBand="0" w:evenHBand="0" w:firstRowFirstColumn="0" w:firstRowLastColumn="0" w:lastRowFirstColumn="0" w:lastRowLastColumn="0"/>
             <w:tcW w:w="1000" w:type="dxa"/>
-          </w:tcPr>
-          <w:p/>
-        </w:tc>
-        <w:tc>
-          <w:tcPr>
+            <w:tcMar/>
+          </w:tcPr>
+          <w:p wp14:textId="19A91CE7">
+            <w:r>
+              <w:rPr/>
+              <w:t>fail</w:t>
+            </w:r>
+          </w:p>
+        </w:tc>
+        <w:tc>
+          <w:tcPr>
+            <w:cnfStyle w:val="000000000000" w:firstRow="0" w:lastRow="0" w:firstColumn="0" w:lastColumn="0" w:oddVBand="0" w:evenVBand="0" w:oddHBand="0" w:evenHBand="0" w:firstRowFirstColumn="0" w:firstRowLastColumn="0" w:lastRowFirstColumn="0" w:lastRowLastColumn="0"/>
             <w:tcW w:w="1100" w:type="dxa"/>
-          </w:tcPr>
-          <w:p/>
-        </w:tc>
-      </w:tr>
-      <w:tr>
-        <w:tc>
-          <w:tcPr>
+            <w:tcMar/>
+          </w:tcPr>
+          <w:p wp14:textId="77777777">
+            <w:r/>
+          </w:p>
+        </w:tc>
+      </w:tr>
+      <w:tr xmlns:wp14="http://schemas.microsoft.com/office/word/2010/wordml" wp14:textId="77777777">
+        <w:tc>
+          <w:tcPr>
+            <w:cnfStyle w:val="001000000000" w:firstRow="0" w:lastRow="0" w:firstColumn="1" w:lastColumn="0" w:oddVBand="0" w:evenVBand="0" w:oddHBand="0" w:evenHBand="0" w:firstRowFirstColumn="0" w:firstRowLastColumn="0" w:lastRowFirstColumn="0" w:lastRowLastColumn="0"/>
             <w:tcW w:w="500" w:type="dxa"/>
-          </w:tcPr>
-          <w:p>
-            <w:r>
-              <w:t>5</w:t>
-            </w:r>
-          </w:p>
-        </w:tc>
-        <w:tc>
-          <w:tcPr>
+            <w:tcMar/>
+          </w:tcPr>
+          <w:p wp14:textId="77777777">
+            <w:r>
+              <w:t xml:space="preserve">5</w:t>
+            </w:r>
+          </w:p>
+        </w:tc>
+        <w:tc>
+          <w:tcPr>
+            <w:cnfStyle w:val="000000000000" w:firstRow="0" w:lastRow="0" w:firstColumn="0" w:lastColumn="0" w:oddVBand="0" w:evenVBand="0" w:oddHBand="0" w:evenHBand="0" w:firstRowFirstColumn="0" w:firstRowLastColumn="0" w:lastRowFirstColumn="0" w:lastRowLastColumn="0"/>
             <w:tcW w:w="1300" w:type="dxa"/>
-          </w:tcPr>
-          <w:p>
-            <w:r>
-              <w:t>MAXIMUS</w:t>
-            </w:r>
-          </w:p>
-        </w:tc>
-        <w:tc>
-          <w:tcPr>
+            <w:tcMar/>
+          </w:tcPr>
+          <w:p wp14:textId="77777777">
+            <w:r>
+              <w:t xml:space="preserve">MAXIMUS</w:t>
+            </w:r>
+          </w:p>
+        </w:tc>
+        <w:tc>
+          <w:tcPr>
+            <w:cnfStyle w:val="000000000000" w:firstRow="0" w:lastRow="0" w:firstColumn="0" w:lastColumn="0" w:oddVBand="0" w:evenVBand="0" w:oddHBand="0" w:evenHBand="0" w:firstRowFirstColumn="0" w:firstRowLastColumn="0" w:lastRowFirstColumn="0" w:lastRowLastColumn="0"/>
             <w:tcW w:w="3540" w:type="dxa"/>
-          </w:tcPr>
-          <w:p>
-            <w:r>
-              <w:t>[M1 | ma_sat_multi_source] SAT_LNK_PARTY_ROLE_CORE</w:t>
-            </w:r>
-          </w:p>
-        </w:tc>
-        <w:tc>
-          <w:tcPr>
+            <w:tcMar/>
+          </w:tcPr>
+          <w:p wp14:textId="77777777">
+            <w:r>
+              <w:t xml:space="preserve">[M1 | ma_sat_multi_source] SAT_LNK_PARTY_ROLE_CORE</w:t>
+            </w:r>
+          </w:p>
+        </w:tc>
+        <w:tc>
+          <w:tcPr>
+            <w:cnfStyle w:val="000000000000" w:firstRow="0" w:lastRow="0" w:firstColumn="0" w:lastColumn="0" w:oddVBand="0" w:evenVBand="0" w:oddHBand="0" w:evenHBand="0" w:firstRowFirstColumn="0" w:firstRowLastColumn="0" w:lastRowFirstColumn="0" w:lastRowLastColumn="0"/>
             <w:tcW w:w="1200" w:type="dxa"/>
-          </w:tcPr>
-          <w:p>
-            <w:r>
-              <w:t>Implemented</w:t>
-            </w:r>
-          </w:p>
-        </w:tc>
-        <w:tc>
-          <w:tcPr>
+            <w:tcMar/>
+          </w:tcPr>
+          <w:p wp14:textId="77777777">
+            <w:r>
+              <w:t xml:space="preserve">Implemented</w:t>
+            </w:r>
+          </w:p>
+        </w:tc>
+        <w:tc>
+          <w:tcPr>
+            <w:cnfStyle w:val="000000000000" w:firstRow="0" w:lastRow="0" w:firstColumn="0" w:lastColumn="0" w:oddVBand="0" w:evenVBand="0" w:oddHBand="0" w:evenHBand="0" w:firstRowFirstColumn="0" w:firstRowLastColumn="0" w:lastRowFirstColumn="0" w:lastRowLastColumn="0"/>
             <w:tcW w:w="1000" w:type="dxa"/>
-          </w:tcPr>
-          <w:p/>
-        </w:tc>
-        <w:tc>
-          <w:tcPr>
+            <w:tcMar/>
+          </w:tcPr>
+          <w:p wp14:textId="26313156">
+            <w:r>
+              <w:rPr/>
+              <w:t>fail</w:t>
+            </w:r>
+          </w:p>
+        </w:tc>
+        <w:tc>
+          <w:tcPr>
+            <w:cnfStyle w:val="000000000000" w:firstRow="0" w:lastRow="0" w:firstColumn="0" w:lastColumn="0" w:oddVBand="0" w:evenVBand="0" w:oddHBand="0" w:evenHBand="0" w:firstRowFirstColumn="0" w:firstRowLastColumn="0" w:lastRowFirstColumn="0" w:lastRowLastColumn="0"/>
             <w:tcW w:w="1100" w:type="dxa"/>
-          </w:tcPr>
-          <w:p/>
-        </w:tc>
-      </w:tr>
-      <w:tr>
-        <w:tc>
-          <w:tcPr>
+            <w:tcMar/>
+          </w:tcPr>
+          <w:p wp14:textId="77777777">
+            <w:r/>
+          </w:p>
+        </w:tc>
+      </w:tr>
+      <w:tr xmlns:wp14="http://schemas.microsoft.com/office/word/2010/wordml" wp14:textId="77777777">
+        <w:tc>
+          <w:tcPr>
+            <w:cnfStyle w:val="001000000000" w:firstRow="0" w:lastRow="0" w:firstColumn="1" w:lastColumn="0" w:oddVBand="0" w:evenVBand="0" w:oddHBand="0" w:evenHBand="0" w:firstRowFirstColumn="0" w:firstRowLastColumn="0" w:lastRowFirstColumn="0" w:lastRowLastColumn="0"/>
             <w:tcW w:w="500" w:type="dxa"/>
-          </w:tcPr>
-          <w:p>
-            <w:r>
-              <w:t>6</w:t>
-            </w:r>
-          </w:p>
-        </w:tc>
-        <w:tc>
-          <w:tcPr>
+            <w:tcMar/>
+          </w:tcPr>
+          <w:p wp14:textId="77777777">
+            <w:r>
+              <w:t xml:space="preserve">6</w:t>
+            </w:r>
+          </w:p>
+        </w:tc>
+        <w:tc>
+          <w:tcPr>
+            <w:cnfStyle w:val="000000000000" w:firstRow="0" w:lastRow="0" w:firstColumn="0" w:lastColumn="0" w:oddVBand="0" w:evenVBand="0" w:oddHBand="0" w:evenHBand="0" w:firstRowFirstColumn="0" w:firstRowLastColumn="0" w:lastRowFirstColumn="0" w:lastRowLastColumn="0"/>
             <w:tcW w:w="1300" w:type="dxa"/>
-          </w:tcPr>
-          <w:p>
-            <w:r>
-              <w:t>MAXIMUS</w:t>
-            </w:r>
-          </w:p>
-        </w:tc>
-        <w:tc>
-          <w:tcPr>
+            <w:tcMar/>
+          </w:tcPr>
+          <w:p wp14:textId="77777777">
+            <w:r>
+              <w:t xml:space="preserve">MAXIMUS</w:t>
+            </w:r>
+          </w:p>
+        </w:tc>
+        <w:tc>
+          <w:tcPr>
+            <w:cnfStyle w:val="000000000000" w:firstRow="0" w:lastRow="0" w:firstColumn="0" w:lastColumn="0" w:oddVBand="0" w:evenVBand="0" w:oddHBand="0" w:evenHBand="0" w:firstRowFirstColumn="0" w:firstRowLastColumn="0" w:lastRowFirstColumn="0" w:lastRowLastColumn="0"/>
             <w:tcW w:w="3540" w:type="dxa"/>
-          </w:tcPr>
-          <w:p>
-            <w:r>
-              <w:t>[M1 | ma_sat_multi_source] SAT_PARTY_DIGITAL_IDENTITY</w:t>
-            </w:r>
-          </w:p>
-        </w:tc>
-        <w:tc>
-          <w:tcPr>
+            <w:tcMar/>
+          </w:tcPr>
+          <w:p wp14:textId="77777777">
+            <w:r>
+              <w:t xml:space="preserve">[M1 | ma_sat_multi_source] SAT_PARTY_DIGITAL_IDENTITY</w:t>
+            </w:r>
+          </w:p>
+        </w:tc>
+        <w:tc>
+          <w:tcPr>
+            <w:cnfStyle w:val="000000000000" w:firstRow="0" w:lastRow="0" w:firstColumn="0" w:lastColumn="0" w:oddVBand="0" w:evenVBand="0" w:oddHBand="0" w:evenHBand="0" w:firstRowFirstColumn="0" w:firstRowLastColumn="0" w:lastRowFirstColumn="0" w:lastRowLastColumn="0"/>
             <w:tcW w:w="1200" w:type="dxa"/>
-          </w:tcPr>
-          <w:p>
-            <w:r>
-              <w:t>Implemented</w:t>
-            </w:r>
-          </w:p>
-        </w:tc>
-        <w:tc>
-          <w:tcPr>
+            <w:tcMar/>
+          </w:tcPr>
+          <w:p wp14:textId="77777777">
+            <w:r>
+              <w:t xml:space="preserve">Implemented</w:t>
+            </w:r>
+          </w:p>
+        </w:tc>
+        <w:tc>
+          <w:tcPr>
+            <w:cnfStyle w:val="000000000000" w:firstRow="0" w:lastRow="0" w:firstColumn="0" w:lastColumn="0" w:oddVBand="0" w:evenVBand="0" w:oddHBand="0" w:evenHBand="0" w:firstRowFirstColumn="0" w:firstRowLastColumn="0" w:lastRowFirstColumn="0" w:lastRowLastColumn="0"/>
             <w:tcW w:w="1000" w:type="dxa"/>
-          </w:tcPr>
-          <w:p/>
-        </w:tc>
-        <w:tc>
-          <w:tcPr>
+            <w:tcMar/>
+          </w:tcPr>
+          <w:p wp14:textId="0E07DEEA">
+            <w:r>
+              <w:rPr/>
+              <w:t>fail</w:t>
+            </w:r>
+          </w:p>
+        </w:tc>
+        <w:tc>
+          <w:tcPr>
+            <w:cnfStyle w:val="000000000000" w:firstRow="0" w:lastRow="0" w:firstColumn="0" w:lastColumn="0" w:oddVBand="0" w:evenVBand="0" w:oddHBand="0" w:evenHBand="0" w:firstRowFirstColumn="0" w:firstRowLastColumn="0" w:lastRowFirstColumn="0" w:lastRowLastColumn="0"/>
             <w:tcW w:w="1100" w:type="dxa"/>
-          </w:tcPr>
-          <w:p/>
-        </w:tc>
-      </w:tr>
-      <w:tr>
-        <w:tc>
-          <w:tcPr>
+            <w:tcMar/>
+          </w:tcPr>
+          <w:p wp14:textId="77777777">
+            <w:r/>
+          </w:p>
+        </w:tc>
+      </w:tr>
+      <w:tr xmlns:wp14="http://schemas.microsoft.com/office/word/2010/wordml" wp14:textId="77777777">
+        <w:tc>
+          <w:tcPr>
+            <w:cnfStyle w:val="001000000000" w:firstRow="0" w:lastRow="0" w:firstColumn="1" w:lastColumn="0" w:oddVBand="0" w:evenVBand="0" w:oddHBand="0" w:evenHBand="0" w:firstRowFirstColumn="0" w:firstRowLastColumn="0" w:lastRowFirstColumn="0" w:lastRowLastColumn="0"/>
             <w:tcW w:w="500" w:type="dxa"/>
-          </w:tcPr>
-          <w:p>
-            <w:r>
-              <w:t>7</w:t>
-            </w:r>
-          </w:p>
-        </w:tc>
-        <w:tc>
-          <w:tcPr>
+            <w:tcMar/>
+          </w:tcPr>
+          <w:p wp14:textId="77777777">
+            <w:r>
+              <w:t xml:space="preserve">7</w:t>
+            </w:r>
+          </w:p>
+        </w:tc>
+        <w:tc>
+          <w:tcPr>
+            <w:cnfStyle w:val="000000000000" w:firstRow="0" w:lastRow="0" w:firstColumn="0" w:lastColumn="0" w:oddVBand="0" w:evenVBand="0" w:oddHBand="0" w:evenHBand="0" w:firstRowFirstColumn="0" w:firstRowLastColumn="0" w:lastRowFirstColumn="0" w:lastRowLastColumn="0"/>
             <w:tcW w:w="1300" w:type="dxa"/>
-          </w:tcPr>
-          <w:p>
-            <w:r>
-              <w:t>MAXIMUS</w:t>
-            </w:r>
-          </w:p>
-        </w:tc>
-        <w:tc>
-          <w:tcPr>
+            <w:tcMar/>
+          </w:tcPr>
+          <w:p wp14:textId="77777777">
+            <w:r>
+              <w:t xml:space="preserve">MAXIMUS</w:t>
+            </w:r>
+          </w:p>
+        </w:tc>
+        <w:tc>
+          <w:tcPr>
+            <w:cnfStyle w:val="000000000000" w:firstRow="0" w:lastRow="0" w:firstColumn="0" w:lastColumn="0" w:oddVBand="0" w:evenVBand="0" w:oddHBand="0" w:evenHBand="0" w:firstRowFirstColumn="0" w:firstRowLastColumn="0" w:lastRowFirstColumn="0" w:lastRowLastColumn="0"/>
             <w:tcW w:w="3540" w:type="dxa"/>
-          </w:tcPr>
-          <w:p>
-            <w:r>
-              <w:t>[M1 | sat_multi_source] SAT_COMMON_ADDRESS</w:t>
-            </w:r>
-          </w:p>
-        </w:tc>
-        <w:tc>
-          <w:tcPr>
+            <w:tcMar/>
+          </w:tcPr>
+          <w:p wp14:textId="77777777">
+            <w:r>
+              <w:t xml:space="preserve">[M1 | sat_multi_source] SAT_COMMON_ADDRESS</w:t>
+            </w:r>
+          </w:p>
+        </w:tc>
+        <w:tc>
+          <w:tcPr>
+            <w:cnfStyle w:val="000000000000" w:firstRow="0" w:lastRow="0" w:firstColumn="0" w:lastColumn="0" w:oddVBand="0" w:evenVBand="0" w:oddHBand="0" w:evenHBand="0" w:firstRowFirstColumn="0" w:firstRowLastColumn="0" w:lastRowFirstColumn="0" w:lastRowLastColumn="0"/>
             <w:tcW w:w="1200" w:type="dxa"/>
-          </w:tcPr>
-          <w:p>
-            <w:r>
-              <w:t>Implemented</w:t>
-            </w:r>
-          </w:p>
-        </w:tc>
-        <w:tc>
-          <w:tcPr>
+            <w:tcMar/>
+          </w:tcPr>
+          <w:p wp14:textId="77777777">
+            <w:r>
+              <w:t xml:space="preserve">Implemented</w:t>
+            </w:r>
+          </w:p>
+        </w:tc>
+        <w:tc>
+          <w:tcPr>
+            <w:cnfStyle w:val="000000000000" w:firstRow="0" w:lastRow="0" w:firstColumn="0" w:lastColumn="0" w:oddVBand="0" w:evenVBand="0" w:oddHBand="0" w:evenHBand="0" w:firstRowFirstColumn="0" w:firstRowLastColumn="0" w:lastRowFirstColumn="0" w:lastRowLastColumn="0"/>
             <w:tcW w:w="1000" w:type="dxa"/>
-          </w:tcPr>
-          <w:p/>
-        </w:tc>
-        <w:tc>
-          <w:tcPr>
+            <w:tcMar/>
+          </w:tcPr>
+          <w:p wp14:textId="42964D6B">
+            <w:r>
+              <w:rPr/>
+              <w:t>pass</w:t>
+            </w:r>
+          </w:p>
+        </w:tc>
+        <w:tc>
+          <w:tcPr>
+            <w:cnfStyle w:val="000000000000" w:firstRow="0" w:lastRow="0" w:firstColumn="0" w:lastColumn="0" w:oddVBand="0" w:evenVBand="0" w:oddHBand="0" w:evenHBand="0" w:firstRowFirstColumn="0" w:firstRowLastColumn="0" w:lastRowFirstColumn="0" w:lastRowLastColumn="0"/>
             <w:tcW w:w="1100" w:type="dxa"/>
-          </w:tcPr>
-          <w:p/>
-        </w:tc>
-      </w:tr>
-      <w:tr>
-        <w:tc>
-          <w:tcPr>
+            <w:tcMar/>
+          </w:tcPr>
+          <w:p wp14:textId="77777777">
+            <w:r/>
+          </w:p>
+        </w:tc>
+      </w:tr>
+      <w:tr xmlns:wp14="http://schemas.microsoft.com/office/word/2010/wordml" wp14:textId="77777777">
+        <w:tc>
+          <w:tcPr>
+            <w:cnfStyle w:val="001000000000" w:firstRow="0" w:lastRow="0" w:firstColumn="1" w:lastColumn="0" w:oddVBand="0" w:evenVBand="0" w:oddHBand="0" w:evenHBand="0" w:firstRowFirstColumn="0" w:firstRowLastColumn="0" w:lastRowFirstColumn="0" w:lastRowLastColumn="0"/>
             <w:tcW w:w="500" w:type="dxa"/>
-          </w:tcPr>
-          <w:p>
-            <w:r>
-              <w:t>8</w:t>
-            </w:r>
-          </w:p>
-        </w:tc>
-        <w:tc>
-          <w:tcPr>
+            <w:tcMar/>
+          </w:tcPr>
+          <w:p wp14:textId="77777777">
+            <w:r>
+              <w:t xml:space="preserve">8</w:t>
+            </w:r>
+          </w:p>
+        </w:tc>
+        <w:tc>
+          <w:tcPr>
+            <w:cnfStyle w:val="000000000000" w:firstRow="0" w:lastRow="0" w:firstColumn="0" w:lastColumn="0" w:oddVBand="0" w:evenVBand="0" w:oddHBand="0" w:evenHBand="0" w:firstRowFirstColumn="0" w:firstRowLastColumn="0" w:lastRowFirstColumn="0" w:lastRowLastColumn="0"/>
             <w:tcW w:w="1300" w:type="dxa"/>
-          </w:tcPr>
-          <w:p>
-            <w:r>
-              <w:t>MAXIMUS</w:t>
-            </w:r>
-          </w:p>
-        </w:tc>
-        <w:tc>
-          <w:tcPr>
+            <w:tcMar/>
+          </w:tcPr>
+          <w:p wp14:textId="77777777">
+            <w:r>
+              <w:t xml:space="preserve">MAXIMUS</w:t>
+            </w:r>
+          </w:p>
+        </w:tc>
+        <w:tc>
+          <w:tcPr>
+            <w:cnfStyle w:val="000000000000" w:firstRow="0" w:lastRow="0" w:firstColumn="0" w:lastColumn="0" w:oddVBand="0" w:evenVBand="0" w:oddHBand="0" w:evenHBand="0" w:firstRowFirstColumn="0" w:firstRowLastColumn="0" w:lastRowFirstColumn="0" w:lastRowLastColumn="0"/>
             <w:tcW w:w="3540" w:type="dxa"/>
-          </w:tcPr>
-          <w:p>
-            <w:r>
-              <w:t>[M1 | sat_multi_source] SAT_LOCATION_PROFILE</w:t>
-            </w:r>
-          </w:p>
-        </w:tc>
-        <w:tc>
-          <w:tcPr>
+            <w:tcMar/>
+          </w:tcPr>
+          <w:p wp14:textId="77777777">
+            <w:r>
+              <w:t xml:space="preserve">[M1 | sat_multi_source] SAT_LOCATION_PROFILE</w:t>
+            </w:r>
+          </w:p>
+        </w:tc>
+        <w:tc>
+          <w:tcPr>
+            <w:cnfStyle w:val="000000000000" w:firstRow="0" w:lastRow="0" w:firstColumn="0" w:lastColumn="0" w:oddVBand="0" w:evenVBand="0" w:oddHBand="0" w:evenHBand="0" w:firstRowFirstColumn="0" w:firstRowLastColumn="0" w:lastRowFirstColumn="0" w:lastRowLastColumn="0"/>
             <w:tcW w:w="1200" w:type="dxa"/>
-          </w:tcPr>
-          <w:p>
-            <w:r>
-              <w:t>Implemented</w:t>
-            </w:r>
-          </w:p>
-        </w:tc>
-        <w:tc>
-          <w:tcPr>
+            <w:tcMar/>
+          </w:tcPr>
+          <w:p wp14:textId="77777777">
+            <w:r>
+              <w:t xml:space="preserve">Implemented</w:t>
+            </w:r>
+          </w:p>
+        </w:tc>
+        <w:tc>
+          <w:tcPr>
+            <w:cnfStyle w:val="000000000000" w:firstRow="0" w:lastRow="0" w:firstColumn="0" w:lastColumn="0" w:oddVBand="0" w:evenVBand="0" w:oddHBand="0" w:evenHBand="0" w:firstRowFirstColumn="0" w:firstRowLastColumn="0" w:lastRowFirstColumn="0" w:lastRowLastColumn="0"/>
             <w:tcW w:w="1000" w:type="dxa"/>
-          </w:tcPr>
-          <w:p/>
-        </w:tc>
-        <w:tc>
-          <w:tcPr>
+            <w:tcMar/>
+          </w:tcPr>
+          <w:p wp14:textId="253C15F8">
+            <w:r>
+              <w:rPr/>
+              <w:t>pass</w:t>
+            </w:r>
+          </w:p>
+        </w:tc>
+        <w:tc>
+          <w:tcPr>
+            <w:cnfStyle w:val="000000000000" w:firstRow="0" w:lastRow="0" w:firstColumn="0" w:lastColumn="0" w:oddVBand="0" w:evenVBand="0" w:oddHBand="0" w:evenHBand="0" w:firstRowFirstColumn="0" w:firstRowLastColumn="0" w:lastRowFirstColumn="0" w:lastRowLastColumn="0"/>
             <w:tcW w:w="1100" w:type="dxa"/>
-          </w:tcPr>
-          <w:p/>
-        </w:tc>
-      </w:tr>
-      <w:tr>
-        <w:tc>
-          <w:tcPr>
+            <w:tcMar/>
+          </w:tcPr>
+          <w:p wp14:textId="77777777">
+            <w:r/>
+          </w:p>
+        </w:tc>
+      </w:tr>
+      <w:tr xmlns:wp14="http://schemas.microsoft.com/office/word/2010/wordml" wp14:textId="77777777">
+        <w:tc>
+          <w:tcPr>
+            <w:cnfStyle w:val="001000000000" w:firstRow="0" w:lastRow="0" w:firstColumn="1" w:lastColumn="0" w:oddVBand="0" w:evenVBand="0" w:oddHBand="0" w:evenHBand="0" w:firstRowFirstColumn="0" w:firstRowLastColumn="0" w:lastRowFirstColumn="0" w:lastRowLastColumn="0"/>
             <w:tcW w:w="500" w:type="dxa"/>
-          </w:tcPr>
-          <w:p>
-            <w:r>
-              <w:t>9</w:t>
-            </w:r>
-          </w:p>
-        </w:tc>
-        <w:tc>
-          <w:tcPr>
+            <w:tcMar/>
+          </w:tcPr>
+          <w:p wp14:textId="77777777">
+            <w:r>
+              <w:t xml:space="preserve">9</w:t>
+            </w:r>
+          </w:p>
+        </w:tc>
+        <w:tc>
+          <w:tcPr>
+            <w:cnfStyle w:val="000000000000" w:firstRow="0" w:lastRow="0" w:firstColumn="0" w:lastColumn="0" w:oddVBand="0" w:evenVBand="0" w:oddHBand="0" w:evenHBand="0" w:firstRowFirstColumn="0" w:firstRowLastColumn="0" w:lastRowFirstColumn="0" w:lastRowLastColumn="0"/>
             <w:tcW w:w="1300" w:type="dxa"/>
-          </w:tcPr>
-          <w:p>
-            <w:r>
-              <w:t>MAXIMUS</w:t>
-            </w:r>
-          </w:p>
-        </w:tc>
-        <w:tc>
-          <w:tcPr>
+            <w:tcMar/>
+          </w:tcPr>
+          <w:p wp14:textId="77777777">
+            <w:r>
+              <w:t xml:space="preserve">MAXIMUS</w:t>
+            </w:r>
+          </w:p>
+        </w:tc>
+        <w:tc>
+          <w:tcPr>
+            <w:cnfStyle w:val="000000000000" w:firstRow="0" w:lastRow="0" w:firstColumn="0" w:lastColumn="0" w:oddVBand="0" w:evenVBand="0" w:oddHBand="0" w:evenHBand="0" w:firstRowFirstColumn="0" w:firstRowLastColumn="0" w:lastRowFirstColumn="0" w:lastRowLastColumn="0"/>
             <w:tcW w:w="3540" w:type="dxa"/>
-          </w:tcPr>
-          <w:p>
-            <w:r>
-              <w:t>[M1 | sat_multi_source] SAT_PARTY_BANKING</w:t>
-            </w:r>
-          </w:p>
-        </w:tc>
-        <w:tc>
-          <w:tcPr>
+            <w:tcMar/>
+          </w:tcPr>
+          <w:p wp14:textId="77777777">
+            <w:r>
+              <w:t xml:space="preserve">[M1 | sat_multi_source] SAT_PARTY_BANKING</w:t>
+            </w:r>
+          </w:p>
+        </w:tc>
+        <w:tc>
+          <w:tcPr>
+            <w:cnfStyle w:val="000000000000" w:firstRow="0" w:lastRow="0" w:firstColumn="0" w:lastColumn="0" w:oddVBand="0" w:evenVBand="0" w:oddHBand="0" w:evenHBand="0" w:firstRowFirstColumn="0" w:firstRowLastColumn="0" w:lastRowFirstColumn="0" w:lastRowLastColumn="0"/>
             <w:tcW w:w="1200" w:type="dxa"/>
-          </w:tcPr>
-          <w:p>
-            <w:r>
-              <w:t>Implemented</w:t>
-            </w:r>
-          </w:p>
-        </w:tc>
-        <w:tc>
-          <w:tcPr>
+            <w:tcMar/>
+          </w:tcPr>
+          <w:p wp14:textId="77777777">
+            <w:r>
+              <w:t xml:space="preserve">Implemented</w:t>
+            </w:r>
+          </w:p>
+        </w:tc>
+        <w:tc>
+          <w:tcPr>
+            <w:cnfStyle w:val="000000000000" w:firstRow="0" w:lastRow="0" w:firstColumn="0" w:lastColumn="0" w:oddVBand="0" w:evenVBand="0" w:oddHBand="0" w:evenHBand="0" w:firstRowFirstColumn="0" w:firstRowLastColumn="0" w:lastRowFirstColumn="0" w:lastRowLastColumn="0"/>
             <w:tcW w:w="1000" w:type="dxa"/>
-          </w:tcPr>
-          <w:p/>
-        </w:tc>
-        <w:tc>
-          <w:tcPr>
+            <w:tcMar/>
+          </w:tcPr>
+          <w:p wp14:textId="4226791F">
+            <w:r>
+              <w:rPr/>
+              <w:t>fail</w:t>
+            </w:r>
+          </w:p>
+        </w:tc>
+        <w:tc>
+          <w:tcPr>
+            <w:cnfStyle w:val="000000000000" w:firstRow="0" w:lastRow="0" w:firstColumn="0" w:lastColumn="0" w:oddVBand="0" w:evenVBand="0" w:oddHBand="0" w:evenHBand="0" w:firstRowFirstColumn="0" w:firstRowLastColumn="0" w:lastRowFirstColumn="0" w:lastRowLastColumn="0"/>
             <w:tcW w:w="1100" w:type="dxa"/>
-          </w:tcPr>
-          <w:p/>
-        </w:tc>
-      </w:tr>
-      <w:tr>
-        <w:tc>
-          <w:tcPr>
+            <w:tcMar/>
+          </w:tcPr>
+          <w:p wp14:textId="77777777">
+            <w:r/>
+          </w:p>
+        </w:tc>
+      </w:tr>
+      <w:tr xmlns:wp14="http://schemas.microsoft.com/office/word/2010/wordml" wp14:textId="77777777">
+        <w:tc>
+          <w:tcPr>
+            <w:cnfStyle w:val="001000000000" w:firstRow="0" w:lastRow="0" w:firstColumn="1" w:lastColumn="0" w:oddVBand="0" w:evenVBand="0" w:oddHBand="0" w:evenHBand="0" w:firstRowFirstColumn="0" w:firstRowLastColumn="0" w:lastRowFirstColumn="0" w:lastRowLastColumn="0"/>
             <w:tcW w:w="500" w:type="dxa"/>
-          </w:tcPr>
-          <w:p>
-            <w:r>
-              <w:t>10</w:t>
-            </w:r>
-          </w:p>
-        </w:tc>
-        <w:tc>
-          <w:tcPr>
+            <w:tcMar/>
+          </w:tcPr>
+          <w:p wp14:textId="77777777">
+            <w:r>
+              <w:t xml:space="preserve">10</w:t>
+            </w:r>
+          </w:p>
+        </w:tc>
+        <w:tc>
+          <w:tcPr>
+            <w:cnfStyle w:val="000000000000" w:firstRow="0" w:lastRow="0" w:firstColumn="0" w:lastColumn="0" w:oddVBand="0" w:evenVBand="0" w:oddHBand="0" w:evenHBand="0" w:firstRowFirstColumn="0" w:firstRowLastColumn="0" w:lastRowFirstColumn="0" w:lastRowLastColumn="0"/>
             <w:tcW w:w="1300" w:type="dxa"/>
-          </w:tcPr>
-          <w:p>
-            <w:r>
-              <w:t>MAXIMUS</w:t>
-            </w:r>
-          </w:p>
-        </w:tc>
-        <w:tc>
-          <w:tcPr>
+            <w:tcMar/>
+          </w:tcPr>
+          <w:p wp14:textId="77777777">
+            <w:r>
+              <w:t xml:space="preserve">MAXIMUS</w:t>
+            </w:r>
+          </w:p>
+        </w:tc>
+        <w:tc>
+          <w:tcPr>
+            <w:cnfStyle w:val="000000000000" w:firstRow="0" w:lastRow="0" w:firstColumn="0" w:lastColumn="0" w:oddVBand="0" w:evenVBand="0" w:oddHBand="0" w:evenHBand="0" w:firstRowFirstColumn="0" w:firstRowLastColumn="0" w:lastRowFirstColumn="0" w:lastRowLastColumn="0"/>
             <w:tcW w:w="3540" w:type="dxa"/>
-          </w:tcPr>
-          <w:p>
-            <w:r>
-              <w:t>[M1 | sat_multi_source] SAT_PARTY_IDENTITY</w:t>
-            </w:r>
-          </w:p>
-        </w:tc>
-        <w:tc>
-          <w:tcPr>
+            <w:tcMar/>
+          </w:tcPr>
+          <w:p wp14:textId="77777777">
+            <w:r>
+              <w:t xml:space="preserve">[M1 | sat_multi_source] SAT_PARTY_IDENTITY</w:t>
+            </w:r>
+          </w:p>
+        </w:tc>
+        <w:tc>
+          <w:tcPr>
+            <w:cnfStyle w:val="000000000000" w:firstRow="0" w:lastRow="0" w:firstColumn="0" w:lastColumn="0" w:oddVBand="0" w:evenVBand="0" w:oddHBand="0" w:evenHBand="0" w:firstRowFirstColumn="0" w:firstRowLastColumn="0" w:lastRowFirstColumn="0" w:lastRowLastColumn="0"/>
             <w:tcW w:w="1200" w:type="dxa"/>
-          </w:tcPr>
-          <w:p>
-            <w:r>
-              <w:t>Implemented</w:t>
-            </w:r>
-          </w:p>
-        </w:tc>
-        <w:tc>
-          <w:tcPr>
+            <w:tcMar/>
+          </w:tcPr>
+          <w:p wp14:textId="77777777">
+            <w:r>
+              <w:t xml:space="preserve">Implemented</w:t>
+            </w:r>
+          </w:p>
+        </w:tc>
+        <w:tc>
+          <w:tcPr>
+            <w:cnfStyle w:val="000000000000" w:firstRow="0" w:lastRow="0" w:firstColumn="0" w:lastColumn="0" w:oddVBand="0" w:evenVBand="0" w:oddHBand="0" w:evenHBand="0" w:firstRowFirstColumn="0" w:firstRowLastColumn="0" w:lastRowFirstColumn="0" w:lastRowLastColumn="0"/>
             <w:tcW w:w="1000" w:type="dxa"/>
-          </w:tcPr>
-          <w:p/>
-        </w:tc>
-        <w:tc>
-          <w:tcPr>
+            <w:tcMar/>
+          </w:tcPr>
+          <w:p wp14:textId="6E87C8D0">
+            <w:r>
+              <w:rPr/>
+              <w:t>pass</w:t>
+            </w:r>
+          </w:p>
+        </w:tc>
+        <w:tc>
+          <w:tcPr>
+            <w:cnfStyle w:val="000000000000" w:firstRow="0" w:lastRow="0" w:firstColumn="0" w:lastColumn="0" w:oddVBand="0" w:evenVBand="0" w:oddHBand="0" w:evenHBand="0" w:firstRowFirstColumn="0" w:firstRowLastColumn="0" w:lastRowFirstColumn="0" w:lastRowLastColumn="0"/>
             <w:tcW w:w="1100" w:type="dxa"/>
-          </w:tcPr>
-          <w:p/>
-        </w:tc>
-      </w:tr>
-      <w:tr>
-        <w:tc>
-          <w:tcPr>
+            <w:tcMar/>
+          </w:tcPr>
+          <w:p wp14:textId="77777777">
+            <w:r/>
+          </w:p>
+        </w:tc>
+      </w:tr>
+      <w:tr xmlns:wp14="http://schemas.microsoft.com/office/word/2010/wordml" wp14:textId="77777777">
+        <w:tc>
+          <w:tcPr>
+            <w:cnfStyle w:val="001000000000" w:firstRow="0" w:lastRow="0" w:firstColumn="1" w:lastColumn="0" w:oddVBand="0" w:evenVBand="0" w:oddHBand="0" w:evenHBand="0" w:firstRowFirstColumn="0" w:firstRowLastColumn="0" w:lastRowFirstColumn="0" w:lastRowLastColumn="0"/>
             <w:tcW w:w="500" w:type="dxa"/>
-          </w:tcPr>
-          <w:p>
-            <w:r>
-              <w:t>11</w:t>
-            </w:r>
-          </w:p>
-        </w:tc>
-        <w:tc>
-          <w:tcPr>
+            <w:tcMar/>
+          </w:tcPr>
+          <w:p wp14:textId="77777777">
+            <w:r>
+              <w:t xml:space="preserve">11</w:t>
+            </w:r>
+          </w:p>
+        </w:tc>
+        <w:tc>
+          <w:tcPr>
+            <w:cnfStyle w:val="000000000000" w:firstRow="0" w:lastRow="0" w:firstColumn="0" w:lastColumn="0" w:oddVBand="0" w:evenVBand="0" w:oddHBand="0" w:evenHBand="0" w:firstRowFirstColumn="0" w:firstRowLastColumn="0" w:lastRowFirstColumn="0" w:lastRowLastColumn="0"/>
             <w:tcW w:w="1300" w:type="dxa"/>
-          </w:tcPr>
-          <w:p>
-            <w:r>
-              <w:t>MAXIMUS</w:t>
-            </w:r>
-          </w:p>
-        </w:tc>
-        <w:tc>
-          <w:tcPr>
+            <w:tcMar/>
+          </w:tcPr>
+          <w:p wp14:textId="77777777">
+            <w:r>
+              <w:t xml:space="preserve">MAXIMUS</w:t>
+            </w:r>
+          </w:p>
+        </w:tc>
+        <w:tc>
+          <w:tcPr>
+            <w:cnfStyle w:val="000000000000" w:firstRow="0" w:lastRow="0" w:firstColumn="0" w:lastColumn="0" w:oddVBand="0" w:evenVBand="0" w:oddHBand="0" w:evenHBand="0" w:firstRowFirstColumn="0" w:firstRowLastColumn="0" w:lastRowFirstColumn="0" w:lastRowLastColumn="0"/>
             <w:tcW w:w="3540" w:type="dxa"/>
-          </w:tcPr>
-          <w:p>
-            <w:r>
-              <w:t>[M1 | sat_multi_source(OBJECT)] SAT_COMMON_CONTACT</w:t>
-            </w:r>
-          </w:p>
-        </w:tc>
-        <w:tc>
-          <w:tcPr>
+            <w:tcMar/>
+          </w:tcPr>
+          <w:p wp14:textId="77777777">
+            <w:r>
+              <w:t xml:space="preserve">[M1 | sat_multi_source(OBJECT)] SAT_COMMON_CONTACT</w:t>
+            </w:r>
+          </w:p>
+        </w:tc>
+        <w:tc>
+          <w:tcPr>
+            <w:cnfStyle w:val="000000000000" w:firstRow="0" w:lastRow="0" w:firstColumn="0" w:lastColumn="0" w:oddVBand="0" w:evenVBand="0" w:oddHBand="0" w:evenHBand="0" w:firstRowFirstColumn="0" w:firstRowLastColumn="0" w:lastRowFirstColumn="0" w:lastRowLastColumn="0"/>
             <w:tcW w:w="1200" w:type="dxa"/>
-          </w:tcPr>
-          <w:p>
-            <w:r>
-              <w:t>Implemented</w:t>
-            </w:r>
-          </w:p>
-        </w:tc>
-        <w:tc>
-          <w:tcPr>
+            <w:tcMar/>
+          </w:tcPr>
+          <w:p wp14:textId="77777777">
+            <w:r>
+              <w:t xml:space="preserve">Implemented</w:t>
+            </w:r>
+          </w:p>
+        </w:tc>
+        <w:tc>
+          <w:tcPr>
+            <w:cnfStyle w:val="000000000000" w:firstRow="0" w:lastRow="0" w:firstColumn="0" w:lastColumn="0" w:oddVBand="0" w:evenVBand="0" w:oddHBand="0" w:evenHBand="0" w:firstRowFirstColumn="0" w:firstRowLastColumn="0" w:lastRowFirstColumn="0" w:lastRowLastColumn="0"/>
             <w:tcW w:w="1000" w:type="dxa"/>
-          </w:tcPr>
-          <w:p/>
-        </w:tc>
-        <w:tc>
-          <w:tcPr>
+            <w:tcMar/>
+          </w:tcPr>
+          <w:p wp14:textId="77777777">
+            <w:r/>
+          </w:p>
+        </w:tc>
+        <w:tc>
+          <w:tcPr>
+            <w:cnfStyle w:val="000000000000" w:firstRow="0" w:lastRow="0" w:firstColumn="0" w:lastColumn="0" w:oddVBand="0" w:evenVBand="0" w:oddHBand="0" w:evenHBand="0" w:firstRowFirstColumn="0" w:firstRowLastColumn="0" w:lastRowFirstColumn="0" w:lastRowLastColumn="0"/>
             <w:tcW w:w="1100" w:type="dxa"/>
-          </w:tcPr>
-          <w:p/>
-        </w:tc>
-      </w:tr>
-      <w:tr>
-        <w:tc>
-          <w:tcPr>
+            <w:tcMar/>
+          </w:tcPr>
+          <w:p wp14:textId="77777777">
+            <w:r/>
+          </w:p>
+        </w:tc>
+      </w:tr>
+      <w:tr xmlns:wp14="http://schemas.microsoft.com/office/word/2010/wordml" wp14:textId="77777777">
+        <w:tc>
+          <w:tcPr>
+            <w:cnfStyle w:val="001000000000" w:firstRow="0" w:lastRow="0" w:firstColumn="1" w:lastColumn="0" w:oddVBand="0" w:evenVBand="0" w:oddHBand="0" w:evenHBand="0" w:firstRowFirstColumn="0" w:firstRowLastColumn="0" w:lastRowFirstColumn="0" w:lastRowLastColumn="0"/>
             <w:tcW w:w="500" w:type="dxa"/>
-          </w:tcPr>
-          <w:p>
-            <w:r>
-              <w:t>12</w:t>
-            </w:r>
-          </w:p>
-        </w:tc>
-        <w:tc>
-          <w:tcPr>
+            <w:tcMar/>
+          </w:tcPr>
+          <w:p wp14:textId="77777777">
+            <w:r>
+              <w:t xml:space="preserve">12</w:t>
+            </w:r>
+          </w:p>
+        </w:tc>
+        <w:tc>
+          <w:tcPr>
+            <w:cnfStyle w:val="000000000000" w:firstRow="0" w:lastRow="0" w:firstColumn="0" w:lastColumn="0" w:oddVBand="0" w:evenVBand="0" w:oddHBand="0" w:evenHBand="0" w:firstRowFirstColumn="0" w:firstRowLastColumn="0" w:lastRowFirstColumn="0" w:lastRowLastColumn="0"/>
             <w:tcW w:w="1300" w:type="dxa"/>
-          </w:tcPr>
-          <w:p>
-            <w:r>
-              <w:t>MAXIMUS</w:t>
-            </w:r>
-          </w:p>
-        </w:tc>
-        <w:tc>
-          <w:tcPr>
+            <w:tcMar/>
+          </w:tcPr>
+          <w:p wp14:textId="77777777">
+            <w:r>
+              <w:t xml:space="preserve">MAXIMUS</w:t>
+            </w:r>
+          </w:p>
+        </w:tc>
+        <w:tc>
+          <w:tcPr>
+            <w:cnfStyle w:val="000000000000" w:firstRow="0" w:lastRow="0" w:firstColumn="0" w:lastColumn="0" w:oddVBand="0" w:evenVBand="0" w:oddHBand="0" w:evenHBand="0" w:firstRowFirstColumn="0" w:firstRowLastColumn="0" w:lastRowFirstColumn="0" w:lastRowLastColumn="0"/>
             <w:tcW w:w="3540" w:type="dxa"/>
-          </w:tcPr>
-          <w:p>
-            <w:r>
-              <w:t>[M1 | sat_multi_source(OBJECT)] SAT_PARTY_IDENTIFICATION</w:t>
-            </w:r>
-          </w:p>
-        </w:tc>
-        <w:tc>
-          <w:tcPr>
+            <w:tcMar/>
+          </w:tcPr>
+          <w:p wp14:textId="77777777">
+            <w:r>
+              <w:t xml:space="preserve">[M1 | sat_multi_source(OBJECT)] SAT_PARTY_IDENTIFICATION</w:t>
+            </w:r>
+          </w:p>
+        </w:tc>
+        <w:tc>
+          <w:tcPr>
+            <w:cnfStyle w:val="000000000000" w:firstRow="0" w:lastRow="0" w:firstColumn="0" w:lastColumn="0" w:oddVBand="0" w:evenVBand="0" w:oddHBand="0" w:evenHBand="0" w:firstRowFirstColumn="0" w:firstRowLastColumn="0" w:lastRowFirstColumn="0" w:lastRowLastColumn="0"/>
             <w:tcW w:w="1200" w:type="dxa"/>
-          </w:tcPr>
-          <w:p>
-            <w:r>
-              <w:t>Implemented</w:t>
-            </w:r>
-          </w:p>
-        </w:tc>
-        <w:tc>
-          <w:tcPr>
+            <w:tcMar/>
+          </w:tcPr>
+          <w:p wp14:textId="77777777">
+            <w:r>
+              <w:t xml:space="preserve">Implemented</w:t>
+            </w:r>
+          </w:p>
+        </w:tc>
+        <w:tc>
+          <w:tcPr>
+            <w:cnfStyle w:val="000000000000" w:firstRow="0" w:lastRow="0" w:firstColumn="0" w:lastColumn="0" w:oddVBand="0" w:evenVBand="0" w:oddHBand="0" w:evenHBand="0" w:firstRowFirstColumn="0" w:firstRowLastColumn="0" w:lastRowFirstColumn="0" w:lastRowLastColumn="0"/>
             <w:tcW w:w="1000" w:type="dxa"/>
-          </w:tcPr>
-          <w:p/>
-        </w:tc>
-        <w:tc>
-          <w:tcPr>
+            <w:tcMar/>
+          </w:tcPr>
+          <w:p wp14:textId="77777777">
+            <w:r/>
+          </w:p>
+        </w:tc>
+        <w:tc>
+          <w:tcPr>
+            <w:cnfStyle w:val="000000000000" w:firstRow="0" w:lastRow="0" w:firstColumn="0" w:lastColumn="0" w:oddVBand="0" w:evenVBand="0" w:oddHBand="0" w:evenHBand="0" w:firstRowFirstColumn="0" w:firstRowLastColumn="0" w:lastRowFirstColumn="0" w:lastRowLastColumn="0"/>
             <w:tcW w:w="1100" w:type="dxa"/>
-          </w:tcPr>
-          <w:p/>
-        </w:tc>
-      </w:tr>
-      <w:tr>
-        <w:tc>
-          <w:tcPr>
+            <w:tcMar/>
+          </w:tcPr>
+          <w:p wp14:textId="77777777">
+            <w:r/>
+          </w:p>
+        </w:tc>
+      </w:tr>
+      <w:tr xmlns:wp14="http://schemas.microsoft.com/office/word/2010/wordml" wp14:textId="77777777">
+        <w:tc>
+          <w:tcPr>
+            <w:cnfStyle w:val="001000000000" w:firstRow="0" w:lastRow="0" w:firstColumn="1" w:lastColumn="0" w:oddVBand="0" w:evenVBand="0" w:oddHBand="0" w:evenHBand="0" w:firstRowFirstColumn="0" w:firstRowLastColumn="0" w:lastRowFirstColumn="0" w:lastRowLastColumn="0"/>
             <w:tcW w:w="500" w:type="dxa"/>
-          </w:tcPr>
-          <w:p>
-            <w:r>
-              <w:t>13</w:t>
-            </w:r>
-          </w:p>
-        </w:tc>
-        <w:tc>
-          <w:tcPr>
+            <w:tcMar/>
+          </w:tcPr>
+          <w:p wp14:textId="77777777">
+            <w:r>
+              <w:t xml:space="preserve">13</w:t>
+            </w:r>
+          </w:p>
+        </w:tc>
+        <w:tc>
+          <w:tcPr>
+            <w:cnfStyle w:val="000000000000" w:firstRow="0" w:lastRow="0" w:firstColumn="0" w:lastColumn="0" w:oddVBand="0" w:evenVBand="0" w:oddHBand="0" w:evenHBand="0" w:firstRowFirstColumn="0" w:firstRowLastColumn="0" w:lastRowFirstColumn="0" w:lastRowLastColumn="0"/>
             <w:tcW w:w="1300" w:type="dxa"/>
-          </w:tcPr>
-          <w:p>
-            <w:r>
-              <w:t>MAXIMUS</w:t>
-            </w:r>
-          </w:p>
-        </w:tc>
-        <w:tc>
-          <w:tcPr>
+            <w:tcMar/>
+          </w:tcPr>
+          <w:p wp14:textId="77777777">
+            <w:r>
+              <w:t xml:space="preserve">MAXIMUS</w:t>
+            </w:r>
+          </w:p>
+        </w:tc>
+        <w:tc>
+          <w:tcPr>
+            <w:cnfStyle w:val="000000000000" w:firstRow="0" w:lastRow="0" w:firstColumn="0" w:lastColumn="0" w:oddVBand="0" w:evenVBand="0" w:oddHBand="0" w:evenHBand="0" w:firstRowFirstColumn="0" w:firstRowLastColumn="0" w:lastRowFirstColumn="0" w:lastRowLastColumn="0"/>
             <w:tcW w:w="3540" w:type="dxa"/>
-          </w:tcPr>
-          <w:p>
-            <w:r>
-              <w:t>[M2 | automate_dv.ma_sat] SAT_PARTY_PROVIDER_CAPABILITY</w:t>
-            </w:r>
-          </w:p>
-        </w:tc>
-        <w:tc>
-          <w:tcPr>
+            <w:tcMar/>
+          </w:tcPr>
+          <w:p wp14:textId="77777777">
+            <w:r>
+              <w:t xml:space="preserve">[M2 | automate_dv.ma_sat] SAT_PARTY_PROVIDER_CAPABILITY</w:t>
+            </w:r>
+          </w:p>
+        </w:tc>
+        <w:tc>
+          <w:tcPr>
+            <w:cnfStyle w:val="000000000000" w:firstRow="0" w:lastRow="0" w:firstColumn="0" w:lastColumn="0" w:oddVBand="0" w:evenVBand="0" w:oddHBand="0" w:evenHBand="0" w:firstRowFirstColumn="0" w:firstRowLastColumn="0" w:lastRowFirstColumn="0" w:lastRowLastColumn="0"/>
             <w:tcW w:w="1200" w:type="dxa"/>
-          </w:tcPr>
-          <w:p>
-            <w:r>
-              <w:t>Implemented</w:t>
-            </w:r>
-          </w:p>
-        </w:tc>
-        <w:tc>
-          <w:tcPr>
+            <w:tcMar/>
+          </w:tcPr>
+          <w:p wp14:textId="77777777">
+            <w:r>
+              <w:t xml:space="preserve">Implemented</w:t>
+            </w:r>
+          </w:p>
+        </w:tc>
+        <w:tc>
+          <w:tcPr>
+            <w:cnfStyle w:val="000000000000" w:firstRow="0" w:lastRow="0" w:firstColumn="0" w:lastColumn="0" w:oddVBand="0" w:evenVBand="0" w:oddHBand="0" w:evenHBand="0" w:firstRowFirstColumn="0" w:firstRowLastColumn="0" w:lastRowFirstColumn="0" w:lastRowLastColumn="0"/>
             <w:tcW w:w="1000" w:type="dxa"/>
-          </w:tcPr>
-          <w:p/>
-        </w:tc>
-        <w:tc>
-          <w:tcPr>
+            <w:tcMar/>
+          </w:tcPr>
+          <w:p wp14:textId="77777777">
+            <w:r/>
+          </w:p>
+        </w:tc>
+        <w:tc>
+          <w:tcPr>
+            <w:cnfStyle w:val="000000000000" w:firstRow="0" w:lastRow="0" w:firstColumn="0" w:lastColumn="0" w:oddVBand="0" w:evenVBand="0" w:oddHBand="0" w:evenHBand="0" w:firstRowFirstColumn="0" w:firstRowLastColumn="0" w:lastRowFirstColumn="0" w:lastRowLastColumn="0"/>
             <w:tcW w:w="1100" w:type="dxa"/>
-          </w:tcPr>
-          <w:p/>
-        </w:tc>
-      </w:tr>
-      <w:tr>
-        <w:tc>
-          <w:tcPr>
+            <w:tcMar/>
+          </w:tcPr>
+          <w:p wp14:textId="77777777">
+            <w:r/>
+          </w:p>
+        </w:tc>
+      </w:tr>
+      <w:tr xmlns:wp14="http://schemas.microsoft.com/office/word/2010/wordml" wp14:textId="77777777">
+        <w:tc>
+          <w:tcPr>
+            <w:cnfStyle w:val="001000000000" w:firstRow="0" w:lastRow="0" w:firstColumn="1" w:lastColumn="0" w:oddVBand="0" w:evenVBand="0" w:oddHBand="0" w:evenHBand="0" w:firstRowFirstColumn="0" w:firstRowLastColumn="0" w:lastRowFirstColumn="0" w:lastRowLastColumn="0"/>
             <w:tcW w:w="500" w:type="dxa"/>
-          </w:tcPr>
-          <w:p>
-            <w:r>
-              <w:t>14</w:t>
-            </w:r>
-          </w:p>
-        </w:tc>
-        <w:tc>
-          <w:tcPr>
+            <w:tcMar/>
+          </w:tcPr>
+          <w:p wp14:textId="77777777">
+            <w:r>
+              <w:t xml:space="preserve">14</w:t>
+            </w:r>
+          </w:p>
+        </w:tc>
+        <w:tc>
+          <w:tcPr>
+            <w:cnfStyle w:val="000000000000" w:firstRow="0" w:lastRow="0" w:firstColumn="0" w:lastColumn="0" w:oddVBand="0" w:evenVBand="0" w:oddHBand="0" w:evenHBand="0" w:firstRowFirstColumn="0" w:firstRowLastColumn="0" w:lastRowFirstColumn="0" w:lastRowLastColumn="0"/>
             <w:tcW w:w="1300" w:type="dxa"/>
-          </w:tcPr>
-          <w:p>
-            <w:r>
-              <w:t>MAXIMUS</w:t>
-            </w:r>
-          </w:p>
-        </w:tc>
-        <w:tc>
-          <w:tcPr>
+            <w:tcMar/>
+          </w:tcPr>
+          <w:p wp14:textId="77777777">
+            <w:r>
+              <w:t xml:space="preserve">MAXIMUS</w:t>
+            </w:r>
+          </w:p>
+        </w:tc>
+        <w:tc>
+          <w:tcPr>
+            <w:cnfStyle w:val="000000000000" w:firstRow="0" w:lastRow="0" w:firstColumn="0" w:lastColumn="0" w:oddVBand="0" w:evenVBand="0" w:oddHBand="0" w:evenHBand="0" w:firstRowFirstColumn="0" w:firstRowLastColumn="0" w:lastRowFirstColumn="0" w:lastRowLastColumn="0"/>
             <w:tcW w:w="3540" w:type="dxa"/>
-          </w:tcPr>
-          <w:p>
-            <w:r>
-              <w:t>[M2 | automate_dv.sat] SAT_COMMON_CONSENT</w:t>
-            </w:r>
-          </w:p>
-        </w:tc>
-        <w:tc>
-          <w:tcPr>
+            <w:tcMar/>
+          </w:tcPr>
+          <w:p wp14:textId="77777777">
+            <w:r>
+              <w:t xml:space="preserve">[M2 | automate_dv.sat] SAT_COMMON_CONSENT</w:t>
+            </w:r>
+          </w:p>
+        </w:tc>
+        <w:tc>
+          <w:tcPr>
+            <w:cnfStyle w:val="000000000000" w:firstRow="0" w:lastRow="0" w:firstColumn="0" w:lastColumn="0" w:oddVBand="0" w:evenVBand="0" w:oddHBand="0" w:evenHBand="0" w:firstRowFirstColumn="0" w:firstRowLastColumn="0" w:lastRowFirstColumn="0" w:lastRowLastColumn="0"/>
             <w:tcW w:w="1200" w:type="dxa"/>
-          </w:tcPr>
-          <w:p>
-            <w:r>
-              <w:t>Implemented</w:t>
-            </w:r>
-          </w:p>
-        </w:tc>
-        <w:tc>
-          <w:tcPr>
+            <w:tcMar/>
+          </w:tcPr>
+          <w:p wp14:textId="77777777">
+            <w:r>
+              <w:t xml:space="preserve">Implemented</w:t>
+            </w:r>
+          </w:p>
+        </w:tc>
+        <w:tc>
+          <w:tcPr>
+            <w:cnfStyle w:val="000000000000" w:firstRow="0" w:lastRow="0" w:firstColumn="0" w:lastColumn="0" w:oddVBand="0" w:evenVBand="0" w:oddHBand="0" w:evenHBand="0" w:firstRowFirstColumn="0" w:firstRowLastColumn="0" w:lastRowFirstColumn="0" w:lastRowLastColumn="0"/>
             <w:tcW w:w="1000" w:type="dxa"/>
-          </w:tcPr>
-          <w:p/>
-        </w:tc>
-        <w:tc>
-          <w:tcPr>
+            <w:tcMar/>
+          </w:tcPr>
+          <w:p wp14:textId="77777777">
+            <w:r/>
+          </w:p>
+        </w:tc>
+        <w:tc>
+          <w:tcPr>
+            <w:cnfStyle w:val="000000000000" w:firstRow="0" w:lastRow="0" w:firstColumn="0" w:lastColumn="0" w:oddVBand="0" w:evenVBand="0" w:oddHBand="0" w:evenHBand="0" w:firstRowFirstColumn="0" w:firstRowLastColumn="0" w:lastRowFirstColumn="0" w:lastRowLastColumn="0"/>
             <w:tcW w:w="1100" w:type="dxa"/>
-          </w:tcPr>
-          <w:p/>
-        </w:tc>
-      </w:tr>
-      <w:tr>
-        <w:tc>
-          <w:tcPr>
+            <w:tcMar/>
+          </w:tcPr>
+          <w:p wp14:textId="77777777">
+            <w:r/>
+          </w:p>
+        </w:tc>
+      </w:tr>
+      <w:tr xmlns:wp14="http://schemas.microsoft.com/office/word/2010/wordml" wp14:textId="77777777">
+        <w:tc>
+          <w:tcPr>
+            <w:cnfStyle w:val="001000000000" w:firstRow="0" w:lastRow="0" w:firstColumn="1" w:lastColumn="0" w:oddVBand="0" w:evenVBand="0" w:oddHBand="0" w:evenHBand="0" w:firstRowFirstColumn="0" w:firstRowLastColumn="0" w:lastRowFirstColumn="0" w:lastRowLastColumn="0"/>
             <w:tcW w:w="500" w:type="dxa"/>
-          </w:tcPr>
-          <w:p>
-            <w:r>
-              <w:t>15</w:t>
-            </w:r>
-          </w:p>
-        </w:tc>
-        <w:tc>
-          <w:tcPr>
+            <w:tcMar/>
+          </w:tcPr>
+          <w:p wp14:textId="77777777">
+            <w:r>
+              <w:t xml:space="preserve">15</w:t>
+            </w:r>
+          </w:p>
+        </w:tc>
+        <w:tc>
+          <w:tcPr>
+            <w:cnfStyle w:val="000000000000" w:firstRow="0" w:lastRow="0" w:firstColumn="0" w:lastColumn="0" w:oddVBand="0" w:evenVBand="0" w:oddHBand="0" w:evenHBand="0" w:firstRowFirstColumn="0" w:firstRowLastColumn="0" w:lastRowFirstColumn="0" w:lastRowLastColumn="0"/>
             <w:tcW w:w="1300" w:type="dxa"/>
-          </w:tcPr>
-          <w:p>
-            <w:r>
-              <w:t>MAXIMUS</w:t>
-            </w:r>
-          </w:p>
-        </w:tc>
-        <w:tc>
-          <w:tcPr>
+            <w:tcMar/>
+          </w:tcPr>
+          <w:p wp14:textId="77777777">
+            <w:r>
+              <w:t xml:space="preserve">MAXIMUS</w:t>
+            </w:r>
+          </w:p>
+        </w:tc>
+        <w:tc>
+          <w:tcPr>
+            <w:cnfStyle w:val="000000000000" w:firstRow="0" w:lastRow="0" w:firstColumn="0" w:lastColumn="0" w:oddVBand="0" w:evenVBand="0" w:oddHBand="0" w:evenHBand="0" w:firstRowFirstColumn="0" w:firstRowLastColumn="0" w:lastRowFirstColumn="0" w:lastRowLastColumn="0"/>
             <w:tcW w:w="3540" w:type="dxa"/>
-          </w:tcPr>
-          <w:p>
-            <w:r>
-              <w:t>[M2 | automate_dv.sat] SAT_PARTY_FRAUD_PROFILE</w:t>
-            </w:r>
-          </w:p>
-        </w:tc>
-        <w:tc>
-          <w:tcPr>
+            <w:tcMar/>
+          </w:tcPr>
+          <w:p wp14:textId="77777777">
+            <w:r>
+              <w:t xml:space="preserve">[M2 | automate_dv.sat] SAT_PARTY_FRAUD_PROFILE</w:t>
+            </w:r>
+          </w:p>
+        </w:tc>
+        <w:tc>
+          <w:tcPr>
+            <w:cnfStyle w:val="000000000000" w:firstRow="0" w:lastRow="0" w:firstColumn="0" w:lastColumn="0" w:oddVBand="0" w:evenVBand="0" w:oddHBand="0" w:evenHBand="0" w:firstRowFirstColumn="0" w:firstRowLastColumn="0" w:lastRowFirstColumn="0" w:lastRowLastColumn="0"/>
             <w:tcW w:w="1200" w:type="dxa"/>
-          </w:tcPr>
-          <w:p>
-            <w:r>
-              <w:t>Implemented</w:t>
-            </w:r>
-          </w:p>
-        </w:tc>
-        <w:tc>
-          <w:tcPr>
+            <w:tcMar/>
+          </w:tcPr>
+          <w:p wp14:textId="77777777">
+            <w:r>
+              <w:t xml:space="preserve">Implemented</w:t>
+            </w:r>
+          </w:p>
+        </w:tc>
+        <w:tc>
+          <w:tcPr>
+            <w:cnfStyle w:val="000000000000" w:firstRow="0" w:lastRow="0" w:firstColumn="0" w:lastColumn="0" w:oddVBand="0" w:evenVBand="0" w:oddHBand="0" w:evenHBand="0" w:firstRowFirstColumn="0" w:firstRowLastColumn="0" w:lastRowFirstColumn="0" w:lastRowLastColumn="0"/>
             <w:tcW w:w="1000" w:type="dxa"/>
-          </w:tcPr>
-          <w:p/>
-        </w:tc>
-        <w:tc>
-          <w:tcPr>
+            <w:tcMar/>
+          </w:tcPr>
+          <w:p wp14:textId="77777777">
+            <w:r/>
+          </w:p>
+        </w:tc>
+        <w:tc>
+          <w:tcPr>
+            <w:cnfStyle w:val="000000000000" w:firstRow="0" w:lastRow="0" w:firstColumn="0" w:lastColumn="0" w:oddVBand="0" w:evenVBand="0" w:oddHBand="0" w:evenHBand="0" w:firstRowFirstColumn="0" w:firstRowLastColumn="0" w:lastRowFirstColumn="0" w:lastRowLastColumn="0"/>
             <w:tcW w:w="1100" w:type="dxa"/>
-          </w:tcPr>
-          <w:p/>
-        </w:tc>
-      </w:tr>
-      <w:tr>
-        <w:tc>
-          <w:tcPr>
+            <w:tcMar/>
+          </w:tcPr>
+          <w:p wp14:textId="77777777">
+            <w:r/>
+          </w:p>
+        </w:tc>
+      </w:tr>
+      <w:tr xmlns:wp14="http://schemas.microsoft.com/office/word/2010/wordml" wp14:textId="77777777">
+        <w:tc>
+          <w:tcPr>
+            <w:cnfStyle w:val="001000000000" w:firstRow="0" w:lastRow="0" w:firstColumn="1" w:lastColumn="0" w:oddVBand="0" w:evenVBand="0" w:oddHBand="0" w:evenHBand="0" w:firstRowFirstColumn="0" w:firstRowLastColumn="0" w:lastRowFirstColumn="0" w:lastRowLastColumn="0"/>
             <w:tcW w:w="500" w:type="dxa"/>
-          </w:tcPr>
-          <w:p>
-            <w:r>
-              <w:t>16</w:t>
-            </w:r>
-          </w:p>
-        </w:tc>
-        <w:tc>
-          <w:tcPr>
+            <w:tcMar/>
+          </w:tcPr>
+          <w:p wp14:textId="77777777">
+            <w:r>
+              <w:t xml:space="preserve">16</w:t>
+            </w:r>
+          </w:p>
+        </w:tc>
+        <w:tc>
+          <w:tcPr>
+            <w:cnfStyle w:val="000000000000" w:firstRow="0" w:lastRow="0" w:firstColumn="0" w:lastColumn="0" w:oddVBand="0" w:evenVBand="0" w:oddHBand="0" w:evenHBand="0" w:firstRowFirstColumn="0" w:firstRowLastColumn="0" w:lastRowFirstColumn="0" w:lastRowLastColumn="0"/>
             <w:tcW w:w="1300" w:type="dxa"/>
-          </w:tcPr>
-          <w:p>
-            <w:r>
-              <w:t>MAXIMUS</w:t>
-            </w:r>
-          </w:p>
-        </w:tc>
-        <w:tc>
-          <w:tcPr>
+            <w:tcMar/>
+          </w:tcPr>
+          <w:p wp14:textId="77777777">
+            <w:r>
+              <w:t xml:space="preserve">MAXIMUS</w:t>
+            </w:r>
+          </w:p>
+        </w:tc>
+        <w:tc>
+          <w:tcPr>
+            <w:cnfStyle w:val="000000000000" w:firstRow="0" w:lastRow="0" w:firstColumn="0" w:lastColumn="0" w:oddVBand="0" w:evenVBand="0" w:oddHBand="0" w:evenHBand="0" w:firstRowFirstColumn="0" w:firstRowLastColumn="0" w:lastRowFirstColumn="0" w:lastRowLastColumn="0"/>
             <w:tcW w:w="3540" w:type="dxa"/>
-          </w:tcPr>
-          <w:p>
-            <w:r>
-              <w:t>[M2 | sat_multi_source] SAT_COMMON_GEO</w:t>
-            </w:r>
-          </w:p>
-        </w:tc>
-        <w:tc>
-          <w:tcPr>
+            <w:tcMar/>
+          </w:tcPr>
+          <w:p wp14:textId="77777777">
+            <w:r>
+              <w:t xml:space="preserve">[M2 | sat_multi_source] SAT_COMMON_GEO</w:t>
+            </w:r>
+          </w:p>
+        </w:tc>
+        <w:tc>
+          <w:tcPr>
+            <w:cnfStyle w:val="000000000000" w:firstRow="0" w:lastRow="0" w:firstColumn="0" w:lastColumn="0" w:oddVBand="0" w:evenVBand="0" w:oddHBand="0" w:evenHBand="0" w:firstRowFirstColumn="0" w:firstRowLastColumn="0" w:lastRowFirstColumn="0" w:lastRowLastColumn="0"/>
             <w:tcW w:w="1200" w:type="dxa"/>
-          </w:tcPr>
-          <w:p>
-            <w:r>
-              <w:t>Implemented</w:t>
-            </w:r>
-          </w:p>
-        </w:tc>
-        <w:tc>
-          <w:tcPr>
+            <w:tcMar/>
+          </w:tcPr>
+          <w:p wp14:textId="77777777">
+            <w:r>
+              <w:t xml:space="preserve">Implemented</w:t>
+            </w:r>
+          </w:p>
+        </w:tc>
+        <w:tc>
+          <w:tcPr>
+            <w:cnfStyle w:val="000000000000" w:firstRow="0" w:lastRow="0" w:firstColumn="0" w:lastColumn="0" w:oddVBand="0" w:evenVBand="0" w:oddHBand="0" w:evenHBand="0" w:firstRowFirstColumn="0" w:firstRowLastColumn="0" w:lastRowFirstColumn="0" w:lastRowLastColumn="0"/>
             <w:tcW w:w="1000" w:type="dxa"/>
-          </w:tcPr>
-          <w:p/>
-        </w:tc>
-        <w:tc>
-          <w:tcPr>
+            <w:tcMar/>
+          </w:tcPr>
+          <w:p wp14:textId="77777777">
+            <w:r/>
+          </w:p>
+        </w:tc>
+        <w:tc>
+          <w:tcPr>
+            <w:cnfStyle w:val="000000000000" w:firstRow="0" w:lastRow="0" w:firstColumn="0" w:lastColumn="0" w:oddVBand="0" w:evenVBand="0" w:oddHBand="0" w:evenHBand="0" w:firstRowFirstColumn="0" w:firstRowLastColumn="0" w:lastRowFirstColumn="0" w:lastRowLastColumn="0"/>
             <w:tcW w:w="1100" w:type="dxa"/>
-          </w:tcPr>
-          <w:p/>
-        </w:tc>
-      </w:tr>
-      <w:tr>
-        <w:tc>
-          <w:tcPr>
+            <w:tcMar/>
+          </w:tcPr>
+          <w:p wp14:textId="77777777">
+            <w:r/>
+          </w:p>
+        </w:tc>
+      </w:tr>
+      <w:tr xmlns:wp14="http://schemas.microsoft.com/office/word/2010/wordml" wp14:textId="77777777">
+        <w:tc>
+          <w:tcPr>
+            <w:cnfStyle w:val="001000000000" w:firstRow="0" w:lastRow="0" w:firstColumn="1" w:lastColumn="0" w:oddVBand="0" w:evenVBand="0" w:oddHBand="0" w:evenHBand="0" w:firstRowFirstColumn="0" w:firstRowLastColumn="0" w:lastRowFirstColumn="0" w:lastRowLastColumn="0"/>
             <w:tcW w:w="500" w:type="dxa"/>
-          </w:tcPr>
-          <w:p>
-            <w:r>
-              <w:t>17</w:t>
-            </w:r>
-          </w:p>
-        </w:tc>
-        <w:tc>
-          <w:tcPr>
+            <w:tcMar/>
+          </w:tcPr>
+          <w:p wp14:textId="77777777">
+            <w:r>
+              <w:t xml:space="preserve">17</w:t>
+            </w:r>
+          </w:p>
+        </w:tc>
+        <w:tc>
+          <w:tcPr>
+            <w:cnfStyle w:val="000000000000" w:firstRow="0" w:lastRow="0" w:firstColumn="0" w:lastColumn="0" w:oddVBand="0" w:evenVBand="0" w:oddHBand="0" w:evenHBand="0" w:firstRowFirstColumn="0" w:firstRowLastColumn="0" w:lastRowFirstColumn="0" w:lastRowLastColumn="0"/>
             <w:tcW w:w="1300" w:type="dxa"/>
-          </w:tcPr>
-          <w:p>
-            <w:r>
-              <w:t>MAXIMUS</w:t>
-            </w:r>
-          </w:p>
-        </w:tc>
-        <w:tc>
-          <w:tcPr>
+            <w:tcMar/>
+          </w:tcPr>
+          <w:p wp14:textId="77777777">
+            <w:r>
+              <w:t xml:space="preserve">MAXIMUS</w:t>
+            </w:r>
+          </w:p>
+        </w:tc>
+        <w:tc>
+          <w:tcPr>
+            <w:cnfStyle w:val="000000000000" w:firstRow="0" w:lastRow="0" w:firstColumn="0" w:lastColumn="0" w:oddVBand="0" w:evenVBand="0" w:oddHBand="0" w:evenHBand="0" w:firstRowFirstColumn="0" w:firstRowLastColumn="0" w:lastRowFirstColumn="0" w:lastRowLastColumn="0"/>
             <w:tcW w:w="3540" w:type="dxa"/>
-          </w:tcPr>
-          <w:p>
-            <w:r>
-              <w:t>[M2 | sat_multi_source] SAT_PARTY_CONSENT_MANDATE</w:t>
-            </w:r>
-          </w:p>
-        </w:tc>
-        <w:tc>
-          <w:tcPr>
+            <w:tcMar/>
+          </w:tcPr>
+          <w:p wp14:textId="77777777">
+            <w:r>
+              <w:t xml:space="preserve">[M2 | sat_multi_source] SAT_PARTY_CONSENT_MANDATE</w:t>
+            </w:r>
+          </w:p>
+        </w:tc>
+        <w:tc>
+          <w:tcPr>
+            <w:cnfStyle w:val="000000000000" w:firstRow="0" w:lastRow="0" w:firstColumn="0" w:lastColumn="0" w:oddVBand="0" w:evenVBand="0" w:oddHBand="0" w:evenHBand="0" w:firstRowFirstColumn="0" w:firstRowLastColumn="0" w:lastRowFirstColumn="0" w:lastRowLastColumn="0"/>
             <w:tcW w:w="1200" w:type="dxa"/>
-          </w:tcPr>
-          <w:p>
-            <w:r>
-              <w:t>Implemented</w:t>
-            </w:r>
-          </w:p>
-        </w:tc>
-        <w:tc>
-          <w:tcPr>
+            <w:tcMar/>
+          </w:tcPr>
+          <w:p wp14:textId="77777777">
+            <w:r>
+              <w:t xml:space="preserve">Implemented</w:t>
+            </w:r>
+          </w:p>
+        </w:tc>
+        <w:tc>
+          <w:tcPr>
+            <w:cnfStyle w:val="000000000000" w:firstRow="0" w:lastRow="0" w:firstColumn="0" w:lastColumn="0" w:oddVBand="0" w:evenVBand="0" w:oddHBand="0" w:evenHBand="0" w:firstRowFirstColumn="0" w:firstRowLastColumn="0" w:lastRowFirstColumn="0" w:lastRowLastColumn="0"/>
             <w:tcW w:w="1000" w:type="dxa"/>
-          </w:tcPr>
-          <w:p/>
-        </w:tc>
-        <w:tc>
-          <w:tcPr>
+            <w:tcMar/>
+          </w:tcPr>
+          <w:p wp14:textId="77777777">
+            <w:r/>
+          </w:p>
+        </w:tc>
+        <w:tc>
+          <w:tcPr>
+            <w:cnfStyle w:val="000000000000" w:firstRow="0" w:lastRow="0" w:firstColumn="0" w:lastColumn="0" w:oddVBand="0" w:evenVBand="0" w:oddHBand="0" w:evenHBand="0" w:firstRowFirstColumn="0" w:firstRowLastColumn="0" w:lastRowFirstColumn="0" w:lastRowLastColumn="0"/>
             <w:tcW w:w="1100" w:type="dxa"/>
-          </w:tcPr>
-          <w:p/>
-        </w:tc>
-      </w:tr>
-      <w:tr>
-        <w:tc>
-          <w:tcPr>
+            <w:tcMar/>
+          </w:tcPr>
+          <w:p wp14:textId="77777777">
+            <w:r/>
+          </w:p>
+        </w:tc>
+      </w:tr>
+      <w:tr xmlns:wp14="http://schemas.microsoft.com/office/word/2010/wordml" wp14:textId="77777777">
+        <w:tc>
+          <w:tcPr>
+            <w:cnfStyle w:val="001000000000" w:firstRow="0" w:lastRow="0" w:firstColumn="1" w:lastColumn="0" w:oddVBand="0" w:evenVBand="0" w:oddHBand="0" w:evenHBand="0" w:firstRowFirstColumn="0" w:firstRowLastColumn="0" w:lastRowFirstColumn="0" w:lastRowLastColumn="0"/>
             <w:tcW w:w="500" w:type="dxa"/>
-          </w:tcPr>
-          <w:p>
-            <w:r>
-              <w:t>18</w:t>
-            </w:r>
-          </w:p>
-        </w:tc>
-        <w:tc>
-          <w:tcPr>
+            <w:tcMar/>
+          </w:tcPr>
+          <w:p wp14:textId="77777777">
+            <w:r>
+              <w:t xml:space="preserve">18</w:t>
+            </w:r>
+          </w:p>
+        </w:tc>
+        <w:tc>
+          <w:tcPr>
+            <w:cnfStyle w:val="000000000000" w:firstRow="0" w:lastRow="0" w:firstColumn="0" w:lastColumn="0" w:oddVBand="0" w:evenVBand="0" w:oddHBand="0" w:evenHBand="0" w:firstRowFirstColumn="0" w:firstRowLastColumn="0" w:lastRowFirstColumn="0" w:lastRowLastColumn="0"/>
             <w:tcW w:w="1300" w:type="dxa"/>
-          </w:tcPr>
-          <w:p>
-            <w:r>
-              <w:t>MAXIMUS</w:t>
-            </w:r>
-          </w:p>
-        </w:tc>
-        <w:tc>
-          <w:tcPr>
+            <w:tcMar/>
+          </w:tcPr>
+          <w:p wp14:textId="77777777">
+            <w:r>
+              <w:t xml:space="preserve">MAXIMUS</w:t>
+            </w:r>
+          </w:p>
+        </w:tc>
+        <w:tc>
+          <w:tcPr>
+            <w:cnfStyle w:val="000000000000" w:firstRow="0" w:lastRow="0" w:firstColumn="0" w:lastColumn="0" w:oddVBand="0" w:evenVBand="0" w:oddHBand="0" w:evenHBand="0" w:firstRowFirstColumn="0" w:firstRowLastColumn="0" w:lastRowFirstColumn="0" w:lastRowLastColumn="0"/>
             <w:tcW w:w="3540" w:type="dxa"/>
-          </w:tcPr>
-          <w:p>
-            <w:r>
-              <w:t>[M2 | sat_multi_source] SAT_PARTY_INDIVIDUAL_DEMOGRAPHICS</w:t>
-            </w:r>
-          </w:p>
-        </w:tc>
-        <w:tc>
-          <w:tcPr>
+            <w:tcMar/>
+          </w:tcPr>
+          <w:p wp14:textId="77777777">
+            <w:r>
+              <w:t xml:space="preserve">[M2 | sat_multi_source] SAT_PARTY_INDIVIDUAL_DEMOGRAPHICS</w:t>
+            </w:r>
+          </w:p>
+        </w:tc>
+        <w:tc>
+          <w:tcPr>
+            <w:cnfStyle w:val="000000000000" w:firstRow="0" w:lastRow="0" w:firstColumn="0" w:lastColumn="0" w:oddVBand="0" w:evenVBand="0" w:oddHBand="0" w:evenHBand="0" w:firstRowFirstColumn="0" w:firstRowLastColumn="0" w:lastRowFirstColumn="0" w:lastRowLastColumn="0"/>
             <w:tcW w:w="1200" w:type="dxa"/>
-          </w:tcPr>
-          <w:p>
-            <w:r>
-              <w:t>Implemented</w:t>
-            </w:r>
-          </w:p>
-        </w:tc>
-        <w:tc>
-          <w:tcPr>
+            <w:tcMar/>
+          </w:tcPr>
+          <w:p wp14:textId="77777777">
+            <w:r>
+              <w:t xml:space="preserve">Implemented</w:t>
+            </w:r>
+          </w:p>
+        </w:tc>
+        <w:tc>
+          <w:tcPr>
+            <w:cnfStyle w:val="000000000000" w:firstRow="0" w:lastRow="0" w:firstColumn="0" w:lastColumn="0" w:oddVBand="0" w:evenVBand="0" w:oddHBand="0" w:evenHBand="0" w:firstRowFirstColumn="0" w:firstRowLastColumn="0" w:lastRowFirstColumn="0" w:lastRowLastColumn="0"/>
             <w:tcW w:w="1000" w:type="dxa"/>
-          </w:tcPr>
-          <w:p/>
-        </w:tc>
-        <w:tc>
-          <w:tcPr>
+            <w:tcMar/>
+          </w:tcPr>
+          <w:p wp14:textId="77777777">
+            <w:r/>
+          </w:p>
+        </w:tc>
+        <w:tc>
+          <w:tcPr>
+            <w:cnfStyle w:val="000000000000" w:firstRow="0" w:lastRow="0" w:firstColumn="0" w:lastColumn="0" w:oddVBand="0" w:evenVBand="0" w:oddHBand="0" w:evenHBand="0" w:firstRowFirstColumn="0" w:firstRowLastColumn="0" w:lastRowFirstColumn="0" w:lastRowLastColumn="0"/>
             <w:tcW w:w="1100" w:type="dxa"/>
-          </w:tcPr>
-          <w:p/>
-        </w:tc>
-      </w:tr>
-      <w:tr>
-        <w:tc>
-          <w:tcPr>
+            <w:tcMar/>
+          </w:tcPr>
+          <w:p wp14:textId="77777777">
+            <w:r/>
+          </w:p>
+        </w:tc>
+      </w:tr>
+      <w:tr xmlns:wp14="http://schemas.microsoft.com/office/word/2010/wordml" wp14:textId="77777777">
+        <w:tc>
+          <w:tcPr>
+            <w:cnfStyle w:val="001000000000" w:firstRow="0" w:lastRow="0" w:firstColumn="1" w:lastColumn="0" w:oddVBand="0" w:evenVBand="0" w:oddHBand="0" w:evenHBand="0" w:firstRowFirstColumn="0" w:firstRowLastColumn="0" w:lastRowFirstColumn="0" w:lastRowLastColumn="0"/>
             <w:tcW w:w="500" w:type="dxa"/>
-          </w:tcPr>
-          <w:p>
-            <w:r>
-              <w:t>19</w:t>
-            </w:r>
-          </w:p>
-        </w:tc>
-        <w:tc>
-          <w:tcPr>
+            <w:tcMar/>
+          </w:tcPr>
+          <w:p wp14:textId="77777777">
+            <w:r>
+              <w:t xml:space="preserve">19</w:t>
+            </w:r>
+          </w:p>
+        </w:tc>
+        <w:tc>
+          <w:tcPr>
+            <w:cnfStyle w:val="000000000000" w:firstRow="0" w:lastRow="0" w:firstColumn="0" w:lastColumn="0" w:oddVBand="0" w:evenVBand="0" w:oddHBand="0" w:evenHBand="0" w:firstRowFirstColumn="0" w:firstRowLastColumn="0" w:lastRowFirstColumn="0" w:lastRowLastColumn="0"/>
             <w:tcW w:w="1300" w:type="dxa"/>
-          </w:tcPr>
-          <w:p>
-            <w:r>
-              <w:t>MAXIMUS</w:t>
-            </w:r>
-          </w:p>
-        </w:tc>
-        <w:tc>
-          <w:tcPr>
+            <w:tcMar/>
+          </w:tcPr>
+          <w:p wp14:textId="77777777">
+            <w:r>
+              <w:t xml:space="preserve">MAXIMUS</w:t>
+            </w:r>
+          </w:p>
+        </w:tc>
+        <w:tc>
+          <w:tcPr>
+            <w:cnfStyle w:val="000000000000" w:firstRow="0" w:lastRow="0" w:firstColumn="0" w:lastColumn="0" w:oddVBand="0" w:evenVBand="0" w:oddHBand="0" w:evenHBand="0" w:firstRowFirstColumn="0" w:firstRowLastColumn="0" w:lastRowFirstColumn="0" w:lastRowLastColumn="0"/>
             <w:tcW w:w="3540" w:type="dxa"/>
-          </w:tcPr>
-          <w:p>
-            <w:r>
-              <w:t>[M2 | sat_multi_source] SAT_PARTY_ORGANISATION_PROFILE</w:t>
-            </w:r>
-          </w:p>
-        </w:tc>
-        <w:tc>
-          <w:tcPr>
+            <w:tcMar/>
+          </w:tcPr>
+          <w:p wp14:textId="77777777">
+            <w:r>
+              <w:t xml:space="preserve">[M2 | sat_multi_source] SAT_PARTY_ORGANISATION_PROFILE</w:t>
+            </w:r>
+          </w:p>
+        </w:tc>
+        <w:tc>
+          <w:tcPr>
+            <w:cnfStyle w:val="000000000000" w:firstRow="0" w:lastRow="0" w:firstColumn="0" w:lastColumn="0" w:oddVBand="0" w:evenVBand="0" w:oddHBand="0" w:evenHBand="0" w:firstRowFirstColumn="0" w:firstRowLastColumn="0" w:lastRowFirstColumn="0" w:lastRowLastColumn="0"/>
             <w:tcW w:w="1200" w:type="dxa"/>
-          </w:tcPr>
-          <w:p>
-            <w:r>
-              <w:t>Implemented</w:t>
-            </w:r>
-          </w:p>
-        </w:tc>
-        <w:tc>
-          <w:tcPr>
+            <w:tcMar/>
+          </w:tcPr>
+          <w:p wp14:textId="77777777">
+            <w:r>
+              <w:t xml:space="preserve">Implemented</w:t>
+            </w:r>
+          </w:p>
+        </w:tc>
+        <w:tc>
+          <w:tcPr>
+            <w:cnfStyle w:val="000000000000" w:firstRow="0" w:lastRow="0" w:firstColumn="0" w:lastColumn="0" w:oddVBand="0" w:evenVBand="0" w:oddHBand="0" w:evenHBand="0" w:firstRowFirstColumn="0" w:firstRowLastColumn="0" w:lastRowFirstColumn="0" w:lastRowLastColumn="0"/>
             <w:tcW w:w="1000" w:type="dxa"/>
-          </w:tcPr>
-          <w:p/>
-        </w:tc>
-        <w:tc>
-          <w:tcPr>
+            <w:tcMar/>
+          </w:tcPr>
+          <w:p wp14:textId="77777777">
+            <w:r/>
+          </w:p>
+        </w:tc>
+        <w:tc>
+          <w:tcPr>
+            <w:cnfStyle w:val="000000000000" w:firstRow="0" w:lastRow="0" w:firstColumn="0" w:lastColumn="0" w:oddVBand="0" w:evenVBand="0" w:oddHBand="0" w:evenHBand="0" w:firstRowFirstColumn="0" w:firstRowLastColumn="0" w:lastRowFirstColumn="0" w:lastRowLastColumn="0"/>
             <w:tcW w:w="1100" w:type="dxa"/>
-          </w:tcPr>
-          <w:p/>
-        </w:tc>
-      </w:tr>
-      <w:tr>
-        <w:tc>
-          <w:tcPr>
+            <w:tcMar/>
+          </w:tcPr>
+          <w:p wp14:textId="77777777">
+            <w:r/>
+          </w:p>
+        </w:tc>
+      </w:tr>
+      <w:tr xmlns:wp14="http://schemas.microsoft.com/office/word/2010/wordml" wp14:textId="77777777">
+        <w:tc>
+          <w:tcPr>
+            <w:cnfStyle w:val="001000000000" w:firstRow="0" w:lastRow="0" w:firstColumn="1" w:lastColumn="0" w:oddVBand="0" w:evenVBand="0" w:oddHBand="0" w:evenHBand="0" w:firstRowFirstColumn="0" w:firstRowLastColumn="0" w:lastRowFirstColumn="0" w:lastRowLastColumn="0"/>
             <w:tcW w:w="500" w:type="dxa"/>
-          </w:tcPr>
-          <w:p>
-            <w:r>
-              <w:t>20</w:t>
-            </w:r>
-          </w:p>
-        </w:tc>
-        <w:tc>
-          <w:tcPr>
+            <w:tcMar/>
+          </w:tcPr>
+          <w:p wp14:textId="77777777">
+            <w:r>
+              <w:t xml:space="preserve">20</w:t>
+            </w:r>
+          </w:p>
+        </w:tc>
+        <w:tc>
+          <w:tcPr>
+            <w:cnfStyle w:val="000000000000" w:firstRow="0" w:lastRow="0" w:firstColumn="0" w:lastColumn="0" w:oddVBand="0" w:evenVBand="0" w:oddHBand="0" w:evenHBand="0" w:firstRowFirstColumn="0" w:firstRowLastColumn="0" w:lastRowFirstColumn="0" w:lastRowLastColumn="0"/>
             <w:tcW w:w="1300" w:type="dxa"/>
-          </w:tcPr>
-          <w:p>
-            <w:r>
-              <w:t>MAXIMUS</w:t>
-            </w:r>
-          </w:p>
-        </w:tc>
-        <w:tc>
-          <w:tcPr>
+            <w:tcMar/>
+          </w:tcPr>
+          <w:p wp14:textId="77777777">
+            <w:r>
+              <w:t xml:space="preserve">MAXIMUS</w:t>
+            </w:r>
+          </w:p>
+        </w:tc>
+        <w:tc>
+          <w:tcPr>
+            <w:cnfStyle w:val="000000000000" w:firstRow="0" w:lastRow="0" w:firstColumn="0" w:lastColumn="0" w:oddVBand="0" w:evenVBand="0" w:oddHBand="0" w:evenHBand="0" w:firstRowFirstColumn="0" w:firstRowLastColumn="0" w:lastRowFirstColumn="0" w:lastRowLastColumn="0"/>
             <w:tcW w:w="3540" w:type="dxa"/>
-          </w:tcPr>
-          <w:p>
-            <w:r>
-              <w:t>[M3 | automate_dv.ma_sat] SAT_AUG_PARTY_LEGAL_PANEL_ROLE_LINE</w:t>
-            </w:r>
-          </w:p>
-        </w:tc>
-        <w:tc>
-          <w:tcPr>
+            <w:tcMar/>
+          </w:tcPr>
+          <w:p wp14:textId="77777777">
+            <w:r>
+              <w:t xml:space="preserve">[M3 | automate_dv.ma_sat] SAT_AUG_PARTY_LEGAL_PANEL_ROLE_LINE</w:t>
+            </w:r>
+          </w:p>
+        </w:tc>
+        <w:tc>
+          <w:tcPr>
+            <w:cnfStyle w:val="000000000000" w:firstRow="0" w:lastRow="0" w:firstColumn="0" w:lastColumn="0" w:oddVBand="0" w:evenVBand="0" w:oddHBand="0" w:evenHBand="0" w:firstRowFirstColumn="0" w:firstRowLastColumn="0" w:lastRowFirstColumn="0" w:lastRowLastColumn="0"/>
             <w:tcW w:w="1200" w:type="dxa"/>
-          </w:tcPr>
-          <w:p>
-            <w:r>
-              <w:t>Implemented</w:t>
-            </w:r>
-          </w:p>
-        </w:tc>
-        <w:tc>
-          <w:tcPr>
+            <w:tcMar/>
+          </w:tcPr>
+          <w:p wp14:textId="77777777">
+            <w:r>
+              <w:t xml:space="preserve">Implemented</w:t>
+            </w:r>
+          </w:p>
+        </w:tc>
+        <w:tc>
+          <w:tcPr>
+            <w:cnfStyle w:val="000000000000" w:firstRow="0" w:lastRow="0" w:firstColumn="0" w:lastColumn="0" w:oddVBand="0" w:evenVBand="0" w:oddHBand="0" w:evenHBand="0" w:firstRowFirstColumn="0" w:firstRowLastColumn="0" w:lastRowFirstColumn="0" w:lastRowLastColumn="0"/>
             <w:tcW w:w="1000" w:type="dxa"/>
-          </w:tcPr>
-          <w:p/>
-        </w:tc>
-        <w:tc>
-          <w:tcPr>
+            <w:tcMar/>
+          </w:tcPr>
+          <w:p wp14:textId="77777777">
+            <w:r/>
+          </w:p>
+        </w:tc>
+        <w:tc>
+          <w:tcPr>
+            <w:cnfStyle w:val="000000000000" w:firstRow="0" w:lastRow="0" w:firstColumn="0" w:lastColumn="0" w:oddVBand="0" w:evenVBand="0" w:oddHBand="0" w:evenHBand="0" w:firstRowFirstColumn="0" w:firstRowLastColumn="0" w:lastRowFirstColumn="0" w:lastRowLastColumn="0"/>
             <w:tcW w:w="1100" w:type="dxa"/>
-          </w:tcPr>
-          <w:p/>
-        </w:tc>
-      </w:tr>
-      <w:tr>
-        <w:tc>
-          <w:tcPr>
+            <w:tcMar/>
+          </w:tcPr>
+          <w:p wp14:textId="77777777">
+            <w:r/>
+          </w:p>
+        </w:tc>
+      </w:tr>
+      <w:tr xmlns:wp14="http://schemas.microsoft.com/office/word/2010/wordml" wp14:textId="77777777">
+        <w:tc>
+          <w:tcPr>
+            <w:cnfStyle w:val="001000000000" w:firstRow="0" w:lastRow="0" w:firstColumn="1" w:lastColumn="0" w:oddVBand="0" w:evenVBand="0" w:oddHBand="0" w:evenHBand="0" w:firstRowFirstColumn="0" w:firstRowLastColumn="0" w:lastRowFirstColumn="0" w:lastRowLastColumn="0"/>
             <w:tcW w:w="500" w:type="dxa"/>
-          </w:tcPr>
-          <w:p>
-            <w:r>
-              <w:t>21</w:t>
-            </w:r>
-          </w:p>
-        </w:tc>
-        <w:tc>
-          <w:tcPr>
+            <w:tcMar/>
+          </w:tcPr>
+          <w:p wp14:textId="77777777">
+            <w:r>
+              <w:t xml:space="preserve">21</w:t>
+            </w:r>
+          </w:p>
+        </w:tc>
+        <w:tc>
+          <w:tcPr>
+            <w:cnfStyle w:val="000000000000" w:firstRow="0" w:lastRow="0" w:firstColumn="0" w:lastColumn="0" w:oddVBand="0" w:evenVBand="0" w:oddHBand="0" w:evenHBand="0" w:firstRowFirstColumn="0" w:firstRowLastColumn="0" w:lastRowFirstColumn="0" w:lastRowLastColumn="0"/>
             <w:tcW w:w="1300" w:type="dxa"/>
-          </w:tcPr>
-          <w:p>
-            <w:r>
-              <w:t>MAXIMUS</w:t>
-            </w:r>
-          </w:p>
-        </w:tc>
-        <w:tc>
-          <w:tcPr>
+            <w:tcMar/>
+          </w:tcPr>
+          <w:p wp14:textId="77777777">
+            <w:r>
+              <w:t xml:space="preserve">MAXIMUS</w:t>
+            </w:r>
+          </w:p>
+        </w:tc>
+        <w:tc>
+          <w:tcPr>
+            <w:cnfStyle w:val="000000000000" w:firstRow="0" w:lastRow="0" w:firstColumn="0" w:lastColumn="0" w:oddVBand="0" w:evenVBand="0" w:oddHBand="0" w:evenHBand="0" w:firstRowFirstColumn="0" w:firstRowLastColumn="0" w:lastRowFirstColumn="0" w:lastRowLastColumn="0"/>
             <w:tcW w:w="3540" w:type="dxa"/>
-          </w:tcPr>
-          <w:p>
-            <w:r>
-              <w:t>[M3 | automate_dv.sat] SAT_COMMON_CLASSIFICATION</w:t>
-            </w:r>
-          </w:p>
-        </w:tc>
-        <w:tc>
-          <w:tcPr>
+            <w:tcMar/>
+          </w:tcPr>
+          <w:p wp14:textId="77777777">
+            <w:r>
+              <w:t xml:space="preserve">[M3 | automate_dv.sat] SAT_COMMON_CLASSIFICATION</w:t>
+            </w:r>
+          </w:p>
+        </w:tc>
+        <w:tc>
+          <w:tcPr>
+            <w:cnfStyle w:val="000000000000" w:firstRow="0" w:lastRow="0" w:firstColumn="0" w:lastColumn="0" w:oddVBand="0" w:evenVBand="0" w:oddHBand="0" w:evenHBand="0" w:firstRowFirstColumn="0" w:firstRowLastColumn="0" w:lastRowFirstColumn="0" w:lastRowLastColumn="0"/>
             <w:tcW w:w="1200" w:type="dxa"/>
-          </w:tcPr>
-          <w:p>
-            <w:r>
-              <w:t>Implemented</w:t>
-            </w:r>
-          </w:p>
-        </w:tc>
-        <w:tc>
-          <w:tcPr>
+            <w:tcMar/>
+          </w:tcPr>
+          <w:p wp14:textId="77777777">
+            <w:r>
+              <w:t xml:space="preserve">Implemented</w:t>
+            </w:r>
+          </w:p>
+        </w:tc>
+        <w:tc>
+          <w:tcPr>
+            <w:cnfStyle w:val="000000000000" w:firstRow="0" w:lastRow="0" w:firstColumn="0" w:lastColumn="0" w:oddVBand="0" w:evenVBand="0" w:oddHBand="0" w:evenHBand="0" w:firstRowFirstColumn="0" w:firstRowLastColumn="0" w:lastRowFirstColumn="0" w:lastRowLastColumn="0"/>
             <w:tcW w:w="1000" w:type="dxa"/>
-          </w:tcPr>
-          <w:p/>
-        </w:tc>
-        <w:tc>
-          <w:tcPr>
+            <w:tcMar/>
+          </w:tcPr>
+          <w:p wp14:textId="77777777">
+            <w:r/>
+          </w:p>
+        </w:tc>
+        <w:tc>
+          <w:tcPr>
+            <w:cnfStyle w:val="000000000000" w:firstRow="0" w:lastRow="0" w:firstColumn="0" w:lastColumn="0" w:oddVBand="0" w:evenVBand="0" w:oddHBand="0" w:evenHBand="0" w:firstRowFirstColumn="0" w:firstRowLastColumn="0" w:lastRowFirstColumn="0" w:lastRowLastColumn="0"/>
             <w:tcW w:w="1100" w:type="dxa"/>
-          </w:tcPr>
-          <w:p/>
-        </w:tc>
-      </w:tr>
-      <w:tr>
-        <w:tc>
-          <w:tcPr>
+            <w:tcMar/>
+          </w:tcPr>
+          <w:p wp14:textId="77777777">
+            <w:r/>
+          </w:p>
+        </w:tc>
+      </w:tr>
+      <w:tr xmlns:wp14="http://schemas.microsoft.com/office/word/2010/wordml" wp14:textId="77777777">
+        <w:tc>
+          <w:tcPr>
+            <w:cnfStyle w:val="001000000000" w:firstRow="0" w:lastRow="0" w:firstColumn="1" w:lastColumn="0" w:oddVBand="0" w:evenVBand="0" w:oddHBand="0" w:evenHBand="0" w:firstRowFirstColumn="0" w:firstRowLastColumn="0" w:lastRowFirstColumn="0" w:lastRowLastColumn="0"/>
             <w:tcW w:w="500" w:type="dxa"/>
-          </w:tcPr>
-          <w:p>
-            <w:r>
-              <w:t>22</w:t>
-            </w:r>
-          </w:p>
-        </w:tc>
-        <w:tc>
-          <w:tcPr>
+            <w:tcMar/>
+          </w:tcPr>
+          <w:p wp14:textId="77777777">
+            <w:r>
+              <w:t xml:space="preserve">22</w:t>
+            </w:r>
+          </w:p>
+        </w:tc>
+        <w:tc>
+          <w:tcPr>
+            <w:cnfStyle w:val="000000000000" w:firstRow="0" w:lastRow="0" w:firstColumn="0" w:lastColumn="0" w:oddVBand="0" w:evenVBand="0" w:oddHBand="0" w:evenHBand="0" w:firstRowFirstColumn="0" w:firstRowLastColumn="0" w:lastRowFirstColumn="0" w:lastRowLastColumn="0"/>
             <w:tcW w:w="1300" w:type="dxa"/>
-          </w:tcPr>
-          <w:p>
-            <w:r>
-              <w:t>MAXIMUS</w:t>
-            </w:r>
-          </w:p>
-        </w:tc>
-        <w:tc>
-          <w:tcPr>
+            <w:tcMar/>
+          </w:tcPr>
+          <w:p wp14:textId="77777777">
+            <w:r>
+              <w:t xml:space="preserve">MAXIMUS</w:t>
+            </w:r>
+          </w:p>
+        </w:tc>
+        <w:tc>
+          <w:tcPr>
+            <w:cnfStyle w:val="000000000000" w:firstRow="0" w:lastRow="0" w:firstColumn="0" w:lastColumn="0" w:oddVBand="0" w:evenVBand="0" w:oddHBand="0" w:evenHBand="0" w:firstRowFirstColumn="0" w:firstRowLastColumn="0" w:lastRowFirstColumn="0" w:lastRowLastColumn="0"/>
             <w:tcW w:w="3540" w:type="dxa"/>
-          </w:tcPr>
-          <w:p>
-            <w:r>
-              <w:t>[M3 | automate_dv.sat] SAT_PARTY_RELATIONSHIP_PROFILE</w:t>
-            </w:r>
-          </w:p>
-        </w:tc>
-        <w:tc>
-          <w:tcPr>
+            <w:tcMar/>
+          </w:tcPr>
+          <w:p wp14:textId="77777777">
+            <w:r>
+              <w:t xml:space="preserve">[M3 | automate_dv.sat] SAT_PARTY_RELATIONSHIP_PROFILE</w:t>
+            </w:r>
+          </w:p>
+        </w:tc>
+        <w:tc>
+          <w:tcPr>
+            <w:cnfStyle w:val="000000000000" w:firstRow="0" w:lastRow="0" w:firstColumn="0" w:lastColumn="0" w:oddVBand="0" w:evenVBand="0" w:oddHBand="0" w:evenHBand="0" w:firstRowFirstColumn="0" w:firstRowLastColumn="0" w:lastRowFirstColumn="0" w:lastRowLastColumn="0"/>
             <w:tcW w:w="1200" w:type="dxa"/>
-          </w:tcPr>
-          <w:p>
-            <w:r>
-              <w:t>Implemented</w:t>
-            </w:r>
-          </w:p>
-        </w:tc>
-        <w:tc>
-          <w:tcPr>
+            <w:tcMar/>
+          </w:tcPr>
+          <w:p wp14:textId="77777777">
+            <w:r>
+              <w:t xml:space="preserve">Implemented</w:t>
+            </w:r>
+          </w:p>
+        </w:tc>
+        <w:tc>
+          <w:tcPr>
+            <w:cnfStyle w:val="000000000000" w:firstRow="0" w:lastRow="0" w:firstColumn="0" w:lastColumn="0" w:oddVBand="0" w:evenVBand="0" w:oddHBand="0" w:evenHBand="0" w:firstRowFirstColumn="0" w:firstRowLastColumn="0" w:lastRowFirstColumn="0" w:lastRowLastColumn="0"/>
             <w:tcW w:w="1000" w:type="dxa"/>
-          </w:tcPr>
-          <w:p/>
-        </w:tc>
-        <w:tc>
-          <w:tcPr>
+            <w:tcMar/>
+          </w:tcPr>
+          <w:p wp14:textId="77777777">
+            <w:r/>
+          </w:p>
+        </w:tc>
+        <w:tc>
+          <w:tcPr>
+            <w:cnfStyle w:val="000000000000" w:firstRow="0" w:lastRow="0" w:firstColumn="0" w:lastColumn="0" w:oddVBand="0" w:evenVBand="0" w:oddHBand="0" w:evenHBand="0" w:firstRowFirstColumn="0" w:firstRowLastColumn="0" w:lastRowFirstColumn="0" w:lastRowLastColumn="0"/>
             <w:tcW w:w="1100" w:type="dxa"/>
-          </w:tcPr>
-          <w:p/>
-        </w:tc>
-      </w:tr>
-      <w:tr>
-        <w:tc>
-          <w:tcPr>
+            <w:tcMar/>
+          </w:tcPr>
+          <w:p wp14:textId="77777777">
+            <w:r/>
+          </w:p>
+        </w:tc>
+      </w:tr>
+      <w:tr xmlns:wp14="http://schemas.microsoft.com/office/word/2010/wordml" wp14:textId="77777777">
+        <w:tc>
+          <w:tcPr>
+            <w:cnfStyle w:val="001000000000" w:firstRow="0" w:lastRow="0" w:firstColumn="1" w:lastColumn="0" w:oddVBand="0" w:evenVBand="0" w:oddHBand="0" w:evenHBand="0" w:firstRowFirstColumn="0" w:firstRowLastColumn="0" w:lastRowFirstColumn="0" w:lastRowLastColumn="0"/>
             <w:tcW w:w="500" w:type="dxa"/>
-          </w:tcPr>
-          <w:p>
-            <w:r>
-              <w:t>23</w:t>
-            </w:r>
-          </w:p>
-        </w:tc>
-        <w:tc>
-          <w:tcPr>
+            <w:tcMar/>
+          </w:tcPr>
+          <w:p wp14:textId="77777777">
+            <w:r>
+              <w:t xml:space="preserve">23</w:t>
+            </w:r>
+          </w:p>
+        </w:tc>
+        <w:tc>
+          <w:tcPr>
+            <w:cnfStyle w:val="000000000000" w:firstRow="0" w:lastRow="0" w:firstColumn="0" w:lastColumn="0" w:oddVBand="0" w:evenVBand="0" w:oddHBand="0" w:evenHBand="0" w:firstRowFirstColumn="0" w:firstRowLastColumn="0" w:lastRowFirstColumn="0" w:lastRowLastColumn="0"/>
             <w:tcW w:w="1300" w:type="dxa"/>
-          </w:tcPr>
-          <w:p>
-            <w:r>
-              <w:t>MAXIMUS</w:t>
-            </w:r>
-          </w:p>
-        </w:tc>
-        <w:tc>
-          <w:tcPr>
+            <w:tcMar/>
+          </w:tcPr>
+          <w:p wp14:textId="77777777">
+            <w:r>
+              <w:t xml:space="preserve">MAXIMUS</w:t>
+            </w:r>
+          </w:p>
+        </w:tc>
+        <w:tc>
+          <w:tcPr>
+            <w:cnfStyle w:val="000000000000" w:firstRow="0" w:lastRow="0" w:firstColumn="0" w:lastColumn="0" w:oddVBand="0" w:evenVBand="0" w:oddHBand="0" w:evenHBand="0" w:firstRowFirstColumn="0" w:firstRowLastColumn="0" w:lastRowFirstColumn="0" w:lastRowLastColumn="0"/>
             <w:tcW w:w="3540" w:type="dxa"/>
-          </w:tcPr>
-          <w:p>
-            <w:r>
-              <w:t>[M3 | sat_multi_source] SAT_AUG_PARTY_IDENTIFICATION</w:t>
-            </w:r>
-          </w:p>
-        </w:tc>
-        <w:tc>
-          <w:tcPr>
+            <w:tcMar/>
+          </w:tcPr>
+          <w:p wp14:textId="77777777">
+            <w:r>
+              <w:t xml:space="preserve">[M3 | sat_multi_source] SAT_AUG_PARTY_IDENTIFICATION</w:t>
+            </w:r>
+          </w:p>
+        </w:tc>
+        <w:tc>
+          <w:tcPr>
+            <w:cnfStyle w:val="000000000000" w:firstRow="0" w:lastRow="0" w:firstColumn="0" w:lastColumn="0" w:oddVBand="0" w:evenVBand="0" w:oddHBand="0" w:evenHBand="0" w:firstRowFirstColumn="0" w:firstRowLastColumn="0" w:lastRowFirstColumn="0" w:lastRowLastColumn="0"/>
             <w:tcW w:w="1200" w:type="dxa"/>
-          </w:tcPr>
-          <w:p>
-            <w:r>
-              <w:t>Implemented</w:t>
-            </w:r>
-          </w:p>
-        </w:tc>
-        <w:tc>
-          <w:tcPr>
+            <w:tcMar/>
+          </w:tcPr>
+          <w:p wp14:textId="77777777">
+            <w:r>
+              <w:t xml:space="preserve">Implemented</w:t>
+            </w:r>
+          </w:p>
+        </w:tc>
+        <w:tc>
+          <w:tcPr>
+            <w:cnfStyle w:val="000000000000" w:firstRow="0" w:lastRow="0" w:firstColumn="0" w:lastColumn="0" w:oddVBand="0" w:evenVBand="0" w:oddHBand="0" w:evenHBand="0" w:firstRowFirstColumn="0" w:firstRowLastColumn="0" w:lastRowFirstColumn="0" w:lastRowLastColumn="0"/>
             <w:tcW w:w="1000" w:type="dxa"/>
-          </w:tcPr>
-          <w:p/>
-        </w:tc>
-        <w:tc>
-          <w:tcPr>
+            <w:tcMar/>
+          </w:tcPr>
+          <w:p wp14:textId="77777777">
+            <w:r/>
+          </w:p>
+        </w:tc>
+        <w:tc>
+          <w:tcPr>
+            <w:cnfStyle w:val="000000000000" w:firstRow="0" w:lastRow="0" w:firstColumn="0" w:lastColumn="0" w:oddVBand="0" w:evenVBand="0" w:oddHBand="0" w:evenHBand="0" w:firstRowFirstColumn="0" w:firstRowLastColumn="0" w:lastRowFirstColumn="0" w:lastRowLastColumn="0"/>
             <w:tcW w:w="1100" w:type="dxa"/>
-          </w:tcPr>
-          <w:p/>
-        </w:tc>
-      </w:tr>
-      <w:tr>
-        <w:tc>
-          <w:tcPr>
+            <w:tcMar/>
+          </w:tcPr>
+          <w:p wp14:textId="77777777">
+            <w:r/>
+          </w:p>
+        </w:tc>
+      </w:tr>
+      <w:tr xmlns:wp14="http://schemas.microsoft.com/office/word/2010/wordml" wp14:textId="77777777">
+        <w:tc>
+          <w:tcPr>
+            <w:cnfStyle w:val="001000000000" w:firstRow="0" w:lastRow="0" w:firstColumn="1" w:lastColumn="0" w:oddVBand="0" w:evenVBand="0" w:oddHBand="0" w:evenHBand="0" w:firstRowFirstColumn="0" w:firstRowLastColumn="0" w:lastRowFirstColumn="0" w:lastRowLastColumn="0"/>
             <w:tcW w:w="500" w:type="dxa"/>
-          </w:tcPr>
-          <w:p>
-            <w:r>
-              <w:t>24</w:t>
-            </w:r>
-          </w:p>
-        </w:tc>
-        <w:tc>
-          <w:tcPr>
+            <w:tcMar/>
+          </w:tcPr>
+          <w:p wp14:textId="77777777">
+            <w:r>
+              <w:t xml:space="preserve">24</w:t>
+            </w:r>
+          </w:p>
+        </w:tc>
+        <w:tc>
+          <w:tcPr>
+            <w:cnfStyle w:val="000000000000" w:firstRow="0" w:lastRow="0" w:firstColumn="0" w:lastColumn="0" w:oddVBand="0" w:evenVBand="0" w:oddHBand="0" w:evenHBand="0" w:firstRowFirstColumn="0" w:firstRowLastColumn="0" w:lastRowFirstColumn="0" w:lastRowLastColumn="0"/>
             <w:tcW w:w="1300" w:type="dxa"/>
-          </w:tcPr>
-          <w:p>
-            <w:r>
-              <w:t>MAXIMUS</w:t>
-            </w:r>
-          </w:p>
-        </w:tc>
-        <w:tc>
-          <w:tcPr>
+            <w:tcMar/>
+          </w:tcPr>
+          <w:p wp14:textId="77777777">
+            <w:r>
+              <w:t xml:space="preserve">MAXIMUS</w:t>
+            </w:r>
+          </w:p>
+        </w:tc>
+        <w:tc>
+          <w:tcPr>
+            <w:cnfStyle w:val="000000000000" w:firstRow="0" w:lastRow="0" w:firstColumn="0" w:lastColumn="0" w:oddVBand="0" w:evenVBand="0" w:oddHBand="0" w:evenHBand="0" w:firstRowFirstColumn="0" w:firstRowLastColumn="0" w:lastRowFirstColumn="0" w:lastRowLastColumn="0"/>
             <w:tcW w:w="3540" w:type="dxa"/>
-          </w:tcPr>
-          <w:p>
-            <w:r>
-              <w:t>[M3 | sat_multi_source] SAT_PARTY_AGENT_LICENCE_LINE</w:t>
-            </w:r>
-          </w:p>
-        </w:tc>
-        <w:tc>
-          <w:tcPr>
+            <w:tcMar/>
+          </w:tcPr>
+          <w:p wp14:textId="77777777">
+            <w:r>
+              <w:t xml:space="preserve">[M3 | sat_multi_source] SAT_PARTY_AGENT_LICENCE_LINE</w:t>
+            </w:r>
+          </w:p>
+        </w:tc>
+        <w:tc>
+          <w:tcPr>
+            <w:cnfStyle w:val="000000000000" w:firstRow="0" w:lastRow="0" w:firstColumn="0" w:lastColumn="0" w:oddVBand="0" w:evenVBand="0" w:oddHBand="0" w:evenHBand="0" w:firstRowFirstColumn="0" w:firstRowLastColumn="0" w:lastRowFirstColumn="0" w:lastRowLastColumn="0"/>
             <w:tcW w:w="1200" w:type="dxa"/>
-          </w:tcPr>
-          <w:p>
-            <w:r>
-              <w:t>Implemented</w:t>
-            </w:r>
-          </w:p>
-        </w:tc>
-        <w:tc>
-          <w:tcPr>
+            <w:tcMar/>
+          </w:tcPr>
+          <w:p wp14:textId="77777777">
+            <w:r>
+              <w:t xml:space="preserve">Implemented</w:t>
+            </w:r>
+          </w:p>
+        </w:tc>
+        <w:tc>
+          <w:tcPr>
+            <w:cnfStyle w:val="000000000000" w:firstRow="0" w:lastRow="0" w:firstColumn="0" w:lastColumn="0" w:oddVBand="0" w:evenVBand="0" w:oddHBand="0" w:evenHBand="0" w:firstRowFirstColumn="0" w:firstRowLastColumn="0" w:lastRowFirstColumn="0" w:lastRowLastColumn="0"/>
             <w:tcW w:w="1000" w:type="dxa"/>
-          </w:tcPr>
-          <w:p/>
-        </w:tc>
-        <w:tc>
-          <w:tcPr>
+            <w:tcMar/>
+          </w:tcPr>
+          <w:p wp14:textId="77777777">
+            <w:r/>
+          </w:p>
+        </w:tc>
+        <w:tc>
+          <w:tcPr>
+            <w:cnfStyle w:val="000000000000" w:firstRow="0" w:lastRow="0" w:firstColumn="0" w:lastColumn="0" w:oddVBand="0" w:evenVBand="0" w:oddHBand="0" w:evenHBand="0" w:firstRowFirstColumn="0" w:firstRowLastColumn="0" w:lastRowFirstColumn="0" w:lastRowLastColumn="0"/>
             <w:tcW w:w="1100" w:type="dxa"/>
-          </w:tcPr>
-          <w:p/>
-        </w:tc>
-      </w:tr>
-      <w:tr>
-        <w:tc>
-          <w:tcPr>
+            <w:tcMar/>
+          </w:tcPr>
+          <w:p wp14:textId="77777777">
+            <w:r/>
+          </w:p>
+        </w:tc>
+      </w:tr>
+      <w:tr xmlns:wp14="http://schemas.microsoft.com/office/word/2010/wordml" wp14:textId="77777777">
+        <w:tc>
+          <w:tcPr>
+            <w:cnfStyle w:val="001000000000" w:firstRow="0" w:lastRow="0" w:firstColumn="1" w:lastColumn="0" w:oddVBand="0" w:evenVBand="0" w:oddHBand="0" w:evenHBand="0" w:firstRowFirstColumn="0" w:firstRowLastColumn="0" w:lastRowFirstColumn="0" w:lastRowLastColumn="0"/>
             <w:tcW w:w="500" w:type="dxa"/>
-          </w:tcPr>
-          <w:p>
-            <w:r>
-              <w:t>25</w:t>
-            </w:r>
-          </w:p>
-        </w:tc>
-        <w:tc>
-          <w:tcPr>
+            <w:tcMar/>
+          </w:tcPr>
+          <w:p wp14:textId="77777777">
+            <w:r>
+              <w:t xml:space="preserve">25</w:t>
+            </w:r>
+          </w:p>
+        </w:tc>
+        <w:tc>
+          <w:tcPr>
+            <w:cnfStyle w:val="000000000000" w:firstRow="0" w:lastRow="0" w:firstColumn="0" w:lastColumn="0" w:oddVBand="0" w:evenVBand="0" w:oddHBand="0" w:evenHBand="0" w:firstRowFirstColumn="0" w:firstRowLastColumn="0" w:lastRowFirstColumn="0" w:lastRowLastColumn="0"/>
             <w:tcW w:w="1300" w:type="dxa"/>
-          </w:tcPr>
-          <w:p>
-            <w:r>
-              <w:t>MAXIMUS</w:t>
-            </w:r>
-          </w:p>
-        </w:tc>
-        <w:tc>
-          <w:tcPr>
+            <w:tcMar/>
+          </w:tcPr>
+          <w:p wp14:textId="77777777">
+            <w:r>
+              <w:t xml:space="preserve">MAXIMUS</w:t>
+            </w:r>
+          </w:p>
+        </w:tc>
+        <w:tc>
+          <w:tcPr>
+            <w:cnfStyle w:val="000000000000" w:firstRow="0" w:lastRow="0" w:firstColumn="0" w:lastColumn="0" w:oddVBand="0" w:evenVBand="0" w:oddHBand="0" w:evenHBand="0" w:firstRowFirstColumn="0" w:firstRowLastColumn="0" w:lastRowFirstColumn="0" w:lastRowLastColumn="0"/>
             <w:tcW w:w="3540" w:type="dxa"/>
-          </w:tcPr>
-          <w:p>
-            <w:r>
-              <w:t>[M3 | sat_multi_source] SAT_PARTY_HIERARCHY</w:t>
-            </w:r>
-          </w:p>
-        </w:tc>
-        <w:tc>
-          <w:tcPr>
+            <w:tcMar/>
+          </w:tcPr>
+          <w:p wp14:textId="77777777">
+            <w:r>
+              <w:t xml:space="preserve">[M3 | sat_multi_source] SAT_PARTY_HIERARCHY</w:t>
+            </w:r>
+          </w:p>
+        </w:tc>
+        <w:tc>
+          <w:tcPr>
+            <w:cnfStyle w:val="000000000000" w:firstRow="0" w:lastRow="0" w:firstColumn="0" w:lastColumn="0" w:oddVBand="0" w:evenVBand="0" w:oddHBand="0" w:evenHBand="0" w:firstRowFirstColumn="0" w:firstRowLastColumn="0" w:lastRowFirstColumn="0" w:lastRowLastColumn="0"/>
             <w:tcW w:w="1200" w:type="dxa"/>
-          </w:tcPr>
-          <w:p>
-            <w:r>
-              <w:t>Implemented</w:t>
-            </w:r>
-          </w:p>
-        </w:tc>
-        <w:tc>
-          <w:tcPr>
+            <w:tcMar/>
+          </w:tcPr>
+          <w:p wp14:textId="77777777">
+            <w:r>
+              <w:t xml:space="preserve">Implemented</w:t>
+            </w:r>
+          </w:p>
+        </w:tc>
+        <w:tc>
+          <w:tcPr>
+            <w:cnfStyle w:val="000000000000" w:firstRow="0" w:lastRow="0" w:firstColumn="0" w:lastColumn="0" w:oddVBand="0" w:evenVBand="0" w:oddHBand="0" w:evenHBand="0" w:firstRowFirstColumn="0" w:firstRowLastColumn="0" w:lastRowFirstColumn="0" w:lastRowLastColumn="0"/>
             <w:tcW w:w="1000" w:type="dxa"/>
-          </w:tcPr>
-          <w:p/>
-        </w:tc>
-        <w:tc>
-          <w:tcPr>
+            <w:tcMar/>
+          </w:tcPr>
+          <w:p wp14:textId="77777777">
+            <w:r/>
+          </w:p>
+        </w:tc>
+        <w:tc>
+          <w:tcPr>
+            <w:cnfStyle w:val="000000000000" w:firstRow="0" w:lastRow="0" w:firstColumn="0" w:lastColumn="0" w:oddVBand="0" w:evenVBand="0" w:oddHBand="0" w:evenHBand="0" w:firstRowFirstColumn="0" w:firstRowLastColumn="0" w:lastRowFirstColumn="0" w:lastRowLastColumn="0"/>
             <w:tcW w:w="1100" w:type="dxa"/>
-          </w:tcPr>
-          <w:p/>
-        </w:tc>
-      </w:tr>
-      <w:tr>
-        <w:tc>
-          <w:tcPr>
+            <w:tcMar/>
+          </w:tcPr>
+          <w:p wp14:textId="77777777">
+            <w:r/>
+          </w:p>
+        </w:tc>
+      </w:tr>
+      <w:tr xmlns:wp14="http://schemas.microsoft.com/office/word/2010/wordml" wp14:textId="77777777">
+        <w:tc>
+          <w:tcPr>
+            <w:cnfStyle w:val="001000000000" w:firstRow="0" w:lastRow="0" w:firstColumn="1" w:lastColumn="0" w:oddVBand="0" w:evenVBand="0" w:oddHBand="0" w:evenHBand="0" w:firstRowFirstColumn="0" w:firstRowLastColumn="0" w:lastRowFirstColumn="0" w:lastRowLastColumn="0"/>
             <w:tcW w:w="500" w:type="dxa"/>
-          </w:tcPr>
-          <w:p>
-            <w:r>
-              <w:t>26</w:t>
-            </w:r>
-          </w:p>
-        </w:tc>
-        <w:tc>
-          <w:tcPr>
+            <w:tcMar/>
+          </w:tcPr>
+          <w:p wp14:textId="77777777">
+            <w:r>
+              <w:t xml:space="preserve">26</w:t>
+            </w:r>
+          </w:p>
+        </w:tc>
+        <w:tc>
+          <w:tcPr>
+            <w:cnfStyle w:val="000000000000" w:firstRow="0" w:lastRow="0" w:firstColumn="0" w:lastColumn="0" w:oddVBand="0" w:evenVBand="0" w:oddHBand="0" w:evenHBand="0" w:firstRowFirstColumn="0" w:firstRowLastColumn="0" w:lastRowFirstColumn="0" w:lastRowLastColumn="0"/>
             <w:tcW w:w="1300" w:type="dxa"/>
-          </w:tcPr>
-          <w:p>
-            <w:r>
-              <w:t>MAXIMUS</w:t>
-            </w:r>
-          </w:p>
-        </w:tc>
-        <w:tc>
-          <w:tcPr>
+            <w:tcMar/>
+          </w:tcPr>
+          <w:p wp14:textId="77777777">
+            <w:r>
+              <w:t xml:space="preserve">MAXIMUS</w:t>
+            </w:r>
+          </w:p>
+        </w:tc>
+        <w:tc>
+          <w:tcPr>
+            <w:cnfStyle w:val="000000000000" w:firstRow="0" w:lastRow="0" w:firstColumn="0" w:lastColumn="0" w:oddVBand="0" w:evenVBand="0" w:oddHBand="0" w:evenHBand="0" w:firstRowFirstColumn="0" w:firstRowLastColumn="0" w:lastRowFirstColumn="0" w:lastRowLastColumn="0"/>
             <w:tcW w:w="3540" w:type="dxa"/>
-          </w:tcPr>
-          <w:p>
-            <w:r>
-              <w:t>[M3 | sat_multi_source] SAT_PARTY_PAYOUT_PROFILE</w:t>
-            </w:r>
-          </w:p>
-        </w:tc>
-        <w:tc>
-          <w:tcPr>
+            <w:tcMar/>
+          </w:tcPr>
+          <w:p wp14:textId="77777777">
+            <w:r>
+              <w:t xml:space="preserve">[M3 | sat_multi_source] SAT_PARTY_PAYOUT_PROFILE</w:t>
+            </w:r>
+          </w:p>
+        </w:tc>
+        <w:tc>
+          <w:tcPr>
+            <w:cnfStyle w:val="000000000000" w:firstRow="0" w:lastRow="0" w:firstColumn="0" w:lastColumn="0" w:oddVBand="0" w:evenVBand="0" w:oddHBand="0" w:evenHBand="0" w:firstRowFirstColumn="0" w:firstRowLastColumn="0" w:lastRowFirstColumn="0" w:lastRowLastColumn="0"/>
             <w:tcW w:w="1200" w:type="dxa"/>
-          </w:tcPr>
-          <w:p>
-            <w:r>
-              <w:t>Implemented</w:t>
-            </w:r>
-          </w:p>
-        </w:tc>
-        <w:tc>
-          <w:tcPr>
+            <w:tcMar/>
+          </w:tcPr>
+          <w:p wp14:textId="77777777">
+            <w:r>
+              <w:t xml:space="preserve">Implemented</w:t>
+            </w:r>
+          </w:p>
+        </w:tc>
+        <w:tc>
+          <w:tcPr>
+            <w:cnfStyle w:val="000000000000" w:firstRow="0" w:lastRow="0" w:firstColumn="0" w:lastColumn="0" w:oddVBand="0" w:evenVBand="0" w:oddHBand="0" w:evenHBand="0" w:firstRowFirstColumn="0" w:firstRowLastColumn="0" w:lastRowFirstColumn="0" w:lastRowLastColumn="0"/>
             <w:tcW w:w="1000" w:type="dxa"/>
-          </w:tcPr>
-          <w:p/>
-        </w:tc>
-        <w:tc>
-          <w:tcPr>
+            <w:tcMar/>
+          </w:tcPr>
+          <w:p wp14:textId="77777777">
+            <w:r/>
+          </w:p>
+        </w:tc>
+        <w:tc>
+          <w:tcPr>
+            <w:cnfStyle w:val="000000000000" w:firstRow="0" w:lastRow="0" w:firstColumn="0" w:lastColumn="0" w:oddVBand="0" w:evenVBand="0" w:oddHBand="0" w:evenHBand="0" w:firstRowFirstColumn="0" w:firstRowLastColumn="0" w:lastRowFirstColumn="0" w:lastRowLastColumn="0"/>
             <w:tcW w:w="1100" w:type="dxa"/>
-          </w:tcPr>
-          <w:p/>
-        </w:tc>
-      </w:tr>
-      <w:tr>
-        <w:tc>
-          <w:tcPr>
+            <w:tcMar/>
+          </w:tcPr>
+          <w:p wp14:textId="77777777">
+            <w:r/>
+          </w:p>
+        </w:tc>
+      </w:tr>
+      <w:tr xmlns:wp14="http://schemas.microsoft.com/office/word/2010/wordml" wp14:textId="77777777">
+        <w:tc>
+          <w:tcPr>
+            <w:cnfStyle w:val="001000000000" w:firstRow="0" w:lastRow="0" w:firstColumn="1" w:lastColumn="0" w:oddVBand="0" w:evenVBand="0" w:oddHBand="0" w:evenHBand="0" w:firstRowFirstColumn="0" w:firstRowLastColumn="0" w:lastRowFirstColumn="0" w:lastRowLastColumn="0"/>
             <w:tcW w:w="500" w:type="dxa"/>
-          </w:tcPr>
-          <w:p>
-            <w:r>
-              <w:t>27</w:t>
-            </w:r>
-          </w:p>
-        </w:tc>
-        <w:tc>
-          <w:tcPr>
+            <w:tcMar/>
+          </w:tcPr>
+          <w:p wp14:textId="77777777">
+            <w:r>
+              <w:t xml:space="preserve">27</w:t>
+            </w:r>
+          </w:p>
+        </w:tc>
+        <w:tc>
+          <w:tcPr>
+            <w:cnfStyle w:val="000000000000" w:firstRow="0" w:lastRow="0" w:firstColumn="0" w:lastColumn="0" w:oddVBand="0" w:evenVBand="0" w:oddHBand="0" w:evenHBand="0" w:firstRowFirstColumn="0" w:firstRowLastColumn="0" w:lastRowFirstColumn="0" w:lastRowLastColumn="0"/>
             <w:tcW w:w="1300" w:type="dxa"/>
-          </w:tcPr>
-          <w:p>
-            <w:r>
-              <w:t>MAXIMUS</w:t>
-            </w:r>
-          </w:p>
-        </w:tc>
-        <w:tc>
-          <w:tcPr>
+            <w:tcMar/>
+          </w:tcPr>
+          <w:p wp14:textId="77777777">
+            <w:r>
+              <w:t xml:space="preserve">MAXIMUS</w:t>
+            </w:r>
+          </w:p>
+        </w:tc>
+        <w:tc>
+          <w:tcPr>
+            <w:cnfStyle w:val="000000000000" w:firstRow="0" w:lastRow="0" w:firstColumn="0" w:lastColumn="0" w:oddVBand="0" w:evenVBand="0" w:oddHBand="0" w:evenHBand="0" w:firstRowFirstColumn="0" w:firstRowLastColumn="0" w:lastRowFirstColumn="0" w:lastRowLastColumn="0"/>
             <w:tcW w:w="3540" w:type="dxa"/>
-          </w:tcPr>
-          <w:p>
-            <w:r>
-              <w:t>CDC result (all satellites)</w:t>
-            </w:r>
-          </w:p>
-        </w:tc>
-        <w:tc>
-          <w:tcPr>
+            <w:tcMar/>
+          </w:tcPr>
+          <w:p wp14:textId="77777777">
+            <w:r>
+              <w:t xml:space="preserve">CDC result (all satellites)</w:t>
+            </w:r>
+          </w:p>
+        </w:tc>
+        <w:tc>
+          <w:tcPr>
+            <w:cnfStyle w:val="000000000000" w:firstRow="0" w:lastRow="0" w:firstColumn="0" w:lastColumn="0" w:oddVBand="0" w:evenVBand="0" w:oddHBand="0" w:evenHBand="0" w:firstRowFirstColumn="0" w:firstRowLastColumn="0" w:lastRowFirstColumn="0" w:lastRowLastColumn="0"/>
             <w:tcW w:w="1200" w:type="dxa"/>
-          </w:tcPr>
-          <w:p>
-            <w:r>
-              <w:t>Implemented</w:t>
-            </w:r>
-          </w:p>
-        </w:tc>
-        <w:tc>
-          <w:tcPr>
+            <w:tcMar/>
+          </w:tcPr>
+          <w:p wp14:textId="77777777">
+            <w:r>
+              <w:t xml:space="preserve">Implemented</w:t>
+            </w:r>
+          </w:p>
+        </w:tc>
+        <w:tc>
+          <w:tcPr>
+            <w:cnfStyle w:val="000000000000" w:firstRow="0" w:lastRow="0" w:firstColumn="0" w:lastColumn="0" w:oddVBand="0" w:evenVBand="0" w:oddHBand="0" w:evenHBand="0" w:firstRowFirstColumn="0" w:firstRowLastColumn="0" w:lastRowFirstColumn="0" w:lastRowLastColumn="0"/>
             <w:tcW w:w="1000" w:type="dxa"/>
-          </w:tcPr>
-          <w:p/>
-        </w:tc>
-        <w:tc>
-          <w:tcPr>
+            <w:tcMar/>
+          </w:tcPr>
+          <w:p wp14:textId="77777777">
+            <w:r/>
+          </w:p>
+        </w:tc>
+        <w:tc>
+          <w:tcPr>
+            <w:cnfStyle w:val="000000000000" w:firstRow="0" w:lastRow="0" w:firstColumn="0" w:lastColumn="0" w:oddVBand="0" w:evenVBand="0" w:oddHBand="0" w:evenHBand="0" w:firstRowFirstColumn="0" w:firstRowLastColumn="0" w:lastRowFirstColumn="0" w:lastRowLastColumn="0"/>
             <w:tcW w:w="1100" w:type="dxa"/>
-          </w:tcPr>
-          <w:p/>
+            <w:tcMar/>
+          </w:tcPr>
+          <w:p wp14:textId="77777777">
+            <w:r/>
+          </w:p>
         </w:tc>
       </w:tr>
     </w:tbl>
@@ -2032,167 +2506,207 @@
         <w:gridCol w:w="3000"/>
         <w:gridCol w:w="5640"/>
       </w:tblGrid>
-      <w:tr>
-        <w:tc>
-          <w:tcPr>
+      <w:tr xmlns:wp14="http://schemas.microsoft.com/office/word/2010/wordml" wp14:textId="77777777">
+        <w:tc>
+          <w:tcPr>
+            <w:cnfStyle w:val="001000000000" w:firstRow="0" w:lastRow="0" w:firstColumn="1" w:lastColumn="0" w:oddVBand="0" w:evenVBand="0" w:oddHBand="0" w:evenHBand="0" w:firstRowFirstColumn="0" w:firstRowLastColumn="0" w:lastRowFirstColumn="0" w:lastRowLastColumn="0"/>
             <w:tcW w:w="3000" w:type="dxa"/>
-          </w:tcPr>
-          <w:p>
+            <w:tcMar/>
+          </w:tcPr>
+          <w:p wp14:textId="77777777">
             <w:r>
               <w:rPr>
                 <w:b/>
               </w:rPr>
-              <w:t>Project</w:t>
-            </w:r>
-          </w:p>
-        </w:tc>
-        <w:tc>
-          <w:tcPr>
+              <w:t xml:space="preserve">Project</w:t>
+            </w:r>
+          </w:p>
+        </w:tc>
+        <w:tc>
+          <w:tcPr>
+            <w:cnfStyle w:val="000000000000" w:firstRow="0" w:lastRow="0" w:firstColumn="0" w:lastColumn="0" w:oddVBand="0" w:evenVBand="0" w:oddHBand="0" w:evenHBand="0" w:firstRowFirstColumn="0" w:firstRowLastColumn="0" w:lastRowFirstColumn="0" w:lastRowLastColumn="0"/>
             <w:tcW w:w="5640" w:type="dxa"/>
-          </w:tcPr>
-          <w:p>
-            <w:r>
-              <w:t>MAXIMUS</w:t>
-            </w:r>
-          </w:p>
-        </w:tc>
-      </w:tr>
-      <w:tr>
-        <w:tc>
-          <w:tcPr>
+            <w:tcMar/>
+          </w:tcPr>
+          <w:p wp14:textId="77777777">
+            <w:r>
+              <w:t xml:space="preserve">MAXIMUS</w:t>
+            </w:r>
+          </w:p>
+        </w:tc>
+      </w:tr>
+      <w:tr xmlns:wp14="http://schemas.microsoft.com/office/word/2010/wordml" wp14:textId="77777777">
+        <w:tc>
+          <w:tcPr>
+            <w:cnfStyle w:val="001000000000" w:firstRow="0" w:lastRow="0" w:firstColumn="1" w:lastColumn="0" w:oddVBand="0" w:evenVBand="0" w:oddHBand="0" w:evenHBand="0" w:firstRowFirstColumn="0" w:firstRowLastColumn="0" w:lastRowFirstColumn="0" w:lastRowLastColumn="0"/>
             <w:tcW w:w="3000" w:type="dxa"/>
-          </w:tcPr>
-          <w:p>
+            <w:tcMar/>
+          </w:tcPr>
+          <w:p wp14:textId="77777777">
             <w:r>
               <w:rPr>
                 <w:b/>
               </w:rPr>
-              <w:t>Satellite</w:t>
-            </w:r>
-          </w:p>
-        </w:tc>
-        <w:tc>
-          <w:tcPr>
+              <w:t xml:space="preserve">Satellite</w:t>
+            </w:r>
+          </w:p>
+        </w:tc>
+        <w:tc>
+          <w:tcPr>
+            <w:cnfStyle w:val="000000000000" w:firstRow="0" w:lastRow="0" w:firstColumn="0" w:lastColumn="0" w:oddVBand="0" w:evenVBand="0" w:oddHBand="0" w:evenHBand="0" w:firstRowFirstColumn="0" w:firstRowLastColumn="0" w:lastRowFirstColumn="0" w:lastRowLastColumn="0"/>
             <w:tcW w:w="5640" w:type="dxa"/>
-          </w:tcPr>
-          <w:p>
-            <w:r>
-              <w:t>[M1 | automate_dv.ma_sat] SAT_PARTY_CONTACT_ADDRESS_LINK</w:t>
-            </w:r>
-          </w:p>
-        </w:tc>
-      </w:tr>
-      <w:tr>
-        <w:tc>
-          <w:tcPr>
+            <w:tcMar/>
+          </w:tcPr>
+          <w:p wp14:textId="77777777">
+            <w:r>
+              <w:t xml:space="preserve">[M1 | automate_dv.ma_sat] SAT_PARTY_CONTACT_ADDRESS_LINK</w:t>
+            </w:r>
+          </w:p>
+        </w:tc>
+      </w:tr>
+      <w:tr xmlns:wp14="http://schemas.microsoft.com/office/word/2010/wordml" wp14:textId="77777777">
+        <w:tc>
+          <w:tcPr>
+            <w:cnfStyle w:val="001000000000" w:firstRow="0" w:lastRow="0" w:firstColumn="1" w:lastColumn="0" w:oddVBand="0" w:evenVBand="0" w:oddHBand="0" w:evenHBand="0" w:firstRowFirstColumn="0" w:firstRowLastColumn="0" w:lastRowFirstColumn="0" w:lastRowLastColumn="0"/>
             <w:tcW w:w="3000" w:type="dxa"/>
-          </w:tcPr>
-          <w:p>
+            <w:tcMar/>
+          </w:tcPr>
+          <w:p wp14:textId="77777777">
             <w:r>
               <w:rPr>
                 <w:b/>
               </w:rPr>
-              <w:t>Status</w:t>
-            </w:r>
-          </w:p>
-        </w:tc>
-        <w:tc>
-          <w:tcPr>
+              <w:t xml:space="preserve">Status</w:t>
+            </w:r>
+          </w:p>
+        </w:tc>
+        <w:tc>
+          <w:tcPr>
+            <w:cnfStyle w:val="000000000000" w:firstRow="0" w:lastRow="0" w:firstColumn="0" w:lastColumn="0" w:oddVBand="0" w:evenVBand="0" w:oddHBand="0" w:evenHBand="0" w:firstRowFirstColumn="0" w:firstRowLastColumn="0" w:lastRowFirstColumn="0" w:lastRowLastColumn="0"/>
             <w:tcW w:w="5640" w:type="dxa"/>
-          </w:tcPr>
-          <w:p>
-            <w:r>
-              <w:t>Implemented</w:t>
-            </w:r>
-          </w:p>
-        </w:tc>
-      </w:tr>
-      <w:tr>
-        <w:tc>
-          <w:tcPr>
+            <w:tcMar/>
+          </w:tcPr>
+          <w:p wp14:textId="77777777">
+            <w:r>
+              <w:t xml:space="preserve">Implemented</w:t>
+            </w:r>
+          </w:p>
+        </w:tc>
+      </w:tr>
+      <w:tr xmlns:wp14="http://schemas.microsoft.com/office/word/2010/wordml" wp14:textId="77777777">
+        <w:tc>
+          <w:tcPr>
+            <w:cnfStyle w:val="001000000000" w:firstRow="0" w:lastRow="0" w:firstColumn="1" w:lastColumn="0" w:oddVBand="0" w:evenVBand="0" w:oddHBand="0" w:evenHBand="0" w:firstRowFirstColumn="0" w:firstRowLastColumn="0" w:lastRowFirstColumn="0" w:lastRowLastColumn="0"/>
             <w:tcW w:w="3000" w:type="dxa"/>
-          </w:tcPr>
-          <w:p>
+            <w:tcMar/>
+          </w:tcPr>
+          <w:p wp14:textId="77777777">
             <w:r>
               <w:rPr>
                 <w:b/>
               </w:rPr>
-              <w:t>Pass criteria</w:t>
-            </w:r>
-          </w:p>
-        </w:tc>
-        <w:tc>
-          <w:tcPr>
+              <w:t xml:space="preserve">Pass criteria</w:t>
+            </w:r>
+          </w:p>
+        </w:tc>
+        <w:tc>
+          <w:tcPr>
+            <w:cnfStyle w:val="000000000000" w:firstRow="0" w:lastRow="0" w:firstColumn="0" w:lastColumn="0" w:oddVBand="0" w:evenVBand="0" w:oddHBand="0" w:evenHBand="0" w:firstRowFirstColumn="0" w:firstRowLastColumn="0" w:lastRowFirstColumn="0" w:lastRowLastColumn="0"/>
             <w:tcW w:w="5640" w:type="dxa"/>
-          </w:tcPr>
-          <w:p>
-            <w:r>
-              <w:t>status = PASS</w:t>
-            </w:r>
-          </w:p>
-        </w:tc>
-      </w:tr>
-      <w:tr>
-        <w:tc>
-          <w:tcPr>
+            <w:tcMar/>
+          </w:tcPr>
+          <w:p wp14:textId="77777777">
+            <w:r>
+              <w:t xml:space="preserve">status = PASS</w:t>
+            </w:r>
+          </w:p>
+        </w:tc>
+      </w:tr>
+      <w:tr xmlns:wp14="http://schemas.microsoft.com/office/word/2010/wordml" wp14:textId="77777777">
+        <w:tc>
+          <w:tcPr>
+            <w:cnfStyle w:val="001000000000" w:firstRow="0" w:lastRow="0" w:firstColumn="1" w:lastColumn="0" w:oddVBand="0" w:evenVBand="0" w:oddHBand="0" w:evenHBand="0" w:firstRowFirstColumn="0" w:firstRowLastColumn="0" w:lastRowFirstColumn="0" w:lastRowLastColumn="0"/>
             <w:tcW w:w="3000" w:type="dxa"/>
-          </w:tcPr>
-          <w:p>
+            <w:tcMar/>
+          </w:tcPr>
+          <w:p wp14:textId="77777777">
             <w:r>
               <w:rPr>
                 <w:b/>
               </w:rPr>
-              <w:t>Result (Pass / Fail / NA)</w:t>
-            </w:r>
-          </w:p>
-        </w:tc>
-        <w:tc>
-          <w:tcPr>
+              <w:t xml:space="preserve">Result (Pass / Fail / NA)</w:t>
+            </w:r>
+          </w:p>
+        </w:tc>
+        <w:tc>
+          <w:tcPr>
+            <w:cnfStyle w:val="000000000000" w:firstRow="0" w:lastRow="0" w:firstColumn="0" w:lastColumn="0" w:oddVBand="0" w:evenVBand="0" w:oddHBand="0" w:evenHBand="0" w:firstRowFirstColumn="0" w:firstRowLastColumn="0" w:lastRowFirstColumn="0" w:lastRowLastColumn="0"/>
             <w:tcW w:w="5640" w:type="dxa"/>
-          </w:tcPr>
-          <w:p/>
-        </w:tc>
-      </w:tr>
-      <w:tr>
-        <w:tc>
-          <w:tcPr>
+            <w:tcMar/>
+          </w:tcPr>
+          <w:p wp14:textId="7C0B2024">
+            <w:r>
+              <w:rPr/>
+              <w:t>pass</w:t>
+            </w:r>
+          </w:p>
+        </w:tc>
+      </w:tr>
+      <w:tr xmlns:wp14="http://schemas.microsoft.com/office/word/2010/wordml" wp14:textId="77777777">
+        <w:tc>
+          <w:tcPr>
+            <w:cnfStyle w:val="001000000000" w:firstRow="0" w:lastRow="0" w:firstColumn="1" w:lastColumn="0" w:oddVBand="0" w:evenVBand="0" w:oddHBand="0" w:evenHBand="0" w:firstRowFirstColumn="0" w:firstRowLastColumn="0" w:lastRowFirstColumn="0" w:lastRowLastColumn="0"/>
             <w:tcW w:w="3000" w:type="dxa"/>
-          </w:tcPr>
-          <w:p>
+            <w:tcMar/>
+          </w:tcPr>
+          <w:p wp14:textId="77777777">
             <w:r>
               <w:rPr>
                 <w:b/>
               </w:rPr>
-              <w:t>Rows with status = FAIL (count)</w:t>
-            </w:r>
-          </w:p>
-        </w:tc>
-        <w:tc>
-          <w:tcPr>
+              <w:t xml:space="preserve">Rows with status = FAIL (count)</w:t>
+            </w:r>
+          </w:p>
+        </w:tc>
+        <w:tc>
+          <w:tcPr>
+            <w:cnfStyle w:val="000000000000" w:firstRow="0" w:lastRow="0" w:firstColumn="0" w:lastColumn="0" w:oddVBand="0" w:evenVBand="0" w:oddHBand="0" w:evenHBand="0" w:firstRowFirstColumn="0" w:firstRowLastColumn="0" w:lastRowFirstColumn="0" w:lastRowLastColumn="0"/>
             <w:tcW w:w="5640" w:type="dxa"/>
-          </w:tcPr>
-          <w:p/>
-        </w:tc>
-      </w:tr>
-      <w:tr>
-        <w:tc>
-          <w:tcPr>
+            <w:tcMar/>
+          </w:tcPr>
+          <w:p wp14:textId="5772A3C6">
+            <w:r>
+              <w:rPr/>
+              <w:t>0</w:t>
+            </w:r>
+          </w:p>
+        </w:tc>
+      </w:tr>
+      <w:tr xmlns:wp14="http://schemas.microsoft.com/office/word/2010/wordml" wp14:textId="77777777">
+        <w:tc>
+          <w:tcPr>
+            <w:cnfStyle w:val="001000000000" w:firstRow="0" w:lastRow="0" w:firstColumn="1" w:lastColumn="0" w:oddVBand="0" w:evenVBand="0" w:oddHBand="0" w:evenHBand="0" w:firstRowFirstColumn="0" w:firstRowLastColumn="0" w:lastRowFirstColumn="0" w:lastRowLastColumn="0"/>
             <w:tcW w:w="3000" w:type="dxa"/>
-          </w:tcPr>
-          <w:p>
+            <w:tcMar/>
+          </w:tcPr>
+          <w:p wp14:textId="77777777">
             <w:r>
               <w:rPr>
                 <w:b/>
               </w:rPr>
-              <w:t>Remarks</w:t>
-            </w:r>
-          </w:p>
-        </w:tc>
-        <w:tc>
-          <w:tcPr>
+              <w:t xml:space="preserve">Remarks</w:t>
+            </w:r>
+          </w:p>
+        </w:tc>
+        <w:tc>
+          <w:tcPr>
+            <w:cnfStyle w:val="000000000000" w:firstRow="0" w:lastRow="0" w:firstColumn="0" w:lastColumn="0" w:oddVBand="0" w:evenVBand="0" w:oddHBand="0" w:evenHBand="0" w:firstRowFirstColumn="0" w:firstRowLastColumn="0" w:lastRowFirstColumn="0" w:lastRowLastColumn="0"/>
             <w:tcW w:w="5640" w:type="dxa"/>
-          </w:tcPr>
-          <w:p/>
+            <w:tcMar/>
+          </w:tcPr>
+          <w:p wp14:textId="77777777">
+            <w:r/>
+          </w:p>
         </w:tc>
       </w:tr>
     </w:tbl>
@@ -2469,32 +2983,80 @@
       <w:tblGrid>
         <w:gridCol w:w="8640"/>
       </w:tblGrid>
-      <w:tr>
+      <w:tr xmlns:wp14="http://schemas.microsoft.com/office/word/2010/wordml" wp14:textId="77777777">
         <w:tc>
           <w:tcPr>
             <w:tcW w:w="8640" w:type="dxa"/>
-          </w:tcPr>
-          <w:p>
+            <w:tcMar/>
+          </w:tcPr>
+          <w:p wp14:textId="77777777">
             <w:r>
               <w:rPr>
                 <w:i/>
               </w:rPr>
-              <w:t>Output:</w:t>
-            </w:r>
-          </w:p>
-        </w:tc>
-      </w:tr>
-      <w:tr>
+              <w:t xml:space="preserve">Output:</w:t>
+            </w:r>
+          </w:p>
+        </w:tc>
+      </w:tr>
+      <w:tr xmlns:wp14="http://schemas.microsoft.com/office/word/2010/wordml" wp14:textId="77777777">
         <w:tc>
           <w:tcPr>
             <w:tcW w:w="8640" w:type="dxa"/>
-          </w:tcPr>
-          <w:p>
-            <w:r>
-              <w:br/>
-            </w:r>
-            <w:r>
-              <w:br/>
+            <w:tcMar/>
+          </w:tcPr>
+          <w:p wp14:textId="0BFC8F9F">
+            <w:pPr>
+              <w:pStyle w:val="Normal"/>
+            </w:pPr>
+            <w:r>
+              <w:br/>
+            </w:r>
+            <w:r>
+              <w:br/>
+            </w:r>
+            <w:r>
+              <w:drawing>
+                <wp:inline xmlns:wp14="http://schemas.microsoft.com/office/word/2010/wordprocessingDrawing" wp14:editId="2AA9B5E6" wp14:anchorId="4E82BE30">
+                  <wp:extent cx="5343525" cy="723900"/>
+                  <wp:effectExtent l="0" t="0" r="0" b="0"/>
+                  <wp:docPr id="1" name="drawing"/>
+                  <wp:cNvGraphicFramePr>
+                    <a:graphicFrameLocks noChangeAspect="1"/>
+                  </wp:cNvGraphicFramePr>
+                  <a:graphic>
+                    <a:graphicData xmlns:a="http://schemas.openxmlformats.org/drawingml/2006/main" uri="http://schemas.openxmlformats.org/drawingml/2006/picture">
+                      <pic:pic xmlns:pic="http://schemas.openxmlformats.org/drawingml/2006/picture">
+                        <pic:nvPicPr>
+                          <pic:cNvPr id="0" name="Picture 59739946"/>
+                          <pic:cNvPicPr/>
+                        </pic:nvPicPr>
+                        <pic:blipFill>
+                          <a:blip xmlns:r="http://schemas.openxmlformats.org/officeDocument/2006/relationships" r:embed="rIdM1">
+                            <a:extLst>
+                              <a:ext uri="{28A0092B-C50C-407E-A947-70E740481C1C}">
+                                <a14:useLocalDpi xmlns:a14="http://schemas.microsoft.com/office/drawing/2010/main"/>
+                              </a:ext>
+                            </a:extLst>
+                          </a:blip>
+                          <a:stretch>
+                            <a:fillRect/>
+                          </a:stretch>
+                        </pic:blipFill>
+                        <pic:spPr>
+                          <a:xfrm>
+                            <a:off x="0" y="0"/>
+                            <a:ext cx="5343525" cy="723900"/>
+                          </a:xfrm>
+                          <a:prstGeom prst="rect">
+                            <a:avLst/>
+                          </a:prstGeom>
+                        </pic:spPr>
+                      </pic:pic>
+                    </a:graphicData>
+                  </a:graphic>
+                </wp:inline>
+              </w:drawing>
             </w:r>
             <w:r>
               <w:br/>
@@ -2522,167 +3084,235 @@
         <w:gridCol w:w="3000"/>
         <w:gridCol w:w="5640"/>
       </w:tblGrid>
-      <w:tr>
-        <w:tc>
-          <w:tcPr>
+      <w:tr xmlns:wp14="http://schemas.microsoft.com/office/word/2010/wordml" wp14:textId="77777777">
+        <w:tc>
+          <w:tcPr>
+            <w:cnfStyle w:val="001000000000" w:firstRow="0" w:lastRow="0" w:firstColumn="1" w:lastColumn="0" w:oddVBand="0" w:evenVBand="0" w:oddHBand="0" w:evenHBand="0" w:firstRowFirstColumn="0" w:firstRowLastColumn="0" w:lastRowFirstColumn="0" w:lastRowLastColumn="0"/>
             <w:tcW w:w="3000" w:type="dxa"/>
-          </w:tcPr>
-          <w:p>
+            <w:tcMar/>
+          </w:tcPr>
+          <w:p wp14:textId="77777777">
             <w:r>
               <w:rPr>
                 <w:b/>
               </w:rPr>
-              <w:t>Project</w:t>
-            </w:r>
-          </w:p>
-        </w:tc>
-        <w:tc>
-          <w:tcPr>
+              <w:t xml:space="preserve">Project</w:t>
+            </w:r>
+          </w:p>
+        </w:tc>
+        <w:tc>
+          <w:tcPr>
+            <w:cnfStyle w:val="000000000000" w:firstRow="0" w:lastRow="0" w:firstColumn="0" w:lastColumn="0" w:oddVBand="0" w:evenVBand="0" w:oddHBand="0" w:evenHBand="0" w:firstRowFirstColumn="0" w:firstRowLastColumn="0" w:lastRowFirstColumn="0" w:lastRowLastColumn="0"/>
             <w:tcW w:w="5640" w:type="dxa"/>
-          </w:tcPr>
-          <w:p>
-            <w:r>
-              <w:t>MAXIMUS</w:t>
-            </w:r>
-          </w:p>
-        </w:tc>
-      </w:tr>
-      <w:tr>
-        <w:tc>
-          <w:tcPr>
+            <w:tcMar/>
+          </w:tcPr>
+          <w:p wp14:textId="77777777">
+            <w:r>
+              <w:t xml:space="preserve">MAXIMUS</w:t>
+            </w:r>
+          </w:p>
+        </w:tc>
+      </w:tr>
+      <w:tr xmlns:wp14="http://schemas.microsoft.com/office/word/2010/wordml" wp14:textId="77777777">
+        <w:tc>
+          <w:tcPr>
+            <w:cnfStyle w:val="001000000000" w:firstRow="0" w:lastRow="0" w:firstColumn="1" w:lastColumn="0" w:oddVBand="0" w:evenVBand="0" w:oddHBand="0" w:evenHBand="0" w:firstRowFirstColumn="0" w:firstRowLastColumn="0" w:lastRowFirstColumn="0" w:lastRowLastColumn="0"/>
             <w:tcW w:w="3000" w:type="dxa"/>
-          </w:tcPr>
-          <w:p>
+            <w:tcMar/>
+          </w:tcPr>
+          <w:p wp14:textId="77777777">
             <w:r>
               <w:rPr>
                 <w:b/>
               </w:rPr>
-              <w:t>Satellite</w:t>
-            </w:r>
-          </w:p>
-        </w:tc>
-        <w:tc>
-          <w:tcPr>
+              <w:t xml:space="preserve">Satellite</w:t>
+            </w:r>
+          </w:p>
+        </w:tc>
+        <w:tc>
+          <w:tcPr>
+            <w:cnfStyle w:val="000000000000" w:firstRow="0" w:lastRow="0" w:firstColumn="0" w:lastColumn="0" w:oddVBand="0" w:evenVBand="0" w:oddHBand="0" w:evenHBand="0" w:firstRowFirstColumn="0" w:firstRowLastColumn="0" w:lastRowFirstColumn="0" w:lastRowLastColumn="0"/>
             <w:tcW w:w="5640" w:type="dxa"/>
-          </w:tcPr>
-          <w:p>
-            <w:r>
-              <w:t>[M1 | automate_dv.ma_sat] SAT_PARTY_ORG_DIRECTORS</w:t>
-            </w:r>
-          </w:p>
-        </w:tc>
-      </w:tr>
-      <w:tr>
-        <w:tc>
-          <w:tcPr>
+            <w:tcMar/>
+          </w:tcPr>
+          <w:p wp14:textId="77777777">
+            <w:r>
+              <w:t xml:space="preserve">[M1 | automate_dv.ma_sat] SAT_PARTY_ORG_DIRECTORS</w:t>
+            </w:r>
+          </w:p>
+        </w:tc>
+      </w:tr>
+      <w:tr xmlns:wp14="http://schemas.microsoft.com/office/word/2010/wordml" wp14:textId="77777777">
+        <w:tc>
+          <w:tcPr>
+            <w:cnfStyle w:val="001000000000" w:firstRow="0" w:lastRow="0" w:firstColumn="1" w:lastColumn="0" w:oddVBand="0" w:evenVBand="0" w:oddHBand="0" w:evenHBand="0" w:firstRowFirstColumn="0" w:firstRowLastColumn="0" w:lastRowFirstColumn="0" w:lastRowLastColumn="0"/>
             <w:tcW w:w="3000" w:type="dxa"/>
-          </w:tcPr>
-          <w:p>
+            <w:tcMar/>
+          </w:tcPr>
+          <w:p wp14:textId="77777777">
             <w:r>
               <w:rPr>
                 <w:b/>
               </w:rPr>
-              <w:t>Status</w:t>
-            </w:r>
-          </w:p>
-        </w:tc>
-        <w:tc>
-          <w:tcPr>
+              <w:t xml:space="preserve">Status</w:t>
+            </w:r>
+          </w:p>
+        </w:tc>
+        <w:tc>
+          <w:tcPr>
+            <w:cnfStyle w:val="000000000000" w:firstRow="0" w:lastRow="0" w:firstColumn="0" w:lastColumn="0" w:oddVBand="0" w:evenVBand="0" w:oddHBand="0" w:evenHBand="0" w:firstRowFirstColumn="0" w:firstRowLastColumn="0" w:lastRowFirstColumn="0" w:lastRowLastColumn="0"/>
             <w:tcW w:w="5640" w:type="dxa"/>
-          </w:tcPr>
-          <w:p>
-            <w:r>
-              <w:t>Implemented</w:t>
-            </w:r>
-          </w:p>
-        </w:tc>
-      </w:tr>
-      <w:tr>
-        <w:tc>
-          <w:tcPr>
+            <w:tcMar/>
+          </w:tcPr>
+          <w:p wp14:textId="77777777">
+            <w:r>
+              <w:t xml:space="preserve">Implemented</w:t>
+            </w:r>
+          </w:p>
+        </w:tc>
+      </w:tr>
+      <w:tr xmlns:wp14="http://schemas.microsoft.com/office/word/2010/wordml" wp14:textId="77777777">
+        <w:tc>
+          <w:tcPr>
+            <w:cnfStyle w:val="001000000000" w:firstRow="0" w:lastRow="0" w:firstColumn="1" w:lastColumn="0" w:oddVBand="0" w:evenVBand="0" w:oddHBand="0" w:evenHBand="0" w:firstRowFirstColumn="0" w:firstRowLastColumn="0" w:lastRowFirstColumn="0" w:lastRowLastColumn="0"/>
             <w:tcW w:w="3000" w:type="dxa"/>
-          </w:tcPr>
-          <w:p>
+            <w:tcMar/>
+          </w:tcPr>
+          <w:p wp14:textId="77777777">
             <w:r>
               <w:rPr>
                 <w:b/>
               </w:rPr>
-              <w:t>Pass criteria</w:t>
-            </w:r>
-          </w:p>
-        </w:tc>
-        <w:tc>
-          <w:tcPr>
+              <w:t xml:space="preserve">Pass criteria</w:t>
+            </w:r>
+          </w:p>
+        </w:tc>
+        <w:tc>
+          <w:tcPr>
+            <w:cnfStyle w:val="000000000000" w:firstRow="0" w:lastRow="0" w:firstColumn="0" w:lastColumn="0" w:oddVBand="0" w:evenVBand="0" w:oddHBand="0" w:evenHBand="0" w:firstRowFirstColumn="0" w:firstRowLastColumn="0" w:lastRowFirstColumn="0" w:lastRowLastColumn="0"/>
             <w:tcW w:w="5640" w:type="dxa"/>
-          </w:tcPr>
-          <w:p>
-            <w:r>
-              <w:t>status = PASS</w:t>
-            </w:r>
-          </w:p>
-        </w:tc>
-      </w:tr>
-      <w:tr>
-        <w:tc>
-          <w:tcPr>
+            <w:tcMar/>
+          </w:tcPr>
+          <w:p wp14:textId="77777777">
+            <w:r>
+              <w:t xml:space="preserve">status = PASS</w:t>
+            </w:r>
+          </w:p>
+        </w:tc>
+      </w:tr>
+      <w:tr xmlns:wp14="http://schemas.microsoft.com/office/word/2010/wordml" wp14:textId="77777777">
+        <w:tc>
+          <w:tcPr>
+            <w:cnfStyle w:val="001000000000" w:firstRow="0" w:lastRow="0" w:firstColumn="1" w:lastColumn="0" w:oddVBand="0" w:evenVBand="0" w:oddHBand="0" w:evenHBand="0" w:firstRowFirstColumn="0" w:firstRowLastColumn="0" w:lastRowFirstColumn="0" w:lastRowLastColumn="0"/>
             <w:tcW w:w="3000" w:type="dxa"/>
-          </w:tcPr>
-          <w:p>
+            <w:tcMar/>
+          </w:tcPr>
+          <w:p wp14:textId="77777777">
             <w:r>
               <w:rPr>
                 <w:b/>
               </w:rPr>
-              <w:t>Result (Pass / Fail / NA)</w:t>
-            </w:r>
-          </w:p>
-        </w:tc>
-        <w:tc>
-          <w:tcPr>
+              <w:t xml:space="preserve">Result (Pass / Fail / NA)</w:t>
+            </w:r>
+          </w:p>
+        </w:tc>
+        <w:tc>
+          <w:tcPr>
+            <w:cnfStyle w:val="000000000000" w:firstRow="0" w:lastRow="0" w:firstColumn="0" w:lastColumn="0" w:oddVBand="0" w:evenVBand="0" w:oddHBand="0" w:evenHBand="0" w:firstRowFirstColumn="0" w:firstRowLastColumn="0" w:lastRowFirstColumn="0" w:lastRowLastColumn="0"/>
             <w:tcW w:w="5640" w:type="dxa"/>
-          </w:tcPr>
-          <w:p/>
-        </w:tc>
-      </w:tr>
-      <w:tr>
-        <w:tc>
-          <w:tcPr>
+            <w:tcMar/>
+          </w:tcPr>
+          <w:p wp14:textId="04C254B6">
+            <w:r>
+              <w:rPr/>
+              <w:t>fail</w:t>
+            </w:r>
+          </w:p>
+        </w:tc>
+      </w:tr>
+      <w:tr xmlns:wp14="http://schemas.microsoft.com/office/word/2010/wordml" wp14:textId="77777777">
+        <w:tc>
+          <w:tcPr>
+            <w:cnfStyle w:val="001000000000" w:firstRow="0" w:lastRow="0" w:firstColumn="1" w:lastColumn="0" w:oddVBand="0" w:evenVBand="0" w:oddHBand="0" w:evenHBand="0" w:firstRowFirstColumn="0" w:firstRowLastColumn="0" w:lastRowFirstColumn="0" w:lastRowLastColumn="0"/>
             <w:tcW w:w="3000" w:type="dxa"/>
-          </w:tcPr>
-          <w:p>
+            <w:tcMar/>
+          </w:tcPr>
+          <w:p wp14:textId="77777777">
             <w:r>
               <w:rPr>
                 <w:b/>
               </w:rPr>
-              <w:t>Rows with status = FAIL (count)</w:t>
-            </w:r>
-          </w:p>
-        </w:tc>
-        <w:tc>
-          <w:tcPr>
+              <w:t xml:space="preserve">Rows with status = FAIL (count)</w:t>
+            </w:r>
+          </w:p>
+        </w:tc>
+        <w:tc>
+          <w:tcPr>
+            <w:cnfStyle w:val="000000000000" w:firstRow="0" w:lastRow="0" w:firstColumn="0" w:lastColumn="0" w:oddVBand="0" w:evenVBand="0" w:oddHBand="0" w:evenHBand="0" w:firstRowFirstColumn="0" w:firstRowLastColumn="0" w:lastRowFirstColumn="0" w:lastRowLastColumn="0"/>
             <w:tcW w:w="5640" w:type="dxa"/>
-          </w:tcPr>
-          <w:p/>
-        </w:tc>
-      </w:tr>
-      <w:tr>
-        <w:tc>
-          <w:tcPr>
+            <w:tcMar/>
+          </w:tcPr>
+          <w:p wp14:textId="77777777">
+            <w:r/>
+          </w:p>
+        </w:tc>
+      </w:tr>
+      <w:tr xmlns:wp14="http://schemas.microsoft.com/office/word/2010/wordml" wp14:textId="77777777">
+        <w:tc>
+          <w:tcPr>
+            <w:cnfStyle w:val="001000000000" w:firstRow="0" w:lastRow="0" w:firstColumn="1" w:lastColumn="0" w:oddVBand="0" w:evenVBand="0" w:oddHBand="0" w:evenHBand="0" w:firstRowFirstColumn="0" w:firstRowLastColumn="0" w:lastRowFirstColumn="0" w:lastRowLastColumn="0"/>
             <w:tcW w:w="3000" w:type="dxa"/>
-          </w:tcPr>
-          <w:p>
+            <w:tcMar/>
+          </w:tcPr>
+          <w:p wp14:textId="77777777">
             <w:r>
               <w:rPr>
                 <w:b/>
               </w:rPr>
-              <w:t>Remarks</w:t>
-            </w:r>
-          </w:p>
-        </w:tc>
-        <w:tc>
-          <w:tcPr>
+              <w:t xml:space="preserve">Remarks</w:t>
+            </w:r>
+          </w:p>
+        </w:tc>
+        <w:tc>
+          <w:tcPr>
+            <w:cnfStyle w:val="000000000000" w:firstRow="0" w:lastRow="0" w:firstColumn="0" w:lastColumn="0" w:oddVBand="0" w:evenVBand="0" w:oddHBand="0" w:evenHBand="0" w:firstRowFirstColumn="0" w:firstRowLastColumn="0" w:lastRowFirstColumn="0" w:lastRowLastColumn="0"/>
             <w:tcW w:w="5640" w:type="dxa"/>
-          </w:tcPr>
-          <w:p/>
+            <w:tcMar/>
+          </w:tcPr>
+          <w:p wp14:textId="6459B282">
+            <w:r>
+              <w:rPr/>
+              <w:t xml:space="preserve">No </w:t>
+            </w:r>
+            <w:r>
+              <w:rPr/>
+              <w:t>recoreds</w:t>
+            </w:r>
+            <w:r>
+              <w:rPr/>
+              <w:t xml:space="preserve"> in sat</w:t>
+            </w:r>
+            <w:r>
+              <w:rPr/>
+              <w:t xml:space="preserve"> </w:t>
+            </w:r>
+            <w:r>
+              <w:rPr/>
+              <w:t>bk :</w:t>
+            </w:r>
+            <w:r>
+              <w:rPr/>
+              <w:t xml:space="preserve"> </w:t>
+            </w:r>
+            <w:r>
+              <w:rPr/>
+              <w:t>bagic_employee_code</w:t>
+            </w:r>
+            <w:r>
+              <w:rPr/>
+              <w:t xml:space="preserve"> getting all null values in source</w:t>
+            </w:r>
+          </w:p>
         </w:tc>
       </w:tr>
     </w:tbl>
@@ -2959,29 +3589,77 @@
       <w:tblGrid>
         <w:gridCol w:w="8640"/>
       </w:tblGrid>
-      <w:tr>
+      <w:tr xmlns:wp14="http://schemas.microsoft.com/office/word/2010/wordml" wp14:textId="77777777">
         <w:tc>
           <w:tcPr>
             <w:tcW w:w="8640" w:type="dxa"/>
-          </w:tcPr>
-          <w:p>
+            <w:tcMar/>
+          </w:tcPr>
+          <w:p wp14:textId="77777777">
             <w:r>
               <w:rPr>
                 <w:i/>
               </w:rPr>
-              <w:t>Output:</w:t>
-            </w:r>
-          </w:p>
-        </w:tc>
-      </w:tr>
-      <w:tr>
+              <w:t xml:space="preserve">Output:</w:t>
+            </w:r>
+          </w:p>
+        </w:tc>
+      </w:tr>
+      <w:tr xmlns:wp14="http://schemas.microsoft.com/office/word/2010/wordml" wp14:textId="77777777">
         <w:tc>
           <w:tcPr>
             <w:tcW w:w="8640" w:type="dxa"/>
-          </w:tcPr>
-          <w:p>
-            <w:r>
-              <w:br/>
+            <w:tcMar/>
+          </w:tcPr>
+          <w:p wp14:textId="11ECF6F5">
+            <w:pPr>
+              <w:pStyle w:val="Normal"/>
+            </w:pPr>
+            <w:r>
+              <w:br/>
+            </w:r>
+            <w:r>
+              <w:drawing>
+                <wp:inline xmlns:wp14="http://schemas.microsoft.com/office/word/2010/wordprocessingDrawing" wp14:editId="25CFD8FC" wp14:anchorId="19200194">
+                  <wp:extent cx="5343525" cy="447675"/>
+                  <wp:effectExtent l="0" t="0" r="0" b="0"/>
+                  <wp:docPr id="2" name="drawing"/>
+                  <wp:cNvGraphicFramePr>
+                    <a:graphicFrameLocks noChangeAspect="1"/>
+                  </wp:cNvGraphicFramePr>
+                  <a:graphic>
+                    <a:graphicData xmlns:a="http://schemas.openxmlformats.org/drawingml/2006/main" uri="http://schemas.openxmlformats.org/drawingml/2006/picture">
+                      <pic:pic xmlns:pic="http://schemas.openxmlformats.org/drawingml/2006/picture">
+                        <pic:nvPicPr>
+                          <pic:cNvPr id="0" name="Picture 281448635"/>
+                          <pic:cNvPicPr/>
+                        </pic:nvPicPr>
+                        <pic:blipFill>
+                          <a:blip xmlns:r="http://schemas.openxmlformats.org/officeDocument/2006/relationships" r:embed="rIdM2">
+                            <a:extLst>
+                              <a:ext uri="{28A0092B-C50C-407E-A947-70E740481C1C}">
+                                <a14:useLocalDpi xmlns:a14="http://schemas.microsoft.com/office/drawing/2010/main"/>
+                              </a:ext>
+                            </a:extLst>
+                          </a:blip>
+                          <a:stretch>
+                            <a:fillRect/>
+                          </a:stretch>
+                        </pic:blipFill>
+                        <pic:spPr>
+                          <a:xfrm>
+                            <a:off x="0" y="0"/>
+                            <a:ext cx="5343525" cy="447675"/>
+                          </a:xfrm>
+                          <a:prstGeom prst="rect">
+                            <a:avLst/>
+                          </a:prstGeom>
+                        </pic:spPr>
+                      </pic:pic>
+                    </a:graphicData>
+                  </a:graphic>
+                </wp:inline>
+              </w:drawing>
             </w:r>
             <w:r>
               <w:br/>
@@ -3012,167 +3690,225 @@
         <w:gridCol w:w="3000"/>
         <w:gridCol w:w="5640"/>
       </w:tblGrid>
-      <w:tr>
-        <w:tc>
-          <w:tcPr>
+      <w:tr xmlns:wp14="http://schemas.microsoft.com/office/word/2010/wordml" wp14:textId="77777777">
+        <w:tc>
+          <w:tcPr>
+            <w:cnfStyle w:val="001000000000" w:firstRow="0" w:lastRow="0" w:firstColumn="1" w:lastColumn="0" w:oddVBand="0" w:evenVBand="0" w:oddHBand="0" w:evenHBand="0" w:firstRowFirstColumn="0" w:firstRowLastColumn="0" w:lastRowFirstColumn="0" w:lastRowLastColumn="0"/>
             <w:tcW w:w="3000" w:type="dxa"/>
-          </w:tcPr>
-          <w:p>
+            <w:tcMar/>
+          </w:tcPr>
+          <w:p wp14:textId="77777777">
             <w:r>
               <w:rPr>
                 <w:b/>
               </w:rPr>
-              <w:t>Project</w:t>
-            </w:r>
-          </w:p>
-        </w:tc>
-        <w:tc>
-          <w:tcPr>
+              <w:t xml:space="preserve">Project</w:t>
+            </w:r>
+          </w:p>
+        </w:tc>
+        <w:tc>
+          <w:tcPr>
+            <w:cnfStyle w:val="000000000000" w:firstRow="0" w:lastRow="0" w:firstColumn="0" w:lastColumn="0" w:oddVBand="0" w:evenVBand="0" w:oddHBand="0" w:evenHBand="0" w:firstRowFirstColumn="0" w:firstRowLastColumn="0" w:lastRowFirstColumn="0" w:lastRowLastColumn="0"/>
             <w:tcW w:w="5640" w:type="dxa"/>
-          </w:tcPr>
-          <w:p>
-            <w:r>
-              <w:t>MAXIMUS</w:t>
-            </w:r>
-          </w:p>
-        </w:tc>
-      </w:tr>
-      <w:tr>
-        <w:tc>
-          <w:tcPr>
+            <w:tcMar/>
+          </w:tcPr>
+          <w:p wp14:textId="77777777">
+            <w:r>
+              <w:t xml:space="preserve">MAXIMUS</w:t>
+            </w:r>
+          </w:p>
+        </w:tc>
+      </w:tr>
+      <w:tr xmlns:wp14="http://schemas.microsoft.com/office/word/2010/wordml" wp14:textId="77777777">
+        <w:tc>
+          <w:tcPr>
+            <w:cnfStyle w:val="001000000000" w:firstRow="0" w:lastRow="0" w:firstColumn="1" w:lastColumn="0" w:oddVBand="0" w:evenVBand="0" w:oddHBand="0" w:evenHBand="0" w:firstRowFirstColumn="0" w:firstRowLastColumn="0" w:lastRowFirstColumn="0" w:lastRowLastColumn="0"/>
             <w:tcW w:w="3000" w:type="dxa"/>
-          </w:tcPr>
-          <w:p>
+            <w:tcMar/>
+          </w:tcPr>
+          <w:p wp14:textId="77777777">
             <w:r>
               <w:rPr>
                 <w:b/>
               </w:rPr>
-              <w:t>Satellite</w:t>
-            </w:r>
-          </w:p>
-        </w:tc>
-        <w:tc>
-          <w:tcPr>
+              <w:t xml:space="preserve">Satellite</w:t>
+            </w:r>
+          </w:p>
+        </w:tc>
+        <w:tc>
+          <w:tcPr>
+            <w:cnfStyle w:val="000000000000" w:firstRow="0" w:lastRow="0" w:firstColumn="0" w:lastColumn="0" w:oddVBand="0" w:evenVBand="0" w:oddHBand="0" w:evenHBand="0" w:firstRowFirstColumn="0" w:firstRowLastColumn="0" w:lastRowFirstColumn="0" w:lastRowLastColumn="0"/>
             <w:tcW w:w="5640" w:type="dxa"/>
-          </w:tcPr>
-          <w:p>
-            <w:r>
-              <w:t>[M1 | automate_dv.sat] SAT_COMMON_ADMIN_GEOGRAPHY</w:t>
-            </w:r>
-          </w:p>
-        </w:tc>
-      </w:tr>
-      <w:tr>
-        <w:tc>
-          <w:tcPr>
+            <w:tcMar/>
+          </w:tcPr>
+          <w:p wp14:textId="77777777">
+            <w:r>
+              <w:t xml:space="preserve">[M1 | automate_dv.sat] SAT_COMMON_ADMIN_GEOGRAPHY</w:t>
+            </w:r>
+          </w:p>
+        </w:tc>
+      </w:tr>
+      <w:tr xmlns:wp14="http://schemas.microsoft.com/office/word/2010/wordml" wp14:textId="77777777">
+        <w:tc>
+          <w:tcPr>
+            <w:cnfStyle w:val="001000000000" w:firstRow="0" w:lastRow="0" w:firstColumn="1" w:lastColumn="0" w:oddVBand="0" w:evenVBand="0" w:oddHBand="0" w:evenHBand="0" w:firstRowFirstColumn="0" w:firstRowLastColumn="0" w:lastRowFirstColumn="0" w:lastRowLastColumn="0"/>
             <w:tcW w:w="3000" w:type="dxa"/>
-          </w:tcPr>
-          <w:p>
+            <w:tcMar/>
+          </w:tcPr>
+          <w:p wp14:textId="77777777">
             <w:r>
               <w:rPr>
                 <w:b/>
               </w:rPr>
-              <w:t>Status</w:t>
-            </w:r>
-          </w:p>
-        </w:tc>
-        <w:tc>
-          <w:tcPr>
+              <w:t xml:space="preserve">Status</w:t>
+            </w:r>
+          </w:p>
+        </w:tc>
+        <w:tc>
+          <w:tcPr>
+            <w:cnfStyle w:val="000000000000" w:firstRow="0" w:lastRow="0" w:firstColumn="0" w:lastColumn="0" w:oddVBand="0" w:evenVBand="0" w:oddHBand="0" w:evenHBand="0" w:firstRowFirstColumn="0" w:firstRowLastColumn="0" w:lastRowFirstColumn="0" w:lastRowLastColumn="0"/>
             <w:tcW w:w="5640" w:type="dxa"/>
-          </w:tcPr>
-          <w:p>
-            <w:r>
-              <w:t>Implemented</w:t>
-            </w:r>
-          </w:p>
-        </w:tc>
-      </w:tr>
-      <w:tr>
-        <w:tc>
-          <w:tcPr>
+            <w:tcMar/>
+          </w:tcPr>
+          <w:p wp14:textId="77777777">
+            <w:r>
+              <w:t xml:space="preserve">Implemented</w:t>
+            </w:r>
+          </w:p>
+        </w:tc>
+      </w:tr>
+      <w:tr xmlns:wp14="http://schemas.microsoft.com/office/word/2010/wordml" wp14:textId="77777777">
+        <w:tc>
+          <w:tcPr>
+            <w:cnfStyle w:val="001000000000" w:firstRow="0" w:lastRow="0" w:firstColumn="1" w:lastColumn="0" w:oddVBand="0" w:evenVBand="0" w:oddHBand="0" w:evenHBand="0" w:firstRowFirstColumn="0" w:firstRowLastColumn="0" w:lastRowFirstColumn="0" w:lastRowLastColumn="0"/>
             <w:tcW w:w="3000" w:type="dxa"/>
-          </w:tcPr>
-          <w:p>
+            <w:tcMar/>
+          </w:tcPr>
+          <w:p wp14:textId="77777777">
             <w:r>
               <w:rPr>
                 <w:b/>
               </w:rPr>
-              <w:t>Pass criteria</w:t>
-            </w:r>
-          </w:p>
-        </w:tc>
-        <w:tc>
-          <w:tcPr>
+              <w:t xml:space="preserve">Pass criteria</w:t>
+            </w:r>
+          </w:p>
+        </w:tc>
+        <w:tc>
+          <w:tcPr>
+            <w:cnfStyle w:val="000000000000" w:firstRow="0" w:lastRow="0" w:firstColumn="0" w:lastColumn="0" w:oddVBand="0" w:evenVBand="0" w:oddHBand="0" w:evenHBand="0" w:firstRowFirstColumn="0" w:firstRowLastColumn="0" w:lastRowFirstColumn="0" w:lastRowLastColumn="0"/>
             <w:tcW w:w="5640" w:type="dxa"/>
-          </w:tcPr>
-          <w:p>
-            <w:r>
-              <w:t>status = PASS</w:t>
-            </w:r>
-          </w:p>
-        </w:tc>
-      </w:tr>
-      <w:tr>
-        <w:tc>
-          <w:tcPr>
+            <w:tcMar/>
+          </w:tcPr>
+          <w:p wp14:textId="77777777">
+            <w:r>
+              <w:t xml:space="preserve">status = PASS</w:t>
+            </w:r>
+          </w:p>
+        </w:tc>
+      </w:tr>
+      <w:tr xmlns:wp14="http://schemas.microsoft.com/office/word/2010/wordml" wp14:textId="77777777">
+        <w:tc>
+          <w:tcPr>
+            <w:cnfStyle w:val="001000000000" w:firstRow="0" w:lastRow="0" w:firstColumn="1" w:lastColumn="0" w:oddVBand="0" w:evenVBand="0" w:oddHBand="0" w:evenHBand="0" w:firstRowFirstColumn="0" w:firstRowLastColumn="0" w:lastRowFirstColumn="0" w:lastRowLastColumn="0"/>
             <w:tcW w:w="3000" w:type="dxa"/>
-          </w:tcPr>
-          <w:p>
+            <w:tcMar/>
+          </w:tcPr>
+          <w:p wp14:textId="77777777">
             <w:r>
               <w:rPr>
                 <w:b/>
               </w:rPr>
-              <w:t>Result (Pass / Fail / NA)</w:t>
-            </w:r>
-          </w:p>
-        </w:tc>
-        <w:tc>
-          <w:tcPr>
+              <w:t xml:space="preserve">Result (Pass / Fail / NA)</w:t>
+            </w:r>
+          </w:p>
+        </w:tc>
+        <w:tc>
+          <w:tcPr>
+            <w:cnfStyle w:val="000000000000" w:firstRow="0" w:lastRow="0" w:firstColumn="0" w:lastColumn="0" w:oddVBand="0" w:evenVBand="0" w:oddHBand="0" w:evenHBand="0" w:firstRowFirstColumn="0" w:firstRowLastColumn="0" w:lastRowFirstColumn="0" w:lastRowLastColumn="0"/>
             <w:tcW w:w="5640" w:type="dxa"/>
-          </w:tcPr>
-          <w:p/>
-        </w:tc>
-      </w:tr>
-      <w:tr>
-        <w:tc>
-          <w:tcPr>
+            <w:tcMar/>
+          </w:tcPr>
+          <w:p wp14:textId="7FE0672F">
+            <w:r>
+              <w:rPr/>
+              <w:t>fail</w:t>
+            </w:r>
+          </w:p>
+        </w:tc>
+      </w:tr>
+      <w:tr xmlns:wp14="http://schemas.microsoft.com/office/word/2010/wordml" wp14:textId="77777777">
+        <w:tc>
+          <w:tcPr>
+            <w:cnfStyle w:val="001000000000" w:firstRow="0" w:lastRow="0" w:firstColumn="1" w:lastColumn="0" w:oddVBand="0" w:evenVBand="0" w:oddHBand="0" w:evenHBand="0" w:firstRowFirstColumn="0" w:firstRowLastColumn="0" w:lastRowFirstColumn="0" w:lastRowLastColumn="0"/>
             <w:tcW w:w="3000" w:type="dxa"/>
-          </w:tcPr>
-          <w:p>
+            <w:tcMar/>
+          </w:tcPr>
+          <w:p wp14:textId="77777777">
             <w:r>
               <w:rPr>
                 <w:b/>
               </w:rPr>
-              <w:t>Rows with status = FAIL (count)</w:t>
-            </w:r>
-          </w:p>
-        </w:tc>
-        <w:tc>
-          <w:tcPr>
+              <w:t xml:space="preserve">Rows with status = FAIL (count)</w:t>
+            </w:r>
+          </w:p>
+        </w:tc>
+        <w:tc>
+          <w:tcPr>
+            <w:cnfStyle w:val="000000000000" w:firstRow="0" w:lastRow="0" w:firstColumn="0" w:lastColumn="0" w:oddVBand="0" w:evenVBand="0" w:oddHBand="0" w:evenHBand="0" w:firstRowFirstColumn="0" w:firstRowLastColumn="0" w:lastRowFirstColumn="0" w:lastRowLastColumn="0"/>
             <w:tcW w:w="5640" w:type="dxa"/>
-          </w:tcPr>
-          <w:p/>
-        </w:tc>
-      </w:tr>
-      <w:tr>
-        <w:tc>
-          <w:tcPr>
+            <w:tcMar/>
+          </w:tcPr>
+          <w:p wp14:textId="77777777">
+            <w:r/>
+          </w:p>
+        </w:tc>
+      </w:tr>
+      <w:tr xmlns:wp14="http://schemas.microsoft.com/office/word/2010/wordml" wp14:textId="77777777">
+        <w:tc>
+          <w:tcPr>
+            <w:cnfStyle w:val="001000000000" w:firstRow="0" w:lastRow="0" w:firstColumn="1" w:lastColumn="0" w:oddVBand="0" w:evenVBand="0" w:oddHBand="0" w:evenHBand="0" w:firstRowFirstColumn="0" w:firstRowLastColumn="0" w:lastRowFirstColumn="0" w:lastRowLastColumn="0"/>
             <w:tcW w:w="3000" w:type="dxa"/>
-          </w:tcPr>
-          <w:p>
+            <w:tcMar/>
+          </w:tcPr>
+          <w:p wp14:textId="77777777">
             <w:r>
               <w:rPr>
                 <w:b/>
               </w:rPr>
-              <w:t>Remarks</w:t>
-            </w:r>
-          </w:p>
-        </w:tc>
-        <w:tc>
-          <w:tcPr>
+              <w:t xml:space="preserve">Remarks</w:t>
+            </w:r>
+          </w:p>
+        </w:tc>
+        <w:tc>
+          <w:tcPr>
+            <w:cnfStyle w:val="000000000000" w:firstRow="0" w:lastRow="0" w:firstColumn="0" w:lastColumn="0" w:oddVBand="0" w:evenVBand="0" w:oddHBand="0" w:evenHBand="0" w:firstRowFirstColumn="0" w:firstRowLastColumn="0" w:lastRowFirstColumn="0" w:lastRowLastColumn="0"/>
             <w:tcW w:w="5640" w:type="dxa"/>
-          </w:tcPr>
-          <w:p/>
+            <w:tcMar/>
+          </w:tcPr>
+          <w:p wp14:textId="005EAAA6">
+            <w:r>
+              <w:rPr/>
+              <w:t>No records in sat</w:t>
+            </w:r>
+            <w:r>
+              <w:rPr/>
+              <w:t xml:space="preserve">, </w:t>
+            </w:r>
+            <w:r>
+              <w:rPr/>
+              <w:t>bk :</w:t>
+            </w:r>
+            <w:r>
+              <w:rPr/>
+              <w:t xml:space="preserve"> LOCATION_NK</w:t>
+            </w:r>
+          </w:p>
+          <w:p wp14:textId="3D2C475D">
+            <w:r>
+              <w:rPr/>
+              <w:t>Getting all null values in source</w:t>
+            </w:r>
+          </w:p>
         </w:tc>
       </w:tr>
     </w:tbl>
@@ -3505,32 +4241,80 @@
       <w:tblGrid>
         <w:gridCol w:w="8640"/>
       </w:tblGrid>
-      <w:tr>
+      <w:tr xmlns:wp14="http://schemas.microsoft.com/office/word/2010/wordml" wp14:textId="77777777">
         <w:tc>
           <w:tcPr>
             <w:tcW w:w="8640" w:type="dxa"/>
-          </w:tcPr>
-          <w:p>
+            <w:tcMar/>
+          </w:tcPr>
+          <w:p wp14:textId="77777777">
             <w:r>
               <w:rPr>
                 <w:i/>
               </w:rPr>
-              <w:t>Output:</w:t>
-            </w:r>
-          </w:p>
-        </w:tc>
-      </w:tr>
-      <w:tr>
+              <w:t xml:space="preserve">Output:</w:t>
+            </w:r>
+          </w:p>
+        </w:tc>
+      </w:tr>
+      <w:tr xmlns:wp14="http://schemas.microsoft.com/office/word/2010/wordml" wp14:textId="77777777">
         <w:tc>
           <w:tcPr>
             <w:tcW w:w="8640" w:type="dxa"/>
-          </w:tcPr>
-          <w:p>
-            <w:r>
-              <w:br/>
-            </w:r>
-            <w:r>
-              <w:br/>
+            <w:tcMar/>
+          </w:tcPr>
+          <w:p wp14:textId="14BC471A">
+            <w:pPr>
+              <w:pStyle w:val="Normal"/>
+            </w:pPr>
+            <w:r>
+              <w:br/>
+            </w:r>
+            <w:r>
+              <w:br/>
+            </w:r>
+            <w:r>
+              <w:drawing>
+                <wp:inline xmlns:wp14="http://schemas.microsoft.com/office/word/2010/wordprocessingDrawing" wp14:editId="07D9F7C0" wp14:anchorId="488050C9">
+                  <wp:extent cx="5343525" cy="657225"/>
+                  <wp:effectExtent l="0" t="0" r="0" b="0"/>
+                  <wp:docPr id="3" name="drawing"/>
+                  <wp:cNvGraphicFramePr>
+                    <a:graphicFrameLocks noChangeAspect="1"/>
+                  </wp:cNvGraphicFramePr>
+                  <a:graphic>
+                    <a:graphicData xmlns:a="http://schemas.openxmlformats.org/drawingml/2006/main" uri="http://schemas.openxmlformats.org/drawingml/2006/picture">
+                      <pic:pic xmlns:pic="http://schemas.openxmlformats.org/drawingml/2006/picture">
+                        <pic:nvPicPr>
+                          <pic:cNvPr id="0" name="Picture 444515117"/>
+                          <pic:cNvPicPr/>
+                        </pic:nvPicPr>
+                        <pic:blipFill>
+                          <a:blip xmlns:r="http://schemas.openxmlformats.org/officeDocument/2006/relationships" r:embed="rIdM3">
+                            <a:extLst>
+                              <a:ext uri="{28A0092B-C50C-407E-A947-70E740481C1C}">
+                                <a14:useLocalDpi xmlns:a14="http://schemas.microsoft.com/office/drawing/2010/main"/>
+                              </a:ext>
+                            </a:extLst>
+                          </a:blip>
+                          <a:stretch>
+                            <a:fillRect/>
+                          </a:stretch>
+                        </pic:blipFill>
+                        <pic:spPr>
+                          <a:xfrm>
+                            <a:off x="0" y="0"/>
+                            <a:ext cx="5343525" cy="657225"/>
+                          </a:xfrm>
+                          <a:prstGeom prst="rect">
+                            <a:avLst/>
+                          </a:prstGeom>
+                        </pic:spPr>
+                      </pic:pic>
+                    </a:graphicData>
+                  </a:graphic>
+                </wp:inline>
+              </w:drawing>
             </w:r>
             <w:r>
               <w:br/>
@@ -3558,167 +4342,214 @@
         <w:gridCol w:w="3000"/>
         <w:gridCol w:w="5640"/>
       </w:tblGrid>
-      <w:tr>
-        <w:tc>
-          <w:tcPr>
+      <w:tr xmlns:wp14="http://schemas.microsoft.com/office/word/2010/wordml" wp14:textId="77777777">
+        <w:tc>
+          <w:tcPr>
+            <w:cnfStyle w:val="001000000000" w:firstRow="0" w:lastRow="0" w:firstColumn="1" w:lastColumn="0" w:oddVBand="0" w:evenVBand="0" w:oddHBand="0" w:evenHBand="0" w:firstRowFirstColumn="0" w:firstRowLastColumn="0" w:lastRowFirstColumn="0" w:lastRowLastColumn="0"/>
             <w:tcW w:w="3000" w:type="dxa"/>
-          </w:tcPr>
-          <w:p>
+            <w:tcMar/>
+          </w:tcPr>
+          <w:p wp14:textId="77777777">
             <w:r>
               <w:rPr>
                 <w:b/>
               </w:rPr>
-              <w:t>Project</w:t>
-            </w:r>
-          </w:p>
-        </w:tc>
-        <w:tc>
-          <w:tcPr>
+              <w:t xml:space="preserve">Project</w:t>
+            </w:r>
+          </w:p>
+        </w:tc>
+        <w:tc>
+          <w:tcPr>
+            <w:cnfStyle w:val="000000000000" w:firstRow="0" w:lastRow="0" w:firstColumn="0" w:lastColumn="0" w:oddVBand="0" w:evenVBand="0" w:oddHBand="0" w:evenHBand="0" w:firstRowFirstColumn="0" w:firstRowLastColumn="0" w:lastRowFirstColumn="0" w:lastRowLastColumn="0"/>
             <w:tcW w:w="5640" w:type="dxa"/>
-          </w:tcPr>
-          <w:p>
-            <w:r>
-              <w:t>MAXIMUS</w:t>
-            </w:r>
-          </w:p>
-        </w:tc>
-      </w:tr>
-      <w:tr>
-        <w:tc>
-          <w:tcPr>
+            <w:tcMar/>
+          </w:tcPr>
+          <w:p wp14:textId="77777777">
+            <w:r>
+              <w:t xml:space="preserve">MAXIMUS</w:t>
+            </w:r>
+          </w:p>
+        </w:tc>
+      </w:tr>
+      <w:tr xmlns:wp14="http://schemas.microsoft.com/office/word/2010/wordml" wp14:textId="77777777">
+        <w:tc>
+          <w:tcPr>
+            <w:cnfStyle w:val="001000000000" w:firstRow="0" w:lastRow="0" w:firstColumn="1" w:lastColumn="0" w:oddVBand="0" w:evenVBand="0" w:oddHBand="0" w:evenHBand="0" w:firstRowFirstColumn="0" w:firstRowLastColumn="0" w:lastRowFirstColumn="0" w:lastRowLastColumn="0"/>
             <w:tcW w:w="3000" w:type="dxa"/>
-          </w:tcPr>
-          <w:p>
+            <w:tcMar/>
+          </w:tcPr>
+          <w:p wp14:textId="77777777">
             <w:r>
               <w:rPr>
                 <w:b/>
               </w:rPr>
-              <w:t>Satellite</w:t>
-            </w:r>
-          </w:p>
-        </w:tc>
-        <w:tc>
-          <w:tcPr>
+              <w:t xml:space="preserve">Satellite</w:t>
+            </w:r>
+          </w:p>
+        </w:tc>
+        <w:tc>
+          <w:tcPr>
+            <w:cnfStyle w:val="000000000000" w:firstRow="0" w:lastRow="0" w:firstColumn="0" w:lastColumn="0" w:oddVBand="0" w:evenVBand="0" w:oddHBand="0" w:evenHBand="0" w:firstRowFirstColumn="0" w:firstRowLastColumn="0" w:lastRowFirstColumn="0" w:lastRowLastColumn="0"/>
             <w:tcW w:w="5640" w:type="dxa"/>
-          </w:tcPr>
-          <w:p>
-            <w:r>
-              <w:t>[M1 | automate_dv.sat] SAT_PARTY_FINANCIAL_PROFILE</w:t>
-            </w:r>
-          </w:p>
-        </w:tc>
-      </w:tr>
-      <w:tr>
-        <w:tc>
-          <w:tcPr>
+            <w:tcMar/>
+          </w:tcPr>
+          <w:p wp14:textId="77777777">
+            <w:r>
+              <w:t xml:space="preserve">[M1 | automate_dv.sat] SAT_PARTY_FINANCIAL_PROFILE</w:t>
+            </w:r>
+          </w:p>
+        </w:tc>
+      </w:tr>
+      <w:tr xmlns:wp14="http://schemas.microsoft.com/office/word/2010/wordml" wp14:textId="77777777">
+        <w:tc>
+          <w:tcPr>
+            <w:cnfStyle w:val="001000000000" w:firstRow="0" w:lastRow="0" w:firstColumn="1" w:lastColumn="0" w:oddVBand="0" w:evenVBand="0" w:oddHBand="0" w:evenHBand="0" w:firstRowFirstColumn="0" w:firstRowLastColumn="0" w:lastRowFirstColumn="0" w:lastRowLastColumn="0"/>
             <w:tcW w:w="3000" w:type="dxa"/>
-          </w:tcPr>
-          <w:p>
+            <w:tcMar/>
+          </w:tcPr>
+          <w:p wp14:textId="77777777">
             <w:r>
               <w:rPr>
                 <w:b/>
               </w:rPr>
-              <w:t>Status</w:t>
-            </w:r>
-          </w:p>
-        </w:tc>
-        <w:tc>
-          <w:tcPr>
+              <w:t xml:space="preserve">Status</w:t>
+            </w:r>
+          </w:p>
+        </w:tc>
+        <w:tc>
+          <w:tcPr>
+            <w:cnfStyle w:val="000000000000" w:firstRow="0" w:lastRow="0" w:firstColumn="0" w:lastColumn="0" w:oddVBand="0" w:evenVBand="0" w:oddHBand="0" w:evenHBand="0" w:firstRowFirstColumn="0" w:firstRowLastColumn="0" w:lastRowFirstColumn="0" w:lastRowLastColumn="0"/>
             <w:tcW w:w="5640" w:type="dxa"/>
-          </w:tcPr>
-          <w:p>
-            <w:r>
-              <w:t>Implemented</w:t>
-            </w:r>
-          </w:p>
-        </w:tc>
-      </w:tr>
-      <w:tr>
-        <w:tc>
-          <w:tcPr>
+            <w:tcMar/>
+          </w:tcPr>
+          <w:p wp14:textId="77777777">
+            <w:r>
+              <w:t xml:space="preserve">Implemented</w:t>
+            </w:r>
+          </w:p>
+        </w:tc>
+      </w:tr>
+      <w:tr xmlns:wp14="http://schemas.microsoft.com/office/word/2010/wordml" wp14:textId="77777777">
+        <w:tc>
+          <w:tcPr>
+            <w:cnfStyle w:val="001000000000" w:firstRow="0" w:lastRow="0" w:firstColumn="1" w:lastColumn="0" w:oddVBand="0" w:evenVBand="0" w:oddHBand="0" w:evenHBand="0" w:firstRowFirstColumn="0" w:firstRowLastColumn="0" w:lastRowFirstColumn="0" w:lastRowLastColumn="0"/>
             <w:tcW w:w="3000" w:type="dxa"/>
-          </w:tcPr>
-          <w:p>
+            <w:tcMar/>
+          </w:tcPr>
+          <w:p wp14:textId="77777777">
             <w:r>
               <w:rPr>
                 <w:b/>
               </w:rPr>
-              <w:t>Pass criteria</w:t>
-            </w:r>
-          </w:p>
-        </w:tc>
-        <w:tc>
-          <w:tcPr>
+              <w:t xml:space="preserve">Pass criteria</w:t>
+            </w:r>
+          </w:p>
+        </w:tc>
+        <w:tc>
+          <w:tcPr>
+            <w:cnfStyle w:val="000000000000" w:firstRow="0" w:lastRow="0" w:firstColumn="0" w:lastColumn="0" w:oddVBand="0" w:evenVBand="0" w:oddHBand="0" w:evenHBand="0" w:firstRowFirstColumn="0" w:firstRowLastColumn="0" w:lastRowFirstColumn="0" w:lastRowLastColumn="0"/>
             <w:tcW w:w="5640" w:type="dxa"/>
-          </w:tcPr>
-          <w:p>
-            <w:r>
-              <w:t>status = PASS</w:t>
-            </w:r>
-          </w:p>
-        </w:tc>
-      </w:tr>
-      <w:tr>
-        <w:tc>
-          <w:tcPr>
+            <w:tcMar/>
+          </w:tcPr>
+          <w:p wp14:textId="77777777">
+            <w:r>
+              <w:t xml:space="preserve">status = PASS</w:t>
+            </w:r>
+          </w:p>
+        </w:tc>
+      </w:tr>
+      <w:tr xmlns:wp14="http://schemas.microsoft.com/office/word/2010/wordml" wp14:textId="77777777">
+        <w:tc>
+          <w:tcPr>
+            <w:cnfStyle w:val="001000000000" w:firstRow="0" w:lastRow="0" w:firstColumn="1" w:lastColumn="0" w:oddVBand="0" w:evenVBand="0" w:oddHBand="0" w:evenHBand="0" w:firstRowFirstColumn="0" w:firstRowLastColumn="0" w:lastRowFirstColumn="0" w:lastRowLastColumn="0"/>
             <w:tcW w:w="3000" w:type="dxa"/>
-          </w:tcPr>
-          <w:p>
+            <w:tcMar/>
+          </w:tcPr>
+          <w:p wp14:textId="77777777">
             <w:r>
               <w:rPr>
                 <w:b/>
               </w:rPr>
-              <w:t>Result (Pass / Fail / NA)</w:t>
-            </w:r>
-          </w:p>
-        </w:tc>
-        <w:tc>
-          <w:tcPr>
+              <w:t xml:space="preserve">Result (Pass / Fail / NA)</w:t>
+            </w:r>
+          </w:p>
+        </w:tc>
+        <w:tc>
+          <w:tcPr>
+            <w:cnfStyle w:val="000000000000" w:firstRow="0" w:lastRow="0" w:firstColumn="0" w:lastColumn="0" w:oddVBand="0" w:evenVBand="0" w:oddHBand="0" w:evenHBand="0" w:firstRowFirstColumn="0" w:firstRowLastColumn="0" w:lastRowFirstColumn="0" w:lastRowLastColumn="0"/>
             <w:tcW w:w="5640" w:type="dxa"/>
-          </w:tcPr>
-          <w:p/>
-        </w:tc>
-      </w:tr>
-      <w:tr>
-        <w:tc>
-          <w:tcPr>
+            <w:tcMar/>
+          </w:tcPr>
+          <w:p wp14:textId="095A5FC5">
+            <w:r>
+              <w:rPr/>
+              <w:t>fail</w:t>
+            </w:r>
+          </w:p>
+        </w:tc>
+      </w:tr>
+      <w:tr xmlns:wp14="http://schemas.microsoft.com/office/word/2010/wordml" wp14:textId="77777777">
+        <w:tc>
+          <w:tcPr>
+            <w:cnfStyle w:val="001000000000" w:firstRow="0" w:lastRow="0" w:firstColumn="1" w:lastColumn="0" w:oddVBand="0" w:evenVBand="0" w:oddHBand="0" w:evenHBand="0" w:firstRowFirstColumn="0" w:firstRowLastColumn="0" w:lastRowFirstColumn="0" w:lastRowLastColumn="0"/>
             <w:tcW w:w="3000" w:type="dxa"/>
-          </w:tcPr>
-          <w:p>
+            <w:tcMar/>
+          </w:tcPr>
+          <w:p wp14:textId="77777777">
             <w:r>
               <w:rPr>
                 <w:b/>
               </w:rPr>
-              <w:t>Rows with status = FAIL (count)</w:t>
-            </w:r>
-          </w:p>
-        </w:tc>
-        <w:tc>
-          <w:tcPr>
+              <w:t xml:space="preserve">Rows with status = FAIL (count)</w:t>
+            </w:r>
+          </w:p>
+        </w:tc>
+        <w:tc>
+          <w:tcPr>
+            <w:cnfStyle w:val="000000000000" w:firstRow="0" w:lastRow="0" w:firstColumn="0" w:lastColumn="0" w:oddVBand="0" w:evenVBand="0" w:oddHBand="0" w:evenHBand="0" w:firstRowFirstColumn="0" w:firstRowLastColumn="0" w:lastRowFirstColumn="0" w:lastRowLastColumn="0"/>
             <w:tcW w:w="5640" w:type="dxa"/>
-          </w:tcPr>
-          <w:p/>
-        </w:tc>
-      </w:tr>
-      <w:tr>
-        <w:tc>
-          <w:tcPr>
+            <w:tcMar/>
+          </w:tcPr>
+          <w:p wp14:textId="77777777">
+            <w:r/>
+          </w:p>
+        </w:tc>
+      </w:tr>
+      <w:tr xmlns:wp14="http://schemas.microsoft.com/office/word/2010/wordml" wp14:textId="77777777">
+        <w:tc>
+          <w:tcPr>
+            <w:cnfStyle w:val="001000000000" w:firstRow="0" w:lastRow="0" w:firstColumn="1" w:lastColumn="0" w:oddVBand="0" w:evenVBand="0" w:oddHBand="0" w:evenHBand="0" w:firstRowFirstColumn="0" w:firstRowLastColumn="0" w:lastRowFirstColumn="0" w:lastRowLastColumn="0"/>
             <w:tcW w:w="3000" w:type="dxa"/>
-          </w:tcPr>
-          <w:p>
+            <w:tcMar/>
+          </w:tcPr>
+          <w:p wp14:textId="77777777">
             <w:r>
               <w:rPr>
                 <w:b/>
               </w:rPr>
-              <w:t>Remarks</w:t>
-            </w:r>
-          </w:p>
-        </w:tc>
-        <w:tc>
-          <w:tcPr>
+              <w:t xml:space="preserve">Remarks</w:t>
+            </w:r>
+          </w:p>
+        </w:tc>
+        <w:tc>
+          <w:tcPr>
+            <w:cnfStyle w:val="000000000000" w:firstRow="0" w:lastRow="0" w:firstColumn="0" w:lastColumn="0" w:oddVBand="0" w:evenVBand="0" w:oddHBand="0" w:evenHBand="0" w:firstRowFirstColumn="0" w:firstRowLastColumn="0" w:lastRowFirstColumn="0" w:lastRowLastColumn="0"/>
             <w:tcW w:w="5640" w:type="dxa"/>
-          </w:tcPr>
-          <w:p/>
+            <w:tcMar/>
+          </w:tcPr>
+          <w:p wp14:textId="005EAAA6">
+            <w:r>
+              <w:rPr/>
+              <w:t>No records in sat, bk : LOCATION_NK</w:t>
+            </w:r>
+          </w:p>
+          <w:p wp14:textId="3D2C475D">
+            <w:r>
+              <w:rPr/>
+              <w:t>Getting all null values in source</w:t>
+            </w:r>
+          </w:p>
+          <w:p wp14:textId="0B25A176"/>
         </w:tc>
       </w:tr>
     </w:tbl>
@@ -4051,29 +4882,77 @@
       <w:tblGrid>
         <w:gridCol w:w="8640"/>
       </w:tblGrid>
-      <w:tr>
+      <w:tr xmlns:wp14="http://schemas.microsoft.com/office/word/2010/wordml" wp14:textId="77777777">
         <w:tc>
           <w:tcPr>
             <w:tcW w:w="8640" w:type="dxa"/>
-          </w:tcPr>
-          <w:p>
+            <w:tcMar/>
+          </w:tcPr>
+          <w:p wp14:textId="77777777">
             <w:r>
               <w:rPr>
                 <w:i/>
               </w:rPr>
-              <w:t>Output:</w:t>
-            </w:r>
-          </w:p>
-        </w:tc>
-      </w:tr>
-      <w:tr>
+              <w:t xml:space="preserve">Output:</w:t>
+            </w:r>
+          </w:p>
+        </w:tc>
+      </w:tr>
+      <w:tr xmlns:wp14="http://schemas.microsoft.com/office/word/2010/wordml" wp14:textId="77777777">
         <w:tc>
           <w:tcPr>
             <w:tcW w:w="8640" w:type="dxa"/>
-          </w:tcPr>
-          <w:p>
-            <w:r>
-              <w:br/>
+            <w:tcMar/>
+          </w:tcPr>
+          <w:p wp14:textId="072A9156">
+            <w:pPr>
+              <w:pStyle w:val="Normal"/>
+            </w:pPr>
+            <w:r>
+              <w:br/>
+            </w:r>
+            <w:r>
+              <w:drawing>
+                <wp:inline xmlns:wp14="http://schemas.microsoft.com/office/word/2010/wordprocessingDrawing" wp14:editId="2447C85F" wp14:anchorId="0640D452">
+                  <wp:extent cx="5343525" cy="419100"/>
+                  <wp:effectExtent l="0" t="0" r="0" b="0"/>
+                  <wp:docPr id="4" name="drawing"/>
+                  <wp:cNvGraphicFramePr>
+                    <a:graphicFrameLocks noChangeAspect="1"/>
+                  </wp:cNvGraphicFramePr>
+                  <a:graphic>
+                    <a:graphicData xmlns:a="http://schemas.openxmlformats.org/drawingml/2006/main" uri="http://schemas.openxmlformats.org/drawingml/2006/picture">
+                      <pic:pic xmlns:pic="http://schemas.openxmlformats.org/drawingml/2006/picture">
+                        <pic:nvPicPr>
+                          <pic:cNvPr id="0" name="Picture 2110498518"/>
+                          <pic:cNvPicPr/>
+                        </pic:nvPicPr>
+                        <pic:blipFill>
+                          <a:blip xmlns:r="http://schemas.openxmlformats.org/officeDocument/2006/relationships" r:embed="rIdM4">
+                            <a:extLst>
+                              <a:ext uri="{28A0092B-C50C-407E-A947-70E740481C1C}">
+                                <a14:useLocalDpi xmlns:a14="http://schemas.microsoft.com/office/drawing/2010/main"/>
+                              </a:ext>
+                            </a:extLst>
+                          </a:blip>
+                          <a:stretch>
+                            <a:fillRect/>
+                          </a:stretch>
+                        </pic:blipFill>
+                        <pic:spPr>
+                          <a:xfrm>
+                            <a:off x="0" y="0"/>
+                            <a:ext cx="5343525" cy="419100"/>
+                          </a:xfrm>
+                          <a:prstGeom prst="rect">
+                            <a:avLst/>
+                          </a:prstGeom>
+                        </pic:spPr>
+                      </pic:pic>
+                    </a:graphicData>
+                  </a:graphic>
+                </wp:inline>
+              </w:drawing>
             </w:r>
             <w:r>
               <w:br/>
@@ -4104,167 +4983,224 @@
         <w:gridCol w:w="3000"/>
         <w:gridCol w:w="5640"/>
       </w:tblGrid>
-      <w:tr>
-        <w:tc>
-          <w:tcPr>
+      <w:tr xmlns:wp14="http://schemas.microsoft.com/office/word/2010/wordml" wp14:textId="77777777">
+        <w:tc>
+          <w:tcPr>
+            <w:cnfStyle w:val="001000000000" w:firstRow="0" w:lastRow="0" w:firstColumn="1" w:lastColumn="0" w:oddVBand="0" w:evenVBand="0" w:oddHBand="0" w:evenHBand="0" w:firstRowFirstColumn="0" w:firstRowLastColumn="0" w:lastRowFirstColumn="0" w:lastRowLastColumn="0"/>
             <w:tcW w:w="3000" w:type="dxa"/>
-          </w:tcPr>
-          <w:p>
+            <w:tcMar/>
+          </w:tcPr>
+          <w:p wp14:textId="77777777">
             <w:r>
               <w:rPr>
                 <w:b/>
               </w:rPr>
-              <w:t>Project</w:t>
-            </w:r>
-          </w:p>
-        </w:tc>
-        <w:tc>
-          <w:tcPr>
+              <w:t xml:space="preserve">Project</w:t>
+            </w:r>
+          </w:p>
+        </w:tc>
+        <w:tc>
+          <w:tcPr>
+            <w:cnfStyle w:val="000000000000" w:firstRow="0" w:lastRow="0" w:firstColumn="0" w:lastColumn="0" w:oddVBand="0" w:evenVBand="0" w:oddHBand="0" w:evenHBand="0" w:firstRowFirstColumn="0" w:firstRowLastColumn="0" w:lastRowFirstColumn="0" w:lastRowLastColumn="0"/>
             <w:tcW w:w="5640" w:type="dxa"/>
-          </w:tcPr>
-          <w:p>
-            <w:r>
-              <w:t>MAXIMUS</w:t>
-            </w:r>
-          </w:p>
-        </w:tc>
-      </w:tr>
-      <w:tr>
-        <w:tc>
-          <w:tcPr>
+            <w:tcMar/>
+          </w:tcPr>
+          <w:p wp14:textId="77777777">
+            <w:r>
+              <w:t xml:space="preserve">MAXIMUS</w:t>
+            </w:r>
+          </w:p>
+        </w:tc>
+      </w:tr>
+      <w:tr xmlns:wp14="http://schemas.microsoft.com/office/word/2010/wordml" wp14:textId="77777777">
+        <w:tc>
+          <w:tcPr>
+            <w:cnfStyle w:val="001000000000" w:firstRow="0" w:lastRow="0" w:firstColumn="1" w:lastColumn="0" w:oddVBand="0" w:evenVBand="0" w:oddHBand="0" w:evenHBand="0" w:firstRowFirstColumn="0" w:firstRowLastColumn="0" w:lastRowFirstColumn="0" w:lastRowLastColumn="0"/>
             <w:tcW w:w="3000" w:type="dxa"/>
-          </w:tcPr>
-          <w:p>
+            <w:tcMar/>
+          </w:tcPr>
+          <w:p wp14:textId="77777777">
             <w:r>
               <w:rPr>
                 <w:b/>
               </w:rPr>
-              <w:t>Satellite</w:t>
-            </w:r>
-          </w:p>
-        </w:tc>
-        <w:tc>
-          <w:tcPr>
+              <w:t xml:space="preserve">Satellite</w:t>
+            </w:r>
+          </w:p>
+        </w:tc>
+        <w:tc>
+          <w:tcPr>
+            <w:cnfStyle w:val="000000000000" w:firstRow="0" w:lastRow="0" w:firstColumn="0" w:lastColumn="0" w:oddVBand="0" w:evenVBand="0" w:oddHBand="0" w:evenHBand="0" w:firstRowFirstColumn="0" w:firstRowLastColumn="0" w:lastRowFirstColumn="0" w:lastRowLastColumn="0"/>
             <w:tcW w:w="5640" w:type="dxa"/>
-          </w:tcPr>
-          <w:p>
-            <w:r>
-              <w:t>[M1 | ma_sat_multi_source] SAT_LNK_PARTY_ROLE_CORE</w:t>
-            </w:r>
-          </w:p>
-        </w:tc>
-      </w:tr>
-      <w:tr>
-        <w:tc>
-          <w:tcPr>
+            <w:tcMar/>
+          </w:tcPr>
+          <w:p wp14:textId="77777777">
+            <w:r>
+              <w:t xml:space="preserve">[M1 | ma_sat_multi_source] SAT_LNK_PARTY_ROLE_CORE</w:t>
+            </w:r>
+          </w:p>
+        </w:tc>
+      </w:tr>
+      <w:tr xmlns:wp14="http://schemas.microsoft.com/office/word/2010/wordml" wp14:textId="77777777">
+        <w:tc>
+          <w:tcPr>
+            <w:cnfStyle w:val="001000000000" w:firstRow="0" w:lastRow="0" w:firstColumn="1" w:lastColumn="0" w:oddVBand="0" w:evenVBand="0" w:oddHBand="0" w:evenHBand="0" w:firstRowFirstColumn="0" w:firstRowLastColumn="0" w:lastRowFirstColumn="0" w:lastRowLastColumn="0"/>
             <w:tcW w:w="3000" w:type="dxa"/>
-          </w:tcPr>
-          <w:p>
+            <w:tcMar/>
+          </w:tcPr>
+          <w:p wp14:textId="77777777">
             <w:r>
               <w:rPr>
                 <w:b/>
               </w:rPr>
-              <w:t>Status</w:t>
-            </w:r>
-          </w:p>
-        </w:tc>
-        <w:tc>
-          <w:tcPr>
+              <w:t xml:space="preserve">Status</w:t>
+            </w:r>
+          </w:p>
+        </w:tc>
+        <w:tc>
+          <w:tcPr>
+            <w:cnfStyle w:val="000000000000" w:firstRow="0" w:lastRow="0" w:firstColumn="0" w:lastColumn="0" w:oddVBand="0" w:evenVBand="0" w:oddHBand="0" w:evenHBand="0" w:firstRowFirstColumn="0" w:firstRowLastColumn="0" w:lastRowFirstColumn="0" w:lastRowLastColumn="0"/>
             <w:tcW w:w="5640" w:type="dxa"/>
-          </w:tcPr>
-          <w:p>
-            <w:r>
-              <w:t>Implemented</w:t>
-            </w:r>
-          </w:p>
-        </w:tc>
-      </w:tr>
-      <w:tr>
-        <w:tc>
-          <w:tcPr>
+            <w:tcMar/>
+          </w:tcPr>
+          <w:p wp14:textId="77777777">
+            <w:r>
+              <w:t xml:space="preserve">Implemented</w:t>
+            </w:r>
+          </w:p>
+        </w:tc>
+      </w:tr>
+      <w:tr xmlns:wp14="http://schemas.microsoft.com/office/word/2010/wordml" wp14:textId="77777777">
+        <w:tc>
+          <w:tcPr>
+            <w:cnfStyle w:val="001000000000" w:firstRow="0" w:lastRow="0" w:firstColumn="1" w:lastColumn="0" w:oddVBand="0" w:evenVBand="0" w:oddHBand="0" w:evenHBand="0" w:firstRowFirstColumn="0" w:firstRowLastColumn="0" w:lastRowFirstColumn="0" w:lastRowLastColumn="0"/>
             <w:tcW w:w="3000" w:type="dxa"/>
-          </w:tcPr>
-          <w:p>
+            <w:tcMar/>
+          </w:tcPr>
+          <w:p wp14:textId="77777777">
             <w:r>
               <w:rPr>
                 <w:b/>
               </w:rPr>
-              <w:t>Pass criteria</w:t>
-            </w:r>
-          </w:p>
-        </w:tc>
-        <w:tc>
-          <w:tcPr>
+              <w:t xml:space="preserve">Pass criteria</w:t>
+            </w:r>
+          </w:p>
+        </w:tc>
+        <w:tc>
+          <w:tcPr>
+            <w:cnfStyle w:val="000000000000" w:firstRow="0" w:lastRow="0" w:firstColumn="0" w:lastColumn="0" w:oddVBand="0" w:evenVBand="0" w:oddHBand="0" w:evenHBand="0" w:firstRowFirstColumn="0" w:firstRowLastColumn="0" w:lastRowFirstColumn="0" w:lastRowLastColumn="0"/>
             <w:tcW w:w="5640" w:type="dxa"/>
-          </w:tcPr>
-          <w:p>
-            <w:r>
-              <w:t>status = PASS</w:t>
-            </w:r>
-          </w:p>
-        </w:tc>
-      </w:tr>
-      <w:tr>
-        <w:tc>
-          <w:tcPr>
+            <w:tcMar/>
+          </w:tcPr>
+          <w:p wp14:textId="77777777">
+            <w:r>
+              <w:t xml:space="preserve">status = PASS</w:t>
+            </w:r>
+          </w:p>
+        </w:tc>
+      </w:tr>
+      <w:tr xmlns:wp14="http://schemas.microsoft.com/office/word/2010/wordml" wp14:textId="77777777">
+        <w:tc>
+          <w:tcPr>
+            <w:cnfStyle w:val="001000000000" w:firstRow="0" w:lastRow="0" w:firstColumn="1" w:lastColumn="0" w:oddVBand="0" w:evenVBand="0" w:oddHBand="0" w:evenHBand="0" w:firstRowFirstColumn="0" w:firstRowLastColumn="0" w:lastRowFirstColumn="0" w:lastRowLastColumn="0"/>
             <w:tcW w:w="3000" w:type="dxa"/>
-          </w:tcPr>
-          <w:p>
+            <w:tcMar/>
+          </w:tcPr>
+          <w:p wp14:textId="77777777">
             <w:r>
               <w:rPr>
                 <w:b/>
               </w:rPr>
-              <w:t>Result (Pass / Fail / NA)</w:t>
-            </w:r>
-          </w:p>
-        </w:tc>
-        <w:tc>
-          <w:tcPr>
+              <w:t xml:space="preserve">Result (Pass / Fail / NA)</w:t>
+            </w:r>
+          </w:p>
+        </w:tc>
+        <w:tc>
+          <w:tcPr>
+            <w:cnfStyle w:val="000000000000" w:firstRow="0" w:lastRow="0" w:firstColumn="0" w:lastColumn="0" w:oddVBand="0" w:evenVBand="0" w:oddHBand="0" w:evenHBand="0" w:firstRowFirstColumn="0" w:firstRowLastColumn="0" w:lastRowFirstColumn="0" w:lastRowLastColumn="0"/>
             <w:tcW w:w="5640" w:type="dxa"/>
-          </w:tcPr>
-          <w:p/>
-        </w:tc>
-      </w:tr>
-      <w:tr>
-        <w:tc>
-          <w:tcPr>
+            <w:tcMar/>
+          </w:tcPr>
+          <w:p wp14:textId="273CC6FA">
+            <w:r>
+              <w:rPr/>
+              <w:t>fail</w:t>
+            </w:r>
+          </w:p>
+        </w:tc>
+      </w:tr>
+      <w:tr xmlns:wp14="http://schemas.microsoft.com/office/word/2010/wordml" wp14:textId="77777777">
+        <w:tc>
+          <w:tcPr>
+            <w:cnfStyle w:val="001000000000" w:firstRow="0" w:lastRow="0" w:firstColumn="1" w:lastColumn="0" w:oddVBand="0" w:evenVBand="0" w:oddHBand="0" w:evenHBand="0" w:firstRowFirstColumn="0" w:firstRowLastColumn="0" w:lastRowFirstColumn="0" w:lastRowLastColumn="0"/>
             <w:tcW w:w="3000" w:type="dxa"/>
-          </w:tcPr>
-          <w:p>
+            <w:tcMar/>
+          </w:tcPr>
+          <w:p wp14:textId="77777777">
             <w:r>
               <w:rPr>
                 <w:b/>
               </w:rPr>
-              <w:t>Rows with status = FAIL (count)</w:t>
-            </w:r>
-          </w:p>
-        </w:tc>
-        <w:tc>
-          <w:tcPr>
+              <w:t xml:space="preserve">Rows with status = FAIL (count)</w:t>
+            </w:r>
+          </w:p>
+        </w:tc>
+        <w:tc>
+          <w:tcPr>
+            <w:cnfStyle w:val="000000000000" w:firstRow="0" w:lastRow="0" w:firstColumn="0" w:lastColumn="0" w:oddVBand="0" w:evenVBand="0" w:oddHBand="0" w:evenHBand="0" w:firstRowFirstColumn="0" w:firstRowLastColumn="0" w:lastRowFirstColumn="0" w:lastRowLastColumn="0"/>
             <w:tcW w:w="5640" w:type="dxa"/>
-          </w:tcPr>
-          <w:p/>
-        </w:tc>
-      </w:tr>
-      <w:tr>
-        <w:tc>
-          <w:tcPr>
+            <w:tcMar/>
+          </w:tcPr>
+          <w:p wp14:textId="77777777">
+            <w:r/>
+          </w:p>
+        </w:tc>
+      </w:tr>
+      <w:tr xmlns:wp14="http://schemas.microsoft.com/office/word/2010/wordml" wp14:textId="77777777">
+        <w:tc>
+          <w:tcPr>
+            <w:cnfStyle w:val="001000000000" w:firstRow="0" w:lastRow="0" w:firstColumn="1" w:lastColumn="0" w:oddVBand="0" w:evenVBand="0" w:oddHBand="0" w:evenHBand="0" w:firstRowFirstColumn="0" w:firstRowLastColumn="0" w:lastRowFirstColumn="0" w:lastRowLastColumn="0"/>
             <w:tcW w:w="3000" w:type="dxa"/>
-          </w:tcPr>
-          <w:p>
+            <w:tcMar/>
+          </w:tcPr>
+          <w:p wp14:textId="77777777">
             <w:r>
               <w:rPr>
                 <w:b/>
               </w:rPr>
-              <w:t>Remarks</w:t>
-            </w:r>
-          </w:p>
-        </w:tc>
-        <w:tc>
-          <w:tcPr>
+              <w:t xml:space="preserve">Remarks</w:t>
+            </w:r>
+          </w:p>
+        </w:tc>
+        <w:tc>
+          <w:tcPr>
+            <w:cnfStyle w:val="000000000000" w:firstRow="0" w:lastRow="0" w:firstColumn="0" w:lastColumn="0" w:oddVBand="0" w:evenVBand="0" w:oddHBand="0" w:evenHBand="0" w:firstRowFirstColumn="0" w:firstRowLastColumn="0" w:lastRowFirstColumn="0" w:lastRowLastColumn="0"/>
             <w:tcW w:w="5640" w:type="dxa"/>
-          </w:tcPr>
-          <w:p/>
+            <w:tcMar/>
+          </w:tcPr>
+          <w:p wp14:textId="5E86525A">
+            <w:pPr>
+              <w:pStyle w:val="Normal"/>
+            </w:pPr>
+            <w:r>
+              <w:rPr/>
+              <w:t>No records in sat</w:t>
+            </w:r>
+            <w:r>
+              <w:rPr/>
+              <w:t xml:space="preserve">, </w:t>
+            </w:r>
+            <w:r>
+              <w:rPr>
+                <w:rFonts w:ascii="Cambria" w:hAnsi="Cambria" w:eastAsia="Cambria" w:cs="Cambria"/>
+                <w:noProof w:val="0"/>
+                <w:sz w:val="22"/>
+                <w:szCs w:val="22"/>
+                <w:lang w:val="en-US"/>
+              </w:rPr>
+              <w:t>stg_maximus__pd_prop_msdp_pv  column missing from source , stg_maximus__pd_prop_sp_pv  source missing columns</w:t>
+            </w:r>
+          </w:p>
         </w:tc>
       </w:tr>
     </w:tbl>
@@ -4541,32 +5477,80 @@
       <w:tblGrid>
         <w:gridCol w:w="8640"/>
       </w:tblGrid>
-      <w:tr>
+      <w:tr xmlns:wp14="http://schemas.microsoft.com/office/word/2010/wordml" wp14:textId="77777777">
         <w:tc>
           <w:tcPr>
             <w:tcW w:w="8640" w:type="dxa"/>
-          </w:tcPr>
-          <w:p>
+            <w:tcMar/>
+          </w:tcPr>
+          <w:p wp14:textId="77777777">
             <w:r>
               <w:rPr>
                 <w:i/>
               </w:rPr>
-              <w:t>Output:</w:t>
-            </w:r>
-          </w:p>
-        </w:tc>
-      </w:tr>
-      <w:tr>
+              <w:t xml:space="preserve">Output:</w:t>
+            </w:r>
+          </w:p>
+        </w:tc>
+      </w:tr>
+      <w:tr xmlns:wp14="http://schemas.microsoft.com/office/word/2010/wordml" wp14:textId="77777777">
         <w:tc>
           <w:tcPr>
             <w:tcW w:w="8640" w:type="dxa"/>
-          </w:tcPr>
-          <w:p>
-            <w:r>
-              <w:br/>
-            </w:r>
-            <w:r>
-              <w:br/>
+            <w:tcMar/>
+          </w:tcPr>
+          <w:p wp14:textId="77F1B552">
+            <w:pPr>
+              <w:pStyle w:val="Normal"/>
+            </w:pPr>
+            <w:r>
+              <w:br/>
+            </w:r>
+            <w:r>
+              <w:br/>
+            </w:r>
+            <w:r>
+              <w:drawing>
+                <wp:inline xmlns:wp14="http://schemas.microsoft.com/office/word/2010/wordprocessingDrawing" wp14:editId="0957D434" wp14:anchorId="160D3B3B">
+                  <wp:extent cx="5343525" cy="504825"/>
+                  <wp:effectExtent l="0" t="0" r="0" b="0"/>
+                  <wp:docPr id="5" name="drawing"/>
+                  <wp:cNvGraphicFramePr>
+                    <a:graphicFrameLocks noChangeAspect="1"/>
+                  </wp:cNvGraphicFramePr>
+                  <a:graphic>
+                    <a:graphicData xmlns:a="http://schemas.openxmlformats.org/drawingml/2006/main" uri="http://schemas.openxmlformats.org/drawingml/2006/picture">
+                      <pic:pic xmlns:pic="http://schemas.openxmlformats.org/drawingml/2006/picture">
+                        <pic:nvPicPr>
+                          <pic:cNvPr id="0" name="Picture 1631019136"/>
+                          <pic:cNvPicPr/>
+                        </pic:nvPicPr>
+                        <pic:blipFill>
+                          <a:blip xmlns:r="http://schemas.openxmlformats.org/officeDocument/2006/relationships" r:embed="rIdM5">
+                            <a:extLst>
+                              <a:ext uri="{28A0092B-C50C-407E-A947-70E740481C1C}">
+                                <a14:useLocalDpi xmlns:a14="http://schemas.microsoft.com/office/drawing/2010/main"/>
+                              </a:ext>
+                            </a:extLst>
+                          </a:blip>
+                          <a:stretch>
+                            <a:fillRect/>
+                          </a:stretch>
+                        </pic:blipFill>
+                        <pic:spPr>
+                          <a:xfrm>
+                            <a:off x="0" y="0"/>
+                            <a:ext cx="5343525" cy="504825"/>
+                          </a:xfrm>
+                          <a:prstGeom prst="rect">
+                            <a:avLst/>
+                          </a:prstGeom>
+                        </pic:spPr>
+                      </pic:pic>
+                    </a:graphicData>
+                  </a:graphic>
+                </wp:inline>
+              </w:drawing>
             </w:r>
             <w:r>
               <w:br/>
@@ -4594,167 +5578,212 @@
         <w:gridCol w:w="3000"/>
         <w:gridCol w:w="5640"/>
       </w:tblGrid>
-      <w:tr>
-        <w:tc>
-          <w:tcPr>
+      <w:tr xmlns:wp14="http://schemas.microsoft.com/office/word/2010/wordml" wp14:textId="77777777">
+        <w:tc>
+          <w:tcPr>
+            <w:cnfStyle w:val="001000000000" w:firstRow="0" w:lastRow="0" w:firstColumn="1" w:lastColumn="0" w:oddVBand="0" w:evenVBand="0" w:oddHBand="0" w:evenHBand="0" w:firstRowFirstColumn="0" w:firstRowLastColumn="0" w:lastRowFirstColumn="0" w:lastRowLastColumn="0"/>
             <w:tcW w:w="3000" w:type="dxa"/>
-          </w:tcPr>
-          <w:p>
+            <w:tcMar/>
+          </w:tcPr>
+          <w:p wp14:textId="77777777">
             <w:r>
               <w:rPr>
                 <w:b/>
               </w:rPr>
-              <w:t>Project</w:t>
-            </w:r>
-          </w:p>
-        </w:tc>
-        <w:tc>
-          <w:tcPr>
+              <w:t xml:space="preserve">Project</w:t>
+            </w:r>
+          </w:p>
+        </w:tc>
+        <w:tc>
+          <w:tcPr>
+            <w:cnfStyle w:val="000000000000" w:firstRow="0" w:lastRow="0" w:firstColumn="0" w:lastColumn="0" w:oddVBand="0" w:evenVBand="0" w:oddHBand="0" w:evenHBand="0" w:firstRowFirstColumn="0" w:firstRowLastColumn="0" w:lastRowFirstColumn="0" w:lastRowLastColumn="0"/>
             <w:tcW w:w="5640" w:type="dxa"/>
-          </w:tcPr>
-          <w:p>
-            <w:r>
-              <w:t>MAXIMUS</w:t>
-            </w:r>
-          </w:p>
-        </w:tc>
-      </w:tr>
-      <w:tr>
-        <w:tc>
-          <w:tcPr>
+            <w:tcMar/>
+          </w:tcPr>
+          <w:p wp14:textId="77777777">
+            <w:r>
+              <w:t xml:space="preserve">MAXIMUS</w:t>
+            </w:r>
+          </w:p>
+        </w:tc>
+      </w:tr>
+      <w:tr xmlns:wp14="http://schemas.microsoft.com/office/word/2010/wordml" wp14:textId="77777777">
+        <w:tc>
+          <w:tcPr>
+            <w:cnfStyle w:val="001000000000" w:firstRow="0" w:lastRow="0" w:firstColumn="1" w:lastColumn="0" w:oddVBand="0" w:evenVBand="0" w:oddHBand="0" w:evenHBand="0" w:firstRowFirstColumn="0" w:firstRowLastColumn="0" w:lastRowFirstColumn="0" w:lastRowLastColumn="0"/>
             <w:tcW w:w="3000" w:type="dxa"/>
-          </w:tcPr>
-          <w:p>
+            <w:tcMar/>
+          </w:tcPr>
+          <w:p wp14:textId="77777777">
             <w:r>
               <w:rPr>
                 <w:b/>
               </w:rPr>
-              <w:t>Satellite</w:t>
-            </w:r>
-          </w:p>
-        </w:tc>
-        <w:tc>
-          <w:tcPr>
+              <w:t xml:space="preserve">Satellite</w:t>
+            </w:r>
+          </w:p>
+        </w:tc>
+        <w:tc>
+          <w:tcPr>
+            <w:cnfStyle w:val="000000000000" w:firstRow="0" w:lastRow="0" w:firstColumn="0" w:lastColumn="0" w:oddVBand="0" w:evenVBand="0" w:oddHBand="0" w:evenHBand="0" w:firstRowFirstColumn="0" w:firstRowLastColumn="0" w:lastRowFirstColumn="0" w:lastRowLastColumn="0"/>
             <w:tcW w:w="5640" w:type="dxa"/>
-          </w:tcPr>
-          <w:p>
-            <w:r>
-              <w:t>[M1 | ma_sat_multi_source] SAT_PARTY_DIGITAL_IDENTITY</w:t>
-            </w:r>
-          </w:p>
-        </w:tc>
-      </w:tr>
-      <w:tr>
-        <w:tc>
-          <w:tcPr>
+            <w:tcMar/>
+          </w:tcPr>
+          <w:p wp14:textId="77777777">
+            <w:r>
+              <w:t xml:space="preserve">[M1 | ma_sat_multi_source] SAT_PARTY_DIGITAL_IDENTITY</w:t>
+            </w:r>
+          </w:p>
+        </w:tc>
+      </w:tr>
+      <w:tr xmlns:wp14="http://schemas.microsoft.com/office/word/2010/wordml" wp14:textId="77777777">
+        <w:tc>
+          <w:tcPr>
+            <w:cnfStyle w:val="001000000000" w:firstRow="0" w:lastRow="0" w:firstColumn="1" w:lastColumn="0" w:oddVBand="0" w:evenVBand="0" w:oddHBand="0" w:evenHBand="0" w:firstRowFirstColumn="0" w:firstRowLastColumn="0" w:lastRowFirstColumn="0" w:lastRowLastColumn="0"/>
             <w:tcW w:w="3000" w:type="dxa"/>
-          </w:tcPr>
-          <w:p>
+            <w:tcMar/>
+          </w:tcPr>
+          <w:p wp14:textId="77777777">
             <w:r>
               <w:rPr>
                 <w:b/>
               </w:rPr>
-              <w:t>Status</w:t>
-            </w:r>
-          </w:p>
-        </w:tc>
-        <w:tc>
-          <w:tcPr>
+              <w:t xml:space="preserve">Status</w:t>
+            </w:r>
+          </w:p>
+        </w:tc>
+        <w:tc>
+          <w:tcPr>
+            <w:cnfStyle w:val="000000000000" w:firstRow="0" w:lastRow="0" w:firstColumn="0" w:lastColumn="0" w:oddVBand="0" w:evenVBand="0" w:oddHBand="0" w:evenHBand="0" w:firstRowFirstColumn="0" w:firstRowLastColumn="0" w:lastRowFirstColumn="0" w:lastRowLastColumn="0"/>
             <w:tcW w:w="5640" w:type="dxa"/>
-          </w:tcPr>
-          <w:p>
-            <w:r>
-              <w:t>Implemented</w:t>
-            </w:r>
-          </w:p>
-        </w:tc>
-      </w:tr>
-      <w:tr>
-        <w:tc>
-          <w:tcPr>
+            <w:tcMar/>
+          </w:tcPr>
+          <w:p wp14:textId="77777777">
+            <w:r>
+              <w:t xml:space="preserve">Implemented</w:t>
+            </w:r>
+          </w:p>
+        </w:tc>
+      </w:tr>
+      <w:tr xmlns:wp14="http://schemas.microsoft.com/office/word/2010/wordml" wp14:textId="77777777">
+        <w:tc>
+          <w:tcPr>
+            <w:cnfStyle w:val="001000000000" w:firstRow="0" w:lastRow="0" w:firstColumn="1" w:lastColumn="0" w:oddVBand="0" w:evenVBand="0" w:oddHBand="0" w:evenHBand="0" w:firstRowFirstColumn="0" w:firstRowLastColumn="0" w:lastRowFirstColumn="0" w:lastRowLastColumn="0"/>
             <w:tcW w:w="3000" w:type="dxa"/>
-          </w:tcPr>
-          <w:p>
+            <w:tcMar/>
+          </w:tcPr>
+          <w:p wp14:textId="77777777">
             <w:r>
               <w:rPr>
                 <w:b/>
               </w:rPr>
-              <w:t>Pass criteria</w:t>
-            </w:r>
-          </w:p>
-        </w:tc>
-        <w:tc>
-          <w:tcPr>
+              <w:t xml:space="preserve">Pass criteria</w:t>
+            </w:r>
+          </w:p>
+        </w:tc>
+        <w:tc>
+          <w:tcPr>
+            <w:cnfStyle w:val="000000000000" w:firstRow="0" w:lastRow="0" w:firstColumn="0" w:lastColumn="0" w:oddVBand="0" w:evenVBand="0" w:oddHBand="0" w:evenHBand="0" w:firstRowFirstColumn="0" w:firstRowLastColumn="0" w:lastRowFirstColumn="0" w:lastRowLastColumn="0"/>
             <w:tcW w:w="5640" w:type="dxa"/>
-          </w:tcPr>
-          <w:p>
-            <w:r>
-              <w:t>status = PASS</w:t>
-            </w:r>
-          </w:p>
-        </w:tc>
-      </w:tr>
-      <w:tr>
-        <w:tc>
-          <w:tcPr>
+            <w:tcMar/>
+          </w:tcPr>
+          <w:p wp14:textId="77777777">
+            <w:r>
+              <w:t xml:space="preserve">status = PASS</w:t>
+            </w:r>
+          </w:p>
+        </w:tc>
+      </w:tr>
+      <w:tr xmlns:wp14="http://schemas.microsoft.com/office/word/2010/wordml" wp14:textId="77777777">
+        <w:tc>
+          <w:tcPr>
+            <w:cnfStyle w:val="001000000000" w:firstRow="0" w:lastRow="0" w:firstColumn="1" w:lastColumn="0" w:oddVBand="0" w:evenVBand="0" w:oddHBand="0" w:evenHBand="0" w:firstRowFirstColumn="0" w:firstRowLastColumn="0" w:lastRowFirstColumn="0" w:lastRowLastColumn="0"/>
             <w:tcW w:w="3000" w:type="dxa"/>
-          </w:tcPr>
-          <w:p>
+            <w:tcMar/>
+          </w:tcPr>
+          <w:p wp14:textId="77777777">
             <w:r>
               <w:rPr>
                 <w:b/>
               </w:rPr>
-              <w:t>Result (Pass / Fail / NA)</w:t>
-            </w:r>
-          </w:p>
-        </w:tc>
-        <w:tc>
-          <w:tcPr>
+              <w:t xml:space="preserve">Result (Pass / Fail / NA)</w:t>
+            </w:r>
+          </w:p>
+        </w:tc>
+        <w:tc>
+          <w:tcPr>
+            <w:cnfStyle w:val="000000000000" w:firstRow="0" w:lastRow="0" w:firstColumn="0" w:lastColumn="0" w:oddVBand="0" w:evenVBand="0" w:oddHBand="0" w:evenHBand="0" w:firstRowFirstColumn="0" w:firstRowLastColumn="0" w:lastRowFirstColumn="0" w:lastRowLastColumn="0"/>
             <w:tcW w:w="5640" w:type="dxa"/>
-          </w:tcPr>
-          <w:p/>
-        </w:tc>
-      </w:tr>
-      <w:tr>
-        <w:tc>
-          <w:tcPr>
+            <w:tcMar/>
+          </w:tcPr>
+          <w:p wp14:textId="532D0AA8">
+            <w:r>
+              <w:rPr/>
+              <w:t>fail</w:t>
+            </w:r>
+          </w:p>
+        </w:tc>
+      </w:tr>
+      <w:tr xmlns:wp14="http://schemas.microsoft.com/office/word/2010/wordml" wp14:textId="77777777">
+        <w:tc>
+          <w:tcPr>
+            <w:cnfStyle w:val="001000000000" w:firstRow="0" w:lastRow="0" w:firstColumn="1" w:lastColumn="0" w:oddVBand="0" w:evenVBand="0" w:oddHBand="0" w:evenHBand="0" w:firstRowFirstColumn="0" w:firstRowLastColumn="0" w:lastRowFirstColumn="0" w:lastRowLastColumn="0"/>
             <w:tcW w:w="3000" w:type="dxa"/>
-          </w:tcPr>
-          <w:p>
+            <w:tcMar/>
+          </w:tcPr>
+          <w:p wp14:textId="77777777">
             <w:r>
               <w:rPr>
                 <w:b/>
               </w:rPr>
-              <w:t>Rows with status = FAIL (count)</w:t>
-            </w:r>
-          </w:p>
-        </w:tc>
-        <w:tc>
-          <w:tcPr>
+              <w:t xml:space="preserve">Rows with status = FAIL (count)</w:t>
+            </w:r>
+          </w:p>
+        </w:tc>
+        <w:tc>
+          <w:tcPr>
+            <w:cnfStyle w:val="000000000000" w:firstRow="0" w:lastRow="0" w:firstColumn="0" w:lastColumn="0" w:oddVBand="0" w:evenVBand="0" w:oddHBand="0" w:evenHBand="0" w:firstRowFirstColumn="0" w:firstRowLastColumn="0" w:lastRowFirstColumn="0" w:lastRowLastColumn="0"/>
             <w:tcW w:w="5640" w:type="dxa"/>
-          </w:tcPr>
-          <w:p/>
-        </w:tc>
-      </w:tr>
-      <w:tr>
-        <w:tc>
-          <w:tcPr>
+            <w:tcMar/>
+          </w:tcPr>
+          <w:p wp14:textId="77777777">
+            <w:r/>
+          </w:p>
+        </w:tc>
+      </w:tr>
+      <w:tr xmlns:wp14="http://schemas.microsoft.com/office/word/2010/wordml" wp14:textId="77777777">
+        <w:tc>
+          <w:tcPr>
+            <w:cnfStyle w:val="001000000000" w:firstRow="0" w:lastRow="0" w:firstColumn="1" w:lastColumn="0" w:oddVBand="0" w:evenVBand="0" w:oddHBand="0" w:evenHBand="0" w:firstRowFirstColumn="0" w:firstRowLastColumn="0" w:lastRowFirstColumn="0" w:lastRowLastColumn="0"/>
             <w:tcW w:w="3000" w:type="dxa"/>
-          </w:tcPr>
-          <w:p>
+            <w:tcMar/>
+          </w:tcPr>
+          <w:p wp14:textId="77777777">
             <w:r>
               <w:rPr>
                 <w:b/>
               </w:rPr>
-              <w:t>Remarks</w:t>
-            </w:r>
-          </w:p>
-        </w:tc>
-        <w:tc>
-          <w:tcPr>
+              <w:t xml:space="preserve">Remarks</w:t>
+            </w:r>
+          </w:p>
+        </w:tc>
+        <w:tc>
+          <w:tcPr>
+            <w:cnfStyle w:val="000000000000" w:firstRow="0" w:lastRow="0" w:firstColumn="0" w:lastColumn="0" w:oddVBand="0" w:evenVBand="0" w:oddHBand="0" w:evenHBand="0" w:firstRowFirstColumn="0" w:firstRowLastColumn="0" w:lastRowFirstColumn="0" w:lastRowLastColumn="0"/>
             <w:tcW w:w="5640" w:type="dxa"/>
-          </w:tcPr>
-          <w:p/>
+            <w:tcMar/>
+          </w:tcPr>
+          <w:p wp14:textId="794591AF">
+            <w:r>
+              <w:rPr/>
+              <w:t>No records in sat</w:t>
+            </w:r>
+            <w:r>
+              <w:rPr/>
+              <w:t>, bagic_employee_code</w:t>
+            </w:r>
+          </w:p>
+          <w:p wp14:textId="282F7EB9"/>
         </w:tc>
       </w:tr>
     </w:tbl>
@@ -5031,32 +6060,80 @@
       <w:tblGrid>
         <w:gridCol w:w="8640"/>
       </w:tblGrid>
-      <w:tr>
+      <w:tr xmlns:wp14="http://schemas.microsoft.com/office/word/2010/wordml" wp14:textId="77777777">
         <w:tc>
           <w:tcPr>
             <w:tcW w:w="8640" w:type="dxa"/>
-          </w:tcPr>
-          <w:p>
+            <w:tcMar/>
+          </w:tcPr>
+          <w:p wp14:textId="77777777">
             <w:r>
               <w:rPr>
                 <w:i/>
               </w:rPr>
-              <w:t>Output:</w:t>
-            </w:r>
-          </w:p>
-        </w:tc>
-      </w:tr>
-      <w:tr>
+              <w:t xml:space="preserve">Output:</w:t>
+            </w:r>
+          </w:p>
+        </w:tc>
+      </w:tr>
+      <w:tr xmlns:wp14="http://schemas.microsoft.com/office/word/2010/wordml" wp14:textId="77777777">
         <w:tc>
           <w:tcPr>
             <w:tcW w:w="8640" w:type="dxa"/>
-          </w:tcPr>
-          <w:p>
-            <w:r>
-              <w:br/>
-            </w:r>
-            <w:r>
-              <w:br/>
+            <w:tcMar/>
+          </w:tcPr>
+          <w:p wp14:textId="777EF3EB">
+            <w:pPr>
+              <w:pStyle w:val="Normal"/>
+            </w:pPr>
+            <w:r>
+              <w:br/>
+            </w:r>
+            <w:r>
+              <w:br/>
+            </w:r>
+            <w:r>
+              <w:drawing>
+                <wp:inline xmlns:wp14="http://schemas.microsoft.com/office/word/2010/wordprocessingDrawing" wp14:editId="188C8A82" wp14:anchorId="5991FD5A">
+                  <wp:extent cx="5343525" cy="561975"/>
+                  <wp:effectExtent l="0" t="0" r="0" b="0"/>
+                  <wp:docPr id="6" name="drawing"/>
+                  <wp:cNvGraphicFramePr>
+                    <a:graphicFrameLocks noChangeAspect="1"/>
+                  </wp:cNvGraphicFramePr>
+                  <a:graphic>
+                    <a:graphicData xmlns:a="http://schemas.openxmlformats.org/drawingml/2006/main" uri="http://schemas.openxmlformats.org/drawingml/2006/picture">
+                      <pic:pic xmlns:pic="http://schemas.openxmlformats.org/drawingml/2006/picture">
+                        <pic:nvPicPr>
+                          <pic:cNvPr id="0" name="Picture 2138302528"/>
+                          <pic:cNvPicPr/>
+                        </pic:nvPicPr>
+                        <pic:blipFill>
+                          <a:blip xmlns:r="http://schemas.openxmlformats.org/officeDocument/2006/relationships" r:embed="rIdM6">
+                            <a:extLst>
+                              <a:ext uri="{28A0092B-C50C-407E-A947-70E740481C1C}">
+                                <a14:useLocalDpi xmlns:a14="http://schemas.microsoft.com/office/drawing/2010/main"/>
+                              </a:ext>
+                            </a:extLst>
+                          </a:blip>
+                          <a:stretch>
+                            <a:fillRect/>
+                          </a:stretch>
+                        </pic:blipFill>
+                        <pic:spPr>
+                          <a:xfrm>
+                            <a:off x="0" y="0"/>
+                            <a:ext cx="5343525" cy="561975"/>
+                          </a:xfrm>
+                          <a:prstGeom prst="rect">
+                            <a:avLst/>
+                          </a:prstGeom>
+                        </pic:spPr>
+                      </pic:pic>
+                    </a:graphicData>
+                  </a:graphic>
+                </wp:inline>
+              </w:drawing>
             </w:r>
             <w:r>
               <w:br/>
@@ -5084,167 +6161,207 @@
         <w:gridCol w:w="3000"/>
         <w:gridCol w:w="5640"/>
       </w:tblGrid>
-      <w:tr>
-        <w:tc>
-          <w:tcPr>
+      <w:tr xmlns:wp14="http://schemas.microsoft.com/office/word/2010/wordml" wp14:textId="77777777">
+        <w:tc>
+          <w:tcPr>
+            <w:cnfStyle w:val="001000000000" w:firstRow="0" w:lastRow="0" w:firstColumn="1" w:lastColumn="0" w:oddVBand="0" w:evenVBand="0" w:oddHBand="0" w:evenHBand="0" w:firstRowFirstColumn="0" w:firstRowLastColumn="0" w:lastRowFirstColumn="0" w:lastRowLastColumn="0"/>
             <w:tcW w:w="3000" w:type="dxa"/>
-          </w:tcPr>
-          <w:p>
+            <w:tcMar/>
+          </w:tcPr>
+          <w:p wp14:textId="77777777">
             <w:r>
               <w:rPr>
                 <w:b/>
               </w:rPr>
-              <w:t>Project</w:t>
-            </w:r>
-          </w:p>
-        </w:tc>
-        <w:tc>
-          <w:tcPr>
+              <w:t xml:space="preserve">Project</w:t>
+            </w:r>
+          </w:p>
+        </w:tc>
+        <w:tc>
+          <w:tcPr>
+            <w:cnfStyle w:val="000000000000" w:firstRow="0" w:lastRow="0" w:firstColumn="0" w:lastColumn="0" w:oddVBand="0" w:evenVBand="0" w:oddHBand="0" w:evenHBand="0" w:firstRowFirstColumn="0" w:firstRowLastColumn="0" w:lastRowFirstColumn="0" w:lastRowLastColumn="0"/>
             <w:tcW w:w="5640" w:type="dxa"/>
-          </w:tcPr>
-          <w:p>
-            <w:r>
-              <w:t>MAXIMUS</w:t>
-            </w:r>
-          </w:p>
-        </w:tc>
-      </w:tr>
-      <w:tr>
-        <w:tc>
-          <w:tcPr>
+            <w:tcMar/>
+          </w:tcPr>
+          <w:p wp14:textId="77777777">
+            <w:r>
+              <w:t xml:space="preserve">MAXIMUS</w:t>
+            </w:r>
+          </w:p>
+        </w:tc>
+      </w:tr>
+      <w:tr xmlns:wp14="http://schemas.microsoft.com/office/word/2010/wordml" wp14:textId="77777777">
+        <w:tc>
+          <w:tcPr>
+            <w:cnfStyle w:val="001000000000" w:firstRow="0" w:lastRow="0" w:firstColumn="1" w:lastColumn="0" w:oddVBand="0" w:evenVBand="0" w:oddHBand="0" w:evenHBand="0" w:firstRowFirstColumn="0" w:firstRowLastColumn="0" w:lastRowFirstColumn="0" w:lastRowLastColumn="0"/>
             <w:tcW w:w="3000" w:type="dxa"/>
-          </w:tcPr>
-          <w:p>
+            <w:tcMar/>
+          </w:tcPr>
+          <w:p wp14:textId="77777777">
             <w:r>
               <w:rPr>
                 <w:b/>
               </w:rPr>
-              <w:t>Satellite</w:t>
-            </w:r>
-          </w:p>
-        </w:tc>
-        <w:tc>
-          <w:tcPr>
+              <w:t xml:space="preserve">Satellite</w:t>
+            </w:r>
+          </w:p>
+        </w:tc>
+        <w:tc>
+          <w:tcPr>
+            <w:cnfStyle w:val="000000000000" w:firstRow="0" w:lastRow="0" w:firstColumn="0" w:lastColumn="0" w:oddVBand="0" w:evenVBand="0" w:oddHBand="0" w:evenHBand="0" w:firstRowFirstColumn="0" w:firstRowLastColumn="0" w:lastRowFirstColumn="0" w:lastRowLastColumn="0"/>
             <w:tcW w:w="5640" w:type="dxa"/>
-          </w:tcPr>
-          <w:p>
-            <w:r>
-              <w:t>[M1 | sat_multi_source] SAT_COMMON_ADDRESS</w:t>
-            </w:r>
-          </w:p>
-        </w:tc>
-      </w:tr>
-      <w:tr>
-        <w:tc>
-          <w:tcPr>
+            <w:tcMar/>
+          </w:tcPr>
+          <w:p wp14:textId="77777777">
+            <w:r>
+              <w:t xml:space="preserve">[M1 | sat_multi_source] SAT_COMMON_ADDRESS</w:t>
+            </w:r>
+          </w:p>
+        </w:tc>
+      </w:tr>
+      <w:tr xmlns:wp14="http://schemas.microsoft.com/office/word/2010/wordml" wp14:textId="77777777">
+        <w:tc>
+          <w:tcPr>
+            <w:cnfStyle w:val="001000000000" w:firstRow="0" w:lastRow="0" w:firstColumn="1" w:lastColumn="0" w:oddVBand="0" w:evenVBand="0" w:oddHBand="0" w:evenHBand="0" w:firstRowFirstColumn="0" w:firstRowLastColumn="0" w:lastRowFirstColumn="0" w:lastRowLastColumn="0"/>
             <w:tcW w:w="3000" w:type="dxa"/>
-          </w:tcPr>
-          <w:p>
+            <w:tcMar/>
+          </w:tcPr>
+          <w:p wp14:textId="77777777">
             <w:r>
               <w:rPr>
                 <w:b/>
               </w:rPr>
-              <w:t>Status</w:t>
-            </w:r>
-          </w:p>
-        </w:tc>
-        <w:tc>
-          <w:tcPr>
+              <w:t xml:space="preserve">Status</w:t>
+            </w:r>
+          </w:p>
+        </w:tc>
+        <w:tc>
+          <w:tcPr>
+            <w:cnfStyle w:val="000000000000" w:firstRow="0" w:lastRow="0" w:firstColumn="0" w:lastColumn="0" w:oddVBand="0" w:evenVBand="0" w:oddHBand="0" w:evenHBand="0" w:firstRowFirstColumn="0" w:firstRowLastColumn="0" w:lastRowFirstColumn="0" w:lastRowLastColumn="0"/>
             <w:tcW w:w="5640" w:type="dxa"/>
-          </w:tcPr>
-          <w:p>
-            <w:r>
-              <w:t>Implemented</w:t>
-            </w:r>
-          </w:p>
-        </w:tc>
-      </w:tr>
-      <w:tr>
-        <w:tc>
-          <w:tcPr>
+            <w:tcMar/>
+          </w:tcPr>
+          <w:p wp14:textId="77777777">
+            <w:r>
+              <w:t xml:space="preserve">Implemented</w:t>
+            </w:r>
+          </w:p>
+        </w:tc>
+      </w:tr>
+      <w:tr xmlns:wp14="http://schemas.microsoft.com/office/word/2010/wordml" wp14:textId="77777777">
+        <w:tc>
+          <w:tcPr>
+            <w:cnfStyle w:val="001000000000" w:firstRow="0" w:lastRow="0" w:firstColumn="1" w:lastColumn="0" w:oddVBand="0" w:evenVBand="0" w:oddHBand="0" w:evenHBand="0" w:firstRowFirstColumn="0" w:firstRowLastColumn="0" w:lastRowFirstColumn="0" w:lastRowLastColumn="0"/>
             <w:tcW w:w="3000" w:type="dxa"/>
-          </w:tcPr>
-          <w:p>
+            <w:tcMar/>
+          </w:tcPr>
+          <w:p wp14:textId="77777777">
             <w:r>
               <w:rPr>
                 <w:b/>
               </w:rPr>
-              <w:t>Pass criteria</w:t>
-            </w:r>
-          </w:p>
-        </w:tc>
-        <w:tc>
-          <w:tcPr>
+              <w:t xml:space="preserve">Pass criteria</w:t>
+            </w:r>
+          </w:p>
+        </w:tc>
+        <w:tc>
+          <w:tcPr>
+            <w:cnfStyle w:val="000000000000" w:firstRow="0" w:lastRow="0" w:firstColumn="0" w:lastColumn="0" w:oddVBand="0" w:evenVBand="0" w:oddHBand="0" w:evenHBand="0" w:firstRowFirstColumn="0" w:firstRowLastColumn="0" w:lastRowFirstColumn="0" w:lastRowLastColumn="0"/>
             <w:tcW w:w="5640" w:type="dxa"/>
-          </w:tcPr>
-          <w:p>
-            <w:r>
-              <w:t>status = PASS</w:t>
-            </w:r>
-          </w:p>
-        </w:tc>
-      </w:tr>
-      <w:tr>
-        <w:tc>
-          <w:tcPr>
+            <w:tcMar/>
+          </w:tcPr>
+          <w:p wp14:textId="77777777">
+            <w:r>
+              <w:t xml:space="preserve">status = PASS</w:t>
+            </w:r>
+          </w:p>
+        </w:tc>
+      </w:tr>
+      <w:tr xmlns:wp14="http://schemas.microsoft.com/office/word/2010/wordml" wp14:textId="77777777">
+        <w:tc>
+          <w:tcPr>
+            <w:cnfStyle w:val="001000000000" w:firstRow="0" w:lastRow="0" w:firstColumn="1" w:lastColumn="0" w:oddVBand="0" w:evenVBand="0" w:oddHBand="0" w:evenHBand="0" w:firstRowFirstColumn="0" w:firstRowLastColumn="0" w:lastRowFirstColumn="0" w:lastRowLastColumn="0"/>
             <w:tcW w:w="3000" w:type="dxa"/>
-          </w:tcPr>
-          <w:p>
+            <w:tcMar/>
+          </w:tcPr>
+          <w:p wp14:textId="77777777">
             <w:r>
               <w:rPr>
                 <w:b/>
               </w:rPr>
-              <w:t>Result (Pass / Fail / NA)</w:t>
-            </w:r>
-          </w:p>
-        </w:tc>
-        <w:tc>
-          <w:tcPr>
+              <w:t xml:space="preserve">Result (Pass / Fail / NA)</w:t>
+            </w:r>
+          </w:p>
+        </w:tc>
+        <w:tc>
+          <w:tcPr>
+            <w:cnfStyle w:val="000000000000" w:firstRow="0" w:lastRow="0" w:firstColumn="0" w:lastColumn="0" w:oddVBand="0" w:evenVBand="0" w:oddHBand="0" w:evenHBand="0" w:firstRowFirstColumn="0" w:firstRowLastColumn="0" w:lastRowFirstColumn="0" w:lastRowLastColumn="0"/>
             <w:tcW w:w="5640" w:type="dxa"/>
-          </w:tcPr>
-          <w:p/>
-        </w:tc>
-      </w:tr>
-      <w:tr>
-        <w:tc>
-          <w:tcPr>
+            <w:tcMar/>
+          </w:tcPr>
+          <w:p wp14:textId="1C96CFDC">
+            <w:r>
+              <w:rPr/>
+              <w:t>pass</w:t>
+            </w:r>
+          </w:p>
+        </w:tc>
+      </w:tr>
+      <w:tr xmlns:wp14="http://schemas.microsoft.com/office/word/2010/wordml" wp14:textId="77777777">
+        <w:tc>
+          <w:tcPr>
+            <w:cnfStyle w:val="001000000000" w:firstRow="0" w:lastRow="0" w:firstColumn="1" w:lastColumn="0" w:oddVBand="0" w:evenVBand="0" w:oddHBand="0" w:evenHBand="0" w:firstRowFirstColumn="0" w:firstRowLastColumn="0" w:lastRowFirstColumn="0" w:lastRowLastColumn="0"/>
             <w:tcW w:w="3000" w:type="dxa"/>
-          </w:tcPr>
-          <w:p>
+            <w:tcMar/>
+          </w:tcPr>
+          <w:p wp14:textId="77777777">
             <w:r>
               <w:rPr>
                 <w:b/>
               </w:rPr>
-              <w:t>Rows with status = FAIL (count)</w:t>
-            </w:r>
-          </w:p>
-        </w:tc>
-        <w:tc>
-          <w:tcPr>
+              <w:t xml:space="preserve">Rows with status = FAIL (count)</w:t>
+            </w:r>
+          </w:p>
+        </w:tc>
+        <w:tc>
+          <w:tcPr>
+            <w:cnfStyle w:val="000000000000" w:firstRow="0" w:lastRow="0" w:firstColumn="0" w:lastColumn="0" w:oddVBand="0" w:evenVBand="0" w:oddHBand="0" w:evenHBand="0" w:firstRowFirstColumn="0" w:firstRowLastColumn="0" w:lastRowFirstColumn="0" w:lastRowLastColumn="0"/>
             <w:tcW w:w="5640" w:type="dxa"/>
-          </w:tcPr>
-          <w:p/>
-        </w:tc>
-      </w:tr>
-      <w:tr>
-        <w:tc>
-          <w:tcPr>
+            <w:tcMar/>
+          </w:tcPr>
+          <w:p wp14:textId="449E685B">
+            <w:r>
+              <w:rPr/>
+              <w:t>0</w:t>
+            </w:r>
+          </w:p>
+        </w:tc>
+      </w:tr>
+      <w:tr xmlns:wp14="http://schemas.microsoft.com/office/word/2010/wordml" wp14:textId="77777777">
+        <w:tc>
+          <w:tcPr>
+            <w:cnfStyle w:val="001000000000" w:firstRow="0" w:lastRow="0" w:firstColumn="1" w:lastColumn="0" w:oddVBand="0" w:evenVBand="0" w:oddHBand="0" w:evenHBand="0" w:firstRowFirstColumn="0" w:firstRowLastColumn="0" w:lastRowFirstColumn="0" w:lastRowLastColumn="0"/>
             <w:tcW w:w="3000" w:type="dxa"/>
-          </w:tcPr>
-          <w:p>
+            <w:tcMar/>
+          </w:tcPr>
+          <w:p wp14:textId="77777777">
             <w:r>
               <w:rPr>
                 <w:b/>
               </w:rPr>
-              <w:t>Remarks</w:t>
-            </w:r>
-          </w:p>
-        </w:tc>
-        <w:tc>
-          <w:tcPr>
+              <w:t xml:space="preserve">Remarks</w:t>
+            </w:r>
+          </w:p>
+        </w:tc>
+        <w:tc>
+          <w:tcPr>
+            <w:cnfStyle w:val="000000000000" w:firstRow="0" w:lastRow="0" w:firstColumn="0" w:lastColumn="0" w:oddVBand="0" w:evenVBand="0" w:oddHBand="0" w:evenHBand="0" w:firstRowFirstColumn="0" w:firstRowLastColumn="0" w:lastRowFirstColumn="0" w:lastRowLastColumn="0"/>
             <w:tcW w:w="5640" w:type="dxa"/>
-          </w:tcPr>
-          <w:p/>
+            <w:tcMar/>
+          </w:tcPr>
+          <w:p wp14:textId="77777777">
+            <w:r/>
+          </w:p>
         </w:tc>
       </w:tr>
     </w:tbl>
@@ -5577,32 +6694,80 @@
       <w:tblGrid>
         <w:gridCol w:w="8640"/>
       </w:tblGrid>
-      <w:tr>
+      <w:tr xmlns:wp14="http://schemas.microsoft.com/office/word/2010/wordml" wp14:textId="77777777">
         <w:tc>
           <w:tcPr>
             <w:tcW w:w="8640" w:type="dxa"/>
-          </w:tcPr>
-          <w:p>
+            <w:tcMar/>
+          </w:tcPr>
+          <w:p wp14:textId="77777777">
             <w:r>
               <w:rPr>
                 <w:i/>
               </w:rPr>
-              <w:t>Output:</w:t>
-            </w:r>
-          </w:p>
-        </w:tc>
-      </w:tr>
-      <w:tr>
+              <w:t xml:space="preserve">Output:</w:t>
+            </w:r>
+          </w:p>
+        </w:tc>
+      </w:tr>
+      <w:tr xmlns:wp14="http://schemas.microsoft.com/office/word/2010/wordml" wp14:textId="77777777">
         <w:tc>
           <w:tcPr>
             <w:tcW w:w="8640" w:type="dxa"/>
-          </w:tcPr>
-          <w:p>
-            <w:r>
-              <w:br/>
-            </w:r>
-            <w:r>
-              <w:br/>
+            <w:tcMar/>
+          </w:tcPr>
+          <w:p wp14:textId="7016AF9E">
+            <w:pPr>
+              <w:pStyle w:val="Normal"/>
+            </w:pPr>
+            <w:r>
+              <w:br/>
+            </w:r>
+            <w:r>
+              <w:br/>
+            </w:r>
+            <w:r>
+              <w:drawing>
+                <wp:inline xmlns:wp14="http://schemas.microsoft.com/office/word/2010/wordprocessingDrawing" wp14:editId="1B0AB874" wp14:anchorId="54779906">
+                  <wp:extent cx="5343525" cy="561975"/>
+                  <wp:effectExtent l="0" t="0" r="0" b="0"/>
+                  <wp:docPr id="7" name="drawing"/>
+                  <wp:cNvGraphicFramePr>
+                    <a:graphicFrameLocks noChangeAspect="1"/>
+                  </wp:cNvGraphicFramePr>
+                  <a:graphic>
+                    <a:graphicData xmlns:a="http://schemas.openxmlformats.org/drawingml/2006/main" uri="http://schemas.openxmlformats.org/drawingml/2006/picture">
+                      <pic:pic xmlns:pic="http://schemas.openxmlformats.org/drawingml/2006/picture">
+                        <pic:nvPicPr>
+                          <pic:cNvPr id="0" name="Picture 788747425"/>
+                          <pic:cNvPicPr/>
+                        </pic:nvPicPr>
+                        <pic:blipFill>
+                          <a:blip xmlns:r="http://schemas.openxmlformats.org/officeDocument/2006/relationships" r:embed="rIdM7">
+                            <a:extLst>
+                              <a:ext uri="{28A0092B-C50C-407E-A947-70E740481C1C}">
+                                <a14:useLocalDpi xmlns:a14="http://schemas.microsoft.com/office/drawing/2010/main"/>
+                              </a:ext>
+                            </a:extLst>
+                          </a:blip>
+                          <a:stretch>
+                            <a:fillRect/>
+                          </a:stretch>
+                        </pic:blipFill>
+                        <pic:spPr>
+                          <a:xfrm>
+                            <a:off x="0" y="0"/>
+                            <a:ext cx="5343525" cy="561975"/>
+                          </a:xfrm>
+                          <a:prstGeom prst="rect">
+                            <a:avLst/>
+                          </a:prstGeom>
+                        </pic:spPr>
+                      </pic:pic>
+                    </a:graphicData>
+                  </a:graphic>
+                </wp:inline>
+              </w:drawing>
             </w:r>
             <w:r>
               <w:br/>
@@ -5630,167 +6795,207 @@
         <w:gridCol w:w="3000"/>
         <w:gridCol w:w="5640"/>
       </w:tblGrid>
-      <w:tr>
-        <w:tc>
-          <w:tcPr>
+      <w:tr xmlns:wp14="http://schemas.microsoft.com/office/word/2010/wordml" wp14:textId="77777777">
+        <w:tc>
+          <w:tcPr>
+            <w:cnfStyle w:val="001000000000" w:firstRow="0" w:lastRow="0" w:firstColumn="1" w:lastColumn="0" w:oddVBand="0" w:evenVBand="0" w:oddHBand="0" w:evenHBand="0" w:firstRowFirstColumn="0" w:firstRowLastColumn="0" w:lastRowFirstColumn="0" w:lastRowLastColumn="0"/>
             <w:tcW w:w="3000" w:type="dxa"/>
-          </w:tcPr>
-          <w:p>
+            <w:tcMar/>
+          </w:tcPr>
+          <w:p wp14:textId="77777777">
             <w:r>
               <w:rPr>
                 <w:b/>
               </w:rPr>
-              <w:t>Project</w:t>
-            </w:r>
-          </w:p>
-        </w:tc>
-        <w:tc>
-          <w:tcPr>
+              <w:t xml:space="preserve">Project</w:t>
+            </w:r>
+          </w:p>
+        </w:tc>
+        <w:tc>
+          <w:tcPr>
+            <w:cnfStyle w:val="000000000000" w:firstRow="0" w:lastRow="0" w:firstColumn="0" w:lastColumn="0" w:oddVBand="0" w:evenVBand="0" w:oddHBand="0" w:evenHBand="0" w:firstRowFirstColumn="0" w:firstRowLastColumn="0" w:lastRowFirstColumn="0" w:lastRowLastColumn="0"/>
             <w:tcW w:w="5640" w:type="dxa"/>
-          </w:tcPr>
-          <w:p>
-            <w:r>
-              <w:t>MAXIMUS</w:t>
-            </w:r>
-          </w:p>
-        </w:tc>
-      </w:tr>
-      <w:tr>
-        <w:tc>
-          <w:tcPr>
+            <w:tcMar/>
+          </w:tcPr>
+          <w:p wp14:textId="77777777">
+            <w:r>
+              <w:t xml:space="preserve">MAXIMUS</w:t>
+            </w:r>
+          </w:p>
+        </w:tc>
+      </w:tr>
+      <w:tr xmlns:wp14="http://schemas.microsoft.com/office/word/2010/wordml" wp14:textId="77777777">
+        <w:tc>
+          <w:tcPr>
+            <w:cnfStyle w:val="001000000000" w:firstRow="0" w:lastRow="0" w:firstColumn="1" w:lastColumn="0" w:oddVBand="0" w:evenVBand="0" w:oddHBand="0" w:evenHBand="0" w:firstRowFirstColumn="0" w:firstRowLastColumn="0" w:lastRowFirstColumn="0" w:lastRowLastColumn="0"/>
             <w:tcW w:w="3000" w:type="dxa"/>
-          </w:tcPr>
-          <w:p>
+            <w:tcMar/>
+          </w:tcPr>
+          <w:p wp14:textId="77777777">
             <w:r>
               <w:rPr>
                 <w:b/>
               </w:rPr>
-              <w:t>Satellite</w:t>
-            </w:r>
-          </w:p>
-        </w:tc>
-        <w:tc>
-          <w:tcPr>
+              <w:t xml:space="preserve">Satellite</w:t>
+            </w:r>
+          </w:p>
+        </w:tc>
+        <w:tc>
+          <w:tcPr>
+            <w:cnfStyle w:val="000000000000" w:firstRow="0" w:lastRow="0" w:firstColumn="0" w:lastColumn="0" w:oddVBand="0" w:evenVBand="0" w:oddHBand="0" w:evenHBand="0" w:firstRowFirstColumn="0" w:firstRowLastColumn="0" w:lastRowFirstColumn="0" w:lastRowLastColumn="0"/>
             <w:tcW w:w="5640" w:type="dxa"/>
-          </w:tcPr>
-          <w:p>
-            <w:r>
-              <w:t>[M1 | sat_multi_source] SAT_LOCATION_PROFILE</w:t>
-            </w:r>
-          </w:p>
-        </w:tc>
-      </w:tr>
-      <w:tr>
-        <w:tc>
-          <w:tcPr>
+            <w:tcMar/>
+          </w:tcPr>
+          <w:p wp14:textId="77777777">
+            <w:r>
+              <w:t xml:space="preserve">[M1 | sat_multi_source] SAT_LOCATION_PROFILE</w:t>
+            </w:r>
+          </w:p>
+        </w:tc>
+      </w:tr>
+      <w:tr xmlns:wp14="http://schemas.microsoft.com/office/word/2010/wordml" wp14:textId="77777777">
+        <w:tc>
+          <w:tcPr>
+            <w:cnfStyle w:val="001000000000" w:firstRow="0" w:lastRow="0" w:firstColumn="1" w:lastColumn="0" w:oddVBand="0" w:evenVBand="0" w:oddHBand="0" w:evenHBand="0" w:firstRowFirstColumn="0" w:firstRowLastColumn="0" w:lastRowFirstColumn="0" w:lastRowLastColumn="0"/>
             <w:tcW w:w="3000" w:type="dxa"/>
-          </w:tcPr>
-          <w:p>
+            <w:tcMar/>
+          </w:tcPr>
+          <w:p wp14:textId="77777777">
             <w:r>
               <w:rPr>
                 <w:b/>
               </w:rPr>
-              <w:t>Status</w:t>
-            </w:r>
-          </w:p>
-        </w:tc>
-        <w:tc>
-          <w:tcPr>
+              <w:t xml:space="preserve">Status</w:t>
+            </w:r>
+          </w:p>
+        </w:tc>
+        <w:tc>
+          <w:tcPr>
+            <w:cnfStyle w:val="000000000000" w:firstRow="0" w:lastRow="0" w:firstColumn="0" w:lastColumn="0" w:oddVBand="0" w:evenVBand="0" w:oddHBand="0" w:evenHBand="0" w:firstRowFirstColumn="0" w:firstRowLastColumn="0" w:lastRowFirstColumn="0" w:lastRowLastColumn="0"/>
             <w:tcW w:w="5640" w:type="dxa"/>
-          </w:tcPr>
-          <w:p>
-            <w:r>
-              <w:t>Implemented</w:t>
-            </w:r>
-          </w:p>
-        </w:tc>
-      </w:tr>
-      <w:tr>
-        <w:tc>
-          <w:tcPr>
+            <w:tcMar/>
+          </w:tcPr>
+          <w:p wp14:textId="77777777">
+            <w:r>
+              <w:t xml:space="preserve">Implemented</w:t>
+            </w:r>
+          </w:p>
+        </w:tc>
+      </w:tr>
+      <w:tr xmlns:wp14="http://schemas.microsoft.com/office/word/2010/wordml" wp14:textId="77777777">
+        <w:tc>
+          <w:tcPr>
+            <w:cnfStyle w:val="001000000000" w:firstRow="0" w:lastRow="0" w:firstColumn="1" w:lastColumn="0" w:oddVBand="0" w:evenVBand="0" w:oddHBand="0" w:evenHBand="0" w:firstRowFirstColumn="0" w:firstRowLastColumn="0" w:lastRowFirstColumn="0" w:lastRowLastColumn="0"/>
             <w:tcW w:w="3000" w:type="dxa"/>
-          </w:tcPr>
-          <w:p>
+            <w:tcMar/>
+          </w:tcPr>
+          <w:p wp14:textId="77777777">
             <w:r>
               <w:rPr>
                 <w:b/>
               </w:rPr>
-              <w:t>Pass criteria</w:t>
-            </w:r>
-          </w:p>
-        </w:tc>
-        <w:tc>
-          <w:tcPr>
+              <w:t xml:space="preserve">Pass criteria</w:t>
+            </w:r>
+          </w:p>
+        </w:tc>
+        <w:tc>
+          <w:tcPr>
+            <w:cnfStyle w:val="000000000000" w:firstRow="0" w:lastRow="0" w:firstColumn="0" w:lastColumn="0" w:oddVBand="0" w:evenVBand="0" w:oddHBand="0" w:evenHBand="0" w:firstRowFirstColumn="0" w:firstRowLastColumn="0" w:lastRowFirstColumn="0" w:lastRowLastColumn="0"/>
             <w:tcW w:w="5640" w:type="dxa"/>
-          </w:tcPr>
-          <w:p>
-            <w:r>
-              <w:t>status = PASS</w:t>
-            </w:r>
-          </w:p>
-        </w:tc>
-      </w:tr>
-      <w:tr>
-        <w:tc>
-          <w:tcPr>
+            <w:tcMar/>
+          </w:tcPr>
+          <w:p wp14:textId="77777777">
+            <w:r>
+              <w:t xml:space="preserve">status = PASS</w:t>
+            </w:r>
+          </w:p>
+        </w:tc>
+      </w:tr>
+      <w:tr xmlns:wp14="http://schemas.microsoft.com/office/word/2010/wordml" wp14:textId="77777777">
+        <w:tc>
+          <w:tcPr>
+            <w:cnfStyle w:val="001000000000" w:firstRow="0" w:lastRow="0" w:firstColumn="1" w:lastColumn="0" w:oddVBand="0" w:evenVBand="0" w:oddHBand="0" w:evenHBand="0" w:firstRowFirstColumn="0" w:firstRowLastColumn="0" w:lastRowFirstColumn="0" w:lastRowLastColumn="0"/>
             <w:tcW w:w="3000" w:type="dxa"/>
-          </w:tcPr>
-          <w:p>
+            <w:tcMar/>
+          </w:tcPr>
+          <w:p wp14:textId="77777777">
             <w:r>
               <w:rPr>
                 <w:b/>
               </w:rPr>
-              <w:t>Result (Pass / Fail / NA)</w:t>
-            </w:r>
-          </w:p>
-        </w:tc>
-        <w:tc>
-          <w:tcPr>
+              <w:t xml:space="preserve">Result (Pass / Fail / NA)</w:t>
+            </w:r>
+          </w:p>
+        </w:tc>
+        <w:tc>
+          <w:tcPr>
+            <w:cnfStyle w:val="000000000000" w:firstRow="0" w:lastRow="0" w:firstColumn="0" w:lastColumn="0" w:oddVBand="0" w:evenVBand="0" w:oddHBand="0" w:evenHBand="0" w:firstRowFirstColumn="0" w:firstRowLastColumn="0" w:lastRowFirstColumn="0" w:lastRowLastColumn="0"/>
             <w:tcW w:w="5640" w:type="dxa"/>
-          </w:tcPr>
-          <w:p/>
-        </w:tc>
-      </w:tr>
-      <w:tr>
-        <w:tc>
-          <w:tcPr>
+            <w:tcMar/>
+          </w:tcPr>
+          <w:p wp14:textId="7FB5FAD1">
+            <w:r>
+              <w:rPr/>
+              <w:t>pass</w:t>
+            </w:r>
+          </w:p>
+        </w:tc>
+      </w:tr>
+      <w:tr xmlns:wp14="http://schemas.microsoft.com/office/word/2010/wordml" wp14:textId="77777777">
+        <w:tc>
+          <w:tcPr>
+            <w:cnfStyle w:val="001000000000" w:firstRow="0" w:lastRow="0" w:firstColumn="1" w:lastColumn="0" w:oddVBand="0" w:evenVBand="0" w:oddHBand="0" w:evenHBand="0" w:firstRowFirstColumn="0" w:firstRowLastColumn="0" w:lastRowFirstColumn="0" w:lastRowLastColumn="0"/>
             <w:tcW w:w="3000" w:type="dxa"/>
-          </w:tcPr>
-          <w:p>
+            <w:tcMar/>
+          </w:tcPr>
+          <w:p wp14:textId="77777777">
             <w:r>
               <w:rPr>
                 <w:b/>
               </w:rPr>
-              <w:t>Rows with status = FAIL (count)</w:t>
-            </w:r>
-          </w:p>
-        </w:tc>
-        <w:tc>
-          <w:tcPr>
+              <w:t xml:space="preserve">Rows with status = FAIL (count)</w:t>
+            </w:r>
+          </w:p>
+        </w:tc>
+        <w:tc>
+          <w:tcPr>
+            <w:cnfStyle w:val="000000000000" w:firstRow="0" w:lastRow="0" w:firstColumn="0" w:lastColumn="0" w:oddVBand="0" w:evenVBand="0" w:oddHBand="0" w:evenHBand="0" w:firstRowFirstColumn="0" w:firstRowLastColumn="0" w:lastRowFirstColumn="0" w:lastRowLastColumn="0"/>
             <w:tcW w:w="5640" w:type="dxa"/>
-          </w:tcPr>
-          <w:p/>
-        </w:tc>
-      </w:tr>
-      <w:tr>
-        <w:tc>
-          <w:tcPr>
+            <w:tcMar/>
+          </w:tcPr>
+          <w:p wp14:textId="4DFF241B">
+            <w:r>
+              <w:rPr/>
+              <w:t>0</w:t>
+            </w:r>
+          </w:p>
+        </w:tc>
+      </w:tr>
+      <w:tr xmlns:wp14="http://schemas.microsoft.com/office/word/2010/wordml" wp14:textId="77777777">
+        <w:tc>
+          <w:tcPr>
+            <w:cnfStyle w:val="001000000000" w:firstRow="0" w:lastRow="0" w:firstColumn="1" w:lastColumn="0" w:oddVBand="0" w:evenVBand="0" w:oddHBand="0" w:evenHBand="0" w:firstRowFirstColumn="0" w:firstRowLastColumn="0" w:lastRowFirstColumn="0" w:lastRowLastColumn="0"/>
             <w:tcW w:w="3000" w:type="dxa"/>
-          </w:tcPr>
-          <w:p>
+            <w:tcMar/>
+          </w:tcPr>
+          <w:p wp14:textId="77777777">
             <w:r>
               <w:rPr>
                 <w:b/>
               </w:rPr>
-              <w:t>Remarks</w:t>
-            </w:r>
-          </w:p>
-        </w:tc>
-        <w:tc>
-          <w:tcPr>
+              <w:t xml:space="preserve">Remarks</w:t>
+            </w:r>
+          </w:p>
+        </w:tc>
+        <w:tc>
+          <w:tcPr>
+            <w:cnfStyle w:val="000000000000" w:firstRow="0" w:lastRow="0" w:firstColumn="0" w:lastColumn="0" w:oddVBand="0" w:evenVBand="0" w:oddHBand="0" w:evenHBand="0" w:firstRowFirstColumn="0" w:firstRowLastColumn="0" w:lastRowFirstColumn="0" w:lastRowLastColumn="0"/>
             <w:tcW w:w="5640" w:type="dxa"/>
-          </w:tcPr>
-          <w:p/>
+            <w:tcMar/>
+          </w:tcPr>
+          <w:p wp14:textId="77777777">
+            <w:r/>
+          </w:p>
         </w:tc>
       </w:tr>
     </w:tbl>
@@ -6123,32 +7328,80 @@
       <w:tblGrid>
         <w:gridCol w:w="8640"/>
       </w:tblGrid>
-      <w:tr>
+      <w:tr xmlns:wp14="http://schemas.microsoft.com/office/word/2010/wordml" wp14:textId="77777777">
         <w:tc>
           <w:tcPr>
             <w:tcW w:w="8640" w:type="dxa"/>
-          </w:tcPr>
-          <w:p>
+            <w:tcMar/>
+          </w:tcPr>
+          <w:p wp14:textId="77777777">
             <w:r>
               <w:rPr>
                 <w:i/>
               </w:rPr>
-              <w:t>Output:</w:t>
-            </w:r>
-          </w:p>
-        </w:tc>
-      </w:tr>
-      <w:tr>
+              <w:t xml:space="preserve">Output:</w:t>
+            </w:r>
+          </w:p>
+        </w:tc>
+      </w:tr>
+      <w:tr xmlns:wp14="http://schemas.microsoft.com/office/word/2010/wordml" wp14:textId="77777777">
         <w:tc>
           <w:tcPr>
             <w:tcW w:w="8640" w:type="dxa"/>
-          </w:tcPr>
-          <w:p>
-            <w:r>
-              <w:br/>
-            </w:r>
-            <w:r>
-              <w:br/>
+            <w:tcMar/>
+          </w:tcPr>
+          <w:p wp14:textId="4DB8C83F">
+            <w:pPr>
+              <w:pStyle w:val="Normal"/>
+            </w:pPr>
+            <w:r>
+              <w:br/>
+            </w:r>
+            <w:r>
+              <w:br/>
+            </w:r>
+            <w:r>
+              <w:drawing>
+                <wp:inline xmlns:wp14="http://schemas.microsoft.com/office/word/2010/wordprocessingDrawing" wp14:editId="27A29D5B" wp14:anchorId="4698517B">
+                  <wp:extent cx="5343525" cy="733425"/>
+                  <wp:effectExtent l="0" t="0" r="0" b="0"/>
+                  <wp:docPr id="8" name="drawing"/>
+                  <wp:cNvGraphicFramePr>
+                    <a:graphicFrameLocks noChangeAspect="1"/>
+                  </wp:cNvGraphicFramePr>
+                  <a:graphic>
+                    <a:graphicData xmlns:a="http://schemas.openxmlformats.org/drawingml/2006/main" uri="http://schemas.openxmlformats.org/drawingml/2006/picture">
+                      <pic:pic xmlns:pic="http://schemas.openxmlformats.org/drawingml/2006/picture">
+                        <pic:nvPicPr>
+                          <pic:cNvPr id="0" name="Picture 1939365343"/>
+                          <pic:cNvPicPr/>
+                        </pic:nvPicPr>
+                        <pic:blipFill>
+                          <a:blip xmlns:r="http://schemas.openxmlformats.org/officeDocument/2006/relationships" r:embed="rIdM8">
+                            <a:extLst>
+                              <a:ext uri="{28A0092B-C50C-407E-A947-70E740481C1C}">
+                                <a14:useLocalDpi xmlns:a14="http://schemas.microsoft.com/office/drawing/2010/main"/>
+                              </a:ext>
+                            </a:extLst>
+                          </a:blip>
+                          <a:stretch>
+                            <a:fillRect/>
+                          </a:stretch>
+                        </pic:blipFill>
+                        <pic:spPr>
+                          <a:xfrm>
+                            <a:off x="0" y="0"/>
+                            <a:ext cx="5343525" cy="733425"/>
+                          </a:xfrm>
+                          <a:prstGeom prst="rect">
+                            <a:avLst/>
+                          </a:prstGeom>
+                        </pic:spPr>
+                      </pic:pic>
+                    </a:graphicData>
+                  </a:graphic>
+                </wp:inline>
+              </w:drawing>
             </w:r>
             <w:r>
               <w:br/>
@@ -6176,167 +7429,204 @@
         <w:gridCol w:w="3000"/>
         <w:gridCol w:w="5640"/>
       </w:tblGrid>
-      <w:tr>
-        <w:tc>
-          <w:tcPr>
+      <w:tr xmlns:wp14="http://schemas.microsoft.com/office/word/2010/wordml" wp14:textId="77777777">
+        <w:tc>
+          <w:tcPr>
+            <w:cnfStyle w:val="001000000000" w:firstRow="0" w:lastRow="0" w:firstColumn="1" w:lastColumn="0" w:oddVBand="0" w:evenVBand="0" w:oddHBand="0" w:evenHBand="0" w:firstRowFirstColumn="0" w:firstRowLastColumn="0" w:lastRowFirstColumn="0" w:lastRowLastColumn="0"/>
             <w:tcW w:w="3000" w:type="dxa"/>
-          </w:tcPr>
-          <w:p>
+            <w:tcMar/>
+          </w:tcPr>
+          <w:p wp14:textId="77777777">
             <w:r>
               <w:rPr>
                 <w:b/>
               </w:rPr>
-              <w:t>Project</w:t>
-            </w:r>
-          </w:p>
-        </w:tc>
-        <w:tc>
-          <w:tcPr>
+              <w:t xml:space="preserve">Project</w:t>
+            </w:r>
+          </w:p>
+        </w:tc>
+        <w:tc>
+          <w:tcPr>
+            <w:cnfStyle w:val="000000000000" w:firstRow="0" w:lastRow="0" w:firstColumn="0" w:lastColumn="0" w:oddVBand="0" w:evenVBand="0" w:oddHBand="0" w:evenHBand="0" w:firstRowFirstColumn="0" w:firstRowLastColumn="0" w:lastRowFirstColumn="0" w:lastRowLastColumn="0"/>
             <w:tcW w:w="5640" w:type="dxa"/>
-          </w:tcPr>
-          <w:p>
-            <w:r>
-              <w:t>MAXIMUS</w:t>
-            </w:r>
-          </w:p>
-        </w:tc>
-      </w:tr>
-      <w:tr>
-        <w:tc>
-          <w:tcPr>
+            <w:tcMar/>
+          </w:tcPr>
+          <w:p wp14:textId="77777777">
+            <w:r>
+              <w:t xml:space="preserve">MAXIMUS</w:t>
+            </w:r>
+          </w:p>
+        </w:tc>
+      </w:tr>
+      <w:tr xmlns:wp14="http://schemas.microsoft.com/office/word/2010/wordml" wp14:textId="77777777">
+        <w:tc>
+          <w:tcPr>
+            <w:cnfStyle w:val="001000000000" w:firstRow="0" w:lastRow="0" w:firstColumn="1" w:lastColumn="0" w:oddVBand="0" w:evenVBand="0" w:oddHBand="0" w:evenHBand="0" w:firstRowFirstColumn="0" w:firstRowLastColumn="0" w:lastRowFirstColumn="0" w:lastRowLastColumn="0"/>
             <w:tcW w:w="3000" w:type="dxa"/>
-          </w:tcPr>
-          <w:p>
+            <w:tcMar/>
+          </w:tcPr>
+          <w:p wp14:textId="77777777">
             <w:r>
               <w:rPr>
                 <w:b/>
               </w:rPr>
-              <w:t>Satellite</w:t>
-            </w:r>
-          </w:p>
-        </w:tc>
-        <w:tc>
-          <w:tcPr>
+              <w:t xml:space="preserve">Satellite</w:t>
+            </w:r>
+          </w:p>
+        </w:tc>
+        <w:tc>
+          <w:tcPr>
+            <w:cnfStyle w:val="000000000000" w:firstRow="0" w:lastRow="0" w:firstColumn="0" w:lastColumn="0" w:oddVBand="0" w:evenVBand="0" w:oddHBand="0" w:evenHBand="0" w:firstRowFirstColumn="0" w:firstRowLastColumn="0" w:lastRowFirstColumn="0" w:lastRowLastColumn="0"/>
             <w:tcW w:w="5640" w:type="dxa"/>
-          </w:tcPr>
-          <w:p>
-            <w:r>
-              <w:t>[M1 | sat_multi_source] SAT_PARTY_BANKING</w:t>
-            </w:r>
-          </w:p>
-        </w:tc>
-      </w:tr>
-      <w:tr>
-        <w:tc>
-          <w:tcPr>
+            <w:tcMar/>
+          </w:tcPr>
+          <w:p wp14:textId="77777777">
+            <w:r>
+              <w:t xml:space="preserve">[M1 | sat_multi_source] SAT_PARTY_BANKING</w:t>
+            </w:r>
+          </w:p>
+        </w:tc>
+      </w:tr>
+      <w:tr xmlns:wp14="http://schemas.microsoft.com/office/word/2010/wordml" wp14:textId="77777777">
+        <w:tc>
+          <w:tcPr>
+            <w:cnfStyle w:val="001000000000" w:firstRow="0" w:lastRow="0" w:firstColumn="1" w:lastColumn="0" w:oddVBand="0" w:evenVBand="0" w:oddHBand="0" w:evenHBand="0" w:firstRowFirstColumn="0" w:firstRowLastColumn="0" w:lastRowFirstColumn="0" w:lastRowLastColumn="0"/>
             <w:tcW w:w="3000" w:type="dxa"/>
-          </w:tcPr>
-          <w:p>
+            <w:tcMar/>
+          </w:tcPr>
+          <w:p wp14:textId="77777777">
             <w:r>
               <w:rPr>
                 <w:b/>
               </w:rPr>
-              <w:t>Status</w:t>
-            </w:r>
-          </w:p>
-        </w:tc>
-        <w:tc>
-          <w:tcPr>
+              <w:t xml:space="preserve">Status</w:t>
+            </w:r>
+          </w:p>
+        </w:tc>
+        <w:tc>
+          <w:tcPr>
+            <w:cnfStyle w:val="000000000000" w:firstRow="0" w:lastRow="0" w:firstColumn="0" w:lastColumn="0" w:oddVBand="0" w:evenVBand="0" w:oddHBand="0" w:evenHBand="0" w:firstRowFirstColumn="0" w:firstRowLastColumn="0" w:lastRowFirstColumn="0" w:lastRowLastColumn="0"/>
             <w:tcW w:w="5640" w:type="dxa"/>
-          </w:tcPr>
-          <w:p>
-            <w:r>
-              <w:t>Implemented</w:t>
-            </w:r>
-          </w:p>
-        </w:tc>
-      </w:tr>
-      <w:tr>
-        <w:tc>
-          <w:tcPr>
+            <w:tcMar/>
+          </w:tcPr>
+          <w:p wp14:textId="77777777">
+            <w:r>
+              <w:t xml:space="preserve">Implemented</w:t>
+            </w:r>
+          </w:p>
+        </w:tc>
+      </w:tr>
+      <w:tr xmlns:wp14="http://schemas.microsoft.com/office/word/2010/wordml" wp14:textId="77777777">
+        <w:tc>
+          <w:tcPr>
+            <w:cnfStyle w:val="001000000000" w:firstRow="0" w:lastRow="0" w:firstColumn="1" w:lastColumn="0" w:oddVBand="0" w:evenVBand="0" w:oddHBand="0" w:evenHBand="0" w:firstRowFirstColumn="0" w:firstRowLastColumn="0" w:lastRowFirstColumn="0" w:lastRowLastColumn="0"/>
             <w:tcW w:w="3000" w:type="dxa"/>
-          </w:tcPr>
-          <w:p>
+            <w:tcMar/>
+          </w:tcPr>
+          <w:p wp14:textId="77777777">
             <w:r>
               <w:rPr>
                 <w:b/>
               </w:rPr>
-              <w:t>Pass criteria</w:t>
-            </w:r>
-          </w:p>
-        </w:tc>
-        <w:tc>
-          <w:tcPr>
+              <w:t xml:space="preserve">Pass criteria</w:t>
+            </w:r>
+          </w:p>
+        </w:tc>
+        <w:tc>
+          <w:tcPr>
+            <w:cnfStyle w:val="000000000000" w:firstRow="0" w:lastRow="0" w:firstColumn="0" w:lastColumn="0" w:oddVBand="0" w:evenVBand="0" w:oddHBand="0" w:evenHBand="0" w:firstRowFirstColumn="0" w:firstRowLastColumn="0" w:lastRowFirstColumn="0" w:lastRowLastColumn="0"/>
             <w:tcW w:w="5640" w:type="dxa"/>
-          </w:tcPr>
-          <w:p>
-            <w:r>
-              <w:t>status = PASS</w:t>
-            </w:r>
-          </w:p>
-        </w:tc>
-      </w:tr>
-      <w:tr>
-        <w:tc>
-          <w:tcPr>
+            <w:tcMar/>
+          </w:tcPr>
+          <w:p wp14:textId="77777777">
+            <w:r>
+              <w:t xml:space="preserve">status = PASS</w:t>
+            </w:r>
+          </w:p>
+        </w:tc>
+      </w:tr>
+      <w:tr xmlns:wp14="http://schemas.microsoft.com/office/word/2010/wordml" wp14:textId="77777777">
+        <w:tc>
+          <w:tcPr>
+            <w:cnfStyle w:val="001000000000" w:firstRow="0" w:lastRow="0" w:firstColumn="1" w:lastColumn="0" w:oddVBand="0" w:evenVBand="0" w:oddHBand="0" w:evenHBand="0" w:firstRowFirstColumn="0" w:firstRowLastColumn="0" w:lastRowFirstColumn="0" w:lastRowLastColumn="0"/>
             <w:tcW w:w="3000" w:type="dxa"/>
-          </w:tcPr>
-          <w:p>
+            <w:tcMar/>
+          </w:tcPr>
+          <w:p wp14:textId="77777777">
             <w:r>
               <w:rPr>
                 <w:b/>
               </w:rPr>
-              <w:t>Result (Pass / Fail / NA)</w:t>
-            </w:r>
-          </w:p>
-        </w:tc>
-        <w:tc>
-          <w:tcPr>
+              <w:t xml:space="preserve">Result (Pass / Fail / NA)</w:t>
+            </w:r>
+          </w:p>
+        </w:tc>
+        <w:tc>
+          <w:tcPr>
+            <w:cnfStyle w:val="000000000000" w:firstRow="0" w:lastRow="0" w:firstColumn="0" w:lastColumn="0" w:oddVBand="0" w:evenVBand="0" w:oddHBand="0" w:evenHBand="0" w:firstRowFirstColumn="0" w:firstRowLastColumn="0" w:lastRowFirstColumn="0" w:lastRowLastColumn="0"/>
             <w:tcW w:w="5640" w:type="dxa"/>
-          </w:tcPr>
-          <w:p/>
-        </w:tc>
-      </w:tr>
-      <w:tr>
-        <w:tc>
-          <w:tcPr>
+            <w:tcMar/>
+          </w:tcPr>
+          <w:p wp14:textId="7DB7559D">
+            <w:r>
+              <w:rPr/>
+              <w:t>fail</w:t>
+            </w:r>
+          </w:p>
+        </w:tc>
+      </w:tr>
+      <w:tr xmlns:wp14="http://schemas.microsoft.com/office/word/2010/wordml" wp14:textId="77777777">
+        <w:tc>
+          <w:tcPr>
+            <w:cnfStyle w:val="001000000000" w:firstRow="0" w:lastRow="0" w:firstColumn="1" w:lastColumn="0" w:oddVBand="0" w:evenVBand="0" w:oddHBand="0" w:evenHBand="0" w:firstRowFirstColumn="0" w:firstRowLastColumn="0" w:lastRowFirstColumn="0" w:lastRowLastColumn="0"/>
             <w:tcW w:w="3000" w:type="dxa"/>
-          </w:tcPr>
-          <w:p>
+            <w:tcMar/>
+          </w:tcPr>
+          <w:p wp14:textId="77777777">
             <w:r>
               <w:rPr>
                 <w:b/>
               </w:rPr>
-              <w:t>Rows with status = FAIL (count)</w:t>
-            </w:r>
-          </w:p>
-        </w:tc>
-        <w:tc>
-          <w:tcPr>
+              <w:t xml:space="preserve">Rows with status = FAIL (count)</w:t>
+            </w:r>
+          </w:p>
+        </w:tc>
+        <w:tc>
+          <w:tcPr>
+            <w:cnfStyle w:val="000000000000" w:firstRow="0" w:lastRow="0" w:firstColumn="0" w:lastColumn="0" w:oddVBand="0" w:evenVBand="0" w:oddHBand="0" w:evenHBand="0" w:firstRowFirstColumn="0" w:firstRowLastColumn="0" w:lastRowFirstColumn="0" w:lastRowLastColumn="0"/>
             <w:tcW w:w="5640" w:type="dxa"/>
-          </w:tcPr>
-          <w:p/>
-        </w:tc>
-      </w:tr>
-      <w:tr>
-        <w:tc>
-          <w:tcPr>
+            <w:tcMar/>
+          </w:tcPr>
+          <w:p wp14:textId="77777777">
+            <w:r/>
+          </w:p>
+        </w:tc>
+      </w:tr>
+      <w:tr xmlns:wp14="http://schemas.microsoft.com/office/word/2010/wordml" wp14:textId="77777777">
+        <w:tc>
+          <w:tcPr>
+            <w:cnfStyle w:val="001000000000" w:firstRow="0" w:lastRow="0" w:firstColumn="1" w:lastColumn="0" w:oddVBand="0" w:evenVBand="0" w:oddHBand="0" w:evenHBand="0" w:firstRowFirstColumn="0" w:firstRowLastColumn="0" w:lastRowFirstColumn="0" w:lastRowLastColumn="0"/>
             <w:tcW w:w="3000" w:type="dxa"/>
-          </w:tcPr>
-          <w:p>
+            <w:tcMar/>
+          </w:tcPr>
+          <w:p wp14:textId="77777777">
             <w:r>
               <w:rPr>
                 <w:b/>
               </w:rPr>
-              <w:t>Remarks</w:t>
-            </w:r>
-          </w:p>
-        </w:tc>
-        <w:tc>
-          <w:tcPr>
+              <w:t xml:space="preserve">Remarks</w:t>
+            </w:r>
+          </w:p>
+        </w:tc>
+        <w:tc>
+          <w:tcPr>
+            <w:cnfStyle w:val="000000000000" w:firstRow="0" w:lastRow="0" w:firstColumn="0" w:lastColumn="0" w:oddVBand="0" w:evenVBand="0" w:oddHBand="0" w:evenHBand="0" w:firstRowFirstColumn="0" w:firstRowLastColumn="0" w:lastRowFirstColumn="0" w:lastRowLastColumn="0"/>
             <w:tcW w:w="5640" w:type="dxa"/>
-          </w:tcPr>
-          <w:p/>
+            <w:tcMar/>
+          </w:tcPr>
+          <w:p wp14:textId="77777777">
+            <w:r/>
+          </w:p>
         </w:tc>
       </w:tr>
     </w:tbl>
@@ -6669,29 +7959,77 @@
       <w:tblGrid>
         <w:gridCol w:w="8640"/>
       </w:tblGrid>
-      <w:tr>
+      <w:tr xmlns:wp14="http://schemas.microsoft.com/office/word/2010/wordml" wp14:textId="77777777">
         <w:tc>
           <w:tcPr>
             <w:tcW w:w="8640" w:type="dxa"/>
-          </w:tcPr>
-          <w:p>
+            <w:tcMar/>
+          </w:tcPr>
+          <w:p wp14:textId="77777777">
             <w:r>
               <w:rPr>
                 <w:i/>
               </w:rPr>
-              <w:t>Output:</w:t>
-            </w:r>
-          </w:p>
-        </w:tc>
-      </w:tr>
-      <w:tr>
+              <w:t xml:space="preserve">Output:</w:t>
+            </w:r>
+          </w:p>
+        </w:tc>
+      </w:tr>
+      <w:tr xmlns:wp14="http://schemas.microsoft.com/office/word/2010/wordml" wp14:textId="77777777">
         <w:tc>
           <w:tcPr>
             <w:tcW w:w="8640" w:type="dxa"/>
-          </w:tcPr>
-          <w:p>
-            <w:r>
-              <w:br/>
+            <w:tcMar/>
+          </w:tcPr>
+          <w:p wp14:textId="63777FAE">
+            <w:pPr>
+              <w:pStyle w:val="Normal"/>
+            </w:pPr>
+            <w:r>
+              <w:br/>
+            </w:r>
+            <w:r>
+              <w:drawing>
+                <wp:inline xmlns:wp14="http://schemas.microsoft.com/office/word/2010/wordprocessingDrawing" wp14:editId="7B75A791" wp14:anchorId="28045D5E">
+                  <wp:extent cx="5343525" cy="657225"/>
+                  <wp:effectExtent l="0" t="0" r="0" b="0"/>
+                  <wp:docPr id="9" name="drawing"/>
+                  <wp:cNvGraphicFramePr>
+                    <a:graphicFrameLocks noChangeAspect="1"/>
+                  </wp:cNvGraphicFramePr>
+                  <a:graphic>
+                    <a:graphicData xmlns:a="http://schemas.openxmlformats.org/drawingml/2006/main" uri="http://schemas.openxmlformats.org/drawingml/2006/picture">
+                      <pic:pic xmlns:pic="http://schemas.openxmlformats.org/drawingml/2006/picture">
+                        <pic:nvPicPr>
+                          <pic:cNvPr id="0" name="Picture 1940463604"/>
+                          <pic:cNvPicPr/>
+                        </pic:nvPicPr>
+                        <pic:blipFill>
+                          <a:blip xmlns:r="http://schemas.openxmlformats.org/officeDocument/2006/relationships" r:embed="rIdM9">
+                            <a:extLst>
+                              <a:ext uri="{28A0092B-C50C-407E-A947-70E740481C1C}">
+                                <a14:useLocalDpi xmlns:a14="http://schemas.microsoft.com/office/drawing/2010/main"/>
+                              </a:ext>
+                            </a:extLst>
+                          </a:blip>
+                          <a:stretch>
+                            <a:fillRect/>
+                          </a:stretch>
+                        </pic:blipFill>
+                        <pic:spPr>
+                          <a:xfrm>
+                            <a:off x="0" y="0"/>
+                            <a:ext cx="5343525" cy="657225"/>
+                          </a:xfrm>
+                          <a:prstGeom prst="rect">
+                            <a:avLst/>
+                          </a:prstGeom>
+                        </pic:spPr>
+                      </pic:pic>
+                    </a:graphicData>
+                  </a:graphic>
+                </wp:inline>
+              </w:drawing>
             </w:r>
             <w:r>
               <w:br/>
@@ -6722,167 +8060,207 @@
         <w:gridCol w:w="3000"/>
         <w:gridCol w:w="5640"/>
       </w:tblGrid>
-      <w:tr>
-        <w:tc>
-          <w:tcPr>
+      <w:tr xmlns:wp14="http://schemas.microsoft.com/office/word/2010/wordml" wp14:textId="77777777">
+        <w:tc>
+          <w:tcPr>
+            <w:cnfStyle w:val="001000000000" w:firstRow="0" w:lastRow="0" w:firstColumn="1" w:lastColumn="0" w:oddVBand="0" w:evenVBand="0" w:oddHBand="0" w:evenHBand="0" w:firstRowFirstColumn="0" w:firstRowLastColumn="0" w:lastRowFirstColumn="0" w:lastRowLastColumn="0"/>
             <w:tcW w:w="3000" w:type="dxa"/>
-          </w:tcPr>
-          <w:p>
+            <w:tcMar/>
+          </w:tcPr>
+          <w:p wp14:textId="77777777">
             <w:r>
               <w:rPr>
                 <w:b/>
               </w:rPr>
-              <w:t>Project</w:t>
-            </w:r>
-          </w:p>
-        </w:tc>
-        <w:tc>
-          <w:tcPr>
+              <w:t xml:space="preserve">Project</w:t>
+            </w:r>
+          </w:p>
+        </w:tc>
+        <w:tc>
+          <w:tcPr>
+            <w:cnfStyle w:val="000000000000" w:firstRow="0" w:lastRow="0" w:firstColumn="0" w:lastColumn="0" w:oddVBand="0" w:evenVBand="0" w:oddHBand="0" w:evenHBand="0" w:firstRowFirstColumn="0" w:firstRowLastColumn="0" w:lastRowFirstColumn="0" w:lastRowLastColumn="0"/>
             <w:tcW w:w="5640" w:type="dxa"/>
-          </w:tcPr>
-          <w:p>
-            <w:r>
-              <w:t>MAXIMUS</w:t>
-            </w:r>
-          </w:p>
-        </w:tc>
-      </w:tr>
-      <w:tr>
-        <w:tc>
-          <w:tcPr>
+            <w:tcMar/>
+          </w:tcPr>
+          <w:p wp14:textId="77777777">
+            <w:r>
+              <w:t xml:space="preserve">MAXIMUS</w:t>
+            </w:r>
+          </w:p>
+        </w:tc>
+      </w:tr>
+      <w:tr xmlns:wp14="http://schemas.microsoft.com/office/word/2010/wordml" wp14:textId="77777777">
+        <w:tc>
+          <w:tcPr>
+            <w:cnfStyle w:val="001000000000" w:firstRow="0" w:lastRow="0" w:firstColumn="1" w:lastColumn="0" w:oddVBand="0" w:evenVBand="0" w:oddHBand="0" w:evenHBand="0" w:firstRowFirstColumn="0" w:firstRowLastColumn="0" w:lastRowFirstColumn="0" w:lastRowLastColumn="0"/>
             <w:tcW w:w="3000" w:type="dxa"/>
-          </w:tcPr>
-          <w:p>
+            <w:tcMar/>
+          </w:tcPr>
+          <w:p wp14:textId="77777777">
             <w:r>
               <w:rPr>
                 <w:b/>
               </w:rPr>
-              <w:t>Satellite</w:t>
-            </w:r>
-          </w:p>
-        </w:tc>
-        <w:tc>
-          <w:tcPr>
+              <w:t xml:space="preserve">Satellite</w:t>
+            </w:r>
+          </w:p>
+        </w:tc>
+        <w:tc>
+          <w:tcPr>
+            <w:cnfStyle w:val="000000000000" w:firstRow="0" w:lastRow="0" w:firstColumn="0" w:lastColumn="0" w:oddVBand="0" w:evenVBand="0" w:oddHBand="0" w:evenHBand="0" w:firstRowFirstColumn="0" w:firstRowLastColumn="0" w:lastRowFirstColumn="0" w:lastRowLastColumn="0"/>
             <w:tcW w:w="5640" w:type="dxa"/>
-          </w:tcPr>
-          <w:p>
-            <w:r>
-              <w:t>[M1 | sat_multi_source] SAT_PARTY_IDENTITY</w:t>
-            </w:r>
-          </w:p>
-        </w:tc>
-      </w:tr>
-      <w:tr>
-        <w:tc>
-          <w:tcPr>
+            <w:tcMar/>
+          </w:tcPr>
+          <w:p wp14:textId="77777777">
+            <w:r>
+              <w:t xml:space="preserve">[M1 | sat_multi_source] SAT_PARTY_IDENTITY</w:t>
+            </w:r>
+          </w:p>
+        </w:tc>
+      </w:tr>
+      <w:tr xmlns:wp14="http://schemas.microsoft.com/office/word/2010/wordml" wp14:textId="77777777">
+        <w:tc>
+          <w:tcPr>
+            <w:cnfStyle w:val="001000000000" w:firstRow="0" w:lastRow="0" w:firstColumn="1" w:lastColumn="0" w:oddVBand="0" w:evenVBand="0" w:oddHBand="0" w:evenHBand="0" w:firstRowFirstColumn="0" w:firstRowLastColumn="0" w:lastRowFirstColumn="0" w:lastRowLastColumn="0"/>
             <w:tcW w:w="3000" w:type="dxa"/>
-          </w:tcPr>
-          <w:p>
+            <w:tcMar/>
+          </w:tcPr>
+          <w:p wp14:textId="77777777">
             <w:r>
               <w:rPr>
                 <w:b/>
               </w:rPr>
-              <w:t>Status</w:t>
-            </w:r>
-          </w:p>
-        </w:tc>
-        <w:tc>
-          <w:tcPr>
+              <w:t xml:space="preserve">Status</w:t>
+            </w:r>
+          </w:p>
+        </w:tc>
+        <w:tc>
+          <w:tcPr>
+            <w:cnfStyle w:val="000000000000" w:firstRow="0" w:lastRow="0" w:firstColumn="0" w:lastColumn="0" w:oddVBand="0" w:evenVBand="0" w:oddHBand="0" w:evenHBand="0" w:firstRowFirstColumn="0" w:firstRowLastColumn="0" w:lastRowFirstColumn="0" w:lastRowLastColumn="0"/>
             <w:tcW w:w="5640" w:type="dxa"/>
-          </w:tcPr>
-          <w:p>
-            <w:r>
-              <w:t>Implemented</w:t>
-            </w:r>
-          </w:p>
-        </w:tc>
-      </w:tr>
-      <w:tr>
-        <w:tc>
-          <w:tcPr>
+            <w:tcMar/>
+          </w:tcPr>
+          <w:p wp14:textId="77777777">
+            <w:r>
+              <w:t xml:space="preserve">Implemented</w:t>
+            </w:r>
+          </w:p>
+        </w:tc>
+      </w:tr>
+      <w:tr xmlns:wp14="http://schemas.microsoft.com/office/word/2010/wordml" wp14:textId="77777777">
+        <w:tc>
+          <w:tcPr>
+            <w:cnfStyle w:val="001000000000" w:firstRow="0" w:lastRow="0" w:firstColumn="1" w:lastColumn="0" w:oddVBand="0" w:evenVBand="0" w:oddHBand="0" w:evenHBand="0" w:firstRowFirstColumn="0" w:firstRowLastColumn="0" w:lastRowFirstColumn="0" w:lastRowLastColumn="0"/>
             <w:tcW w:w="3000" w:type="dxa"/>
-          </w:tcPr>
-          <w:p>
+            <w:tcMar/>
+          </w:tcPr>
+          <w:p wp14:textId="77777777">
             <w:r>
               <w:rPr>
                 <w:b/>
               </w:rPr>
-              <w:t>Pass criteria</w:t>
-            </w:r>
-          </w:p>
-        </w:tc>
-        <w:tc>
-          <w:tcPr>
+              <w:t xml:space="preserve">Pass criteria</w:t>
+            </w:r>
+          </w:p>
+        </w:tc>
+        <w:tc>
+          <w:tcPr>
+            <w:cnfStyle w:val="000000000000" w:firstRow="0" w:lastRow="0" w:firstColumn="0" w:lastColumn="0" w:oddVBand="0" w:evenVBand="0" w:oddHBand="0" w:evenHBand="0" w:firstRowFirstColumn="0" w:firstRowLastColumn="0" w:lastRowFirstColumn="0" w:lastRowLastColumn="0"/>
             <w:tcW w:w="5640" w:type="dxa"/>
-          </w:tcPr>
-          <w:p>
-            <w:r>
-              <w:t>status = PASS</w:t>
-            </w:r>
-          </w:p>
-        </w:tc>
-      </w:tr>
-      <w:tr>
-        <w:tc>
-          <w:tcPr>
+            <w:tcMar/>
+          </w:tcPr>
+          <w:p wp14:textId="77777777">
+            <w:r>
+              <w:t xml:space="preserve">status = PASS</w:t>
+            </w:r>
+          </w:p>
+        </w:tc>
+      </w:tr>
+      <w:tr xmlns:wp14="http://schemas.microsoft.com/office/word/2010/wordml" wp14:textId="77777777">
+        <w:tc>
+          <w:tcPr>
+            <w:cnfStyle w:val="001000000000" w:firstRow="0" w:lastRow="0" w:firstColumn="1" w:lastColumn="0" w:oddVBand="0" w:evenVBand="0" w:oddHBand="0" w:evenHBand="0" w:firstRowFirstColumn="0" w:firstRowLastColumn="0" w:lastRowFirstColumn="0" w:lastRowLastColumn="0"/>
             <w:tcW w:w="3000" w:type="dxa"/>
-          </w:tcPr>
-          <w:p>
+            <w:tcMar/>
+          </w:tcPr>
+          <w:p wp14:textId="77777777">
             <w:r>
               <w:rPr>
                 <w:b/>
               </w:rPr>
-              <w:t>Result (Pass / Fail / NA)</w:t>
-            </w:r>
-          </w:p>
-        </w:tc>
-        <w:tc>
-          <w:tcPr>
+              <w:t xml:space="preserve">Result (Pass / Fail / NA)</w:t>
+            </w:r>
+          </w:p>
+        </w:tc>
+        <w:tc>
+          <w:tcPr>
+            <w:cnfStyle w:val="000000000000" w:firstRow="0" w:lastRow="0" w:firstColumn="0" w:lastColumn="0" w:oddVBand="0" w:evenVBand="0" w:oddHBand="0" w:evenHBand="0" w:firstRowFirstColumn="0" w:firstRowLastColumn="0" w:lastRowFirstColumn="0" w:lastRowLastColumn="0"/>
             <w:tcW w:w="5640" w:type="dxa"/>
-          </w:tcPr>
-          <w:p/>
-        </w:tc>
-      </w:tr>
-      <w:tr>
-        <w:tc>
-          <w:tcPr>
+            <w:tcMar/>
+          </w:tcPr>
+          <w:p wp14:textId="60C06D5F">
+            <w:r>
+              <w:rPr/>
+              <w:t>pass</w:t>
+            </w:r>
+          </w:p>
+        </w:tc>
+      </w:tr>
+      <w:tr xmlns:wp14="http://schemas.microsoft.com/office/word/2010/wordml" wp14:textId="77777777">
+        <w:tc>
+          <w:tcPr>
+            <w:cnfStyle w:val="001000000000" w:firstRow="0" w:lastRow="0" w:firstColumn="1" w:lastColumn="0" w:oddVBand="0" w:evenVBand="0" w:oddHBand="0" w:evenHBand="0" w:firstRowFirstColumn="0" w:firstRowLastColumn="0" w:lastRowFirstColumn="0" w:lastRowLastColumn="0"/>
             <w:tcW w:w="3000" w:type="dxa"/>
-          </w:tcPr>
-          <w:p>
+            <w:tcMar/>
+          </w:tcPr>
+          <w:p wp14:textId="77777777">
             <w:r>
               <w:rPr>
                 <w:b/>
               </w:rPr>
-              <w:t>Rows with status = FAIL (count)</w:t>
-            </w:r>
-          </w:p>
-        </w:tc>
-        <w:tc>
-          <w:tcPr>
+              <w:t xml:space="preserve">Rows with status = FAIL (count)</w:t>
+            </w:r>
+          </w:p>
+        </w:tc>
+        <w:tc>
+          <w:tcPr>
+            <w:cnfStyle w:val="000000000000" w:firstRow="0" w:lastRow="0" w:firstColumn="0" w:lastColumn="0" w:oddVBand="0" w:evenVBand="0" w:oddHBand="0" w:evenHBand="0" w:firstRowFirstColumn="0" w:firstRowLastColumn="0" w:lastRowFirstColumn="0" w:lastRowLastColumn="0"/>
             <w:tcW w:w="5640" w:type="dxa"/>
-          </w:tcPr>
-          <w:p/>
-        </w:tc>
-      </w:tr>
-      <w:tr>
-        <w:tc>
-          <w:tcPr>
+            <w:tcMar/>
+          </w:tcPr>
+          <w:p wp14:textId="04C61835">
+            <w:r>
+              <w:rPr/>
+              <w:t>0</w:t>
+            </w:r>
+          </w:p>
+        </w:tc>
+      </w:tr>
+      <w:tr xmlns:wp14="http://schemas.microsoft.com/office/word/2010/wordml" wp14:textId="77777777">
+        <w:tc>
+          <w:tcPr>
+            <w:cnfStyle w:val="001000000000" w:firstRow="0" w:lastRow="0" w:firstColumn="1" w:lastColumn="0" w:oddVBand="0" w:evenVBand="0" w:oddHBand="0" w:evenHBand="0" w:firstRowFirstColumn="0" w:firstRowLastColumn="0" w:lastRowFirstColumn="0" w:lastRowLastColumn="0"/>
             <w:tcW w:w="3000" w:type="dxa"/>
-          </w:tcPr>
-          <w:p>
+            <w:tcMar/>
+          </w:tcPr>
+          <w:p wp14:textId="77777777">
             <w:r>
               <w:rPr>
                 <w:b/>
               </w:rPr>
-              <w:t>Remarks</w:t>
-            </w:r>
-          </w:p>
-        </w:tc>
-        <w:tc>
-          <w:tcPr>
+              <w:t xml:space="preserve">Remarks</w:t>
+            </w:r>
+          </w:p>
+        </w:tc>
+        <w:tc>
+          <w:tcPr>
+            <w:cnfStyle w:val="000000000000" w:firstRow="0" w:lastRow="0" w:firstColumn="0" w:lastColumn="0" w:oddVBand="0" w:evenVBand="0" w:oddHBand="0" w:evenHBand="0" w:firstRowFirstColumn="0" w:firstRowLastColumn="0" w:lastRowFirstColumn="0" w:lastRowLastColumn="0"/>
             <w:tcW w:w="5640" w:type="dxa"/>
-          </w:tcPr>
-          <w:p/>
+            <w:tcMar/>
+          </w:tcPr>
+          <w:p wp14:textId="77777777">
+            <w:r/>
+          </w:p>
         </w:tc>
       </w:tr>
     </w:tbl>
@@ -7215,29 +8593,77 @@
       <w:tblGrid>
         <w:gridCol w:w="8640"/>
       </w:tblGrid>
-      <w:tr>
+      <w:tr xmlns:wp14="http://schemas.microsoft.com/office/word/2010/wordml" wp14:textId="77777777">
         <w:tc>
           <w:tcPr>
             <w:tcW w:w="8640" w:type="dxa"/>
-          </w:tcPr>
-          <w:p>
+            <w:tcMar/>
+          </w:tcPr>
+          <w:p wp14:textId="77777777">
             <w:r>
               <w:rPr>
                 <w:i/>
               </w:rPr>
-              <w:t>Output:</w:t>
-            </w:r>
-          </w:p>
-        </w:tc>
-      </w:tr>
-      <w:tr>
+              <w:t xml:space="preserve">Output:</w:t>
+            </w:r>
+          </w:p>
+        </w:tc>
+      </w:tr>
+      <w:tr xmlns:wp14="http://schemas.microsoft.com/office/word/2010/wordml" wp14:textId="77777777">
         <w:tc>
           <w:tcPr>
             <w:tcW w:w="8640" w:type="dxa"/>
-          </w:tcPr>
-          <w:p>
-            <w:r>
-              <w:br/>
+            <w:tcMar/>
+          </w:tcPr>
+          <w:p wp14:textId="31597C51">
+            <w:pPr>
+              <w:pStyle w:val="Normal"/>
+            </w:pPr>
+            <w:r>
+              <w:br/>
+            </w:r>
+            <w:r>
+              <w:drawing>
+                <wp:inline xmlns:wp14="http://schemas.microsoft.com/office/word/2010/wordprocessingDrawing" wp14:editId="1791D210" wp14:anchorId="22A6D667">
+                  <wp:extent cx="5343525" cy="552450"/>
+                  <wp:effectExtent l="0" t="0" r="0" b="0"/>
+                  <wp:docPr id="10" name="drawing"/>
+                  <wp:cNvGraphicFramePr>
+                    <a:graphicFrameLocks noChangeAspect="1"/>
+                  </wp:cNvGraphicFramePr>
+                  <a:graphic>
+                    <a:graphicData xmlns:a="http://schemas.openxmlformats.org/drawingml/2006/main" uri="http://schemas.openxmlformats.org/drawingml/2006/picture">
+                      <pic:pic xmlns:pic="http://schemas.openxmlformats.org/drawingml/2006/picture">
+                        <pic:nvPicPr>
+                          <pic:cNvPr id="0" name="Picture 1225616288"/>
+                          <pic:cNvPicPr/>
+                        </pic:nvPicPr>
+                        <pic:blipFill>
+                          <a:blip xmlns:r="http://schemas.openxmlformats.org/officeDocument/2006/relationships" r:embed="rIdM10">
+                            <a:extLst>
+                              <a:ext uri="{28A0092B-C50C-407E-A947-70E740481C1C}">
+                                <a14:useLocalDpi xmlns:a14="http://schemas.microsoft.com/office/drawing/2010/main"/>
+                              </a:ext>
+                            </a:extLst>
+                          </a:blip>
+                          <a:stretch>
+                            <a:fillRect/>
+                          </a:stretch>
+                        </pic:blipFill>
+                        <pic:spPr>
+                          <a:xfrm>
+                            <a:off x="0" y="0"/>
+                            <a:ext cx="5343525" cy="552450"/>
+                          </a:xfrm>
+                          <a:prstGeom prst="rect">
+                            <a:avLst/>
+                          </a:prstGeom>
+                        </pic:spPr>
+                      </pic:pic>
+                    </a:graphicData>
+                  </a:graphic>
+                </wp:inline>
+              </w:drawing>
             </w:r>
             <w:r>
               <w:br/>
@@ -7268,167 +8694,207 @@
         <w:gridCol w:w="3000"/>
         <w:gridCol w:w="5640"/>
       </w:tblGrid>
-      <w:tr>
-        <w:tc>
-          <w:tcPr>
+      <w:tr xmlns:wp14="http://schemas.microsoft.com/office/word/2010/wordml" wp14:textId="77777777">
+        <w:tc>
+          <w:tcPr>
+            <w:cnfStyle w:val="001000000000" w:firstRow="0" w:lastRow="0" w:firstColumn="1" w:lastColumn="0" w:oddVBand="0" w:evenVBand="0" w:oddHBand="0" w:evenHBand="0" w:firstRowFirstColumn="0" w:firstRowLastColumn="0" w:lastRowFirstColumn="0" w:lastRowLastColumn="0"/>
             <w:tcW w:w="3000" w:type="dxa"/>
-          </w:tcPr>
-          <w:p>
+            <w:tcMar/>
+          </w:tcPr>
+          <w:p wp14:textId="77777777">
             <w:r>
               <w:rPr>
                 <w:b/>
               </w:rPr>
-              <w:t>Project</w:t>
-            </w:r>
-          </w:p>
-        </w:tc>
-        <w:tc>
-          <w:tcPr>
+              <w:t xml:space="preserve">Project</w:t>
+            </w:r>
+          </w:p>
+        </w:tc>
+        <w:tc>
+          <w:tcPr>
+            <w:cnfStyle w:val="000000000000" w:firstRow="0" w:lastRow="0" w:firstColumn="0" w:lastColumn="0" w:oddVBand="0" w:evenVBand="0" w:oddHBand="0" w:evenHBand="0" w:firstRowFirstColumn="0" w:firstRowLastColumn="0" w:lastRowFirstColumn="0" w:lastRowLastColumn="0"/>
             <w:tcW w:w="5640" w:type="dxa"/>
-          </w:tcPr>
-          <w:p>
-            <w:r>
-              <w:t>MAXIMUS</w:t>
-            </w:r>
-          </w:p>
-        </w:tc>
-      </w:tr>
-      <w:tr>
-        <w:tc>
-          <w:tcPr>
+            <w:tcMar/>
+          </w:tcPr>
+          <w:p wp14:textId="77777777">
+            <w:r>
+              <w:t xml:space="preserve">MAXIMUS</w:t>
+            </w:r>
+          </w:p>
+        </w:tc>
+      </w:tr>
+      <w:tr xmlns:wp14="http://schemas.microsoft.com/office/word/2010/wordml" wp14:textId="77777777">
+        <w:tc>
+          <w:tcPr>
+            <w:cnfStyle w:val="001000000000" w:firstRow="0" w:lastRow="0" w:firstColumn="1" w:lastColumn="0" w:oddVBand="0" w:evenVBand="0" w:oddHBand="0" w:evenHBand="0" w:firstRowFirstColumn="0" w:firstRowLastColumn="0" w:lastRowFirstColumn="0" w:lastRowLastColumn="0"/>
             <w:tcW w:w="3000" w:type="dxa"/>
-          </w:tcPr>
-          <w:p>
+            <w:tcMar/>
+          </w:tcPr>
+          <w:p wp14:textId="77777777">
             <w:r>
               <w:rPr>
                 <w:b/>
               </w:rPr>
-              <w:t>Satellite</w:t>
-            </w:r>
-          </w:p>
-        </w:tc>
-        <w:tc>
-          <w:tcPr>
+              <w:t xml:space="preserve">Satellite</w:t>
+            </w:r>
+          </w:p>
+        </w:tc>
+        <w:tc>
+          <w:tcPr>
+            <w:cnfStyle w:val="000000000000" w:firstRow="0" w:lastRow="0" w:firstColumn="0" w:lastColumn="0" w:oddVBand="0" w:evenVBand="0" w:oddHBand="0" w:evenHBand="0" w:firstRowFirstColumn="0" w:firstRowLastColumn="0" w:lastRowFirstColumn="0" w:lastRowLastColumn="0"/>
             <w:tcW w:w="5640" w:type="dxa"/>
-          </w:tcPr>
-          <w:p>
-            <w:r>
-              <w:t>[M1 | sat_multi_source(OBJECT)] SAT_COMMON_CONTACT</w:t>
-            </w:r>
-          </w:p>
-        </w:tc>
-      </w:tr>
-      <w:tr>
-        <w:tc>
-          <w:tcPr>
+            <w:tcMar/>
+          </w:tcPr>
+          <w:p wp14:textId="77777777">
+            <w:r>
+              <w:t xml:space="preserve">[M1 | sat_multi_source(OBJECT)] SAT_COMMON_CONTACT</w:t>
+            </w:r>
+          </w:p>
+        </w:tc>
+      </w:tr>
+      <w:tr xmlns:wp14="http://schemas.microsoft.com/office/word/2010/wordml" wp14:textId="77777777">
+        <w:tc>
+          <w:tcPr>
+            <w:cnfStyle w:val="001000000000" w:firstRow="0" w:lastRow="0" w:firstColumn="1" w:lastColumn="0" w:oddVBand="0" w:evenVBand="0" w:oddHBand="0" w:evenHBand="0" w:firstRowFirstColumn="0" w:firstRowLastColumn="0" w:lastRowFirstColumn="0" w:lastRowLastColumn="0"/>
             <w:tcW w:w="3000" w:type="dxa"/>
-          </w:tcPr>
-          <w:p>
+            <w:tcMar/>
+          </w:tcPr>
+          <w:p wp14:textId="77777777">
             <w:r>
               <w:rPr>
                 <w:b/>
               </w:rPr>
-              <w:t>Status</w:t>
-            </w:r>
-          </w:p>
-        </w:tc>
-        <w:tc>
-          <w:tcPr>
+              <w:t xml:space="preserve">Status</w:t>
+            </w:r>
+          </w:p>
+        </w:tc>
+        <w:tc>
+          <w:tcPr>
+            <w:cnfStyle w:val="000000000000" w:firstRow="0" w:lastRow="0" w:firstColumn="0" w:lastColumn="0" w:oddVBand="0" w:evenVBand="0" w:oddHBand="0" w:evenHBand="0" w:firstRowFirstColumn="0" w:firstRowLastColumn="0" w:lastRowFirstColumn="0" w:lastRowLastColumn="0"/>
             <w:tcW w:w="5640" w:type="dxa"/>
-          </w:tcPr>
-          <w:p>
-            <w:r>
-              <w:t>Implemented</w:t>
-            </w:r>
-          </w:p>
-        </w:tc>
-      </w:tr>
-      <w:tr>
-        <w:tc>
-          <w:tcPr>
+            <w:tcMar/>
+          </w:tcPr>
+          <w:p wp14:textId="77777777">
+            <w:r>
+              <w:t xml:space="preserve">Implemented</w:t>
+            </w:r>
+          </w:p>
+        </w:tc>
+      </w:tr>
+      <w:tr xmlns:wp14="http://schemas.microsoft.com/office/word/2010/wordml" wp14:textId="77777777">
+        <w:tc>
+          <w:tcPr>
+            <w:cnfStyle w:val="001000000000" w:firstRow="0" w:lastRow="0" w:firstColumn="1" w:lastColumn="0" w:oddVBand="0" w:evenVBand="0" w:oddHBand="0" w:evenHBand="0" w:firstRowFirstColumn="0" w:firstRowLastColumn="0" w:lastRowFirstColumn="0" w:lastRowLastColumn="0"/>
             <w:tcW w:w="3000" w:type="dxa"/>
-          </w:tcPr>
-          <w:p>
+            <w:tcMar/>
+          </w:tcPr>
+          <w:p wp14:textId="77777777">
             <w:r>
               <w:rPr>
                 <w:b/>
               </w:rPr>
-              <w:t>Pass criteria</w:t>
-            </w:r>
-          </w:p>
-        </w:tc>
-        <w:tc>
-          <w:tcPr>
+              <w:t xml:space="preserve">Pass criteria</w:t>
+            </w:r>
+          </w:p>
+        </w:tc>
+        <w:tc>
+          <w:tcPr>
+            <w:cnfStyle w:val="000000000000" w:firstRow="0" w:lastRow="0" w:firstColumn="0" w:lastColumn="0" w:oddVBand="0" w:evenVBand="0" w:oddHBand="0" w:evenHBand="0" w:firstRowFirstColumn="0" w:firstRowLastColumn="0" w:lastRowFirstColumn="0" w:lastRowLastColumn="0"/>
             <w:tcW w:w="5640" w:type="dxa"/>
-          </w:tcPr>
-          <w:p>
-            <w:r>
-              <w:t>status = PASS</w:t>
-            </w:r>
-          </w:p>
-        </w:tc>
-      </w:tr>
-      <w:tr>
-        <w:tc>
-          <w:tcPr>
+            <w:tcMar/>
+          </w:tcPr>
+          <w:p wp14:textId="77777777">
+            <w:r>
+              <w:t xml:space="preserve">status = PASS</w:t>
+            </w:r>
+          </w:p>
+        </w:tc>
+      </w:tr>
+      <w:tr xmlns:wp14="http://schemas.microsoft.com/office/word/2010/wordml" wp14:textId="77777777">
+        <w:tc>
+          <w:tcPr>
+            <w:cnfStyle w:val="001000000000" w:firstRow="0" w:lastRow="0" w:firstColumn="1" w:lastColumn="0" w:oddVBand="0" w:evenVBand="0" w:oddHBand="0" w:evenHBand="0" w:firstRowFirstColumn="0" w:firstRowLastColumn="0" w:lastRowFirstColumn="0" w:lastRowLastColumn="0"/>
             <w:tcW w:w="3000" w:type="dxa"/>
-          </w:tcPr>
-          <w:p>
+            <w:tcMar/>
+          </w:tcPr>
+          <w:p wp14:textId="77777777">
             <w:r>
               <w:rPr>
                 <w:b/>
               </w:rPr>
-              <w:t>Result (Pass / Fail / NA)</w:t>
-            </w:r>
-          </w:p>
-        </w:tc>
-        <w:tc>
-          <w:tcPr>
+              <w:t xml:space="preserve">Result (Pass / Fail / NA)</w:t>
+            </w:r>
+          </w:p>
+        </w:tc>
+        <w:tc>
+          <w:tcPr>
+            <w:cnfStyle w:val="000000000000" w:firstRow="0" w:lastRow="0" w:firstColumn="0" w:lastColumn="0" w:oddVBand="0" w:evenVBand="0" w:oddHBand="0" w:evenHBand="0" w:firstRowFirstColumn="0" w:firstRowLastColumn="0" w:lastRowFirstColumn="0" w:lastRowLastColumn="0"/>
             <w:tcW w:w="5640" w:type="dxa"/>
-          </w:tcPr>
-          <w:p/>
-        </w:tc>
-      </w:tr>
-      <w:tr>
-        <w:tc>
-          <w:tcPr>
+            <w:tcMar/>
+          </w:tcPr>
+          <w:p wp14:textId="311001D3">
+            <w:r>
+              <w:rPr/>
+              <w:t>pass</w:t>
+            </w:r>
+          </w:p>
+        </w:tc>
+      </w:tr>
+      <w:tr xmlns:wp14="http://schemas.microsoft.com/office/word/2010/wordml" wp14:textId="77777777">
+        <w:tc>
+          <w:tcPr>
+            <w:cnfStyle w:val="001000000000" w:firstRow="0" w:lastRow="0" w:firstColumn="1" w:lastColumn="0" w:oddVBand="0" w:evenVBand="0" w:oddHBand="0" w:evenHBand="0" w:firstRowFirstColumn="0" w:firstRowLastColumn="0" w:lastRowFirstColumn="0" w:lastRowLastColumn="0"/>
             <w:tcW w:w="3000" w:type="dxa"/>
-          </w:tcPr>
-          <w:p>
+            <w:tcMar/>
+          </w:tcPr>
+          <w:p wp14:textId="77777777">
             <w:r>
               <w:rPr>
                 <w:b/>
               </w:rPr>
-              <w:t>Rows with status = FAIL (count)</w:t>
-            </w:r>
-          </w:p>
-        </w:tc>
-        <w:tc>
-          <w:tcPr>
+              <w:t xml:space="preserve">Rows with status = FAIL (count)</w:t>
+            </w:r>
+          </w:p>
+        </w:tc>
+        <w:tc>
+          <w:tcPr>
+            <w:cnfStyle w:val="000000000000" w:firstRow="0" w:lastRow="0" w:firstColumn="0" w:lastColumn="0" w:oddVBand="0" w:evenVBand="0" w:oddHBand="0" w:evenHBand="0" w:firstRowFirstColumn="0" w:firstRowLastColumn="0" w:lastRowFirstColumn="0" w:lastRowLastColumn="0"/>
             <w:tcW w:w="5640" w:type="dxa"/>
-          </w:tcPr>
-          <w:p/>
-        </w:tc>
-      </w:tr>
-      <w:tr>
-        <w:tc>
-          <w:tcPr>
+            <w:tcMar/>
+          </w:tcPr>
+          <w:p wp14:textId="459E1985">
+            <w:r>
+              <w:rPr/>
+              <w:t>0</w:t>
+            </w:r>
+          </w:p>
+        </w:tc>
+      </w:tr>
+      <w:tr xmlns:wp14="http://schemas.microsoft.com/office/word/2010/wordml" wp14:textId="77777777">
+        <w:tc>
+          <w:tcPr>
+            <w:cnfStyle w:val="001000000000" w:firstRow="0" w:lastRow="0" w:firstColumn="1" w:lastColumn="0" w:oddVBand="0" w:evenVBand="0" w:oddHBand="0" w:evenHBand="0" w:firstRowFirstColumn="0" w:firstRowLastColumn="0" w:lastRowFirstColumn="0" w:lastRowLastColumn="0"/>
             <w:tcW w:w="3000" w:type="dxa"/>
-          </w:tcPr>
-          <w:p>
+            <w:tcMar/>
+          </w:tcPr>
+          <w:p wp14:textId="77777777">
             <w:r>
               <w:rPr>
                 <w:b/>
               </w:rPr>
-              <w:t>Remarks</w:t>
-            </w:r>
-          </w:p>
-        </w:tc>
-        <w:tc>
-          <w:tcPr>
+              <w:t xml:space="preserve">Remarks</w:t>
+            </w:r>
+          </w:p>
+        </w:tc>
+        <w:tc>
+          <w:tcPr>
+            <w:cnfStyle w:val="000000000000" w:firstRow="0" w:lastRow="0" w:firstColumn="0" w:lastColumn="0" w:oddVBand="0" w:evenVBand="0" w:oddHBand="0" w:evenHBand="0" w:firstRowFirstColumn="0" w:firstRowLastColumn="0" w:lastRowFirstColumn="0" w:lastRowLastColumn="0"/>
             <w:tcW w:w="5640" w:type="dxa"/>
-          </w:tcPr>
-          <w:p/>
+            <w:tcMar/>
+          </w:tcPr>
+          <w:p wp14:textId="77777777">
+            <w:r/>
+          </w:p>
         </w:tc>
       </w:tr>
     </w:tbl>
@@ -7761,29 +9227,77 @@
       <w:tblGrid>
         <w:gridCol w:w="8640"/>
       </w:tblGrid>
-      <w:tr>
+      <w:tr xmlns:wp14="http://schemas.microsoft.com/office/word/2010/wordml" wp14:textId="77777777">
         <w:tc>
           <w:tcPr>
             <w:tcW w:w="8640" w:type="dxa"/>
-          </w:tcPr>
-          <w:p>
+            <w:tcMar/>
+          </w:tcPr>
+          <w:p wp14:textId="77777777">
             <w:r>
               <w:rPr>
                 <w:i/>
               </w:rPr>
-              <w:t>Output:</w:t>
-            </w:r>
-          </w:p>
-        </w:tc>
-      </w:tr>
-      <w:tr>
+              <w:t xml:space="preserve">Output:</w:t>
+            </w:r>
+          </w:p>
+        </w:tc>
+      </w:tr>
+      <w:tr xmlns:wp14="http://schemas.microsoft.com/office/word/2010/wordml" wp14:textId="77777777">
         <w:tc>
           <w:tcPr>
             <w:tcW w:w="8640" w:type="dxa"/>
-          </w:tcPr>
-          <w:p>
-            <w:r>
-              <w:br/>
+            <w:tcMar/>
+          </w:tcPr>
+          <w:p wp14:textId="093A973A">
+            <w:pPr>
+              <w:pStyle w:val="Normal"/>
+            </w:pPr>
+            <w:r>
+              <w:br/>
+            </w:r>
+            <w:r>
+              <w:drawing>
+                <wp:inline xmlns:wp14="http://schemas.microsoft.com/office/word/2010/wordprocessingDrawing" wp14:editId="4BB15E7A" wp14:anchorId="4094B1B8">
+                  <wp:extent cx="5343525" cy="866775"/>
+                  <wp:effectExtent l="0" t="0" r="0" b="0"/>
+                  <wp:docPr id="11" name="drawing"/>
+                  <wp:cNvGraphicFramePr>
+                    <a:graphicFrameLocks noChangeAspect="1"/>
+                  </wp:cNvGraphicFramePr>
+                  <a:graphic>
+                    <a:graphicData xmlns:a="http://schemas.openxmlformats.org/drawingml/2006/main" uri="http://schemas.openxmlformats.org/drawingml/2006/picture">
+                      <pic:pic xmlns:pic="http://schemas.openxmlformats.org/drawingml/2006/picture">
+                        <pic:nvPicPr>
+                          <pic:cNvPr id="0" name="Picture 552096675"/>
+                          <pic:cNvPicPr/>
+                        </pic:nvPicPr>
+                        <pic:blipFill>
+                          <a:blip xmlns:r="http://schemas.openxmlformats.org/officeDocument/2006/relationships" r:embed="rIdM11">
+                            <a:extLst>
+                              <a:ext uri="{28A0092B-C50C-407E-A947-70E740481C1C}">
+                                <a14:useLocalDpi xmlns:a14="http://schemas.microsoft.com/office/drawing/2010/main"/>
+                              </a:ext>
+                            </a:extLst>
+                          </a:blip>
+                          <a:stretch>
+                            <a:fillRect/>
+                          </a:stretch>
+                        </pic:blipFill>
+                        <pic:spPr>
+                          <a:xfrm>
+                            <a:off x="0" y="0"/>
+                            <a:ext cx="5343525" cy="866775"/>
+                          </a:xfrm>
+                          <a:prstGeom prst="rect">
+                            <a:avLst/>
+                          </a:prstGeom>
+                        </pic:spPr>
+                      </pic:pic>
+                    </a:graphicData>
+                  </a:graphic>
+                </wp:inline>
+              </w:drawing>
             </w:r>
             <w:r>
               <w:br/>
@@ -7814,167 +9328,207 @@
         <w:gridCol w:w="3000"/>
         <w:gridCol w:w="5640"/>
       </w:tblGrid>
-      <w:tr>
-        <w:tc>
-          <w:tcPr>
+      <w:tr xmlns:wp14="http://schemas.microsoft.com/office/word/2010/wordml" wp14:textId="77777777">
+        <w:tc>
+          <w:tcPr>
+            <w:cnfStyle w:val="001000000000" w:firstRow="0" w:lastRow="0" w:firstColumn="1" w:lastColumn="0" w:oddVBand="0" w:evenVBand="0" w:oddHBand="0" w:evenHBand="0" w:firstRowFirstColumn="0" w:firstRowLastColumn="0" w:lastRowFirstColumn="0" w:lastRowLastColumn="0"/>
             <w:tcW w:w="3000" w:type="dxa"/>
-          </w:tcPr>
-          <w:p>
+            <w:tcMar/>
+          </w:tcPr>
+          <w:p wp14:textId="77777777">
             <w:r>
               <w:rPr>
                 <w:b/>
               </w:rPr>
-              <w:t>Project</w:t>
-            </w:r>
-          </w:p>
-        </w:tc>
-        <w:tc>
-          <w:tcPr>
+              <w:t xml:space="preserve">Project</w:t>
+            </w:r>
+          </w:p>
+        </w:tc>
+        <w:tc>
+          <w:tcPr>
+            <w:cnfStyle w:val="000000000000" w:firstRow="0" w:lastRow="0" w:firstColumn="0" w:lastColumn="0" w:oddVBand="0" w:evenVBand="0" w:oddHBand="0" w:evenHBand="0" w:firstRowFirstColumn="0" w:firstRowLastColumn="0" w:lastRowFirstColumn="0" w:lastRowLastColumn="0"/>
             <w:tcW w:w="5640" w:type="dxa"/>
-          </w:tcPr>
-          <w:p>
-            <w:r>
-              <w:t>MAXIMUS</w:t>
-            </w:r>
-          </w:p>
-        </w:tc>
-      </w:tr>
-      <w:tr>
-        <w:tc>
-          <w:tcPr>
+            <w:tcMar/>
+          </w:tcPr>
+          <w:p wp14:textId="77777777">
+            <w:r>
+              <w:t xml:space="preserve">MAXIMUS</w:t>
+            </w:r>
+          </w:p>
+        </w:tc>
+      </w:tr>
+      <w:tr xmlns:wp14="http://schemas.microsoft.com/office/word/2010/wordml" wp14:textId="77777777">
+        <w:tc>
+          <w:tcPr>
+            <w:cnfStyle w:val="001000000000" w:firstRow="0" w:lastRow="0" w:firstColumn="1" w:lastColumn="0" w:oddVBand="0" w:evenVBand="0" w:oddHBand="0" w:evenHBand="0" w:firstRowFirstColumn="0" w:firstRowLastColumn="0" w:lastRowFirstColumn="0" w:lastRowLastColumn="0"/>
             <w:tcW w:w="3000" w:type="dxa"/>
-          </w:tcPr>
-          <w:p>
+            <w:tcMar/>
+          </w:tcPr>
+          <w:p wp14:textId="77777777">
             <w:r>
               <w:rPr>
                 <w:b/>
               </w:rPr>
-              <w:t>Satellite</w:t>
-            </w:r>
-          </w:p>
-        </w:tc>
-        <w:tc>
-          <w:tcPr>
+              <w:t xml:space="preserve">Satellite</w:t>
+            </w:r>
+          </w:p>
+        </w:tc>
+        <w:tc>
+          <w:tcPr>
+            <w:cnfStyle w:val="000000000000" w:firstRow="0" w:lastRow="0" w:firstColumn="0" w:lastColumn="0" w:oddVBand="0" w:evenVBand="0" w:oddHBand="0" w:evenHBand="0" w:firstRowFirstColumn="0" w:firstRowLastColumn="0" w:lastRowFirstColumn="0" w:lastRowLastColumn="0"/>
             <w:tcW w:w="5640" w:type="dxa"/>
-          </w:tcPr>
-          <w:p>
-            <w:r>
-              <w:t>[M1 | sat_multi_source(OBJECT)] SAT_PARTY_IDENTIFICATION</w:t>
-            </w:r>
-          </w:p>
-        </w:tc>
-      </w:tr>
-      <w:tr>
-        <w:tc>
-          <w:tcPr>
+            <w:tcMar/>
+          </w:tcPr>
+          <w:p wp14:textId="77777777">
+            <w:r>
+              <w:t xml:space="preserve">[M1 | sat_multi_source(OBJECT)] SAT_PARTY_IDENTIFICATION</w:t>
+            </w:r>
+          </w:p>
+        </w:tc>
+      </w:tr>
+      <w:tr xmlns:wp14="http://schemas.microsoft.com/office/word/2010/wordml" wp14:textId="77777777">
+        <w:tc>
+          <w:tcPr>
+            <w:cnfStyle w:val="001000000000" w:firstRow="0" w:lastRow="0" w:firstColumn="1" w:lastColumn="0" w:oddVBand="0" w:evenVBand="0" w:oddHBand="0" w:evenHBand="0" w:firstRowFirstColumn="0" w:firstRowLastColumn="0" w:lastRowFirstColumn="0" w:lastRowLastColumn="0"/>
             <w:tcW w:w="3000" w:type="dxa"/>
-          </w:tcPr>
-          <w:p>
+            <w:tcMar/>
+          </w:tcPr>
+          <w:p wp14:textId="77777777">
             <w:r>
               <w:rPr>
                 <w:b/>
               </w:rPr>
-              <w:t>Status</w:t>
-            </w:r>
-          </w:p>
-        </w:tc>
-        <w:tc>
-          <w:tcPr>
+              <w:t xml:space="preserve">Status</w:t>
+            </w:r>
+          </w:p>
+        </w:tc>
+        <w:tc>
+          <w:tcPr>
+            <w:cnfStyle w:val="000000000000" w:firstRow="0" w:lastRow="0" w:firstColumn="0" w:lastColumn="0" w:oddVBand="0" w:evenVBand="0" w:oddHBand="0" w:evenHBand="0" w:firstRowFirstColumn="0" w:firstRowLastColumn="0" w:lastRowFirstColumn="0" w:lastRowLastColumn="0"/>
             <w:tcW w:w="5640" w:type="dxa"/>
-          </w:tcPr>
-          <w:p>
-            <w:r>
-              <w:t>Implemented</w:t>
-            </w:r>
-          </w:p>
-        </w:tc>
-      </w:tr>
-      <w:tr>
-        <w:tc>
-          <w:tcPr>
+            <w:tcMar/>
+          </w:tcPr>
+          <w:p wp14:textId="77777777">
+            <w:r>
+              <w:t xml:space="preserve">Implemented</w:t>
+            </w:r>
+          </w:p>
+        </w:tc>
+      </w:tr>
+      <w:tr xmlns:wp14="http://schemas.microsoft.com/office/word/2010/wordml" wp14:textId="77777777">
+        <w:tc>
+          <w:tcPr>
+            <w:cnfStyle w:val="001000000000" w:firstRow="0" w:lastRow="0" w:firstColumn="1" w:lastColumn="0" w:oddVBand="0" w:evenVBand="0" w:oddHBand="0" w:evenHBand="0" w:firstRowFirstColumn="0" w:firstRowLastColumn="0" w:lastRowFirstColumn="0" w:lastRowLastColumn="0"/>
             <w:tcW w:w="3000" w:type="dxa"/>
-          </w:tcPr>
-          <w:p>
+            <w:tcMar/>
+          </w:tcPr>
+          <w:p wp14:textId="77777777">
             <w:r>
               <w:rPr>
                 <w:b/>
               </w:rPr>
-              <w:t>Pass criteria</w:t>
-            </w:r>
-          </w:p>
-        </w:tc>
-        <w:tc>
-          <w:tcPr>
+              <w:t xml:space="preserve">Pass criteria</w:t>
+            </w:r>
+          </w:p>
+        </w:tc>
+        <w:tc>
+          <w:tcPr>
+            <w:cnfStyle w:val="000000000000" w:firstRow="0" w:lastRow="0" w:firstColumn="0" w:lastColumn="0" w:oddVBand="0" w:evenVBand="0" w:oddHBand="0" w:evenHBand="0" w:firstRowFirstColumn="0" w:firstRowLastColumn="0" w:lastRowFirstColumn="0" w:lastRowLastColumn="0"/>
             <w:tcW w:w="5640" w:type="dxa"/>
-          </w:tcPr>
-          <w:p>
-            <w:r>
-              <w:t>status = PASS</w:t>
-            </w:r>
-          </w:p>
-        </w:tc>
-      </w:tr>
-      <w:tr>
-        <w:tc>
-          <w:tcPr>
+            <w:tcMar/>
+          </w:tcPr>
+          <w:p wp14:textId="77777777">
+            <w:r>
+              <w:t xml:space="preserve">status = PASS</w:t>
+            </w:r>
+          </w:p>
+        </w:tc>
+      </w:tr>
+      <w:tr xmlns:wp14="http://schemas.microsoft.com/office/word/2010/wordml" wp14:textId="77777777">
+        <w:tc>
+          <w:tcPr>
+            <w:cnfStyle w:val="001000000000" w:firstRow="0" w:lastRow="0" w:firstColumn="1" w:lastColumn="0" w:oddVBand="0" w:evenVBand="0" w:oddHBand="0" w:evenHBand="0" w:firstRowFirstColumn="0" w:firstRowLastColumn="0" w:lastRowFirstColumn="0" w:lastRowLastColumn="0"/>
             <w:tcW w:w="3000" w:type="dxa"/>
-          </w:tcPr>
-          <w:p>
+            <w:tcMar/>
+          </w:tcPr>
+          <w:p wp14:textId="77777777">
             <w:r>
               <w:rPr>
                 <w:b/>
               </w:rPr>
-              <w:t>Result (Pass / Fail / NA)</w:t>
-            </w:r>
-          </w:p>
-        </w:tc>
-        <w:tc>
-          <w:tcPr>
+              <w:t xml:space="preserve">Result (Pass / Fail / NA)</w:t>
+            </w:r>
+          </w:p>
+        </w:tc>
+        <w:tc>
+          <w:tcPr>
+            <w:cnfStyle w:val="000000000000" w:firstRow="0" w:lastRow="0" w:firstColumn="0" w:lastColumn="0" w:oddVBand="0" w:evenVBand="0" w:oddHBand="0" w:evenHBand="0" w:firstRowFirstColumn="0" w:firstRowLastColumn="0" w:lastRowFirstColumn="0" w:lastRowLastColumn="0"/>
             <w:tcW w:w="5640" w:type="dxa"/>
-          </w:tcPr>
-          <w:p/>
-        </w:tc>
-      </w:tr>
-      <w:tr>
-        <w:tc>
-          <w:tcPr>
+            <w:tcMar/>
+          </w:tcPr>
+          <w:p wp14:textId="71DAAFEB">
+            <w:r>
+              <w:rPr/>
+              <w:t>fail</w:t>
+            </w:r>
+          </w:p>
+        </w:tc>
+      </w:tr>
+      <w:tr xmlns:wp14="http://schemas.microsoft.com/office/word/2010/wordml" wp14:textId="77777777">
+        <w:tc>
+          <w:tcPr>
+            <w:cnfStyle w:val="001000000000" w:firstRow="0" w:lastRow="0" w:firstColumn="1" w:lastColumn="0" w:oddVBand="0" w:evenVBand="0" w:oddHBand="0" w:evenHBand="0" w:firstRowFirstColumn="0" w:firstRowLastColumn="0" w:lastRowFirstColumn="0" w:lastRowLastColumn="0"/>
             <w:tcW w:w="3000" w:type="dxa"/>
-          </w:tcPr>
-          <w:p>
+            <w:tcMar/>
+          </w:tcPr>
+          <w:p wp14:textId="77777777">
             <w:r>
               <w:rPr>
                 <w:b/>
               </w:rPr>
-              <w:t>Rows with status = FAIL (count)</w:t>
-            </w:r>
-          </w:p>
-        </w:tc>
-        <w:tc>
-          <w:tcPr>
+              <w:t xml:space="preserve">Rows with status = FAIL (count)</w:t>
+            </w:r>
+          </w:p>
+        </w:tc>
+        <w:tc>
+          <w:tcPr>
+            <w:cnfStyle w:val="000000000000" w:firstRow="0" w:lastRow="0" w:firstColumn="0" w:lastColumn="0" w:oddVBand="0" w:evenVBand="0" w:oddHBand="0" w:evenHBand="0" w:firstRowFirstColumn="0" w:firstRowLastColumn="0" w:lastRowFirstColumn="0" w:lastRowLastColumn="0"/>
             <w:tcW w:w="5640" w:type="dxa"/>
-          </w:tcPr>
-          <w:p/>
-        </w:tc>
-      </w:tr>
-      <w:tr>
-        <w:tc>
-          <w:tcPr>
+            <w:tcMar/>
+          </w:tcPr>
+          <w:p wp14:textId="77777777">
+            <w:r/>
+          </w:p>
+        </w:tc>
+      </w:tr>
+      <w:tr xmlns:wp14="http://schemas.microsoft.com/office/word/2010/wordml" wp14:textId="77777777">
+        <w:tc>
+          <w:tcPr>
+            <w:cnfStyle w:val="001000000000" w:firstRow="0" w:lastRow="0" w:firstColumn="1" w:lastColumn="0" w:oddVBand="0" w:evenVBand="0" w:oddHBand="0" w:evenHBand="0" w:firstRowFirstColumn="0" w:firstRowLastColumn="0" w:lastRowFirstColumn="0" w:lastRowLastColumn="0"/>
             <w:tcW w:w="3000" w:type="dxa"/>
-          </w:tcPr>
-          <w:p>
+            <w:tcMar/>
+          </w:tcPr>
+          <w:p wp14:textId="77777777">
             <w:r>
               <w:rPr>
                 <w:b/>
               </w:rPr>
-              <w:t>Remarks</w:t>
-            </w:r>
-          </w:p>
-        </w:tc>
-        <w:tc>
-          <w:tcPr>
+              <w:t xml:space="preserve">Remarks</w:t>
+            </w:r>
+          </w:p>
+        </w:tc>
+        <w:tc>
+          <w:tcPr>
+            <w:cnfStyle w:val="000000000000" w:firstRow="0" w:lastRow="0" w:firstColumn="0" w:lastColumn="0" w:oddVBand="0" w:evenVBand="0" w:oddHBand="0" w:evenHBand="0" w:firstRowFirstColumn="0" w:firstRowLastColumn="0" w:lastRowFirstColumn="0" w:lastRowLastColumn="0"/>
             <w:tcW w:w="5640" w:type="dxa"/>
-          </w:tcPr>
-          <w:p/>
+            <w:tcMar/>
+          </w:tcPr>
+          <w:p wp14:textId="53B0161E">
+            <w:r>
+              <w:rPr/>
+              <w:t>No records in sat for maximus source</w:t>
+            </w:r>
+          </w:p>
         </w:tc>
       </w:tr>
     </w:tbl>
@@ -8307,32 +9861,80 @@
       <w:tblGrid>
         <w:gridCol w:w="8640"/>
       </w:tblGrid>
-      <w:tr>
+      <w:tr xmlns:wp14="http://schemas.microsoft.com/office/word/2010/wordml" wp14:textId="77777777">
         <w:tc>
           <w:tcPr>
             <w:tcW w:w="8640" w:type="dxa"/>
-          </w:tcPr>
-          <w:p>
+            <w:tcMar/>
+          </w:tcPr>
+          <w:p wp14:textId="77777777">
             <w:r>
               <w:rPr>
                 <w:i/>
               </w:rPr>
-              <w:t>Output:</w:t>
-            </w:r>
-          </w:p>
-        </w:tc>
-      </w:tr>
-      <w:tr>
+              <w:t xml:space="preserve">Output:</w:t>
+            </w:r>
+          </w:p>
+        </w:tc>
+      </w:tr>
+      <w:tr xmlns:wp14="http://schemas.microsoft.com/office/word/2010/wordml" wp14:textId="77777777">
         <w:tc>
           <w:tcPr>
             <w:tcW w:w="8640" w:type="dxa"/>
-          </w:tcPr>
-          <w:p>
-            <w:r>
-              <w:br/>
-            </w:r>
-            <w:r>
-              <w:br/>
+            <w:tcMar/>
+          </w:tcPr>
+          <w:p wp14:textId="4C090B97">
+            <w:pPr>
+              <w:pStyle w:val="Normal"/>
+            </w:pPr>
+            <w:r>
+              <w:br/>
+            </w:r>
+            <w:r>
+              <w:br/>
+            </w:r>
+            <w:r>
+              <w:drawing>
+                <wp:inline xmlns:wp14="http://schemas.microsoft.com/office/word/2010/wordprocessingDrawing" wp14:editId="14253AA3" wp14:anchorId="0AFA670F">
+                  <wp:extent cx="5343525" cy="581025"/>
+                  <wp:effectExtent l="0" t="0" r="0" b="0"/>
+                  <wp:docPr id="12" name="drawing"/>
+                  <wp:cNvGraphicFramePr>
+                    <a:graphicFrameLocks noChangeAspect="1"/>
+                  </wp:cNvGraphicFramePr>
+                  <a:graphic>
+                    <a:graphicData xmlns:a="http://schemas.openxmlformats.org/drawingml/2006/main" uri="http://schemas.openxmlformats.org/drawingml/2006/picture">
+                      <pic:pic xmlns:pic="http://schemas.openxmlformats.org/drawingml/2006/picture">
+                        <pic:nvPicPr>
+                          <pic:cNvPr id="0" name="Picture 1595483310"/>
+                          <pic:cNvPicPr/>
+                        </pic:nvPicPr>
+                        <pic:blipFill>
+                          <a:blip xmlns:r="http://schemas.openxmlformats.org/officeDocument/2006/relationships" r:embed="rIdM12">
+                            <a:extLst>
+                              <a:ext uri="{28A0092B-C50C-407E-A947-70E740481C1C}">
+                                <a14:useLocalDpi xmlns:a14="http://schemas.microsoft.com/office/drawing/2010/main"/>
+                              </a:ext>
+                            </a:extLst>
+                          </a:blip>
+                          <a:stretch>
+                            <a:fillRect/>
+                          </a:stretch>
+                        </pic:blipFill>
+                        <pic:spPr>
+                          <a:xfrm>
+                            <a:off x="0" y="0"/>
+                            <a:ext cx="5343525" cy="581025"/>
+                          </a:xfrm>
+                          <a:prstGeom prst="rect">
+                            <a:avLst/>
+                          </a:prstGeom>
+                        </pic:spPr>
+                      </pic:pic>
+                    </a:graphicData>
+                  </a:graphic>
+                </wp:inline>
+              </w:drawing>
             </w:r>
             <w:r>
               <w:br/>
@@ -14268,7 +15870,7 @@
                 <wp:inline distT="0" distB="0" distL="180" distR="180">
                   <wp:extent cx="5486400" cy="1473835"/>
                   <wp:effectExtent l="0" t="0" r="0" b="0"/>
-                  <wp:docPr id="1025" name="shape1025" hidden="0"/>
+                  <wp:docPr id="13" name="shape1025" hidden="0"/>
                   <wp:cNvGraphicFramePr>
                     <a:graphicFrameLocks xmlns:a="http://schemas.openxmlformats.org/drawingml/2006/main" noChangeAspect="1"/>
                   </wp:cNvGraphicFramePr>
@@ -14857,7 +16459,7 @@
                 <wp:inline distT="0" distB="0" distL="180" distR="180">
                   <wp:extent cx="5486400" cy="1957705"/>
                   <wp:effectExtent l="0" t="0" r="0" b="0"/>
-                  <wp:docPr id="1026" name="shape1026" hidden="0"/>
+                  <wp:docPr id="14" name="shape1026" hidden="0"/>
                   <wp:cNvGraphicFramePr>
                     <a:graphicFrameLocks xmlns:a="http://schemas.openxmlformats.org/drawingml/2006/main" noChangeAspect="1"/>
                   </wp:cNvGraphicFramePr>
@@ -15458,7 +17060,7 @@
                 <wp:inline distT="0" distB="0" distL="180" distR="180">
                   <wp:extent cx="5486400" cy="1909445"/>
                   <wp:effectExtent l="0" t="0" r="0" b="0"/>
-                  <wp:docPr id="1027" name="shape1027" hidden="0"/>
+                  <wp:docPr id="15" name="shape1027" hidden="0"/>
                   <wp:cNvGraphicFramePr>
                     <a:graphicFrameLocks xmlns:a="http://schemas.openxmlformats.org/drawingml/2006/main" noChangeAspect="1"/>
                   </wp:cNvGraphicFramePr>
@@ -16053,7 +17655,7 @@
                 <wp:inline distT="0" distB="0" distL="180" distR="180">
                   <wp:extent cx="5486400" cy="2030095"/>
                   <wp:effectExtent l="0" t="0" r="0" b="0"/>
-                  <wp:docPr id="1028" name="shape1028" hidden="0"/>
+                  <wp:docPr id="16" name="shape1028" hidden="0"/>
                   <wp:cNvGraphicFramePr>
                     <a:graphicFrameLocks xmlns:a="http://schemas.openxmlformats.org/drawingml/2006/main" noChangeAspect="1"/>
                   </wp:cNvGraphicFramePr>
